--- a/download/studien-aktuell.docx
+++ b/download/studien-aktuell.docx
@@ -62,7 +62,7 @@
           <w:color w:val="666666"/>
           <w:sz w:val="18"/>
         </w:rPr>
-        <w:t>Stand: 13.09.2026  |  6 Studien  |  klima.m-vf.de</w:t>
+        <w:t>Stand: 14.09.2026  |  6 Studien  |  klima.m-vf.de</w:t>
       </w:r>
     </w:p>
     <w:p>
@@ -70,7 +70,7 @@
         <w:pStyle w:val="Heading1"/>
       </w:pPr>
       <w:r>
-        <w:t>Aufgenommen am 13.09.2026</w:t>
+        <w:t>Aufgenommen am 14.09.2026</w:t>
       </w:r>
     </w:p>
     <w:p>
@@ -78,7 +78,7 @@
         <w:pStyle w:val="Heading2"/>
       </w:pPr>
       <w:r>
-        <w:t>Skala zur Wahrnehmung von Klimarisiken: Psychometrische Entwicklung und Validierung</w:t>
+        <w:t>Langzeitluftverschmutzung und neurodegeneratives Risiko bei älteren Chinesen</w:t>
       </w:r>
     </w:p>
     <w:p>
@@ -88,12 +88,12 @@
           <w:color w:val="666666"/>
           <w:sz w:val="18"/>
         </w:rPr>
-        <w:t>Ozen N et al.  ·  PLoS One  ·  09.09.2026  ·  PMID 42715258</w:t>
+        <w:t>Gui R et al.  ·  Environ Health  ·  07.09.2026  ·  PMID 42728615</w:t>
       </w:r>
     </w:p>
     <w:p>
       <w:r>
-        <w:t>Eine methodische Studie entwickelte und validierte ein Messinstrument (GCCRP-S) zur Erfassung multidimensionaler Wahrnehmung von globalen Klimarisiken bei Erwachsenen.</w:t>
+        <w:t>Querschnittstudie zur Assoziation zwischen langjähriger Exposition gegenüber PM2,5, PM10, NO₂, O₃ und zusammengesetztem neurodegenerativem Risikoscore (CHARLS-Daten 2011–2015).</w:t>
       </w:r>
     </w:p>
     <w:p>
@@ -104,7 +104,7 @@
         <w:t xml:space="preserve">Ergebnis: </w:t>
       </w:r>
       <w:r>
-        <w:t>Die 24-Item-Skala zeigt eine Fünf-Faktor-Struktur, die 69,40% der Varianz erklärt. Cronbachs-α = 0,957; Intraklassen-Korrelationskoeffizient (Stabilität) = 0,940. Goodness-of-Fit-Indizes waren zufriedenstellend.</w:t>
+        <w:t>PM2,5 signifikant assoziiert mit erhöhtem neurodegenerativem Risikoscore (adjustiertes β = 0,010; 95%-KI 0,008–0,016); nach Logistischer Regression OR = 1,52 (95%-KI 1,01–2,31), spezifisch für Altersgruppe 60–74 Jahre. PM10, NO₂, O₃ zeigten keine signifikanten Assoziationen.</w:t>
       </w:r>
     </w:p>
     <w:p>
@@ -119,7 +119,7 @@
         <w:rPr>
           <w:sz w:val="19"/>
         </w:rPr>
-        <w:t>Qualitative psychometrische Evidenz; Klimarisikowahrnehmung ist überall relevant, Instrument zur internationalen Anwendung geeignet</w:t>
+        <w:t>China, älteren Menschen, begrenzt auf methodisches Konzept</w:t>
       </w:r>
     </w:p>
     <w:p>
@@ -128,7 +128,7 @@
           <w:color w:val="5A7D3A"/>
           <w:sz w:val="18"/>
         </w:rPr>
-        <w:t>https://pubmed.ncbi.nlm.nih.gov/42715258/</w:t>
+        <w:t>https://pubmed.ncbi.nlm.nih.gov/42728615/</w:t>
       </w:r>
     </w:p>
     <w:p>
@@ -136,7 +136,7 @@
         <w:pStyle w:val="Heading2"/>
       </w:pPr>
       <w:r>
-        <w:t>Kindergarten und Schulkinder in Ungarn: Exposition gegenüber Tabakrauch und elterliche Risikofaktoren</w:t>
+        <w:t>Meteorologische Expositionen und Krebssterblichkeit in Shanghai</w:t>
       </w:r>
     </w:p>
     <w:p>
@@ -146,12 +146,12 @@
           <w:color w:val="666666"/>
           <w:sz w:val="18"/>
         </w:rPr>
-        <w:t>Ulambayar B et al.  ·  Front Public Health  ·  06.08.2026  ·  PMID 42625906</w:t>
+        <w:t>Guo J et al.  ·  Front Public Health  ·  27.08.2026  ·  PMID 42723926</w:t>
       </w:r>
     </w:p>
     <w:p>
       <w:r>
-        <w:t>Eine Studie mit Daten der Europäischen Gesundheitsbefragung 2019 untersuchte Prävalenz und Determinanten der Passivrauchweltung bei Kindern in Ungarn.</w:t>
+        <w:t>Zeitreihenanalyse mit distributed lag non-linear models zu Assoziationen zwischen meteorologischen Faktoren und täglichen Krebstodesfällen (2014–2023, n=26.684).</w:t>
       </w:r>
     </w:p>
     <w:p>
@@ -162,7 +162,7 @@
         <w:t xml:space="preserve">Ergebnis: </w:t>
       </w:r>
       <w:r>
-        <w:t>8,8% der Kinder waren indoor und 17,1% outdoor Passivrauchweltung ausgesetzt; 21,5% insgesamt. Niedrigeinkommen, aktives Rauchen und schlechtere Mundgesundheit der Eltern waren signifikant mit höheren Odds der Exposition assoziiert.</w:t>
+        <w:t>Tiefe Temperaturen und niedrige Luftfeuchte zeigten nicht-lineare verzögerte Effekte: Bei 2,5-Perzentil der mittleren Temperatur relatives Risiko (RR) für Lungenkrebs 2,807 (95%-KI 1,412–5,579); niedrige Luftfeuchte RR 1,690 (95%-KI 1,269–2,250). Effekte über 0–21 Tage Verzögerung.</w:t>
       </w:r>
     </w:p>
     <w:p>
@@ -177,7 +177,7 @@
         <w:rPr>
           <w:sz w:val="19"/>
         </w:rPr>
-        <w:t>Ungarn, vergleichbare gemäßigte Klimazone und europäische Gesundheitssituation</w:t>
+        <w:t>China, Methodik übertragbar, methodisches Modell für gemäßigte Zonen relevant</w:t>
       </w:r>
     </w:p>
     <w:p>
@@ -186,7 +186,7 @@
           <w:color w:val="5A7D3A"/>
           <w:sz w:val="18"/>
         </w:rPr>
-        <w:t>https://pubmed.ncbi.nlm.nih.gov/42625906/</w:t>
+        <w:t>https://pubmed.ncbi.nlm.nih.gov/42723926/</w:t>
       </w:r>
     </w:p>
     <w:p>
@@ -194,7 +194,7 @@
         <w:pStyle w:val="Heading2"/>
       </w:pPr>
       <w:r>
-        <w:t>Ältere Menschen und Extremwetterereignisse: Handlungsempfehlungen eines US-Forschungsverbundes</w:t>
+        <w:t>Klimawandel als Treiber von Lebensmittelsicherheitsrisiken in Belgien</w:t>
       </w:r>
     </w:p>
     <w:p>
@@ -204,12 +204,12 @@
           <w:color w:val="666666"/>
           <w:sz w:val="18"/>
         </w:rPr>
-        <w:t>Choi EY et al.  ·  J Gerontol A Biol Sci Med Sci  ·  01.07.2026  ·  PMID 42334962</w:t>
+        <w:t>Vermeersch M et al.  ·  Food Res Int  ·  01.10.2026  ·  PMID 42562462</w:t>
       </w:r>
     </w:p>
     <w:p>
       <w:r>
-        <w:t>Ein Expertenpapier synthesiert Forschungsergebnisse zu Auswirkungen von Extremwetterereignissen auf ältere Menschen und identifiziert Prioritäten für Intervention und Anpassung.</w:t>
+        <w:t>Qualitative Studie mit 24 Qualitätsmanagern in belgischen Lebensmittelbetrieben zum Einfluss des externen Geschäftsumfelds auf Lebensmittelsicherheitsmanagementsysteme (DPSIR-Rahmen).</w:t>
       </w:r>
     </w:p>
     <w:p>
@@ -220,7 +220,7 @@
         <w:t xml:space="preserve">Ergebnis: </w:t>
       </w:r>
       <w:r>
-        <w:t>Kernempfehlungen: Längere Verlaufsstudien mit kumulativen Exposurmaßen, stärkeres Augenmerk auf Heterogenität innerhalb älterer Populationen, kontextspezifische Interventionsforschung, Berücksichtigung sozialer und umweltbezogener Ressourcen.</w:t>
+        <w:t>Klimawandel als hochrangig bewerteter Treiber für Lebensmittelsicherheitsdruck identifiziert (hohe Bedeutung und Machbarkeit der Reaktion); Störungen hauptsächlich durch Rohstoffverfügbarkeitsprobleme; fünf Lebensmittelsicherheitsdrücke durch zunehmende Präsenz oder Emergence von Gefahren.</w:t>
       </w:r>
     </w:p>
     <w:p>
@@ -235,7 +235,7 @@
         <w:rPr>
           <w:sz w:val="19"/>
         </w:rPr>
-        <w:t>USA, aber Risikogruppe (ältere Menschen) und Extremwetter-Klimafolgen sind in gemäßigten Zonen universell</w:t>
+        <w:t>Belgien, EU-Kontext, verarbeitende Industrie, direkte Übertragbarkeit</w:t>
       </w:r>
     </w:p>
     <w:p>
@@ -244,7 +244,7 @@
           <w:color w:val="5A7D3A"/>
           <w:sz w:val="18"/>
         </w:rPr>
-        <w:t>https://pubmed.ncbi.nlm.nih.gov/42334962/</w:t>
+        <w:t>https://pubmed.ncbi.nlm.nih.gov/42562462/</w:t>
       </w:r>
     </w:p>
     <w:p>
@@ -252,7 +252,7 @@
         <w:pStyle w:val="Heading2"/>
       </w:pPr>
       <w:r>
-        <w:t>Feinstaub (PM2,5) und Krankheitslast in BRICS-Ländern 1990–2023</w:t>
+        <w:t>Wahrnehmung nachhaltiger Entwicklung bei schwedischen Physiotherapiestudierenden</w:t>
       </w:r>
     </w:p>
     <w:p>
@@ -262,12 +262,12 @@
           <w:color w:val="666666"/>
           <w:sz w:val="18"/>
         </w:rPr>
-        <w:t>Si S et al.  ·  BMJ Glob Health  ·  22.06.2026  ·  PMID 42331512</w:t>
+        <w:t>Pettersson A et al.  ·  BMC Med Educ  ·  07.07.2026  ·  PMID 42414974</w:t>
       </w:r>
     </w:p>
     <w:p>
       <w:r>
-        <w:t>Eine Global-Burden-of-Disease-Analyse quantifizierte die länderübergreifende Sterblichkeit und Morbiditätsbelastung durch PM2,5-Exposition in BRICS-Ländern über 34 Jahre.</w:t>
+        <w:t>Querschnittstudie unter 116 Studierenden aller acht schwedischen Physiotherapieprogramme zu Erfahrungen, Haltungen und ökologischen Weltbildern bezüglich nachhaltiger Entwicklung.</w:t>
       </w:r>
     </w:p>
     <w:p>
@@ -278,7 +278,7 @@
         <w:t xml:space="preserve">Ergebnis: </w:t>
       </w:r>
       <w:r>
-        <w:t>2023: 2,955 Millionen Todesfälle durch PM2,5 in BRICS (59% der globalen Last). Altersstandardisierte Sterblichkeit in BRICS deutlich über Weltdurchschnitt und über G7-Ländern. Indien zeigt steigende Lasten, China stabil. Projektion bis 2050: BRICS-Last bleibt über Weltniveau.</w:t>
+        <w:t>Schüler zeigten überwiegend ökozentrische Umwelteinstellung und Bewusstsein für Nachhaltigkeitsziele; ein Drittel gab an, nur beiläufige Kommentare oder spontane Diskussionen erhalten zu haben; 40% unterstützten keine weitere Integration des Themas; begrenzte Exposition gegenüber geeigneten Lernaktivitäten.</w:t>
       </w:r>
     </w:p>
     <w:p>
@@ -293,7 +293,7 @@
         <w:rPr>
           <w:sz w:val="19"/>
         </w:rPr>
-        <w:t>Globale Perspektive; Luftverschmutzung relevant in vielen Ländern, Trendindikatoren hilfreich, aber absolute Schwellen nicht auf Deutschland übertragbar</w:t>
+        <w:t>Schweden, nordische gemäßigte Zone, Gesundheitsausbildung</w:t>
       </w:r>
     </w:p>
     <w:p>
@@ -302,7 +302,7 @@
           <w:color w:val="5A7D3A"/>
           <w:sz w:val="18"/>
         </w:rPr>
-        <w:t>https://pubmed.ncbi.nlm.nih.gov/42331512/</w:t>
+        <w:t>https://pubmed.ncbi.nlm.nih.gov/42414974/</w:t>
       </w:r>
     </w:p>
     <w:p>
@@ -310,7 +310,7 @@
         <w:pStyle w:val="Heading2"/>
       </w:pPr>
       <w:r>
-        <w:t>Feinstaub und Atemwegserkrankungen: Beschwerdeanstieg in rumänischen Regionen mit hoher Luftbelastung</w:t>
+        <w:t>Organisationale und kommunale Resilienz gegen naturkatastrophale Klimafolgen</w:t>
       </w:r>
     </w:p>
     <w:p>
@@ -320,12 +320,12 @@
           <w:color w:val="666666"/>
           <w:sz w:val="18"/>
         </w:rPr>
-        <w:t>Zaharia DC et al.  ·  Front Public Health  ·  04.06.2026  ·  PMID 42326945</w:t>
+        <w:t>Wolgast A et al.  ·  BMC Public Health  ·  18.06.2026  ·  PMID 42316093</w:t>
       </w:r>
     </w:p>
     <w:p>
       <w:r>
-        <w:t>Eine ökologische Studie analysierte Korrelationen zwischen PM10- und PM2,5-Konzentrationen und Morbiditäts-/Mortalitätsraten in allen Regionen Rumäniens (2014–2021).</w:t>
+        <w:t>Qualitative systematische Übersichtsarbeit über 57 Interventionsstudien zu Vorbereitung und Resilienz gegen Naturkatastrophen mit Fokus auf Rolle empowernder Bildung (PRISMA 2020).</w:t>
       </w:r>
     </w:p>
     <w:p>
@@ -336,7 +336,7 @@
         <w:t xml:space="preserve">Ergebnis: </w:t>
       </w:r>
       <w:r>
-        <w:t>PM10 und PM2,5 zeigten signifikante schwache positive Korrelationen mit Lungenkrebs (r = 0,211, p &lt; 0,001; r = 0,166, p = 0,022) und Asthma (r = 0,264; r = 0,31, p &lt; 0,001). Der 3-Jahres-Expositionsfenster war ein Prädiktor: PM2,5 addierte 5,28 Asthma-Krankenhauseinweisungen pro 100.000 Einwohner pro μg/m³.</w:t>
+        <w:t>Kernaussage: Resilience entsteht aus lokalen Bedingungen, sozialer Partizipation und Lernprozessen, nicht aus isolierten Maßnahmen; viele Interventionen sind kurzfristig und reaktiv; empowernde Bildung erhöht Vorbereitung besonders bei Jugendlichen; Bedarf für inklusive, kontextsensitive und nachhaltige Ansätze.</w:t>
       </w:r>
     </w:p>
     <w:p>
@@ -351,7 +351,7 @@
         <w:rPr>
           <w:sz w:val="19"/>
         </w:rPr>
-        <w:t>Rumänien (Mitteleuropa), nationale Luftgütedaten und europäische Versorgungsstruktur</w:t>
+        <w:t>Globale Evidenz, Konzept auf gemäßigte Zonen übertragbar</w:t>
       </w:r>
     </w:p>
     <w:p>
@@ -360,7 +360,7 @@
           <w:color w:val="5A7D3A"/>
           <w:sz w:val="18"/>
         </w:rPr>
-        <w:t>https://pubmed.ncbi.nlm.nih.gov/42326945/</w:t>
+        <w:t>https://pubmed.ncbi.nlm.nih.gov/42316093/</w:t>
       </w:r>
     </w:p>
     <w:p>
@@ -368,7 +368,7 @@
         <w:pStyle w:val="Heading2"/>
       </w:pPr>
       <w:r>
-        <w:t>Luftverschmutzung und Typ-2-Diabetes in kontaminiertem italienischen Industriegebiet</w:t>
+        <w:t>Luftverschmutzung und ursachenspezifische Sterblichkeit in der EU</w:t>
       </w:r>
     </w:p>
     <w:p>
@@ -378,12 +378,12 @@
           <w:color w:val="666666"/>
           <w:sz w:val="18"/>
         </w:rPr>
-        <w:t>Bottini I et al.  ·  Environ Pollut  ·  01.10.2026  ·  PMID 42323074</w:t>
+        <w:t>Stanisci I et al.  ·  Sci Rep  ·  18.06.2026  ·  PMID 42315660</w:t>
       </w:r>
     </w:p>
     <w:p>
       <w:r>
-        <w:t>Eine Kohortenstudie mit 392.133 Erwachsenen im kontaminierten River Sacco Valley (Zentralitalien) untersuchte Langzeitexposition gegenüber Luftschadstoffen und Typ-2-Diabetes-Inzidenz.</w:t>
+        <w:t>Meta-Analyse und Meta-Regression zu Kurzzeit- und Langzeiteffekten von PM10, PM2,5, NO₂ und O₃ auf ursachenspezifische Sterblichkeit in 31 europäischen Studien (2020-2025).</w:t>
       </w:r>
     </w:p>
     <w:p>
@@ -394,7 +394,7 @@
         <w:t xml:space="preserve">Ergebnis: </w:t>
       </w:r>
       <w:r>
-        <w:t>SO₂-Exposition war mit erhöhtem T2D-Risiko assoziiert (HR: 1,01; 95%-KI: 1,00–1,02), besonders bei Frauen (HR: 1,02; 95%-KI: 1,01–1,04). Wohnen innerhalb 1 km vom kontaminierten Fluss erhöhte das T2D-Risiko konsistent.</w:t>
+        <w:t>PM2,5 assoziiert mit Gesamtsterblichkeit (RR ≈ 1,10 pro 10 µg/m³), kardiovaskulärer Sterblichkeit (RR = 1,026; 95%-KI 1,014–1,039) und respiratorischer Sterblichkeit (RR = 1,032; 95%-KI 1,013–1,050); Langzeiteffekte stärker als Kurzzeiteffekte. PM10 zeigte schwächere Assoziationen. Heterogenität I² 78–98%.</w:t>
       </w:r>
     </w:p>
     <w:p>
@@ -409,7 +409,7 @@
         <w:rPr>
           <w:sz w:val="19"/>
         </w:rPr>
-        <w:t>Südeuropa, Industrieregion; höhere Expositionsniveaus als Deutschland aber gleiche Pathomechanismen</w:t>
+        <w:t>Europa, direkter Sterblichkeitsbezug, gemäßigte Klimazone</w:t>
       </w:r>
     </w:p>
     <w:p>
@@ -418,7 +418,7 @@
           <w:color w:val="5A7D3A"/>
           <w:sz w:val="18"/>
         </w:rPr>
-        <w:t>https://pubmed.ncbi.nlm.nih.gov/42323074/</w:t>
+        <w:t>https://pubmed.ncbi.nlm.nih.gov/42315660/</w:t>
       </w:r>
     </w:p>
     <w:sectPr>

--- a/download/studien-aktuell.docx
+++ b/download/studien-aktuell.docx
@@ -62,7 +62,7 @@
           <w:color w:val="666666"/>
           <w:sz w:val="18"/>
         </w:rPr>
-        <w:t>Stand: 14.09.2026  |  6 Studien  |  klima.m-vf.de</w:t>
+        <w:t>Stand: 15.09.2026  |  6 Studien  |  klima.m-vf.de</w:t>
       </w:r>
     </w:p>
     <w:p>
@@ -70,7 +70,7 @@
         <w:pStyle w:val="Heading1"/>
       </w:pPr>
       <w:r>
-        <w:t>Aufgenommen am 14.09.2026</w:t>
+        <w:t>Aufgenommen am 15.09.2026</w:t>
       </w:r>
     </w:p>
     <w:p>
@@ -78,7 +78,7 @@
         <w:pStyle w:val="Heading2"/>
       </w:pPr>
       <w:r>
-        <w:t>Langzeitluftverschmutzung und neurodegeneratives Risiko bei älteren Chinesen</w:t>
+        <w:t>Hitze-Gesundheits-Surveillance: Bevölkerungsalterung erklärt Zusammenhang zwischen Einpersonenhaushalten und Infusionstherapie</w:t>
       </w:r>
     </w:p>
     <w:p>
@@ -88,12 +88,12 @@
           <w:color w:val="666666"/>
           <w:sz w:val="18"/>
         </w:rPr>
-        <w:t>Gui R et al.  ·  Environ Health  ·  07.09.2026  ·  PMID 42728615</w:t>
+        <w:t>Saito H et al.  ·  Int J Biometeorol  ·  14.09.2026  ·  PMID 42734840</w:t>
       </w:r>
     </w:p>
     <w:p>
       <w:r>
-        <w:t>Querschnittstudie zur Assoziation zwischen langjähriger Exposition gegenüber PM2,5, PM10, NO₂, O₃ und zusammengesetztem neurodegenerativem Risikoscore (CHARLS-Daten 2011–2015).</w:t>
+        <w:t>Ökologische Studie der 47 japanischen Präfekturen untersuchte, ob Seniorenhaushalte mit hohem Anteil mit Infusionstherapie-Nutzung assoziiert sind und ob Bevölkerungsalterung diesen Zusammenhang erklärt.</w:t>
       </w:r>
     </w:p>
     <w:p>
@@ -104,7 +104,7 @@
         <w:t xml:space="preserve">Ergebnis: </w:t>
       </w:r>
       <w:r>
-        <w:t>PM2,5 signifikant assoziiert mit erhöhtem neurodegenerativem Risikoscore (adjustiertes β = 0,010; 95%-KI 0,008–0,016); nach Logistischer Regression OR = 1,52 (95%-KI 1,01–2,31), spezifisch für Altersgruppe 60–74 Jahre. PM10, NO₂, O₃ zeigten keine signifikanten Assoziationen.</w:t>
+        <w:t>Unadjustiert: Seniorenhaushaltsquote assoziiert mit Infusionstherapie-Nutzung (β 723,37; 376,52-1.070,21; p 0,0001). Nach Anpassung um Alterungsrate: Attenuation um 57,1 % (β 310,2; -87,0-707,4; p 0,126). Nach zusätzlicher Anpassung für Hitzevariablen: Effekt gegen Null (β -31,8; p 0,902).</w:t>
       </w:r>
     </w:p>
     <w:p>
@@ -119,7 +119,7 @@
         <w:rPr>
           <w:sz w:val="19"/>
         </w:rPr>
-        <w:t>China, älteren Menschen, begrenzt auf methodisches Konzept</w:t>
+        <w:t>Japan, gemäßigte/subtropische Zone, unterstreicht Notwendigkeit demografischer Adjustierung bei Hitzesurveillance</w:t>
       </w:r>
     </w:p>
     <w:p>
@@ -128,7 +128,7 @@
           <w:color w:val="5A7D3A"/>
           <w:sz w:val="18"/>
         </w:rPr>
-        <w:t>https://pubmed.ncbi.nlm.nih.gov/42728615/</w:t>
+        <w:t>https://pubmed.ncbi.nlm.nih.gov/42734840/</w:t>
       </w:r>
     </w:p>
     <w:p>
@@ -136,7 +136,7 @@
         <w:pStyle w:val="Heading2"/>
       </w:pPr>
       <w:r>
-        <w:t>Meteorologische Expositionen und Krebssterblichkeit in Shanghai</w:t>
+        <w:t>Herz-Kreislauf-Erkrankungen durch Hitze und Kälte bis 2099: Projektionen für Iran unter verschiedenen Klimaszenarien</w:t>
       </w:r>
     </w:p>
     <w:p>
@@ -146,12 +146,12 @@
           <w:color w:val="666666"/>
           <w:sz w:val="18"/>
         </w:rPr>
-        <w:t>Guo J et al.  ·  Front Public Health  ·  27.08.2026  ·  PMID 42723926</w:t>
+        <w:t>Shoraka HR et al.  ·  Int J Biometeorol  ·  14.09.2026  ·  PMID 42734669</w:t>
       </w:r>
     </w:p>
     <w:p>
       <w:r>
-        <w:t>Zeitreihenanalyse mit distributed lag non-linear models zu Assoziationen zwischen meteorologischen Faktoren und täglichen Krebstodesfällen (2014–2023, n=26.684).</w:t>
+        <w:t>Studie quantifizierte hitze- und kälteassoziierte kardiovaskuläre Morbidität (Krankenhausaufenthalte) in einer ariden iranischen Region für 1981-2099 unter RCP2.6, RCP4.5 und RCP8.5 Szenarien.</w:t>
       </w:r>
     </w:p>
     <w:p>
@@ -162,7 +162,7 @@
         <w:t xml:space="preserve">Ergebnis: </w:t>
       </w:r>
       <w:r>
-        <w:t>Tiefe Temperaturen und niedrige Luftfeuchte zeigten nicht-lineare verzögerte Effekte: Bei 2,5-Perzentil der mittleren Temperatur relatives Risiko (RR) für Lungenkrebs 2,807 (95%-KI 1,412–5,579); niedrige Luftfeuchte RR 1,690 (95%-KI 1,269–2,250). Effekte über 0–21 Tage Verzögerung.</w:t>
+        <w:t>Hitzeattribuierbare kardiovaskuläre Morbidität stieg unter RCP8.5 um über 30 % in mehreren Jahrzehnten, während Kältemorbidität unter 1 % blieb. Anpassung und Bevölkerungswachstum hatten geringe Effekte auf die zurechenbare Fraktion.</w:t>
       </w:r>
     </w:p>
     <w:p>
@@ -177,7 +177,7 @@
         <w:rPr>
           <w:sz w:val="19"/>
         </w:rPr>
-        <w:t>China, Methodik übertragbar, methodisches Modell für gemäßigte Zonen relevant</w:t>
+        <w:t>Tropen/Subtropen - Temperaturschwellen und Anpassungsfähigkeit nicht vergleichbar mit Deutschland</w:t>
       </w:r>
     </w:p>
     <w:p>
@@ -186,7 +186,7 @@
           <w:color w:val="5A7D3A"/>
           <w:sz w:val="18"/>
         </w:rPr>
-        <w:t>https://pubmed.ncbi.nlm.nih.gov/42723926/</w:t>
+        <w:t>https://pubmed.ncbi.nlm.nih.gov/42734669/</w:t>
       </w:r>
     </w:p>
     <w:p>
@@ -194,7 +194,7 @@
         <w:pStyle w:val="Heading2"/>
       </w:pPr>
       <w:r>
-        <w:t>Klimawandel als Treiber von Lebensmittelsicherheitsrisiken in Belgien</w:t>
+        <w:t>PM2.5-Exposition und Diabetes-assoziierte Sterblichkeit in Kalifornien</w:t>
       </w:r>
     </w:p>
     <w:p>
@@ -204,12 +204,12 @@
           <w:color w:val="666666"/>
           <w:sz w:val="18"/>
         </w:rPr>
-        <w:t>Vermeersch M et al.  ·  Food Res Int  ·  01.10.2026  ·  PMID 42562462</w:t>
+        <w:t>Zheng R et al.  ·  Front Public Health  ·  27.08.2026  ·  PMID 42724049</w:t>
       </w:r>
     </w:p>
     <w:p>
       <w:r>
-        <w:t>Qualitative Studie mit 24 Qualitätsmanagern in belgischen Lebensmittelbetrieben zum Einfluss des externen Geschäftsumfelds auf Lebensmittelsicherheitsmanagementsysteme (DPSIR-Rahmen).</w:t>
+        <w:t>Matched-Case-Control-Analyse mit 60.824 Diabetes-Todesfällen und 119.053 Kontrollen untersuchte Assoziationen zwischen PM2.5-Exposition (1-Jahres-Rollmittel) und Diabetes-bedingter Mortalität.</w:t>
       </w:r>
     </w:p>
     <w:p>
@@ -220,7 +220,7 @@
         <w:t xml:space="preserve">Ergebnis: </w:t>
       </w:r>
       <w:r>
-        <w:t>Klimawandel als hochrangig bewerteter Treiber für Lebensmittelsicherheitsdruck identifiziert (hohe Bedeutung und Machbarkeit der Reaktion); Störungen hauptsächlich durch Rohstoffverfügbarkeitsprobleme; fünf Lebensmittelsicherheitsdrücke durch zunehmende Präsenz oder Emergence von Gefahren.</w:t>
+        <w:t>PM2.5-Exposition (pro 2,65 μg/m³ IQR) assoziiert mit 18 % höheren Chancen auf Diabetes-Mortalität (OR 1,18; 1,15-1,22), nach NO2-Adjustment 21 % höher (OR 1,21; 1,17-1,25). Reduktion um IQR könnte 31,2 Millionen Dollar pro 100.000 Menschen sparen.</w:t>
       </w:r>
     </w:p>
     <w:p>
@@ -235,7 +235,7 @@
         <w:rPr>
           <w:sz w:val="19"/>
         </w:rPr>
-        <w:t>Belgien, EU-Kontext, verarbeitende Industrie, direkte Übertragbarkeit</w:t>
+        <w:t>USA mit gemäßigtem Klima - mittel übertragbar; Methodik und Effektrichtung relevant</w:t>
       </w:r>
     </w:p>
     <w:p>
@@ -244,7 +244,7 @@
           <w:color w:val="5A7D3A"/>
           <w:sz w:val="18"/>
         </w:rPr>
-        <w:t>https://pubmed.ncbi.nlm.nih.gov/42562462/</w:t>
+        <w:t>https://pubmed.ncbi.nlm.nih.gov/42724049/</w:t>
       </w:r>
     </w:p>
     <w:p>
@@ -252,7 +252,7 @@
         <w:pStyle w:val="Heading2"/>
       </w:pPr>
       <w:r>
-        <w:t>Wahrnehmung nachhaltiger Entwicklung bei schwedischen Physiotherapiestudierenden</w:t>
+        <w:t>Australische Bevölkerung: Wahrnehmung von Klimawandel-Gesundheitsrisiken und Systemvorbereitung</w:t>
       </w:r>
     </w:p>
     <w:p>
@@ -262,12 +262,12 @@
           <w:color w:val="666666"/>
           <w:sz w:val="18"/>
         </w:rPr>
-        <w:t>Pettersson A et al.  ·  BMC Med Educ  ·  07.07.2026  ·  PMID 42414974</w:t>
+        <w:t>Braithwaite J et al.  ·  Med J Aust  ·  Sept. 2026  ·  PMID 42722373</w:t>
       </w:r>
     </w:p>
     <w:p>
       <w:r>
-        <w:t>Querschnittstudie unter 116 Studierenden aller acht schwedischen Physiotherapieprogramme zu Erfahrungen, Haltungen und ökologischen Weltbildern bezüglich nachhaltiger Entwicklung.</w:t>
+        <w:t>Querschnitt-Umfrage (AU-CLARITY) mit 6.030 repräsentativen Australiern zur Wahrnehmung von Klimawandel-Gesundheitsrisiken und Vertrauen in die Gesundheitssystem-Vorbereitung.</w:t>
       </w:r>
     </w:p>
     <w:p>
@@ -278,7 +278,7 @@
         <w:t xml:space="preserve">Ergebnis: </w:t>
       </w:r>
       <w:r>
-        <w:t>Schüler zeigten überwiegend ökozentrische Umwelteinstellung und Bewusstsein für Nachhaltigkeitsziele; ein Drittel gab an, nur beiläufige Kommentare oder spontane Diskussionen erhalten zu haben; 40% unterstützten keine weitere Integration des Themas; begrenzte Exposition gegenüber geeigneten Lernaktivitäten.</w:t>
+        <w:t>65 % besorgt über Klimawandel, aber nur 45 % sahen persönliches Risiko. Risikowahrnehmung höher bei Frauen (OR 1,28), First Nations (OR 1,44), mit höherer Bildung (OR 1,28). Persönliche Klimaereignis-Erfahrung erhöhte Risikowahrnehmung (OR 1,97). Nur 37 % glaubten, Gesundheitssystem sei vorbereitet.</w:t>
       </w:r>
     </w:p>
     <w:p>
@@ -293,7 +293,7 @@
         <w:rPr>
           <w:sz w:val="19"/>
         </w:rPr>
-        <w:t>Schweden, nordische gemäßigte Zone, Gesundheitsausbildung</w:t>
+        <w:t>Australien, entwickelt; gutes Comparator-Setting für Risikowahrnehmung und Systemresilienzmessungen</w:t>
       </w:r>
     </w:p>
     <w:p>
@@ -302,7 +302,7 @@
           <w:color w:val="5A7D3A"/>
           <w:sz w:val="18"/>
         </w:rPr>
-        <w:t>https://pubmed.ncbi.nlm.nih.gov/42414974/</w:t>
+        <w:t>https://pubmed.ncbi.nlm.nih.gov/42722373/</w:t>
       </w:r>
     </w:p>
     <w:p>
@@ -310,7 +310,7 @@
         <w:pStyle w:val="Heading2"/>
       </w:pPr>
       <w:r>
-        <w:t>Organisationale und kommunale Resilienz gegen naturkatastrophale Klimafolgen</w:t>
+        <w:t>KABQES-ICU: Validierter Fragebogen für Nachhaltigkeit im Intensivbereich</w:t>
       </w:r>
     </w:p>
     <w:p>
@@ -320,12 +320,12 @@
           <w:color w:val="666666"/>
           <w:sz w:val="18"/>
         </w:rPr>
-        <w:t>Wolgast A et al.  ·  BMC Public Health  ·  18.06.2026  ·  PMID 42316093</w:t>
+        <w:t>Bartoli D et al.  ·  Intensive Crit Care Nurs  ·  03.07.2026  ·  PMID 42398331</w:t>
       </w:r>
     </w:p>
     <w:p>
       <w:r>
-        <w:t>Qualitative systematische Übersichtsarbeit über 57 Interventionsstudien zu Vorbereitung und Resilienz gegen Naturkatastrophen mit Fokus auf Rolle empowernder Bildung (PRISMA 2020).</w:t>
+        <w:t>Multizentrisches Querschnitts-Design validierte ein neues Messinstrument (KABQES-ICU) zu Wissen, Einstellungen und Barrieren für Umweltnachhaltigkeit unter 278 italienischen Intensivpflegekräften.</w:t>
       </w:r>
     </w:p>
     <w:p>
@@ -336,7 +336,7 @@
         <w:t xml:space="preserve">Ergebnis: </w:t>
       </w:r>
       <w:r>
-        <w:t>Kernaussage: Resilience entsteht aus lokalen Bedingungen, sozialer Partizipation und Lernprozessen, nicht aus isolierten Maßnahmen; viele Interventionen sind kurzfristig und reaktiv; empowernde Bildung erhöht Vorbereitung besonders bei Jugendlichen; Bedarf für inklusive, kontextsensitive und nachhaltige Ansätze.</w:t>
+        <w:t>EFA stützte fünf-Faktoren-Struktur (58,9 % erklärte Varianz): Klimawandel-Wissen, Nachhaltigkeitsverhalten zuhause/bei der Arbeit, Arbeitsbelastung und Zeitdruck, Organisationsinfrastruktur-Barrieren. CFA bestätigte ausgezeichnete Modellanpassung (CFI 0,932-0,944; TLI 0,925-0,937; RMSEA 0,059-0,064). Interne Konsistenz zufriedenstellend (Cronbach's α 0,74-0,86).</w:t>
       </w:r>
     </w:p>
     <w:p>
@@ -351,7 +351,7 @@
         <w:rPr>
           <w:sz w:val="19"/>
         </w:rPr>
-        <w:t>Globale Evidenz, Konzept auf gemäßigte Zonen übertragbar</w:t>
+        <w:t>Italien, europäisches Gesundheitssystem; direkt übertragbar auf deutschsprachige Krankenhäuser</w:t>
       </w:r>
     </w:p>
     <w:p>
@@ -360,7 +360,7 @@
           <w:color w:val="5A7D3A"/>
           <w:sz w:val="18"/>
         </w:rPr>
-        <w:t>https://pubmed.ncbi.nlm.nih.gov/42316093/</w:t>
+        <w:t>https://pubmed.ncbi.nlm.nih.gov/42398331/</w:t>
       </w:r>
     </w:p>
     <w:p>
@@ -368,7 +368,7 @@
         <w:pStyle w:val="Heading2"/>
       </w:pPr>
       <w:r>
-        <w:t>Luftverschmutzung und ursachenspezifische Sterblichkeit in der EU</w:t>
+        <w:t>Luftschadstoff-Exposition und Lungenembolie-Risiko: Genetische und Umweltfaktoren im UK Biobank</w:t>
       </w:r>
     </w:p>
     <w:p>
@@ -378,12 +378,12 @@
           <w:color w:val="666666"/>
           <w:sz w:val="18"/>
         </w:rPr>
-        <w:t>Stanisci I et al.  ·  Sci Rep  ·  18.06.2026  ·  PMID 42315660</w:t>
+        <w:t>Wen S et al.  ·  Heart Lung  ·  19.06.2026  ·  PMID 42320443</w:t>
       </w:r>
     </w:p>
     <w:p>
       <w:r>
-        <w:t>Meta-Analyse und Meta-Regression zu Kurzzeit- und Langzeiteffekten von PM10, PM2,5, NO₂ und O₃ auf ursachenspezifische Sterblichkeit in 31 europäischen Studien (2020-2025).</w:t>
+        <w:t>Prospektive Kohortenstudie mit 362.672 UK-Biobank-Teilnehmern untersuchte Assoziationen zwischen Luftschadstoff-Exposition (PM2.5, PM10, NO2, NOx) und Lungenembolie-Inzidenz.</w:t>
       </w:r>
     </w:p>
     <w:p>
@@ -394,7 +394,7 @@
         <w:t xml:space="preserve">Ergebnis: </w:t>
       </w:r>
       <w:r>
-        <w:t>PM2,5 assoziiert mit Gesamtsterblichkeit (RR ≈ 1,10 pro 10 µg/m³), kardiovaskulärer Sterblichkeit (RR = 1,026; 95%-KI 1,014–1,039) und respiratorischer Sterblichkeit (RR = 1,032; 95%-KI 1,013–1,050); Langzeiteffekte stärker als Kurzzeiteffekte. PM10 zeigte schwächere Assoziationen. Heterogenität I² 78–98%.</w:t>
+        <w:t>HRs pro IQR-Anstieg: PM2.5 1,08 (1,02-1,15), NO2 1,13 (1,04-1,23), NOx 1,13 (1,05-1,20). Höchste Luftverschmutzung vs. niedrigste: HR 1,33 (1,10-1,62). Personen mit hohem genetischem Risiko + hoher Luftverschmutzung: HR 2,15 (1,56-2,96).</w:t>
       </w:r>
     </w:p>
     <w:p>
@@ -409,7 +409,7 @@
         <w:rPr>
           <w:sz w:val="19"/>
         </w:rPr>
-        <w:t>Europa, direkter Sterblichkeitsbezug, gemäßigte Klimazone</w:t>
+        <w:t>UK Biobank, gemäßigte Klimazone, übertragbar auf Deutschland</w:t>
       </w:r>
     </w:p>
     <w:p>
@@ -418,7 +418,7 @@
           <w:color w:val="5A7D3A"/>
           <w:sz w:val="18"/>
         </w:rPr>
-        <w:t>https://pubmed.ncbi.nlm.nih.gov/42315660/</w:t>
+        <w:t>https://pubmed.ncbi.nlm.nih.gov/42320443/</w:t>
       </w:r>
     </w:p>
     <w:sectPr>

--- a/download/studien-aktuell.docx
+++ b/download/studien-aktuell.docx
@@ -62,7 +62,7 @@
           <w:color w:val="666666"/>
           <w:sz w:val="18"/>
         </w:rPr>
-        <w:t>Stand: 15.09.2026  |  6 Studien  |  klima.m-vf.de</w:t>
+        <w:t>Stand: 16.09.2026  |  6 Studien  |  klima.m-vf.de</w:t>
       </w:r>
     </w:p>
     <w:p>
@@ -70,7 +70,7 @@
         <w:pStyle w:val="Heading1"/>
       </w:pPr>
       <w:r>
-        <w:t>Aufgenommen am 15.09.2026</w:t>
+        <w:t>Aufgenommen am 16.09.2026</w:t>
       </w:r>
     </w:p>
     <w:p>
@@ -78,7 +78,7 @@
         <w:pStyle w:val="Heading2"/>
       </w:pPr>
       <w:r>
-        <w:t>Hitze-Gesundheits-Surveillance: Bevölkerungsalterung erklärt Zusammenhang zwischen Einpersonenhaushalten und Infusionstherapie</w:t>
+        <w:t>Hitzebedingte Berufserkrankungen in den USA – state-level Trends über drei Jahrzehnte</w:t>
       </w:r>
     </w:p>
     <w:p>
@@ -88,12 +88,12 @@
           <w:color w:val="666666"/>
           <w:sz w:val="18"/>
         </w:rPr>
-        <w:t>Saito H et al.  ·  Int J Biometeorol  ·  14.09.2026  ·  PMID 42734840</w:t>
+        <w:t>Mullins-Jaime C et al.  ·  J Safety Res  ·  06.02.2026  ·  PMID 42744515</w:t>
       </w:r>
     </w:p>
     <w:p>
       <w:r>
-        <w:t>Ökologische Studie der 47 japanischen Präfekturen untersuchte, ob Seniorenhaushalte mit hohem Anteil mit Infusionstherapie-Nutzung assoziiert sind und ob Bevölkerungsalterung diesen Zusammenhang erklärt.</w:t>
+        <w:t>Analyse von drei Jahrzehnten US-Bundesstatistiken zu berufsbedingten Hitzeerkrankungen und -todesfällen (1992–2022) zur Identifikation geografischer Unterschiede und Temperaturmuster.</w:t>
       </w:r>
     </w:p>
     <w:p>
@@ -104,7 +104,7 @@
         <w:t xml:space="preserve">Ergebnis: </w:t>
       </w:r>
       <w:r>
-        <w:t>Unadjustiert: Seniorenhaushaltsquote assoziiert mit Infusionstherapie-Nutzung (β 723,37; 376,52-1.070,21; p 0,0001). Nach Anpassung um Alterungsrate: Attenuation um 57,1 % (β 310,2; -87,0-707,4; p 0,126). Nach zusätzlicher Anpassung für Hitzevariablen: Effekt gegen Null (β -31,8; p 0,902).</w:t>
+        <w:t>Sechzehn US-Bundesstaaten zeigten steigende Trends bei Hitzeerkrankungen; die Temperaturmittelwerte waren signifikant mit Erkrankungshäufigkeit und -quoten assoziiert. Texas zeigte signifikante Zunahme arbeitsbedingter Hitzetodesfälle über die Zeit mit zusätzlichen Temperaturtrends in Texas und Arizona.</w:t>
       </w:r>
     </w:p>
     <w:p>
@@ -119,7 +119,7 @@
         <w:rPr>
           <w:sz w:val="19"/>
         </w:rPr>
-        <w:t>Japan, gemäßigte/subtropische Zone, unterstreicht Notwendigkeit demografischer Adjustierung bei Hitzesurveillance</w:t>
+        <w:t>USA – Klimazone und Versorgungsstruktur weniger direkt übertragbar auf Deutschland</w:t>
       </w:r>
     </w:p>
     <w:p>
@@ -128,7 +128,7 @@
           <w:color w:val="5A7D3A"/>
           <w:sz w:val="18"/>
         </w:rPr>
-        <w:t>https://pubmed.ncbi.nlm.nih.gov/42734840/</w:t>
+        <w:t>https://pubmed.ncbi.nlm.nih.gov/42744515/</w:t>
       </w:r>
     </w:p>
     <w:p>
@@ -136,7 +136,7 @@
         <w:pStyle w:val="Heading2"/>
       </w:pPr>
       <w:r>
-        <w:t>Herz-Kreislauf-Erkrankungen durch Hitze und Kälte bis 2099: Projektionen für Iran unter verschiedenen Klimaszenarien</w:t>
+        <w:t>Räumliche PM₁₀-Exposition in Urban Romania: Satelliten-, Meteorologie- und Sozialdaten</w:t>
       </w:r>
     </w:p>
     <w:p>
@@ -146,12 +146,12 @@
           <w:color w:val="666666"/>
           <w:sz w:val="18"/>
         </w:rPr>
-        <w:t>Shoraka HR et al.  ·  Int J Biometeorol  ·  14.09.2026  ·  PMID 42734669</w:t>
+        <w:t>Caciora T et al.  ·  Front Public Health  ·  31.08.2026  ·  PMID 42741111</w:t>
       </w:r>
     </w:p>
     <w:p>
       <w:r>
-        <w:t>Studie quantifizierte hitze- und kälteassoziierte kardiovaskuläre Morbidität (Krankenhausaufenthalte) in einer ariden iranischen Region für 1981-2099 unter RCP2.6, RCP4.5 und RCP8.5 Szenarien.</w:t>
+        <w:t>Untersuchung der räumlichen Verteilung von PM₁₀-Konzentrationen und Bevölkerungsexposition in einer Mittelstadt in Rumänien durch Integration von Satellitendaten, Bodenmessungen und sozioräumlichen Indikatoren.</w:t>
       </w:r>
     </w:p>
     <w:p>
@@ -162,7 +162,7 @@
         <w:t xml:space="preserve">Ergebnis: </w:t>
       </w:r>
       <w:r>
-        <w:t>Hitzeattribuierbare kardiovaskuläre Morbidität stieg unter RCP8.5 um über 30 % in mehreren Jahrzehnten, während Kältemorbidität unter 1 % blieb. Anpassung und Bevölkerungswachstum hatten geringe Effekte auf die zurechenbare Fraktion.</w:t>
+        <w:t>Saisonale Schwankungen mit Maxima in der kalten Jahreszeit (bis 41,8 μg/m³) und Jahresdurchschnitt von etwa 20,5 μg/m³ – über WHO-Empfehlungen, aber innerhalb EU-Grenzen. Etwa 20,1 % der Bevölkerung lebt in Gebieten mit hoher Expositionsprädisposition, besonders nahe Industrie und dicht bebauten Gebieten.</w:t>
       </w:r>
     </w:p>
     <w:p>
@@ -177,7 +177,7 @@
         <w:rPr>
           <w:sz w:val="19"/>
         </w:rPr>
-        <w:t>Tropen/Subtropen - Temperaturschwellen und Anpassungsfähigkeit nicht vergleichbar mit Deutschland</w:t>
+        <w:t>Mitteleuropa, vergleichbares Klima und Gesundheitssystem zu Deutschland</w:t>
       </w:r>
     </w:p>
     <w:p>
@@ -186,7 +186,7 @@
           <w:color w:val="5A7D3A"/>
           <w:sz w:val="18"/>
         </w:rPr>
-        <w:t>https://pubmed.ncbi.nlm.nih.gov/42734669/</w:t>
+        <w:t>https://pubmed.ncbi.nlm.nih.gov/42741111/</w:t>
       </w:r>
     </w:p>
     <w:p>
@@ -194,7 +194,7 @@
         <w:pStyle w:val="Heading2"/>
       </w:pPr>
       <w:r>
-        <w:t>PM2.5-Exposition und Diabetes-assoziierte Sterblichkeit in Kalifornien</w:t>
+        <w:t>PM₂.₅-Gesundheits- und Wirtschaftsfolgen in Zentralchina: BenMAP-Analyse 2017–2023</w:t>
       </w:r>
     </w:p>
     <w:p>
@@ -204,12 +204,12 @@
           <w:color w:val="666666"/>
           <w:sz w:val="18"/>
         </w:rPr>
-        <w:t>Zheng R et al.  ·  Front Public Health  ·  27.08.2026  ·  PMID 42724049</w:t>
+        <w:t>Liu M et al.  ·  Environ Monit Assess  ·  13.09.2026  ·  PMID 42733031</w:t>
       </w:r>
     </w:p>
     <w:p>
       <w:r>
-        <w:t>Matched-Case-Control-Analyse mit 60.824 Diabetes-Todesfällen und 119.053 Kontrollen untersuchte Assoziationen zwischen PM2.5-Exposition (1-Jahres-Rollmittel) und Diabetes-bedingter Mortalität.</w:t>
+        <w:t>Analyse der räumlich-zeitlichen Entwicklung von PM₂.₅-Verschmutzung in Zentralchina (2017–2024) mit Gesundheits- und Wirtschaftsbewertung mittels BenMAP-Modell für Henan-Provinz (2017–2023).</w:t>
       </w:r>
     </w:p>
     <w:p>
@@ -220,7 +220,7 @@
         <w:t xml:space="preserve">Ergebnis: </w:t>
       </w:r>
       <w:r>
-        <w:t>PM2.5-Exposition (pro 2,65 μg/m³ IQR) assoziiert mit 18 % höheren Chancen auf Diabetes-Mortalität (OR 1,18; 1,15-1,22), nach NO2-Adjustment 21 % höher (OR 1,21; 1,17-1,25). Reduktion um IQR könnte 31,2 Millionen Dollar pro 100.000 Menschen sparen.</w:t>
+        <w:t>Vorzeitige Todesfälle durch PM₂.₅-Exposition in Henan in allen Ursachen insgesamt gesunken, aber mit leichtem Rebound in der späteren Phase. Räumliche Autokorrelation (Morans-I: 0,5237–0,7376, alle p&lt;0,001) zeigte signifikantes Clustering. Wirtschaftliche Verluste wurden mit Rückgang der Konzentration gemindert, aber Anstieg des statistischen Lebenswertes bremste Gewinnwachstum.</w:t>
       </w:r>
     </w:p>
     <w:p>
@@ -235,7 +235,7 @@
         <w:rPr>
           <w:sz w:val="19"/>
         </w:rPr>
-        <w:t>USA mit gemäßigtem Klima - mittel übertragbar; Methodik und Effektrichtung relevant</w:t>
+        <w:t>China – höhere Temperaturschwellen und andere Expositionsmuster; nur Methodik zum Wirtschaftsbezug übertragbar</w:t>
       </w:r>
     </w:p>
     <w:p>
@@ -244,7 +244,7 @@
           <w:color w:val="5A7D3A"/>
           <w:sz w:val="18"/>
         </w:rPr>
-        <w:t>https://pubmed.ncbi.nlm.nih.gov/42724049/</w:t>
+        <w:t>https://pubmed.ncbi.nlm.nih.gov/42733031/</w:t>
       </w:r>
     </w:p>
     <w:p>
@@ -252,7 +252,7 @@
         <w:pStyle w:val="Heading2"/>
       </w:pPr>
       <w:r>
-        <w:t>Australische Bevölkerung: Wahrnehmung von Klimawandel-Gesundheitsrisiken und Systemvorbereitung</w:t>
+        <w:t>PFAS-Exposition von Kindern auf Färöer: Innen- und Staubpfade</w:t>
       </w:r>
     </w:p>
     <w:p>
@@ -262,12 +262,12 @@
           <w:color w:val="666666"/>
           <w:sz w:val="18"/>
         </w:rPr>
-        <w:t>Braithwaite J et al.  ·  Med J Aust  ·  Sept. 2026  ·  PMID 42722373</w:t>
+        <w:t>Woodward M et al.  ·  Environ Sci Technol  ·  11.08.2026  ·  PMID 42579118</w:t>
       </w:r>
     </w:p>
     <w:p>
       <w:r>
-        <w:t>Querschnitt-Umfrage (AU-CLARITY) mit 6.030 repräsentativen Australiern zur Wahrnehmung von Klimawandel-Gesundheitsrisiken und Vertrauen in die Gesundheitssystem-Vorbereitung.</w:t>
+        <w:t>Neunmonatige Radon-Messungen in 2.771 Schulräumen auf Färöer mit Analyse von PFAS-Konzentrationen in Luft und Hausstaub sowie geschätzter täglicher Aufnahme (EDI) für 15-jährige Kinder.</w:t>
       </w:r>
     </w:p>
     <w:p>
@@ -278,7 +278,7 @@
         <w:t xml:space="preserve">Ergebnis: </w:t>
       </w:r>
       <w:r>
-        <w:t>65 % besorgt über Klimawandel, aber nur 45 % sahen persönliches Risiko. Risikowahrnehmung höher bei Frauen (OR 1,28), First Nations (OR 1,44), mit höherer Bildung (OR 1,28). Persönliche Klimaereignis-Erfahrung erhöhte Risikowahrnehmung (OR 1,97). Nur 37 % glaubten, Gesundheitssystem sei vorbereitet.</w:t>
+        <w:t>Die geschätzte tägliche Aufnahme (EDI) für Kinder betrug 0,001–0,129 ng/kg Körpergewicht je nach Expositionsszenario (niedrig, mittel, hoch). Die Innenraumexposition entsprach etwa 0,2–20 % der tolerierbaren Wochenaufnahme der EFSA, während Meeressäugerkonsumtion etwa 60 % ausmachte.</w:t>
       </w:r>
     </w:p>
     <w:p>
@@ -293,7 +293,7 @@
         <w:rPr>
           <w:sz w:val="19"/>
         </w:rPr>
-        <w:t>Australien, entwickelt; gutes Comparator-Setting für Risikowahrnehmung und Systemresilienzmessungen</w:t>
+        <w:t>Nordeuropa, vergleichbare Klimazone; aber regionales Expositionsmuster (Meeressäuger) nicht auf Deutschland übertragbar</w:t>
       </w:r>
     </w:p>
     <w:p>
@@ -302,7 +302,7 @@
           <w:color w:val="5A7D3A"/>
           <w:sz w:val="18"/>
         </w:rPr>
-        <w:t>https://pubmed.ncbi.nlm.nih.gov/42722373/</w:t>
+        <w:t>https://pubmed.ncbi.nlm.nih.gov/42579118/</w:t>
       </w:r>
     </w:p>
     <w:p>
@@ -310,7 +310,7 @@
         <w:pStyle w:val="Heading2"/>
       </w:pPr>
       <w:r>
-        <w:t>KABQES-ICU: Validierter Fragebogen für Nachhaltigkeit im Intensivbereich</w:t>
+        <w:t>Klima-Sorge und Hoffnungslosigkeit: Emotionale Korrelate von Klimahandeln und Wohlbefinden</w:t>
       </w:r>
     </w:p>
     <w:p>
@@ -320,12 +320,12 @@
           <w:color w:val="666666"/>
           <w:sz w:val="18"/>
         </w:rPr>
-        <w:t>Bartoli D et al.  ·  Intensive Crit Care Nurs  ·  03.07.2026  ·  PMID 42398331</w:t>
+        <w:t>Saalwirth C  ·  Appl Psychol Health Well Being  ·  Aug. 2026  ·  PMID 42384020</w:t>
       </w:r>
     </w:p>
     <w:p>
       <w:r>
-        <w:t>Multizentrisches Querschnitts-Design validierte ein neues Messinstrument (KABQES-ICU) zu Wissen, Einstellungen und Barrieren für Umweltnachhaltigkeit unter 278 italienischen Intensivpflegekräften.</w:t>
+        <w:t>Zwei Querschnittsstudien mit deutschen Erwachsenen (N=339 und N=313) zur Untersuchung, wie Klima-Angst und Klima-Hoffnungslosigkeit mit psychologischem Wohlbefinden und pro-Umweltverhalten assoziiert sind.</w:t>
       </w:r>
     </w:p>
     <w:p>
@@ -336,7 +336,7 @@
         <w:t xml:space="preserve">Ergebnis: </w:t>
       </w:r>
       <w:r>
-        <w:t>EFA stützte fünf-Faktoren-Struktur (58,9 % erklärte Varianz): Klimawandel-Wissen, Nachhaltigkeitsverhalten zuhause/bei der Arbeit, Arbeitsbelastung und Zeitdruck, Organisationsinfrastruktur-Barrieren. CFA bestätigte ausgezeichnete Modellanpassung (CFI 0,932-0,944; TLI 0,925-0,937; RMSEA 0,059-0,064). Interne Konsistenz zufriedenstellend (Cronbach's α 0,74-0,86).</w:t>
+        <w:t>Klima-Hoffnungslosigkeit war konsistent mit geringerem emotionalem Wohlbefinden und Lebenszufriedenheit assoziiert (beide Studien p&lt;0,05), während Klima-Angst keine Assoziation mit Wohlbefinden zeigte. Klima-Angst war robust mit pro-Umweltverhalten verknüpft (d=0,25), Hoffnungslosigkeit nicht. Mikro-Hopelessness stärker zu niedrigerem Wohlbefinden, Makro-Sorge stärker zu Verhalten verknüpft.</w:t>
       </w:r>
     </w:p>
     <w:p>
@@ -351,7 +351,7 @@
         <w:rPr>
           <w:sz w:val="19"/>
         </w:rPr>
-        <w:t>Italien, europäisches Gesundheitssystem; direkt übertragbar auf deutschsprachige Krankenhäuser</w:t>
+        <w:t>Deutschland, direkte Daten von Studierenden aus zwei deutschen Bundesländern</w:t>
       </w:r>
     </w:p>
     <w:p>
@@ -360,7 +360,7 @@
           <w:color w:val="5A7D3A"/>
           <w:sz w:val="18"/>
         </w:rPr>
-        <w:t>https://pubmed.ncbi.nlm.nih.gov/42398331/</w:t>
+        <w:t>https://pubmed.ncbi.nlm.nih.gov/42384020/</w:t>
       </w:r>
     </w:p>
     <w:p>
@@ -368,7 +368,7 @@
         <w:pStyle w:val="Heading2"/>
       </w:pPr>
       <w:r>
-        <w:t>Luftschadstoff-Exposition und Lungenembolie-Risiko: Genetische und Umweltfaktoren im UK Biobank</w:t>
+        <w:t>Nachhaltige Gesundheitssysteme in Weiterbildung: europäische Hausärzte-Befragung</w:t>
       </w:r>
     </w:p>
     <w:p>
@@ -378,12 +378,12 @@
           <w:color w:val="666666"/>
           <w:sz w:val="18"/>
         </w:rPr>
-        <w:t>Wen S et al.  ·  Heart Lung  ·  19.06.2026  ·  PMID 42320443</w:t>
+        <w:t>Bentounsi Z et al.  ·  Fam Pract  ·  11.06.2026  ·  PMID 42383685</w:t>
       </w:r>
     </w:p>
     <w:p>
       <w:r>
-        <w:t>Prospektive Kohortenstudie mit 362.672 UK-Biobank-Teilnehmern untersuchte Assoziationen zwischen Luftschadstoff-Exposition (PM2.5, PM10, NO2, NOx) und Lungenembolie-Inzidenz.</w:t>
+        <w:t>Querschnittsumfrage von 130 Hausärztinnen und Hausärzten sowie Ärztinnen und Ärzten in Weiterbildung aus 15 europäischen Ländern (83,8 % aus Niederlande, Türkei, UK) zu Wissensstand und Ausbildungslücken in nachhaltiger Gesundheitsversorgung.</w:t>
       </w:r>
     </w:p>
     <w:p>
@@ -394,7 +394,7 @@
         <w:t xml:space="preserve">Ergebnis: </w:t>
       </w:r>
       <w:r>
-        <w:t>HRs pro IQR-Anstieg: PM2.5 1,08 (1,02-1,15), NO2 1,13 (1,04-1,23), NOx 1,13 (1,05-1,20). Höchste Luftverschmutzung vs. niedrigste: HR 1,33 (1,10-1,62). Personen mit hohem genetischem Risiko + hoher Luftverschmutzung: HR 2,15 (1,56-2,96).</w:t>
+        <w:t>64,7 % (75/116) berichteten keine bisherige Erfahrung mit nachhaltiger Gesundheitsversorgung; 72,5 % (58/80) erhielten keine entsprechende Ausbildung. Mediane Wissenspunktzahl 3/5 [IQR 2]. Höhere Werte bei unter 45-Jährigen (p&lt;0,001), weiblichen Teilnehmenden (p=0,014) und in Weiterbildung (p&lt;0,001). Fast alle stimmten zu, dass Planetary Health in Curricula gehört.</w:t>
       </w:r>
     </w:p>
     <w:p>
@@ -409,7 +409,7 @@
         <w:rPr>
           <w:sz w:val="19"/>
         </w:rPr>
-        <w:t>UK Biobank, gemäßigte Klimazone, übertragbar auf Deutschland</w:t>
+        <w:t>Europa, vergleichbare Gesundheitssysteme; deutschsprachige und niederländische Mehrheit</w:t>
       </w:r>
     </w:p>
     <w:p>
@@ -418,7 +418,7 @@
           <w:color w:val="5A7D3A"/>
           <w:sz w:val="18"/>
         </w:rPr>
-        <w:t>https://pubmed.ncbi.nlm.nih.gov/42320443/</w:t>
+        <w:t>https://pubmed.ncbi.nlm.nih.gov/42383685/</w:t>
       </w:r>
     </w:p>
     <w:sectPr>

--- a/download/studien-aktuell.docx
+++ b/download/studien-aktuell.docx
@@ -62,7 +62,7 @@
           <w:color w:val="666666"/>
           <w:sz w:val="18"/>
         </w:rPr>
-        <w:t>Stand: 16.09.2026  |  6 Studien  |  klima.m-vf.de</w:t>
+        <w:t>Stand: 17.09.2026  |  6 Studien  |  klima.m-vf.de</w:t>
       </w:r>
     </w:p>
     <w:p>
@@ -70,7 +70,7 @@
         <w:pStyle w:val="Heading1"/>
       </w:pPr>
       <w:r>
-        <w:t>Aufgenommen am 16.09.2026</w:t>
+        <w:t>Aufgenommen am 17.09.2026</w:t>
       </w:r>
     </w:p>
     <w:p>
@@ -78,7 +78,7 @@
         <w:pStyle w:val="Heading2"/>
       </w:pPr>
       <w:r>
-        <w:t>Hitzebedingte Berufserkrankungen in den USA – state-level Trends über drei Jahrzehnte</w:t>
+        <w:t>Leishmaniose-Ausbreitungsdynamik in Europa: Szenarios bis 2100</w:t>
       </w:r>
     </w:p>
     <w:p>
@@ -88,12 +88,12 @@
           <w:color w:val="666666"/>
           <w:sz w:val="18"/>
         </w:rPr>
-        <w:t>Mullins-Jaime C et al.  ·  J Safety Res  ·  06.02.2026  ·  PMID 42744515</w:t>
+        <w:t>Infante González-Mohino E et al.  ·  PLoS Negl Trop Dis  ·  16.09.2026  ·  PMID 42748132</w:t>
       </w:r>
     </w:p>
     <w:p>
       <w:r>
-        <w:t>Analyse von drei Jahrzehnten US-Bundesstatistiken zu berufsbedingten Hitzeerkrankungen und -todesfällen (1992–2022) zur Identifikation geografischer Unterschiede und Temperaturmuster.</w:t>
+        <w:t>Ökologische Nischenmodellierung für Leishmania-infantum-Vektoren in Europa mit Klimaszenarien (SSP5-8.5) bis 2100.</w:t>
       </w:r>
     </w:p>
     <w:p>
@@ -104,7 +104,7 @@
         <w:t xml:space="preserve">Ergebnis: </w:t>
       </w:r>
       <w:r>
-        <w:t>Sechzehn US-Bundesstaaten zeigten steigende Trends bei Hitzeerkrankungen; die Temperaturmittelwerte waren signifikant mit Erkrankungshäufigkeit und -quoten assoziiert. Texas zeigte signifikante Zunahme arbeitsbedingter Hitzetodesfälle über die Zeit mit zusätzlichen Temperaturtrends in Texas und Arizona.</w:t>
+        <w:t>Modelle zeigten exzellente Vorhersageleistung (AUC ≥0,90). Endemische Risikogebiete in Mittelmeerregion; emergente Risikogebiete Balkan, Rumänien. Bis 2100: Netto-Anstieg der Infektionsrisikogebiete um 347,9%; massive Ausdehnung nach Nordeuropa und in Hochgebirgsregionen; kein derzeitiges Risikogebiet wird ungeeignet.</w:t>
       </w:r>
     </w:p>
     <w:p>
@@ -119,7 +119,7 @@
         <w:rPr>
           <w:sz w:val="19"/>
         </w:rPr>
-        <w:t>USA – Klimazone und Versorgungsstruktur weniger direkt übertragbar auf Deutschland</w:t>
+        <w:t>Europa; Vorhersage Vektorausbreitung klimagetrieben für Präventionsplanung relevant</w:t>
       </w:r>
     </w:p>
     <w:p>
@@ -128,7 +128,7 @@
           <w:color w:val="5A7D3A"/>
           <w:sz w:val="18"/>
         </w:rPr>
-        <w:t>https://pubmed.ncbi.nlm.nih.gov/42744515/</w:t>
+        <w:t>https://pubmed.ncbi.nlm.nih.gov/42748132/</w:t>
       </w:r>
     </w:p>
     <w:p>
@@ -136,7 +136,7 @@
         <w:pStyle w:val="Heading2"/>
       </w:pPr>
       <w:r>
-        <w:t>Räumliche PM₁₀-Exposition in Urban Romania: Satelliten-, Meteorologie- und Sozialdaten</w:t>
+        <w:t>Feinstaubbelastung und chronische Atemwegserkrankungen in China: Schwellenwertanalyse</w:t>
       </w:r>
     </w:p>
     <w:p>
@@ -146,12 +146,12 @@
           <w:color w:val="666666"/>
           <w:sz w:val="18"/>
         </w:rPr>
-        <w:t>Caciora T et al.  ·  Front Public Health  ·  31.08.2026  ·  PMID 42741111</w:t>
+        <w:t>Meng J et al.  ·  Front Public Health  ·  01.09.2026  ·  PMID 42746077</w:t>
       </w:r>
     </w:p>
     <w:p>
       <w:r>
-        <w:t>Untersuchung der räumlichen Verteilung von PM₁₀-Konzentrationen und Bevölkerungsexposition in einer Mittelstadt in Rumänien durch Integration von Satellitendaten, Bodenmessungen und sozioräumlichen Indikatoren.</w:t>
+        <w:t>Querschnittsstudie mit 11095 Personen (≥20 Jahre) in Yunnan-Provinz zur nichtlinearen Beziehung zwischen PM2.5/SO₂-Exposition und COPD/Small Airway Dysfunction (SAD).</w:t>
       </w:r>
     </w:p>
     <w:p>
@@ -162,7 +162,7 @@
         <w:t xml:space="preserve">Ergebnis: </w:t>
       </w:r>
       <w:r>
-        <w:t>Saisonale Schwankungen mit Maxima in der kalten Jahreszeit (bis 41,8 μg/m³) und Jahresdurchschnitt von etwa 20,5 μg/m³ – über WHO-Empfehlungen, aber innerhalb EU-Grenzen. Etwa 20,1 % der Bevölkerung lebt in Gebieten mit hoher Expositionsprädisposition, besonders nahe Industrie und dicht bebauten Gebieten.</w:t>
+        <w:t>COPD-Prävalenz 27,2%, SAD 53,6%. Effektschwellen: 21,33 μg/m³ (PM2.5), 8,67 μg/m³ (SO₂); p&lt;0,001. Bei PM2.5&gt;21,33 μg/m³: COPD-Prävalenz 33,4%, SAD 58,4%. Bei SO₂&gt;8,67 μg/m³: COPD 30,2%, SAD 57,4%. Husten und Dyspnoe signifikant häufiger in Hochexpositionsgruppen; schlechtere Lungenfunktion (FEV1, FVC, FEV1/FVC).</w:t>
       </w:r>
     </w:p>
     <w:p>
@@ -177,7 +177,7 @@
         <w:rPr>
           <w:sz w:val="19"/>
         </w:rPr>
-        <w:t>Mitteleuropa, vergleichbares Klima und Gesundheitssystem zu Deutschland</w:t>
+        <w:t>China, aber Schwellenwertmethodik (DLNM) übertragbar; absolute Werte klimaabhängig</w:t>
       </w:r>
     </w:p>
     <w:p>
@@ -186,7 +186,7 @@
           <w:color w:val="5A7D3A"/>
           <w:sz w:val="18"/>
         </w:rPr>
-        <w:t>https://pubmed.ncbi.nlm.nih.gov/42741111/</w:t>
+        <w:t>https://pubmed.ncbi.nlm.nih.gov/42746077/</w:t>
       </w:r>
     </w:p>
     <w:p>
@@ -194,7 +194,7 @@
         <w:pStyle w:val="Heading2"/>
       </w:pPr>
       <w:r>
-        <w:t>PM₂.₅-Gesundheits- und Wirtschaftsfolgen in Zentralchina: BenMAP-Analyse 2017–2023</w:t>
+        <w:t>Rauchassoziierte Luftqualität in deutschen Haushalten: Barrieren und Verhandlungsstrategien</w:t>
       </w:r>
     </w:p>
     <w:p>
@@ -204,12 +204,12 @@
           <w:color w:val="666666"/>
           <w:sz w:val="18"/>
         </w:rPr>
-        <w:t>Liu M et al.  ·  Environ Monit Assess  ·  13.09.2026  ·  PMID 42733031</w:t>
+        <w:t>Barrera B et al.  ·  BMJ Open  ·  15.09.2026  ·  PMID 42744365</w:t>
       </w:r>
     </w:p>
     <w:p>
       <w:r>
-        <w:t>Analyse der räumlich-zeitlichen Entwicklung von PM₂.₅-Verschmutzung in Zentralchina (2017–2024) mit Gesundheits- und Wirtschaftsbewertung mittels BenMAP-Modell für Henan-Provinz (2017–2023).</w:t>
+        <w:t>Qualitative Studie mit 9 Frauen (18–65 Jahre) zu Erfahrungen beim Umsetzen rauchfreier Haushaltsregeln in Bremen.</w:t>
       </w:r>
     </w:p>
     <w:p>
@@ -220,7 +220,7 @@
         <w:t xml:space="preserve">Ergebnis: </w:t>
       </w:r>
       <w:r>
-        <w:t>Vorzeitige Todesfälle durch PM₂.₅-Exposition in Henan in allen Ursachen insgesamt gesunken, aber mit leichtem Rebound in der späteren Phase. Räumliche Autokorrelation (Morans-I: 0,5237–0,7376, alle p&lt;0,001) zeigte signifikantes Clustering. Wirtschaftliche Verluste wurden mit Rückgang der Konzentration gemindert, aber Anstieg des statistischen Lebenswertes bremste Gewinnwachstum.</w:t>
+        <w:t>Hauptergebnis: Frauen hatten starke Motivation zum Schutz von Kindern, aber Durchsetzung war schwierig bei Machtungleichgewichten, wenn Raucher den Haushalt prägten oder Rauchen sozial normalisiert war. Frauen setzten dann Teilrestriktionen oder Schadensreduktionsstrategien um. Lebensphase und Bildung beeinflussten wahrgenommene Legitimität von Regeln.</w:t>
       </w:r>
     </w:p>
     <w:p>
@@ -235,7 +235,7 @@
         <w:rPr>
           <w:sz w:val="19"/>
         </w:rPr>
-        <w:t>China – höhere Temperaturschwellen und andere Expositionsmuster; nur Methodik zum Wirtschaftsbezug übertragbar</w:t>
+        <w:t>Deutschland; soziale und strukturelle Barrieren für rauchfreie Haushalte erkannt</w:t>
       </w:r>
     </w:p>
     <w:p>
@@ -244,7 +244,7 @@
           <w:color w:val="5A7D3A"/>
           <w:sz w:val="18"/>
         </w:rPr>
-        <w:t>https://pubmed.ncbi.nlm.nih.gov/42733031/</w:t>
+        <w:t>https://pubmed.ncbi.nlm.nih.gov/42744365/</w:t>
       </w:r>
     </w:p>
     <w:p>
@@ -252,7 +252,7 @@
         <w:pStyle w:val="Heading2"/>
       </w:pPr>
       <w:r>
-        <w:t>PFAS-Exposition von Kindern auf Färöer: Innen- und Staubpfade</w:t>
+        <w:t>Zeckenbefall und Erythema migrans in Ostösterreich: Häufigkeit und Risikogruppen</w:t>
       </w:r>
     </w:p>
     <w:p>
@@ -262,12 +262,12 @@
           <w:color w:val="666666"/>
           <w:sz w:val="18"/>
         </w:rPr>
-        <w:t>Woodward M et al.  ·  Environ Sci Technol  ·  11.08.2026  ·  PMID 42579118</w:t>
+        <w:t>Kirchler CA et al.  ·  Ticks Tick Borne Dis  ·  09.09.2026  ·  PMID 42715851</w:t>
       </w:r>
     </w:p>
     <w:p>
       <w:r>
-        <w:t>Neunmonatige Radon-Messungen in 2.771 Schulräumen auf Färöer mit Analyse von PFAS-Konzentrationen in Luft und Hausstaub sowie geschätzter täglicher Aufnahme (EDI) für 15-jährige Kinder.</w:t>
+        <w:t>Querschnittsbefragung von 3005 Dermatologie-Patienten in Ostösterreich zur Häufigkeit von Zeckenstichen und Borreliose-Manifestation.</w:t>
       </w:r>
     </w:p>
     <w:p>
@@ -278,7 +278,7 @@
         <w:t xml:space="preserve">Ergebnis: </w:t>
       </w:r>
       <w:r>
-        <w:t>Die geschätzte tägliche Aufnahme (EDI) für Kinder betrug 0,001–0,129 ng/kg Körpergewicht je nach Expositionsszenario (niedrig, mittel, hoch). Die Innenraumexposition entsprach etwa 0,2–20 % der tolerierbaren Wochenaufnahme der EFSA, während Meeressäugerkonsumtion etwa 60 % ausmachte.</w:t>
+        <w:t>14,3% der Patienten berichteten Zeckenstiche im Vorjahr; Erythema migrans trat bei 7% der Zeckenstich-Patienten auf (etwa 1% der Gesamtkohorte). Frauen und Patienten ab 60 Jahren waren häufiger betroffen (p&lt;0,001). Regionale Unterschiede: 15,0% in Niederösterreich vs. 11,4% in Burgenland (p=0,024).</w:t>
       </w:r>
     </w:p>
     <w:p>
@@ -293,7 +293,7 @@
         <w:rPr>
           <w:sz w:val="19"/>
         </w:rPr>
-        <w:t>Nordeuropa, vergleichbare Klimazone; aber regionales Expositionsmuster (Meeressäuger) nicht auf Deutschland übertragbar</w:t>
+        <w:t>Gemäßigte Klimazone Österreich; Zeckenvektoren expandieren durch Klimawandel nordwärts</w:t>
       </w:r>
     </w:p>
     <w:p>
@@ -302,7 +302,7 @@
           <w:color w:val="5A7D3A"/>
           <w:sz w:val="18"/>
         </w:rPr>
-        <w:t>https://pubmed.ncbi.nlm.nih.gov/42579118/</w:t>
+        <w:t>https://pubmed.ncbi.nlm.nih.gov/42715851/</w:t>
       </w:r>
     </w:p>
     <w:p>
@@ -310,7 +310,7 @@
         <w:pStyle w:val="Heading2"/>
       </w:pPr>
       <w:r>
-        <w:t>Klima-Sorge und Hoffnungslosigkeit: Emotionale Korrelate von Klimahandeln und Wohlbefinden</w:t>
+        <w:t>Luftverschmutzung und psychotische Störungen: Soziodemografische Unterschiede in Wales</w:t>
       </w:r>
     </w:p>
     <w:p>
@@ -320,12 +320,12 @@
           <w:color w:val="666666"/>
           <w:sz w:val="18"/>
         </w:rPr>
-        <w:t>Saalwirth C  ·  Appl Psychol Health Well Being  ·  Aug. 2026  ·  PMID 42384020</w:t>
+        <w:t>Christoforou ES et al.  ·  Int J Popul Data Sci  ·  02.07.2026  ·  PMID 42482960</w:t>
       </w:r>
     </w:p>
     <w:p>
       <w:r>
-        <w:t>Zwei Querschnittsstudien mit deutschen Erwachsenen (N=339 und N=313) zur Untersuchung, wie Klima-Angst und Klima-Hoffnungslosigkeit mit psychologischem Wohlbefinden und pro-Umweltverhalten assoziiert sind.</w:t>
+        <w:t>Populationsbasierte Studie mit verlinkten Arztpraxisdaten aus Wales (2016–2019) zu Luftschadstoff-Exposition (PM10, PM2.5, NOx) bei Personen mit Schizophrenie/psychotischen Störungen vs. Allgemeinbevölkerung.</w:t>
       </w:r>
     </w:p>
     <w:p>
@@ -336,7 +336,7 @@
         <w:t xml:space="preserve">Ergebnis: </w:t>
       </w:r>
       <w:r>
-        <w:t>Klima-Hoffnungslosigkeit war konsistent mit geringerem emotionalem Wohlbefinden und Lebenszufriedenheit assoziiert (beide Studien p&lt;0,05), während Klima-Angst keine Assoziation mit Wohlbefinden zeigte. Klima-Angst war robust mit pro-Umweltverhalten verknüpft (d=0,25), Hoffnungslosigkeit nicht. Mikro-Hopelessness stärker zu niedrigerem Wohlbefinden, Makro-Sorge stärker zu Verhalten verknüpft.</w:t>
+        <w:t>1784 Personen mit Schizophrenie/psychotischen Störungen (0,1% der Kohorte), 52,7% männlich. Mittleres Alter 46,9 vs. 42,3 Jahre in Allgemeinbevölkerung. Luftschadstoff-Level ähnlich zwischen Gruppen. Stark ausgeprägter Deprivationsgradient: 29,1% der Fälle in höchster Deprivationsquintile vs. 15,0% in niedrigster (p&lt;0,05). Keine Unterschiede nach Urbanität.</w:t>
       </w:r>
     </w:p>
     <w:p>
@@ -351,7 +351,7 @@
         <w:rPr>
           <w:sz w:val="19"/>
         </w:rPr>
-        <w:t>Deutschland, direkte Daten von Studierenden aus zwei deutschen Bundesländern</w:t>
+        <w:t>Wales, britisches Gesundheitssystem; Umweltdaten auf Kleinräumebene</w:t>
       </w:r>
     </w:p>
     <w:p>
@@ -360,7 +360,7 @@
           <w:color w:val="5A7D3A"/>
           <w:sz w:val="18"/>
         </w:rPr>
-        <w:t>https://pubmed.ncbi.nlm.nih.gov/42384020/</w:t>
+        <w:t>https://pubmed.ncbi.nlm.nih.gov/42482960/</w:t>
       </w:r>
     </w:p>
     <w:p>
@@ -368,7 +368,7 @@
         <w:pStyle w:val="Heading2"/>
       </w:pPr>
       <w:r>
-        <w:t>Nachhaltige Gesundheitssysteme in Weiterbildung: europäische Hausärzte-Befragung</w:t>
+        <w:t>Achtsamkeit und nachhaltige Ernährung: Meta-Analyse mit CO₂-Szenarios</w:t>
       </w:r>
     </w:p>
     <w:p>
@@ -378,12 +378,12 @@
           <w:color w:val="666666"/>
           <w:sz w:val="18"/>
         </w:rPr>
-        <w:t>Bentounsi Z et al.  ·  Fam Pract  ·  11.06.2026  ·  PMID 42383685</w:t>
+        <w:t>Kosteletzky A et al.  ·  Nutr J  ·  06.07.2026  ·  PMID 42410600</w:t>
       </w:r>
     </w:p>
     <w:p>
       <w:r>
-        <w:t>Querschnittsumfrage von 130 Hausärztinnen und Hausärzten sowie Ärztinnen und Ärzten in Weiterbildung aus 15 europäischen Ländern (83,8 % aus Niederlande, Türkei, UK) zu Wissensstand und Ausbildungslücken in nachhaltiger Gesundheitsversorgung.</w:t>
+        <w:t>Systematische Übersicht und Meta-Analyse von 13 Studien (2018–2025) zum Zusammenhang zwischen Achtsamkeit und nachhaltigen Ernährungsverhalten; Szenariomodellierung für CO₂-Einsparungen.</w:t>
       </w:r>
     </w:p>
     <w:p>
@@ -394,7 +394,7 @@
         <w:t xml:space="preserve">Ergebnis: </w:t>
       </w:r>
       <w:r>
-        <w:t>64,7 % (75/116) berichteten keine bisherige Erfahrung mit nachhaltiger Gesundheitsversorgung; 72,5 % (58/80) erhielten keine entsprechende Ausbildung. Mediane Wissenspunktzahl 3/5 [IQR 2]. Höhere Werte bei unter 45-Jährigen (p&lt;0,001), weiblichen Teilnehmenden (p=0,014) und in Weiterbildung (p&lt;0,001). Fast alle stimmten zu, dass Planetary Health in Curricula gehört.</w:t>
+        <w:t>Kleine aber signifikante positive Assoziation: d=0,28 (95% KI [0,13; 0,43]). Beobachtungsstudien zeigten stärkere Effekte als Interventionen. Fleischkonsum-Subgruppe: d=0,25. Szenariomodellierung Deutschland/UK/USA: Vollständige EAT-Lancet-Diät ergäbe 11% Einsparung von Deutschlands Emissionsbudget bis 2040; realistische Fleischreduktion 2,8%.</w:t>
       </w:r>
     </w:p>
     <w:p>
@@ -409,7 +409,7 @@
         <w:rPr>
           <w:sz w:val="19"/>
         </w:rPr>
-        <w:t>Europa, vergleichbare Gesundheitssysteme; deutschsprachige und niederländische Mehrheit</w:t>
+        <w:t>Deutschland, Datengrundlage nationale Life-Cycle-Assessment-Studien</w:t>
       </w:r>
     </w:p>
     <w:p>
@@ -418,7 +418,7 @@
           <w:color w:val="5A7D3A"/>
           <w:sz w:val="18"/>
         </w:rPr>
-        <w:t>https://pubmed.ncbi.nlm.nih.gov/42383685/</w:t>
+        <w:t>https://pubmed.ncbi.nlm.nih.gov/42410600/</w:t>
       </w:r>
     </w:p>
     <w:sectPr>

--- a/download/studien-aktuell.docx
+++ b/download/studien-aktuell.docx
@@ -62,7 +62,7 @@
           <w:color w:val="666666"/>
           <w:sz w:val="18"/>
         </w:rPr>
-        <w:t>Stand: 17.09.2026  |  6 Studien  |  klima.m-vf.de</w:t>
+        <w:t>Stand: 18.09.2026  |  6 Studien  |  klima.m-vf.de</w:t>
       </w:r>
     </w:p>
     <w:p>
@@ -70,7 +70,7 @@
         <w:pStyle w:val="Heading1"/>
       </w:pPr>
       <w:r>
-        <w:t>Aufgenommen am 17.09.2026</w:t>
+        <w:t>Aufgenommen am 18.09.2026</w:t>
       </w:r>
     </w:p>
     <w:p>
@@ -78,7 +78,7 @@
         <w:pStyle w:val="Heading2"/>
       </w:pPr>
       <w:r>
-        <w:t>Leishmaniose-Ausbreitungsdynamik in Europa: Szenarios bis 2100</w:t>
+        <w:t>Hitze und Stillabbruch: Nationale Kohortenstudie Brasilien</w:t>
       </w:r>
     </w:p>
     <w:p>
@@ -88,12 +88,12 @@
           <w:color w:val="666666"/>
           <w:sz w:val="18"/>
         </w:rPr>
-        <w:t>Infante González-Mohino E et al.  ·  PLoS Negl Trop Dis  ·  16.09.2026  ·  PMID 42748132</w:t>
+        <w:t>Ribeiro-Silva RC et al.  ·  Int J Epidemiol  ·  18.08.2026  ·  PMID 42753718</w:t>
       </w:r>
     </w:p>
     <w:p>
       <w:r>
-        <w:t>Ökologische Nischenmodellierung für Leishmania-infantum-Vektoren in Europa mit Klimaszenarien (SSP5-8.5) bis 2100.</w:t>
+        <w:t>Longitudinale bevölkerungsbasierte Kohortenstudie (397.239 Kinder 0–6 Monate, 2015–2019) zur Assoziation zwischen Umgebungstemperatur und Stillabbruch mittels Cox-Modellen und DLNM.</w:t>
       </w:r>
     </w:p>
     <w:p>
@@ -104,7 +104,7 @@
         <w:t xml:space="preserve">Ergebnis: </w:t>
       </w:r>
       <w:r>
-        <w:t>Modelle zeigten exzellente Vorhersageleistung (AUC ≥0,90). Endemische Risikogebiete in Mittelmeerregion; emergente Risikogebiete Balkan, Rumänien. Bis 2100: Netto-Anstieg der Infektionsrisikogebiete um 347,9%; massive Ausdehnung nach Nordeuropa und in Hochgebirgsregionen; kein derzeitiges Risikogebiet wird ungeeignet.</w:t>
+        <w:t>Hitzeexposition (hohe vs. Referenz): HR 1,10 (95%-KI: 1,08–1,14) für erhöhtes Risiko des Stillabbruchs. Kalte Temperaturen nicht signifikant assoziiert (HR 1,01, 95%-KI: 0,98–1,05). Erhöhtes Risiko über alle Altersgruppen und Deprivationsniveaus konsistent.</w:t>
       </w:r>
     </w:p>
     <w:p>
@@ -119,7 +119,7 @@
         <w:rPr>
           <w:sz w:val="19"/>
         </w:rPr>
-        <w:t>Europa; Vorhersage Vektorausbreitung klimagetrieben für Präventionsplanung relevant</w:t>
+        <w:t>Tropisches Klima – Hitzeeffekte universal, Anpassungsstrategien global anwendbar</w:t>
       </w:r>
     </w:p>
     <w:p>
@@ -128,7 +128,7 @@
           <w:color w:val="5A7D3A"/>
           <w:sz w:val="18"/>
         </w:rPr>
-        <w:t>https://pubmed.ncbi.nlm.nih.gov/42748132/</w:t>
+        <w:t>https://pubmed.ncbi.nlm.nih.gov/42753718/</w:t>
       </w:r>
     </w:p>
     <w:p>
@@ -136,7 +136,7 @@
         <w:pStyle w:val="Heading2"/>
       </w:pPr>
       <w:r>
-        <w:t>Feinstaubbelastung und chronische Atemwegserkrankungen in China: Schwellenwertanalyse</w:t>
+        <w:t>Gesundheitsgewinne durch nachhaltige Ernährungsumstellung mit weniger Fleisch</w:t>
       </w:r>
     </w:p>
     <w:p>
@@ -146,12 +146,12 @@
           <w:color w:val="666666"/>
           <w:sz w:val="18"/>
         </w:rPr>
-        <w:t>Meng J et al.  ·  Front Public Health  ·  01.09.2026  ·  PMID 42746077</w:t>
+        <w:t>Eustachio Colombo P et al.  ·  Eur J Nutr  ·  17.09.2026  ·  PMID 42752699</w:t>
       </w:r>
     </w:p>
     <w:p>
       <w:r>
-        <w:t>Querschnittsstudie mit 11095 Personen (≥20 Jahre) in Yunnan-Provinz zur nichtlinearen Beziehung zwischen PM2.5/SO₂-Exposition und COPD/Small Airway Dysfunction (SAD).</w:t>
+        <w:t>Modellierungsstudie zu den gesundheitlichen Auswirkungen von reduzierten Rot- und Fleischprodukt-Konsum nach britischem Klimazielplan über 30 Jahre.</w:t>
       </w:r>
     </w:p>
     <w:p>
@@ -162,7 +162,7 @@
         <w:t xml:space="preserve">Ergebnis: </w:t>
       </w:r>
       <w:r>
-        <w:t>COPD-Prävalenz 27,2%, SAD 53,6%. Effektschwellen: 21,33 μg/m³ (PM2.5), 8,67 μg/m³ (SO₂); p&lt;0,001. Bei PM2.5&gt;21,33 μg/m³: COPD-Prävalenz 33,4%, SAD 58,4%. Bei SO₂&gt;8,67 μg/m³: COPD 30,2%, SAD 57,4%. Husten und Dyspnoe signifikant häufiger in Hochexpositionsgruppen; schlechtere Lungenfunktion (FEV1, FVC, FEV1/FVC).</w:t>
+        <w:t>Bei 35%-iger Fleischreduktion: 7,2 Monate Lebenserwartungsgewinn (KI: 1,1–12,9) und 8,4 Millionen vermiedene chronische Erkrankungen (KI: 1,3–14,9). Bei 50%-iger Reduktion: 9,4 Monate (KI: 1,3–15,4) und 10,9 Millionen Fälle vermieden (KI: 1,5–17,9). Etwa 95 % der Gewinne durch kardiovaskuläre Outcomes.</w:t>
       </w:r>
     </w:p>
     <w:p>
@@ -177,7 +177,7 @@
         <w:rPr>
           <w:sz w:val="19"/>
         </w:rPr>
-        <w:t>China, aber Schwellenwertmethodik (DLNM) übertragbar; absolute Werte klimaabhängig</w:t>
+        <w:t>UK-Daten und gemäßigte Klimazone, strukturell übertragbar auf Deutschland</w:t>
       </w:r>
     </w:p>
     <w:p>
@@ -186,7 +186,7 @@
           <w:color w:val="5A7D3A"/>
           <w:sz w:val="18"/>
         </w:rPr>
-        <w:t>https://pubmed.ncbi.nlm.nih.gov/42746077/</w:t>
+        <w:t>https://pubmed.ncbi.nlm.nih.gov/42752699/</w:t>
       </w:r>
     </w:p>
     <w:p>
@@ -194,7 +194,7 @@
         <w:pStyle w:val="Heading2"/>
       </w:pPr>
       <w:r>
-        <w:t>Rauchassoziierte Luftqualität in deutschen Haushalten: Barrieren und Verhandlungsstrategien</w:t>
+        <w:t>Pilzpathogene im One-Health-Ansatz: Mensch, Tier, Pflanze</w:t>
       </w:r>
     </w:p>
     <w:p>
@@ -204,12 +204,12 @@
           <w:color w:val="666666"/>
           <w:sz w:val="18"/>
         </w:rPr>
-        <w:t>Barrera B et al.  ·  BMJ Open  ·  15.09.2026  ·  PMID 42744365</w:t>
+        <w:t>Ali M et al.  ·  Arch Microbiol  ·  17.09.2026  ·  PMID 42752633</w:t>
       </w:r>
     </w:p>
     <w:p>
       <w:r>
-        <w:t>Qualitative Studie mit 9 Frauen (18–65 Jahre) zu Erfahrungen beim Umsetzen rauchfreier Haushaltsregeln in Bremen.</w:t>
+        <w:t>Narratives Review zu Pilzkrankheiten in menschlicher, tierischer und pflanzlicher Gesundheit, mit Fokus auf Azol-Resistenzentwicklung durch Fungizideinsatz in der Landwirtschaft und klimawandelbedingte Verbreitungsdynamiken.</w:t>
       </w:r>
     </w:p>
     <w:p>
@@ -220,7 +220,7 @@
         <w:t xml:space="preserve">Ergebnis: </w:t>
       </w:r>
       <w:r>
-        <w:t>Hauptergebnis: Frauen hatten starke Motivation zum Schutz von Kindern, aber Durchsetzung war schwierig bei Machtungleichgewichten, wenn Raucher den Haushalt prägten oder Rauchen sozial normalisiert war. Frauen setzten dann Teilrestriktionen oder Schadensreduktionsstrategien um. Lebensphase und Bildung beeinflussten wahrgenommene Legitimität von Regeln.</w:t>
+        <w:t>Kernfeststellung: Azol-Fungizide in Pflanzen führen zu Resistenzentwicklung bei umweltassoziierten Pilzen (z. B. Aspergillus flavus, Fusarium spp.) mit direkter Übertragung auf klinische Resistenz. Antimykotische Behandlung schlägt fehl. Pilzlast steigende Prävalenz; Schnittstelle Umweltveränderung–Mensch-Tier.</w:t>
       </w:r>
     </w:p>
     <w:p>
@@ -235,7 +235,7 @@
         <w:rPr>
           <w:sz w:val="19"/>
         </w:rPr>
-        <w:t>Deutschland; soziale und strukturelle Barrieren für rauchfreie Haushalte erkannt</w:t>
+        <w:t>Globales One-Health-Prinzip, Methodologie überall anwendbar</w:t>
       </w:r>
     </w:p>
     <w:p>
@@ -244,7 +244,7 @@
           <w:color w:val="5A7D3A"/>
           <w:sz w:val="18"/>
         </w:rPr>
-        <w:t>https://pubmed.ncbi.nlm.nih.gov/42744365/</w:t>
+        <w:t>https://pubmed.ncbi.nlm.nih.gov/42752633/</w:t>
       </w:r>
     </w:p>
     <w:p>
@@ -252,7 +252,7 @@
         <w:pStyle w:val="Heading2"/>
       </w:pPr>
       <w:r>
-        <w:t>Zeckenbefall und Erythema migrans in Ostösterreich: Häufigkeit und Risikogruppen</w:t>
+        <w:t>Umwelt prägt allergische Sensibilisierungsmuster bei Kindern in Spanien</w:t>
       </w:r>
     </w:p>
     <w:p>
@@ -262,12 +262,12 @@
           <w:color w:val="666666"/>
           <w:sz w:val="18"/>
         </w:rPr>
-        <w:t>Kirchler CA et al.  ·  Ticks Tick Borne Dis  ·  09.09.2026  ·  PMID 42715851</w:t>
+        <w:t>Álvaro-Lozano M et al.  ·  Pediatr Allergy Immunol  ·  Sept. 2026  ·  PMID 42748005</w:t>
       </w:r>
     </w:p>
     <w:p>
       <w:r>
-        <w:t>Querschnittsbefragung von 3005 Dermatologie-Patienten in Ostösterreich zur Häufigkeit von Zeckenstichen und Borreliose-Manifestation.</w:t>
+        <w:t>Querschnittsstudie zur geografischen Variation von IgE-Sensibilisierungsprofilen bei 354 Kindern (0–15 Jahre) mit allergischer Rhinitis und/oder Asthma aus acht spanischen Städten mit unterschiedlichen Klimaverhältnissen.</w:t>
       </w:r>
     </w:p>
     <w:p>
@@ -278,7 +278,7 @@
         <w:t xml:space="preserve">Ergebnis: </w:t>
       </w:r>
       <w:r>
-        <w:t>14,3% der Patienten berichteten Zeckenstiche im Vorjahr; Erythema migrans trat bei 7% der Zeckenstich-Patienten auf (etwa 1% der Gesamtkohorte). Frauen und Patienten ab 60 Jahren waren häufiger betroffen (p&lt;0,001). Regionale Unterschiede: 15,0% in Niederösterreich vs. 11,4% in Burgenland (p=0,024).</w:t>
+        <w:t>97,5 % der Kinder zeigten Reaktivität auf mindestens ein Allergen. Nicht-lineare Alterstrajektor mit früher Sensibilisierung in Hochexpositionsumgebungen, markante Expansion während Schulalter. Schweregrad der Rhinitis mit dichteren Milben-Sensibilisierungsnetzwerken assoziiert; Asthmaschweregrad durch komplexe Pollenpolysensibilisierung bestimmt.</w:t>
       </w:r>
     </w:p>
     <w:p>
@@ -293,7 +293,7 @@
         <w:rPr>
           <w:sz w:val="19"/>
         </w:rPr>
-        <w:t>Gemäßigte Klimazone Österreich; Zeckenvektoren expandieren durch Klimawandel nordwärts</w:t>
+        <w:t>Südeuropa/Mittelmeerraum, methodisch auf Deutschland anwendbar</w:t>
       </w:r>
     </w:p>
     <w:p>
@@ -302,7 +302,7 @@
           <w:color w:val="5A7D3A"/>
           <w:sz w:val="18"/>
         </w:rPr>
-        <w:t>https://pubmed.ncbi.nlm.nih.gov/42715851/</w:t>
+        <w:t>https://pubmed.ncbi.nlm.nih.gov/42748005/</w:t>
       </w:r>
     </w:p>
     <w:p>
@@ -310,7 +310,7 @@
         <w:pStyle w:val="Heading2"/>
       </w:pPr>
       <w:r>
-        <w:t>Luftverschmutzung und psychotische Störungen: Soziodemografische Unterschiede in Wales</w:t>
+        <w:t>Fester Hausbrennstoffe, Lüftung und Depression bei älteren Erwachsenen in China</w:t>
       </w:r>
     </w:p>
     <w:p>
@@ -320,12 +320,12 @@
           <w:color w:val="666666"/>
           <w:sz w:val="18"/>
         </w:rPr>
-        <w:t>Christoforou ES et al.  ·  Int J Popul Data Sci  ·  02.07.2026  ·  PMID 42482960</w:t>
+        <w:t>Zhang T et al.  ·  Front Public Health  ·  01.09.2026  ·  PMID 42745904</w:t>
       </w:r>
     </w:p>
     <w:p>
       <w:r>
-        <w:t>Populationsbasierte Studie mit verlinkten Arztpraxisdaten aus Wales (2016–2019) zu Luftschadstoff-Exposition (PM10, PM2.5, NOx) bei Personen mit Schizophrenie/psychotischen Störungen vs. Allgemeinbevölkerung.</w:t>
+        <w:t>Querschnittsstudie an 11.697 älteren Erwachsenen (≥65 Jahre) zur Assoziation zwischen Hausbrennstoffen, Küchenlüftung und depressiven Symptomen (CES-D-10).</w:t>
       </w:r>
     </w:p>
     <w:p>
@@ -336,7 +336,7 @@
         <w:t xml:space="preserve">Ergebnis: </w:t>
       </w:r>
       <w:r>
-        <w:t>1784 Personen mit Schizophrenie/psychotischen Störungen (0,1% der Kohorte), 52,7% männlich. Mittleres Alter 46,9 vs. 42,3 Jahre in Allgemeinbevölkerung. Luftschadstoff-Level ähnlich zwischen Gruppen. Stark ausgeprägter Deprivationsgradient: 29,1% der Fälle in höchster Deprivationsquintile vs. 15,0% in niedrigster (p&lt;0,05). Keine Unterschiede nach Urbanität.</w:t>
+        <w:t>Festbrennstoffe vs. saubere Brennstoffe: OR 1,25 (95%-KI: 1,09–1,44) für depressive Symptome. Kombinierte Exposition (Festbrennstoffe ohne mechanische Lüftung): OR 2,16 (95%-KI: 1,63–2,86) vs. saubere Brennstoffe mit Lüftung. Depressive Score-Differenz (B = 0,57, 95%-KI: 0,33–0,82).</w:t>
       </w:r>
     </w:p>
     <w:p>
@@ -351,7 +351,7 @@
         <w:rPr>
           <w:sz w:val="19"/>
         </w:rPr>
-        <w:t>Wales, britisches Gesundheitssystem; Umweltdaten auf Kleinräumebene</w:t>
+        <w:t>China, übertragbar für Länder mit Biomasse-Feuerung, methodisches Design global anwendbar</w:t>
       </w:r>
     </w:p>
     <w:p>
@@ -360,7 +360,7 @@
           <w:color w:val="5A7D3A"/>
           <w:sz w:val="18"/>
         </w:rPr>
-        <w:t>https://pubmed.ncbi.nlm.nih.gov/42482960/</w:t>
+        <w:t>https://pubmed.ncbi.nlm.nih.gov/42745904/</w:t>
       </w:r>
     </w:p>
     <w:p>
@@ -368,7 +368,7 @@
         <w:pStyle w:val="Heading2"/>
       </w:pPr>
       <w:r>
-        <w:t>Achtsamkeit und nachhaltige Ernährung: Meta-Analyse mit CO₂-Szenarios</w:t>
+        <w:t>Hitzerisko-Kommunikation zwischen Regierung und Öffentlichkeit in China</w:t>
       </w:r>
     </w:p>
     <w:p>
@@ -378,12 +378,12 @@
           <w:color w:val="666666"/>
           <w:sz w:val="18"/>
         </w:rPr>
-        <w:t>Kosteletzky A et al.  ·  Nutr J  ·  06.07.2026  ·  PMID 42410600</w:t>
+        <w:t>Lu L et al.  ·  Risk Anal  ·  Okt. 2026  ·  PMID 42745338</w:t>
       </w:r>
     </w:p>
     <w:p>
       <w:r>
-        <w:t>Systematische Übersicht und Meta-Analyse von 13 Studien (2018–2025) zum Zusammenhang zwischen Achtsamkeit und nachhaltigen Ernährungsverhalten; Szenariomodellierung für CO₂-Einsparungen.</w:t>
+        <w:t>Qualitative Inhaltsanalyse von 49.633 öffentlichen und 3.475 behördlichen Botschaften zu Hitzewellen in chinesischen Städten mittels Topic Modeling und Textanalyse.</w:t>
       </w:r>
     </w:p>
     <w:p>
@@ -394,7 +394,7 @@
         <w:t xml:space="preserve">Ergebnis: </w:t>
       </w:r>
       <w:r>
-        <w:t>Kleine aber signifikante positive Assoziation: d=0,28 (95% KI [0,13; 0,43]). Beobachtungsstudien zeigten stärkere Effekte als Interventionen. Fleischkonsum-Subgruppe: d=0,25. Szenariomodellierung Deutschland/UK/USA: Vollständige EAT-Lancet-Diät ergäbe 11% Einsparung von Deutschlands Emissionsbudget bis 2040; realistische Fleischreduktion 2,8%.</w:t>
+        <w:t>Kernfunde: Öffentliche Nachrichten problem- und nachfrageorientiert; behördliche Posts präventions- und anleitungsorientiert. Asymmetrische Textmerkmalsmuster und unterschiedliche Assoziationen mit Responsivität und Engagement. Stadt-Jahre-Ebene zeigt kurz-langfristiges Anpassungsgleichgewicht in Risikokommunikation.</w:t>
       </w:r>
     </w:p>
     <w:p>
@@ -409,7 +409,7 @@
         <w:rPr>
           <w:sz w:val="19"/>
         </w:rPr>
-        <w:t>Deutschland, Datengrundlage nationale Life-Cycle-Assessment-Studien</w:t>
+        <w:t>China, Methodik der Risikokommunikationsanalyse überall anwendbar</w:t>
       </w:r>
     </w:p>
     <w:p>
@@ -418,7 +418,7 @@
           <w:color w:val="5A7D3A"/>
           <w:sz w:val="18"/>
         </w:rPr>
-        <w:t>https://pubmed.ncbi.nlm.nih.gov/42410600/</w:t>
+        <w:t>https://pubmed.ncbi.nlm.nih.gov/42745338/</w:t>
       </w:r>
     </w:p>
     <w:sectPr>

--- a/download/studien-aktuell.docx
+++ b/download/studien-aktuell.docx
@@ -62,7 +62,7 @@
           <w:color w:val="666666"/>
           <w:sz w:val="18"/>
         </w:rPr>
-        <w:t>Stand: 18.09.2026  |  6 Studien  |  klima.m-vf.de</w:t>
+        <w:t>Stand: 19.09.2026  |  6 Studien  |  klima.m-vf.de</w:t>
       </w:r>
     </w:p>
     <w:p>
@@ -70,7 +70,7 @@
         <w:pStyle w:val="Heading1"/>
       </w:pPr>
       <w:r>
-        <w:t>Aufgenommen am 18.09.2026</w:t>
+        <w:t>Aufgenommen am 19.09.2026</w:t>
       </w:r>
     </w:p>
     <w:p>
@@ -78,7 +78,7 @@
         <w:pStyle w:val="Heading2"/>
       </w:pPr>
       <w:r>
-        <w:t>Hitze und Stillabbruch: Nationale Kohortenstudie Brasilien</w:t>
+        <w:t>Klimawandel und psychische Gesundheit bei vertriebenen Bevölkerungen an der Thailand-Myanmar-Grenze</w:t>
       </w:r>
     </w:p>
     <w:p>
@@ -88,12 +88,12 @@
           <w:color w:val="666666"/>
           <w:sz w:val="18"/>
         </w:rPr>
-        <w:t>Ribeiro-Silva RC et al.  ·  Int J Epidemiol  ·  18.08.2026  ·  PMID 42753718</w:t>
+        <w:t>Fellmeth G et al.  ·  Front Public Health  ·  03.09.2026  ·  PMID 42756140</w:t>
       </w:r>
     </w:p>
     <w:p>
       <w:r>
-        <w:t>Longitudinale bevölkerungsbasierte Kohortenstudie (397.239 Kinder 0–6 Monate, 2015–2019) zur Assoziation zwischen Umgebungstemperatur und Stillabbruch mittels Cox-Modellen und DLNM.</w:t>
+        <w:t>Qualitative Studie mit acht Fokusgruppen (58 Teilnehmer) zu Wahrnehmungen von Klimawandel und psychischen Auswirkungen bei migrierten Gemeinschaften in Thailand.</w:t>
       </w:r>
     </w:p>
     <w:p>
@@ -104,7 +104,7 @@
         <w:t xml:space="preserve">Ergebnis: </w:t>
       </w:r>
       <w:r>
-        <w:t>Hitzeexposition (hohe vs. Referenz): HR 1,10 (95%-KI: 1,08–1,14) für erhöhtes Risiko des Stillabbruchs. Kalte Temperaturen nicht signifikant assoziiert (HR 1,01, 95%-KI: 0,98–1,05). Erhöhtes Risiko über alle Altersgruppen und Deprivationsniveaus konsistent.</w:t>
+        <w:t>Klimawandel wurde spontan nicht als Hauptstressor erwähnt; nach direkter Abfrage berichteten Teilnehmer über verstärkte Hitzeexposition, Überschwemmungen und Umweltdegradation, die Existenzgrundlagen störten; Klimawandel wirkt indirekt als Multiplikator bestehender struktureller Vulnerabilitäten.</w:t>
       </w:r>
     </w:p>
     <w:p>
@@ -119,7 +119,7 @@
         <w:rPr>
           <w:sz w:val="19"/>
         </w:rPr>
-        <w:t>Tropisches Klima – Hitzeeffekte universal, Anpassungsstrategien global anwendbar</w:t>
+        <w:t>Konfliktgebiet mit prekärem Status; Kernaussage zur Vulnerabilität für Migrantengruppen relevant</w:t>
       </w:r>
     </w:p>
     <w:p>
@@ -128,7 +128,7 @@
           <w:color w:val="5A7D3A"/>
           <w:sz w:val="18"/>
         </w:rPr>
-        <w:t>https://pubmed.ncbi.nlm.nih.gov/42753718/</w:t>
+        <w:t>https://pubmed.ncbi.nlm.nih.gov/42756140/</w:t>
       </w:r>
     </w:p>
     <w:p>
@@ -136,7 +136,7 @@
         <w:pStyle w:val="Heading2"/>
       </w:pPr>
       <w:r>
-        <w:t>Gesundheitsgewinne durch nachhaltige Ernährungsumstellung mit weniger Fleisch</w:t>
+        <w:t>Globale Klimafolgen für Mortalität und Morbidität: Systematischer Review</w:t>
       </w:r>
     </w:p>
     <w:p>
@@ -146,12 +146,12 @@
           <w:color w:val="666666"/>
           <w:sz w:val="18"/>
         </w:rPr>
-        <w:t>Eustachio Colombo P et al.  ·  Eur J Nutr  ·  17.09.2026  ·  PMID 42752699</w:t>
+        <w:t>Rahamtalla BM et al.  ·  Pan Afr Med J  ·  21.05.2026  ·  PMID 42755475</w:t>
       </w:r>
     </w:p>
     <w:p>
       <w:r>
-        <w:t>Modellierungsstudie zu den gesundheitlichen Auswirkungen von reduzierten Rot- und Fleischprodukt-Konsum nach britischem Klimazielplan über 30 Jahre.</w:t>
+        <w:t>Systematischer Review mit Meta-Analyse von 65 Studien (2000-2025) zu klimasensitiven Gesundheitsfolgen weltweit.</w:t>
       </w:r>
     </w:p>
     <w:p>
@@ -162,7 +162,7 @@
         <w:t xml:space="preserve">Ergebnis: </w:t>
       </w:r>
       <w:r>
-        <w:t>Bei 35%-iger Fleischreduktion: 7,2 Monate Lebenserwartungsgewinn (KI: 1,1–12,9) und 8,4 Millionen vermiedene chronische Erkrankungen (KI: 1,3–14,9). Bei 50%-iger Reduktion: 9,4 Monate (KI: 1,3–15,4) und 10,9 Millionen Fälle vermieden (KI: 1,5–17,9). Etwa 95 % der Gewinne durch kardiovaskuläre Outcomes.</w:t>
+        <w:t>Nicht-optimale Temperaturen: 5,08 Millionen jährliche Todesfälle (2000-2019); Wärmesterblichkeit +3,3% pro 1°C über lokalem Optimum; Waldbrände: ~339.000 premature Todesfälle jährlich; Arbeitsproduktivitätsverluste durch Hitze: 5,3% der globalen Arbeitsstunden (~671 Mrd. USD 2020); Frühwarnsysteme könnten Mortalität um bis zu 42% senken.</w:t>
       </w:r>
     </w:p>
     <w:p>
@@ -177,7 +177,7 @@
         <w:rPr>
           <w:sz w:val="19"/>
         </w:rPr>
-        <w:t>UK-Daten und gemäßigte Klimazone, strukturell übertragbar auf Deutschland</w:t>
+        <w:t>Globale Evidenz mit Lücken für gemäßigte Zonen; nur Methodik für Deutschland nutzbar</w:t>
       </w:r>
     </w:p>
     <w:p>
@@ -186,7 +186,7 @@
           <w:color w:val="5A7D3A"/>
           <w:sz w:val="18"/>
         </w:rPr>
-        <w:t>https://pubmed.ncbi.nlm.nih.gov/42752699/</w:t>
+        <w:t>https://pubmed.ncbi.nlm.nih.gov/42755475/</w:t>
       </w:r>
     </w:p>
     <w:p>
@@ -194,7 +194,7 @@
         <w:pStyle w:val="Heading2"/>
       </w:pPr>
       <w:r>
-        <w:t>Pilzpathogene im One-Health-Ansatz: Mensch, Tier, Pflanze</w:t>
+        <w:t>Innenraumluftüberwachung für Feinstaubexposition bei älteren Erwachsenen</w:t>
       </w:r>
     </w:p>
     <w:p>
@@ -204,12 +204,12 @@
           <w:color w:val="666666"/>
           <w:sz w:val="18"/>
         </w:rPr>
-        <w:t>Ali M et al.  ·  Arch Microbiol  ·  17.09.2026  ·  PMID 42752633</w:t>
+        <w:t>Kim SY et al.  ·  Environ Health  ·  17.09.2026  ·  PMID 42754883</w:t>
       </w:r>
     </w:p>
     <w:p>
       <w:r>
-        <w:t>Narratives Review zu Pilzkrankheiten in menschlicher, tierischer und pflanzlicher Gesundheit, mit Fokus auf Azol-Resistenzentwicklung durch Fungizideinsatz in der Landwirtschaft und klimawandelbedingte Verbreitungsdynamiken.</w:t>
+        <w:t>Langzeit-Innenraumluftmessung bei 130 älteren Erwachsenen mit Lungenfibrose in Seoul (2021-2023) zur Erfassung der PM₂,₅-Exposition.</w:t>
       </w:r>
     </w:p>
     <w:p>
@@ -220,7 +220,7 @@
         <w:t xml:space="preserve">Ergebnis: </w:t>
       </w:r>
       <w:r>
-        <w:t>Kernfeststellung: Azol-Fungizide in Pflanzen führen zu Resistenzentwicklung bei umweltassoziierten Pilzen (z. B. Aspergillus flavus, Fusarium spp.) mit direkter Übertragung auf klinische Resistenz. Antimykotische Behandlung schlägt fehl. Pilzlast steigende Prävalenz; Schnittstelle Umweltveränderung–Mensch-Tier.</w:t>
+        <w:t>Durchschnittliche Innenraum-PM₂,₅: 14,90 µg/m³ (SD 36,12); Winterkonzentrationen höher (20,17) als Sommer (11,19); Infiltrationsfaktoren 51-70%; Haushalte mit Kochen, Luftbefeuchtern, Haustieren oder Rauchern zeigten höhere Konzentrationen (15,14-24,09 vs. 10,96-13,35 µg/m³).</w:t>
       </w:r>
     </w:p>
     <w:p>
@@ -235,7 +235,7 @@
         <w:rPr>
           <w:sz w:val="19"/>
         </w:rPr>
-        <w:t>Globales One-Health-Prinzip, Methodologie überall anwendbar</w:t>
+        <w:t>Südkorea, Messmethodik übertragbar; absolute Werte klimaabhängig</w:t>
       </w:r>
     </w:p>
     <w:p>
@@ -244,7 +244,7 @@
           <w:color w:val="5A7D3A"/>
           <w:sz w:val="18"/>
         </w:rPr>
-        <w:t>https://pubmed.ncbi.nlm.nih.gov/42752633/</w:t>
+        <w:t>https://pubmed.ncbi.nlm.nih.gov/42754883/</w:t>
       </w:r>
     </w:p>
     <w:p>
@@ -252,7 +252,7 @@
         <w:pStyle w:val="Heading2"/>
       </w:pPr>
       <w:r>
-        <w:t>Umwelt prägt allergische Sensibilisierungsmuster bei Kindern in Spanien</w:t>
+        <w:t>Waldbrandrauch und kardiologische Hospitalisierungen in den USA</w:t>
       </w:r>
     </w:p>
     <w:p>
@@ -262,12 +262,12 @@
           <w:color w:val="666666"/>
           <w:sz w:val="18"/>
         </w:rPr>
-        <w:t>Álvaro-Lozano M et al.  ·  Pediatr Allergy Immunol  ·  Sept. 2026  ·  PMID 42748005</w:t>
+        <w:t>Zhang M et al.  ·  Nat Commun  ·  17.09.2026  ·  PMID 42754610</w:t>
       </w:r>
     </w:p>
     <w:p>
       <w:r>
-        <w:t>Querschnittsstudie zur geografischen Variation von IgE-Sensibilisierungsprofilen bei 354 Kindern (0–15 Jahre) mit allergischer Rhinitis und/oder Asthma aus acht spanischen Städten mit unterschiedlichen Klimaverhältnissen.</w:t>
+        <w:t>Studie untersuchte die Auswirkungen von Waldbrand-spezifischem PM₂,₅ im Vergleich zu anderen Feinstaubquellen auf kardiopulmonale Hospitalisierungen in 20 US-Bundesstaaten (2006-2019).</w:t>
       </w:r>
     </w:p>
     <w:p>
@@ -278,7 +278,7 @@
         <w:t xml:space="preserve">Ergebnis: </w:t>
       </w:r>
       <w:r>
-        <w:t>97,5 % der Kinder zeigten Reaktivität auf mindestens ein Allergen. Nicht-lineare Alterstrajektor mit früher Sensibilisierung in Hochexpositionsumgebungen, markante Expansion während Schulalter. Schweregrad der Rhinitis mit dichteren Milben-Sensibilisierungsnetzwerken assoziiert; Asthmaschweregrad durch komplexe Pollenpolysensibilisierung bestimmt.</w:t>
+        <w:t>Waldbrand-PM₂,₅ assoziiert mit höheren Hospitalisierungsrisiken als non-Waldbrand-PM₂,₅: 10-16% pro 1 µg/m³ versus 4,7-8,5%; stärkere Effekte in Minderheiten und deprivierten Gemeinden; nur die Methodik ist klimazonenunabhängig übertragbar.</w:t>
       </w:r>
     </w:p>
     <w:p>
@@ -293,7 +293,7 @@
         <w:rPr>
           <w:sz w:val="19"/>
         </w:rPr>
-        <w:t>Südeuropa/Mittelmeerraum, methodisch auf Deutschland anwendbar</w:t>
+        <w:t>USA, Waldbrandrauch-Toxizität methodologisch relevant; absolute Risiken nicht direkt übertragbar</w:t>
       </w:r>
     </w:p>
     <w:p>
@@ -302,7 +302,7 @@
           <w:color w:val="5A7D3A"/>
           <w:sz w:val="18"/>
         </w:rPr>
-        <w:t>https://pubmed.ncbi.nlm.nih.gov/42748005/</w:t>
+        <w:t>https://pubmed.ncbi.nlm.nih.gov/42754610/</w:t>
       </w:r>
     </w:p>
     <w:p>
@@ -310,7 +310,7 @@
         <w:pStyle w:val="Heading2"/>
       </w:pPr>
       <w:r>
-        <w:t>Fester Hausbrennstoffe, Lüftung und Depression bei älteren Erwachsenen in China</w:t>
+        <w:t>PFAS-Exposition in portugiesischen Grundschulen: Inhalationsrisiken für Kinder</w:t>
       </w:r>
     </w:p>
     <w:p>
@@ -320,12 +320,12 @@
           <w:color w:val="666666"/>
           <w:sz w:val="18"/>
         </w:rPr>
-        <w:t>Zhang T et al.  ·  Front Public Health  ·  01.09.2026  ·  PMID 42745904</w:t>
+        <w:t>Hatem G et al.  ·  Environ Res  ·  01.10.2026  ·  PMID 42628674</w:t>
       </w:r>
     </w:p>
     <w:p>
       <w:r>
-        <w:t>Querschnittsstudie an 11.697 älteren Erwachsenen (≥65 Jahre) zur Assoziation zwischen Hausbrennstoffen, Küchenlüftung und depressiven Symptomen (CES-D-10).</w:t>
+        <w:t>Die Studie untersuchte die Konzentration von Per- und Polyfluoralkylsubstanzen (PFAS) in der Innenraumluft von acht portugiesischen Grundschulen und schätzte die Inhalationsexposition von Kindern und Personal.</w:t>
       </w:r>
     </w:p>
     <w:p>
@@ -336,7 +336,7 @@
         <w:t xml:space="preserve">Ergebnis: </w:t>
       </w:r>
       <w:r>
-        <w:t>Festbrennstoffe vs. saubere Brennstoffe: OR 1,25 (95%-KI: 1,09–1,44) für depressive Symptome. Kombinierte Exposition (Festbrennstoffe ohne mechanische Lüftung): OR 2,16 (95%-KI: 1,63–2,86) vs. saubere Brennstoffe mit Lüftung. Depressive Score-Differenz (B = 0,57, 95%-KI: 0,33–0,82).</w:t>
+        <w:t>PFAA-Vorläufer dominierten mit 66,5% der Gesamtkonzentration in der Innenraumluft; Kinder hatten eine höhere körpergewichtsnormalisierte Inhalationsexposition als Erwachsene; Schulen stellen wichtige Mikroumgebungen für PFAS-Exposition dar.</w:t>
       </w:r>
     </w:p>
     <w:p>
@@ -351,7 +351,7 @@
         <w:rPr>
           <w:sz w:val="19"/>
         </w:rPr>
-        <w:t>China, übertragbar für Länder mit Biomasse-Feuerung, methodisches Design global anwendbar</w:t>
+        <w:t>Südeuropa, strukturelle Übertragbarkeit auf deutschsprachige Schulen eingeschränkt</w:t>
       </w:r>
     </w:p>
     <w:p>
@@ -360,7 +360,7 @@
           <w:color w:val="5A7D3A"/>
           <w:sz w:val="18"/>
         </w:rPr>
-        <w:t>https://pubmed.ncbi.nlm.nih.gov/42745904/</w:t>
+        <w:t>https://pubmed.ncbi.nlm.nih.gov/42628674/</w:t>
       </w:r>
     </w:p>
     <w:p>
@@ -368,7 +368,7 @@
         <w:pStyle w:val="Heading2"/>
       </w:pPr>
       <w:r>
-        <w:t>Hitzerisko-Kommunikation zwischen Regierung und Öffentlichkeit in China</w:t>
+        <w:t>Straßengeometrie, Luftqualität und psychisches Wohlbefinden älterer Fußgänger in Italien</w:t>
       </w:r>
     </w:p>
     <w:p>
@@ -378,12 +378,12 @@
           <w:color w:val="666666"/>
           <w:sz w:val="18"/>
         </w:rPr>
-        <w:t>Lu L et al.  ·  Risk Anal  ·  Okt. 2026  ·  PMID 42745338</w:t>
+        <w:t>Mahia L et al.  ·  J Environ Manage  ·  01.09.2026  ·  PMID 42617560</w:t>
       </w:r>
     </w:p>
     <w:p>
       <w:r>
-        <w:t>Qualitative Inhaltsanalyse von 49.633 öffentlichen und 3.475 behördlichen Botschaften zu Hitzewellen in chinesischen Städten mittels Topic Modeling und Textanalyse.</w:t>
+        <w:t>Die Studie untersuchte, wie Straßengeometrie, Luftqualität und Begrünung in Echtzeit physiologische und psychologische Reaktionen älterer Fußgänger in Perugia beeinflussen.</w:t>
       </w:r>
     </w:p>
     <w:p>
@@ -394,7 +394,7 @@
         <w:t xml:space="preserve">Ergebnis: </w:t>
       </w:r>
       <w:r>
-        <w:t>Kernfunde: Öffentliche Nachrichten problem- und nachfrageorientiert; behördliche Posts präventions- und anleitungsorientiert. Asymmetrische Textmerkmalsmuster und unterschiedliche Assoziationen mit Responsivität und Engagement. Stadt-Jahre-Ebene zeigt kurz-langfristiges Anpassungsgleichgewicht in Risikokommunikation.</w:t>
+        <w:t>Höhere Gebäude-Breiten-Verhältnisse und erhöhte NO₂/PM₁₀-Konzentrationen beeinträchtigten die Luftqualitätswahrnehmung (p = 0,028); beide Schadstoffe assoziiert mit physiologischen Stressreaktionen; höherer Grünflächenanteil zeigte günstige entspannte Reaktionen.</w:t>
       </w:r>
     </w:p>
     <w:p>
@@ -409,7 +409,7 @@
         <w:rPr>
           <w:sz w:val="19"/>
         </w:rPr>
-        <w:t>China, Methodik der Risikokommunikationsanalyse überall anwendbar</w:t>
+        <w:t>Südeuropa, Methodik auf deutsches Stadtdesign übertragbar</w:t>
       </w:r>
     </w:p>
     <w:p>
@@ -418,7 +418,7 @@
           <w:color w:val="5A7D3A"/>
           <w:sz w:val="18"/>
         </w:rPr>
-        <w:t>https://pubmed.ncbi.nlm.nih.gov/42745338/</w:t>
+        <w:t>https://pubmed.ncbi.nlm.nih.gov/42617560/</w:t>
       </w:r>
     </w:p>
     <w:sectPr>

--- a/download/studien-aktuell.docx
+++ b/download/studien-aktuell.docx
@@ -62,7 +62,7 @@
           <w:color w:val="666666"/>
           <w:sz w:val="18"/>
         </w:rPr>
-        <w:t>Stand: 19.09.2026  |  6 Studien  |  klima.m-vf.de</w:t>
+        <w:t>Stand: 20.09.2026  |  6 Studien  |  klima.m-vf.de</w:t>
       </w:r>
     </w:p>
     <w:p>
@@ -70,7 +70,7 @@
         <w:pStyle w:val="Heading1"/>
       </w:pPr>
       <w:r>
-        <w:t>Aufgenommen am 19.09.2026</w:t>
+        <w:t>Aufgenommen am 20.09.2026</w:t>
       </w:r>
     </w:p>
     <w:p>
@@ -78,7 +78,7 @@
         <w:pStyle w:val="Heading2"/>
       </w:pPr>
       <w:r>
-        <w:t>Klimawandel und psychische Gesundheit bei vertriebenen Bevölkerungen an der Thailand-Myanmar-Grenze</w:t>
+        <w:t>Hitze und Ozon: synergistische Sterblichkeit bei Kreislauferkrankungen</w:t>
       </w:r>
     </w:p>
     <w:p>
@@ -88,12 +88,12 @@
           <w:color w:val="666666"/>
           <w:sz w:val="18"/>
         </w:rPr>
-        <w:t>Fellmeth G et al.  ·  Front Public Health  ·  03.09.2026  ·  PMID 42756140</w:t>
+        <w:t>Li JN et al.  ·  Zhonghua Liu Xing Bing Xue Za Zhi  ·  10.09.2026  ·  PMID 42763186</w:t>
       </w:r>
     </w:p>
     <w:p>
       <w:r>
-        <w:t>Qualitative Studie mit acht Fokusgruppen (58 Teilnehmer) zu Wahrnehmungen von Klimawandel und psychischen Auswirkungen bei migrierten Gemeinschaften in Thailand.</w:t>
+        <w:t>Studie prüfte unabhängige und gemeinsame Effekte von Hitze und Ozonexposition auf Kreislauf-Mortalität in nordchinesischen Regionen.</w:t>
       </w:r>
     </w:p>
     <w:p>
@@ -104,7 +104,7 @@
         <w:t xml:space="preserve">Ergebnis: </w:t>
       </w:r>
       <w:r>
-        <w:t>Klimawandel wurde spontan nicht als Hauptstressor erwähnt; nach direkter Abfrage berichteten Teilnehmer über verstärkte Hitzeexposition, Überschwemmungen und Umweltdegradation, die Existenzgrundlagen störten; Klimawandel wirkt indirekt als Multiplikator bestehender struktureller Vulnerabilitäten.</w:t>
+        <w:t>Ozon +10 μg/m³: +0,16% Mortalitätsrisiko. Hitze P75→P99: +21,43% Mortalität. Synergieeffekt: Bei höchster Ozonbelastung (214 μg/m³) stieg Hitze-Effekt auf +27,17%.</w:t>
       </w:r>
     </w:p>
     <w:p>
@@ -119,7 +119,7 @@
         <w:rPr>
           <w:sz w:val="19"/>
         </w:rPr>
-        <w:t>Konfliktgebiet mit prekärem Status; Kernaussage zur Vulnerabilität für Migrantengruppen relevant</w:t>
+        <w:t>China - höhere Temperaturschwellen und Ozonkonzentrationen als Deutschland, methodisches Muster übertragbar</w:t>
       </w:r>
     </w:p>
     <w:p>
@@ -128,7 +128,7 @@
           <w:color w:val="5A7D3A"/>
           <w:sz w:val="18"/>
         </w:rPr>
-        <w:t>https://pubmed.ncbi.nlm.nih.gov/42756140/</w:t>
+        <w:t>https://pubmed.ncbi.nlm.nih.gov/42763186/</w:t>
       </w:r>
     </w:p>
     <w:p>
@@ -136,7 +136,7 @@
         <w:pStyle w:val="Heading2"/>
       </w:pPr>
       <w:r>
-        <w:t>Globale Klimafolgen für Mortalität und Morbidität: Systematischer Review</w:t>
+        <w:t>Hitzewellen und kognitiver Abbau: Gen-Umwelt-Interaktion bei älteren Menschen</w:t>
       </w:r>
     </w:p>
     <w:p>
@@ -146,12 +146,12 @@
           <w:color w:val="666666"/>
           <w:sz w:val="18"/>
         </w:rPr>
-        <w:t>Rahamtalla BM et al.  ·  Pan Afr Med J  ·  21.05.2026  ·  PMID 42755475</w:t>
+        <w:t>Wu J et al.  ·  Zhonghua Liu Xing Bing Xue Za Zhi  ·  10.09.2026  ·  PMID 42763184</w:t>
       </w:r>
     </w:p>
     <w:p>
       <w:r>
-        <w:t>Systematischer Review mit Meta-Analyse von 65 Studien (2000-2025) zu klimasensitiven Gesundheitsfolgen weltweit.</w:t>
+        <w:t>Analyse der Assoziation zwischen Hitzewellen-Exposition und kognitiven Beeinträchtigungen in älteren Chinesen mit ApoE-Genotyp-Stratifikation.</w:t>
       </w:r>
     </w:p>
     <w:p>
@@ -162,7 +162,7 @@
         <w:t xml:space="preserve">Ergebnis: </w:t>
       </w:r>
       <w:r>
-        <w:t>Nicht-optimale Temperaturen: 5,08 Millionen jährliche Todesfälle (2000-2019); Wärmesterblichkeit +3,3% pro 1°C über lokalem Optimum; Waldbrände: ~339.000 premature Todesfälle jährlich; Arbeitsproduktivitätsverluste durch Hitze: 5,3% der globalen Arbeitsstunden (~671 Mrd. USD 2020); Frühwarnsysteme könnten Mortalität um bis zu 42% senken.</w:t>
+        <w:t>Jeder zusätzliche Hitzewelle-Tag pro Jahr erhöhte Demenz-Risiko um 11% (HR 1,11; 95%-KI 1,02–1,20). ApoE-ε4-Träger: HR 1,23. Keine signifikante Interaktion (p=0,296).</w:t>
       </w:r>
     </w:p>
     <w:p>
@@ -177,7 +177,7 @@
         <w:rPr>
           <w:sz w:val="19"/>
         </w:rPr>
-        <w:t>Globale Evidenz mit Lücken für gemäßigte Zonen; nur Methodik für Deutschland nutzbar</w:t>
+        <w:t>China - ähnliche Temperaturprofile wie Südeuropa, methodisch übertragbar auf deutsche Altenpopulation</w:t>
       </w:r>
     </w:p>
     <w:p>
@@ -186,7 +186,7 @@
           <w:color w:val="5A7D3A"/>
           <w:sz w:val="18"/>
         </w:rPr>
-        <w:t>https://pubmed.ncbi.nlm.nih.gov/42755475/</w:t>
+        <w:t>https://pubmed.ncbi.nlm.nih.gov/42763184/</w:t>
       </w:r>
     </w:p>
     <w:p>
@@ -194,7 +194,7 @@
         <w:pStyle w:val="Heading2"/>
       </w:pPr>
       <w:r>
-        <w:t>Innenraumluftüberwachung für Feinstaubexposition bei älteren Erwachsenen</w:t>
+        <w:t>Klimawandel und Kindergesundheit in Kanada: systematische Übersicht</w:t>
       </w:r>
     </w:p>
     <w:p>
@@ -204,12 +204,12 @@
           <w:color w:val="666666"/>
           <w:sz w:val="18"/>
         </w:rPr>
-        <w:t>Kim SY et al.  ·  Environ Health  ·  17.09.2026  ·  PMID 42754883</w:t>
+        <w:t>Helldén D et al.  ·  BMJ Paediatr Open  ·  19.09.2026  ·  PMID 42763105</w:t>
       </w:r>
     </w:p>
     <w:p>
       <w:r>
-        <w:t>Langzeit-Innenraumluftmessung bei 130 älteren Erwachsenen mit Lungenfibrose in Seoul (2021-2023) zur Erfassung der PM₂,₅-Exposition.</w:t>
+        <w:t>Systematische Review zur Dokumentation von Klimafolgen auf Kindergesundheit in Kanada mit Frameworks für lokal relevante Gefahren.</w:t>
       </w:r>
     </w:p>
     <w:p>
@@ -220,7 +220,7 @@
         <w:t xml:space="preserve">Ergebnis: </w:t>
       </w:r>
       <w:r>
-        <w:t>Durchschnittliche Innenraum-PM₂,₅: 14,90 µg/m³ (SD 36,12); Winterkonzentrationen höher (20,17) als Sommer (11,19); Infiltrationsfaktoren 51-70%; Haushalte mit Kochen, Luftbefeuchtern, Haustieren oder Rauchern zeigten höhere Konzentrationen (15,14-24,09 vs. 10,96-13,35 µg/m³).</w:t>
+        <w:t>54 Primärstudien zeigen Hitze, veränderte Niederschläge, Waldbrände und vektorübertragene Krankheiten als Hauptfolgen. Bestehende Gesundheitsungleichheiten werden verstärkt.</w:t>
       </w:r>
     </w:p>
     <w:p>
@@ -235,7 +235,7 @@
         <w:rPr>
           <w:sz w:val="19"/>
         </w:rPr>
-        <w:t>Südkorea, Messmethodik übertragbar; absolute Werte klimaabhängig</w:t>
+        <w:t>Kanada - gemäßigte Klimazone, hochentwickeltes Gesundheitssystem, übertragbares Rahmenwerk auf Deutschland</w:t>
       </w:r>
     </w:p>
     <w:p>
@@ -244,7 +244,7 @@
           <w:color w:val="5A7D3A"/>
           <w:sz w:val="18"/>
         </w:rPr>
-        <w:t>https://pubmed.ncbi.nlm.nih.gov/42754883/</w:t>
+        <w:t>https://pubmed.ncbi.nlm.nih.gov/42763105/</w:t>
       </w:r>
     </w:p>
     <w:p>
@@ -252,7 +252,7 @@
         <w:pStyle w:val="Heading2"/>
       </w:pPr>
       <w:r>
-        <w:t>Waldbrandrauch und kardiologische Hospitalisierungen in den USA</w:t>
+        <w:t>Klimawandel, Atemwegserkrankungen und Krankenhausresilience</w:t>
       </w:r>
     </w:p>
     <w:p>
@@ -262,12 +262,12 @@
           <w:color w:val="666666"/>
           <w:sz w:val="18"/>
         </w:rPr>
-        <w:t>Zhang M et al.  ·  Nat Commun  ·  17.09.2026  ·  PMID 42754610</w:t>
+        <w:t>Huang PH et al.  ·  Front Public Health  ·  04.09.2026  ·  PMID 42761844</w:t>
       </w:r>
     </w:p>
     <w:p>
       <w:r>
-        <w:t>Studie untersuchte die Auswirkungen von Waldbrand-spezifischem PM₂,₅ im Vergleich zu anderen Feinstaubquellen auf kardiopulmonale Hospitalisierungen in 20 US-Bundesstaaten (2006-2019).</w:t>
+        <w:t>Narrative Review zu Auswirkungen von Klimawandel auf Transmission atemwegs- und tröpfchengebundener Krankheiten in Kliniken.</w:t>
       </w:r>
     </w:p>
     <w:p>
@@ -278,7 +278,7 @@
         <w:t xml:space="preserve">Ergebnis: </w:t>
       </w:r>
       <w:r>
-        <w:t>Waldbrand-PM₂,₅ assoziiert mit höheren Hospitalisierungsrisiken als non-Waldbrand-PM₂,₅: 10-16% pro 1 µg/m³ versus 4,7-8,5%; stärkere Effekte in Minderheiten und deprivierten Gemeinden; nur die Methodik ist klimazonenunabhängig übertragbar.</w:t>
+        <w:t>Flutexposition erhöht Atemwegs-Hospitalisierungen um 30%, infektiöse Erkrankungen um 26%, Effekte 60–90 Tage persistierend. Hitze +1°C über Schwelle: +1,47% COPD-Risiko.</w:t>
       </w:r>
     </w:p>
     <w:p>
@@ -293,7 +293,7 @@
         <w:rPr>
           <w:sz w:val="19"/>
         </w:rPr>
-        <w:t>USA, Waldbrandrauch-Toxizität methodologisch relevant; absolute Risiken nicht direkt übertragbar</w:t>
+        <w:t>Taiwan - methodisches Konzept klimaintegrierter Infektionsprävention für deutsche Kliniken anwendbar</w:t>
       </w:r>
     </w:p>
     <w:p>
@@ -302,7 +302,7 @@
           <w:color w:val="5A7D3A"/>
           <w:sz w:val="18"/>
         </w:rPr>
-        <w:t>https://pubmed.ncbi.nlm.nih.gov/42754610/</w:t>
+        <w:t>https://pubmed.ncbi.nlm.nih.gov/42761844/</w:t>
       </w:r>
     </w:p>
     <w:p>
@@ -310,7 +310,7 @@
         <w:pStyle w:val="Heading2"/>
       </w:pPr>
       <w:r>
-        <w:t>PFAS-Exposition in portugiesischen Grundschulen: Inhalationsrisiken für Kinder</w:t>
+        <w:t>Deploybare Klinikinfrastruktur für Klimakatastrophen</w:t>
       </w:r>
     </w:p>
     <w:p>
@@ -320,12 +320,12 @@
           <w:color w:val="666666"/>
           <w:sz w:val="18"/>
         </w:rPr>
-        <w:t>Hatem G et al.  ·  Environ Res  ·  01.10.2026  ·  PMID 42628674</w:t>
+        <w:t>Bitterman N et al.  ·  Front Public Health  ·  04.09.2026  ·  PMID 42761565</w:t>
       </w:r>
     </w:p>
     <w:p>
       <w:r>
-        <w:t>Die Studie untersuchte die Konzentration von Per- und Polyfluoralkylsubstanzen (PFAS) in der Innenraumluft von acht portugiesischen Grundschulen und schätzte die Inhalationsexposition von Kindern und Personal.</w:t>
+        <w:t>Expertise-Analyse zu Anforderungen an mobile Krankenheitseinrichtungen in extremen Klimabedingungen mit Gestaltungsempfehlungen.</w:t>
       </w:r>
     </w:p>
     <w:p>
@@ -336,7 +336,7 @@
         <w:t xml:space="preserve">Ergebnis: </w:t>
       </w:r>
       <w:r>
-        <w:t>PFAA-Vorläufer dominierten mit 66,5% der Gesamtkonzentration in der Innenraumluft; Kinder hatten eine höhere körpergewichtsnormalisierte Inhalationsexposition als Erwachsene; Schulen stellen wichtige Mikroumgebungen für PFAS-Exposition dar.</w:t>
+        <w:t>Kernfindung: Konventionelle Katastrophenmodelle reichen nicht aus; modular, nachhaltig und altersgerecht ausgestattete Einrichtungen mit Dauerpräsenz über die akute Phase hinaus notwendig.</w:t>
       </w:r>
     </w:p>
     <w:p>
@@ -351,7 +351,7 @@
         <w:rPr>
           <w:sz w:val="19"/>
         </w:rPr>
-        <w:t>Südeuropa, strukturelle Übertragbarkeit auf deutschsprachige Schulen eingeschränkt</w:t>
+        <w:t>Internationale Expertise - architektonisch-medizinisch-technische Lösungen übertragen auf deutsche Katastrophenplanung</w:t>
       </w:r>
     </w:p>
     <w:p>
@@ -360,7 +360,7 @@
           <w:color w:val="5A7D3A"/>
           <w:sz w:val="18"/>
         </w:rPr>
-        <w:t>https://pubmed.ncbi.nlm.nih.gov/42628674/</w:t>
+        <w:t>https://pubmed.ncbi.nlm.nih.gov/42761565/</w:t>
       </w:r>
     </w:p>
     <w:p>
@@ -368,7 +368,7 @@
         <w:pStyle w:val="Heading2"/>
       </w:pPr>
       <w:r>
-        <w:t>Straßengeometrie, Luftqualität und psychisches Wohlbefinden älterer Fußgänger in Italien</w:t>
+        <w:t>PM2.5- und NO2-Reduktion senkt Herz-Kreislauf-Erkrankungen um 15%</w:t>
       </w:r>
     </w:p>
     <w:p>
@@ -378,12 +378,12 @@
           <w:color w:val="666666"/>
           <w:sz w:val="18"/>
         </w:rPr>
-        <w:t>Mahia L et al.  ·  J Environ Manage  ·  01.09.2026  ·  PMID 42617560</w:t>
+        <w:t>Kakhaia S et al.  ·  Environ Int  ·  03.08.2026  ·  PMID 42585725</w:t>
       </w:r>
     </w:p>
     <w:p>
       <w:r>
-        <w:t>Die Studie untersuchte, wie Straßengeometrie, Luftqualität und Begrünung in Echtzeit physiologische und psychologische Reaktionen älterer Fußgänger in Perugia beeinflussen.</w:t>
+        <w:t>Studie quantifizierte kausale Effekte von Luftschadstoff-Reduktion auf kardiovaskuläre Morbidität in UK Biobank über 10 Jahre.</w:t>
       </w:r>
     </w:p>
     <w:p>
@@ -394,7 +394,7 @@
         <w:t xml:space="preserve">Ergebnis: </w:t>
       </w:r>
       <w:r>
-        <w:t>Höhere Gebäude-Breiten-Verhältnisse und erhöhte NO₂/PM₁₀-Konzentrationen beeinträchtigten die Luftqualitätswahrnehmung (p = 0,028); beide Schadstoffe assoziiert mit physiologischen Stressreaktionen; höherer Grünflächenanteil zeigte günstige entspannte Reaktionen.</w:t>
+        <w:t>25% Reduktion von PM2.5 und NO2 führte zu 10% niedrigerer CVD-Inzidenz (RR 0,90). Projizierte net-zero-Politiken würden Inzidenz um 15% senken (RR 0,85).</w:t>
       </w:r>
     </w:p>
     <w:p>
@@ -409,7 +409,7 @@
         <w:rPr>
           <w:sz w:val="19"/>
         </w:rPr>
-        <w:t>Südeuropa, Methodik auf deutsches Stadtdesign übertragbar</w:t>
+        <w:t>UK Biobank, gemäßigte Klimazone, europäisches Gesundheitssystem</w:t>
       </w:r>
     </w:p>
     <w:p>
@@ -418,7 +418,7 @@
           <w:color w:val="5A7D3A"/>
           <w:sz w:val="18"/>
         </w:rPr>
-        <w:t>https://pubmed.ncbi.nlm.nih.gov/42617560/</w:t>
+        <w:t>https://pubmed.ncbi.nlm.nih.gov/42585725/</w:t>
       </w:r>
     </w:p>
     <w:sectPr>

--- a/download/studien-aktuell.docx
+++ b/download/studien-aktuell.docx
@@ -62,7 +62,7 @@
           <w:color w:val="666666"/>
           <w:sz w:val="18"/>
         </w:rPr>
-        <w:t>Stand: 20.09.2026  |  6 Studien  |  klima.m-vf.de</w:t>
+        <w:t>Stand: 21.09.2026  |  6 Studien  |  klima.m-vf.de</w:t>
       </w:r>
     </w:p>
     <w:p>
@@ -70,7 +70,7 @@
         <w:pStyle w:val="Heading1"/>
       </w:pPr>
       <w:r>
-        <w:t>Aufgenommen am 20.09.2026</w:t>
+        <w:t>Aufgenommen am 21.09.2026</w:t>
       </w:r>
     </w:p>
     <w:p>
@@ -78,7 +78,7 @@
         <w:pStyle w:val="Heading2"/>
       </w:pPr>
       <w:r>
-        <w:t>Hitze und Ozon: synergistische Sterblichkeit bei Kreislauferkrankungen</w:t>
+        <w:t>PM2,5 und Sterblichkeit: Transnationaler Luftverschmutzungseffekt in Südkorea</w:t>
       </w:r>
     </w:p>
     <w:p>
@@ -88,12 +88,12 @@
           <w:color w:val="666666"/>
           <w:sz w:val="18"/>
         </w:rPr>
-        <w:t>Li JN et al.  ·  Zhonghua Liu Xing Bing Xue Za Zhi  ·  10.09.2026  ·  PMID 42763186</w:t>
+        <w:t>Kwon O et al.  ·  BMC Public Health  ·  08.09.2026  ·  PMID 42763387</w:t>
       </w:r>
     </w:p>
     <w:p>
       <w:r>
-        <w:t>Studie prüfte unabhängige und gemeinsame Effekte von Hitze und Ozonexposition auf Kreislauf-Mortalität in nordchinesischen Regionen.</w:t>
+        <w:t>Instrumentalvariablen-Analyse der PM2,5-Effekte auf Mortalität und Morbidität in Südkorea (2015–2022), unter Nutzung chinesischer Windrichtungen als Instrument.</w:t>
       </w:r>
     </w:p>
     <w:p>
@@ -104,7 +104,7 @@
         <w:t xml:space="preserve">Ergebnis: </w:t>
       </w:r>
       <w:r>
-        <w:t>Ozon +10 μg/m³: +0,16% Mortalitätsrisiko. Hitze P75→P99: +21,43% Mortalität. Synergieeffekt: Bei höchster Ozonbelastung (214 μg/m³) stieg Hitze-Effekt auf +27,17%.</w:t>
+        <w:t>1 µg/m³ PM2,5-Anstieg assoziiert mit 0,17 % Anstieg der Mortalität (65+ Jahre) und 5,1 % Anstieg respiratorischer Hospitalisierungen. Die 5,58 µg/m³-Reduktion von 2015–2022 entspricht USD 14,14 Milliarden ersparte Lebensjahre. 1 µg/m³ PM2,5 erhöhte Klinikbesuche um 1,2 % (obere Atemwegsinfektionen) und 2,6 % (untere).</w:t>
       </w:r>
     </w:p>
     <w:p>
@@ -119,7 +119,7 @@
         <w:rPr>
           <w:sz w:val="19"/>
         </w:rPr>
-        <w:t>China - höhere Temperaturschwellen und Ozonkonzentrationen als Deutschland, methodisches Muster übertragbar</w:t>
+        <w:t>Südkorea – vergleichbare Klimazone, gute Datenverfügbarkeit</w:t>
       </w:r>
     </w:p>
     <w:p>
@@ -128,7 +128,7 @@
           <w:color w:val="5A7D3A"/>
           <w:sz w:val="18"/>
         </w:rPr>
-        <w:t>https://pubmed.ncbi.nlm.nih.gov/42763186/</w:t>
+        <w:t>https://pubmed.ncbi.nlm.nih.gov/42763387/</w:t>
       </w:r>
     </w:p>
     <w:p>
@@ -136,7 +136,7 @@
         <w:pStyle w:val="Heading2"/>
       </w:pPr>
       <w:r>
-        <w:t>Hitzewellen und kognitiver Abbau: Gen-Umwelt-Interaktion bei älteren Menschen</w:t>
+        <w:t>Wahrnehmung Klimawandel-Unsicherheit, Angst und Mutter-Fötale Bindung</w:t>
       </w:r>
     </w:p>
     <w:p>
@@ -146,12 +146,12 @@
           <w:color w:val="666666"/>
           <w:sz w:val="18"/>
         </w:rPr>
-        <w:t>Wu J et al.  ·  Zhonghua Liu Xing Bing Xue Za Zhi  ·  10.09.2026  ·  PMID 42763184</w:t>
+        <w:t>Zhao C et al.  ·  Front Public Health  ·  04.09.2026  ·  PMID 42761048</w:t>
       </w:r>
     </w:p>
     <w:p>
       <w:r>
-        <w:t>Analyse der Assoziation zwischen Hitzewellen-Exposition und kognitiven Beeinträchtigungen in älteren Chinesen mit ApoE-Genotyp-Stratifikation.</w:t>
+        <w:t>Querschnittstudie mit 537 schwangeren Frauen in China zur Assoziation zwischen Wahrnehmung wissenschaftlicher Unsicherheit zum Klimawandel (PSUCC), pränataler Angst und mütterlich-fötaler Bindung.</w:t>
       </w:r>
     </w:p>
     <w:p>
@@ -162,7 +162,7 @@
         <w:t xml:space="preserve">Ergebnis: </w:t>
       </w:r>
       <w:r>
-        <w:t>Jeder zusätzliche Hitzewelle-Tag pro Jahr erhöhte Demenz-Risiko um 11% (HR 1,11; 95%-KI 1,02–1,20). ApoE-ε4-Träger: HR 1,23. Keine signifikante Interaktion (p=0,296).</w:t>
+        <w:t>PSUCC korrelierte positiv mit pränataler Angst (r=0,679, p&lt;0,001) und negativ mit mütterlich-fötaler Bindung (r=-0,672, p&lt;0,001). Strukturgleichungsmodellierung zeigte, dass PSUCC direkt mit erhöhter pränataler Angst assoziiert war; pränatale Angst vermittelte teilweise den Zusammenhang zur mütterlich-fötalen Bindung.</w:t>
       </w:r>
     </w:p>
     <w:p>
@@ -177,7 +177,7 @@
         <w:rPr>
           <w:sz w:val="19"/>
         </w:rPr>
-        <w:t>China - ähnliche Temperaturprofile wie Südeuropa, methodisch übertragbar auf deutsche Altenpopulation</w:t>
+        <w:t>China – psychische Gesundheitsfolgen, Prinzip auf Deutschland übertragbar</w:t>
       </w:r>
     </w:p>
     <w:p>
@@ -186,7 +186,7 @@
           <w:color w:val="5A7D3A"/>
           <w:sz w:val="18"/>
         </w:rPr>
-        <w:t>https://pubmed.ncbi.nlm.nih.gov/42763184/</w:t>
+        <w:t>https://pubmed.ncbi.nlm.nih.gov/42761048/</w:t>
       </w:r>
     </w:p>
     <w:p>
@@ -194,7 +194,7 @@
         <w:pStyle w:val="Heading2"/>
       </w:pPr>
       <w:r>
-        <w:t>Klimawandel und Kindergesundheit in Kanada: systematische Übersicht</w:t>
+        <w:t>Routine-Produktenutzen in Londoner Haushalten erhöhen Innenraum-PM2,5</w:t>
       </w:r>
     </w:p>
     <w:p>
@@ -204,12 +204,12 @@
           <w:color w:val="666666"/>
           <w:sz w:val="18"/>
         </w:rPr>
-        <w:t>Helldén D et al.  ·  BMJ Paediatr Open  ·  19.09.2026  ·  PMID 42763105</w:t>
+        <w:t>Gao F et al.  ·  Environ Int  ·  19.08.2026  ·  PMID 42691638</w:t>
       </w:r>
     </w:p>
     <w:p>
       <w:r>
-        <w:t>Systematische Review zur Dokumentation von Klimafolgen auf Kindergesundheit in Kanada mit Frameworks für lokal relevante Gefahren.</w:t>
+        <w:t>Eine Studie mit 112 Londoner Haushalten untersuchte, wie die Nutzung von Duftstoffen (Kerzen, Diffuser, Räucherstäbchen) die Innenraum-PM2,5-Exposition erhöht.</w:t>
       </w:r>
     </w:p>
     <w:p>
@@ -220,7 +220,7 @@
         <w:t xml:space="preserve">Ergebnis: </w:t>
       </w:r>
       <w:r>
-        <w:t>54 Primärstudien zeigen Hitze, veränderte Niederschläge, Waldbrände und vektorübertragene Krankheiten als Hauptfolgen. Bestehende Gesundheitsungleichheiten werden verstärkt.</w:t>
+        <w:t>Räucherstäbchen führten zu Spitzenwerten von 1.293 µg/m³, Ölzerstäuber zu 858 µg/m³ und Kerzen zu 622 µg/m³. In Haushalten mit Duftstoffen überschritten Räucherstäbchen und Diffuser jeweils ~50 % der Schlafzimmer-PM2,5-Exposition, Kerzen 14 %. Die WHO-24h-Richtlinie (15 µg/m³) wurde mit medianer Rate von 40 % überschritten.</w:t>
       </w:r>
     </w:p>
     <w:p>
@@ -235,7 +235,7 @@
         <w:rPr>
           <w:sz w:val="19"/>
         </w:rPr>
-        <w:t>Kanada - gemäßigte Klimazone, hochentwickeltes Gesundheitssystem, übertragbares Rahmenwerk auf Deutschland</w:t>
+        <w:t>England, detaillierte Wohnungsmessungen in gemäßigter Klimazone</w:t>
       </w:r>
     </w:p>
     <w:p>
@@ -244,7 +244,7 @@
           <w:color w:val="5A7D3A"/>
           <w:sz w:val="18"/>
         </w:rPr>
-        <w:t>https://pubmed.ncbi.nlm.nih.gov/42763105/</w:t>
+        <w:t>https://pubmed.ncbi.nlm.nih.gov/42691638/</w:t>
       </w:r>
     </w:p>
     <w:p>
@@ -252,7 +252,7 @@
         <w:pStyle w:val="Heading2"/>
       </w:pPr>
       <w:r>
-        <w:t>Klimawandel, Atemwegserkrankungen und Krankenhausresilience</w:t>
+        <w:t>Zecken und Zecken-Übertragene Krankheiten in Südostasien</w:t>
       </w:r>
     </w:p>
     <w:p>
@@ -262,12 +262,12 @@
           <w:color w:val="666666"/>
           <w:sz w:val="18"/>
         </w:rPr>
-        <w:t>Huang PH et al.  ·  Front Public Health  ·  04.09.2026  ·  PMID 42761844</w:t>
+        <w:t>Teo EJ et al.  ·  Acta Trop  ·  31.08.2026  ·  PMID 42674136</w:t>
       </w:r>
     </w:p>
     <w:p>
       <w:r>
-        <w:t>Narrative Review zu Auswirkungen von Klimawandel auf Transmission atemwegs- und tröpfchengebundener Krankheiten in Kliniken.</w:t>
+        <w:t>Eine Expertenumfrage (n=25) zur Identifikation der wichtigsten Zeckenarten und Zecken-übertragenen Krankheiten (TBDs) in Südostasien sowie ihrer Einflussfaktoren.</w:t>
       </w:r>
     </w:p>
     <w:p>
@@ -278,7 +278,7 @@
         <w:t xml:space="preserve">Ergebnis: </w:t>
       </w:r>
       <w:r>
-        <w:t>Flutexposition erhöht Atemwegs-Hospitalisierungen um 30%, infektiöse Erkrankungen um 26%, Effekte 60–90 Tage persistierend. Hitze +1°C über Schwelle: +1,47% COPD-Risiko.</w:t>
+        <w:t>Sieben Zeckenarten wurden als kritisch benannt. Landnutzungsänderung wird als Faktor mit dem größten Einfluss erwartet, gefolgt von Klimawandel, invasiven Arten und Antibiotikaresistenzen. Die drei größten Forschungshürden: Mangel an Finanzierung, Bewusstsein und taxonomischer Expertise.</w:t>
       </w:r>
     </w:p>
     <w:p>
@@ -293,7 +293,7 @@
         <w:rPr>
           <w:sz w:val="19"/>
         </w:rPr>
-        <w:t>Taiwan - methodisches Konzept klimaintegrierter Infektionsprävention für deutsche Kliniken anwendbar</w:t>
+        <w:t>Südostasien – nur Methodik (One Health-Ansatz) für Deutschland relevant</w:t>
       </w:r>
     </w:p>
     <w:p>
@@ -302,7 +302,7 @@
           <w:color w:val="5A7D3A"/>
           <w:sz w:val="18"/>
         </w:rPr>
-        <w:t>https://pubmed.ncbi.nlm.nih.gov/42761844/</w:t>
+        <w:t>https://pubmed.ncbi.nlm.nih.gov/42674136/</w:t>
       </w:r>
     </w:p>
     <w:p>
@@ -310,7 +310,7 @@
         <w:pStyle w:val="Heading2"/>
       </w:pPr>
       <w:r>
-        <w:t>Deploybare Klinikinfrastruktur für Klimakatastrophen</w:t>
+        <w:t>Sozioökonomische Ungleichheiten und städtische Exposom-Profile in Bulgarien</w:t>
       </w:r>
     </w:p>
     <w:p>
@@ -320,12 +320,12 @@
           <w:color w:val="666666"/>
           <w:sz w:val="18"/>
         </w:rPr>
-        <w:t>Bitterman N et al.  ·  Front Public Health  ·  04.09.2026  ·  PMID 42761565</w:t>
+        <w:t>Helbich M et al.  ·  Environ Int  ·  19.07.2026  ·  PMID 42556153</w:t>
       </w:r>
     </w:p>
     <w:p>
       <w:r>
-        <w:t>Expertise-Analyse zu Anforderungen an mobile Krankenheitseinrichtungen in extremen Klimabedingungen mit Gestaltungsempfehlungen.</w:t>
+        <w:t>Untersuchung der Assoziation zwischen sozioökonomischem Status (SES) und High-Risk-Exposom-Profilen in fünf großen bulgarischen Städten bei 4.640 Erwachsenen.</w:t>
       </w:r>
     </w:p>
     <w:p>
@@ -336,7 +336,7 @@
         <w:t xml:space="preserve">Ergebnis: </w:t>
       </w:r>
       <w:r>
-        <w:t>Kernfindung: Konventionelle Katastrophenmodelle reichen nicht aus; modular, nachhaltig und altersgerecht ausgestattete Einrichtungen mit Dauerpräsenz über die akute Phase hinaus notwendig.</w:t>
+        <w:t>Latente Profilanalysen identifizierten zwei bis drei Exposom-Profile pro Stadt. High-Risk-Profile kombinierten niedriges Grünflächenangebot, hohe Luftverschmutzung, Lärm und Lichtverschmutzung. Assoziationen zwischen SES und High-Risk-Profilen variierten deutlich zwischen Städten; höherer lokaler SES war in den meisten Städten mit High-Risk-Profilen assoziiert.</w:t>
       </w:r>
     </w:p>
     <w:p>
@@ -351,7 +351,7 @@
         <w:rPr>
           <w:sz w:val="19"/>
         </w:rPr>
-        <w:t>Internationale Expertise - architektonisch-medizinisch-technische Lösungen übertragen auf deutsche Katastrophenplanung</w:t>
+        <w:t>Bulgarien (Europa), gemäßigte Klimazone mit ähnlicher Urbanisierung</w:t>
       </w:r>
     </w:p>
     <w:p>
@@ -360,7 +360,7 @@
           <w:color w:val="5A7D3A"/>
           <w:sz w:val="18"/>
         </w:rPr>
-        <w:t>https://pubmed.ncbi.nlm.nih.gov/42761565/</w:t>
+        <w:t>https://pubmed.ncbi.nlm.nih.gov/42556153/</w:t>
       </w:r>
     </w:p>
     <w:p>
@@ -368,7 +368,7 @@
         <w:pStyle w:val="Heading2"/>
       </w:pPr>
       <w:r>
-        <w:t>PM2.5- und NO2-Reduktion senkt Herz-Kreislauf-Erkrankungen um 15%</w:t>
+        <w:t>Kohlenstoff-Fußabdruck der Kataraktchirurgie in französischem Universitätskrankenhaus</w:t>
       </w:r>
     </w:p>
     <w:p>
@@ -378,12 +378,12 @@
           <w:color w:val="666666"/>
           <w:sz w:val="18"/>
         </w:rPr>
-        <w:t>Kakhaia S et al.  ·  Environ Int  ·  03.08.2026  ·  PMID 42585725</w:t>
+        <w:t>Assafiri Y et al.  ·  J Fr Ophtalmol  ·  10.07.2026  ·  PMID 42431172</w:t>
       </w:r>
     </w:p>
     <w:p>
       <w:r>
-        <w:t>Studie quantifizierte kausale Effekte von Luftschadstoff-Reduktion auf kardiovaskuläre Morbidität in UK Biobank über 10 Jahre.</w:t>
+        <w:t>Prospektive medizino-ökologische Analyse des Kohlenstoff-Fußabdrucks einer Kataraktoperation (Einzelzentrum, Reims) mit Lebenszyklusanalyse.</w:t>
       </w:r>
     </w:p>
     <w:p>
@@ -394,7 +394,7 @@
         <w:t xml:space="preserve">Ergebnis: </w:t>
       </w:r>
       <w:r>
-        <w:t>25% Reduktion von PM2.5 und NO2 führte zu 10% niedrigerer CVD-Inzidenz (RR 0,90). Projizierte net-zero-Politiken würden Inzidenz um 15% senken (RR 0,85).</w:t>
+        <w:t>Gesamter CO₂-Fußabdruck: 97,28 kg CO₂eq pro Operation (Min 85, Max 127,54; SD 12,36). Einweginstrumente verursachten 63 % der Emissionen, Pharmaprodukte 17,9 %, Transport von Patienten/Personal 13,71 %, OP-Energie 2,7 %, Sterilisation 1,76 %, Abfall 0,88 %. Äquivalent zu 450-km-Autofahrt.</w:t>
       </w:r>
     </w:p>
     <w:p>
@@ -409,7 +409,7 @@
         <w:rPr>
           <w:sz w:val="19"/>
         </w:rPr>
-        <w:t>UK Biobank, gemäßigte Klimazone, europäisches Gesundheitssystem</w:t>
+        <w:t>Frankreich, französisches Gesundheitswesen, direkt übertragbar</w:t>
       </w:r>
     </w:p>
     <w:p>
@@ -418,7 +418,7 @@
           <w:color w:val="5A7D3A"/>
           <w:sz w:val="18"/>
         </w:rPr>
-        <w:t>https://pubmed.ncbi.nlm.nih.gov/42585725/</w:t>
+        <w:t>https://pubmed.ncbi.nlm.nih.gov/42431172/</w:t>
       </w:r>
     </w:p>
     <w:sectPr>

--- a/download/studien-aktuell.docx
+++ b/download/studien-aktuell.docx
@@ -62,7 +62,7 @@
           <w:color w:val="666666"/>
           <w:sz w:val="18"/>
         </w:rPr>
-        <w:t>Stand: 21.09.2026  |  6 Studien  |  klima.m-vf.de</w:t>
+        <w:t>Stand: 22.09.2026  |  6 Studien  |  klima.m-vf.de</w:t>
       </w:r>
     </w:p>
     <w:p>
@@ -70,7 +70,7 @@
         <w:pStyle w:val="Heading1"/>
       </w:pPr>
       <w:r>
-        <w:t>Aufgenommen am 21.09.2026</w:t>
+        <w:t>Aufgenommen am 22.09.2026</w:t>
       </w:r>
     </w:p>
     <w:p>
@@ -78,7 +78,7 @@
         <w:pStyle w:val="Heading2"/>
       </w:pPr>
       <w:r>
-        <w:t>PM2,5 und Sterblichkeit: Transnationaler Luftverschmutzungseffekt in Südkorea</w:t>
+        <w:t>Gelbfieber-Vektoren unter Klimawandel: Modellanalyse der Ausbreitungsrisiken</w:t>
       </w:r>
     </w:p>
     <w:p>
@@ -88,12 +88,12 @@
           <w:color w:val="666666"/>
           <w:sz w:val="18"/>
         </w:rPr>
-        <w:t>Kwon O et al.  ·  BMC Public Health  ·  08.09.2026  ·  PMID 42763387</w:t>
+        <w:t>Parreiras-Gonçalves A et al.  ·  BMJ Open  ·  21.09.2026  ·  PMID 42767744</w:t>
       </w:r>
     </w:p>
     <w:p>
       <w:r>
-        <w:t>Instrumentalvariablen-Analyse der PM2,5-Effekte auf Mortalität und Morbidität in Südkorea (2015–2022), unter Nutzung chinesischer Windrichtungen als Instrument.</w:t>
+        <w:t>Eine Übersichtsarbeit zu 42 Studien untersucht, wie Klimawandel und menschliches Verhalten die Ausbreitung von Gelbfieber-Vektoren (besonders Aedes aegypti) beeinflussen.</w:t>
       </w:r>
     </w:p>
     <w:p>
@@ -104,7 +104,7 @@
         <w:t xml:space="preserve">Ergebnis: </w:t>
       </w:r>
       <w:r>
-        <w:t>1 µg/m³ PM2,5-Anstieg assoziiert mit 0,17 % Anstieg der Mortalität (65+ Jahre) und 5,1 % Anstieg respiratorischer Hospitalisierungen. Die 5,58 µg/m³-Reduktion von 2015–2022 entspricht USD 14,14 Milliarden ersparte Lebensjahre. 1 µg/m³ PM2,5 erhöhte Klinikbesuche um 1,2 % (obere Atemwegsinfektionen) und 2,6 % (untere).</w:t>
+        <w:t>81% der Arbeiten waren Modellstudien; die meisten prognostizierten eine klimagesteuerteExpansion der Vektorhabitate, besonders bei Temperatur und Niederschlag als wichtigste Covariaten. Nur 19% hatten direkte Belege für erhöhte menschliche Übertragungsrisiken.</w:t>
       </w:r>
     </w:p>
     <w:p>
@@ -119,7 +119,7 @@
         <w:rPr>
           <w:sz w:val="19"/>
         </w:rPr>
-        <w:t>Südkorea – vergleichbare Klimazone, gute Datenverfügbarkeit</w:t>
+        <w:t>Scoping Review ohne Fallzahlen; nur methodisch übertragbar, da für Afrika/Lateinamerika fokussiert</w:t>
       </w:r>
     </w:p>
     <w:p>
@@ -128,7 +128,7 @@
           <w:color w:val="5A7D3A"/>
           <w:sz w:val="18"/>
         </w:rPr>
-        <w:t>https://pubmed.ncbi.nlm.nih.gov/42763387/</w:t>
+        <w:t>https://pubmed.ncbi.nlm.nih.gov/42767744/</w:t>
       </w:r>
     </w:p>
     <w:p>
@@ -136,7 +136,7 @@
         <w:pStyle w:val="Heading2"/>
       </w:pPr>
       <w:r>
-        <w:t>Wahrnehmung Klimawandel-Unsicherheit, Angst und Mutter-Fötale Bindung</w:t>
+        <w:t>Luftverschmutzungsbewusstsein und psychische Belastung bei Schuleltern in Thailand</w:t>
       </w:r>
     </w:p>
     <w:p>
@@ -146,12 +146,12 @@
           <w:color w:val="666666"/>
           <w:sz w:val="18"/>
         </w:rPr>
-        <w:t>Zhao C et al.  ·  Front Public Health  ·  04.09.2026  ·  PMID 42761048</w:t>
+        <w:t>Nawawonganun R et al.  ·  PLoS One  ·  21.09.2026  ·  PMID 42766576</w:t>
       </w:r>
     </w:p>
     <w:p>
       <w:r>
-        <w:t>Querschnittstudie mit 537 schwangeren Frauen in China zur Assoziation zwischen Wahrnehmung wissenschaftlicher Unsicherheit zum Klimawandel (PSUCC), pränataler Angst und mütterlich-fötaler Bindung.</w:t>
+        <w:t>Eine Querschnittsstudie mit 557 Eltern in Khon Kaen (Thailand) misst Zusammenhänge zwischen Luftverschmutzungsbewusstsein und psychischer Belastung unter Verkehrsemissionsexposition.</w:t>
       </w:r>
     </w:p>
     <w:p>
@@ -162,7 +162,7 @@
         <w:t xml:space="preserve">Ergebnis: </w:t>
       </w:r>
       <w:r>
-        <w:t>PSUCC korrelierte positiv mit pränataler Angst (r=0,679, p&lt;0,001) und negativ mit mütterlich-fötaler Bindung (r=-0,672, p&lt;0,001). Strukturgleichungsmodellierung zeigte, dass PSUCC direkt mit erhöhter pränataler Angst assoziiert war; pränatale Angst vermittelte teilweise den Zusammenhang zur mütterlich-fötalen Bindung.</w:t>
+        <w:t>61,94% (95%-KI: 57,87%–65,85%) der Eltern zeigten mittlere bis hohe psychische Belastung. Höheres Verschmutzungsbewusstsein zeigte stärkste Assoziation (mäßig: aOR 2,41; hoch: aOR 4,39). Weitere Faktoren: angemessene Gesundheitsmaßnahmen (aOR 3,36), App-Nutzung (aOR 1,79).</w:t>
       </w:r>
     </w:p>
     <w:p>
@@ -177,7 +177,7 @@
         <w:rPr>
           <w:sz w:val="19"/>
         </w:rPr>
-        <w:t>China – psychische Gesundheitsfolgen, Prinzip auf Deutschland übertragbar</w:t>
+        <w:t>Thailand (Südostasien, Tropen); psychologische Befunde übertragbar, nicht absolute Pollutionsschwellen</w:t>
       </w:r>
     </w:p>
     <w:p>
@@ -186,7 +186,7 @@
           <w:color w:val="5A7D3A"/>
           <w:sz w:val="18"/>
         </w:rPr>
-        <w:t>https://pubmed.ncbi.nlm.nih.gov/42761048/</w:t>
+        <w:t>https://pubmed.ncbi.nlm.nih.gov/42766576/</w:t>
       </w:r>
     </w:p>
     <w:p>
@@ -194,7 +194,7 @@
         <w:pStyle w:val="Heading2"/>
       </w:pPr>
       <w:r>
-        <w:t>Routine-Produktenutzen in Londoner Haushalten erhöhen Innenraum-PM2,5</w:t>
+        <w:t>Feinstaub und hämorrhagischer Schlaganfall: Kurzzeiteffekte in China</w:t>
       </w:r>
     </w:p>
     <w:p>
@@ -204,12 +204,12 @@
           <w:color w:val="666666"/>
           <w:sz w:val="18"/>
         </w:rPr>
-        <w:t>Gao F et al.  ·  Environ Int  ·  19.08.2026  ·  PMID 42691638</w:t>
+        <w:t>Qian K et al.  ·  Front Public Health  ·  31.08.2026  ·  PMID 42741365</w:t>
       </w:r>
     </w:p>
     <w:p>
       <w:r>
-        <w:t>Eine Studie mit 112 Londoner Haushalten untersuchte, wie die Nutzung von Duftstoffen (Kerzen, Diffuser, Räucherstäbchen) die Innenraum-PM2,5-Exposition erhöht.</w:t>
+        <w:t>Eine Fall-Kreuzungs-Analyse mit 2.312 hospitalisierten Schlaganfallpatienten untersucht den Zusammenhang zwischen PM2.5-Exposition und hämorrhagischem Schlaganfall in Yancheng, China (2022–2024).</w:t>
       </w:r>
     </w:p>
     <w:p>
@@ -220,7 +220,7 @@
         <w:t xml:space="preserve">Ergebnis: </w:t>
       </w:r>
       <w:r>
-        <w:t>Räucherstäbchen führten zu Spitzenwerten von 1.293 µg/m³, Ölzerstäuber zu 858 µg/m³ und Kerzen zu 622 µg/m³. In Haushalten mit Duftstoffen überschritten Räucherstäbchen und Diffuser jeweils ~50 % der Schlafzimmer-PM2,5-Exposition, Kerzen 14 %. Die WHO-24h-Richtlinie (15 µg/m³) wurde mit medianer Rate von 40 % überschritten.</w:t>
+        <w:t>Jeder Anstieg von PM2.5 um 10 μg/m³ war bei lag01 mit 3,24% erhöhtem Schlaganfallrisiko (95%-KI: 0,55%–6,00%) assoziiert. Effekte waren stärker bei Frauen, älteren Erwachsenen, Hypertonikern, Diabetikern und in der kalten Jahreszeit.</w:t>
       </w:r>
     </w:p>
     <w:p>
@@ -235,7 +235,7 @@
         <w:rPr>
           <w:sz w:val="19"/>
         </w:rPr>
-        <w:t>England, detaillierte Wohnungsmessungen in gemäßigter Klimazone</w:t>
+        <w:t>China (subtropisch); Klimazone und Pollutionsniveaus nicht direkt übertragbar; Methode und Risikogruppen relevant</w:t>
       </w:r>
     </w:p>
     <w:p>
@@ -244,7 +244,7 @@
           <w:color w:val="5A7D3A"/>
           <w:sz w:val="18"/>
         </w:rPr>
-        <w:t>https://pubmed.ncbi.nlm.nih.gov/42691638/</w:t>
+        <w:t>https://pubmed.ncbi.nlm.nih.gov/42741365/</w:t>
       </w:r>
     </w:p>
     <w:p>
@@ -252,7 +252,7 @@
         <w:pStyle w:val="Heading2"/>
       </w:pPr>
       <w:r>
-        <w:t>Zecken und Zecken-Übertragene Krankheiten in Südostasien</w:t>
+        <w:t>Bergbaustaub in Schulklassen: Metallexposition aus Kupferbergbau in Chile</w:t>
       </w:r>
     </w:p>
     <w:p>
@@ -262,12 +262,12 @@
           <w:color w:val="666666"/>
           <w:sz w:val="18"/>
         </w:rPr>
-        <w:t>Teo EJ et al.  ·  Acta Trop  ·  31.08.2026  ·  PMID 42674136</w:t>
+        <w:t>Zanetta-Colombo NC et al.  ·  Environ Int  ·  28.08.2026  ·  PMID 42669219</w:t>
       </w:r>
     </w:p>
     <w:p>
       <w:r>
-        <w:t>Eine Expertenumfrage (n=25) zur Identifikation der wichtigsten Zeckenarten und Zecken-übertragenen Krankheiten (TBDs) in Südostasien sowie ihrer Einflussfaktoren.</w:t>
+        <w:t>Eine Schulanalyse in Calama, Chile misst Indoor- und Outdoor-Staub von 38 Schulen unter Bergbaueinfluss auf Metalle, mineralogische Herkunft und oxidatives Potenzial.</w:t>
       </w:r>
     </w:p>
     <w:p>
@@ -278,7 +278,7 @@
         <w:t xml:space="preserve">Ergebnis: </w:t>
       </w:r>
       <w:r>
-        <w:t>Sieben Zeckenarten wurden als kritisch benannt. Landnutzungsänderung wird als Faktor mit dem größten Einfluss erwartet, gefolgt von Klimawandel, invasiven Arten und Antibiotikaresistenzen. Die drei größten Forschungshürden: Mangel an Finanzierung, Bewusstsein und taxonomischer Expertise.</w:t>
+        <w:t>Indoor-Konzentrationen von Cu, As, Pb und Mo verfolgten Outdoor-Niveaus mit minimaler Abschwächung; Staub war mit Bergbau assoziiert (nicht mit Verkehr). Zebrafisch-Embryonen zeigten erhöhte Herzfrequenz unter subletalem Stress; Indoor-Umgebungen in Bergbaulandschaften sind physisch mit Extraction integriert.</w:t>
       </w:r>
     </w:p>
     <w:p>
@@ -293,7 +293,7 @@
         <w:rPr>
           <w:sz w:val="19"/>
         </w:rPr>
-        <w:t>Südostasien – nur Methodik (One Health-Ansatz) für Deutschland relevant</w:t>
+        <w:t>Tropen (Südamerika); nur Methodik übertragbar, nicht Expositionsniveaus</w:t>
       </w:r>
     </w:p>
     <w:p>
@@ -302,7 +302,7 @@
           <w:color w:val="5A7D3A"/>
           <w:sz w:val="18"/>
         </w:rPr>
-        <w:t>https://pubmed.ncbi.nlm.nih.gov/42674136/</w:t>
+        <w:t>https://pubmed.ncbi.nlm.nih.gov/42669219/</w:t>
       </w:r>
     </w:p>
     <w:p>
@@ -310,7 +310,7 @@
         <w:pStyle w:val="Heading2"/>
       </w:pPr>
       <w:r>
-        <w:t>Sozioökonomische Ungleichheiten und städtische Exposom-Profile in Bulgarien</w:t>
+        <w:t>Hantavirus-Risiken in Europa unter Klimawandel: Epidemiologie und Vorsorge</w:t>
       </w:r>
     </w:p>
     <w:p>
@@ -320,12 +320,12 @@
           <w:color w:val="666666"/>
           <w:sz w:val="18"/>
         </w:rPr>
-        <w:t>Helbich M et al.  ·  Environ Int  ·  19.07.2026  ·  PMID 42556153</w:t>
+        <w:t>Grzybek M et al.  ·  Clin Microbiol Infect  ·  22.07.2026  ·  PMID 42486304</w:t>
       </w:r>
     </w:p>
     <w:p>
       <w:r>
-        <w:t>Untersuchung der Assoziation zwischen sozioökonomischem Status (SES) und High-Risk-Exposom-Profilen in fünf großen bulgarischen Städten bei 4.640 Erwachsenen.</w:t>
+        <w:t>Eine narrative Übersichtsarbeit analysiert endemische Hantaviren (PUUV, DOBV, SEOV) in Europa und deren klimatische sowie ökologische Einflussfaktoren.</w:t>
       </w:r>
     </w:p>
     <w:p>
@@ -336,7 +336,7 @@
         <w:t xml:space="preserve">Ergebnis: </w:t>
       </w:r>
       <w:r>
-        <w:t>Latente Profilanalysen identifizierten zwei bis drei Exposom-Profile pro Stadt. High-Risk-Profile kombinierten niedriges Grünflächenangebot, hohe Luftverschmutzung, Lärm und Lichtverschmutzung. Assoziationen zwischen SES und High-Risk-Profilen variierten deutlich zwischen Städten; höherer lokaler SES war in den meisten Städten mit High-Risk-Profilen assoziiert.</w:t>
+        <w:t>Klimaeffekte sind indirekt und regional variabel, vermittelt durch Mastjahre, Prädator-Beute-Dynamiken und Rodentier-Ökologie. Diagnostische Vorsorge ist ungleich verteilt; PUUV und DOBV sind Prioritäten für Biomonitoring und lokalisierte Frühwarnsysteme.</w:t>
       </w:r>
     </w:p>
     <w:p>
@@ -351,7 +351,7 @@
         <w:rPr>
           <w:sz w:val="19"/>
         </w:rPr>
-        <w:t>Bulgarien (Europa), gemäßigte Klimazone mit ähnlicher Urbanisierung</w:t>
+        <w:t>Gemäßigte Klimazone Europa; direkt auf mitteleuropäische Rodentier-Ökosysteme übertragbar</w:t>
       </w:r>
     </w:p>
     <w:p>
@@ -360,7 +360,7 @@
           <w:color w:val="5A7D3A"/>
           <w:sz w:val="18"/>
         </w:rPr>
-        <w:t>https://pubmed.ncbi.nlm.nih.gov/42556153/</w:t>
+        <w:t>https://pubmed.ncbi.nlm.nih.gov/42486304/</w:t>
       </w:r>
     </w:p>
     <w:p>
@@ -368,7 +368,7 @@
         <w:pStyle w:val="Heading2"/>
       </w:pPr>
       <w:r>
-        <w:t>Kohlenstoff-Fußabdruck der Kataraktchirurgie in französischem Universitätskrankenhaus</w:t>
+        <w:t>Luftverschmutzung und Typ-2-Diabetes: Proteomische Signaturen in 49.000 Personen</w:t>
       </w:r>
     </w:p>
     <w:p>
@@ -378,12 +378,12 @@
           <w:color w:val="666666"/>
           <w:sz w:val="18"/>
         </w:rPr>
-        <w:t>Assafiri Y et al.  ·  J Fr Ophtalmol  ·  10.07.2026  ·  PMID 42431172</w:t>
+        <w:t>Yuan S et al.  ·  Ecotoxicol Environ Saf  ·  01.09.2026  ·  PMID 42447678</w:t>
       </w:r>
     </w:p>
     <w:p>
       <w:r>
-        <w:t>Prospektive medizino-ökologische Analyse des Kohlenstoff-Fußabdrucks einer Kataraktoperation (Einzelzentrum, Reims) mit Lebenszyklusanalyse.</w:t>
+        <w:t>Eine Proteom-Assoziationsstudie an 49.134 UK-Biobank-Teilnehmern verbindet PM2.5-, NO2-, SO2- und Benzol-Exposition mit T2D-Risiko über Protein-Signaturen.</w:t>
       </w:r>
     </w:p>
     <w:p>
@@ -394,7 +394,7 @@
         <w:t xml:space="preserve">Ergebnis: </w:t>
       </w:r>
       <w:r>
-        <w:t>Gesamter CO₂-Fußabdruck: 97,28 kg CO₂eq pro Operation (Min 85, Max 127,54; SD 12,36). Einweginstrumente verursachten 63 % der Emissionen, Pharmaprodukte 17,9 %, Transport von Patienten/Personal 13,71 %, OP-Energie 2,7 %, Sterilisation 1,76 %, Abfall 0,88 %. Äquivalent zu 450-km-Autofahrt.</w:t>
+        <w:t>Alle vier Pollutanten waren mit erhöhtem T2D-Risiko assoziiert; HRs (95%-KI) pro 1-SD-Anstieg: PM2.5 1,02 (1,00–1,05), NO2 1,02 (1,01–1,02), SO2 1,12 (1,06–1,18), Benzol 1,88 (1,38–2,57). Systemische Entzündung war potenzieller Mechanismus (moderate mediation).</w:t>
       </w:r>
     </w:p>
     <w:p>
@@ -409,7 +409,7 @@
         <w:rPr>
           <w:sz w:val="19"/>
         </w:rPr>
-        <w:t>Frankreich, französisches Gesundheitswesen, direkt übertragbar</w:t>
+        <w:t>Großbritannien (gemäßigte Zone); vergleichbares Klima und Versorgungssystem wie Deutschland</w:t>
       </w:r>
     </w:p>
     <w:p>
@@ -418,7 +418,7 @@
           <w:color w:val="5A7D3A"/>
           <w:sz w:val="18"/>
         </w:rPr>
-        <w:t>https://pubmed.ncbi.nlm.nih.gov/42431172/</w:t>
+        <w:t>https://pubmed.ncbi.nlm.nih.gov/42447678/</w:t>
       </w:r>
     </w:p>
     <w:sectPr>

--- a/download/studien-aktuell.docx
+++ b/download/studien-aktuell.docx
@@ -62,7 +62,7 @@
           <w:color w:val="666666"/>
           <w:sz w:val="18"/>
         </w:rPr>
-        <w:t>Stand: 22.09.2026  |  6 Studien  |  klima.m-vf.de</w:t>
+        <w:t>Stand: 23.09.2026  |  6 Studien  |  klima.m-vf.de</w:t>
       </w:r>
     </w:p>
     <w:p>
@@ -70,7 +70,7 @@
         <w:pStyle w:val="Heading1"/>
       </w:pPr>
       <w:r>
-        <w:t>Aufgenommen am 22.09.2026</w:t>
+        <w:t>Aufgenommen am 23.09.2026</w:t>
       </w:r>
     </w:p>
     <w:p>
@@ -78,7 +78,7 @@
         <w:pStyle w:val="Heading2"/>
       </w:pPr>
       <w:r>
-        <w:t>Gelbfieber-Vektoren unter Klimawandel: Modellanalyse der Ausbreitungsrisiken</w:t>
+        <w:t>Saisonale Sterblichkeitsschwankungen nach Todesursache in Italien, 2004-19</w:t>
       </w:r>
     </w:p>
     <w:p>
@@ -88,12 +88,12 @@
           <w:color w:val="666666"/>
           <w:sz w:val="18"/>
         </w:rPr>
-        <w:t>Parreiras-Gonçalves A et al.  ·  BMJ Open  ·  21.09.2026  ·  PMID 42767744</w:t>
+        <w:t>Marinetti I et al.  ·  Eur J Public Health  ·  04.08.2026  ·  PMID 42771858</w:t>
       </w:r>
     </w:p>
     <w:p>
       <w:r>
-        <w:t>Eine Übersichtsarbeit zu 42 Studien untersucht, wie Klimawandel und menschliches Verhalten die Ausbreitung von Gelbfieber-Vektoren (besonders Aedes aegypti) beeinflussen.</w:t>
+        <w:t>Analyse der intra-annuellen Sterblichkeit in Italien zeigt, dass Herz- und Atemwegserkrankungen mit ca. 40% bzw. 15% der Übersterblichkeit den größten Anteil ausmachen, mit stabilen Mustern über die Zeit trotz rückläufiger Grundsterblichkeit.</w:t>
       </w:r>
     </w:p>
     <w:p>
@@ -104,7 +104,7 @@
         <w:t xml:space="preserve">Ergebnis: </w:t>
       </w:r>
       <w:r>
-        <w:t>81% der Arbeiten waren Modellstudien; die meisten prognostizierten eine klimagesteuerteExpansion der Vektorhabitate, besonders bei Temperatur und Niederschlag als wichtigste Covariaten. Nur 19% hatten direkte Belege für erhöhte menschliche Übertragungsrisiken.</w:t>
+        <w:t>Herz- und Atemwegserkrankungen verursachen zusammen etwa 55% der saisonalen Übersterblichkeit. Die relative intra-annuelle Belastung ist trotz gesunkener Grundsterblichkeit stabil oder gestiegen, was auf persistierende saisonale Anfälligkeit hindeutet.</w:t>
       </w:r>
     </w:p>
     <w:p>
@@ -119,7 +119,7 @@
         <w:rPr>
           <w:sz w:val="19"/>
         </w:rPr>
-        <w:t>Scoping Review ohne Fallzahlen; nur methodisch übertragbar, da für Afrika/Lateinamerika fokussiert</w:t>
+        <w:t>Italien, gemäßigte Klimazone; deutsches Gesundheitssystem vergleichbar</w:t>
       </w:r>
     </w:p>
     <w:p>
@@ -128,7 +128,7 @@
           <w:color w:val="5A7D3A"/>
           <w:sz w:val="18"/>
         </w:rPr>
-        <w:t>https://pubmed.ncbi.nlm.nih.gov/42767744/</w:t>
+        <w:t>https://pubmed.ncbi.nlm.nih.gov/42771858/</w:t>
       </w:r>
     </w:p>
     <w:p>
@@ -136,7 +136,7 @@
         <w:pStyle w:val="Heading2"/>
       </w:pPr>
       <w:r>
-        <w:t>Luftverschmutzungsbewusstsein und psychische Belastung bei Schuleltern in Thailand</w:t>
+        <w:t>Kurzfristige Gesundheitseffekte der Luftverschmutzung in Kanada: nichtlineares Mehrschadstoffe-Modell</w:t>
       </w:r>
     </w:p>
     <w:p>
@@ -146,12 +146,12 @@
           <w:color w:val="666666"/>
           <w:sz w:val="18"/>
         </w:rPr>
-        <w:t>Nawawonganun R et al.  ·  PLoS One  ·  21.09.2026  ·  PMID 42766576</w:t>
+        <w:t>Huang G et al.  ·  Int J Epidemiol  ·  18.08.2026  ·  PMID 42771856</w:t>
       </w:r>
     </w:p>
     <w:p>
       <w:r>
-        <w:t>Eine Querschnittsstudie mit 557 Eltern in Khon Kaen (Thailand) misst Zusammenhänge zwischen Luftverschmutzungsbewusstsein und psychischer Belastung unter Verkehrsemissionsexposition.</w:t>
+        <w:t>Nichtlinear-Mehrschadstoffe-Bayessches Case-Crossover-Modell zu Kurzzeitzeffekten von PM2.5, NO₂, O₃ auf Mortalität und Hospitalisierung in 20 kanadischen Regionen 2001-2018.</w:t>
       </w:r>
     </w:p>
     <w:p>
@@ -162,7 +162,7 @@
         <w:t xml:space="preserve">Ergebnis: </w:t>
       </w:r>
       <w:r>
-        <w:t>61,94% (95%-KI: 57,87%–65,85%) der Eltern zeigten mittlere bis hohe psychische Belastung. Höheres Verschmutzungsbewusstsein zeigte stärkste Assoziation (mäßig: aOR 2,41; hoch: aOR 4,39). Weitere Faktoren: angemessene Gesundheitsmaßnahmen (aOR 3,36), App-Nutzung (aOR 1,79).</w:t>
+        <w:t>Kombinierter PM2.5+NO₂-Metrik zeigte klarste positive Assoziationen mit Gesamtsterblichkeit und -hospitalisierung. Pro 10er-Kontrast: +1,5% (95% CrI: 0,3-2,2) Gesamtsterblichkeit, +0,6% (95% CrI: 0,0-1,3) Gesamthospitalisierung. Senior-Atemwegshospitalisierung: +2,7% (95% CrI: 0,9-4,5). PM2.5- und NO₂-Kurven waren teilweise nichtlinear.</w:t>
       </w:r>
     </w:p>
     <w:p>
@@ -177,7 +177,7 @@
         <w:rPr>
           <w:sz w:val="19"/>
         </w:rPr>
-        <w:t>Thailand (Südostasien, Tropen); psychologische Befunde übertragbar, nicht absolute Pollutionsschwellen</w:t>
+        <w:t>Kanada, ähnliche gemäßigte Klimazone; Mehrschadstoff-Methodologie auf Deutschland anwendbar</w:t>
       </w:r>
     </w:p>
     <w:p>
@@ -186,7 +186,7 @@
           <w:color w:val="5A7D3A"/>
           <w:sz w:val="18"/>
         </w:rPr>
-        <w:t>https://pubmed.ncbi.nlm.nih.gov/42766576/</w:t>
+        <w:t>https://pubmed.ncbi.nlm.nih.gov/42771856/</w:t>
       </w:r>
     </w:p>
     <w:p>
@@ -194,7 +194,7 @@
         <w:pStyle w:val="Heading2"/>
       </w:pPr>
       <w:r>
-        <w:t>Feinstaub und hämorrhagischer Schlaganfall: Kurzzeiteffekte in China</w:t>
+        <w:t>Stadtmobilität bei Waldrauchqualitätswarnungen in Montréal</w:t>
       </w:r>
     </w:p>
     <w:p>
@@ -204,12 +204,12 @@
           <w:color w:val="666666"/>
           <w:sz w:val="18"/>
         </w:rPr>
-        <w:t>Qian K et al.  ·  Front Public Health  ·  31.08.2026  ·  PMID 42741365</w:t>
+        <w:t>Romm D et al.  ·  Health Place  ·  12.09.2026  ·  PMID 42731249</w:t>
       </w:r>
     </w:p>
     <w:p>
       <w:r>
-        <w:t>Eine Fall-Kreuzungs-Analyse mit 2.312 hospitalisierten Schlaganfallpatienten untersucht den Zusammenhang zwischen PM2.5-Exposition und hämorrhagischem Schlaganfall in Yancheng, China (2022–2024).</w:t>
+        <w:t>Untersuchung der Mobilitätsveränderungen Montréals während Waldrauch-Luftqualitätswarnungen 2022-2025 mit Time-Series-Modellierung von vier Mobilitätsdatensätzen.</w:t>
       </w:r>
     </w:p>
     <w:p>
@@ -220,7 +220,7 @@
         <w:t xml:space="preserve">Ergebnis: </w:t>
       </w:r>
       <w:r>
-        <w:t>Jeder Anstieg von PM2.5 um 10 μg/m³ war bei lag01 mit 3,24% erhöhtem Schlaganfallrisiko (95%-KI: 0,55%–6,00%) assoziiert. Effekte waren stärker bei Frauen, älteren Erwachsenen, Hypertonikern, Diabetikern und in der kalten Jahreszeit.</w:t>
+        <w:t>Luftqualitätswarnungen assoziiert mit Verlagerung von aktiver auf geschlossene Transportmodi: Fahrradnutzung sank, Bus- und U-Bahn-Nutzung stieg signifikant. Innerhalb der Stadt zeigten sich heterogene Effekte. Freizeitleuf zeigte keinen signifikanten Response.</w:t>
       </w:r>
     </w:p>
     <w:p>
@@ -235,7 +235,7 @@
         <w:rPr>
           <w:sz w:val="19"/>
         </w:rPr>
-        <w:t>China (subtropisch); Klimazone und Pollutionsniveaus nicht direkt übertragbar; Methode und Risikogruppen relevant</w:t>
+        <w:t>Kanada, gemäßigte Klimazone; urbane Vulnerabilität und öffentliche Verkehrsreaktionen übertragbar</w:t>
       </w:r>
     </w:p>
     <w:p>
@@ -244,7 +244,7 @@
           <w:color w:val="5A7D3A"/>
           <w:sz w:val="18"/>
         </w:rPr>
-        <w:t>https://pubmed.ncbi.nlm.nih.gov/42741365/</w:t>
+        <w:t>https://pubmed.ncbi.nlm.nih.gov/42731249/</w:t>
       </w:r>
     </w:p>
     <w:p>
@@ -252,7 +252,7 @@
         <w:pStyle w:val="Heading2"/>
       </w:pPr>
       <w:r>
-        <w:t>Bergbaustaub in Schulklassen: Metallexposition aus Kupferbergbau in Chile</w:t>
+        <w:t>Lancet Countdown 2026 Europe Cities Report: Städte an der Spitze des Klimahandelns</w:t>
       </w:r>
     </w:p>
     <w:p>
@@ -262,12 +262,12 @@
           <w:color w:val="666666"/>
           <w:sz w:val="18"/>
         </w:rPr>
-        <w:t>Zanetta-Colombo NC et al.  ·  Environ Int  ·  28.08.2026  ·  PMID 42669219</w:t>
+        <w:t>Chen-Xu J et al.  ·  Lancet Public Health  ·  09.09.2026  ·  PMID 42716068</w:t>
       </w:r>
     </w:p>
     <w:p>
       <w:r>
-        <w:t>Eine Schulanalyse in Calama, Chile misst Indoor- und Outdoor-Staub von 38 Schulen unter Bergbaueinfluss auf Metalle, mineralogische Herkunft und oxidatives Potenzial.</w:t>
+        <w:t>Europäischer Bericht zu Klimawandel und Gesundheit in Städten, untersucht Fortschritte und Engpässe bei Anpassung, Mitigation und Gesundheitsfolgen in europäischen Großstädten.</w:t>
       </w:r>
     </w:p>
     <w:p>
@@ -278,7 +278,7 @@
         <w:t xml:space="preserve">Ergebnis: </w:t>
       </w:r>
       <w:r>
-        <w:t>Indoor-Konzentrationen von Cu, As, Pb und Mo verfolgten Outdoor-Niveaus mit minimaler Abschwächung; Staub war mit Bergbau assoziiert (nicht mit Verkehr). Zebrafisch-Embryonen zeigten erhöhte Herzfrequenz unter subletalem Stress; Indoor-Umgebungen in Bergbaulandschaften sind physisch mit Extraction integriert.</w:t>
+        <w:t>Mehrere Schlüsselfeststellungen: Städte zeigen Fortschritte bei Hitzemaßnahmen und -planung, aber ungleiche Umsetzung. Luftqualitätsverbesserungen in manchen Städten messbar. Hitzebelastung in schutzbedürftigen Gruppen persistent. Gesundheitssystem-Emissionsreduktion unzureichend.</w:t>
       </w:r>
     </w:p>
     <w:p>
@@ -293,7 +293,7 @@
         <w:rPr>
           <w:sz w:val="19"/>
         </w:rPr>
-        <w:t>Tropen (Südamerika); nur Methodik übertragbar, nicht Expositionsniveaus</w:t>
+        <w:t>Europa, direkt auf Deutschland übertragbar; hochwertige Datengrundlage</w:t>
       </w:r>
     </w:p>
     <w:p>
@@ -302,7 +302,7 @@
           <w:color w:val="5A7D3A"/>
           <w:sz w:val="18"/>
         </w:rPr>
-        <w:t>https://pubmed.ncbi.nlm.nih.gov/42669219/</w:t>
+        <w:t>https://pubmed.ncbi.nlm.nih.gov/42716068/</w:t>
       </w:r>
     </w:p>
     <w:p>
@@ -310,7 +310,7 @@
         <w:pStyle w:val="Heading2"/>
       </w:pPr>
       <w:r>
-        <w:t>Hantavirus-Risiken in Europa unter Klimawandel: Epidemiologie und Vorsorge</w:t>
+        <w:t>Globale Sekundärrauchexposition: Prävalenz, Krankheitslast und Verteilungsgerechtigkeit</w:t>
       </w:r>
     </w:p>
     <w:p>
@@ -320,12 +320,12 @@
           <w:color w:val="666666"/>
           <w:sz w:val="18"/>
         </w:rPr>
-        <w:t>Grzybek M et al.  ·  Clin Microbiol Infect  ·  22.07.2026  ·  PMID 42486304</w:t>
+        <w:t>GBD 2023 Second-hand smoke Collaborators  ·  Lancet Public Health  ·  07.09.2026  ·  PMID 42705247</w:t>
       </w:r>
     </w:p>
     <w:p>
       <w:r>
-        <w:t>Eine narrative Übersichtsarbeit analysiert endemische Hantaviren (PUUV, DOBV, SEOV) in Europa und deren klimatische sowie ökologische Einflussfaktoren.</w:t>
+        <w:t>Global Burden of Disease 2023 Analyse der Sekundärrauchexposition (SHS) in 204 Ländern mit Prävalenzschätzung, Attributionsfraktionen und gesundheitlichen Folgen 1990-2023.</w:t>
       </w:r>
     </w:p>
     <w:p>
@@ -336,7 +336,7 @@
         <w:t xml:space="preserve">Ergebnis: </w:t>
       </w:r>
       <w:r>
-        <w:t>Klimaeffekte sind indirekt und regional variabel, vermittelt durch Mastjahre, Prädator-Beute-Dynamiken und Rodentier-Ökologie. Diagnostische Vorsorge ist ungleich verteilt; PUUV und DOBV sind Prioritäten für Biomonitoring und lokalisierte Frühwarnsysteme.</w:t>
+        <w:t>2023 waren 2,71 Mrd. Menschen (95% UI: 2,44-3,02) SHS-exponiert, davon 767 Mio. Kinder (0-14 Jahre). Trotz 22,2% Rückgang der altersstandard. Prävalenz seit 1990 ist absolute Anzahl stabil. SHS verursachte 1,66 Mio. Todesfälle (1,33-2,07) und 44,8 Mio. DALYs (35,8-54,3). Herzkrankheit führend bei 12,0 Mio. DALYs (9,31-15,2), untere Atemwegsinfektionen bei Kindern mit 5,16 Mio. (3,48-7,12).</w:t>
       </w:r>
     </w:p>
     <w:p>
@@ -351,7 +351,7 @@
         <w:rPr>
           <w:sz w:val="19"/>
         </w:rPr>
-        <w:t>Gemäßigte Klimazone Europa; direkt auf mitteleuropäische Rodentier-Ökosysteme übertragbar</w:t>
+        <w:t>Global; relevante Risikogruppen und Mechanismen auch für Deutschland</w:t>
       </w:r>
     </w:p>
     <w:p>
@@ -360,7 +360,7 @@
           <w:color w:val="5A7D3A"/>
           <w:sz w:val="18"/>
         </w:rPr>
-        <w:t>https://pubmed.ncbi.nlm.nih.gov/42486304/</w:t>
+        <w:t>https://pubmed.ncbi.nlm.nih.gov/42705247/</w:t>
       </w:r>
     </w:p>
     <w:p>
@@ -368,7 +368,7 @@
         <w:pStyle w:val="Heading2"/>
       </w:pPr>
       <w:r>
-        <w:t>Luftverschmutzung und Typ-2-Diabetes: Proteomische Signaturen in 49.000 Personen</w:t>
+        <w:t>Ultra Low Emission Zone Londons: Lungenfunktionswachstum bei Kindern</w:t>
       </w:r>
     </w:p>
     <w:p>
@@ -378,12 +378,12 @@
           <w:color w:val="666666"/>
           <w:sz w:val="18"/>
         </w:rPr>
-        <w:t>Yuan S et al.  ·  Ecotoxicol Environ Saf  ·  01.09.2026  ·  PMID 42447678</w:t>
+        <w:t>Wood HE et al.  ·  Lancet Public Health  ·  18.08.2026  ·  PMID 42612665</w:t>
       </w:r>
     </w:p>
     <w:p>
       <w:r>
-        <w:t>Eine Proteom-Assoziationsstudie an 49.134 UK-Biobank-Teilnehmern verbindet PM2.5-, NO2-, SO2- und Benzol-Exposition mit T2D-Risiko über Protein-Signaturen.</w:t>
+        <w:t>Prospektive Kohortenstudie vergleicht Lungenfunktionswachstum (FEV1) über 5 Jahre in London (mit ULEZ) und Luton (ohne), mit Messung der Expositionsveränderung zu NO₂, PM10, PM2.5.</w:t>
       </w:r>
     </w:p>
     <w:p>
@@ -394,7 +394,7 @@
         <w:t xml:space="preserve">Ergebnis: </w:t>
       </w:r>
       <w:r>
-        <w:t>Alle vier Pollutanten waren mit erhöhtem T2D-Risiko assoziiert; HRs (95%-KI) pro 1-SD-Anstieg: PM2.5 1,02 (1,00–1,05), NO2 1,02 (1,01–1,02), SO2 1,12 (1,06–1,18), Benzol 1,88 (1,38–2,57). Systemische Entzündung war potenzieller Mechanismus (moderate mediation).</w:t>
+        <w:t>FEV1-Wachstum stieg in London um 10 mL/Jahr mehr als in Luton (233 vs. 223 mL/Jahr, p=0,0002). NO₂-Expositionen sanken in London schneller (-3,77 vs. -1,77 μg/m³/Jahr, p&lt;0,0001). Anteil mit klinisch beeinträchtigter Lungenfunktion fiel in London von 14% auf 9%, in Luton von 9% auf 7%.</w:t>
       </w:r>
     </w:p>
     <w:p>
@@ -409,7 +409,7 @@
         <w:rPr>
           <w:sz w:val="19"/>
         </w:rPr>
-        <w:t>Großbritannien (gemäßigte Zone); vergleichbares Klima und Versorgungssystem wie Deutschland</w:t>
+        <w:t>Großbritannien, vergleichbare Klimazone und Luftqualitätsprobleme; Clean-Air-Zone-Evidenz für Deutsche Städte relevant</w:t>
       </w:r>
     </w:p>
     <w:p>
@@ -418,7 +418,7 @@
           <w:color w:val="5A7D3A"/>
           <w:sz w:val="18"/>
         </w:rPr>
-        <w:t>https://pubmed.ncbi.nlm.nih.gov/42447678/</w:t>
+        <w:t>https://pubmed.ncbi.nlm.nih.gov/42612665/</w:t>
       </w:r>
     </w:p>
     <w:sectPr>

--- a/download/studien-aktuell.docx
+++ b/download/studien-aktuell.docx
@@ -62,7 +62,7 @@
           <w:color w:val="666666"/>
           <w:sz w:val="18"/>
         </w:rPr>
-        <w:t>Stand: 23.09.2026  |  6 Studien  |  klima.m-vf.de</w:t>
+        <w:t>Stand: 24.09.2026  |  6 Studien  |  klima.m-vf.de</w:t>
       </w:r>
     </w:p>
     <w:p>
@@ -70,7 +70,7 @@
         <w:pStyle w:val="Heading1"/>
       </w:pPr>
       <w:r>
-        <w:t>Aufgenommen am 23.09.2026</w:t>
+        <w:t>Aufgenommen am 24.09.2026</w:t>
       </w:r>
     </w:p>
     <w:p>
@@ -78,7 +78,7 @@
         <w:pStyle w:val="Heading2"/>
       </w:pPr>
       <w:r>
-        <w:t>Saisonale Sterblichkeitsschwankungen nach Todesursache in Italien, 2004-19</w:t>
+        <w:t>Hitze und Luftfeuchte beeinflussen Lymphödem-Management zwischen Ländern</w:t>
       </w:r>
     </w:p>
     <w:p>
@@ -88,12 +88,12 @@
           <w:color w:val="666666"/>
           <w:sz w:val="18"/>
         </w:rPr>
-        <w:t>Marinetti I et al.  ·  Eur J Public Health  ·  04.08.2026  ·  PMID 42771858</w:t>
+        <w:t>Witt S et al.  ·  Br J Community Nurs  ·  22.09.2026  ·  PMID 42771675</w:t>
       </w:r>
     </w:p>
     <w:p>
       <w:r>
-        <w:t>Analyse der intra-annuellen Sterblichkeit in Italien zeigt, dass Herz- und Atemwegserkrankungen mit ca. 40% bzw. 15% der Übersterblichkeit den größten Anteil ausmachen, mit stabilen Mustern über die Zeit trotz rückläufiger Grundsterblichkeit.</w:t>
+        <w:t>Qualitative Fokusgruppen-Studie zu Unterschieden im Lymphödem-Management während wechselnder Jahreszeiten in Deutschland und Australien.</w:t>
       </w:r>
     </w:p>
     <w:p>
@@ -104,7 +104,7 @@
         <w:t xml:space="preserve">Ergebnis: </w:t>
       </w:r>
       <w:r>
-        <w:t>Herz- und Atemwegserkrankungen verursachen zusammen etwa 55% der saisonalen Übersterblichkeit. Die relative intra-annuelle Belastung ist trotz gesunkener Grundsterblichkeit stabil oder gestiegen, was auf persistierende saisonale Anfälligkeit hindeutet.</w:t>
+        <w:t>Patienten berichteten übereinstimmend, dass Hitze und Feuchtigkeit das Lymphödem verschlimmern (Schwellungszunahme, Gewichtsgefühl in Gliedmaßen). Deutsche Patienten führten mehr Selbstverbandswechsel und reguläre Therapiesitzungen durch. Alle Studienteilnehmer mussten Wetter bei der täglichen Planung berücksichtigen.</w:t>
       </w:r>
     </w:p>
     <w:p>
@@ -119,7 +119,7 @@
         <w:rPr>
           <w:sz w:val="19"/>
         </w:rPr>
-        <w:t>Italien, gemäßigte Klimazone; deutsches Gesundheitssystem vergleichbar</w:t>
+        <w:t>Deutschland und Australien - gemäßigte Klimazonen, vergleichbare Versorgung; Methodik übertragbar</w:t>
       </w:r>
     </w:p>
     <w:p>
@@ -128,7 +128,7 @@
           <w:color w:val="5A7D3A"/>
           <w:sz w:val="18"/>
         </w:rPr>
-        <w:t>https://pubmed.ncbi.nlm.nih.gov/42771858/</w:t>
+        <w:t>https://pubmed.ncbi.nlm.nih.gov/42771675/</w:t>
       </w:r>
     </w:p>
     <w:p>
@@ -136,7 +136,7 @@
         <w:pStyle w:val="Heading2"/>
       </w:pPr>
       <w:r>
-        <w:t>Kurzfristige Gesundheitseffekte der Luftverschmutzung in Kanada: nichtlineares Mehrschadstoffe-Modell</w:t>
+        <w:t>Klima-Anpassung und -Minderung in afrikanischen Gesundheitssystemen: Scoping Review</w:t>
       </w:r>
     </w:p>
     <w:p>
@@ -146,12 +146,12 @@
           <w:color w:val="666666"/>
           <w:sz w:val="18"/>
         </w:rPr>
-        <w:t>Huang G et al.  ·  Int J Epidemiol  ·  18.08.2026  ·  PMID 42771856</w:t>
+        <w:t>Netshiombo M et al.  ·  BMJ Open  ·  21.09.2026  ·  PMID 42767750</w:t>
       </w:r>
     </w:p>
     <w:p>
       <w:r>
-        <w:t>Nichtlinear-Mehrschadstoffe-Bayessches Case-Crossover-Modell zu Kurzzeitzeffekten von PM2.5, NO₂, O₃ auf Mortalität und Hospitalisierung in 20 kanadischen Regionen 2001-2018.</w:t>
+        <w:t>Systematisches Mapping von Forschung und Politiktransfer zu Klima-Adaptation und Mitigation in Gesundheitssystemen südlich der Sahara.</w:t>
       </w:r>
     </w:p>
     <w:p>
@@ -162,7 +162,7 @@
         <w:t xml:space="preserve">Ergebnis: </w:t>
       </w:r>
       <w:r>
-        <w:t>Kombinierter PM2.5+NO₂-Metrik zeigte klarste positive Assoziationen mit Gesamtsterblichkeit und -hospitalisierung. Pro 10er-Kontrast: +1,5% (95% CrI: 0,3-2,2) Gesamtsterblichkeit, +0,6% (95% CrI: 0,0-1,3) Gesamthospitalisierung. Senior-Atemwegshospitalisierung: +2,7% (95% CrI: 0,9-4,5). PM2.5- und NO₂-Kurven waren teilweise nichtlinear.</w:t>
+        <w:t>78 Forschungs- und 15 Grey-Literature-Publikationen: Schwerpunkte auf Workforce und Infrastruktur. Nur 2 SADC-Länder mit Climate-Change-Gesetzgebung (Südafrika, Mauritius); 4 mit nationalen Gesundheits-Adaptationsplänen. Adaptation priorisiert über Mitigation in Forschung und Governance.</w:t>
       </w:r>
     </w:p>
     <w:p>
@@ -177,7 +177,7 @@
         <w:rPr>
           <w:sz w:val="19"/>
         </w:rPr>
-        <w:t>Kanada, ähnliche gemäßigte Klimazone; Mehrschadstoff-Methodologie auf Deutschland anwendbar</w:t>
+        <w:t>Subsahara-Afrika - Strukturen sehr unterschiedlich, aber Governance-Frameworks übertragbar</w:t>
       </w:r>
     </w:p>
     <w:p>
@@ -186,7 +186,7 @@
           <w:color w:val="5A7D3A"/>
           <w:sz w:val="18"/>
         </w:rPr>
-        <w:t>https://pubmed.ncbi.nlm.nih.gov/42771856/</w:t>
+        <w:t>https://pubmed.ncbi.nlm.nih.gov/42767750/</w:t>
       </w:r>
     </w:p>
     <w:p>
@@ -194,7 +194,7 @@
         <w:pStyle w:val="Heading2"/>
       </w:pPr>
       <w:r>
-        <w:t>Stadtmobilität bei Waldrauchqualitätswarnungen in Montréal</w:t>
+        <w:t>Vogel-Influenza in Zugvögeln Europas und Afrikas: systematischer Review</w:t>
       </w:r>
     </w:p>
     <w:p>
@@ -204,12 +204,12 @@
           <w:color w:val="666666"/>
           <w:sz w:val="18"/>
         </w:rPr>
-        <w:t>Romm D et al.  ·  Health Place  ·  12.09.2026  ·  PMID 42731249</w:t>
+        <w:t>Defaye B et al.  ·  Emerg Microbes Infect  ·  17.09.2026  ·  PMID 42751944</w:t>
       </w:r>
     </w:p>
     <w:p>
       <w:r>
-        <w:t>Untersuchung der Mobilitätsveränderungen Montréals während Waldrauch-Luftqualitätswarnungen 2022-2025 mit Time-Series-Modellierung von vier Mobilitätsdatensätzen.</w:t>
+        <w:t>Systematischer Review von Avifauna-Studien zur Zirkulation von Vogelgrippeviren auf Migrationsstrecken zwischen Europa und Afrika 2005-2025.</w:t>
       </w:r>
     </w:p>
     <w:p>
@@ -220,7 +220,7 @@
         <w:t xml:space="preserve">Ergebnis: </w:t>
       </w:r>
       <w:r>
-        <w:t>Luftqualitätswarnungen assoziiert mit Verlagerung von aktiver auf geschlossene Transportmodi: Fahrradnutzung sank, Bus- und U-Bahn-Nutzung stieg signifikant. Innerhalb der Stadt zeigten sich heterogene Effekte. Freizeitleuf zeigte keinen signifikanten Response.</w:t>
+        <w:t>72 Publikationen analysiert: 10.960 Zugvögel von 166 Arten. LPAIV dominierte (86% vs. 14% HPAIV). H5N1 in 21 Ländern (17 europäisch) mit Klade 2.3.4.4b seit 2020 dominant. Mittelmeer-Flugroute zentral für Verflechtung der drei Flugrouten. Hervorgehoben: Bedeutung von Avienfauna-Überwachung für Grippegefahren.</w:t>
       </w:r>
     </w:p>
     <w:p>
@@ -235,7 +235,7 @@
         <w:rPr>
           <w:sz w:val="19"/>
         </w:rPr>
-        <w:t>Kanada, gemäßigte Klimazone; urbane Vulnerabilität und öffentliche Verkehrsreaktionen übertragbar</w:t>
+        <w:t>Europa-Afrika-Verbindung - klimaabhängige Vogelmigrationen relevant, Methodik übertragbar</w:t>
       </w:r>
     </w:p>
     <w:p>
@@ -244,7 +244,7 @@
           <w:color w:val="5A7D3A"/>
           <w:sz w:val="18"/>
         </w:rPr>
-        <w:t>https://pubmed.ncbi.nlm.nih.gov/42731249/</w:t>
+        <w:t>https://pubmed.ncbi.nlm.nih.gov/42751944/</w:t>
       </w:r>
     </w:p>
     <w:p>
@@ -252,7 +252,7 @@
         <w:pStyle w:val="Heading2"/>
       </w:pPr>
       <w:r>
-        <w:t>Lancet Countdown 2026 Europe Cities Report: Städte an der Spitze des Klimahandelns</w:t>
+        <w:t>Wohnraum, Klimaresilienz und ökologische Segregation in Kopenhagen</w:t>
       </w:r>
     </w:p>
     <w:p>
@@ -262,12 +262,12 @@
           <w:color w:val="666666"/>
           <w:sz w:val="18"/>
         </w:rPr>
-        <w:t>Chen-Xu J et al.  ·  Lancet Public Health  ·  09.09.2026  ·  PMID 42716068</w:t>
+        <w:t>Gulsrud NM et al.  ·  Proc Natl Acad Sci U S A  ·  22.09.2026  ·  PMID 42735315</w:t>
       </w:r>
     </w:p>
     <w:p>
       <w:r>
-        <w:t>Europäischer Bericht zu Klimawandel und Gesundheit in Städten, untersucht Fortschritte und Engpässe bei Anpassung, Mitigation und Gesundheitsfolgen in europäischen Großstädten.</w:t>
+        <w:t>Politisch-ökologische Analyse, wie Klimaanpassungspolitiken in Nicht-Markt-Wohnungen bestehende urbane Ungleichheiten verschärfen können.</w:t>
       </w:r>
     </w:p>
     <w:p>
@@ -278,7 +278,7 @@
         <w:t xml:space="preserve">Ergebnis: </w:t>
       </w:r>
       <w:r>
-        <w:t>Mehrere Schlüsselfeststellungen: Städte zeigen Fortschritte bei Hitzemaßnahmen und -planung, aber ungleiche Umsetzung. Luftqualitätsverbesserungen in manchen Städten messbar. Hitzebelastung in schutzbedürftigen Gruppen persistent. Gesundheitssystem-Emissionsreduktion unzureichend.</w:t>
+        <w:t>Kernbefund: One-size-fits-all-Anpassungspolitiken verschärfen inadvertent urbane Ungleichheiten. Technomanagerialismus als Mechanismus der Ungleichheit identifiziert; institutionelle Silos zwischen technischen und sozialpolitischen Bereichen produzieren ungleiche Resilienz-Ergebnisse und verstärken Segregationsmuster.</w:t>
       </w:r>
     </w:p>
     <w:p>
@@ -293,7 +293,7 @@
         <w:rPr>
           <w:sz w:val="19"/>
         </w:rPr>
-        <w:t>Europa, direkt auf Deutschland übertragbar; hochwertige Datengrundlage</w:t>
+        <w:t>Kopenhagen/Dänemark - Mitteleuropa, vergleichbare Versorgungsstruktur und Wohnkulturen</w:t>
       </w:r>
     </w:p>
     <w:p>
@@ -302,7 +302,7 @@
           <w:color w:val="5A7D3A"/>
           <w:sz w:val="18"/>
         </w:rPr>
-        <w:t>https://pubmed.ncbi.nlm.nih.gov/42716068/</w:t>
+        <w:t>https://pubmed.ncbi.nlm.nih.gov/42735315/</w:t>
       </w:r>
     </w:p>
     <w:p>
@@ -310,7 +310,7 @@
         <w:pStyle w:val="Heading2"/>
       </w:pPr>
       <w:r>
-        <w:t>Globale Sekundärrauchexposition: Prävalenz, Krankheitslast und Verteilungsgerechtigkeit</w:t>
+        <w:t>Hitze-assoziierte Hyponatriämie und ihre Folgen bei sehr alten Patienten in Norddeutschland</w:t>
       </w:r>
     </w:p>
     <w:p>
@@ -320,12 +320,12 @@
           <w:color w:val="666666"/>
           <w:sz w:val="18"/>
         </w:rPr>
-        <w:t>GBD 2023 Second-hand smoke Collaborators  ·  Lancet Public Health  ·  07.09.2026  ·  PMID 42705247</w:t>
+        <w:t>Mader N et al.  ·  Z Gerontol Geriatr  ·  02.09.2026  ·  PMID 42684431</w:t>
       </w:r>
     </w:p>
     <w:p>
       <w:r>
-        <w:t>Global Burden of Disease 2023 Analyse der Sekundärrauchexposition (SHS) in 204 Ländern mit Prävalenzschätzung, Attributionsfraktionen und gesundheitlichen Folgen 1990-2023.</w:t>
+        <w:t>Die Studie analysierte die Häufigkeit und Folgen von hitze-bedingter Hyponatriämie bei über 80-Jährigen nach heißen Tagen an Kliniken in Norddeutschland.</w:t>
       </w:r>
     </w:p>
     <w:p>
@@ -336,7 +336,7 @@
         <w:t xml:space="preserve">Ergebnis: </w:t>
       </w:r>
       <w:r>
-        <w:t>2023 waren 2,71 Mrd. Menschen (95% UI: 2,44-3,02) SHS-exponiert, davon 767 Mio. Kinder (0-14 Jahre). Trotz 22,2% Rückgang der altersstandard. Prävalenz seit 1990 ist absolute Anzahl stabil. SHS verursachte 1,66 Mio. Todesfälle (1,33-2,07) und 44,8 Mio. DALYs (35,8-54,3). Herzkrankheit führend bei 12,0 Mio. DALYs (9,31-15,2), untere Atemwegsinfektionen bei Kindern mit 5,16 Mio. (3,48-7,12).</w:t>
+        <w:t>Nach heißen Tagen lag die Hyponatriämie-Rate bei 36,7%, nach kalten Tagen bei 15,0% (p &lt; 0,001). Schwerwiegende unerwünschte Ereignisse traten bei hyponatriämischen Patienten nach heißen vs. kalten Tagen häufiger auf (55,6% vs. 31,6%, p = 0,008). Hitze stellt einen starken Risikofaktor dar.</w:t>
       </w:r>
     </w:p>
     <w:p>
@@ -351,7 +351,7 @@
         <w:rPr>
           <w:sz w:val="19"/>
         </w:rPr>
-        <w:t>Global; relevante Risikogruppen und Mechanismen auch für Deutschland</w:t>
+        <w:t>Deutschland - Hochbetagte Patienten, Sterbedaten aus norddeutschen Kliniken 2011-2023</w:t>
       </w:r>
     </w:p>
     <w:p>
@@ -360,7 +360,7 @@
           <w:color w:val="5A7D3A"/>
           <w:sz w:val="18"/>
         </w:rPr>
-        <w:t>https://pubmed.ncbi.nlm.nih.gov/42705247/</w:t>
+        <w:t>https://pubmed.ncbi.nlm.nih.gov/42684431/</w:t>
       </w:r>
     </w:p>
     <w:p>
@@ -368,7 +368,7 @@
         <w:pStyle w:val="Heading2"/>
       </w:pPr>
       <w:r>
-        <w:t>Ultra Low Emission Zone Londons: Lungenfunktionswachstum bei Kindern</w:t>
+        <w:t>Frühe Senkung der Zwangsluft-Wärmertemperatur spart Energie während Schädel-OPs</w:t>
       </w:r>
     </w:p>
     <w:p>
@@ -378,12 +378,12 @@
           <w:color w:val="666666"/>
           <w:sz w:val="18"/>
         </w:rPr>
-        <w:t>Wood HE et al.  ·  Lancet Public Health  ·  18.08.2026  ·  PMID 42612665</w:t>
+        <w:t>Bräuer A et al.  ·  Sci Rep  ·  11.08.2026  ·  PMID 42575948</w:t>
       </w:r>
     </w:p>
     <w:p>
       <w:r>
-        <w:t>Prospektive Kohortenstudie vergleicht Lungenfunktionswachstum (FEV1) über 5 Jahre in London (mit ULEZ) und Luton (ohne), mit Messung der Expositionsveränderung zu NO₂, PM10, PM2.5.</w:t>
+        <w:t>Randomisierte Studie zur Reduktion von Energieverbrauch bei intraoperativer Wärmetherapie durch frühzeitige Temperaturreduktion, ohne Hypothermie-Risiko zu erhöhen.</w:t>
       </w:r>
     </w:p>
     <w:p>
@@ -394,7 +394,7 @@
         <w:t xml:space="preserve">Ergebnis: </w:t>
       </w:r>
       <w:r>
-        <w:t>FEV1-Wachstum stieg in London um 10 mL/Jahr mehr als in Luton (233 vs. 223 mL/Jahr, p=0,0002). NO₂-Expositionen sanken in London schneller (-3,77 vs. -1,77 μg/m³/Jahr, p&lt;0,0001). Anteil mit klinisch beeinträchtigter Lungenfunktion fiel in London von 14% auf 9%, in Luton von 9% auf 7%.</w:t>
+        <w:t>Energie pro Stunde: Standard-Gruppe 0,51 kWh (95%-KI: 0,47-0,56) vs. modifizierte Strategie 0,40 kWh (0,35-0,46; p = 0,002). Unterschied in Normothermie-Dauer: 3,9% (90%-KI: 0,8%-7,1%), innerhalb Äquivalenzgrenzen. Keine Hyperthermie in beiden Gruppen.</w:t>
       </w:r>
     </w:p>
     <w:p>
@@ -409,7 +409,7 @@
         <w:rPr>
           <w:sz w:val="19"/>
         </w:rPr>
-        <w:t>Großbritannien, vergleichbare Klimazone und Luftqualitätsprobleme; Clean-Air-Zone-Evidenz für Deutsche Städte relevant</w:t>
+        <w:t>Deutschland - Operationsroutinen, Energieeffizienz im Gesundheitswesen messbar</w:t>
       </w:r>
     </w:p>
     <w:p>
@@ -418,7 +418,7 @@
           <w:color w:val="5A7D3A"/>
           <w:sz w:val="18"/>
         </w:rPr>
-        <w:t>https://pubmed.ncbi.nlm.nih.gov/42612665/</w:t>
+        <w:t>https://pubmed.ncbi.nlm.nih.gov/42575948/</w:t>
       </w:r>
     </w:p>
     <w:sectPr>

--- a/download/studien-aktuell.docx
+++ b/download/studien-aktuell.docx
@@ -62,7 +62,7 @@
           <w:color w:val="666666"/>
           <w:sz w:val="18"/>
         </w:rPr>
-        <w:t>Stand: 24.09.2026  |  6 Studien  |  klima.m-vf.de</w:t>
+        <w:t>Stand: 25.09.2026  |  6 Studien  |  klima.m-vf.de</w:t>
       </w:r>
     </w:p>
     <w:p>
@@ -70,7 +70,7 @@
         <w:pStyle w:val="Heading1"/>
       </w:pPr>
       <w:r>
-        <w:t>Aufgenommen am 24.09.2026</w:t>
+        <w:t>Aufgenommen am 25.09.2026</w:t>
       </w:r>
     </w:p>
     <w:p>
@@ -78,7 +78,7 @@
         <w:pStyle w:val="Heading2"/>
       </w:pPr>
       <w:r>
-        <w:t>Hitze und Luftfeuchte beeinflussen Lymphödem-Management zwischen Ländern</w:t>
+        <w:t>Nicht optimale Temperaturen und chronische Herz-Kreislauf-Erkrankungen</w:t>
       </w:r>
     </w:p>
     <w:p>
@@ -88,12 +88,12 @@
           <w:color w:val="666666"/>
           <w:sz w:val="18"/>
         </w:rPr>
-        <w:t>Witt S et al.  ·  Br J Community Nurs  ·  22.09.2026  ·  PMID 42771675</w:t>
+        <w:t>Münzel T et al.  ·  Semin Immunopathol  ·  24.09.2026  ·  PMID 42782543</w:t>
       </w:r>
     </w:p>
     <w:p>
       <w:r>
-        <w:t>Qualitative Fokusgruppen-Studie zu Unterschieden im Lymphödem-Management während wechselnder Jahreszeiten in Deutschland und Australien.</w:t>
+        <w:t>Narrative Übersichtsarbeit zu Hitze- und Kälteexposition als Treiber chronischer kardiovaskulärer Erkrankungen, mit Fokus auf Epidemiologie, Mechanismen und Präventionsstrategien in gemäßigten Klimazonen.</w:t>
       </w:r>
     </w:p>
     <w:p>
@@ -104,7 +104,7 @@
         <w:t xml:space="preserve">Ergebnis: </w:t>
       </w:r>
       <w:r>
-        <w:t>Patienten berichteten übereinstimmend, dass Hitze und Feuchtigkeit das Lymphödem verschlimmern (Schwellungszunahme, Gewichtsgefühl in Gliedmaßen). Deutsche Patienten führten mehr Selbstverbandswechsel und reguläre Therapiesitzungen durch. Alle Studienteilnehmer mussten Wetter bei der täglichen Planung berücksichtigen.</w:t>
+        <w:t>Hitze und Kälte verursachen Millionen jährliche Todesfälle, mit wachsendem Anteil durch Herz-Kreislauf-Erkrankungen. U- und J-förmige Dosis-Wirkungs-Kurven zeigen überproportionale Effekte bei älteren und sozioökonomisch benachteiligten Gruppen. Mechanismen umfassen autonome Imbalance, endotheliale Dysfunktion, Entzündung und Koagulopathien.</w:t>
       </w:r>
     </w:p>
     <w:p>
@@ -119,7 +119,7 @@
         <w:rPr>
           <w:sz w:val="19"/>
         </w:rPr>
-        <w:t>Deutschland und Australien - gemäßigte Klimazonen, vergleichbare Versorgung; Methodik übertragbar</w:t>
+        <w:t>Deutschland, Mitteleuropa – direkt übertragbare Klimazone und Versorgungsstruktur</w:t>
       </w:r>
     </w:p>
     <w:p>
@@ -128,7 +128,7 @@
           <w:color w:val="5A7D3A"/>
           <w:sz w:val="18"/>
         </w:rPr>
-        <w:t>https://pubmed.ncbi.nlm.nih.gov/42771675/</w:t>
+        <w:t>https://pubmed.ncbi.nlm.nih.gov/42782543/</w:t>
       </w:r>
     </w:p>
     <w:p>
@@ -136,7 +136,7 @@
         <w:pStyle w:val="Heading2"/>
       </w:pPr>
       <w:r>
-        <w:t>Klima-Anpassung und -Minderung in afrikanischen Gesundheitssystemen: Scoping Review</w:t>
+        <w:t>Klimawandel und Atemwegsgesundheit: ein kritischer Moment</w:t>
       </w:r>
     </w:p>
     <w:p>
@@ -146,12 +146,12 @@
           <w:color w:val="666666"/>
           <w:sz w:val="18"/>
         </w:rPr>
-        <w:t>Netshiombo M et al.  ·  BMJ Open  ·  21.09.2026  ·  PMID 42767750</w:t>
+        <w:t>Chatkin JM et al.  ·  Respir Res Clin Pract  ·  22.05.2026  ·  PMID 42780874</w:t>
       </w:r>
     </w:p>
     <w:p>
       <w:r>
-        <w:t>Systematisches Mapping von Forschung und Politiktransfer zu Klima-Adaptation und Mitigation in Gesundheitssystemen südlich der Sahara.</w:t>
+        <w:t>Narrative Übersichtsarbeit zu direkten und indirekten Auswirkungen des Klimawandels auf Atemwegserkrankungen durch Extremwetter, Allergene und Luftverschmutzung.</w:t>
       </w:r>
     </w:p>
     <w:p>
@@ -162,7 +162,7 @@
         <w:t xml:space="preserve">Ergebnis: </w:t>
       </w:r>
       <w:r>
-        <w:t>78 Forschungs- und 15 Grey-Literature-Publikationen: Schwerpunkte auf Workforce und Infrastruktur. Nur 2 SADC-Länder mit Climate-Change-Gesetzgebung (Südafrika, Mauritius); 4 mit nationalen Gesundheits-Adaptationsplänen. Adaptation priorisiert über Mitigation in Forschung und Governance.</w:t>
+        <w:t>Klimawandel erhöht Häufigkeit von Hitze, Trockenheit, Überschwemmungen und Waldbränden, die Luftverschmutzung, Aeroallergene und kardiorespiratorische Morbidität verstärken. Ärzte spielen zentrale Rolle bei Patientenkommunikation über Klimafolgen und Mitigation.</w:t>
       </w:r>
     </w:p>
     <w:p>
@@ -177,7 +177,7 @@
         <w:rPr>
           <w:sz w:val="19"/>
         </w:rPr>
-        <w:t>Subsahara-Afrika - Strukturen sehr unterschiedlich, aber Governance-Frameworks übertragbar</w:t>
+        <w:t>Brasilien, mittel. Klimazone – Mechanismen gelten auch für Deutschland</w:t>
       </w:r>
     </w:p>
     <w:p>
@@ -186,7 +186,7 @@
           <w:color w:val="5A7D3A"/>
           <w:sz w:val="18"/>
         </w:rPr>
-        <w:t>https://pubmed.ncbi.nlm.nih.gov/42767750/</w:t>
+        <w:t>https://pubmed.ncbi.nlm.nih.gov/42780874/</w:t>
       </w:r>
     </w:p>
     <w:p>
@@ -194,7 +194,7 @@
         <w:pStyle w:val="Heading2"/>
       </w:pPr>
       <w:r>
-        <w:t>Vogel-Influenza in Zugvögeln Europas und Afrikas: systematischer Review</w:t>
+        <w:t>Temperatur, Luftverschmutzung und Grünflächen: Umweltrisiken für HPV-Positivität</w:t>
       </w:r>
     </w:p>
     <w:p>
@@ -204,12 +204,12 @@
           <w:color w:val="666666"/>
           <w:sz w:val="18"/>
         </w:rPr>
-        <w:t>Defaye B et al.  ·  Emerg Microbes Infect  ·  17.09.2026  ·  PMID 42751944</w:t>
+        <w:t>Hong X et al.  ·  Front Public Health  ·  09.09.2026  ·  PMID 42780692</w:t>
       </w:r>
     </w:p>
     <w:p>
       <w:r>
-        <w:t>Systematischer Review von Avifauna-Studien zur Zirkulation von Vogelgrippeviren auf Migrationsstrecken zwischen Europa und Afrika 2005-2025.</w:t>
+        <w:t>Querschnittsanalyse von 1.287.412 chinesischen Frauen zur assoziation zwischen Temperatur, PM2,5, NDVI und Screening-detektierter HPV-Posititivität mittels verteilter Lag-Nicht-linearer Modelle.</w:t>
       </w:r>
     </w:p>
     <w:p>
@@ -220,7 +220,7 @@
         <w:t xml:space="preserve">Ergebnis: </w:t>
       </w:r>
       <w:r>
-        <w:t>72 Publikationen analysiert: 10.960 Zugvögel von 166 Arten. LPAIV dominierte (86% vs. 14% HPAIV). H5N1 in 21 Ländern (17 europäisch) mit Klade 2.3.4.4b seit 2020 dominant. Mittelmeer-Flugroute zentral für Verflechtung der drei Flugrouten. Hervorgehoben: Bedeutung von Avienfauna-Überwachung für Grippegefahren.</w:t>
+        <w:t>Niedrige Temperatur (13,3°C vs. 25,6°C Referenz) erhöhte HPV-Odds bei Lag Wochen 3–8 (kumOR=1,30, 95%-KI 1,19–1,43). Hohe PM2,5 (38,0 µg/m³) war assoziiert mit höheren Odds über 1–16 Wochen (kumOR=1,17, 95%-KI 1,05–1,28). Niedrige Vegetation (NDVI 0,23) erhöhte Odds über Wochen 5–18 (kumOR=1,32, 95%-KI 1,13–1,57).</w:t>
       </w:r>
     </w:p>
     <w:p>
@@ -235,7 +235,7 @@
         <w:rPr>
           <w:sz w:val="19"/>
         </w:rPr>
-        <w:t>Europa-Afrika-Verbindung - klimaabhängige Vogelmigrationen relevant, Methodik übertragbar</w:t>
+        <w:t>China, Subtropen – Methodik übertragbar, Temperaturschwellen nicht</w:t>
       </w:r>
     </w:p>
     <w:p>
@@ -244,7 +244,7 @@
           <w:color w:val="5A7D3A"/>
           <w:sz w:val="18"/>
         </w:rPr>
-        <w:t>https://pubmed.ncbi.nlm.nih.gov/42751944/</w:t>
+        <w:t>https://pubmed.ncbi.nlm.nih.gov/42780692/</w:t>
       </w:r>
     </w:p>
     <w:p>
@@ -252,7 +252,7 @@
         <w:pStyle w:val="Heading2"/>
       </w:pPr>
       <w:r>
-        <w:t>Wohnraum, Klimaresilienz und ökologische Segregation in Kopenhagen</w:t>
+        <w:t>Klimawandel-Bildung bei Schwangeren: Effekte auf Bewusstsein und Hoffnung</w:t>
       </w:r>
     </w:p>
     <w:p>
@@ -262,12 +262,12 @@
           <w:color w:val="666666"/>
           <w:sz w:val="18"/>
         </w:rPr>
-        <w:t>Gulsrud NM et al.  ·  Proc Natl Acad Sci U S A  ·  22.09.2026  ·  PMID 42735315</w:t>
+        <w:t>Aydın Çeli̇k S et al.  ·  BMC Pregnancy Childbirth  ·  25.07.2026  ·  PMID 42778888</w:t>
       </w:r>
     </w:p>
     <w:p>
       <w:r>
-        <w:t>Politisch-ökologische Analyse, wie Klimaanpassungspolitiken in Nicht-Markt-Wohnungen bestehende urbane Ungleichheiten verschärfen können.</w:t>
+        <w:t>Randomisierte kontrollierte Studie mit 154 Schwangeren in Istanbul zur Wirkung eines 60-Minuten-Trainings zu Klimawandel und Schwangerschaft auf Sorge, Bewusstsein und Hoffnung.</w:t>
       </w:r>
     </w:p>
     <w:p>
@@ -278,7 +278,7 @@
         <w:t xml:space="preserve">Ergebnis: </w:t>
       </w:r>
       <w:r>
-        <w:t>Kernbefund: One-size-fits-all-Anpassungspolitiken verschärfen inadvertent urbane Ungleichheiten. Technomanagerialismus als Mechanismus der Ungleichheit identifiziert; institutionelle Silos zwischen technischen und sozialpolitischen Bereichen produzieren ungleiche Resilienz-Ergebnisse und verstärken Segregationsmuster.</w:t>
+        <w:t>Nach Intervention stieg in der Interventionsgruppe (n=77) Klimawandel-Sorge, Bewusstsein und Hoffnung signifikant (p&lt;0,001) mit großen Effektgrößen (d=1,30–2,20). Kontrollgruppe zeigte Rückgang in Sorge und Hoffnung. Zwischen-Gruppen-Unterschiede signifikant (p&lt;0,05), Gruppen×Zeit-Interaktion p&lt;0,001.</w:t>
       </w:r>
     </w:p>
     <w:p>
@@ -293,7 +293,7 @@
         <w:rPr>
           <w:sz w:val="19"/>
         </w:rPr>
-        <w:t>Kopenhagen/Dänemark - Mitteleuropa, vergleichbare Versorgungsstruktur und Wohnkulturen</w:t>
+        <w:t>Türkei, gemäßigte Zone – Gesundheitsbildung übertragbar auf vulnerable Gruppen</w:t>
       </w:r>
     </w:p>
     <w:p>
@@ -302,7 +302,7 @@
           <w:color w:val="5A7D3A"/>
           <w:sz w:val="18"/>
         </w:rPr>
-        <w:t>https://pubmed.ncbi.nlm.nih.gov/42735315/</w:t>
+        <w:t>https://pubmed.ncbi.nlm.nih.gov/42778888/</w:t>
       </w:r>
     </w:p>
     <w:p>
@@ -310,7 +310,7 @@
         <w:pStyle w:val="Heading2"/>
       </w:pPr>
       <w:r>
-        <w:t>Hitze-assoziierte Hyponatriämie und ihre Folgen bei sehr alten Patienten in Norddeutschland</w:t>
+        <w:t>Luftverschmutzung und metabolisch-assoziierte Fettlebererkrankung in China</w:t>
       </w:r>
     </w:p>
     <w:p>
@@ -320,12 +320,12 @@
           <w:color w:val="666666"/>
           <w:sz w:val="18"/>
         </w:rPr>
-        <w:t>Mader N et al.  ·  Z Gerontol Geriatr  ·  02.09.2026  ·  PMID 42684431</w:t>
+        <w:t>Huang YT et al.  ·  Zhonghua Liu Xing Bing Xue Za Zhi  ·  10.09.2026  ·  PMID 42763183</w:t>
       </w:r>
     </w:p>
     <w:p>
       <w:r>
-        <w:t>Die Studie analysierte die Häufigkeit und Folgen von hitze-bedingter Hyponatriämie bei über 80-Jährigen nach heißen Tagen an Kliniken in Norddeutschland.</w:t>
+        <w:t>Querschnitts- und Kohortenstudie bei 23.806 chinesischen Erwachsenen zur assoziation zwischen Luftverschmutzungs-Exposition (PM2,5, PM10, NO2, O3) und MASLD mit/ohne Leberfibrosen.</w:t>
       </w:r>
     </w:p>
     <w:p>
@@ -336,7 +336,7 @@
         <w:t xml:space="preserve">Ergebnis: </w:t>
       </w:r>
       <w:r>
-        <w:t>Nach heißen Tagen lag die Hyponatriämie-Rate bei 36,7%, nach kalten Tagen bei 15,0% (p &lt; 0,001). Schwerwiegende unerwünschte Ereignisse traten bei hyponatriämischen Patienten nach heißen vs. kalten Tagen häufiger auf (55,6% vs. 31,6%, p = 0,008). Hitze stellt einen starken Risikofaktor dar.</w:t>
+        <w:t>Pro 1-SD Anstieg: PM2,5 OR=1,27 (95%-KI 1,05–1,53), PM10 OR=1,77 (1,36–2,31), NO2 OR=1,20 (1,08–1,33), O3 OR=1,53 (1,20–1,95) für MASLD. Gewichteter Umweltrisiko-Score je 1-Einheit +40% MASLD-Risiko (95%-KI 18–65%) und +42% für Leberfibrosen (1–100%). Bevölkerungsattribuible Fraktion PM2,5/PM10/O3: 25,4–66,4% bei hoher Exposition.</w:t>
       </w:r>
     </w:p>
     <w:p>
@@ -351,7 +351,7 @@
         <w:rPr>
           <w:sz w:val="19"/>
         </w:rPr>
-        <w:t>Deutschland - Hochbetagte Patienten, Sterbedaten aus norddeutschen Kliniken 2011-2023</w:t>
+        <w:t>China, Subtropen – PM-assoziierte Schäden nachgewiesen, aber andere Populationsstruktur</w:t>
       </w:r>
     </w:p>
     <w:p>
@@ -360,7 +360,7 @@
           <w:color w:val="5A7D3A"/>
           <w:sz w:val="18"/>
         </w:rPr>
-        <w:t>https://pubmed.ncbi.nlm.nih.gov/42684431/</w:t>
+        <w:t>https://pubmed.ncbi.nlm.nih.gov/42763183/</w:t>
       </w:r>
     </w:p>
     <w:p>
@@ -368,7 +368,7 @@
         <w:pStyle w:val="Heading2"/>
       </w:pPr>
       <w:r>
-        <w:t>Frühe Senkung der Zwangsluft-Wärmertemperatur spart Energie während Schädel-OPs</w:t>
+        <w:t>Humanitäre Hilfe während Flutkatastrophe: multidisziplinäre Intervention</w:t>
       </w:r>
     </w:p>
     <w:p>
@@ -378,12 +378,12 @@
           <w:color w:val="666666"/>
           <w:sz w:val="18"/>
         </w:rPr>
-        <w:t>Bräuer A et al.  ·  Sci Rep  ·  11.08.2026  ·  PMID 42575948</w:t>
+        <w:t>Accorsi TAD et al.  ·  Einstein (Sao Paulo)  ·  14.09.2026  ·  PMID 42752756</w:t>
       </w:r>
     </w:p>
     <w:p>
       <w:r>
-        <w:t>Randomisierte Studie zur Reduktion von Energieverbrauch bei intraoperativer Wärmetherapie durch frühzeitige Temperaturreduktion, ohne Hypothermie-Risiko zu erhöhen.</w:t>
+        <w:t>Retrospektive Beobachtungsstudie zur klinischen Versorgung während einer Millionen-Hilfsmission der Krankenhausgemeinschaft Hospital Einstein in Canoas, Brasilien nach Hochwasser Mai–Juni 2024.</w:t>
       </w:r>
     </w:p>
     <w:p>
@@ -394,7 +394,7 @@
         <w:t xml:space="preserve">Ergebnis: </w:t>
       </w:r>
       <w:r>
-        <w:t>Energie pro Stunde: Standard-Gruppe 0,51 kWh (95%-KI: 0,47-0,56) vs. modifizierte Strategie 0,40 kWh (0,35-0,46; p = 0,002). Unterschied in Normothermie-Dauer: 3,9% (90%-KI: 0,8%-7,1%), innerhalb Äquivalenzgrenzen. Keine Hyperthermie in beiden Gruppen.</w:t>
+        <w:t>2.060 Patienten behandelt: 33,16% allgemeinmedizinisch, 72,69% Wundbehandlung, 7,63% Abszessdrainagen, Diagnostik Dengue 50,58% und Influenza 19,77% mit 54,15% Positivität, psychische Beratung 6,46%, 94,34% entlassen, 3,28% in Notaufnahme überwiesen. Modell der schnellen Multidisziplinarversorgung wirksam.</w:t>
       </w:r>
     </w:p>
     <w:p>
@@ -409,7 +409,7 @@
         <w:rPr>
           <w:sz w:val="19"/>
         </w:rPr>
-        <w:t>Deutschland - Operationsroutinen, Energieeffizienz im Gesundheitswesen messbar</w:t>
+        <w:t>Südamerika – Implementierungsmodell für Katastrophenreaktion, aber andere Krankheitsepidemiologie</w:t>
       </w:r>
     </w:p>
     <w:p>
@@ -418,7 +418,7 @@
           <w:color w:val="5A7D3A"/>
           <w:sz w:val="18"/>
         </w:rPr>
-        <w:t>https://pubmed.ncbi.nlm.nih.gov/42575948/</w:t>
+        <w:t>https://pubmed.ncbi.nlm.nih.gov/42752756/</w:t>
       </w:r>
     </w:p>
     <w:sectPr>

--- a/download/studien-aktuell.docx
+++ b/download/studien-aktuell.docx
@@ -62,7 +62,7 @@
           <w:color w:val="666666"/>
           <w:sz w:val="18"/>
         </w:rPr>
-        <w:t>Stand: 25.09.2026  |  6 Studien  |  klima.m-vf.de</w:t>
+        <w:t>Stand: 26.09.2026  |  6 Studien  |  klima.m-vf.de</w:t>
       </w:r>
     </w:p>
     <w:p>
@@ -70,7 +70,7 @@
         <w:pStyle w:val="Heading1"/>
       </w:pPr>
       <w:r>
-        <w:t>Aufgenommen am 25.09.2026</w:t>
+        <w:t>Aufgenommen am 26.09.2026</w:t>
       </w:r>
     </w:p>
     <w:p>
@@ -78,7 +78,7 @@
         <w:pStyle w:val="Heading2"/>
       </w:pPr>
       <w:r>
-        <w:t>Nicht optimale Temperaturen und chronische Herz-Kreislauf-Erkrankungen</w:t>
+        <w:t>MotherHeat Alert: Hitzearly-Warning-System für schwangere und postpartale Frauen</w:t>
       </w:r>
     </w:p>
     <w:p>
@@ -88,12 +88,12 @@
           <w:color w:val="666666"/>
           <w:sz w:val="18"/>
         </w:rPr>
-        <w:t>Münzel T et al.  ·  Semin Immunopathol  ·  24.09.2026  ·  PMID 42782543</w:t>
+        <w:t>Heil CS et al.  ·  JMIR Mhealth Uhealth  ·  25.09.2026  ·  PMID 42790880</w:t>
       </w:r>
     </w:p>
     <w:p>
       <w:r>
-        <w:t>Narrative Übersichtsarbeit zu Hitze- und Kälteexposition als Treiber chronischer kardiovaskulärer Erkrankungen, mit Fokus auf Epidemiologie, Mechanismen und Präventionsstrategien in gemäßigten Klimazonen.</w:t>
+        <w:t>Prospektive Evaluationsstudie eines mobilen Hitzewarnsystems speziell für schwangere und postpartale Frauen in Südafrika über 6 Monate mit 201 Teilnehmerinnen.</w:t>
       </w:r>
     </w:p>
     <w:p>
@@ -104,7 +104,7 @@
         <w:t xml:space="preserve">Ergebnis: </w:t>
       </w:r>
       <w:r>
-        <w:t>Hitze und Kälte verursachen Millionen jährliche Todesfälle, mit wachsendem Anteil durch Herz-Kreislauf-Erkrankungen. U- und J-förmige Dosis-Wirkungs-Kurven zeigen überproportionale Effekte bei älteren und sozioökonomisch benachteiligten Gruppen. Mechanismen umfassen autonome Imbalance, endotheliale Dysfunktion, Entzündung und Koagulopathien.</w:t>
+        <w:t>Hohe Usability (PSSUQ-Scores 1,76 bei schwangeren und 1,37 bei postpartalen Frauen). Selbstberichtete Verhaltensänderung durch App-Warnungen als groß bis sehr groß von 67 % der schwangeren und 83 % der postpartalen Frauen bewertet; jedoch zeigte sich beim Vergleich Baseline zu Endpunkt ein Rückgang der Schutzverhalten, wahrscheinlich durch Saisonalität. Wissenszuwachs als groß bis sehr groß bei 79 % der schwangeren und 88 % der postpartalen Frauen. Attrition betrug 30 % in der Schwangerschaftsgruppe und 19 % in der postpartalen Gruppe.</w:t>
       </w:r>
     </w:p>
     <w:p>
@@ -119,7 +119,7 @@
         <w:rPr>
           <w:sz w:val="19"/>
         </w:rPr>
-        <w:t>Deutschland, Mitteleuropa – direkt übertragbare Klimazone und Versorgungsstruktur</w:t>
+        <w:t>Südafrika, subtropisch; Methodik für vulnerable Gruppen übertragbar</w:t>
       </w:r>
     </w:p>
     <w:p>
@@ -128,7 +128,7 @@
           <w:color w:val="5A7D3A"/>
           <w:sz w:val="18"/>
         </w:rPr>
-        <w:t>https://pubmed.ncbi.nlm.nih.gov/42782543/</w:t>
+        <w:t>https://pubmed.ncbi.nlm.nih.gov/42790880/</w:t>
       </w:r>
     </w:p>
     <w:p>
@@ -136,7 +136,7 @@
         <w:pStyle w:val="Heading2"/>
       </w:pPr>
       <w:r>
-        <w:t>Klimawandel und Atemwegsgesundheit: ein kritischer Moment</w:t>
+        <w:t>Klimarisiken und Bewältigungspraktiken vulnerabler Bevölkerungen in der östlichen Mittelmeerregion</w:t>
       </w:r>
     </w:p>
     <w:p>
@@ -146,12 +146,12 @@
           <w:color w:val="666666"/>
           <w:sz w:val="18"/>
         </w:rPr>
-        <w:t>Chatkin JM et al.  ·  Respir Res Clin Pract  ·  22.05.2026  ·  PMID 42780874</w:t>
+        <w:t>Rosenthal A et al.  ·  Front Public Health  ·  10.09.2026  ·  PMID 42787252</w:t>
       </w:r>
     </w:p>
     <w:p>
       <w:r>
-        <w:t>Narrative Übersichtsarbeit zu direkten und indirekten Auswirkungen des Klimawandels auf Atemwegserkrankungen durch Extremwetter, Allergene und Luftverschmutzung.</w:t>
+        <w:t>Qualitative Fokusgruppenstudie mit 69 jüdischen und beduinischen Bewohnern der Negev-Wüste (Israel) zu Wahrnehmung und Bewältigung klimabezogener Risiken.</w:t>
       </w:r>
     </w:p>
     <w:p>
@@ -162,7 +162,7 @@
         <w:t xml:space="preserve">Ergebnis: </w:t>
       </w:r>
       <w:r>
-        <w:t>Klimawandel erhöht Häufigkeit von Hitze, Trockenheit, Überschwemmungen und Waldbränden, die Luftverschmutzung, Aeroallergene und kardiorespiratorische Morbidität verstärken. Ärzte spielen zentrale Rolle bei Patientenkommunikation über Klimafolgen und Mitigation.</w:t>
+        <w:t>Identifikation von Bewältigungsmechanismen auf individueller, Gemeinschafts- und institutioneller Ebene. Zentrale Befunde: Klimafolgen erfahren unter den Bedingungen von Armut, sozialer/politischer Marginalisierung, Gewalt und Zugangsbarrieren zu Gesundheitsversorgung. Alltagsanpassungen in Kontexten staatlicher Abwesenheit entwickelt. Klimawandeleffekte sind Teile anderer Vulnerabilitäten und können nicht separat von ihnen betrachtet werden.</w:t>
       </w:r>
     </w:p>
     <w:p>
@@ -177,7 +177,7 @@
         <w:rPr>
           <w:sz w:val="19"/>
         </w:rPr>
-        <w:t>Brasilien, mittel. Klimazone – Mechanismen gelten auch für Deutschland</w:t>
+        <w:t>Östliche Mittelmeerregion (semi-arid); Konzepte zu Vulnerabilität und Anpassung im Prinzip übertragbar</w:t>
       </w:r>
     </w:p>
     <w:p>
@@ -186,7 +186,7 @@
           <w:color w:val="5A7D3A"/>
           <w:sz w:val="18"/>
         </w:rPr>
-        <w:t>https://pubmed.ncbi.nlm.nih.gov/42780874/</w:t>
+        <w:t>https://pubmed.ncbi.nlm.nih.gov/42787252/</w:t>
       </w:r>
     </w:p>
     <w:p>
@@ -194,7 +194,7 @@
         <w:pStyle w:val="Heading2"/>
       </w:pPr>
       <w:r>
-        <w:t>Temperatur, Luftverschmutzung und Grünflächen: Umweltrisiken für HPV-Positivität</w:t>
+        <w:t>PM₂.₅-assoziierte Lungenkrebslast in Marokko: räumliche Analyse</w:t>
       </w:r>
     </w:p>
     <w:p>
@@ -204,12 +204,12 @@
           <w:color w:val="666666"/>
           <w:sz w:val="18"/>
         </w:rPr>
-        <w:t>Hong X et al.  ·  Front Public Health  ·  09.09.2026  ·  PMID 42780692</w:t>
+        <w:t>Bouchriti Y et al.  ·  Environ Monit Assess  ·  24.09.2026  ·  PMID 42782547</w:t>
       </w:r>
     </w:p>
     <w:p>
       <w:r>
-        <w:t>Querschnittsanalyse von 1.287.412 chinesischen Frauen zur assoziation zwischen Temperatur, PM2,5, NDVI und Screening-detektierter HPV-Posititivität mittels verteilter Lag-Nicht-linearer Modelle.</w:t>
+        <w:t>WHO AirQ+-Modellierung zu PM₂.₅-zurechenbarer Lungenkrebslast in 46 marokkanischen städtischen und ländlichen Regionen anhand von Expositions- und epidemiologischen Risikofunktionen.</w:t>
       </w:r>
     </w:p>
     <w:p>
@@ -220,7 +220,7 @@
         <w:t xml:space="preserve">Ergebnis: </w:t>
       </w:r>
       <w:r>
-        <w:t>Niedrige Temperatur (13,3°C vs. 25,6°C Referenz) erhöhte HPV-Odds bei Lag Wochen 3–8 (kumOR=1,30, 95%-KI 1,19–1,43). Hohe PM2,5 (38,0 µg/m³) war assoziiert mit höheren Odds über 1–16 Wochen (kumOR=1,17, 95%-KI 1,05–1,28). Niedrige Vegetation (NDVI 0,23) erhöhte Odds über Wochen 5–18 (kumOR=1,32, 95%-KI 1,13–1,57).</w:t>
+        <w:t>Geografische Disparitäten: PM₂.₅ 7,1–28,4 µg/m³. In El Jadida (niedrig): relatives Risiko 1,02 (95%-KI 1,01–1,03), zurechenbare Quote 2,35 %. In Errachidia (hoch): relatives Risiko 1,30 (95%-KI 1,17–1,42), zurechenbare Quote 23,29 %. Weitere Hochexpositionsgebiete: Ouarzazate (RR 1,19), Taourirt (RR 1,17). Casablanca (moderate RR 1,06) mit großen Fallzahlen (24 zurechenbare Fälle). Südregionen und ländliche Gebiete als Prioritätszonen identifiziert.</w:t>
       </w:r>
     </w:p>
     <w:p>
@@ -235,7 +235,7 @@
         <w:rPr>
           <w:sz w:val="19"/>
         </w:rPr>
-        <w:t>China, Subtropen – Methodik übertragbar, Temperaturschwellen nicht</w:t>
+        <w:t>Nordafrika, semi-arid bis arid; Methodik übertragbar, Schwellwerte nicht</w:t>
       </w:r>
     </w:p>
     <w:p>
@@ -244,7 +244,7 @@
           <w:color w:val="5A7D3A"/>
           <w:sz w:val="18"/>
         </w:rPr>
-        <w:t>https://pubmed.ncbi.nlm.nih.gov/42780692/</w:t>
+        <w:t>https://pubmed.ncbi.nlm.nih.gov/42782547/</w:t>
       </w:r>
     </w:p>
     <w:p>
@@ -252,7 +252,7 @@
         <w:pStyle w:val="Heading2"/>
       </w:pPr>
       <w:r>
-        <w:t>Klimawandel-Bildung bei Schwangeren: Effekte auf Bewusstsein und Hoffnung</w:t>
+        <w:t>PM₂.₅-Bestandteile und Schlaganfallrisiko: Kohortenstudie Nordchina</w:t>
       </w:r>
     </w:p>
     <w:p>
@@ -262,12 +262,12 @@
           <w:color w:val="666666"/>
           <w:sz w:val="18"/>
         </w:rPr>
-        <w:t>Aydın Çeli̇k S et al.  ·  BMC Pregnancy Childbirth  ·  25.07.2026  ·  PMID 42778888</w:t>
+        <w:t>Wang H et al.  ·  Front Public Health  ·  09.09.2026  ·  PMID 42780684</w:t>
       </w:r>
     </w:p>
     <w:p>
       <w:r>
-        <w:t>Randomisierte kontrollierte Studie mit 154 Schwangeren in Istanbul zur Wirkung eines 60-Minuten-Trainings zu Klimawandel und Schwangerschaft auf Sorge, Bewusstsein und Hoffnung.</w:t>
+        <w:t>Prospektive Kohortenstudie der China Health and Retirement Longitudinal Study (CHARLS) 2013–2018 zu langfristiger Exposition gegenüber PM₂.₅-Bestandteilen und inzidentem Schlaganfallrisiko bei 8.724 Erwachsenen.</w:t>
       </w:r>
     </w:p>
     <w:p>
@@ -278,7 +278,7 @@
         <w:t xml:space="preserve">Ergebnis: </w:t>
       </w:r>
       <w:r>
-        <w:t>Nach Intervention stieg in der Interventionsgruppe (n=77) Klimawandel-Sorge, Bewusstsein und Hoffnung signifikant (p&lt;0,001) mit großen Effektgrößen (d=1,30–2,20). Kontrollgruppe zeigte Rückgang in Sorge und Hoffnung. Zwischen-Gruppen-Unterschiede signifikant (p&lt;0,05), Gruppen×Zeit-Interaktion p&lt;0,001.</w:t>
+        <w:t>610 Schlaganfälle über 5 Jahre Nachbeobachtung. Adjustierte Hazard Ratios pro Interquartile-Range-Steigerung: Gesamt-PM₂.₅ 1,55 (95%-KI 1,35–1,79); Sulfat 1,55; Nitrat 1,37; Ammonium 1,42; organische Substanz 1,59; Ruß 1,77 (95%-KI 1,54–2,03). Ruß zeigte mit 28,6 % das größte Gewicht in der Mischungsanalyse. Erhöhte Suszeptibilität in Altersgruppe &gt;65 Jahre und Südchina-Bewohner.</w:t>
       </w:r>
     </w:p>
     <w:p>
@@ -293,7 +293,7 @@
         <w:rPr>
           <w:sz w:val="19"/>
         </w:rPr>
-        <w:t>Türkei, gemäßigte Zone – Gesundheitsbildung übertragbar auf vulnerable Gruppen</w:t>
+        <w:t>Nord- und Südchina, gemäßigte bis subtropische Klimazone; Bevölkerungsstruktur unterschiedlich</w:t>
       </w:r>
     </w:p>
     <w:p>
@@ -302,7 +302,7 @@
           <w:color w:val="5A7D3A"/>
           <w:sz w:val="18"/>
         </w:rPr>
-        <w:t>https://pubmed.ncbi.nlm.nih.gov/42778888/</w:t>
+        <w:t>https://pubmed.ncbi.nlm.nih.gov/42780684/</w:t>
       </w:r>
     </w:p>
     <w:p>
@@ -310,7 +310,7 @@
         <w:pStyle w:val="Heading2"/>
       </w:pPr>
       <w:r>
-        <w:t>Luftverschmutzung und metabolisch-assoziierte Fettlebererkrankung in China</w:t>
+        <w:t>Luftverschmutzungsspitzen und Depression: Krankenhaus- und Ambulanzbesuche</w:t>
       </w:r>
     </w:p>
     <w:p>
@@ -320,12 +320,12 @@
           <w:color w:val="666666"/>
           <w:sz w:val="18"/>
         </w:rPr>
-        <w:t>Huang YT et al.  ·  Zhonghua Liu Xing Bing Xue Za Zhi  ·  10.09.2026  ·  PMID 42763183</w:t>
+        <w:t>Ma Y et al.  ·  Ecotoxicol Environ Saf  ·  15.09.2026  ·  PMID 42641445</w:t>
       </w:r>
     </w:p>
     <w:p>
       <w:r>
-        <w:t>Querschnitts- und Kohortenstudie bei 23.806 chinesischen Erwachsenen zur assoziation zwischen Luftverschmutzungs-Exposition (PM2,5, PM10, NO2, O3) und MASLD mit/ohne Leberfibrosen.</w:t>
+        <w:t>Landesweite Fall-Crossover-Studie zu Assoziationen zwischen kurzfristigen absoluten Luftverschmutzungssteigerungen und Depressionsmorbidität in 239 chinesischen Städten 2013–2017.</w:t>
       </w:r>
     </w:p>
     <w:p>
@@ -336,7 +336,7 @@
         <w:t xml:space="preserve">Ergebnis: </w:t>
       </w:r>
       <w:r>
-        <w:t>Pro 1-SD Anstieg: PM2,5 OR=1,27 (95%-KI 1,05–1,53), PM10 OR=1,77 (1,36–2,31), NO2 OR=1,20 (1,08–1,33), O3 OR=1,53 (1,20–1,95) für MASLD. Gewichteter Umweltrisiko-Score je 1-Einheit +40% MASLD-Risiko (95%-KI 18–65%) und +42% für Leberfibrosen (1–100%). Bevölkerungsattribuible Fraktion PM2,5/PM10/O3: 25,4–66,4% bei hoher Exposition.</w:t>
+        <w:t>Pro Interquartile-Range-Steigerung in Luftverschmutzungszunahmen (APINs) bei Lag 0–3: Krankenhaus-Aufnahmen Depressionsmorbidität um 0,59 % (NO₂ 1,66 %) erhöht; Ambulanzbesuche um 0,42 % (NO₂ 0,85 %) erhöht. Insgesamt 330.610 Krankenhausaufnahmen und 3.726.390 Ambulanzbesuche analysiert. Befunde robust gegenüber Anpassung für absolute Schadstoffkonzentrationen.</w:t>
       </w:r>
     </w:p>
     <w:p>
@@ -351,7 +351,7 @@
         <w:rPr>
           <w:sz w:val="19"/>
         </w:rPr>
-        <w:t>China, Subtropen – PM-assoziierte Schäden nachgewiesen, aber andere Populationsstruktur</w:t>
+        <w:t>China; Luftqualitätsbezug vorhanden, aber Klimazone und Bevölkerungsstruktur begrenzt vergleichbar</w:t>
       </w:r>
     </w:p>
     <w:p>
@@ -360,7 +360,7 @@
           <w:color w:val="5A7D3A"/>
           <w:sz w:val="18"/>
         </w:rPr>
-        <w:t>https://pubmed.ncbi.nlm.nih.gov/42763183/</w:t>
+        <w:t>https://pubmed.ncbi.nlm.nih.gov/42641445/</w:t>
       </w:r>
     </w:p>
     <w:p>
@@ -368,7 +368,7 @@
         <w:pStyle w:val="Heading2"/>
       </w:pPr>
       <w:r>
-        <w:t>Humanitäre Hilfe während Flutkatastrophe: multidisziplinäre Intervention</w:t>
+        <w:t>Energiebilanz und Thermoregulation im Hitzestress: Lehrintervention für Medizinstudenten</w:t>
       </w:r>
     </w:p>
     <w:p>
@@ -378,12 +378,12 @@
           <w:color w:val="666666"/>
           <w:sz w:val="18"/>
         </w:rPr>
-        <w:t>Accorsi TAD et al.  ·  Einstein (Sao Paulo)  ·  14.09.2026  ·  PMID 42752756</w:t>
+        <w:t>Riemann A et al.  ·  BMC Med Educ  ·  20.07.2026  ·  PMID 42477632</w:t>
       </w:r>
     </w:p>
     <w:p>
       <w:r>
-        <w:t>Retrospektive Beobachtungsstudie zur klinischen Versorgung während einer Millionen-Hilfsmission der Krankenhausgemeinschaft Hospital Einstein in Canoas, Brasilien nach Hochwasser Mai–Juni 2024.</w:t>
+        <w:t>Praktisches Unterrichtsmodul für 89 Medizinstudenten zur Vermittlung von Metabolismus und Thermoregulation durch Messung von Herzfrequenz, Metabolismusrate und Körpertemperatur in Ruhe und unter moderater körperlicher Belastung.</w:t>
       </w:r>
     </w:p>
     <w:p>
@@ -394,7 +394,7 @@
         <w:t xml:space="preserve">Ergebnis: </w:t>
       </w:r>
       <w:r>
-        <w:t>2.060 Patienten behandelt: 33,16% allgemeinmedizinisch, 72,69% Wundbehandlung, 7,63% Abszessdrainagen, Diagnostik Dengue 50,58% und Influenza 19,77% mit 54,15% Positivität, psychische Beratung 6,46%, 94,34% entlassen, 3,28% in Notaufnahme überwiesen. Modell der schnellen Multidisziplinarversorgung wirksam.</w:t>
+        <w:t>Messungen zeigten durchschnittliche Steigerung der Körperkerntemperatur um 1,33 °C/h in Ruhe und 4,4 °C/h unter moderater Belastung. Moderate Belastung führte zu Metabolismusrate-Anstieg mit überwiegender Umwandlung in Wärmeerzeugung statt Muskelarbeit. Dramatische Verschiebung der Wärmeableitungsmechanismen während körperlicher Aktivität beobachtet. Nur geringfügige Unterschiede zwischen weiblichen und männlichen Probanden. Kurs erhielt sehr positive Bewertungen.</w:t>
       </w:r>
     </w:p>
     <w:p>
@@ -409,7 +409,7 @@
         <w:rPr>
           <w:sz w:val="19"/>
         </w:rPr>
-        <w:t>Südamerika – Implementierungsmodell für Katastrophenreaktion, aber andere Krankheitsepidemiologie</w:t>
+        <w:t>Deutschland (Halle-Wittenberg); Lehrmethodik zur Hitzerisiken-Sensibilisierung für Gesundheitsfachpersonen</w:t>
       </w:r>
     </w:p>
     <w:p>
@@ -418,7 +418,7 @@
           <w:color w:val="5A7D3A"/>
           <w:sz w:val="18"/>
         </w:rPr>
-        <w:t>https://pubmed.ncbi.nlm.nih.gov/42752756/</w:t>
+        <w:t>https://pubmed.ncbi.nlm.nih.gov/42477632/</w:t>
       </w:r>
     </w:p>
     <w:sectPr>

--- a/download/studien-aktuell.docx
+++ b/download/studien-aktuell.docx
@@ -62,7 +62,7 @@
           <w:color w:val="666666"/>
           <w:sz w:val="18"/>
         </w:rPr>
-        <w:t>Stand: 26.09.2026  |  6 Studien  |  klima.m-vf.de</w:t>
+        <w:t>Stand: 27.09.2026  |  6 Studien  |  klima.m-vf.de</w:t>
       </w:r>
     </w:p>
     <w:p>
@@ -70,7 +70,7 @@
         <w:pStyle w:val="Heading1"/>
       </w:pPr>
       <w:r>
-        <w:t>Aufgenommen am 26.09.2026</w:t>
+        <w:t>Aufgenommen am 27.09.2026</w:t>
       </w:r>
     </w:p>
     <w:p>
@@ -78,7 +78,7 @@
         <w:pStyle w:val="Heading2"/>
       </w:pPr>
       <w:r>
-        <w:t>MotherHeat Alert: Hitzearly-Warning-System für schwangere und postpartale Frauen</w:t>
+        <w:t>Grünflächen und Hitzesterblichkeit: Systematische Übersicht und Metaanalyse</w:t>
       </w:r>
     </w:p>
     <w:p>
@@ -88,12 +88,12 @@
           <w:color w:val="666666"/>
           <w:sz w:val="18"/>
         </w:rPr>
-        <w:t>Heil CS et al.  ·  JMIR Mhealth Uhealth  ·  25.09.2026  ·  PMID 42790880</w:t>
+        <w:t>Perez-Moreno A et al.  ·  Ann Glob Health  ·  25.09.2026  ·  PMID 42799142</w:t>
       </w:r>
     </w:p>
     <w:p>
       <w:r>
-        <w:t>Prospektive Evaluationsstudie eines mobilen Hitzewarnsystems speziell für schwangere und postpartale Frauen in Südafrika über 6 Monate mit 201 Teilnehmerinnen.</w:t>
+        <w:t>Eine systematische Übersicht mit Metaanalyse untersuchte die schützende Wirkung von Grünflächen auf die Sterblichkeit während Hitzewellen in elf Studien aus China, Frankreich, Deutschland, Jordanien, der Schweiz, USA und global.</w:t>
       </w:r>
     </w:p>
     <w:p>
@@ -104,7 +104,7 @@
         <w:t xml:space="preserve">Ergebnis: </w:t>
       </w:r>
       <w:r>
-        <w:t>Hohe Usability (PSSUQ-Scores 1,76 bei schwangeren und 1,37 bei postpartalen Frauen). Selbstberichtete Verhaltensänderung durch App-Warnungen als groß bis sehr groß von 67 % der schwangeren und 83 % der postpartalen Frauen bewertet; jedoch zeigte sich beim Vergleich Baseline zu Endpunkt ein Rückgang der Schutzverhalten, wahrscheinlich durch Saisonalität. Wissenszuwachs als groß bis sehr groß bei 79 % der schwangeren und 88 % der postpartalen Frauen. Attrition betrug 30 % in der Schwangerschaftsgruppe und 19 % in der postpartalen Gruppe.</w:t>
+        <w:t>Hitzewellen erhöhten die Mortalität sowohl in Gebieten mit niedriger (RR = 1,33; 95%-KI: 1,15–1,55) als auch hoher Grünflächendichte (RR = 1,18; 95%-KI: 1,03–1,36). Der Hitzesterblichkeitsanstieg war in Gebieten mit weniger Grün um 11 % stärker als in Gebieten mit höherer Grünflächendichte (RoR = 1,11; 95%-KI: 1,06–1,15).</w:t>
       </w:r>
     </w:p>
     <w:p>
@@ -119,7 +119,7 @@
         <w:rPr>
           <w:sz w:val="19"/>
         </w:rPr>
-        <w:t>Südafrika, subtropisch; Methodik für vulnerable Gruppen übertragbar</w:t>
+        <w:t>Mitteleuropa und gemäßigte Klimazonen; Methodik auf Deutschland übertragbar</w:t>
       </w:r>
     </w:p>
     <w:p>
@@ -128,7 +128,7 @@
           <w:color w:val="5A7D3A"/>
           <w:sz w:val="18"/>
         </w:rPr>
-        <w:t>https://pubmed.ncbi.nlm.nih.gov/42790880/</w:t>
+        <w:t>https://pubmed.ncbi.nlm.nih.gov/42799142/</w:t>
       </w:r>
     </w:p>
     <w:p>
@@ -136,7 +136,7 @@
         <w:pStyle w:val="Heading2"/>
       </w:pPr>
       <w:r>
-        <w:t>Klimarisiken und Bewältigungspraktiken vulnerabler Bevölkerungen in der östlichen Mittelmeerregion</w:t>
+        <w:t>Wildtiere, Klimawandel und virale Spillover-Ereignisse in Australien</w:t>
       </w:r>
     </w:p>
     <w:p>
@@ -146,12 +146,12 @@
           <w:color w:val="666666"/>
           <w:sz w:val="18"/>
         </w:rPr>
-        <w:t>Rosenthal A et al.  ·  Front Public Health  ·  10.09.2026  ·  PMID 42787252</w:t>
+        <w:t>Ali MW et al.  ·  Viruses  ·  11.09.2026  ·  PMID 42797833</w:t>
       </w:r>
     </w:p>
     <w:p>
       <w:r>
-        <w:t>Qualitative Fokusgruppenstudie mit 69 jüdischen und beduinischen Bewohnern der Negev-Wüste (Israel) zu Wahrnehmung und Bewältigung klimabezogener Risiken.</w:t>
+        <w:t>Eine Übersicht analysierte, wie Klimawandel und Wildtier-Reservoire zur Entstehung von 13 wichtigen zoonotischen Viren in Australien beitragen und deren Transmissionsdynamiken beeinflussen.</w:t>
       </w:r>
     </w:p>
     <w:p>
@@ -162,7 +162,7 @@
         <w:t xml:space="preserve">Ergebnis: </w:t>
       </w:r>
       <w:r>
-        <w:t>Identifikation von Bewältigungsmechanismen auf individueller, Gemeinschafts- und institutioneller Ebene. Zentrale Befunde: Klimafolgen erfahren unter den Bedingungen von Armut, sozialer/politischer Marginalisierung, Gewalt und Zugangsbarrieren zu Gesundheitsversorgung. Alltagsanpassungen in Kontexten staatlicher Abwesenheit entwickelt. Klimawandeleffekte sind Teile anderer Vulnerabilitäten und können nicht separat von ihnen betrachtet werden.</w:t>
+        <w:t>Temperatur und Niederschlag waren Hauptklimafaktoren für Ross River, Barmah Forest, Murray Valley Encephalitis, Japanese Encephalitis, West Nile/Kunjin und Vogelgrippe-Virus. Temperatur zeigte nichtlineare Beziehung zu Vektorübertragung; überdurchschnittliche Niederschläge erhöhten Ausbruchsrisiko durch Mückenhabitate und Wirtsaktivität. Wissenslücken: Wildtier-Virologie, Klima-Krankheits-Pfade, integrierte One-Health-Surveillance.</w:t>
       </w:r>
     </w:p>
     <w:p>
@@ -177,7 +177,7 @@
         <w:rPr>
           <w:sz w:val="19"/>
         </w:rPr>
-        <w:t>Östliche Mittelmeerregion (semi-arid); Konzepte zu Vulnerabilität und Anpassung im Prinzip übertragbar</w:t>
+        <w:t>Australien subtropisch/temperat; Klimafaktoren und Vektorbiology übertragbar auf gemäßigte Zonen</w:t>
       </w:r>
     </w:p>
     <w:p>
@@ -186,7 +186,7 @@
           <w:color w:val="5A7D3A"/>
           <w:sz w:val="18"/>
         </w:rPr>
-        <w:t>https://pubmed.ncbi.nlm.nih.gov/42787252/</w:t>
+        <w:t>https://pubmed.ncbi.nlm.nih.gov/42797833/</w:t>
       </w:r>
     </w:p>
     <w:p>
@@ -194,7 +194,7 @@
         <w:pStyle w:val="Heading2"/>
       </w:pPr>
       <w:r>
-        <w:t>PM₂.₅-assoziierte Lungenkrebslast in Marokko: räumliche Analyse</w:t>
+        <w:t>Umweltschadstoffe und Demenzrisiko: Evidenzübersicht</w:t>
       </w:r>
     </w:p>
     <w:p>
@@ -204,12 +204,12 @@
           <w:color w:val="666666"/>
           <w:sz w:val="18"/>
         </w:rPr>
-        <w:t>Bouchriti Y et al.  ·  Environ Monit Assess  ·  24.09.2026  ·  PMID 42782547</w:t>
+        <w:t>Huang Y et al.  ·  Int J Mol Sci  ·  15.09.2026  ·  PMID 42794653</w:t>
       </w:r>
     </w:p>
     <w:p>
       <w:r>
-        <w:t>WHO AirQ+-Modellierung zu PM₂.₅-zurechenbarer Lungenkrebslast in 46 marokkanischen städtischen und ländlichen Regionen anhand von Expositions- und epidemiologischen Risikofunktionen.</w:t>
+        <w:t>Eine systematische Übersicht (2020–2026) untersuchte Assoziationen zwischen Luftverschmutzung, chemischen Schadstoffen und Demenz sowie zugrundeliegende Mechanismen.</w:t>
       </w:r>
     </w:p>
     <w:p>
@@ -220,7 +220,7 @@
         <w:t xml:space="preserve">Ergebnis: </w:t>
       </w:r>
       <w:r>
-        <w:t>Geografische Disparitäten: PM₂.₅ 7,1–28,4 µg/m³. In El Jadida (niedrig): relatives Risiko 1,02 (95%-KI 1,01–1,03), zurechenbare Quote 2,35 %. In Errachidia (hoch): relatives Risiko 1,30 (95%-KI 1,17–1,42), zurechenbare Quote 23,29 %. Weitere Hochexpositionsgebiete: Ouarzazate (RR 1,19), Taourirt (RR 1,17). Casablanca (moderate RR 1,06) mit großen Fallzahlen (24 zurechenbare Fälle). Südregionen und ländliche Gebiete als Prioritätszonen identifiziert.</w:t>
+        <w:t>Langzeitexposition gegenüber PM2.5, NO₂ und Rußpartikeln war mit erhöhtem Demenzrisiko assoziiert, PM10 und Ozon zeigten unklare Befunde. Phthalate, Bisphenole, Schwermetalle (Blei, Cadmium) und PFOS waren mit kognitiver Verschlechterung verbunden. Mechanismen: oxidativer Stress, Neuroinflammation, Alzheimer-Pathologie und Gefäßschäden.</w:t>
       </w:r>
     </w:p>
     <w:p>
@@ -235,7 +235,7 @@
         <w:rPr>
           <w:sz w:val="19"/>
         </w:rPr>
-        <w:t>Nordafrika, semi-arid bis arid; Methodik übertragbar, Schwellwerte nicht</w:t>
+        <w:t>Übersichtsarbeit auf Basis epidemiologischer Studien; Mechanismen klimazonenunabhängig</w:t>
       </w:r>
     </w:p>
     <w:p>
@@ -244,7 +244,7 @@
           <w:color w:val="5A7D3A"/>
           <w:sz w:val="18"/>
         </w:rPr>
-        <w:t>https://pubmed.ncbi.nlm.nih.gov/42782547/</w:t>
+        <w:t>https://pubmed.ncbi.nlm.nih.gov/42794653/</w:t>
       </w:r>
     </w:p>
     <w:p>
@@ -252,7 +252,7 @@
         <w:pStyle w:val="Heading2"/>
       </w:pPr>
       <w:r>
-        <w:t>PM₂.₅-Bestandteile und Schlaganfallrisiko: Kohortenstudie Nordchina</w:t>
+        <w:t>Passivrauchen und chronische Nierenerkrankung: Querschnitt- und Kohortenstudie</w:t>
       </w:r>
     </w:p>
     <w:p>
@@ -262,12 +262,12 @@
           <w:color w:val="666666"/>
           <w:sz w:val="18"/>
         </w:rPr>
-        <w:t>Wang H et al.  ·  Front Public Health  ·  09.09.2026  ·  PMID 42780684</w:t>
+        <w:t>Huang R et al.  ·  Medicine (Baltimore)  ·  18.09.2026  ·  PMID 42760653</w:t>
       </w:r>
     </w:p>
     <w:p>
       <w:r>
-        <w:t>Prospektive Kohortenstudie der China Health and Retirement Longitudinal Study (CHARLS) 2013–2018 zu langfristiger Exposition gegenüber PM₂.₅-Bestandteilen und inzidentem Schlaganfallrisiko bei 8.724 Erwachsenen.</w:t>
+        <w:t>Eine Querschnitt- und prospektive Kohortenstudie analysierte 13.276 Nichtraucher der NHANES (1999–2020) auf Assoziationen zwischen Passivrauche-Exposition und CKD-Prävalenz sowie Sterblichkeit bei CKD-Patienten.</w:t>
       </w:r>
     </w:p>
     <w:p>
@@ -278,7 +278,7 @@
         <w:t xml:space="preserve">Ergebnis: </w:t>
       </w:r>
       <w:r>
-        <w:t>610 Schlaganfälle über 5 Jahre Nachbeobachtung. Adjustierte Hazard Ratios pro Interquartile-Range-Steigerung: Gesamt-PM₂.₅ 1,55 (95%-KI 1,35–1,79); Sulfat 1,55; Nitrat 1,37; Ammonium 1,42; organische Substanz 1,59; Ruß 1,77 (95%-KI 1,54–2,03). Ruß zeigte mit 28,6 % das größte Gewicht in der Mischungsanalyse. Erhöhte Suszeptibilität in Altersgruppe &gt;65 Jahre und Südchina-Bewohner.</w:t>
+        <w:t>Moderate Passivrauche-Exposition war mit erhöhter CKD-Prävalenz assoziiert (OR = 1,37; 95%-KI: 1,07–1,76; p = 0,01). Bei 1.630 CKD-Patienten waren moderate und starke Exposition mit höherer Gesamtmortalität assoziiert (HR = 2,03 [95%-KI: 1,23–3,36] und HR = 1,80 [95%-KI: 1,11–2,93]). Jede Verdoppelung der Serum-Cotinin-Konzentration erhöhte Mortalitätsrisiko um 4 % (HR = 1,04; 95%-KI: 1,01–1,08; p = 0,02).</w:t>
       </w:r>
     </w:p>
     <w:p>
@@ -293,7 +293,7 @@
         <w:rPr>
           <w:sz w:val="19"/>
         </w:rPr>
-        <w:t>Nord- und Südchina, gemäßigte bis subtropische Klimazone; Bevölkerungsstruktur unterschiedlich</w:t>
+        <w:t>USA, NHANES-Kohorte; Assoziationsmuster auf gemäßigte Zonen übertragbar</w:t>
       </w:r>
     </w:p>
     <w:p>
@@ -302,7 +302,7 @@
           <w:color w:val="5A7D3A"/>
           <w:sz w:val="18"/>
         </w:rPr>
-        <w:t>https://pubmed.ncbi.nlm.nih.gov/42780684/</w:t>
+        <w:t>https://pubmed.ncbi.nlm.nih.gov/42760653/</w:t>
       </w:r>
     </w:p>
     <w:p>
@@ -310,7 +310,7 @@
         <w:pStyle w:val="Heading2"/>
       </w:pPr>
       <w:r>
-        <w:t>Luftverschmutzungsspitzen und Depression: Krankenhaus- und Ambulanzbesuche</w:t>
+        <w:t>Luftverschmutzung, CCL22 und atopische Dermatitis: Integrative Transkriptomik</w:t>
       </w:r>
     </w:p>
     <w:p>
@@ -320,12 +320,12 @@
           <w:color w:val="666666"/>
           <w:sz w:val="18"/>
         </w:rPr>
-        <w:t>Ma Y et al.  ·  Ecotoxicol Environ Saf  ·  15.09.2026  ·  PMID 42641445</w:t>
+        <w:t>Gao C et al.  ·  Front Public Health  ·  03.09.2026  ·  PMID 42756293</w:t>
       </w:r>
     </w:p>
     <w:p>
       <w:r>
-        <w:t>Landesweite Fall-Crossover-Studie zu Assoziationen zwischen kurzfristigen absoluten Luftverschmutzungssteigerungen und Depressionsmorbidität in 239 chinesischen Städten 2013–2017.</w:t>
+        <w:t>Eine integrierte Toxikogenomik-Analyse identifizierte gemeinsame Signale zwischen Luftschadstoff-Targets und atopischer Dermatitis, mit Fokus auf Immunreaktionen.</w:t>
       </w:r>
     </w:p>
     <w:p>
@@ -336,7 +336,7 @@
         <w:t xml:space="preserve">Ergebnis: </w:t>
       </w:r>
       <w:r>
-        <w:t>Pro Interquartile-Range-Steigerung in Luftverschmutzungszunahmen (APINs) bei Lag 0–3: Krankenhaus-Aufnahmen Depressionsmorbidität um 0,59 % (NO₂ 1,66 %) erhöht; Ambulanzbesuche um 0,42 % (NO₂ 0,85 %) erhöht. Insgesamt 330.610 Krankenhausaufnahmen und 3.726.390 Ambulanzbesuche analysiert. Befunde robust gegenüber Anpassung für absolute Schadstoffkonzentrationen.</w:t>
+        <w:t>Ein Machine-Learning-Modell (AUC 0,963) identifizierte ein Luftschadstoff-AD-Profil mit zehn Genen, angeführt von CCL22, das in dendritischen Zellen und Makrophagen hochreguliert ist. In-silico-Perturbation von CCL22 war mit extrazellulärer Matrix- und Stromaumbau assoziiert; DNFB-induzierte AD im Mausmodell bestätigte erhöhte CCL22-Expression in läsionaler Haut.</w:t>
       </w:r>
     </w:p>
     <w:p>
@@ -351,7 +351,7 @@
         <w:rPr>
           <w:sz w:val="19"/>
         </w:rPr>
-        <w:t>China; Luftqualitätsbezug vorhanden, aber Klimazone und Bevölkerungsstruktur begrenzt vergleichbar</w:t>
+        <w:t>Molekulare Mechanismen, experimentelle Validierung; Luftverschmutzung-Exposition klimazonenunabhängig relevant</w:t>
       </w:r>
     </w:p>
     <w:p>
@@ -360,7 +360,7 @@
           <w:color w:val="5A7D3A"/>
           <w:sz w:val="18"/>
         </w:rPr>
-        <w:t>https://pubmed.ncbi.nlm.nih.gov/42641445/</w:t>
+        <w:t>https://pubmed.ncbi.nlm.nih.gov/42756293/</w:t>
       </w:r>
     </w:p>
     <w:p>
@@ -368,7 +368,7 @@
         <w:pStyle w:val="Heading2"/>
       </w:pPr>
       <w:r>
-        <w:t>Energiebilanz und Thermoregulation im Hitzestress: Lehrintervention für Medizinstudenten</w:t>
+        <w:t>Luftschadstoff-assoziierte Proteinprofile und Vorhofflimmern-Risiko</w:t>
       </w:r>
     </w:p>
     <w:p>
@@ -378,12 +378,12 @@
           <w:color w:val="666666"/>
           <w:sz w:val="18"/>
         </w:rPr>
-        <w:t>Riemann A et al.  ·  BMC Med Educ  ·  20.07.2026  ·  PMID 42477632</w:t>
+        <w:t>Chen Y et al.  ·  Ecotoxicol Environ Saf  ·  15.09.2026  ·  PMID 42607596</w:t>
       </w:r>
     </w:p>
     <w:p>
       <w:r>
-        <w:t>Praktisches Unterrichtsmodul für 89 Medizinstudenten zur Vermittlung von Metabolismus und Thermoregulation durch Messung von Herzfrequenz, Metabolismusrate und Körpertemperatur in Ruhe und unter moderater körperlicher Belastung.</w:t>
+        <w:t>Eine proteomweite Analyse im UK Biobank (n = 19.645) untersuchte Assoziationen zwischen Langzeitexposition gegenüber sieben Luftschadstoffen und Proteinbiomarkern für Vorhofflimmern-Inzidenz.</w:t>
       </w:r>
     </w:p>
     <w:p>
@@ -394,7 +394,7 @@
         <w:t xml:space="preserve">Ergebnis: </w:t>
       </w:r>
       <w:r>
-        <w:t>Messungen zeigten durchschnittliche Steigerung der Körperkerntemperatur um 1,33 °C/h in Ruhe und 4,4 °C/h unter moderater Belastung. Moderate Belastung führte zu Metabolismusrate-Anstieg mit überwiegender Umwandlung in Wärmeerzeugung statt Muskelarbeit. Dramatische Verschiebung der Wärmeableitungsmechanismen während körperlicher Aktivität beobachtet. Nur geringfügige Unterschiede zwischen weiblichen und männlichen Probanden. Kurs erhielt sehr positive Bewertungen.</w:t>
+        <w:t>Personalisierte Proteinprofile für PM2.5, PM10, NO₂, NOx, SO₂, Benzol und O₃ waren mit erhöhtem Vorhofflimmern-Risiko assoziiert. Personen mit hohem Proteinrisiko-Score verloren geschätzt 1,15–1,25 Jahre Vorhofflimmern-freies Leben im Vergleich zu niedrigem Risiko. Spezifische Proteine (ANGPT2, GDF15, PLAUR) wurden als Mediatoren identifiziert.</w:t>
       </w:r>
     </w:p>
     <w:p>
@@ -409,7 +409,7 @@
         <w:rPr>
           <w:sz w:val="19"/>
         </w:rPr>
-        <w:t>Deutschland (Halle-Wittenberg); Lehrmethodik zur Hitzerisiken-Sensibilisierung für Gesundheitsfachpersonen</w:t>
+        <w:t>UK Biobank, gemäßigte Klimazone, vergleichbar mit Mitteleuropa</w:t>
       </w:r>
     </w:p>
     <w:p>
@@ -418,7 +418,7 @@
           <w:color w:val="5A7D3A"/>
           <w:sz w:val="18"/>
         </w:rPr>
-        <w:t>https://pubmed.ncbi.nlm.nih.gov/42477632/</w:t>
+        <w:t>https://pubmed.ncbi.nlm.nih.gov/42607596/</w:t>
       </w:r>
     </w:p>
     <w:sectPr>

--- a/download/studien-aktuell.docx
+++ b/download/studien-aktuell.docx
@@ -62,7 +62,7 @@
           <w:color w:val="666666"/>
           <w:sz w:val="18"/>
         </w:rPr>
-        <w:t>Stand: 27.09.2026  |  6 Studien  |  klima.m-vf.de</w:t>
+        <w:t>Stand: 28.09.2026  |  6 Studien  |  klima.m-vf.de</w:t>
       </w:r>
     </w:p>
     <w:p>
@@ -70,7 +70,7 @@
         <w:pStyle w:val="Heading1"/>
       </w:pPr>
       <w:r>
-        <w:t>Aufgenommen am 27.09.2026</w:t>
+        <w:t>Aufgenommen am 28.09.2026</w:t>
       </w:r>
     </w:p>
     <w:p>
@@ -78,7 +78,7 @@
         <w:pStyle w:val="Heading2"/>
       </w:pPr>
       <w:r>
-        <w:t>Grünflächen und Hitzesterblichkeit: Systematische Übersicht und Metaanalyse</w:t>
+        <w:t>Thermische Exposition und wahrgenommene Wärmebewertung bei Landwirten</w:t>
       </w:r>
     </w:p>
     <w:p>
@@ -88,12 +88,12 @@
           <w:color w:val="666666"/>
           <w:sz w:val="18"/>
         </w:rPr>
-        <w:t>Perez-Moreno A et al.  ·  Ann Glob Health  ·  25.09.2026  ·  PMID 42799142</w:t>
+        <w:t>Jain R et al.  ·  Int Arch Occup Environ Health  ·  27.09.2026  ·  PMID 42801368</w:t>
       </w:r>
     </w:p>
     <w:p>
       <w:r>
-        <w:t>Eine systematische Übersicht mit Metaanalyse untersuchte die schützende Wirkung von Grünflächen auf die Sterblichkeit während Hitzewellen in elf Studien aus China, Frankreich, Deutschland, Jordanien, der Schweiz, USA und global.</w:t>
+        <w:t>Feldbasierte Studie zur Messung von Wärmebewertung und Behaglichkeit unter Hitzeexposition bei 154 Landarbeitern in Treibhäusern in tropischem Klima.</w:t>
       </w:r>
     </w:p>
     <w:p>
@@ -104,7 +104,7 @@
         <w:t xml:space="preserve">Ergebnis: </w:t>
       </w:r>
       <w:r>
-        <w:t>Hitzewellen erhöhten die Mortalität sowohl in Gebieten mit niedriger (RR = 1,33; 95%-KI: 1,15–1,55) als auch hoher Grünflächendichte (RR = 1,18; 95%-KI: 1,03–1,36). Der Hitzesterblichkeitsanstieg war in Gebieten mit weniger Grün um 11 % stärker als in Gebieten mit höherer Grünflächendichte (RoR = 1,11; 95%-KI: 1,06–1,15).</w:t>
+        <w:t>48,4% der Arbeiter berichteten Temperaturempfindungen außerhalb des normalen Komfortbereichs. Die Standardvorhersage (PMV) korrelierte schwach mit selbstberichteter Empfindung (r=0,246). Metabolische Arbeitsbelastung war der stärkste Vorhersagefaktor für wahrgenommene Wärmebewertung.</w:t>
       </w:r>
     </w:p>
     <w:p>
@@ -119,7 +119,7 @@
         <w:rPr>
           <w:sz w:val="19"/>
         </w:rPr>
-        <w:t>Mitteleuropa und gemäßigte Klimazonen; Methodik auf Deutschland übertragbar</w:t>
+        <w:t>Methodik übertragbar; Temperaturenanpassungen an lokale Bedingungen anpassen.</w:t>
       </w:r>
     </w:p>
     <w:p>
@@ -128,7 +128,7 @@
           <w:color w:val="5A7D3A"/>
           <w:sz w:val="18"/>
         </w:rPr>
-        <w:t>https://pubmed.ncbi.nlm.nih.gov/42799142/</w:t>
+        <w:t>https://pubmed.ncbi.nlm.nih.gov/42801368/</w:t>
       </w:r>
     </w:p>
     <w:p>
@@ -136,7 +136,7 @@
         <w:pStyle w:val="Heading2"/>
       </w:pPr>
       <w:r>
-        <w:t>Wildtiere, Klimawandel und virale Spillover-Ereignisse in Australien</w:t>
+        <w:t>PM2,5 und PM10 Trends und Gesundheitsrisiken in Bangladesch 2018–2025</w:t>
       </w:r>
     </w:p>
     <w:p>
@@ -146,12 +146,12 @@
           <w:color w:val="666666"/>
           <w:sz w:val="18"/>
         </w:rPr>
-        <w:t>Ali MW et al.  ·  Viruses  ·  11.09.2026  ·  PMID 42797833</w:t>
+        <w:t>Shahadat RB et al.  ·  Environ Geochem Health  ·  27.09.2026  ·  PMID 42801340</w:t>
       </w:r>
     </w:p>
     <w:p>
       <w:r>
-        <w:t>Eine Übersicht analysierte, wie Klimawandel und Wildtier-Reservoire zur Entstehung von 13 wichtigen zoonotischen Viren in Australien beitragen und deren Transmissionsdynamiken beeinflussen.</w:t>
+        <w:t>Längszeitanalyse von Feinstaubkonzentrationen an 16 Überwachungsstationen in Bangladesch mit Gesundheitsrisikobewertung.</w:t>
       </w:r>
     </w:p>
     <w:p>
@@ -162,7 +162,7 @@
         <w:t xml:space="preserve">Ergebnis: </w:t>
       </w:r>
       <w:r>
-        <w:t>Temperatur und Niederschlag waren Hauptklimafaktoren für Ross River, Barmah Forest, Murray Valley Encephalitis, Japanese Encephalitis, West Nile/Kunjin und Vogelgrippe-Virus. Temperatur zeigte nichtlineare Beziehung zu Vektorübertragung; überdurchschnittliche Niederschläge erhöhten Ausbruchsrisiko durch Mückenhabitate und Wirtsaktivität. Wissenslücken: Wildtier-Virologie, Klima-Krankheits-Pfade, integrierte One-Health-Surveillance.</w:t>
+        <w:t>PM2,5 sank von 91,54 µg/m³ (2018) auf 77,64 µg/m³ (2025, –15,2%), PM10 von 155,7 auf 132,3 µg/m³ (–15,0%). Mittlere Excess Lifetime Cancer Risk betrug 0,476–0,950 für PM2,5; Hazard Quotient 3,60 (PM2,5) und 2,73 (PM10). Winter-Konzentrationen 4,2× höher als Monsun.</w:t>
       </w:r>
     </w:p>
     <w:p>
@@ -177,7 +177,7 @@
         <w:rPr>
           <w:sz w:val="19"/>
         </w:rPr>
-        <w:t>Australien subtropisch/temperat; Klimafaktoren und Vektorbiology übertragbar auf gemäßigte Zonen</w:t>
+        <w:t>Geringere Übertragbarkeit (Tropen); Methodik und jahreszeitliche Ansätze anwendbar.</w:t>
       </w:r>
     </w:p>
     <w:p>
@@ -186,7 +186,7 @@
           <w:color w:val="5A7D3A"/>
           <w:sz w:val="18"/>
         </w:rPr>
-        <w:t>https://pubmed.ncbi.nlm.nih.gov/42797833/</w:t>
+        <w:t>https://pubmed.ncbi.nlm.nih.gov/42801340/</w:t>
       </w:r>
     </w:p>
     <w:p>
@@ -194,7 +194,7 @@
         <w:pStyle w:val="Heading2"/>
       </w:pPr>
       <w:r>
-        <w:t>Umweltschadstoffe und Demenzrisiko: Evidenzübersicht</w:t>
+        <w:t>Klimawandel, Umweltbelastung und Brustkrebs: Planetary-Health-Perspektive</w:t>
       </w:r>
     </w:p>
     <w:p>
@@ -204,12 +204,12 @@
           <w:color w:val="666666"/>
           <w:sz w:val="18"/>
         </w:rPr>
-        <w:t>Huang Y et al.  ·  Int J Mol Sci  ·  15.09.2026  ·  PMID 42794653</w:t>
+        <w:t>Obeagu EI  ·  Front Public Health  ·  11.09.2026  ·  PMID 42799105</w:t>
       </w:r>
     </w:p>
     <w:p>
       <w:r>
-        <w:t>Eine systematische Übersicht (2020–2026) untersuchte Assoziationen zwischen Luftverschmutzung, chemischen Schadstoffen und Demenz sowie zugrundeliegende Mechanismen.</w:t>
+        <w:t>Narrative Übersicht zur Vermittlung zwischen Klimawandel, Umweltexpositionen und Brustkrebsrisiko sowie Auswirkungen auf Screening und Versorgungskontinuität.</w:t>
       </w:r>
     </w:p>
     <w:p>
@@ -220,7 +220,7 @@
         <w:t xml:space="preserve">Ergebnis: </w:t>
       </w:r>
       <w:r>
-        <w:t>Langzeitexposition gegenüber PM2.5, NO₂ und Rußpartikeln war mit erhöhtem Demenzrisiko assoziiert, PM10 und Ozon zeigten unklare Befunde. Phthalate, Bisphenole, Schwermetalle (Blei, Cadmium) und PFOS waren mit kognitiver Verschlechterung verbunden. Mechanismen: oxidativer Stress, Neuroinflammation, Alzheimer-Pathologie und Gefäßschäden.</w:t>
+        <w:t>Klimawandel-bedingte Umweltveränderungen (Luftverschmutzung, Waldbrände, endokrine Disruptoren, Pestizide, Wasser­kontamination) beeinflussen Brustkrebsentstehung durch oxidativen Stress, chronische Entzündung und endokrine Perturbation. Klimakrise unterbricht Screening, Diagnose und Behandlung, besonders in sozioökonomisch benachteiligten Populationen.</w:t>
       </w:r>
     </w:p>
     <w:p>
@@ -235,7 +235,7 @@
         <w:rPr>
           <w:sz w:val="19"/>
         </w:rPr>
-        <w:t>Übersichtsarbeit auf Basis epidemiologischer Studien; Mechanismen klimazonenunabhängig</w:t>
+        <w:t>Konzeptionelle Rahmensetzung; Mechanismen lokal unterschiedlich; Versorgungsunterbrechung durch Extremwetter direkt übertragbar.</w:t>
       </w:r>
     </w:p>
     <w:p>
@@ -244,7 +244,7 @@
           <w:color w:val="5A7D3A"/>
           <w:sz w:val="18"/>
         </w:rPr>
-        <w:t>https://pubmed.ncbi.nlm.nih.gov/42794653/</w:t>
+        <w:t>https://pubmed.ncbi.nlm.nih.gov/42799105/</w:t>
       </w:r>
     </w:p>
     <w:p>
@@ -252,7 +252,7 @@
         <w:pStyle w:val="Heading2"/>
       </w:pPr>
       <w:r>
-        <w:t>Passivrauchen und chronische Nierenerkrankung: Querschnitt- und Kohortenstudie</w:t>
+        <w:t>Passivrauchen und Übergewicht bei Schulkindern in China</w:t>
       </w:r>
     </w:p>
     <w:p>
@@ -262,12 +262,12 @@
           <w:color w:val="666666"/>
           <w:sz w:val="18"/>
         </w:rPr>
-        <w:t>Huang R et al.  ·  Medicine (Baltimore)  ·  18.09.2026  ·  PMID 42760653</w:t>
+        <w:t>Ma C et al.  ·  Pediatr Obes  ·  Sept. 2026  ·  PMID 42778511</w:t>
       </w:r>
     </w:p>
     <w:p>
       <w:r>
-        <w:t>Eine Querschnitt- und prospektive Kohortenstudie analysierte 13.276 Nichtraucher der NHANES (1999–2020) auf Assoziationen zwischen Passivrauche-Exposition und CKD-Prävalenz sowie Sterblichkeit bei CKD-Patienten.</w:t>
+        <w:t>Querschnittanalyse von 122.509 chinesischen Schulkindern zur Assoziation zwischen Passivrauchumgebung und Übergewicht/Adipositas.</w:t>
       </w:r>
     </w:p>
     <w:p>
@@ -278,7 +278,7 @@
         <w:t xml:space="preserve">Ergebnis: </w:t>
       </w:r>
       <w:r>
-        <w:t>Moderate Passivrauche-Exposition war mit erhöhter CKD-Prävalenz assoziiert (OR = 1,37; 95%-KI: 1,07–1,76; p = 0,01). Bei 1.630 CKD-Patienten waren moderate und starke Exposition mit höherer Gesamtmortalität assoziiert (HR = 2,03 [95%-KI: 1,23–3,36] und HR = 1,80 [95%-KI: 1,11–2,93]). Jede Verdoppelung der Serum-Cotinin-Konzentration erhöhte Mortalitätsrisiko um 4 % (HR = 1,04; 95%-KI: 1,01–1,08; p = 0,02).</w:t>
+        <w:t>Exposition gegenüber Passivrauchen war mit erhöhtem Übergewichtsrisiko (OR=1,10, KI=1,06–1,13) und Adipositasrisiko (OR=1,19, KI=1,15–1,23) assoziiert. An Schulen war das Adipositasrisiko noch höher (OR=1,27, KI=1,20–1,35).</w:t>
       </w:r>
     </w:p>
     <w:p>
@@ -293,7 +293,7 @@
         <w:rPr>
           <w:sz w:val="19"/>
         </w:rPr>
-        <w:t>USA, NHANES-Kohorte; Assoziationsmuster auf gemäßigte Zonen übertragbar</w:t>
+        <w:t>Ähnliche soziale und schulische Strukturen wie Deutschland, aber Rauchabstinenzgesetze schwächer.</w:t>
       </w:r>
     </w:p>
     <w:p>
@@ -302,7 +302,7 @@
           <w:color w:val="5A7D3A"/>
           <w:sz w:val="18"/>
         </w:rPr>
-        <w:t>https://pubmed.ncbi.nlm.nih.gov/42760653/</w:t>
+        <w:t>https://pubmed.ncbi.nlm.nih.gov/42778511/</w:t>
       </w:r>
     </w:p>
     <w:p>
@@ -310,7 +310,7 @@
         <w:pStyle w:val="Heading2"/>
       </w:pPr>
       <w:r>
-        <w:t>Luftverschmutzung, CCL22 und atopische Dermatitis: Integrative Transkriptomik</w:t>
+        <w:t>Passivrauchen in Saudi-Arabien: Prävalenz und Risikofaktoren</w:t>
       </w:r>
     </w:p>
     <w:p>
@@ -320,12 +320,12 @@
           <w:color w:val="666666"/>
           <w:sz w:val="18"/>
         </w:rPr>
-        <w:t>Gao C et al.  ·  Front Public Health  ·  03.09.2026  ·  PMID 42756293</w:t>
+        <w:t>Alqahtani JS et al.  ·  BMJ Open  ·  22.09.2026  ·  PMID 42772873</w:t>
       </w:r>
     </w:p>
     <w:p>
       <w:r>
-        <w:t>Eine integrierte Toxikogenomik-Analyse identifizierte gemeinsame Signale zwischen Luftschadstoff-Targets und atopischer Dermatitis, mit Fokus auf Immunreaktionen.</w:t>
+        <w:t>Querschnitterhebung mit 10.082 Erwachsenen aus Saudi-Arabien zur Prävalenz von Passivrauchumgebung, Risikogruppen und Bewusstsein für Gesundheitsfolgen.</w:t>
       </w:r>
     </w:p>
     <w:p>
@@ -336,7 +336,7 @@
         <w:t xml:space="preserve">Ergebnis: </w:t>
       </w:r>
       <w:r>
-        <w:t>Ein Machine-Learning-Modell (AUC 0,963) identifizierte ein Luftschadstoff-AD-Profil mit zehn Genen, angeführt von CCL22, das in dendritischen Zellen und Makrophagen hochreguliert ist. In-silico-Perturbation von CCL22 war mit extrazellulärer Matrix- und Stromaumbau assoziiert; DNFB-induzierte AD im Mausmodell bestätigte erhöhte CCL22-Expression in läsionaler Haut.</w:t>
+        <w:t>Passivrauchen-Prävalenz: 50% (KI 48,9–50,9%), zu Hause 57,1%, in Cafés 16,2%. Höheres Expositionsrisiko bei Männern (OR=1,56), E-Zigarettenkonsumenten (OR=1,95) und Erwerbslosen (OR=2,30). 86,5% befürworteten stärkere Rauchverbote. 74% der Exponierten waren unzufrieden mit ihrer Exposition.</w:t>
       </w:r>
     </w:p>
     <w:p>
@@ -351,7 +351,7 @@
         <w:rPr>
           <w:sz w:val="19"/>
         </w:rPr>
-        <w:t>Molekulare Mechanismen, experimentelle Validierung; Luftverschmutzung-Exposition klimazonenunabhängig relevant</w:t>
+        <w:t>Strukturelle Unterschiede zu Deutschland, Klimazone nicht relevant; Burden-Methodik übertragbar.</w:t>
       </w:r>
     </w:p>
     <w:p>
@@ -360,7 +360,7 @@
           <w:color w:val="5A7D3A"/>
           <w:sz w:val="18"/>
         </w:rPr>
-        <w:t>https://pubmed.ncbi.nlm.nih.gov/42756293/</w:t>
+        <w:t>https://pubmed.ncbi.nlm.nih.gov/42772873/</w:t>
       </w:r>
     </w:p>
     <w:p>
@@ -368,7 +368,7 @@
         <w:pStyle w:val="Heading2"/>
       </w:pPr>
       <w:r>
-        <w:t>Luftschadstoff-assoziierte Proteinprofile und Vorhofflimmern-Risiko</w:t>
+        <w:t>Luftverschmutzung, Neurodegeneration und metabolische Dysregulation im UK Biobank</w:t>
       </w:r>
     </w:p>
     <w:p>
@@ -378,12 +378,12 @@
           <w:color w:val="666666"/>
           <w:sz w:val="18"/>
         </w:rPr>
-        <w:t>Chen Y et al.  ·  Ecotoxicol Environ Saf  ·  15.09.2026  ·  PMID 42607596</w:t>
+        <w:t>Beydoun MA et al.  ·  Ecotoxicol Environ Saf  ·  15.09.2026  ·  PMID 42632170</w:t>
       </w:r>
     </w:p>
     <w:p>
       <w:r>
-        <w:t>Eine proteomweite Analyse im UK Biobank (n = 19.645) untersuchte Assoziationen zwischen Langzeitexposition gegenüber sieben Luftschadstoffen und Proteinbiomarkern für Vorhofflimmern-Inzidenz.</w:t>
+        <w:t>Kohortenanalyse von 19.645 Personen ≥50 Jahren zur Interaktion zwischen Luftverschmutzung, Plasma-Biomarkern der Neurodegeneration und Übergängen zu Demenz, Parkinson-Syndrom und Mortalität.</w:t>
       </w:r>
     </w:p>
     <w:p>
@@ -394,7 +394,7 @@
         <w:t xml:space="preserve">Ergebnis: </w:t>
       </w:r>
       <w:r>
-        <w:t>Personalisierte Proteinprofile für PM2.5, PM10, NO₂, NOx, SO₂, Benzol und O₃ waren mit erhöhtem Vorhofflimmern-Risiko assoziiert. Personen mit hohem Proteinrisiko-Score verloren geschätzt 1,15–1,25 Jahre Vorhofflimmern-freies Leben im Vergleich zu niedrigem Risiko. Spezifische Proteine (ANGPT2, GDF15, PLAUR) wurden als Mediatoren identifiziert.</w:t>
+        <w:t>Höhere Neurofilament-Light-Konzentration assoziiert mit erhöhtem Parkinson-, Demenz- und Mortalitätsrisiko. PM2,5 zeigte nominelle positive Wechselwirkung mit Neurofilament für Mortalität. Metabolische Lipid- und Aminosäurenpfade modulierten Beziehungen zwischen Biomarkern und Erkrankungsrisiko.</w:t>
       </w:r>
     </w:p>
     <w:p>
@@ -409,7 +409,7 @@
         <w:rPr>
           <w:sz w:val="19"/>
         </w:rPr>
-        <w:t>UK Biobank, gemäßigte Klimazone, vergleichbar mit Mitteleuropa</w:t>
+        <w:t>UK-Biobank, gemäßigte Klimazone, vergleichbare Gesundheitsstruktur; hochrelevant für Deutschland.</w:t>
       </w:r>
     </w:p>
     <w:p>
@@ -418,7 +418,7 @@
           <w:color w:val="5A7D3A"/>
           <w:sz w:val="18"/>
         </w:rPr>
-        <w:t>https://pubmed.ncbi.nlm.nih.gov/42607596/</w:t>
+        <w:t>https://pubmed.ncbi.nlm.nih.gov/42632170/</w:t>
       </w:r>
     </w:p>
     <w:sectPr>

--- a/download/studien-aktuell.docx
+++ b/download/studien-aktuell.docx
@@ -62,7 +62,7 @@
           <w:color w:val="666666"/>
           <w:sz w:val="18"/>
         </w:rPr>
-        <w:t>Stand: 28.09.2026  |  6 Studien  |  klima.m-vf.de</w:t>
+        <w:t>Stand: 29.09.2026  |  7 Studien  |  klima.m-vf.de</w:t>
       </w:r>
     </w:p>
     <w:p>
@@ -70,7 +70,7 @@
         <w:pStyle w:val="Heading1"/>
       </w:pPr>
       <w:r>
-        <w:t>Aufgenommen am 28.09.2026</w:t>
+        <w:t>Aufgenommen am 29.09.2026</w:t>
       </w:r>
     </w:p>
     <w:p>
@@ -78,7 +78,7 @@
         <w:pStyle w:val="Heading2"/>
       </w:pPr>
       <w:r>
-        <w:t>Thermische Exposition und wahrgenommene Wärmebewertung bei Landwirten</w:t>
+        <w:t>Klimaresiliente WASH-Maßnahmen in Indonesien: Implementierung und Haushaltseffekte</w:t>
       </w:r>
     </w:p>
     <w:p>
@@ -88,12 +88,12 @@
           <w:color w:val="666666"/>
           <w:sz w:val="18"/>
         </w:rPr>
-        <w:t>Jain R et al.  ·  Int Arch Occup Environ Health  ·  27.09.2026  ·  PMID 42801368</w:t>
+        <w:t>Landa S et al.  ·  PLoS One  ·  28.09.2026  ·  PMID 42804463</w:t>
       </w:r>
     </w:p>
     <w:p>
       <w:r>
-        <w:t>Feldbasierte Studie zur Messung von Wärmebewertung und Behaglichkeit unter Hitzeexposition bei 154 Landarbeitern in Treibhäusern in tropischem Klima.</w:t>
+        <w:t>Mixed-Methods-Evaluationsstudie der Umsetzung von Climate Change Response for Inclusive WASH (CCRIW)-Anleitung in 12 indonesischen Dörfern von August 2023 bis Oktober 2024, mit Befragungen (n=29 Schlüsselinformanten, n=10 Gruppendisskussionen) und Haushaltserhebungen (n=1.243).</w:t>
       </w:r>
     </w:p>
     <w:p>
@@ -104,7 +104,7 @@
         <w:t xml:space="preserve">Ergebnis: </w:t>
       </w:r>
       <w:r>
-        <w:t>48,4% der Arbeiter berichteten Temperaturempfindungen außerhalb des normalen Komfortbereichs. Die Standardvorhersage (PMV) korrelierte schwach mit selbstberichteter Empfindung (r=0,246). Metabolische Arbeitsbelastung war der stärkste Vorhersagefaktor für wahrgenommene Wärmebewertung.</w:t>
+        <w:t>CCRIW-Anleitung wurde als relevant wahrgenommen, jedoch während der Umsetzung adaptiert statt vollständig übernommen. Kommunen wählten primär kostengünstige Maßnahmen gemäß unmittelbaren Bedürfnissen und verfügbaren Ressourcen. Haushaltsmodifikationen unterstützten resilientere Wasserzugangsoptionen, konnten aber systemische Investitionen unter extremen Gefahren nicht ersetzen. Bezirk-Level-Assoziationen waren signifikant, Haushaltsmerkmale zeigten keine konsistenten Effekte.</w:t>
       </w:r>
     </w:p>
     <w:p>
@@ -119,7 +119,7 @@
         <w:rPr>
           <w:sz w:val="19"/>
         </w:rPr>
-        <w:t>Methodik übertragbar; Temperaturenanpassungen an lokale Bedingungen anpassen.</w:t>
+        <w:t>Tropen; Methodik klimaresiliente WASH ist prinzipiell übertragbar, absolute Umsetzung höchstens bedingt</w:t>
       </w:r>
     </w:p>
     <w:p>
@@ -128,7 +128,7 @@
           <w:color w:val="5A7D3A"/>
           <w:sz w:val="18"/>
         </w:rPr>
-        <w:t>https://pubmed.ncbi.nlm.nih.gov/42801368/</w:t>
+        <w:t>https://pubmed.ncbi.nlm.nih.gov/42804463/</w:t>
       </w:r>
     </w:p>
     <w:p>
@@ -136,7 +136,7 @@
         <w:pStyle w:val="Heading2"/>
       </w:pPr>
       <w:r>
-        <w:t>PM2,5 und PM10 Trends und Gesundheitsrisiken in Bangladesch 2018–2025</w:t>
+        <w:t>Patientenperspektiven auf Klimawandel und nachhaltiges Gesundheitswesen bei CED</w:t>
       </w:r>
     </w:p>
     <w:p>
@@ -146,12 +146,12 @@
           <w:color w:val="666666"/>
           <w:sz w:val="18"/>
         </w:rPr>
-        <w:t>Shahadat RB et al.  ·  Environ Geochem Health  ·  27.09.2026  ·  PMID 42801340</w:t>
+        <w:t>Oomkens D et al.  ·  J Gastrointestin Liver Dis  ·  26.09.2026  ·  PMID 42803246</w:t>
       </w:r>
     </w:p>
     <w:p>
       <w:r>
-        <w:t>Längszeitanalyse von Feinstaubkonzentrationen an 16 Überwachungsstationen in Bangladesch mit Gesundheitsrisikobewertung.</w:t>
+        <w:t>Querschnitterhebung (n=498) von Patienten mit entzündlichen Darmerkrankungen (IBD) aus den Niederlanden zu Wahrnehmungen von Klimawandel, Klimawissen und Bereitschaft, nachhaltige Behandlungsoptionen zu wählen.</w:t>
       </w:r>
     </w:p>
     <w:p>
@@ -162,7 +162,7 @@
         <w:t xml:space="preserve">Ergebnis: </w:t>
       </w:r>
       <w:r>
-        <w:t>PM2,5 sank von 91,54 µg/m³ (2018) auf 77,64 µg/m³ (2025, –15,2%), PM10 von 155,7 auf 132,3 µg/m³ (–15,0%). Mittlere Excess Lifetime Cancer Risk betrug 0,476–0,950 für PM2,5; Hazard Quotient 3,60 (PM2,5) und 2,73 (PM10). Winter-Konzentrationen 4,2× höher als Monsun.</w:t>
+        <w:t>72,5% äußerten Bedenken gegenüber Klimawandel; 78,1% praktizierten bereits Nachhaltigkeitsverhalten. 71,3% würden sich für die nachhaltigste Behandlung entscheiden, 85,7% unterstützten wiederverwendbare Medizinprodukte, 77,1% zeigten Bereitschaft zur Behandlungsanpassung für Nachhaltigkeit. Cluster-Analyse identifizierte drei Patientengruppen: klimabewusste Patienten waren häufiger höher gebildet mit besserer Baseline-Kenntnis.</w:t>
       </w:r>
     </w:p>
     <w:p>
@@ -177,7 +177,7 @@
         <w:rPr>
           <w:sz w:val="19"/>
         </w:rPr>
-        <w:t>Geringere Übertragbarkeit (Tropen); Methodik und jahreszeitliche Ansätze anwendbar.</w:t>
+        <w:t>Niederlande, vergleichbares Versorgungssystem; Sektorale Emissionen des Gesundheitswesens für deutsche Debatte</w:t>
       </w:r>
     </w:p>
     <w:p>
@@ -186,7 +186,7 @@
           <w:color w:val="5A7D3A"/>
           <w:sz w:val="18"/>
         </w:rPr>
-        <w:t>https://pubmed.ncbi.nlm.nih.gov/42801340/</w:t>
+        <w:t>https://pubmed.ncbi.nlm.nih.gov/42803246/</w:t>
       </w:r>
     </w:p>
     <w:p>
@@ -194,7 +194,7 @@
         <w:pStyle w:val="Heading2"/>
       </w:pPr>
       <w:r>
-        <w:t>Klimawandel, Umweltbelastung und Brustkrebs: Planetary-Health-Perspektive</w:t>
+        <w:t>Klimafaktoren und Luftqualität als Trigger für Suizidversuche in der Türkei</w:t>
       </w:r>
     </w:p>
     <w:p>
@@ -204,12 +204,12 @@
           <w:color w:val="666666"/>
           <w:sz w:val="18"/>
         </w:rPr>
-        <w:t>Obeagu EI  ·  Front Public Health  ·  11.09.2026  ·  PMID 42799105</w:t>
+        <w:t>Kavuncuoglu D et al.  ·  Ann Agric Environ Med  ·  21.09.2026  ·  PMID 42802952</w:t>
       </w:r>
     </w:p>
     <w:p>
       <w:r>
-        <w:t>Narrative Übersicht zur Vermittlung zwischen Klimawandel, Umweltexpositionen und Brustkrebsrisiko sowie Auswirkungen auf Screening und Versorgungskontinuität.</w:t>
+        <w:t>Ökologische Zeitreihenanalyse der Assoziation zwischen täglichen Suizidversuchen und meteorologischen sowie Luftqualitätsparametern in Balıkesir, Türkei (2017–2024).</w:t>
       </w:r>
     </w:p>
     <w:p>
@@ -220,7 +220,7 @@
         <w:t xml:space="preserve">Ergebnis: </w:t>
       </w:r>
       <w:r>
-        <w:t>Klimawandel-bedingte Umweltveränderungen (Luftverschmutzung, Waldbrände, endokrine Disruptoren, Pestizide, Wasser­kontamination) beeinflussen Brustkrebsentstehung durch oxidativen Stress, chronische Entzündung und endokrine Perturbation. Klimakrise unterbricht Screening, Diagnose und Behandlung, besonders in sozioökonomisch benachteiligten Populationen.</w:t>
+        <w:t>Von 1.413 Suizidverstuchsfällen zeigte die Analyse ein bimodales saisonales Muster (Frühjahr/Frühsommer und Winter) mit wöchentlichem Rhythmus. ARIMA-Modelle zeigten starke Autokorrelation der täglichen Häufigkeiten. Weder verzögerte Klima- noch Luftqualitätsvariablen hatten statistisch signifikante Effekte (p&gt;0,05); das Modell ARMA(1,1) bot die beste Anpassung.</w:t>
       </w:r>
     </w:p>
     <w:p>
@@ -235,7 +235,7 @@
         <w:rPr>
           <w:sz w:val="19"/>
         </w:rPr>
-        <w:t>Konzeptionelle Rahmensetzung; Mechanismen lokal unterschiedlich; Versorgungsunterbrechung durch Extremwetter direkt übertragbar.</w:t>
+        <w:t>Mittelmeerregion, türkische Sterbedaten; Klimamechanismen eher indirekt als unmittelbar</w:t>
       </w:r>
     </w:p>
     <w:p>
@@ -244,7 +244,7 @@
           <w:color w:val="5A7D3A"/>
           <w:sz w:val="18"/>
         </w:rPr>
-        <w:t>https://pubmed.ncbi.nlm.nih.gov/42799105/</w:t>
+        <w:t>https://pubmed.ncbi.nlm.nih.gov/42802952/</w:t>
       </w:r>
     </w:p>
     <w:p>
@@ -252,7 +252,7 @@
         <w:pStyle w:val="Heading2"/>
       </w:pPr>
       <w:r>
-        <w:t>Passivrauchen und Übergewicht bei Schulkindern in China</w:t>
+        <w:t>Klimarisiko und Arzneimittel-Lieferketten-Resilienz in China</w:t>
       </w:r>
     </w:p>
     <w:p>
@@ -262,12 +262,12 @@
           <w:color w:val="666666"/>
           <w:sz w:val="18"/>
         </w:rPr>
-        <w:t>Ma C et al.  ·  Pediatr Obes  ·  Sept. 2026  ·  PMID 42778511</w:t>
+        <w:t>Wang S et al.  ·  Front Public Health  ·  11.09.2026  ·  PMID 42798432</w:t>
       </w:r>
     </w:p>
     <w:p>
       <w:r>
-        <w:t>Querschnittanalyse von 122.509 chinesischen Schulkindern zur Assoziation zwischen Passivrauchumgebung und Übergewicht/Adipositas.</w:t>
+        <w:t>Panel-Datenanalyse von börsennotierten chinesischen Pharmaunternehmen (2003–2024) mit textgeleiteter Risikowahrnehmungs-Indikatorentwicklung und Untersuchung von Mechanismen, durch welche Klimarisikobewusstsein die Versorgungskettenresilienz erhöht.</w:t>
       </w:r>
     </w:p>
     <w:p>
@@ -278,7 +278,7 @@
         <w:t xml:space="preserve">Ergebnis: </w:t>
       </w:r>
       <w:r>
-        <w:t>Exposition gegenüber Passivrauchen war mit erhöhtem Übergewichtsrisiko (OR=1,10, KI=1,06–1,13) und Adipositasrisiko (OR=1,19, KI=1,15–1,23) assoziiert. An Schulen war das Adipositasrisiko noch höher (OR=1,27, KI=1,20–1,35).</w:t>
+        <w:t>Erhöhte Klimarisiko-Wahrnehmung verbesserte signifikant die Lieferketten-Resilienz. Drei Mechanismen: (i) Förderung grüner Innovation, (ii) Vertiefung von Lieferantenbeziehungen, (iii) Diversifizierung der Kundenkonzentration. Effekte stärker bei staatlichen Unternehmungen, kleineren Firmen und höherer Managementrisiko-Aversion. Robustheit gegenüber alternativen Spezifikationen und Trimming-Bereichen bestätigt.</w:t>
       </w:r>
     </w:p>
     <w:p>
@@ -293,7 +293,7 @@
         <w:rPr>
           <w:sz w:val="19"/>
         </w:rPr>
-        <w:t>Ähnliche soziale und schulische Strukturen wie Deutschland, aber Rauchabstinenzgesetze schwächer.</w:t>
+        <w:t>China - Versorgungskettenstruktur teilweise unterschiedlich; Klimarisiko-Vulnerabilität für deutsche Pharmalogistik relevant</w:t>
       </w:r>
     </w:p>
     <w:p>
@@ -302,7 +302,7 @@
           <w:color w:val="5A7D3A"/>
           <w:sz w:val="18"/>
         </w:rPr>
-        <w:t>https://pubmed.ncbi.nlm.nih.gov/42778511/</w:t>
+        <w:t>https://pubmed.ncbi.nlm.nih.gov/42798432/</w:t>
       </w:r>
     </w:p>
     <w:p>
@@ -310,7 +310,7 @@
         <w:pStyle w:val="Heading2"/>
       </w:pPr>
       <w:r>
-        <w:t>Passivrauchen in Saudi-Arabien: Prävalenz und Risikofaktoren</w:t>
+        <w:t>Luftverschmutzung und akute Herz-Lungen-Notfälle: Biochemische Marker-Übersicht</w:t>
       </w:r>
     </w:p>
     <w:p>
@@ -320,12 +320,12 @@
           <w:color w:val="666666"/>
           <w:sz w:val="18"/>
         </w:rPr>
-        <w:t>Alqahtani JS et al.  ·  BMJ Open  ·  22.09.2026  ·  PMID 42772873</w:t>
+        <w:t>Campagna D et al.  ·  Front Public Health  ·  10.09.2026  ·  PMID 42787709</w:t>
       </w:r>
     </w:p>
     <w:p>
       <w:r>
-        <w:t>Querschnitterhebung mit 10.082 Erwachsenen aus Saudi-Arabien zur Prävalenz von Passivrauchumgebung, Risikogruppen und Bewusstsein für Gesundheitsfolgen.</w:t>
+        <w:t>Scoping-Review zu biochemischen Markern nach kurzfristiger Außenluftverschmutzungsexposition bei Patienten mit akuten kardiorespiratorschen Notfällen (2000–2025, n=12 Studien).</w:t>
       </w:r>
     </w:p>
     <w:p>
@@ -336,7 +336,7 @@
         <w:t xml:space="preserve">Ergebnis: </w:t>
       </w:r>
       <w:r>
-        <w:t>Passivrauchen-Prävalenz: 50% (KI 48,9–50,9%), zu Hause 57,1%, in Cafés 16,2%. Höheres Expositionsrisiko bei Männern (OR=1,56), E-Zigarettenkonsumenten (OR=1,95) und Erwerbslosen (OR=2,30). 86,5% befürworteten stärkere Rauchverbote. 74% der Exponierten waren unzufrieden mit ihrer Exposition.</w:t>
+        <w:t>PM2,5, PM10 und NO2 am häufigsten mit Entzündungs- und Koagulationsmarkern (CRP, IL-6, D-Dimer, Troponine) verknüpft; Effekte oft innerhalb von Stunden bis Tagen messbar. Bestätigung für CRP, IL-6, D-Dimer als relevante Marker. Limitationen: standardisierte Expositionsfenster und harmonisierte Biomarker-Panels notwendig, um klinische und politische Entscheidungen zu stützen.</w:t>
       </w:r>
     </w:p>
     <w:p>
@@ -351,7 +351,7 @@
         <w:rPr>
           <w:sz w:val="19"/>
         </w:rPr>
-        <w:t>Strukturelle Unterschiede zu Deutschland, Klimazone nicht relevant; Burden-Methodik übertragbar.</w:t>
+        <w:t>Südeuropa (Italienische Autoren), Luftverschmutzung klimaunabhängig; Methodik für deutsche Notaufnahmen anwendbar</w:t>
       </w:r>
     </w:p>
     <w:p>
@@ -360,7 +360,7 @@
           <w:color w:val="5A7D3A"/>
           <w:sz w:val="18"/>
         </w:rPr>
-        <w:t>https://pubmed.ncbi.nlm.nih.gov/42772873/</w:t>
+        <w:t>https://pubmed.ncbi.nlm.nih.gov/42787709/</w:t>
       </w:r>
     </w:p>
     <w:p>
@@ -368,7 +368,7 @@
         <w:pStyle w:val="Heading2"/>
       </w:pPr>
       <w:r>
-        <w:t>Luftverschmutzung, Neurodegeneration und metabolische Dysregulation im UK Biobank</w:t>
+        <w:t>Hitzschlag als Trigger für Guillain-Barré-Syndrom: Fallbericht und Literaturübersicht</w:t>
       </w:r>
     </w:p>
     <w:p>
@@ -378,12 +378,12 @@
           <w:color w:val="666666"/>
           <w:sz w:val="18"/>
         </w:rPr>
-        <w:t>Beydoun MA et al.  ·  Ecotoxicol Environ Saf  ·  15.09.2026  ·  PMID 42632170</w:t>
+        <w:t>Zhang Y et al.  ·  BMC Neurol  ·  22.09.2026  ·  PMID 42773424</w:t>
       </w:r>
     </w:p>
     <w:p>
       <w:r>
-        <w:t>Kohortenanalyse von 19.645 Personen ≥50 Jahren zur Interaktion zwischen Luftverschmutzung, Plasma-Biomarkern der Neurodegeneration und Übergängen zu Demenz, Parkinson-Syndrom und Mortalität.</w:t>
+        <w:t>Kasuistik eines 57-jährigen Patienten, der während der Genesung von schwerem Hitzschlag ein akutes motorisch-sensibles axonales Neuropathie-Syndrom entwickelte und damit die mögliche Assoziation zwischen Hitzetrauma und Guillain-Barré-Syndrom demonstriert.</w:t>
       </w:r>
     </w:p>
     <w:p>
@@ -394,7 +394,7 @@
         <w:t xml:space="preserve">Ergebnis: </w:t>
       </w:r>
       <w:r>
-        <w:t>Höhere Neurofilament-Light-Konzentration assoziiert mit erhöhtem Parkinson-, Demenz- und Mortalitätsrisiko. PM2,5 zeigte nominelle positive Wechselwirkung mit Neurofilament für Mortalität. Metabolische Lipid- und Aminosäurenpfade modulierten Beziehungen zwischen Biomarkern und Erkrankungsrisiko.</w:t>
+        <w:t>Patient präsentierte sich mit Verwirrtheit und Hyperthermie nach Wanderung, entwickelte Multiorganversagen und später progressive neurologische Defizite (reduzierter Muskeltonus, Sensibilitätsstörungen alle vier Extremitäten). Nach Plasmapherese und intravenöser Immunglobulingabe trat graduelles neurologisches Funktionsverbesserung ein. Schwere Systeminflammation und Immundysregulation durch Hitzschlag sind mögliche atypische Trigger.</w:t>
       </w:r>
     </w:p>
     <w:p>
@@ -409,7 +409,7 @@
         <w:rPr>
           <w:sz w:val="19"/>
         </w:rPr>
-        <w:t>UK-Biobank, gemäßigte Klimazone, vergleichbare Gesundheitsstruktur; hochrelevant für Deutschland.</w:t>
+        <w:t>Gemäßigte Klimazone; Hitzehospitalisierung mit neurologischen Komplikationen relevant für Deutschland</w:t>
       </w:r>
     </w:p>
     <w:p>
@@ -418,7 +418,65 @@
           <w:color w:val="5A7D3A"/>
           <w:sz w:val="18"/>
         </w:rPr>
-        <w:t>https://pubmed.ncbi.nlm.nih.gov/42632170/</w:t>
+        <w:t>https://pubmed.ncbi.nlm.nih.gov/42773424/</w:t>
+      </w:r>
+    </w:p>
+    <w:p>
+      <w:pPr>
+        <w:pStyle w:val="Heading2"/>
+      </w:pPr>
+      <w:r>
+        <w:t>Wiederverwendbare OP-Materialien reduzieren Klimaauswirkungen um 40–51%</w:t>
+      </w:r>
+    </w:p>
+    <w:p>
+      <w:r>
+        <w:rPr>
+          <w:i/>
+          <w:color w:val="666666"/>
+          <w:sz w:val="18"/>
+        </w:rPr>
+        <w:t>de Haes FI et al.  ·  BJS Open  ·  04.09.2026  ·  PMID 42765563</w:t>
+      </w:r>
+    </w:p>
+    <w:p>
+      <w:r>
+        <w:t>Lebenszyklusanalyse nach ISO 14040/44 an Operationssälen (Gynäkologie, Extremitätenchirurgie, Kaiserschnitt) zum Vergleich vollständig wegwerfbarer mit hybriden OP-Trays mit wiederverwendbaren Tüchern und Kittel.</w:t>
+      </w:r>
+    </w:p>
+    <w:p>
+      <w:r>
+        <w:rPr>
+          <w:b/>
+        </w:rPr>
+        <w:t xml:space="preserve">Ergebnis: </w:t>
+      </w:r>
+      <w:r>
+        <w:t>Hybrid-Trays zeigten über fast alle 18 Umweltkategorien niedrigere Auswirkungen als Einweg-Trays. Bei Klimawirkung: 40–51% Reduktion durch Hybrid-Ausführung. Einweg-Tücher und Kittel verursachten 69% der Klimawirkung; bei Hybrid-Trays nur 38%, da Herstellung und End-of-Life über mehrere Nutzungen verteilt werden. Multizentrisches europäisches Design, generalisierbar über Fachbereiche.</w:t>
+      </w:r>
+    </w:p>
+    <w:p>
+      <w:r>
+        <w:rPr>
+          <w:b/>
+          <w:sz w:val="19"/>
+        </w:rPr>
+        <w:t xml:space="preserve">Übertragbarkeit: </w:t>
+      </w:r>
+      <w:r>
+        <w:rPr>
+          <w:sz w:val="19"/>
+        </w:rPr>
+        <w:t>Niederlande, Deutschland, Mitteleuropa – Krankenhaus-Emissionen direkt anwendbar</w:t>
+      </w:r>
+    </w:p>
+    <w:p>
+      <w:r>
+        <w:rPr>
+          <w:color w:val="5A7D3A"/>
+          <w:sz w:val="18"/>
+        </w:rPr>
+        <w:t>https://pubmed.ncbi.nlm.nih.gov/42765563/</w:t>
       </w:r>
     </w:p>
     <w:sectPr>

--- a/download/studien-aktuell.docx
+++ b/download/studien-aktuell.docx
@@ -62,7 +62,7 @@
           <w:color w:val="666666"/>
           <w:sz w:val="18"/>
         </w:rPr>
-        <w:t>Stand: 29.09.2026  |  7 Studien  |  klima.m-vf.de</w:t>
+        <w:t>Stand: 30.09.2026  |  6 Studien  |  klima.m-vf.de</w:t>
       </w:r>
     </w:p>
     <w:p>
@@ -70,7 +70,7 @@
         <w:pStyle w:val="Heading1"/>
       </w:pPr>
       <w:r>
-        <w:t>Aufgenommen am 29.09.2026</w:t>
+        <w:t>Aufgenommen am 30.09.2026</w:t>
       </w:r>
     </w:p>
     <w:p>
@@ -78,7 +78,7 @@
         <w:pStyle w:val="Heading2"/>
       </w:pPr>
       <w:r>
-        <w:t>Klimaresiliente WASH-Maßnahmen in Indonesien: Implementierung und Haushaltseffekte</w:t>
+        <w:t>Evakuierungsherausforderungen bei Flutkatastrophen: Grundschüler und Familien in Japan</w:t>
       </w:r>
     </w:p>
     <w:p>
@@ -88,12 +88,12 @@
           <w:color w:val="666666"/>
           <w:sz w:val="18"/>
         </w:rPr>
-        <w:t>Landa S et al.  ·  PLoS One  ·  28.09.2026  ·  PMID 42804463</w:t>
+        <w:t>Inoue S et al.  ·  Disaster Med Public Health Prep  ·  29.09.2026  ·  PMID 42808581</w:t>
       </w:r>
     </w:p>
     <w:p>
       <w:r>
-        <w:t>Mixed-Methods-Evaluationsstudie der Umsetzung von Climate Change Response for Inclusive WASH (CCRIW)-Anleitung in 12 indonesischen Dörfern von August 2023 bis Oktober 2024, mit Befragungen (n=29 Schlüsselinformanten, n=10 Gruppendisskussionen) und Haushaltserhebungen (n=1.243).</w:t>
+        <w:t>Qualitative Studie mit 8 Eltern von 9 Grundschülern zu Herausforderungen und Unterstützungsbedarfen bei Flutevakuierung mittels semi-strukturierter Interviews und reflexiver thematischer Analyse.</w:t>
       </w:r>
     </w:p>
     <w:p>
@@ -104,7 +104,7 @@
         <w:t xml:space="preserve">Ergebnis: </w:t>
       </w:r>
       <w:r>
-        <w:t>CCRIW-Anleitung wurde als relevant wahrgenommen, jedoch während der Umsetzung adaptiert statt vollständig übernommen. Kommunen wählten primär kostengünstige Maßnahmen gemäß unmittelbaren Bedürfnissen und verfügbaren Ressourcen. Haushaltsmodifikationen unterstützten resilientere Wasserzugangsoptionen, konnten aber systemische Investitionen unter extremen Gefahren nicht ersetzen. Bezirk-Level-Assoziationen waren signifikant, Haushaltsmerkmale zeigten keine konsistenten Effekte.</w:t>
+        <w:t>Fünf Hauptthemen mit 111 Codes: Katastrophenvorsorge (22,5%), Evakuierungsunterstützung (16,2%), Materialsupport in Notunterkünften (22,5%), Umweltunterstützung in Notunterkünften (22,5%), Katastrophenreaktion (16,2%). Bedarf: bessere Familienplanung, kinderfreundliche Unterkünfte, effektive Informationssysteme, Zusammenarbeit Schulen-Familien-Gemeinden.</w:t>
       </w:r>
     </w:p>
     <w:p>
@@ -119,7 +119,7 @@
         <w:rPr>
           <w:sz w:val="19"/>
         </w:rPr>
-        <w:t>Tropen; Methodik klimaresiliente WASH ist prinzipiell übertragbar, absolute Umsetzung höchstens bedingt</w:t>
+        <w:t>Japan, qualitative Studie, Prinzipien für kindgerechte Notfallplanung auf gemäßigte Zonen übertragbar</w:t>
       </w:r>
     </w:p>
     <w:p>
@@ -128,7 +128,7 @@
           <w:color w:val="5A7D3A"/>
           <w:sz w:val="18"/>
         </w:rPr>
-        <w:t>https://pubmed.ncbi.nlm.nih.gov/42804463/</w:t>
+        <w:t>https://pubmed.ncbi.nlm.nih.gov/42808581/</w:t>
       </w:r>
     </w:p>
     <w:p>
@@ -136,7 +136,7 @@
         <w:pStyle w:val="Heading2"/>
       </w:pPr>
       <w:r>
-        <w:t>Patientenperspektiven auf Klimawandel und nachhaltiges Gesundheitswesen bei CED</w:t>
+        <w:t>PM2.5-Exposition und Herzinsuffizienz: Risiken in gemäßigten Klimazonen</w:t>
       </w:r>
     </w:p>
     <w:p>
@@ -146,12 +146,12 @@
           <w:color w:val="666666"/>
           <w:sz w:val="18"/>
         </w:rPr>
-        <w:t>Oomkens D et al.  ·  J Gastrointestin Liver Dis  ·  26.09.2026  ·  PMID 42803246</w:t>
+        <w:t>Wang L et al.  ·  Front Public Health  ·  14.09.2026  ·  PMID 42807448</w:t>
       </w:r>
     </w:p>
     <w:p>
       <w:r>
-        <w:t>Querschnitterhebung (n=498) von Patienten mit entzündlichen Darmerkrankungen (IBD) aus den Niederlanden zu Wahrnehmungen von Klimawandel, Klimawissen und Bereitschaft, nachhaltige Behandlungsoptionen zu wählen.</w:t>
+        <w:t>Prospektive Kohorte von 149.410 UK-Biobank-Teilnehmern untersuchte die Assoziation zwischen langfristiger PM2.5-Exposition und Herzinsuffizienzrisiko über 17,6 Jahre Nachbeobachtung.</w:t>
       </w:r>
     </w:p>
     <w:p>
@@ -162,7 +162,7 @@
         <w:t xml:space="preserve">Ergebnis: </w:t>
       </w:r>
       <w:r>
-        <w:t>72,5% äußerten Bedenken gegenüber Klimawandel; 78,1% praktizierten bereits Nachhaltigkeitsverhalten. 71,3% würden sich für die nachhaltigste Behandlung entscheiden, 85,7% unterstützten wiederverwendbare Medizinprodukte, 77,1% zeigten Bereitschaft zur Behandlungsanpassung für Nachhaltigkeit. Cluster-Analyse identifizierte drei Patientengruppen: klimabewusste Patienten waren häufiger höher gebildet mit besserer Baseline-Kenntnis.</w:t>
+        <w:t>Pro IQR-Anstieg der PM2.5-Exposition erhöhtes Herzinsuffizienzrisiko (HR 1,045, 95%-KI 1,005–1,086, p=0,027); höchstes versus niedrigstes PM2.5-Quartil zeigte HR 1,133 (95%-KI 1,037–1,238). 4.964 Herzinsuffizienzfälle während des Follow-up; absolute Risikodifferenz über 20 Jahre etwa 0,2 pro 100 Personen.</w:t>
       </w:r>
     </w:p>
     <w:p>
@@ -177,7 +177,7 @@
         <w:rPr>
           <w:sz w:val="19"/>
         </w:rPr>
-        <w:t>Niederlande, vergleichbares Versorgungssystem; Sektorale Emissionen des Gesundheitswesens für deutsche Debatte</w:t>
+        <w:t>UK-Biobank, gemäßigte Klimazone, direkter Klimabezug über Luftqualität</w:t>
       </w:r>
     </w:p>
     <w:p>
@@ -186,7 +186,7 @@
           <w:color w:val="5A7D3A"/>
           <w:sz w:val="18"/>
         </w:rPr>
-        <w:t>https://pubmed.ncbi.nlm.nih.gov/42803246/</w:t>
+        <w:t>https://pubmed.ncbi.nlm.nih.gov/42807448/</w:t>
       </w:r>
     </w:p>
     <w:p>
@@ -194,7 +194,7 @@
         <w:pStyle w:val="Heading2"/>
       </w:pPr>
       <w:r>
-        <w:t>Klimafaktoren und Luftqualität als Trigger für Suizidversuche in der Türkei</w:t>
+        <w:t>Luftverschmutzung und Kosten der Herzinfarktbehandlung in chinesischer Großstadt mit DRG-Finanzierung</w:t>
       </w:r>
     </w:p>
     <w:p>
@@ -204,12 +204,12 @@
           <w:color w:val="666666"/>
           <w:sz w:val="18"/>
         </w:rPr>
-        <w:t>Kavuncuoglu D et al.  ·  Ann Agric Environ Med  ·  21.09.2026  ·  PMID 42802952</w:t>
+        <w:t>Lin J et al.  ·  Front Public Health  ·  14.09.2026  ·  PMID 42807093</w:t>
       </w:r>
     </w:p>
     <w:p>
       <w:r>
-        <w:t>Ökologische Zeitreihenanalyse der Assoziation zwischen täglichen Suizidversuchen und meteorologischen sowie Luftqualitätsparametern in Balıkesir, Türkei (2017–2024).</w:t>
+        <w:t>Retrospektive Kohorte von 3.650 PCI-behandelten Akutmyokardinfarkt-Patienten in subtropischer chinesischer Stadt (2018–2024) zur Assoziation 0–6-tägiger Luftschadstoff-Exposition mit Hospitalisierungskosten.</w:t>
       </w:r>
     </w:p>
     <w:p>
@@ -220,7 +220,7 @@
         <w:t xml:space="preserve">Ergebnis: </w:t>
       </w:r>
       <w:r>
-        <w:t>Von 1.413 Suizidverstuchsfällen zeigte die Analyse ein bimodales saisonales Muster (Frühjahr/Frühsommer und Winter) mit wöchentlichem Rhythmus. ARIMA-Modelle zeigten starke Autokorrelation der täglichen Häufigkeiten. Weder verzögerte Klima- noch Luftqualitätsvariablen hatten statistisch signifikante Effekte (p&gt;0,05); das Modell ARMA(1,1) bot die beste Anpassung.</w:t>
+        <w:t>SO2 größte Kostensteigerung: durchschnittlich 2,40% (~729 CNY) pro natürlichem log-Anstieg, konsistent über alle Lag-Tage; PM2.5/PM10 verzögerter Peak bei Lag 4–5 Tagen; NO2 und CO signifikant; Ozon ohne Gesamteffekt. Bei Nicht-Rauchern Ozon-Effekt bei Lag 3 und 5. Niedriges Verschmutzungsniveau (China Grad II), aber Effekt nachweisbar.</w:t>
       </w:r>
     </w:p>
     <w:p>
@@ -235,7 +235,7 @@
         <w:rPr>
           <w:sz w:val="19"/>
         </w:rPr>
-        <w:t>Mittelmeerregion, türkische Sterbedaten; Klimamechanismen eher indirekt als unmittelbar</w:t>
+        <w:t>Subtropische Stadt (China), Finanzierungssystem unterschiedlich, Methodik und Befund zu niedriger Belastung übertragbar</w:t>
       </w:r>
     </w:p>
     <w:p>
@@ -244,7 +244,7 @@
           <w:color w:val="5A7D3A"/>
           <w:sz w:val="18"/>
         </w:rPr>
-        <w:t>https://pubmed.ncbi.nlm.nih.gov/42802952/</w:t>
+        <w:t>https://pubmed.ncbi.nlm.nih.gov/42807093/</w:t>
       </w:r>
     </w:p>
     <w:p>
@@ -252,7 +252,7 @@
         <w:pStyle w:val="Heading2"/>
       </w:pPr>
       <w:r>
-        <w:t>Klimarisiko und Arzneimittel-Lieferketten-Resilienz in China</w:t>
+        <w:t>Umwelt und Gesundheit: Sicherheit und Resilienz – Positionspapier der Kommission Environmental Public Health</w:t>
       </w:r>
     </w:p>
     <w:p>
@@ -262,12 +262,12 @@
           <w:color w:val="666666"/>
           <w:sz w:val="18"/>
         </w:rPr>
-        <w:t>Wang S et al.  ·  Front Public Health  ·  11.09.2026  ·  PMID 42798432</w:t>
+        <w:t>Peters A et al.  ·  Bundesgesundheitsblatt Gesundheitsforschung Gesundheitsschutz  ·  24.09.2026  ·  PMID 42782533</w:t>
       </w:r>
     </w:p>
     <w:p>
       <w:r>
-        <w:t>Panel-Datenanalyse von börsennotierten chinesischen Pharmaunternehmen (2003–2024) mit textgeleiteter Risikowahrnehmungs-Indikatorentwicklung und Untersuchung von Mechanismen, durch welche Klimarisikobewusstsein die Versorgungskettenresilienz erhöht.</w:t>
+        <w:t>Stellungnahme der Umwelt-Public-Health-Kommission zu Klimawandel, Luftschadstoffe und Biodiversität als zentrale Determinanten von Gesundheit und gesellschaftlicher Resilienz.</w:t>
       </w:r>
     </w:p>
     <w:p>
@@ -278,7 +278,7 @@
         <w:t xml:space="preserve">Ergebnis: </w:t>
       </w:r>
       <w:r>
-        <w:t>Erhöhte Klimarisiko-Wahrnehmung verbesserte signifikant die Lieferketten-Resilienz. Drei Mechanismen: (i) Förderung grüner Innovation, (ii) Vertiefung von Lieferantenbeziehungen, (iii) Diversifizierung der Kundenkonzentration. Effekte stärker bei staatlichen Unternehmungen, kleineren Firmen und höherer Managementrisiko-Aversion. Robustheit gegenüber alternativen Spezifikationen und Trimming-Bereichen bestätigt.</w:t>
+        <w:t>Haupterkenntnis: Intakte Umwelt ist zentrale Gesundheitsressource; Klima-, Luft- und Biodiversitätskrisen erfordern sektorenübergreifende Zusammenarbeit. Konkrete Empfehlungen zur Sicherung und Fortführung der Kooperation zwischen Umwelt- und Gesundheitssektor.</w:t>
       </w:r>
     </w:p>
     <w:p>
@@ -293,7 +293,7 @@
         <w:rPr>
           <w:sz w:val="19"/>
         </w:rPr>
-        <w:t>China - Versorgungskettenstruktur teilweise unterschiedlich; Klimarisiko-Vulnerabilität für deutsche Pharmalogistik relevant</w:t>
+        <w:t>Deutschland, Expertenpapier der Kommission Environmental Public Health, direkt auf deutsche Verhältnisse anwendbar</w:t>
       </w:r>
     </w:p>
     <w:p>
@@ -302,7 +302,7 @@
           <w:color w:val="5A7D3A"/>
           <w:sz w:val="18"/>
         </w:rPr>
-        <w:t>https://pubmed.ncbi.nlm.nih.gov/42798432/</w:t>
+        <w:t>https://pubmed.ncbi.nlm.nih.gov/42782533/</w:t>
       </w:r>
     </w:p>
     <w:p>
@@ -310,7 +310,7 @@
         <w:pStyle w:val="Heading2"/>
       </w:pPr>
       <w:r>
-        <w:t>Luftverschmutzung und akute Herz-Lungen-Notfälle: Biochemische Marker-Übersicht</w:t>
+        <w:t>Feinstaub und Lebenszufriedenheit: Genetische und Umweltfaktoren in Zwillingspaaren</w:t>
       </w:r>
     </w:p>
     <w:p>
@@ -320,12 +320,12 @@
           <w:color w:val="666666"/>
           <w:sz w:val="18"/>
         </w:rPr>
-        <w:t>Campagna D et al.  ·  Front Public Health  ·  10.09.2026  ·  PMID 42787709</w:t>
+        <w:t>Aretaki MA et al.  ·  Environ Res  ·  01.11.2026  ·  PMID 42705444</w:t>
       </w:r>
     </w:p>
     <w:p>
       <w:r>
-        <w:t>Scoping-Review zu biochemischen Markern nach kurzfristiger Außenluftverschmutzungsexposition bei Patienten mit akuten kardiorespiratorschen Notfällen (2000–2025, n=12 Studien).</w:t>
+        <w:t>Analyse von 4.504 jungen Erwachsenen Zwillingspaaren (TwinLife-Studie 2014–2022) zur Aufteilung der PM2.5/PM10-Effekte auf Lebenszufriedenheit in familiengebundene versus individuelle Faktoren.</w:t>
       </w:r>
     </w:p>
     <w:p>
@@ -336,7 +336,7 @@
         <w:t xml:space="preserve">Ergebnis: </w:t>
       </w:r>
       <w:r>
-        <w:t>PM2,5, PM10 und NO2 am häufigsten mit Entzündungs- und Koagulationsmarkern (CRP, IL-6, D-Dimer, Troponine) verknüpft; Effekte oft innerhalb von Stunden bis Tagen messbar. Bestätigung für CRP, IL-6, D-Dimer als relevante Marker. Limitationen: standardisierte Expositionsfenster und harmonisierte Biomarker-Panels notwendig, um klinische und politische Entscheidungen zu stützen.</w:t>
+        <w:t>PM2.5- und PM10-Effekt auf Lebenszufriedenheit lief zwischen Familien (b=−0,05 bis −0,06, SE=0,01, p&lt;0,001), nicht innerhalb; deutet auf gemeinsame Faktoren (SES, Nachbarschaft). Effekt von PM10 verstärkte sich mit Alter und Messjahr. Innerhalb monozygotischer Zwillinge marginal signifikant für PM10 (b=−0,09, SE=0,04, p=0,04), nicht für PM2.5.</w:t>
       </w:r>
     </w:p>
     <w:p>
@@ -351,7 +351,7 @@
         <w:rPr>
           <w:sz w:val="19"/>
         </w:rPr>
-        <w:t>Südeuropa (Italienische Autoren), Luftverschmutzung klimaunabhängig; Methodik für deutsche Notaufnahmen anwendbar</w:t>
+        <w:t>Deutschland, TwinLife-Kohorte, gemäßigte Klimazone, psychosoziale Effekte von Luftqualität</w:t>
       </w:r>
     </w:p>
     <w:p>
@@ -360,7 +360,7 @@
           <w:color w:val="5A7D3A"/>
           <w:sz w:val="18"/>
         </w:rPr>
-        <w:t>https://pubmed.ncbi.nlm.nih.gov/42787709/</w:t>
+        <w:t>https://pubmed.ncbi.nlm.nih.gov/42705444/</w:t>
       </w:r>
     </w:p>
     <w:p>
@@ -368,7 +368,7 @@
         <w:pStyle w:val="Heading2"/>
       </w:pPr>
       <w:r>
-        <w:t>Hitzschlag als Trigger für Guillain-Barré-Syndrom: Fallbericht und Literaturübersicht</w:t>
+        <w:t>PM10-Neurotoxizität: Unterschiedliche Pfade in Katalanien (Holz vs. Verkehr)</w:t>
       </w:r>
     </w:p>
     <w:p>
@@ -378,12 +378,12 @@
           <w:color w:val="666666"/>
           <w:sz w:val="18"/>
         </w:rPr>
-        <w:t>Zhang Y et al.  ·  BMC Neurol  ·  22.09.2026  ·  PMID 42773424</w:t>
+        <w:t>Ayala E et al.  ·  Environ Pollut  ·  01.11.2026  ·  PMID 42600830</w:t>
       </w:r>
     </w:p>
     <w:p>
       <w:r>
-        <w:t>Kasuistik eines 57-jährigen Patienten, der während der Genesung von schwerem Hitzschlag ein akutes motorisch-sensibles axonales Neuropathie-Syndrom entwickelte und damit die mögliche Assoziation zwischen Hitzetrauma und Guillain-Barré-Syndrom demonstriert.</w:t>
+        <w:t>Analyse von 54 PM10-Proben aus ländlichem und vorstädtischem Katalanien auf organische Marker und neurotoxische Potenziale mit Zellkultur-Screening (SH-SY5Y Neuroblastomzellen).</w:t>
       </w:r>
     </w:p>
     <w:p>
@@ -394,7 +394,7 @@
         <w:t xml:space="preserve">Ergebnis: </w:t>
       </w:r>
       <w:r>
-        <w:t>Patient präsentierte sich mit Verwirrtheit und Hyperthermie nach Wanderung, entwickelte Multiorganversagen und später progressive neurologische Defizite (reduzierter Muskeltonus, Sensibilitätsstörungen alle vier Extremitäten). Nach Plasmapherese und intravenöser Immunglobulingabe trat graduelles neurologisches Funktionsverbesserung ein. Schwere Systeminflammation und Immundysregulation durch Hitzschlag sind mögliche atypische Trigger.</w:t>
+        <w:t>Vier Komponenten identifiziert: Biomasse-Verbrennung (Winter) zeigte stärkste Zytotoxizität und oxidativen Stress (ROS, p53-Aktivierung, R²CV≥0,62); Verkehrskomponente ganzjährig; SOA-Komponente mit selektiver Acetylcholinesterase-Hemmung ohne Zytotoxizität. Biomasse-Marker und PAHs waren Hauptprädiktoren für oxidativen Stress.</w:t>
       </w:r>
     </w:p>
     <w:p>
@@ -409,7 +409,7 @@
         <w:rPr>
           <w:sz w:val="19"/>
         </w:rPr>
-        <w:t>Gemäßigte Klimazone; Hitzehospitalisierung mit neurologischen Komplikationen relevant für Deutschland</w:t>
+        <w:t>Südeuropa (Katalanien), Methodik übertragbar, Temperaturen/Biomasse-Verbrennung anders als Deutschland</w:t>
       </w:r>
     </w:p>
     <w:p>
@@ -418,65 +418,7 @@
           <w:color w:val="5A7D3A"/>
           <w:sz w:val="18"/>
         </w:rPr>
-        <w:t>https://pubmed.ncbi.nlm.nih.gov/42773424/</w:t>
-      </w:r>
-    </w:p>
-    <w:p>
-      <w:pPr>
-        <w:pStyle w:val="Heading2"/>
-      </w:pPr>
-      <w:r>
-        <w:t>Wiederverwendbare OP-Materialien reduzieren Klimaauswirkungen um 40–51%</w:t>
-      </w:r>
-    </w:p>
-    <w:p>
-      <w:r>
-        <w:rPr>
-          <w:i/>
-          <w:color w:val="666666"/>
-          <w:sz w:val="18"/>
-        </w:rPr>
-        <w:t>de Haes FI et al.  ·  BJS Open  ·  04.09.2026  ·  PMID 42765563</w:t>
-      </w:r>
-    </w:p>
-    <w:p>
-      <w:r>
-        <w:t>Lebenszyklusanalyse nach ISO 14040/44 an Operationssälen (Gynäkologie, Extremitätenchirurgie, Kaiserschnitt) zum Vergleich vollständig wegwerfbarer mit hybriden OP-Trays mit wiederverwendbaren Tüchern und Kittel.</w:t>
-      </w:r>
-    </w:p>
-    <w:p>
-      <w:r>
-        <w:rPr>
-          <w:b/>
-        </w:rPr>
-        <w:t xml:space="preserve">Ergebnis: </w:t>
-      </w:r>
-      <w:r>
-        <w:t>Hybrid-Trays zeigten über fast alle 18 Umweltkategorien niedrigere Auswirkungen als Einweg-Trays. Bei Klimawirkung: 40–51% Reduktion durch Hybrid-Ausführung. Einweg-Tücher und Kittel verursachten 69% der Klimawirkung; bei Hybrid-Trays nur 38%, da Herstellung und End-of-Life über mehrere Nutzungen verteilt werden. Multizentrisches europäisches Design, generalisierbar über Fachbereiche.</w:t>
-      </w:r>
-    </w:p>
-    <w:p>
-      <w:r>
-        <w:rPr>
-          <w:b/>
-          <w:sz w:val="19"/>
-        </w:rPr>
-        <w:t xml:space="preserve">Übertragbarkeit: </w:t>
-      </w:r>
-      <w:r>
-        <w:rPr>
-          <w:sz w:val="19"/>
-        </w:rPr>
-        <w:t>Niederlande, Deutschland, Mitteleuropa – Krankenhaus-Emissionen direkt anwendbar</w:t>
-      </w:r>
-    </w:p>
-    <w:p>
-      <w:r>
-        <w:rPr>
-          <w:color w:val="5A7D3A"/>
-          <w:sz w:val="18"/>
-        </w:rPr>
-        <w:t>https://pubmed.ncbi.nlm.nih.gov/42765563/</w:t>
+        <w:t>https://pubmed.ncbi.nlm.nih.gov/42600830/</w:t>
       </w:r>
     </w:p>
     <w:sectPr>

--- a/download/studien-aktuell.docx
+++ b/download/studien-aktuell.docx
@@ -62,7 +62,7 @@
           <w:color w:val="666666"/>
           <w:sz w:val="18"/>
         </w:rPr>
-        <w:t>Stand: 30.09.2026  |  6 Studien  |  klima.m-vf.de</w:t>
+        <w:t>Stand: 01.10.2026  |  6 Studien  |  klima.m-vf.de</w:t>
       </w:r>
     </w:p>
     <w:p>
@@ -70,7 +70,7 @@
         <w:pStyle w:val="Heading1"/>
       </w:pPr>
       <w:r>
-        <w:t>Aufgenommen am 30.09.2026</w:t>
+        <w:t>Aufgenommen am 01.10.2026</w:t>
       </w:r>
     </w:p>
     <w:p>
@@ -78,7 +78,7 @@
         <w:pStyle w:val="Heading2"/>
       </w:pPr>
       <w:r>
-        <w:t>Evakuierungsherausforderungen bei Flutkatastrophen: Grundschüler und Familien in Japan</w:t>
+        <w:t>Langzeitfolgen von Klimawandel auf Gesundheit: globale systematische Übersichtsstudie quantitativer Forschung</w:t>
       </w:r>
     </w:p>
     <w:p>
@@ -88,12 +88,12 @@
           <w:color w:val="666666"/>
           <w:sz w:val="18"/>
         </w:rPr>
-        <w:t>Inoue S et al.  ·  Disaster Med Public Health Prep  ·  29.09.2026  ·  PMID 42808581</w:t>
+        <w:t>Limaheluw J et al.  ·  BMJ Open  ·  30.09.2026  ·  PMID 42816076</w:t>
       </w:r>
     </w:p>
     <w:p>
       <w:r>
-        <w:t>Qualitative Studie mit 8 Eltern von 9 Grundschülern zu Herausforderungen und Unterstützungsbedarfen bei Flutevakuierung mittels semi-strukturierter Interviews und reflexiver thematischer Analyse.</w:t>
+        <w:t>Scoping Review von 1.223 quantitativen Publikationen (2000–Mai 2024) zu Langzeiteffekten des Klimawandels auf menschliche Gesundheit.</w:t>
       </w:r>
     </w:p>
     <w:p>
@@ -104,7 +104,7 @@
         <w:t xml:space="preserve">Ergebnis: </w:t>
       </w:r>
       <w:r>
-        <w:t>Fünf Hauptthemen mit 111 Codes: Katastrophenvorsorge (22,5%), Evakuierungsunterstützung (16,2%), Materialsupport in Notunterkünften (22,5%), Umweltunterstützung in Notunterkünften (22,5%), Katastrophenreaktion (16,2%). Bedarf: bessere Familienplanung, kinderfreundliche Unterkünfte, effektive Informationssysteme, Zusammenarbeit Schulen-Familien-Gemeinden.</w:t>
+        <w:t>Temperatur und Vektorübertragene Krankheiten: 39,3 % bzw. 30,9 % aller Publikationen. 73 % (24/33) von 33 Tierkrankheitsstudien zeigten positive Assoziationen zwischen Klimavariablen und erhöhtem Erkrankungsrisiko. ~20 % retrospektive Evidenz (Klimawandel wirkt bereits); ~80 % prospektiv mit überwiegend variablen oder zunehmenden Gesundheitsfolgen. Häufigste Outcomes: Diarrhö, Malaria, Dengue, ischämische Herzerkrankung, Schlaganfall.</w:t>
       </w:r>
     </w:p>
     <w:p>
@@ -119,7 +119,7 @@
         <w:rPr>
           <w:sz w:val="19"/>
         </w:rPr>
-        <w:t>Japan, qualitative Studie, Prinzipien für kindgerechte Notfallplanung auf gemäßigte Zonen übertragbar</w:t>
+        <w:t>Global, europäische und amerikanische Evidenzschwerpunkte, methodisch orientierungsweisend</w:t>
       </w:r>
     </w:p>
     <w:p>
@@ -128,7 +128,7 @@
           <w:color w:val="5A7D3A"/>
           <w:sz w:val="18"/>
         </w:rPr>
-        <w:t>https://pubmed.ncbi.nlm.nih.gov/42808581/</w:t>
+        <w:t>https://pubmed.ncbi.nlm.nih.gov/42816076/</w:t>
       </w:r>
     </w:p>
     <w:p>
@@ -136,7 +136,7 @@
         <w:pStyle w:val="Heading2"/>
       </w:pPr>
       <w:r>
-        <w:t>PM2.5-Exposition und Herzinsuffizienz: Risiken in gemäßigten Klimazonen</w:t>
+        <w:t>Berufliche Hitzebelastung bei mobilen Gesundheitsdiensten: Schweizer Querschnittstudie</w:t>
       </w:r>
     </w:p>
     <w:p>
@@ -146,12 +146,12 @@
           <w:color w:val="666666"/>
           <w:sz w:val="18"/>
         </w:rPr>
-        <w:t>Wang L et al.  ·  Front Public Health  ·  14.09.2026  ·  PMID 42807448</w:t>
+        <w:t>Fortunato R et al.  ·  BMC Public Health  ·  29.09.2026  ·  PMID 42811302</w:t>
       </w:r>
     </w:p>
     <w:p>
       <w:r>
-        <w:t>Prospektive Kohorte von 149.410 UK-Biobank-Teilnehmern untersuchte die Assoziation zwischen langfristiger PM2.5-Exposition und Herzinsuffizienzrisiko über 17,6 Jahre Nachbeobachtung.</w:t>
+        <w:t>Die Studie untersuchte die wahrgenommene Hitzebelastung und hitzebezogene Symptome bei Mitarbeitern mobiler Gesundheitsdienste in der Schweiz.</w:t>
       </w:r>
     </w:p>
     <w:p>
@@ -162,7 +162,7 @@
         <w:t xml:space="preserve">Ergebnis: </w:t>
       </w:r>
       <w:r>
-        <w:t>Pro IQR-Anstieg der PM2.5-Exposition erhöhtes Herzinsuffizienzrisiko (HR 1,045, 95%-KI 1,005–1,086, p=0,027); höchstes versus niedrigstes PM2.5-Quartil zeigte HR 1,133 (95%-KI 1,037–1,238). 4.964 Herzinsuffizienzfälle während des Follow-up; absolute Risikodifferenz über 20 Jahre etwa 0,2 pro 100 Personen.</w:t>
+        <w:t>86 % der Teilnehmenden berichteten erhebliche Hitzebelastung. Assoziiert mit erhöhter Hitzebelastung waren: erhöhte Arbeitsbelastung (OR 14,06; 95%-KI 7,12–28,85), Hitzesymptome (OR 5,27; 2,20–12,88), eingeschränkte Flüssigkeitszufuhr (OR 2,59; 1,35–5,02), Arbeit in der Südschweiz (OR 3,98; 2,11–7,61).</w:t>
       </w:r>
     </w:p>
     <w:p>
@@ -177,7 +177,7 @@
         <w:rPr>
           <w:sz w:val="19"/>
         </w:rPr>
-        <w:t>UK-Biobank, gemäßigte Klimazone, direkter Klimabezug über Luftqualität</w:t>
+        <w:t>Schweiz, gemäßigte Klimazone, direkt übertragbar auf Deutschland</w:t>
       </w:r>
     </w:p>
     <w:p>
@@ -186,7 +186,7 @@
           <w:color w:val="5A7D3A"/>
           <w:sz w:val="18"/>
         </w:rPr>
-        <w:t>https://pubmed.ncbi.nlm.nih.gov/42807448/</w:t>
+        <w:t>https://pubmed.ncbi.nlm.nih.gov/42811302/</w:t>
       </w:r>
     </w:p>
     <w:p>
@@ -194,7 +194,7 @@
         <w:pStyle w:val="Heading2"/>
       </w:pPr>
       <w:r>
-        <w:t>Luftverschmutzung und Kosten der Herzinfarktbehandlung in chinesischer Großstadt mit DRG-Finanzierung</w:t>
+        <w:t>Feinstaub und Suizidmortalität in Südkorea: instrumentale Variablenschätzung</w:t>
       </w:r>
     </w:p>
     <w:p>
@@ -204,12 +204,12 @@
           <w:color w:val="666666"/>
           <w:sz w:val="18"/>
         </w:rPr>
-        <w:t>Lin J et al.  ·  Front Public Health  ·  14.09.2026  ·  PMID 42807093</w:t>
+        <w:t>Kwon O  ·  Front Public Health  ·  14.09.2026  ·  PMID 42807091</w:t>
       </w:r>
     </w:p>
     <w:p>
       <w:r>
-        <w:t>Retrospektive Kohorte von 3.650 PCI-behandelten Akutmyokardinfarkt-Patienten in subtropischer chinesischer Stadt (2018–2024) zur Assoziation 0–6-tägiger Luftschadstoff-Exposition mit Hospitalisierungskosten.</w:t>
+        <w:t>Ökologische Analyse mit instrumentalen Variablen (thermische Inversion) zur Assoziation PM2,5 mit Suizidsterblichkeit in Südkorea 2015–2019.</w:t>
       </w:r>
     </w:p>
     <w:p>
@@ -220,7 +220,7 @@
         <w:t xml:space="preserve">Ergebnis: </w:t>
       </w:r>
       <w:r>
-        <w:t>SO2 größte Kostensteigerung: durchschnittlich 2,40% (~729 CNY) pro natürlichem log-Anstieg, konsistent über alle Lag-Tage; PM2.5/PM10 verzögerter Peak bei Lag 4–5 Tagen; NO2 und CO signifikant; Ozon ohne Gesamteffekt. Bei Nicht-Rauchern Ozon-Effekt bei Lag 3 und 5. Niedriges Verschmutzungsniveau (China Grad II), aber Effekt nachweisbar.</w:t>
+        <w:t>Jeder 1 μg/m³ PM2,5-Anstieg assoziiert mit +0,6628 Suizidtodesfällen pro 1 Million Einwohner (β = 0,6628; 95%-KI 0,1049–1,2208), entsprechend 2,94 % Anstieg der Suizidmortalität. Differentielle Effekte: Männer (+7,873), älter Erwachsene (+21,18), niedrigere Schulbildung (+4,091), nicht-metropolitan (+5,434).</w:t>
       </w:r>
     </w:p>
     <w:p>
@@ -235,7 +235,7 @@
         <w:rPr>
           <w:sz w:val="19"/>
         </w:rPr>
-        <w:t>Subtropische Stadt (China), Finanzierungssystem unterschiedlich, Methodik und Befund zu niedriger Belastung übertragbar</w:t>
+        <w:t>Ostasien, vergleichbar strukturiertes Gesundheitssystem, methodisch übertragbar</w:t>
       </w:r>
     </w:p>
     <w:p>
@@ -244,7 +244,7 @@
           <w:color w:val="5A7D3A"/>
           <w:sz w:val="18"/>
         </w:rPr>
-        <w:t>https://pubmed.ncbi.nlm.nih.gov/42807093/</w:t>
+        <w:t>https://pubmed.ncbi.nlm.nih.gov/42807091/</w:t>
       </w:r>
     </w:p>
     <w:p>
@@ -252,7 +252,7 @@
         <w:pStyle w:val="Heading2"/>
       </w:pPr>
       <w:r>
-        <w:t>Umwelt und Gesundheit: Sicherheit und Resilienz – Positionspapier der Kommission Environmental Public Health</w:t>
+        <w:t>Feinstaub und Lebenszufriedenheit: Genetische und Umweltfaktoren bei jungen Erwachsenen</w:t>
       </w:r>
     </w:p>
     <w:p>
@@ -262,12 +262,12 @@
           <w:color w:val="666666"/>
           <w:sz w:val="18"/>
         </w:rPr>
-        <w:t>Peters A et al.  ·  Bundesgesundheitsblatt Gesundheitsforschung Gesundheitsschutz  ·  24.09.2026  ·  PMID 42782533</w:t>
+        <w:t>Kuznetsov DV et al.  ·  Environ Res  ·  01.11.2026  ·  PMID 42679876</w:t>
       </w:r>
     </w:p>
     <w:p>
       <w:r>
-        <w:t>Stellungnahme der Umwelt-Public-Health-Kommission zu Klimawandel, Luftschadstoffe und Biodiversität als zentrale Determinanten von Gesundheit und gesellschaftlicher Resilienz.</w:t>
+        <w:t>Zwillingsvergleichsanalyse mit bis zu 4.504 jungen Erwachsenen (TwinLife-Studie 2014–2022) zur Assoziation PM2,5/PM10 mit Lebenszufriedenheit.</w:t>
       </w:r>
     </w:p>
     <w:p>
@@ -278,7 +278,7 @@
         <w:t xml:space="preserve">Ergebnis: </w:t>
       </w:r>
       <w:r>
-        <w:t>Haupterkenntnis: Intakte Umwelt ist zentrale Gesundheitsressource; Klima-, Luft- und Biodiversitätskrisen erfordern sektorenübergreifende Zusammenarbeit. Konkrete Empfehlungen zur Sicherung und Fortführung der Kooperation zwischen Umwelt- und Gesundheitssektor.</w:t>
+        <w:t>PM2,5- und PM10-Effekt auf Lebenszufriedenheit liefen zwischen Familien (b = −0,05 bis −0,06; SE = 0,01; p &lt; 0,001), nicht innerhalb von Paaren, was auf gemeinsame Familienfaktoren hindeutet. PM10-Effekt verstärkte sich mit Alter (b = −0,004 bis −0,01; p = 0,01–0,03).</w:t>
       </w:r>
     </w:p>
     <w:p>
@@ -293,7 +293,7 @@
         <w:rPr>
           <w:sz w:val="19"/>
         </w:rPr>
-        <w:t>Deutschland, Expertenpapier der Kommission Environmental Public Health, direkt auf deutsche Verhältnisse anwendbar</w:t>
+        <w:t>Deutschland, Zwillingsregister, gemäßigte Klimazone, strukturell übertragbar</w:t>
       </w:r>
     </w:p>
     <w:p>
@@ -302,7 +302,7 @@
           <w:color w:val="5A7D3A"/>
           <w:sz w:val="18"/>
         </w:rPr>
-        <w:t>https://pubmed.ncbi.nlm.nih.gov/42782533/</w:t>
+        <w:t>https://pubmed.ncbi.nlm.nih.gov/42679876/</w:t>
       </w:r>
     </w:p>
     <w:p>
@@ -310,7 +310,7 @@
         <w:pStyle w:val="Heading2"/>
       </w:pPr>
       <w:r>
-        <w:t>Feinstaub und Lebenszufriedenheit: Genetische und Umweltfaktoren in Zwillingspaaren</w:t>
+        <w:t>Klimawandel und Erschwinglichkeit gesunder Ernährung: globale Modellierungsstudie</w:t>
       </w:r>
     </w:p>
     <w:p>
@@ -320,12 +320,12 @@
           <w:color w:val="666666"/>
           <w:sz w:val="18"/>
         </w:rPr>
-        <w:t>Aretaki MA et al.  ·  Environ Res  ·  01.11.2026  ·  PMID 42705444</w:t>
+        <w:t>Jiang Y et al.  ·  Lancet Planet Health  ·  01.09.2026  ·  PMID 42679835</w:t>
       </w:r>
     </w:p>
     <w:p>
       <w:r>
-        <w:t>Analyse von 4.504 jungen Erwachsenen Zwillingspaaren (TwinLife-Studie 2014–2022) zur Aufteilung der PM2.5/PM10-Effekte auf Lebenszufriedenheit in familiengebundene versus individuelle Faktoren.</w:t>
+        <w:t>Integriertes Modellierungsrahmenwerk (Ernteerträge, Preisanpassungen) zur Auswirkung klimabedingter Ertragsverluste auf globale Ernährungsaffordabilität bis 2100.</w:t>
       </w:r>
     </w:p>
     <w:p>
@@ -336,7 +336,7 @@
         <w:t xml:space="preserve">Ergebnis: </w:t>
       </w:r>
       <w:r>
-        <w:t>PM2.5- und PM10-Effekt auf Lebenszufriedenheit lief zwischen Familien (b=−0,05 bis −0,06, SE=0,01, p&lt;0,001), nicht innerhalb; deutet auf gemeinsame Faktoren (SES, Nachbarschaft). Effekt von PM10 verstärkte sich mit Alter und Messjahr. Innerhalb monozygotischer Zwillinge marginal signifikant für PM10 (b=−0,09, SE=0,04, p=0,04), nicht für PM2.5.</w:t>
+        <w:t>Unter hohem Emissionsszenario (SSP3-6.0) könnte Klimawandel 119 Millionen Menschen zusätzlich von gesunder Ernährung ausschließen (oberes Modellensemble: 1,6 Mrd.). Dietkosten könnten in stärkst betroffenen Regionen um 12 % ansteigen. Unter niedrigem (SSP1-2.6) und mittlerem Szenario (SSP2-4.5) Affordabilität kaum betroffen. Disparitäten: Afrika und Asien am stärksten betroffen.</w:t>
       </w:r>
     </w:p>
     <w:p>
@@ -351,7 +351,7 @@
         <w:rPr>
           <w:sz w:val="19"/>
         </w:rPr>
-        <w:t>Deutschland, TwinLife-Kohorte, gemäßigte Klimazone, psychosoziale Effekte von Luftqualität</w:t>
+        <w:t>Global, Methodik relevant für Deutschland, absolute Auswirkungen in Hocheinkommensländern geringer</w:t>
       </w:r>
     </w:p>
     <w:p>
@@ -360,7 +360,7 @@
           <w:color w:val="5A7D3A"/>
           <w:sz w:val="18"/>
         </w:rPr>
-        <w:t>https://pubmed.ncbi.nlm.nih.gov/42705444/</w:t>
+        <w:t>https://pubmed.ncbi.nlm.nih.gov/42679835/</w:t>
       </w:r>
     </w:p>
     <w:p>
@@ -368,7 +368,7 @@
         <w:pStyle w:val="Heading2"/>
       </w:pPr>
       <w:r>
-        <w:t>PM10-Neurotoxizität: Unterschiedliche Pfade in Katalanien (Holz vs. Verkehr)</w:t>
+        <w:t>Sterblichkeitsrisiko Neugeborener durch Stickstoffdioxid-Exposition während Schwangerschaft</w:t>
       </w:r>
     </w:p>
     <w:p>
@@ -378,12 +378,12 @@
           <w:color w:val="666666"/>
           <w:sz w:val="18"/>
         </w:rPr>
-        <w:t>Ayala E et al.  ·  Environ Pollut  ·  01.11.2026  ·  PMID 42600830</w:t>
+        <w:t>Li G et al.  ·  Environ Pollut  ·  01.11.2026  ·  PMID 42556696</w:t>
       </w:r>
     </w:p>
     <w:p>
       <w:r>
-        <w:t>Analyse von 54 PM10-Proben aus ländlichem und vorstädtischem Katalanien auf organische Marker und neurotoxische Potenziale mit Zellkultur-Screening (SH-SY5Y Neuroblastomzellen).</w:t>
+        <w:t>Kohortenstudie mit 3,98 Millionen Mutter-Kind-Paaren im Iran zur Assoziation pränataler NO₂-Exposition mit Totgeborenenrate.</w:t>
       </w:r>
     </w:p>
     <w:p>
@@ -394,7 +394,7 @@
         <w:t xml:space="preserve">Ergebnis: </w:t>
       </w:r>
       <w:r>
-        <w:t>Vier Komponenten identifiziert: Biomasse-Verbrennung (Winter) zeigte stärkste Zytotoxizität und oxidativen Stress (ROS, p53-Aktivierung, R²CV≥0,62); Verkehrskomponente ganzjährig; SOA-Komponente mit selektiver Acetylcholinesterase-Hemmung ohne Zytotoxizität. Biomasse-Marker und PAHs waren Hauptprädiktoren für oxidativen Stress.</w:t>
+        <w:t>Pro 10 μg/m³ NO₂-Anstieg: Odds Ratio 1,206 (95%-KI 1,192–1,220) für Totgeburten nach iranischer Definition und 1,106 (95%-KI 1,088–1,125) nach WHO-Definition. Bei Einhaltung von 10 μg/m³: 7.686 (95%-KI 7.242–8.127) vermeidbare Totgeburten, entsprechend 25,8 % (95%-KI 24,3–27,3 %) zurechenbarer Anteil.</w:t>
       </w:r>
     </w:p>
     <w:p>
@@ -409,7 +409,7 @@
         <w:rPr>
           <w:sz w:val="19"/>
         </w:rPr>
-        <w:t>Südeuropa (Katalanien), Methodik übertragbar, Temperaturen/Biomasse-Verbrennung anders als Deutschland</w:t>
+        <w:t>Iran – Luftverschmutzung relevant, Schwellenwerte nicht direkt übertragbar</w:t>
       </w:r>
     </w:p>
     <w:p>
@@ -418,7 +418,7 @@
           <w:color w:val="5A7D3A"/>
           <w:sz w:val="18"/>
         </w:rPr>
-        <w:t>https://pubmed.ncbi.nlm.nih.gov/42600830/</w:t>
+        <w:t>https://pubmed.ncbi.nlm.nih.gov/42556696/</w:t>
       </w:r>
     </w:p>
     <w:sectPr>

--- a/download/studien-aktuell.docx
+++ b/download/studien-aktuell.docx
@@ -62,7 +62,7 @@
           <w:color w:val="666666"/>
           <w:sz w:val="18"/>
         </w:rPr>
-        <w:t>Stand: 01.10.2026  |  6 Studien  |  klima.m-vf.de</w:t>
+        <w:t>Stand: 02.10.2026  |  6 Studien  |  klima.m-vf.de</w:t>
       </w:r>
     </w:p>
     <w:p>
@@ -70,7 +70,7 @@
         <w:pStyle w:val="Heading1"/>
       </w:pPr>
       <w:r>
-        <w:t>Aufgenommen am 01.10.2026</w:t>
+        <w:t>Aufgenommen am 02.10.2026</w:t>
       </w:r>
     </w:p>
     <w:p>
@@ -78,7 +78,7 @@
         <w:pStyle w:val="Heading2"/>
       </w:pPr>
       <w:r>
-        <w:t>Langzeitfolgen von Klimawandel auf Gesundheit: globale systematische Übersichtsstudie quantitativer Forschung</w:t>
+        <w:t>Stickstoffdioxid und psychische Störungen: Zeitreihenanalyse über 10 Jahre</w:t>
       </w:r>
     </w:p>
     <w:p>
@@ -88,12 +88,12 @@
           <w:color w:val="666666"/>
           <w:sz w:val="18"/>
         </w:rPr>
-        <w:t>Limaheluw J et al.  ·  BMJ Open  ·  30.09.2026  ·  PMID 42816076</w:t>
+        <w:t>Zhuang H et al.  ·  Int J Biometeorol  ·  01.10.2026  ·  PMID 42821023</w:t>
       </w:r>
     </w:p>
     <w:p>
       <w:r>
-        <w:t>Scoping Review von 1.223 quantitativen Publikationen (2000–Mai 2024) zu Langzeiteffekten des Klimawandels auf menschliche Gesundheit.</w:t>
+        <w:t>Zeitreihenstudie über 10+ Jahre (2015–2025) untersuchte akute Auswirkungen von NO₂-Exposition auf ambulante Besuche wegen psychischer und Verhaltensstörungen in Xinxiang, China (2.409.583 gültige Aufzeichnungen).</w:t>
       </w:r>
     </w:p>
     <w:p>
@@ -104,7 +104,7 @@
         <w:t xml:space="preserve">Ergebnis: </w:t>
       </w:r>
       <w:r>
-        <w:t>Temperatur und Vektorübertragene Krankheiten: 39,3 % bzw. 30,9 % aller Publikationen. 73 % (24/33) von 33 Tierkrankheitsstudien zeigten positive Assoziationen zwischen Klimavariablen und erhöhtem Erkrankungsrisiko. ~20 % retrospektive Evidenz (Klimawandel wirkt bereits); ~80 % prospektiv mit überwiegend variablen oder zunehmenden Gesundheitsfolgen. Häufigste Outcomes: Diarrhö, Malaria, Dengue, ischämische Herzerkrankung, Schlaganfall.</w:t>
+        <w:t>Pro 10 µg/m³ NO₂-Anstieg (lag0) nahmen Ambulanzbesuche um 2,54% (95% KI: 2,04–3,04%) zu; Effekt war in der kalten Jahreszeit stärker. Expositions-Response-Kurve deutete auf nicht-lineare Beziehung hin. Befunde unterstützen Luftqualitätskontrolle für mentale Gesundheit.</w:t>
       </w:r>
     </w:p>
     <w:p>
@@ -119,7 +119,7 @@
         <w:rPr>
           <w:sz w:val="19"/>
         </w:rPr>
-        <w:t>Global, europäische und amerikanische Evidenzschwerpunkte, methodisch orientierungsweisend</w:t>
+        <w:t>China – städtische Luftverschmutzung; Mechanismus für gemäßigte Zonen plausibel, aber Schwellenwerte lokal spezifisch.</w:t>
       </w:r>
     </w:p>
     <w:p>
@@ -128,7 +128,7 @@
           <w:color w:val="5A7D3A"/>
           <w:sz w:val="18"/>
         </w:rPr>
-        <w:t>https://pubmed.ncbi.nlm.nih.gov/42816076/</w:t>
+        <w:t>https://pubmed.ncbi.nlm.nih.gov/42821023/</w:t>
       </w:r>
     </w:p>
     <w:p>
@@ -136,7 +136,7 @@
         <w:pStyle w:val="Heading2"/>
       </w:pPr>
       <w:r>
-        <w:t>Berufliche Hitzebelastung bei mobilen Gesundheitsdiensten: Schweizer Querschnittstudie</w:t>
+        <w:t>Luftverschmutzung und Kriminalität: Dosis-Wirkungs-Analyse in China</w:t>
       </w:r>
     </w:p>
     <w:p>
@@ -146,12 +146,12 @@
           <w:color w:val="666666"/>
           <w:sz w:val="18"/>
         </w:rPr>
-        <w:t>Fortunato R et al.  ·  BMC Public Health  ·  29.09.2026  ·  PMID 42811302</w:t>
+        <w:t>Han D et al.  ·  Int J Epidemiol  ·  18.08.2026  ·  PMID 42820415</w:t>
       </w:r>
     </w:p>
     <w:p>
       <w:r>
-        <w:t>Die Studie untersuchte die wahrgenommene Hitzebelastung und hitzebezogene Symptome bei Mitarbeitern mobiler Gesundheitsdienste in der Schweiz.</w:t>
+        <w:t>Landesweit zeitlich stratifizierte Fall-Crossover-Analyse von 483.718 Straftaten (2013–2019) zu Assoziationen mit Luftschadstoffexpositionen.</w:t>
       </w:r>
     </w:p>
     <w:p>
@@ -162,7 +162,7 @@
         <w:t xml:space="preserve">Ergebnis: </w:t>
       </w:r>
       <w:r>
-        <w:t>86 % der Teilnehmenden berichteten erhebliche Hitzebelastung. Assoziiert mit erhöhter Hitzebelastung waren: erhöhte Arbeitsbelastung (OR 14,06; 95%-KI 7,12–28,85), Hitzesymptome (OR 5,27; 2,20–12,88), eingeschränkte Flüssigkeitszufuhr (OR 2,59; 1,35–5,02), Arbeit in der Südschweiz (OR 3,98; 2,11–7,61).</w:t>
+        <w:t>Alle sechs untersuchten Schadstoffe (PM2,5, PM10, NO₂, CO, SO₂, Ozon) waren mit erhöhter Kriminalitätsrate assoziiert; Feinstaub korrespondierte mit +1,66%, NO₂ mit +4,03% pro Interquartilbereich-Erhöhung. Effekte stärker in der kalten Jahreszeit und wirtschaftlich schwächeren Regionen; gewichtete Multipolluenten-Analyse zeigte +3,22% Anstieg.</w:t>
       </w:r>
     </w:p>
     <w:p>
@@ -177,7 +177,7 @@
         <w:rPr>
           <w:sz w:val="19"/>
         </w:rPr>
-        <w:t>Schweiz, gemäßigte Klimazone, direkt übertragbar auf Deutschland</w:t>
+        <w:t>China – Methodik und Expositions-Response-Konzept übertragbar, aber regional unterschiedliche Schadstoffniveaus.</w:t>
       </w:r>
     </w:p>
     <w:p>
@@ -186,7 +186,7 @@
           <w:color w:val="5A7D3A"/>
           <w:sz w:val="18"/>
         </w:rPr>
-        <w:t>https://pubmed.ncbi.nlm.nih.gov/42811302/</w:t>
+        <w:t>https://pubmed.ncbi.nlm.nih.gov/42820415/</w:t>
       </w:r>
     </w:p>
     <w:p>
@@ -194,7 +194,7 @@
         <w:pStyle w:val="Heading2"/>
       </w:pPr>
       <w:r>
-        <w:t>Feinstaub und Suizidmortalität in Südkorea: instrumentale Variablenschätzung</w:t>
+        <w:t>Klimawandel, Exposom und Früh-Karzinogenese: Perspektivartikel</w:t>
       </w:r>
     </w:p>
     <w:p>
@@ -204,12 +204,12 @@
           <w:color w:val="666666"/>
           <w:sz w:val="18"/>
         </w:rPr>
-        <w:t>Kwon O  ·  Front Public Health  ·  14.09.2026  ·  PMID 42807091</w:t>
+        <w:t>Price S et al.  ·  Carcinogenesis  ·  07.07.2026  ·  PMID 42814569</w:t>
       </w:r>
     </w:p>
     <w:p>
       <w:r>
-        <w:t>Ökologische Analyse mit instrumentalen Variablen (thermische Inversion) zur Assoziation PM2,5 mit Suizidsterblichkeit in Südkorea 2015–2019.</w:t>
+        <w:t>Perspektivarbeit zur Verbindung von anthropogenem Klimawandel, Biodiversitätsverlust, Umweltzerstörung und prokanzerogenen Exposomen als Treiber für frühe Krebsinzidenz (Diagnose vor 50 Jahren).</w:t>
       </w:r>
     </w:p>
     <w:p>
@@ -220,7 +220,7 @@
         <w:t xml:space="preserve">Ergebnis: </w:t>
       </w:r>
       <w:r>
-        <w:t>Jeder 1 μg/m³ PM2,5-Anstieg assoziiert mit +0,6628 Suizidtodesfällen pro 1 Million Einwohner (β = 0,6628; 95%-KI 0,1049–1,2208), entsprechend 2,94 % Anstieg der Suizidmortalität. Differentielle Effekte: Männer (+7,873), älter Erwachsene (+21,18), niedrigere Schulbildung (+4,091), nicht-metropolitan (+5,434).</w:t>
+        <w:t>Positivarbeit argumentiert, dass komplexes Zusammenspiel von Klimawandel, Ökosystemzerstörung, Pathogenexposition und hochverarbeiteten Lebensmitteln ein prokanzerogenes Exposom schafft, besonders kritisch in Entwicklungsfenstern. Entzündung als gemeinsamer Mechanismus über mehrere chronische Erkrankungen identifiziert.</w:t>
       </w:r>
     </w:p>
     <w:p>
@@ -235,7 +235,7 @@
         <w:rPr>
           <w:sz w:val="19"/>
         </w:rPr>
-        <w:t>Ostasien, vergleichbar strukturiertes Gesundheitssystem, methodisch übertragbar</w:t>
+        <w:t>USA (gering direkte Übertragbarkeit), aber Konzept der Planetary-Health-vermittelten Exposition prinzipiell universal.</w:t>
       </w:r>
     </w:p>
     <w:p>
@@ -244,7 +244,7 @@
           <w:color w:val="5A7D3A"/>
           <w:sz w:val="18"/>
         </w:rPr>
-        <w:t>https://pubmed.ncbi.nlm.nih.gov/42807091/</w:t>
+        <w:t>https://pubmed.ncbi.nlm.nih.gov/42814569/</w:t>
       </w:r>
     </w:p>
     <w:p>
@@ -252,7 +252,7 @@
         <w:pStyle w:val="Heading2"/>
       </w:pPr>
       <w:r>
-        <w:t>Feinstaub und Lebenszufriedenheit: Genetische und Umweltfaktoren bei jungen Erwachsenen</w:t>
+        <w:t>Holzkohlengrill-Arbeit und Blutzellveränderungen: Querschnittsstudie</w:t>
       </w:r>
     </w:p>
     <w:p>
@@ -262,12 +262,12 @@
           <w:color w:val="666666"/>
           <w:sz w:val="18"/>
         </w:rPr>
-        <w:t>Kuznetsov DV et al.  ·  Environ Res  ·  01.11.2026  ·  PMID 42679876</w:t>
+        <w:t>Yuksel B et al.  ·  Front Public Health  ·  15.09.2026  ·  PMID 42812457</w:t>
       </w:r>
     </w:p>
     <w:p>
       <w:r>
-        <w:t>Zwillingsvergleichsanalyse mit bis zu 4.504 jungen Erwachsenen (TwinLife-Studie 2014–2022) zur Assoziation PM2,5/PM10 mit Lebenszufriedenheit.</w:t>
+        <w:t>Vergleichende Querschnittsuntersuchung von 25 Grillrestaurant-Arbeitern versus 25 Büropersonen zu Partikelmaterialexposition und Erythrozyten-Morphologie.</w:t>
       </w:r>
     </w:p>
     <w:p>
@@ -278,7 +278,7 @@
         <w:t xml:space="preserve">Ergebnis: </w:t>
       </w:r>
       <w:r>
-        <w:t>PM2,5- und PM10-Effekt auf Lebenszufriedenheit liefen zwischen Familien (b = −0,05 bis −0,06; SE = 0,01; p &lt; 0,001), nicht innerhalb von Paaren, was auf gemeinsame Familienfaktoren hindeutet. PM10-Effekt verstärkte sich mit Alter (b = −0,004 bis −0,01; p = 0,01–0,03).</w:t>
+        <w:t>Restaurants zeigten deutlich höhere PM-Konzentrationen (Median 117,8 vs. 0,23 µg/m³, p&lt;0,01). Grillarbeiter berichteten mehr Keuchen (12/25 vs. 0/25) und Dyspnoe (11/25 vs. 1/25). Nach Adjustierung für Alter, Geschlecht und Bildung blieben vier Poikilozyt-Formen signifikant erhöht: Dakrozyten (adjusted IRR 2,46, 95% KI 1,36–4,44), Elliptozyten (IRR 2,33), Sichelzellen (IRR 4,47) und Schistozyten (IRR 1,56).</w:t>
       </w:r>
     </w:p>
     <w:p>
@@ -293,7 +293,7 @@
         <w:rPr>
           <w:sz w:val="19"/>
         </w:rPr>
-        <w:t>Deutschland, Zwillingsregister, gemäßigte Klimazone, strukturell übertragbar</w:t>
+        <w:t>Türkei – relevante Expositionsszenarios für europäische Arbeitsschutzbetrachtung; Befunde hypothesengenerierend.</w:t>
       </w:r>
     </w:p>
     <w:p>
@@ -302,7 +302,7 @@
           <w:color w:val="5A7D3A"/>
           <w:sz w:val="18"/>
         </w:rPr>
-        <w:t>https://pubmed.ncbi.nlm.nih.gov/42679876/</w:t>
+        <w:t>https://pubmed.ncbi.nlm.nih.gov/42812457/</w:t>
       </w:r>
     </w:p>
     <w:p>
@@ -310,7 +310,7 @@
         <w:pStyle w:val="Heading2"/>
       </w:pPr>
       <w:r>
-        <w:t>Klimawandel und Erschwinglichkeit gesunder Ernährung: globale Modellierungsstudie</w:t>
+        <w:t>Klimawandel und Tierkrankheiten: Systematischer Überblick zu Spillover-Risiken</w:t>
       </w:r>
     </w:p>
     <w:p>
@@ -320,12 +320,12 @@
           <w:color w:val="666666"/>
           <w:sz w:val="18"/>
         </w:rPr>
-        <w:t>Jiang Y et al.  ·  Lancet Planet Health  ·  01.09.2026  ·  PMID 42679835</w:t>
+        <w:t>Lavarello-Schettini A et al.  ·  Lancet Planet Health  ·  14.09.2026  ·  PMID 42735690</w:t>
       </w:r>
     </w:p>
     <w:p>
       <w:r>
-        <w:t>Integriertes Modellierungsrahmenwerk (Ernteerträge, Preisanpassungen) zur Auswirkung klimabedingter Ertragsverluste auf globale Ernährungsaffordabilität bis 2100.</w:t>
+        <w:t>Systematische Übersichtsarbeit untersuchte Auswirkungen von Klimavariabilität auf die Epidemiologie von Infektionskrankheiten bei Tieren mit Relevanz für Zoonose-Risiken.</w:t>
       </w:r>
     </w:p>
     <w:p>
@@ -336,7 +336,7 @@
         <w:t xml:space="preserve">Ergebnis: </w:t>
       </w:r>
       <w:r>
-        <w:t>Unter hohem Emissionsszenario (SSP3-6.0) könnte Klimawandel 119 Millionen Menschen zusätzlich von gesunder Ernährung ausschließen (oberes Modellensemble: 1,6 Mrd.). Dietkosten könnten in stärkst betroffenen Regionen um 12 % ansteigen. Unter niedrigem (SSP1-2.6) und mittlerem Szenario (SSP2-4.5) Affordabilität kaum betroffen. Disparitäten: Afrika und Asien am stärksten betroffen.</w:t>
+        <w:t>73% der 33 eingeschlossenen Studien berichteten positive Assoziationen zwischen Klimafaktoren und erhöhtem Erkrankungsrisiko oder ausgedehntem geografischen Verbreitungsgebiet; vektorvermittelte Mechanismen wurden in 76% der Arbeiten identifiziert. Landnutzungsänderung als dominanter anthropogener Faktor erkannt.</w:t>
       </w:r>
     </w:p>
     <w:p>
@@ -351,7 +351,7 @@
         <w:rPr>
           <w:sz w:val="19"/>
         </w:rPr>
-        <w:t>Global, Methodik relevant für Deutschland, absolute Auswirkungen in Hocheinkommensländern geringer</w:t>
+        <w:t>Europa und gemäßigte Breiten relevant; Fokus auf One-Health-Strategie übertragbar.</w:t>
       </w:r>
     </w:p>
     <w:p>
@@ -360,7 +360,7 @@
           <w:color w:val="5A7D3A"/>
           <w:sz w:val="18"/>
         </w:rPr>
-        <w:t>https://pubmed.ncbi.nlm.nih.gov/42679835/</w:t>
+        <w:t>https://pubmed.ncbi.nlm.nih.gov/42735690/</w:t>
       </w:r>
     </w:p>
     <w:p>
@@ -368,7 +368,7 @@
         <w:pStyle w:val="Heading2"/>
       </w:pPr>
       <w:r>
-        <w:t>Sterblichkeitsrisiko Neugeborener durch Stickstoffdioxid-Exposition während Schwangerschaft</w:t>
+        <w:t>Luftverschmutzung und Bürgeraktivismus: Atmosphärische Infrastrukturen in Tschechien</w:t>
       </w:r>
     </w:p>
     <w:p>
@@ -378,12 +378,12 @@
           <w:color w:val="666666"/>
           <w:sz w:val="18"/>
         </w:rPr>
-        <w:t>Li G et al.  ·  Environ Pollut  ·  01.11.2026  ·  PMID 42556696</w:t>
+        <w:t>Trnka S  ·  Sociol Health Illn  ·  Sept. 2026  ·  PMID 42712130</w:t>
       </w:r>
     </w:p>
     <w:p>
       <w:r>
-        <w:t>Kohortenstudie mit 3,98 Millionen Mutter-Kind-Paaren im Iran zur Assoziation pränataler NO₂-Exposition mit Totgeborenenrate.</w:t>
+        <w:t>Qualitative anthropologische Analyse von Aktivisten-Reaktionen auf Atemwegserkrankungen durch Luftverschmutzung in Tschechien; Konzept der ‚atmosphärischen Infrastrukturen'.</w:t>
       </w:r>
     </w:p>
     <w:p>
@@ -394,7 +394,7 @@
         <w:t xml:space="preserve">Ergebnis: </w:t>
       </w:r>
       <w:r>
-        <w:t>Pro 10 μg/m³ NO₂-Anstieg: Odds Ratio 1,206 (95%-KI 1,192–1,220) für Totgeburten nach iranischer Definition und 1,106 (95%-KI 1,088–1,125) nach WHO-Definition. Bei Einhaltung von 10 μg/m³: 7.686 (95%-KI 7.242–8.127) vermeidbare Totgeburten, entsprechend 25,8 % (95%-KI 24,3–27,3 %) zurechenbarer Anteil.</w:t>
+        <w:t>Kernfundes: Aktivisten rahmen Atemwegsgesundheit als Bürgerproblem (nicht Individualverantwortung), kombinieren Protestaktivitäten mit Gesundheitsbildung und betonen kollektive Verantwortung für sowohl meteorologische als auch affektive/politische Atmosphären. Zeigt Verknüpfung von Stadtluftqualität mit sozialer Kohäsion und politischem Bewusstsein.</w:t>
       </w:r>
     </w:p>
     <w:p>
@@ -409,7 +409,7 @@
         <w:rPr>
           <w:sz w:val="19"/>
         </w:rPr>
-        <w:t>Iran – Luftverschmutzung relevant, Schwellenwerte nicht direkt übertragbar</w:t>
+        <w:t>Tschechien (Mitteleuropa) – direkt auf deutschsprachigen Raum und städtische Luftpolitik übertragbar.</w:t>
       </w:r>
     </w:p>
     <w:p>
@@ -418,7 +418,7 @@
           <w:color w:val="5A7D3A"/>
           <w:sz w:val="18"/>
         </w:rPr>
-        <w:t>https://pubmed.ncbi.nlm.nih.gov/42556696/</w:t>
+        <w:t>https://pubmed.ncbi.nlm.nih.gov/42712130/</w:t>
       </w:r>
     </w:p>
     <w:sectPr>

--- a/download/studien-aktuell.docx
+++ b/download/studien-aktuell.docx
@@ -62,7 +62,7 @@
           <w:color w:val="666666"/>
           <w:sz w:val="18"/>
         </w:rPr>
-        <w:t>Stand: 02.10.2026  |  6 Studien  |  klima.m-vf.de</w:t>
+        <w:t>Stand: 03.10.2026  |  6 Studien  |  klima.m-vf.de</w:t>
       </w:r>
     </w:p>
     <w:p>
@@ -70,7 +70,7 @@
         <w:pStyle w:val="Heading1"/>
       </w:pPr>
       <w:r>
-        <w:t>Aufgenommen am 02.10.2026</w:t>
+        <w:t>Aufgenommen am 03.10.2026</w:t>
       </w:r>
     </w:p>
     <w:p>
@@ -78,7 +78,7 @@
         <w:pStyle w:val="Heading2"/>
       </w:pPr>
       <w:r>
-        <w:t>Stickstoffdioxid und psychische Störungen: Zeitreihenanalyse über 10 Jahre</w:t>
+        <w:t>Klimawandel und Mücken-Infektionen: Dengue versus Malaria</w:t>
       </w:r>
     </w:p>
     <w:p>
@@ -88,12 +88,12 @@
           <w:color w:val="666666"/>
           <w:sz w:val="18"/>
         </w:rPr>
-        <w:t>Zhuang H et al.  ·  Int J Biometeorol  ·  01.10.2026  ·  PMID 42821023</w:t>
+        <w:t>Cumming TB et al.  ·  Sci Adv  ·  02.10.2026  ·  PMID 42826200</w:t>
       </w:r>
     </w:p>
     <w:p>
       <w:r>
-        <w:t>Zeitreihenstudie über 10+ Jahre (2015–2025) untersuchte akute Auswirkungen von NO₂-Exposition auf ambulante Besuche wegen psychischer und Verhaltensstörungen in Xinxiang, China (2.409.583 gültige Aufzeichnungen).</w:t>
+        <w:t>Die Studie analysiert, warum steigende Temperaturen und Feuchte beide Mückenvektoren (Anopheles für Malaria, Aedes für Dengue) begünstigen, aber unterschiedliche Krankheitstrajectories entstehen.</w:t>
       </w:r>
     </w:p>
     <w:p>
@@ -104,7 +104,7 @@
         <w:t xml:space="preserve">Ergebnis: </w:t>
       </w:r>
       <w:r>
-        <w:t>Pro 10 µg/m³ NO₂-Anstieg (lag0) nahmen Ambulanzbesuche um 2,54% (95% KI: 2,04–3,04%) zu; Effekt war in der kalten Jahreszeit stärker. Expositions-Response-Kurve deutete auf nicht-lineare Beziehung hin. Befunde unterstützen Luftqualitätskontrolle für mentale Gesundheit.</w:t>
+        <w:t>Trotz ähnlicher Auswirkungen von Klimafaktoren auf die Übertragungsparameter zeigen Malaria und Dengue entgegengesetzte Trends: Dengue expandiert schnell, während Malaria langfristig abnimmt. Dieser Unterschied resultiert aus komplexen nichtlinearen Beziehungen, saisonalen Effekten und lokaler Variabilität sowie dem Einfluss von Bevölkerungsbewegungen, Immunität, Landnutzung, Urbanisierung und Kontrollmaßnahmen.</w:t>
       </w:r>
     </w:p>
     <w:p>
@@ -119,7 +119,7 @@
         <w:rPr>
           <w:sz w:val="19"/>
         </w:rPr>
-        <w:t>China – städtische Luftverschmutzung; Mechanismus für gemäßigte Zonen plausibel, aber Schwellenwerte lokal spezifisch.</w:t>
+        <w:t>Globale Perspektive—Methodik zur Analyse komplexer Klima-Krankheits-Interaktionen ist übertragbar; absolute Risiken regional stark verschieden.</w:t>
       </w:r>
     </w:p>
     <w:p>
@@ -128,7 +128,7 @@
           <w:color w:val="5A7D3A"/>
           <w:sz w:val="18"/>
         </w:rPr>
-        <w:t>https://pubmed.ncbi.nlm.nih.gov/42821023/</w:t>
+        <w:t>https://pubmed.ncbi.nlm.nih.gov/42826200/</w:t>
       </w:r>
     </w:p>
     <w:p>
@@ -136,7 +136,7 @@
         <w:pStyle w:val="Heading2"/>
       </w:pPr>
       <w:r>
-        <w:t>Luftverschmutzung und Kriminalität: Dosis-Wirkungs-Analyse in China</w:t>
+        <w:t>Hitzewellen und funktionelle Gesundheit bei älteren Erwachsenen in China</w:t>
       </w:r>
     </w:p>
     <w:p>
@@ -146,12 +146,12 @@
           <w:color w:val="666666"/>
           <w:sz w:val="18"/>
         </w:rPr>
-        <w:t>Han D et al.  ·  Int J Epidemiol  ·  18.08.2026  ·  PMID 42820415</w:t>
+        <w:t>Huang L et al.  ·  BMC Public Health  ·  26.09.2026  ·  PMID 42823677</w:t>
       </w:r>
     </w:p>
     <w:p>
       <w:r>
-        <w:t>Landesweit zeitlich stratifizierte Fall-Crossover-Analyse von 483.718 Straftaten (2013–2019) zu Assoziationen mit Luftschadstoffexpositionen.</w:t>
+        <w:t>Die Studie untersuchte den Zusammenhang zwischen kumulativer Hitzeexposition und Trajectories der intrinsischen Kapazität (multidimensionales Maß der Gesundheit) bei 1.393 chinesischen Erwachsenen über drei Wellen (2011–2015).</w:t>
       </w:r>
     </w:p>
     <w:p>
@@ -162,7 +162,7 @@
         <w:t xml:space="preserve">Ergebnis: </w:t>
       </w:r>
       <w:r>
-        <w:t>Alle sechs untersuchten Schadstoffe (PM2,5, PM10, NO₂, CO, SO₂, Ozon) waren mit erhöhter Kriminalitätsrate assoziiert; Feinstaub korrespondierte mit +1,66%, NO₂ mit +4,03% pro Interquartilbereich-Erhöhung. Effekte stärker in der kalten Jahreszeit und wirtschaftlich schwächeren Regionen; gewichtete Multipolluenten-Analyse zeigte +3,22% Anstieg.</w:t>
+        <w:t>Jeder zusätzliche Hitzewell-Tag erhöhte das Risiko einer Low-declining IC-Trajectory signifikant (RRR 1,035, 95%-KI 1,012–1,058, p=0,003). Der Effekt war stärker bei Personen mit primärer Schulbildung oder weniger (RRR 1,07) und bei ländlichen Bewohnern (RRR 1,05). Kalte Phasen zeigten keine signifikante Assoziation (p=0,554).</w:t>
       </w:r>
     </w:p>
     <w:p>
@@ -177,7 +177,7 @@
         <w:rPr>
           <w:sz w:val="19"/>
         </w:rPr>
-        <w:t>China – Methodik und Expositions-Response-Konzept übertragbar, aber regional unterschiedliche Schadstoffniveaus.</w:t>
+        <w:t>China mit vergleichbarem Klima—höhere Temperaturschwellen; Befunde zur Vulnerabilität sozioökonomisch Benachteiligter sind prinzipiell relevant.</w:t>
       </w:r>
     </w:p>
     <w:p>
@@ -186,7 +186,7 @@
           <w:color w:val="5A7D3A"/>
           <w:sz w:val="18"/>
         </w:rPr>
-        <w:t>https://pubmed.ncbi.nlm.nih.gov/42820415/</w:t>
+        <w:t>https://pubmed.ncbi.nlm.nih.gov/42823677/</w:t>
       </w:r>
     </w:p>
     <w:p>
@@ -194,7 +194,7 @@
         <w:pStyle w:val="Heading2"/>
       </w:pPr>
       <w:r>
-        <w:t>Klimawandel, Exposom und Früh-Karzinogenese: Perspektivartikel</w:t>
+        <w:t>Gesundheitsrisiken verschiedener Luftverschmutzungs-Events: Vergleichende Analyse</w:t>
       </w:r>
     </w:p>
     <w:p>
@@ -204,12 +204,12 @@
           <w:color w:val="666666"/>
           <w:sz w:val="18"/>
         </w:rPr>
-        <w:t>Price S et al.  ·  Carcinogenesis  ·  07.07.2026  ·  PMID 42814569</w:t>
+        <w:t>Zheng F et al.  ·  J Environ Sci (China)  ·  16.02.2026  ·  PMID 42822912</w:t>
       </w:r>
     </w:p>
     <w:p>
       <w:r>
-        <w:t>Perspektivarbeit zur Verbindung von anthropogenem Klimawandel, Biodiversitätsverlust, Umweltzerstörung und prokanzerogenen Exposomen als Treiber für frühe Krebsinzidenz (Diagnose vor 50 Jahren).</w:t>
+        <w:t>Die Studie verglich Gesundheitsrisiken von drei Typ-Luftverschmutzungsereignissen (Smog, Feuerwerk, Staub) in Beijing 2019 anhand von Partikelgröße, -zusammensetzung und oxidativem Potenzial.</w:t>
       </w:r>
     </w:p>
     <w:p>
@@ -220,7 +220,7 @@
         <w:t xml:space="preserve">Ergebnis: </w:t>
       </w:r>
       <w:r>
-        <w:t>Positivarbeit argumentiert, dass komplexes Zusammenspiel von Klimawandel, Ökosystemzerstörung, Pathogenexposition und hochverarbeiteten Lebensmitteln ein prokanzerogenes Exposom schafft, besonders kritisch in Entwicklungsfenstern. Entzündung als gemeinsamer Mechanismus über mehrere chronische Erkrankungen identifiziert.</w:t>
+        <w:t>Während Haze Feuerwerk und Dust Events unterschiedliche Depositionsmuster zeigten (Haze in tracheobronchialen/pulmonalen Regionen, Dust in extra-thorakalen/TB-Regionen), überschritt das Gesamt-Krebsrisiko (TCR) bei allen verschmutzten Ereignissen den Sicherheitsschwellwert (1,0×10⁻⁴), erreichend 7,6×, 4,2× und 1,5× die Werte an sauberen Tagen (2,3×10⁻⁴). Chronische Hazard-Indizes stiegen bei Feuerwerk auf 241, Dust auf 100, Haze auf 37 (sauber: 23). PM₂.₅-Oxidatives Potenzial war konsistent höher als an sauberen Tagen.</w:t>
       </w:r>
     </w:p>
     <w:p>
@@ -235,7 +235,7 @@
         <w:rPr>
           <w:sz w:val="19"/>
         </w:rPr>
-        <w:t>USA (gering direkte Übertragbarkeit), aber Konzept der Planetary-Health-vermittelten Exposition prinzipiell universal.</w:t>
+        <w:t>China—höhere Pollutantniveaus als Deutschland; Methodik der Mehrindikator-Risikobewertung übertragbar.</w:t>
       </w:r>
     </w:p>
     <w:p>
@@ -244,7 +244,7 @@
           <w:color w:val="5A7D3A"/>
           <w:sz w:val="18"/>
         </w:rPr>
-        <w:t>https://pubmed.ncbi.nlm.nih.gov/42814569/</w:t>
+        <w:t>https://pubmed.ncbi.nlm.nih.gov/42822912/</w:t>
       </w:r>
     </w:p>
     <w:p>
@@ -252,7 +252,7 @@
         <w:pStyle w:val="Heading2"/>
       </w:pPr>
       <w:r>
-        <w:t>Holzkohlengrill-Arbeit und Blutzellveränderungen: Querschnittsstudie</w:t>
+        <w:t>Emerierende virale Zoonosen 2016–2026: Systematische Übersicht und Meta-Analyse</w:t>
       </w:r>
     </w:p>
     <w:p>
@@ -262,12 +262,12 @@
           <w:color w:val="666666"/>
           <w:sz w:val="18"/>
         </w:rPr>
-        <w:t>Yuksel B et al.  ·  Front Public Health  ·  15.09.2026  ·  PMID 42812457</w:t>
+        <w:t>Tao P et al.  ·  Transbound Emerg Dis  ·  2026  ·  PMID 42811656</w:t>
       </w:r>
     </w:p>
     <w:p>
       <w:r>
-        <w:t>Vergleichende Querschnittsuntersuchung von 25 Grillrestaurant-Arbeitern versus 25 Büropersonen zu Partikelmaterialexposition und Erythrozyten-Morphologie.</w:t>
+        <w:t>Systematische Analyse von 312 Studien zu Spillover-Ereignissen viraler Erreger aus Tierreservoirs in menschliche Populationen über ein Jahrzehnt.</w:t>
       </w:r>
     </w:p>
     <w:p>
@@ -278,7 +278,7 @@
         <w:t xml:space="preserve">Ergebnis: </w:t>
       </w:r>
       <w:r>
-        <w:t>Restaurants zeigten deutlich höhere PM-Konzentrationen (Median 117,8 vs. 0,23 µg/m³, p&lt;0,01). Grillarbeiter berichteten mehr Keuchen (12/25 vs. 0/25) und Dyspnoe (11/25 vs. 1/25). Nach Adjustierung für Alter, Geschlecht und Bildung blieben vier Poikilozyt-Formen signifikant erhöht: Dakrozyten (adjusted IRR 2,46, 95% KI 1,36–4,44), Elliptozyten (IRR 2,33), Sichelzellen (IRR 4,47) und Schistozyten (IRR 1,56).</w:t>
+        <w:t>Jährliche hochfolgenreiche Spillover-Ereignisse stiegen um 4,98% (95%-KI 3,22–6,76%), mit fünf Erklärungen von Notständen von internationaler Tragweite. Landnutzungsänderung war der dominante anthropogene Treiber, erhöhte die Zoonose-Wirts-Diversität um 18–72%. Nicht-pharmazeutische Interventionen reduzierten die effektive Reproduktionszahl um bis zu 82%. One-Health-Prävention hatte eine finanzielle Rendite von über 1100%.</w:t>
       </w:r>
     </w:p>
     <w:p>
@@ -293,7 +293,7 @@
         <w:rPr>
           <w:sz w:val="19"/>
         </w:rPr>
-        <w:t>Türkei – relevante Expositionsszenarios für europäische Arbeitsschutzbetrachtung; Befunde hypothesengenerierend.</w:t>
+        <w:t>Globale Metaanalyse—Methodik und Prävention-ROI übertragbar; spezifische Virengeographien sind regional verschieden.</w:t>
       </w:r>
     </w:p>
     <w:p>
@@ -302,7 +302,7 @@
           <w:color w:val="5A7D3A"/>
           <w:sz w:val="18"/>
         </w:rPr>
-        <w:t>https://pubmed.ncbi.nlm.nih.gov/42812457/</w:t>
+        <w:t>https://pubmed.ncbi.nlm.nih.gov/42811656/</w:t>
       </w:r>
     </w:p>
     <w:p>
@@ -310,7 +310,7 @@
         <w:pStyle w:val="Heading2"/>
       </w:pPr>
       <w:r>
-        <w:t>Klimawandel und Tierkrankheiten: Systematischer Überblick zu Spillover-Risiken</w:t>
+        <w:t>Chronische Verlaufserkrankungen im Sicherheitsdenken: Long COVID als Fallstudie</w:t>
       </w:r>
     </w:p>
     <w:p>
@@ -320,12 +320,12 @@
           <w:color w:val="666666"/>
           <w:sz w:val="18"/>
         </w:rPr>
-        <w:t>Lavarello-Schettini A et al.  ·  Lancet Planet Health  ·  14.09.2026  ·  PMID 42735690</w:t>
+        <w:t>Finkelstein P  ·  Global Health  ·  28.09.2026  ·  PMID 42806328</w:t>
       </w:r>
     </w:p>
     <w:p>
       <w:r>
-        <w:t>Systematische Übersichtsarbeit untersuchte Auswirkungen von Klimavariabilität auf die Epidemiologie von Infektionskrankheiten bei Tieren mit Relevanz für Zoonose-Risiken.</w:t>
+        <w:t>Qualitative Analyse, warum Long COVID trotz weltweiter Betroffenheit nicht in Sicherheitsagenden verankert ist und welche Hindernisse eine Securitization dieser chronischen Bedrohung blockieren.</w:t>
       </w:r>
     </w:p>
     <w:p>
@@ -336,7 +336,7 @@
         <w:t xml:space="preserve">Ergebnis: </w:t>
       </w:r>
       <w:r>
-        <w:t>73% der 33 eingeschlossenen Studien berichteten positive Assoziationen zwischen Klimafaktoren und erhöhtem Erkrankungsrisiko oder ausgedehntem geografischen Verbreitungsgebiet; vektorvermittelte Mechanismen wurden in 76% der Arbeiten identifiziert. Landnutzungsänderung als dominanter anthropogener Faktor erkannt.</w:t>
+        <w:t>Die zeitliche Diskrepanz zwischen chronischem Verlauf und akuten Sicherheitsrahmen, fehlende wissenschaftliche Gewissheit, fragmentierte Governance, begrenzte öffentliche Aufmerksamkeit und kulturelle Betonung individueller Verantwortung verhindern die Anerkennung als existenzielle Bedrohung. Internationale Institutionen (UN, WHO) zeigen ähnliche Trägheit durch mehrdeutige Mandate und konkurrierende Prioritäten.</w:t>
       </w:r>
     </w:p>
     <w:p>
@@ -351,7 +351,7 @@
         <w:rPr>
           <w:sz w:val="19"/>
         </w:rPr>
-        <w:t>Europa und gemäßigte Breiten relevant; Fokus auf One-Health-Strategie übertragbar.</w:t>
+        <w:t>Argumentiert für Konzeptionalisierung von Slow-onset-Krisen im Gesundheitssystem—direkt relevant für Hitze, Luftverschmutzung, psychische Folgen des Klimawandels in Deutschland.</w:t>
       </w:r>
     </w:p>
     <w:p>
@@ -360,7 +360,7 @@
           <w:color w:val="5A7D3A"/>
           <w:sz w:val="18"/>
         </w:rPr>
-        <w:t>https://pubmed.ncbi.nlm.nih.gov/42735690/</w:t>
+        <w:t>https://pubmed.ncbi.nlm.nih.gov/42806328/</w:t>
       </w:r>
     </w:p>
     <w:p>
@@ -368,7 +368,7 @@
         <w:pStyle w:val="Heading2"/>
       </w:pPr>
       <w:r>
-        <w:t>Luftverschmutzung und Bürgeraktivismus: Atmosphärische Infrastrukturen in Tschechien</w:t>
+        <w:t>Mikrobiologische Risiken in Regenwassernutzungssystemen: Quellen und Gesundheitsfolgen</w:t>
       </w:r>
     </w:p>
     <w:p>
@@ -378,12 +378,12 @@
           <w:color w:val="666666"/>
           <w:sz w:val="18"/>
         </w:rPr>
-        <w:t>Trnka S  ·  Sociol Health Illn  ·  Sept. 2026  ·  PMID 42712130</w:t>
+        <w:t>Jamka K et al.  ·  Ann Agric Environ Med  ·  21.09.2026  ·  PMID 42802948</w:t>
       </w:r>
     </w:p>
     <w:p>
       <w:r>
-        <w:t>Qualitative anthropologische Analyse von Aktivisten-Reaktionen auf Atemwegserkrankungen durch Luftverschmutzung in Tschechien; Konzept der ‚atmosphärischen Infrastrukturen'.</w:t>
+        <w:t>Systematische Übersichtsarbeit (2000–2026) zu mikrobiologischen Gefahren, Indikatorbakterien und Risikoabschätzung in Regenwasser-Harvesting-Systemen als Adaptation an Klimaveränderungen.</w:t>
       </w:r>
     </w:p>
     <w:p>
@@ -394,7 +394,7 @@
         <w:t xml:space="preserve">Ergebnis: </w:t>
       </w:r>
       <w:r>
-        <w:t>Kernfundes: Aktivisten rahmen Atemwegsgesundheit als Bürgerproblem (nicht Individualverantwortung), kombinieren Protestaktivitäten mit Gesundheitsbildung und betonen kollektive Verantwortung für sowohl meteorologische als auch affektive/politische Atmosphären. Zeigt Verknüpfung von Stadtluftqualität mit sozialer Kohäsion und politischem Bewusstsein.</w:t>
+        <w:t>Unbehandeltes Wasser aus RWHS ist häufig geeignet für Nicht-Konsumzwecke, überschreitet aber in der Regel die Standards für Trinkwasser. Fäkalindikatoren (FIB) sind problematisch zur Quelle-Identifikation; Mikrobielle-Quellen-Tracking (MST) und Quantitative-Microbial-Risk-Assessment (QMRA) sind zentrale Methoden. Für Trinkwasser-Nutzung ist typischerweise Behandlung und kontinuierliche Überwachung erforderlich.</w:t>
       </w:r>
     </w:p>
     <w:p>
@@ -409,7 +409,7 @@
         <w:rPr>
           <w:sz w:val="19"/>
         </w:rPr>
-        <w:t>Tschechien (Mitteleuropa) – direkt auf deutschsprachigen Raum und städtische Luftpolitik übertragbar.</w:t>
+        <w:t>Deutschland und Mitteleuropa—wachsendes Thema bei extremer Trockenheit und Wassermangel (Dürre-Adaptation).</w:t>
       </w:r>
     </w:p>
     <w:p>
@@ -418,7 +418,7 @@
           <w:color w:val="5A7D3A"/>
           <w:sz w:val="18"/>
         </w:rPr>
-        <w:t>https://pubmed.ncbi.nlm.nih.gov/42712130/</w:t>
+        <w:t>https://pubmed.ncbi.nlm.nih.gov/42802948/</w:t>
       </w:r>
     </w:p>
     <w:sectPr>

--- a/download/studien-aktuell.docx
+++ b/download/studien-aktuell.docx
@@ -62,7 +62,7 @@
           <w:color w:val="666666"/>
           <w:sz w:val="18"/>
         </w:rPr>
-        <w:t>Stand: 03.10.2026  |  6 Studien  |  klima.m-vf.de</w:t>
+        <w:t>Stand: 04.10.2026  |  6 Studien  |  klima.m-vf.de</w:t>
       </w:r>
     </w:p>
     <w:p>
@@ -70,7 +70,7 @@
         <w:pStyle w:val="Heading1"/>
       </w:pPr>
       <w:r>
-        <w:t>Aufgenommen am 03.10.2026</w:t>
+        <w:t>Aufgenommen am 04.10.2026</w:t>
       </w:r>
     </w:p>
     <w:p>
@@ -78,7 +78,7 @@
         <w:pStyle w:val="Heading2"/>
       </w:pPr>
       <w:r>
-        <w:t>Klimawandel und Mücken-Infektionen: Dengue versus Malaria</w:t>
+        <w:t>Verhaltensänderung und Systemwandel in Klimaschutzmaßnahmen</w:t>
       </w:r>
     </w:p>
     <w:p>
@@ -88,12 +88,12 @@
           <w:color w:val="666666"/>
           <w:sz w:val="18"/>
         </w:rPr>
-        <w:t>Cumming TB et al.  ·  Sci Adv  ·  02.10.2026  ·  PMID 42826200</w:t>
+        <w:t>Crielaard L et al.  ·  Int J Behav Nutr Phys Act  ·  02.10.2026  ·  PMID 42827262</w:t>
       </w:r>
     </w:p>
     <w:p>
       <w:r>
-        <w:t>Die Studie analysiert, warum steigende Temperaturen und Feuchte beide Mückenvektoren (Anopheles für Malaria, Aedes für Dengue) begünstigen, aber unterschiedliche Krankheitstrajectories entstehen.</w:t>
+        <w:t>Qualitative Analyse, wie wissenschaftliche Gesellschaften Klimahandeln zwischen Individualverantwortung und strukturellem Wandel gestalten können.</w:t>
       </w:r>
     </w:p>
     <w:p>
@@ -104,7 +104,7 @@
         <w:t xml:space="preserve">Ergebnis: </w:t>
       </w:r>
       <w:r>
-        <w:t>Trotz ähnlicher Auswirkungen von Klimafaktoren auf die Übertragungsparameter zeigen Malaria und Dengue entgegengesetzte Trends: Dengue expandiert schnell, während Malaria langfristig abnimmt. Dieser Unterschied resultiert aus komplexen nichtlinearen Beziehungen, saisonalen Effekten und lokaler Variabilität sowie dem Einfluss von Bevölkerungsbewegungen, Immunität, Landnutzung, Urbanisierung und Kontrollmaßnahmen.</w:t>
+        <w:t>Zentrale Kernaussage: Fokus auf individuelle Kohlenstoffbilanzierung ohne eingebettete institutionelle Veränderungen riskiert Überbetonung der Einzelverantwortung. Vier Systemwissenschafts-Lenses identifiziert (Lastverschiebung, fundamentaler Attributionsfehler, Bergaufstrecke, unbeabsichtigte Folgen) mit drei Handlungsansätzen für Verbände.</w:t>
       </w:r>
     </w:p>
     <w:p>
@@ -119,7 +119,7 @@
         <w:rPr>
           <w:sz w:val="19"/>
         </w:rPr>
-        <w:t>Globale Perspektive—Methodik zur Analyse komplexer Klima-Krankheits-Interaktionen ist übertragbar; absolute Risiken regional stark verschieden.</w:t>
+        <w:t>Niederlande, vergleichbares Versorgungssystem; Systemisches Denken für deutsche Gesundheitssektor-Institutionen.</w:t>
       </w:r>
     </w:p>
     <w:p>
@@ -128,7 +128,7 @@
           <w:color w:val="5A7D3A"/>
           <w:sz w:val="18"/>
         </w:rPr>
-        <w:t>https://pubmed.ncbi.nlm.nih.gov/42826200/</w:t>
+        <w:t>https://pubmed.ncbi.nlm.nih.gov/42827262/</w:t>
       </w:r>
     </w:p>
     <w:p>
@@ -136,7 +136,7 @@
         <w:pStyle w:val="Heading2"/>
       </w:pPr>
       <w:r>
-        <w:t>Hitzewellen und funktionelle Gesundheit bei älteren Erwachsenen in China</w:t>
+        <w:t>Viscerale Leishmaniasis: Umweltdeterminanten und One-Health-Perspektive</w:t>
       </w:r>
     </w:p>
     <w:p>
@@ -146,12 +146,12 @@
           <w:color w:val="666666"/>
           <w:sz w:val="18"/>
         </w:rPr>
-        <w:t>Huang L et al.  ·  BMC Public Health  ·  26.09.2026  ·  PMID 42823677</w:t>
+        <w:t>Shrivastava SR et al.  ·  Front Public Health  ·  15.09.2026  ·  PMID 42812481</w:t>
       </w:r>
     </w:p>
     <w:p>
       <w:r>
-        <w:t>Die Studie untersuchte den Zusammenhang zwischen kumulativer Hitzeexposition und Trajectories der intrinsischen Kapazität (multidimensionales Maß der Gesundheit) bei 1.393 chinesischen Erwachsenen über drei Wellen (2011–2015).</w:t>
+        <w:t>Qualitative Perspektivarbeit zur Integration von Umweltrisiken und Siedlungsstruktur in Kala-Azar-Eliminationsstrategien aus One-Health-Sicht.</w:t>
       </w:r>
     </w:p>
     <w:p>
@@ -162,7 +162,7 @@
         <w:t xml:space="preserve">Ergebnis: </w:t>
       </w:r>
       <w:r>
-        <w:t>Jeder zusätzliche Hitzewell-Tag erhöhte das Risiko einer Low-declining IC-Trajectory signifikant (RRR 1,035, 95%-KI 1,012–1,058, p=0,003). Der Effekt war stärker bei Personen mit primärer Schulbildung oder weniger (RRR 1,07) und bei ländlichen Bewohnern (RRR 1,05). Kalte Phasen zeigten keine signifikante Assoziation (p=0,554).</w:t>
+        <w:t>Kernaussage: Umweltsurveillance (Habitatqualität, Vektor-Ökologie, Abwasser) ist bislang unterpriorisiert. Empfohlen: Systematische Umweltbewertungen, Community-basiertes Monitoring, harmonisierte Datenerfassung, Integration mit klinischen und epidemiologischen Strategien zur Stärkung der Nachhaltigkeit von Eliminationsprogrammen.</w:t>
       </w:r>
     </w:p>
     <w:p>
@@ -177,7 +177,7 @@
         <w:rPr>
           <w:sz w:val="19"/>
         </w:rPr>
-        <w:t>China mit vergleichbarem Klima—höhere Temperaturschwellen; Befunde zur Vulnerabilität sozioökonomisch Benachteiligter sind prinzipiell relevant.</w:t>
+        <w:t>Südasien-Konzept; Methodik für Vektor-Überwachung relevant, absolutes Endemie-Risiko dort grundlegend anders.</w:t>
       </w:r>
     </w:p>
     <w:p>
@@ -186,7 +186,7 @@
           <w:color w:val="5A7D3A"/>
           <w:sz w:val="18"/>
         </w:rPr>
-        <w:t>https://pubmed.ncbi.nlm.nih.gov/42823677/</w:t>
+        <w:t>https://pubmed.ncbi.nlm.nih.gov/42812481/</w:t>
       </w:r>
     </w:p>
     <w:p>
@@ -194,7 +194,7 @@
         <w:pStyle w:val="Heading2"/>
       </w:pPr>
       <w:r>
-        <w:t>Gesundheitsrisiken verschiedener Luftverschmutzungs-Events: Vergleichende Analyse</w:t>
+        <w:t>Schistosomiasis-Kontrolle unter One-Health-Konzept in Jiangxi</w:t>
       </w:r>
     </w:p>
     <w:p>
@@ -204,12 +204,12 @@
           <w:color w:val="666666"/>
           <w:sz w:val="18"/>
         </w:rPr>
-        <w:t>Zheng F et al.  ·  J Environ Sci (China)  ·  16.02.2026  ·  PMID 42822912</w:t>
+        <w:t>He T et al.  ·  Zhongguo Xue Xi Chong Bing Fang Zhi Za Zhi  ·  26.08.2026  ·  PMID 42779245</w:t>
       </w:r>
     </w:p>
     <w:p>
       <w:r>
-        <w:t>Die Studie verglich Gesundheitsrisiken von drei Typ-Luftverschmutzungsereignissen (Smog, Feuerwerk, Staub) in Beijing 2019 anhand von Partikelgröße, -zusammensetzung und oxidativem Potenzial.</w:t>
+        <w:t>Qualitative Übersicht über Schistosomiasis-Eliminationsstrategie in Jiangxi (China), beleuchtet Klimawandel, Bevölkerungsmobilität und Mensch-Tier-Umwelt-Koordination.</w:t>
       </w:r>
     </w:p>
     <w:p>
@@ -220,7 +220,7 @@
         <w:t xml:space="preserve">Ergebnis: </w:t>
       </w:r>
       <w:r>
-        <w:t>Während Haze Feuerwerk und Dust Events unterschiedliche Depositionsmuster zeigten (Haze in tracheobronchialen/pulmonalen Regionen, Dust in extra-thorakalen/TB-Regionen), überschritt das Gesamt-Krebsrisiko (TCR) bei allen verschmutzten Ereignissen den Sicherheitsschwellwert (1,0×10⁻⁴), erreichend 7,6×, 4,2× und 1,5× die Werte an sauberen Tagen (2,3×10⁻⁴). Chronische Hazard-Indizes stiegen bei Feuerwerk auf 241, Dust auf 100, Haze auf 37 (sauber: 23). PM₂.₅-Oxidatives Potenzial war konsistent höher als an sauberen Tagen.</w:t>
+        <w:t>Kernaussagen: (1) Bisherige Erfolge durch Parteiführung, Intersektorialität und Schneckenhabitat-Management; (2) Neue Risiken: Klimawandel, Bevölkerungsbewegung, Viehzucht-Resurgence, Wildtier-Transmission; (3) Empfehlung: Mehrkanaliges Überwachungssystem (Mensch-Tier-Schnecke-Umwelt), Vieh- und Wildtiermanagement, Verlagerung zu Koexistenzgovernance bis 2030.</w:t>
       </w:r>
     </w:p>
     <w:p>
@@ -235,7 +235,7 @@
         <w:rPr>
           <w:sz w:val="19"/>
         </w:rPr>
-        <w:t>China—höhere Pollutantniveaus als Deutschland; Methodik der Mehrindikator-Risikobewertung übertragbar.</w:t>
+        <w:t>China, tropisch-subtropisch; Methodischer Mehrsektor-Ansatz (One Health) übertragbar, absolute Temperaturen/Anpassung nicht.</w:t>
       </w:r>
     </w:p>
     <w:p>
@@ -244,7 +244,7 @@
           <w:color w:val="5A7D3A"/>
           <w:sz w:val="18"/>
         </w:rPr>
-        <w:t>https://pubmed.ncbi.nlm.nih.gov/42822912/</w:t>
+        <w:t>https://pubmed.ncbi.nlm.nih.gov/42779245/</w:t>
       </w:r>
     </w:p>
     <w:p>
@@ -252,7 +252,7 @@
         <w:pStyle w:val="Heading2"/>
       </w:pPr>
       <w:r>
-        <w:t>Emerierende virale Zoonosen 2016–2026: Systematische Übersicht und Meta-Analyse</w:t>
+        <w:t>Temperatur und Arbeitsunfallrisiko im US-Bergbau</w:t>
       </w:r>
     </w:p>
     <w:p>
@@ -262,12 +262,12 @@
           <w:color w:val="666666"/>
           <w:sz w:val="18"/>
         </w:rPr>
-        <w:t>Tao P et al.  ·  Transbound Emerg Dis  ·  2026  ·  PMID 42811656</w:t>
+        <w:t>Kahraman MM  ·  Environ Res  ·  01.11.2026  ·  PMID 42772358</w:t>
       </w:r>
     </w:p>
     <w:p>
       <w:r>
-        <w:t>Systematische Analyse von 312 Studien zu Spillover-Ereignissen viraler Erreger aus Tierreservoirs in menschliche Populationen über ein Jahrzehnt.</w:t>
+        <w:t>Analyse der Beziehung zwischen täglicher maximaler Temperatur und Verletzungsrisiko in 9.833 US-Oberflächenminen (2005–2025) mittels Case-Crossover-Design.</w:t>
       </w:r>
     </w:p>
     <w:p>
@@ -278,7 +278,7 @@
         <w:t xml:space="preserve">Ergebnis: </w:t>
       </w:r>
       <w:r>
-        <w:t>Jährliche hochfolgenreiche Spillover-Ereignisse stiegen um 4,98% (95%-KI 3,22–6,76%), mit fünf Erklärungen von Notständen von internationaler Tragweite. Landnutzungsänderung war der dominante anthropogene Treiber, erhöhte die Zoonose-Wirts-Diversität um 18–72%. Nicht-pharmazeutische Interventionen reduzierten die effektive Reproduktionszahl um bis zu 82%. One-Health-Prävention hatte eine finanzielle Rendite von über 1100%.</w:t>
+        <w:t>Bei 35,0 °C (95. Perzentil) erhöhtes Verletzungsrisiko (RR 1,09, 95%-KI 1,01–1,18). Kälteeffekte waren subgruppenspezifisch, besonders bei Stürzen (RR 2,22, 95%-KI 1,71–2,89). Die 95. Perzentile-Assoziation war robust über acht von neun Spezifikationen.</w:t>
       </w:r>
     </w:p>
     <w:p>
@@ -293,7 +293,7 @@
         <w:rPr>
           <w:sz w:val="19"/>
         </w:rPr>
-        <w:t>Globale Metaanalyse—Methodik und Prävention-ROI übertragbar; spezifische Virengeographien sind regional verschieden.</w:t>
+        <w:t>USA, gemäßigte Zone; Methodik auf Hitzestress übertragbar, Temperaturschwellen regional unterschiedlich.</w:t>
       </w:r>
     </w:p>
     <w:p>
@@ -302,7 +302,7 @@
           <w:color w:val="5A7D3A"/>
           <w:sz w:val="18"/>
         </w:rPr>
-        <w:t>https://pubmed.ncbi.nlm.nih.gov/42811656/</w:t>
+        <w:t>https://pubmed.ncbi.nlm.nih.gov/42772358/</w:t>
       </w:r>
     </w:p>
     <w:p>
@@ -310,7 +310,7 @@
         <w:pStyle w:val="Heading2"/>
       </w:pPr>
       <w:r>
-        <w:t>Chronische Verlaufserkrankungen im Sicherheitsdenken: Long COVID als Fallstudie</w:t>
+        <w:t>Barrieren und Strategien für schadstofffreie Baumaterialien</w:t>
       </w:r>
     </w:p>
     <w:p>
@@ -320,12 +320,12 @@
           <w:color w:val="666666"/>
           <w:sz w:val="18"/>
         </w:rPr>
-        <w:t>Finkelstein P  ·  Global Health  ·  28.09.2026  ·  PMID 42806328</w:t>
+        <w:t>Chellappa V et al.  ·  Front Public Health  ·  04.09.2026  ·  PMID 42760996</w:t>
       </w:r>
     </w:p>
     <w:p>
       <w:r>
-        <w:t>Qualitative Analyse, warum Long COVID trotz weltweiter Betroffenheit nicht in Sicherheitsagenden verankert ist und welche Hindernisse eine Securitization dieser chronischen Bedrohung blockieren.</w:t>
+        <w:t>Delphi-Studie mit 22 Experten zur Priorisierung von Hürden und Lösungsansätzen beim Einsatz ungiftiger Materialien in Innenarchitektur.</w:t>
       </w:r>
     </w:p>
     <w:p>
@@ -336,7 +336,7 @@
         <w:t xml:space="preserve">Ergebnis: </w:t>
       </w:r>
       <w:r>
-        <w:t>Die zeitliche Diskrepanz zwischen chronischem Verlauf und akuten Sicherheitsrahmen, fehlende wissenschaftliche Gewissheit, fragmentierte Governance, begrenzte öffentliche Aufmerksamkeit und kulturelle Betonung individueller Verantwortung verhindern die Anerkennung als existenzielle Bedrohung. Internationale Institutionen (UN, WHO) zeigen ähnliche Trägheit durch mehrdeutige Mandate und konkurrierende Prioritäten.</w:t>
+        <w:t>Top 5 Barrieren: Mangelndes Bewusstsein (Rang 1), begrenzte Nachfrage (2), kulturelle Widerstände (3), fehlende Kooperation (4), unzureichende Daten (5). Top 5 Strategien: Bildungskampagnen (1), Klientenschulung (2), Kooperationskultur (3), interdisziplinäre Zusammenarbeit (4), Ressourcen-Datenbanken (5).</w:t>
       </w:r>
     </w:p>
     <w:p>
@@ -351,7 +351,7 @@
         <w:rPr>
           <w:sz w:val="19"/>
         </w:rPr>
-        <w:t>Argumentiert für Konzeptionalisierung von Slow-onset-Krisen im Gesundheitssystem—direkt relevant für Hitze, Luftverschmutzung, psychische Folgen des Klimawandels in Deutschland.</w:t>
+        <w:t>International, Systemdesign übertragbar; Baumaterialien-Toxizität ist Planetary-Health-Thema für Kliniken und öffentliche Gebäude.</w:t>
       </w:r>
     </w:p>
     <w:p>
@@ -360,7 +360,7 @@
           <w:color w:val="5A7D3A"/>
           <w:sz w:val="18"/>
         </w:rPr>
-        <w:t>https://pubmed.ncbi.nlm.nih.gov/42806328/</w:t>
+        <w:t>https://pubmed.ncbi.nlm.nih.gov/42760996/</w:t>
       </w:r>
     </w:p>
     <w:p>
@@ -368,7 +368,7 @@
         <w:pStyle w:val="Heading2"/>
       </w:pPr>
       <w:r>
-        <w:t>Mikrobiologische Risiken in Regenwassernutzungssystemen: Quellen und Gesundheitsfolgen</w:t>
+        <w:t>Luftverschmutzung und Atemwegserkrankungen bei Kindern in Mexiko</w:t>
       </w:r>
     </w:p>
     <w:p>
@@ -378,12 +378,12 @@
           <w:color w:val="666666"/>
           <w:sz w:val="18"/>
         </w:rPr>
-        <w:t>Jamka K et al.  ·  Ann Agric Environ Med  ·  21.09.2026  ·  PMID 42802948</w:t>
+        <w:t>San Juan-Reyes S et al.  ·  Environ Sci Pollut Res Int  ·  17.09.2026  ·  PMID 42754785</w:t>
       </w:r>
     </w:p>
     <w:p>
       <w:r>
-        <w:t>Systematische Übersichtsarbeit (2000–2026) zu mikrobiologischen Gefahren, Indikatorbakterien und Risikoabschätzung in Regenwasser-Harvesting-Systemen als Adaptation an Klimaveränderungen.</w:t>
+        <w:t>Case-Crossover-Analyse von 266 Kindern unter 5 Jahren mit Krankenhausaufnahmen wegen Atemwegserkrankungen und Luftschadstoffexpositionen (Jan–Dez 2023).</w:t>
       </w:r>
     </w:p>
     <w:p>
@@ -394,7 +394,7 @@
         <w:t xml:space="preserve">Ergebnis: </w:t>
       </w:r>
       <w:r>
-        <w:t>Unbehandeltes Wasser aus RWHS ist häufig geeignet für Nicht-Konsumzwecke, überschreitet aber in der Regel die Standards für Trinkwasser. Fäkalindikatoren (FIB) sind problematisch zur Quelle-Identifikation; Mikrobielle-Quellen-Tracking (MST) und Quantitative-Microbial-Risk-Assessment (QMRA) sind zentrale Methoden. Für Trinkwasser-Nutzung ist typischerweise Behandlung und kontinuierliche Überwachung erforderlich.</w:t>
+        <w:t>PM₂,₅-Exposition assoziiert mit erhöhtem Hospitalisierungsrisiko für Virruspneumonie, bakterielle Pneumonie und Asthma. CO-Exposition assoziiert mit Bronchiolitis. Heterogene Assoziationen zwischen Gemeinden, stärkste Effekte in San Mateo Atenco, Metepec und Calimaya.</w:t>
       </w:r>
     </w:p>
     <w:p>
@@ -409,7 +409,7 @@
         <w:rPr>
           <w:sz w:val="19"/>
         </w:rPr>
-        <w:t>Deutschland und Mitteleuropa—wachsendes Thema bei extremer Trockenheit und Wassermangel (Dürre-Adaptation).</w:t>
+        <w:t>Mexiko, Tropen; Methodik übertragbar, absolute Schadstoffschwellen und Anpassung dort anders als in Deutschland.</w:t>
       </w:r>
     </w:p>
     <w:p>
@@ -418,7 +418,7 @@
           <w:color w:val="5A7D3A"/>
           <w:sz w:val="18"/>
         </w:rPr>
-        <w:t>https://pubmed.ncbi.nlm.nih.gov/42802948/</w:t>
+        <w:t>https://pubmed.ncbi.nlm.nih.gov/42754785/</w:t>
       </w:r>
     </w:p>
     <w:sectPr>

--- a/download/studien-aktuell.docx
+++ b/download/studien-aktuell.docx
@@ -62,7 +62,7 @@
           <w:color w:val="666666"/>
           <w:sz w:val="18"/>
         </w:rPr>
-        <w:t>Stand: 04.10.2026  |  6 Studien  |  klima.m-vf.de</w:t>
+        <w:t>Stand: 05.10.2026  |  6 Studien  |  klima.m-vf.de</w:t>
       </w:r>
     </w:p>
     <w:p>
@@ -70,7 +70,7 @@
         <w:pStyle w:val="Heading1"/>
       </w:pPr>
       <w:r>
-        <w:t>Aufgenommen am 04.10.2026</w:t>
+        <w:t>Aufgenommen am 05.10.2026</w:t>
       </w:r>
     </w:p>
     <w:p>
@@ -78,7 +78,7 @@
         <w:pStyle w:val="Heading2"/>
       </w:pPr>
       <w:r>
-        <w:t>Verhaltensänderung und Systemwandel in Klimaschutzmaßnahmen</w:t>
+        <w:t>Luftverschmutzung und Mikrobiom: Ökologische Assoziationen mit Stoffwechselmarkern</w:t>
       </w:r>
     </w:p>
     <w:p>
@@ -88,12 +88,12 @@
           <w:color w:val="666666"/>
           <w:sz w:val="18"/>
         </w:rPr>
-        <w:t>Crielaard L et al.  ·  Int J Behav Nutr Phys Act  ·  02.10.2026  ·  PMID 42827262</w:t>
+        <w:t>Kriti M et al.  ·  Front Public Health  ·  14.09.2026  ·  PMID 42807430</w:t>
       </w:r>
     </w:p>
     <w:p>
       <w:r>
-        <w:t>Qualitative Analyse, wie wissenschaftliche Gesellschaften Klimahandeln zwischen Individualverantwortung und strukturellem Wandel gestalten können.</w:t>
+        <w:t>Querschnittsstudie zu räumlichen Zusammenhängen zwischen Luftschadstoffen (NOx, PM2.5, PM10), Darm-Mikrobiom und Typ-2-Diabetes-Markern in drei urbanen Regionen Indiens.</w:t>
       </w:r>
     </w:p>
     <w:p>
@@ -104,7 +104,7 @@
         <w:t xml:space="preserve">Ergebnis: </w:t>
       </w:r>
       <w:r>
-        <w:t>Zentrale Kernaussage: Fokus auf individuelle Kohlenstoffbilanzierung ohne eingebettete institutionelle Veränderungen riskiert Überbetonung der Einzelverantwortung. Vier Systemwissenschafts-Lenses identifiziert (Lastverschiebung, fundamentaler Attributionsfehler, Bergaufstrecke, unbeabsichtigte Folgen) mit drei Handlungsansätzen für Verbände.</w:t>
+        <w:t>NOx korrelierte positiv mit Glykämie-Indizes (r positiv). PM2.5 und PM10 zeigten inkonsistente Assoziationen mit Stoffwechselmarkern. Mikrobiom-Unterschiede zwischen Standorten waren meist nicht statistisch signifikant nach Korrektur für multiples Testen. Die Ergebnisse sind deskriptiv und hypothesengenerierend, nicht kausal.</w:t>
       </w:r>
     </w:p>
     <w:p>
@@ -119,7 +119,7 @@
         <w:rPr>
           <w:sz w:val="19"/>
         </w:rPr>
-        <w:t>Niederlande, vergleichbares Versorgungssystem; Systemisches Denken für deutsche Gesundheitssektor-Institutionen.</w:t>
+        <w:t>Nur bedingt übertragbar: Ecological Study mit Standort-Level statt Individual-Exposition; tropisches Klima.</w:t>
       </w:r>
     </w:p>
     <w:p>
@@ -128,7 +128,7 @@
           <w:color w:val="5A7D3A"/>
           <w:sz w:val="18"/>
         </w:rPr>
-        <w:t>https://pubmed.ncbi.nlm.nih.gov/42827262/</w:t>
+        <w:t>https://pubmed.ncbi.nlm.nih.gov/42807430/</w:t>
       </w:r>
     </w:p>
     <w:p>
@@ -136,7 +136,7 @@
         <w:pStyle w:val="Heading2"/>
       </w:pPr>
       <w:r>
-        <w:t>Viscerale Leishmaniasis: Umweltdeterminanten und One-Health-Perspektive</w:t>
+        <w:t>Wohnungslüftung und Luftreinigung für Asthmakontolle: AIRVAC-Studienprotokoll</w:t>
       </w:r>
     </w:p>
     <w:p>
@@ -146,12 +146,12 @@
           <w:color w:val="666666"/>
           <w:sz w:val="18"/>
         </w:rPr>
-        <w:t>Shrivastava SR et al.  ·  Front Public Health  ·  15.09.2026  ·  PMID 42812481</w:t>
+        <w:t>Kang I et al.  ·  PLoS One  ·  25.09.2026  ·  PMID 42789537</w:t>
       </w:r>
     </w:p>
     <w:p>
       <w:r>
-        <w:t>Qualitative Perspektivarbeit zur Integration von Umweltrisiken und Siedlungsstruktur in Kala-Azar-Eliminationsstrategien aus One-Health-Sicht.</w:t>
+        <w:t>Randomisierte kontrollierte Studie (RCT) mit vier Armen (Wärmerückgewinnungslüfter aktiv/sham, tragbare Luftreiniger aktiv/sham) zur Wirkung auf Innenraumluftqualität, Schimmelpilze und Asthmaergebnisse bei Kindern und Erwachsenen in der Region Dallas-Fort Worth.</w:t>
       </w:r>
     </w:p>
     <w:p>
@@ -162,7 +162,7 @@
         <w:t xml:space="preserve">Ergebnis: </w:t>
       </w:r>
       <w:r>
-        <w:t>Kernaussage: Umweltsurveillance (Habitatqualität, Vektor-Ökologie, Abwasser) ist bislang unterpriorisiert. Empfohlen: Systematische Umweltbewertungen, Community-basiertes Monitoring, harmonisierte Datenerfassung, Integration mit klinischen und epidemiologischen Strategien zur Stärkung der Nachhaltigkeit von Eliminationsprogrammen.</w:t>
+        <w:t>Studienprotokoll (noch nicht abgeschlossen). Geplante Primäroutcomes: Asthmakontrolle; Sekundär: Lungenfunktion, Lebensqualität, Stress, Schlaf. Umwelterfassungen: PM, NO₂, CO, VOCs, Temperatur, Feuchte, Schimmelpilze mit Low-Cost- und Research-Grade-Sensoren in &gt;80 Haushalten, 1-jährige Vor- und 1-jährige Nachintervention.</w:t>
       </w:r>
     </w:p>
     <w:p>
@@ -177,7 +177,7 @@
         <w:rPr>
           <w:sz w:val="19"/>
         </w:rPr>
-        <w:t>Südasien-Konzept; Methodik für Vektor-Überwachung relevant, absolutes Endemie-Risiko dort grundlegend anders.</w:t>
+        <w:t>USA (Texas), aber Indoor-Luftqualität- und Asthma-Methodik übertragbar; Ergebnisse ausstehend.</w:t>
       </w:r>
     </w:p>
     <w:p>
@@ -186,7 +186,7 @@
           <w:color w:val="5A7D3A"/>
           <w:sz w:val="18"/>
         </w:rPr>
-        <w:t>https://pubmed.ncbi.nlm.nih.gov/42812481/</w:t>
+        <w:t>https://pubmed.ncbi.nlm.nih.gov/42789537/</w:t>
       </w:r>
     </w:p>
     <w:p>
@@ -194,7 +194,7 @@
         <w:pStyle w:val="Heading2"/>
       </w:pPr>
       <w:r>
-        <w:t>Schistosomiasis-Kontrolle unter One-Health-Konzept in Jiangxi</w:t>
+        <w:t>Klimawandel und Onkologie-Pflegeleistungen: Rolle der Nurse Navigator</w:t>
       </w:r>
     </w:p>
     <w:p>
@@ -204,12 +204,12 @@
           <w:color w:val="666666"/>
           <w:sz w:val="18"/>
         </w:rPr>
-        <w:t>He T et al.  ·  Zhongguo Xue Xi Chong Bing Fang Zhi Za Zhi  ·  26.08.2026  ·  PMID 42779245</w:t>
+        <w:t>Lai WT et al.  ·  Hu Li Za Zhi  ·  Okt. 2026  ·  PMID 42772917</w:t>
       </w:r>
     </w:p>
     <w:p>
       <w:r>
-        <w:t>Qualitative Übersicht über Schistosomiasis-Eliminationsstrategie in Jiangxi (China), beleuchtet Klimawandel, Bevölkerungsmobilität und Mensch-Tier-Umwelt-Koordination.</w:t>
+        <w:t>Qualitative Analyse der Auswirkungen von Klimawandel auf Krebsrisiken und Kontinuität der Krebsbehandlung; Transformation der Rolle von Oncology Nurse Navigators für klimaadaptive Versorgung.</w:t>
       </w:r>
     </w:p>
     <w:p>
@@ -220,7 +220,7 @@
         <w:t xml:space="preserve">Ergebnis: </w:t>
       </w:r>
       <w:r>
-        <w:t>Kernaussagen: (1) Bisherige Erfolge durch Parteiführung, Intersektorialität und Schneckenhabitat-Management; (2) Neue Risiken: Klimawandel, Bevölkerungsbewegung, Viehzucht-Resurgence, Wildtier-Transmission; (3) Empfehlung: Mehrkanaliges Überwachungssystem (Mensch-Tier-Schnecke-Umwelt), Vieh- und Wildtiermanagement, Verlagerung zu Koexistenzgovernance bis 2030.</w:t>
+        <w:t>Kernaussagen: Klimawandel formt Verteilung von Krebsrisiken und erhöht Vulnerabilität von Behandlungssicherheit durch multiple Umweltpfade. Extreme Wetterereignisse verursachen akute Behandlungsunterbrechungen; chronische Instabilität führt zu Verzögerungen, interregionalen Überweisungen und psychischer Belastung. Nurse Navigators benötigen Vulnerabilitätsbewertung, klimasensible klinische Urteile, Telehealth-Kompetenz und Cross-Sector-Governance. Empfehlung: messbare Kompetenzmodule in Ausbildung integrieren.</w:t>
       </w:r>
     </w:p>
     <w:p>
@@ -235,7 +235,7 @@
         <w:rPr>
           <w:sz w:val="19"/>
         </w:rPr>
-        <w:t>China, tropisch-subtropisch; Methodischer Mehrsektor-Ansatz (One Health) übertragbar, absolute Temperaturen/Anpassung nicht.</w:t>
+        <w:t>Taiwan, aber Struktur und Vulnerabilität-Assessment übertragbar auf deutsches Gesundheitswesen; Klimazonen-Unterschiede gering.</w:t>
       </w:r>
     </w:p>
     <w:p>
@@ -244,7 +244,7 @@
           <w:color w:val="5A7D3A"/>
           <w:sz w:val="18"/>
         </w:rPr>
-        <w:t>https://pubmed.ncbi.nlm.nih.gov/42779245/</w:t>
+        <w:t>https://pubmed.ncbi.nlm.nih.gov/42772917/</w:t>
       </w:r>
     </w:p>
     <w:p>
@@ -252,7 +252,7 @@
         <w:pStyle w:val="Heading2"/>
       </w:pPr>
       <w:r>
-        <w:t>Temperatur und Arbeitsunfallrisiko im US-Bergbau</w:t>
+        <w:t>Luftverschmutzung und chronische Atemwegserkrankungen: Epidemiologische Übersicht</w:t>
       </w:r>
     </w:p>
     <w:p>
@@ -262,12 +262,12 @@
           <w:color w:val="666666"/>
           <w:sz w:val="18"/>
         </w:rPr>
-        <w:t>Kahraman MM  ·  Environ Res  ·  01.11.2026  ·  PMID 42772358</w:t>
+        <w:t>Jo YS et al.  ·  Korean J Intern Med  ·  01.09.2026  ·  PMID 42754519</w:t>
       </w:r>
     </w:p>
     <w:p>
       <w:r>
-        <w:t>Analyse der Beziehung zwischen täglicher maximaler Temperatur und Verletzungsrisiko in 9.833 US-Oberflächenminen (2005–2025) mittels Case-Crossover-Design.</w:t>
+        <w:t>Narrative Übersichtsarbeit zu epidemiologischen Belegen für Assoziationen zwischen Outdoor- und Indoor-Luftschadstoffen und Inzidenz, Progression, Mortalität von Asthma, COPD, Lungenfibrose und Lungenkrebs.</w:t>
       </w:r>
     </w:p>
     <w:p>
@@ -278,7 +278,7 @@
         <w:t xml:space="preserve">Ergebnis: </w:t>
       </w:r>
       <w:r>
-        <w:t>Bei 35,0 °C (95. Perzentil) erhöhtes Verletzungsrisiko (RR 1,09, 95%-KI 1,01–1,18). Kälteeffekte waren subgruppenspezifisch, besonders bei Stürzen (RR 2,22, 95%-KI 1,71–2,89). Die 95. Perzentile-Assoziation war robust über acht von neun Spezifikationen.</w:t>
+        <w:t>Luftschadstoffe (Feinstaub, Ozon, NO₂, SO₂) sind etablierte Risikofaktoren für Entwicklung, Exazerbation und Mortalität chronischer Atemwegserkrankungen. Nicht-pharmakologische Interventionen zur Expositionsreduktion auf Individual- und gesellschaftlicher Ebene diskutiert. Konkrete Effektgrößen im Text nicht systematisch quantifiziert; Kernaussage: integrierte Anstrengungen zur Verbesserung der Luftqualität erforderlich.</w:t>
       </w:r>
     </w:p>
     <w:p>
@@ -293,7 +293,7 @@
         <w:rPr>
           <w:sz w:val="19"/>
         </w:rPr>
-        <w:t>USA, gemäßigte Zone; Methodik auf Hitzestress übertragbar, Temperaturschwellen regional unterschiedlich.</w:t>
+        <w:t>Südkorea, gemäßigte Klimazone; Mechanismen und Risikogruppen für Deutschland relevant; absolute Schwellenwerte nicht direkt übertragbar.</w:t>
       </w:r>
     </w:p>
     <w:p>
@@ -302,7 +302,7 @@
           <w:color w:val="5A7D3A"/>
           <w:sz w:val="18"/>
         </w:rPr>
-        <w:t>https://pubmed.ncbi.nlm.nih.gov/42772358/</w:t>
+        <w:t>https://pubmed.ncbi.nlm.nih.gov/42754519/</w:t>
       </w:r>
     </w:p>
     <w:p>
@@ -310,7 +310,7 @@
         <w:pStyle w:val="Heading2"/>
       </w:pPr>
       <w:r>
-        <w:t>Barrieren und Strategien für schadstofffreie Baumaterialien</w:t>
+        <w:t>Luftqualitätsgewinne und Sterblichkeit durch Clean-Heating in Nordchina</w:t>
       </w:r>
     </w:p>
     <w:p>
@@ -320,12 +320,12 @@
           <w:color w:val="666666"/>
           <w:sz w:val="18"/>
         </w:rPr>
-        <w:t>Chellappa V et al.  ·  Front Public Health  ·  04.09.2026  ·  PMID 42760996</w:t>
+        <w:t>Bao JL et al.  ·  J Environ Manage  ·  15.09.2026  ·  PMID 42748737</w:t>
       </w:r>
     </w:p>
     <w:p>
       <w:r>
-        <w:t>Delphi-Studie mit 22 Experten zur Priorisierung von Hürden und Lösungsansätzen beim Einsatz ungiftiger Materialien in Innenarchitektur.</w:t>
+        <w:t>Evaluation von 88 Clean-Heating-Pilotprogrammen in Nordchina (2013–2023) mit Synthetic-Control-Methode, Wetter-Normalisierung und attributablen Todesfällen.</w:t>
       </w:r>
     </w:p>
     <w:p>
@@ -336,7 +336,7 @@
         <w:t xml:space="preserve">Ergebnis: </w:t>
       </w:r>
       <w:r>
-        <w:t>Top 5 Barrieren: Mangelndes Bewusstsein (Rang 1), begrenzte Nachfrage (2), kulturelle Widerstände (3), fehlende Kooperation (4), unzureichende Daten (5). Top 5 Strategien: Bildungskampagnen (1), Klientenschulung (2), Kooperationskultur (3), interdisziplinäre Zusammenarbeit (4), Ressourcen-Datenbanken (5).</w:t>
+        <w:t>PM2.5-Reduktion im Heizsaison-Mittel: -3,01 μg/m³; P95: -5,76 μg/m³; P99: -5,96 μg/m³; -7,92 Überschreitungstage pro Saison. Geschätzte Vermeidung von 12.454 PM2.5-attributierten Todesfällen (95%-KI 8.564–16.222) an Verbesserungstagen. 88,9 % der Gewinne in Kohorten 2017/2018; 56,2 % in den Top-10 der Städte konzentriert.</w:t>
       </w:r>
     </w:p>
     <w:p>
@@ -351,7 +351,7 @@
         <w:rPr>
           <w:sz w:val="19"/>
         </w:rPr>
-        <w:t>International, Systemdesign übertragbar; Baumaterialien-Toxizität ist Planetary-Health-Thema für Kliniken und öffentliche Gebäude.</w:t>
+        <w:t>Nur bedingt: China-spezifische Heizmethoden und Basislastniveaus; Methodik der Verteilungsanalyse für Deutschland nutzbar.</w:t>
       </w:r>
     </w:p>
     <w:p>
@@ -360,7 +360,7 @@
           <w:color w:val="5A7D3A"/>
           <w:sz w:val="18"/>
         </w:rPr>
-        <w:t>https://pubmed.ncbi.nlm.nih.gov/42760996/</w:t>
+        <w:t>https://pubmed.ncbi.nlm.nih.gov/42748737/</w:t>
       </w:r>
     </w:p>
     <w:p>
@@ -368,7 +368,7 @@
         <w:pStyle w:val="Heading2"/>
       </w:pPr>
       <w:r>
-        <w:t>Luftverschmutzung und Atemwegserkrankungen bei Kindern in Mexiko</w:t>
+        <w:t>Duftstoffe in Raumsprays: Konzentrationen, Mischungsmuster und Inhalationsrisiken</w:t>
       </w:r>
     </w:p>
     <w:p>
@@ -378,12 +378,12 @@
           <w:color w:val="666666"/>
           <w:sz w:val="18"/>
         </w:rPr>
-        <w:t>San Juan-Reyes S et al.  ·  Environ Sci Pollut Res Int  ·  17.09.2026  ·  PMID 42754785</w:t>
+        <w:t>Lee HS et al.  ·  Environ Int  ·  22.08.2026  ·  PMID 42641348</w:t>
       </w:r>
     </w:p>
     <w:p>
       <w:r>
-        <w:t>Case-Crossover-Analyse von 266 Kindern unter 5 Jahren mit Krankenhausaufnahmen wegen Atemwegserkrankungen und Luftschadstoffexpositionen (Jan–Dez 2023).</w:t>
+        <w:t>Vergleichende Analyse von 58 Duftstoffen in 50 südkoreanischen und 41 europäischen Raumsprays mittels Gaschromatographie-Massenspektrometrie und Risikobewertung.</w:t>
       </w:r>
     </w:p>
     <w:p>
@@ -394,7 +394,7 @@
         <w:t xml:space="preserve">Ergebnis: </w:t>
       </w:r>
       <w:r>
-        <w:t>PM₂,₅-Exposition assoziiert mit erhöhtem Hospitalisierungsrisiko für Virruspneumonie, bakterielle Pneumonie und Asthma. CO-Exposition assoziiert mit Bronchiolitis. Heterogene Assoziationen zwischen Gemeinden, stärkste Effekte in San Mateo Atenco, Metepec und Calimaya.</w:t>
+        <w:t>Linalool dominant (32 % Südkorea, 27 % Europa). Vier Stoffe (Campher, Linalylacetat, α-Hexylcinnamaldehyd, Lilial) überschritten Sicherheitsschwelle in Tier-1-Assessment (HQ &gt; 1), aber nicht in realistischen Tier-2-Szenarien (HQ &lt; 1). Regionale Unterschiede in Duftkombinationen (r Häufigkeiten = 0,87; Konzentrationen r = 0,59).</w:t>
       </w:r>
     </w:p>
     <w:p>
@@ -409,7 +409,7 @@
         <w:rPr>
           <w:sz w:val="19"/>
         </w:rPr>
-        <w:t>Mexiko, Tropen; Methodik übertragbar, absolute Schadstoffschwellen und Anpassung dort anders als in Deutschland.</w:t>
+        <w:t>Deutschland, Niederlande: europäische Formulierungen direkt übertragbar; Inhalationsexposition vergleichbar.</w:t>
       </w:r>
     </w:p>
     <w:p>
@@ -418,7 +418,7 @@
           <w:color w:val="5A7D3A"/>
           <w:sz w:val="18"/>
         </w:rPr>
-        <w:t>https://pubmed.ncbi.nlm.nih.gov/42754785/</w:t>
+        <w:t>https://pubmed.ncbi.nlm.nih.gov/42641348/</w:t>
       </w:r>
     </w:p>
     <w:sectPr>

--- a/download/studien-aktuell.docx
+++ b/download/studien-aktuell.docx
@@ -62,7 +62,7 @@
           <w:color w:val="666666"/>
           <w:sz w:val="18"/>
         </w:rPr>
-        <w:t>Stand: 05.10.2026  |  6 Studien  |  klima.m-vf.de</w:t>
+        <w:t>Stand: 06.10.2026  |  6 Studien  |  klima.m-vf.de</w:t>
       </w:r>
     </w:p>
     <w:p>
@@ -70,7 +70,7 @@
         <w:pStyle w:val="Heading1"/>
       </w:pPr>
       <w:r>
-        <w:t>Aufgenommen am 05.10.2026</w:t>
+        <w:t>Aufgenommen am 06.10.2026</w:t>
       </w:r>
     </w:p>
     <w:p>
@@ -78,7 +78,7 @@
         <w:pStyle w:val="Heading2"/>
       </w:pPr>
       <w:r>
-        <w:t>Luftverschmutzung und Mikrobiom: Ökologische Assoziationen mit Stoffwechselmarkern</w:t>
+        <w:t>Luftverschmutzung, genetisches Risiko und chronische Krankheiten</w:t>
       </w:r>
     </w:p>
     <w:p>
@@ -88,12 +88,12 @@
           <w:color w:val="666666"/>
           <w:sz w:val="18"/>
         </w:rPr>
-        <w:t>Kriti M et al.  ·  Front Public Health  ·  14.09.2026  ·  PMID 42807430</w:t>
+        <w:t>Tian J et al.  ·  Hum Genet  ·  05.10.2026  ·  PMID 42831997</w:t>
       </w:r>
     </w:p>
     <w:p>
       <w:r>
-        <w:t>Querschnittsstudie zu räumlichen Zusammenhängen zwischen Luftschadstoffen (NOx, PM2.5, PM10), Darm-Mikrobiom und Typ-2-Diabetes-Markern in drei urbanen Regionen Indiens.</w:t>
+        <w:t>Studie mit 313.534 Teilnehmern der UK Biobank untersuchte, wie Exposition gegenüber PM2.5, PM10, NO2 und NOx mit chronischen Erkrankungen assoziiert ist und wie genetische Anfälligkeit diese Beziehung beeinflusst.</w:t>
       </w:r>
     </w:p>
     <w:p>
@@ -104,7 +104,7 @@
         <w:t xml:space="preserve">Ergebnis: </w:t>
       </w:r>
       <w:r>
-        <w:t>NOx korrelierte positiv mit Glykämie-Indizes (r positiv). PM2.5 und PM10 zeigten inkonsistente Assoziationen mit Stoffwechselmarkern. Mikrobiom-Unterschiede zwischen Standorten waren meist nicht statistisch signifikant nach Korrektur für multiples Testen. Die Ergebnisse sind deskriptiv und hypothesengenerierend, nicht kausal.</w:t>
+        <w:t>PM2.5-Exposition zeigte stärkste Assoziation mit chronischen Erkrankungen (Hazard Ratio 1,22 pro 5 µg/m³, 95%-KI 1,19–1,26). Signifikante additive Interaktionen zwischen hohem genetischem Risiko und hoher PM2.5-Exposition für neurodegenerative Erkrankungen (RERI 0,14) und Diabetes (RERI 0,21).</w:t>
       </w:r>
     </w:p>
     <w:p>
@@ -119,7 +119,7 @@
         <w:rPr>
           <w:sz w:val="19"/>
         </w:rPr>
-        <w:t>Nur bedingt übertragbar: Ecological Study mit Standort-Level statt Individual-Exposition; tropisches Klima.</w:t>
+        <w:t>UK Biobank, gemäßigte Klimazone, vergleichbar mit Mitteleuropa</w:t>
       </w:r>
     </w:p>
     <w:p>
@@ -128,7 +128,7 @@
           <w:color w:val="5A7D3A"/>
           <w:sz w:val="18"/>
         </w:rPr>
-        <w:t>https://pubmed.ncbi.nlm.nih.gov/42807430/</w:t>
+        <w:t>https://pubmed.ncbi.nlm.nih.gov/42831997/</w:t>
       </w:r>
     </w:p>
     <w:p>
@@ -136,7 +136,7 @@
         <w:pStyle w:val="Heading2"/>
       </w:pPr>
       <w:r>
-        <w:t>Wohnungslüftung und Luftreinigung für Asthmakontolle: AIRVAC-Studienprotokoll</w:t>
+        <w:t>KI-Modelle für Dengue-Prognose in Ho-Chi-Minh-Stadt unter Klimawandel</w:t>
       </w:r>
     </w:p>
     <w:p>
@@ -146,12 +146,12 @@
           <w:color w:val="666666"/>
           <w:sz w:val="18"/>
         </w:rPr>
-        <w:t>Kang I et al.  ·  PLoS One  ·  25.09.2026  ·  PMID 42789537</w:t>
+        <w:t>Trang LT et al.  ·  Int J Biometeorol  ·  05.10.2026  ·  PMID 42831950</w:t>
       </w:r>
     </w:p>
     <w:p>
       <w:r>
-        <w:t>Randomisierte kontrollierte Studie (RCT) mit vier Armen (Wärmerückgewinnungslüfter aktiv/sham, tragbare Luftreiniger aktiv/sham) zur Wirkung auf Innenraumluftqualität, Schimmelpilze und Asthmaergebnisse bei Kindern und Erwachsenen in der Region Dallas-Fort Worth.</w:t>
+        <w:t>Studie verglich Machine-Learning- und Deep-Learning-Modelle zur Vorhersage wöchentlicher Dengue-Fälle auf Distriktebene (24 Distrikte, 2015–2022) mit meteorologischen Daten unter Berücksichtigung von Klimavariabilität.</w:t>
       </w:r>
     </w:p>
     <w:p>
@@ -162,7 +162,7 @@
         <w:t xml:space="preserve">Ergebnis: </w:t>
       </w:r>
       <w:r>
-        <w:t>Studienprotokoll (noch nicht abgeschlossen). Geplante Primäroutcomes: Asthmakontrolle; Sekundär: Lungenfunktion, Lebensqualität, Stress, Schlaf. Umwelterfassungen: PM, NO₂, CO, VOCs, Temperatur, Feuchte, Schimmelpilze mit Low-Cost- und Research-Grade-Sensoren in &gt;80 Haushalten, 1-jährige Vor- und 1-jährige Nachintervention.</w:t>
+        <w:t>LSTM-Modell zeigte beste Vorhersagegenauigkeit. Lag-Effekte: Niederschlag (8 Wochen), maximale Luftfeuchte (8 Wochen), Mindesttemperatur (17 Wochen) mit Korrelationen |r| 0,18–0,37. Meteorologische Features verbesserten Modellgenauigkeit deutlich.</w:t>
       </w:r>
     </w:p>
     <w:p>
@@ -177,7 +177,7 @@
         <w:rPr>
           <w:sz w:val="19"/>
         </w:rPr>
-        <w:t>USA (Texas), aber Indoor-Luftqualität- und Asthma-Methodik übertragbar; Ergebnisse ausstehend.</w:t>
+        <w:t>Tropische Region – Methodik der Früherkennung übertragbar, nicht absolute Temperaturschwellen</w:t>
       </w:r>
     </w:p>
     <w:p>
@@ -186,7 +186,7 @@
           <w:color w:val="5A7D3A"/>
           <w:sz w:val="18"/>
         </w:rPr>
-        <w:t>https://pubmed.ncbi.nlm.nih.gov/42789537/</w:t>
+        <w:t>https://pubmed.ncbi.nlm.nih.gov/42831950/</w:t>
       </w:r>
     </w:p>
     <w:p>
@@ -194,7 +194,7 @@
         <w:pStyle w:val="Heading2"/>
       </w:pPr>
       <w:r>
-        <w:t>Klimawandel und Onkologie-Pflegeleistungen: Rolle der Nurse Navigator</w:t>
+        <w:t>Flüssigkeitsbilanz bei heißer und feuchter Wärmebeanspruchung unter Arbeitsempfehlungen</w:t>
       </w:r>
     </w:p>
     <w:p>
@@ -204,12 +204,12 @@
           <w:color w:val="666666"/>
           <w:sz w:val="18"/>
         </w:rPr>
-        <w:t>Lai WT et al.  ·  Hu Li Za Zhi  ·  Okt. 2026  ·  PMID 42772917</w:t>
+        <w:t>Zhao X et al.  ·  Ann Work Expo Health  ·  05.10.2026  ·  PMID 42831410</w:t>
       </w:r>
     </w:p>
     <w:p>
       <w:r>
-        <w:t>Qualitative Analyse der Auswirkungen von Klimawandel auf Krebsrisiken und Kontinuität der Krebsbehandlung; Transformation der Rolle von Oncology Nurse Navigators für klimaadaptive Versorgung.</w:t>
+        <w:t>20 Erwachsene absolvierten Belastungstests unter heißtrockenem (40,6 °C, 20% rel. Feuchte) und warmfeuchtem (30 °C, 80% rel. Feuchte) Klima bei Einhaltung der NIOSH-Hydrationsstrategie (237 mL Wasser alle 20 Min).</w:t>
       </w:r>
     </w:p>
     <w:p>
@@ -220,7 +220,7 @@
         <w:t xml:space="preserve">Ergebnis: </w:t>
       </w:r>
       <w:r>
-        <w:t>Kernaussagen: Klimawandel formt Verteilung von Krebsrisiken und erhöht Vulnerabilität von Behandlungssicherheit durch multiple Umweltpfade. Extreme Wetterereignisse verursachen akute Behandlungsunterbrechungen; chronische Instabilität führt zu Verzögerungen, interregionalen Überweisungen und psychischer Belastung. Nurse Navigators benötigen Vulnerabilitätsbewertung, klimasensible klinische Urteile, Telehealth-Kompetenz und Cross-Sector-Governance. Empfehlung: messbare Kompetenzmodule in Ausbildung integrieren.</w:t>
+        <w:t>Ganzkörper-Schweißrate höher bei heißtrockenem Klima (0,53 ± 0,13 vs. 0,35 ± 0,10 L/h, p &lt; 0,001). Keiner überschritt 2% Körpermasseverlust. Bei feuchtem Klima Überhydratation mit Körpermassezunahme (1,1 ± 0,5%), bei trockenem Klima optimal (0,6 ± 0,4%).</w:t>
       </w:r>
     </w:p>
     <w:p>
@@ -235,7 +235,7 @@
         <w:rPr>
           <w:sz w:val="19"/>
         </w:rPr>
-        <w:t>Taiwan, aber Struktur und Vulnerabilität-Assessment übertragbar auf deutsches Gesundheitswesen; Klimazonen-Unterschiede gering.</w:t>
+        <w:t>Arbeitsmedizin, gemäßigte und heiße Klimazonen, Hitzeakklimatisierungsstrategien</w:t>
       </w:r>
     </w:p>
     <w:p>
@@ -244,7 +244,7 @@
           <w:color w:val="5A7D3A"/>
           <w:sz w:val="18"/>
         </w:rPr>
-        <w:t>https://pubmed.ncbi.nlm.nih.gov/42772917/</w:t>
+        <w:t>https://pubmed.ncbi.nlm.nih.gov/42831410/</w:t>
       </w:r>
     </w:p>
     <w:p>
@@ -252,7 +252,7 @@
         <w:pStyle w:val="Heading2"/>
       </w:pPr>
       <w:r>
-        <w:t>Luftverschmutzung und chronische Atemwegserkrankungen: Epidemiologische Übersicht</w:t>
+        <w:t>Kohlenmonoxid-Exposition und klinische Schwangerschaftsergebnisse nach IUI</w:t>
       </w:r>
     </w:p>
     <w:p>
@@ -262,12 +262,12 @@
           <w:color w:val="666666"/>
           <w:sz w:val="18"/>
         </w:rPr>
-        <w:t>Jo YS et al.  ·  Korean J Intern Med  ·  01.09.2026  ·  PMID 42754519</w:t>
+        <w:t>Guan Y et al.  ·  Front Public Health  ·  18.09.2026  ·  PMID 42827497</w:t>
       </w:r>
     </w:p>
     <w:p>
       <w:r>
-        <w:t>Narrative Übersichtsarbeit zu epidemiologischen Belegen für Assoziationen zwischen Outdoor- und Indoor-Luftschadstoffen und Inzidenz, Progression, Mortalität von Asthma, COPD, Lungenfibrose und Lungenkrebs.</w:t>
+        <w:t>Retrospektive Analyse von 2.328 IUI-Zyklen (2014–2025) mit Luftverschmutzungsdaten; Machine-Learning-Analyse der Assoziation zwischen Schadstoffexposition und Schwangerschaftserfolg.</w:t>
       </w:r>
     </w:p>
     <w:p>
@@ -278,7 +278,7 @@
         <w:t xml:space="preserve">Ergebnis: </w:t>
       </w:r>
       <w:r>
-        <w:t>Luftschadstoffe (Feinstaub, Ozon, NO₂, SO₂) sind etablierte Risikofaktoren für Entwicklung, Exazerbation und Mortalität chronischer Atemwegserkrankungen. Nicht-pharmakologische Interventionen zur Expositionsreduktion auf Individual- und gesellschaftlicher Ebene diskutiert. Konkrete Effektgrößen im Text nicht systematisch quantifiziert; Kernaussage: integrierte Anstrengungen zur Verbesserung der Luftqualität erforderlich.</w:t>
+        <w:t>Kohlenmonoxid (CO)-Exposition während Follikeltransition signifikant und invers mit klinischer Schwangerschaft assoziiert. Schwangerschaftsrate sank von 16,09% auf 8,50% bei steigenden CO-Konzentrationen. CO war einer der zwei wichtigsten Prädiktoren der Schwangerschaft im Random-Forest-Modell.</w:t>
       </w:r>
     </w:p>
     <w:p>
@@ -293,7 +293,7 @@
         <w:rPr>
           <w:sz w:val="19"/>
         </w:rPr>
-        <w:t>Südkorea, gemäßigte Klimazone; Mechanismen und Risikogruppen für Deutschland relevant; absolute Schwellenwerte nicht direkt übertragbar.</w:t>
+        <w:t>China, tropisch – CO-Effekt auf Reproduktion methodisch relevant, Temperaturgrenzen nicht übertragbar</w:t>
       </w:r>
     </w:p>
     <w:p>
@@ -302,7 +302,7 @@
           <w:color w:val="5A7D3A"/>
           <w:sz w:val="18"/>
         </w:rPr>
-        <w:t>https://pubmed.ncbi.nlm.nih.gov/42754519/</w:t>
+        <w:t>https://pubmed.ncbi.nlm.nih.gov/42827497/</w:t>
       </w:r>
     </w:p>
     <w:p>
@@ -310,7 +310,7 @@
         <w:pStyle w:val="Heading2"/>
       </w:pPr>
       <w:r>
-        <w:t>Luftqualitätsgewinne und Sterblichkeit durch Clean-Heating in Nordchina</w:t>
+        <w:t>Kohlenstoff-Fußabdruck von Hebammen-Gruppenpraxen vs. Standardgeburtshilfe</w:t>
       </w:r>
     </w:p>
     <w:p>
@@ -320,12 +320,12 @@
           <w:color w:val="666666"/>
           <w:sz w:val="18"/>
         </w:rPr>
-        <w:t>Bao JL et al.  ·  J Environ Manage  ·  15.09.2026  ·  PMID 42748737</w:t>
+        <w:t>Prussing E et al.  ·  Women Birth  ·  22.09.2026  ·  PMID 42772085</w:t>
       </w:r>
     </w:p>
     <w:p>
       <w:r>
-        <w:t>Evaluation von 88 Clean-Heating-Pilotprogrammen in Nordchina (2013–2023) mit Synthetic-Control-Methode, Wetter-Normalisierung und attributablen Todesfällen.</w:t>
+        <w:t>Retrospektive Analyse (2024–2025) von 210 Fällen Midwifery Group Practice (MGP) vs. 129 Standard-Geburtshilfe in australischer Regionaleinrichtung mit Berechnung der CO₂e-Emissionen pro Versorgungsepisode.</w:t>
       </w:r>
     </w:p>
     <w:p>
@@ -336,7 +336,7 @@
         <w:t xml:space="preserve">Ergebnis: </w:t>
       </w:r>
       <w:r>
-        <w:t>PM2.5-Reduktion im Heizsaison-Mittel: -3,01 μg/m³; P95: -5,76 μg/m³; P99: -5,96 μg/m³; -7,92 Überschreitungstage pro Saison. Geschätzte Vermeidung von 12.454 PM2.5-attributierten Todesfällen (95%-KI 8.564–16.222) an Verbesserungstagen. 88,9 % der Gewinne in Kohorten 2017/2018; 56,2 % in den Top-10 der Städte konzentriert.</w:t>
+        <w:t>MGP-Kohorten zeigten durchschnittlich niedrigere Emissionen (52,87 kgCO₂e vs. 99,51 kgCO₂e), etwa die Hälfte des Kohlenstoff-Fußabdrucks der Standard-Geburtshilfe. Effekt konsistent über alle klinischen Parameter (Geburtsmode, Analgesie, Nahtmaterial, Verweildauer).</w:t>
       </w:r>
     </w:p>
     <w:p>
@@ -351,7 +351,7 @@
         <w:rPr>
           <w:sz w:val="19"/>
         </w:rPr>
-        <w:t>Nur bedingt: China-spezifische Heizmethoden und Basislastniveaus; Methodik der Verteilungsanalyse für Deutschland nutzbar.</w:t>
+        <w:t>Australien regional – Prinzip der Gesundheitssystemnachwirkung auf Klima übertragbar auf Deutschland</w:t>
       </w:r>
     </w:p>
     <w:p>
@@ -360,7 +360,7 @@
           <w:color w:val="5A7D3A"/>
           <w:sz w:val="18"/>
         </w:rPr>
-        <w:t>https://pubmed.ncbi.nlm.nih.gov/42748737/</w:t>
+        <w:t>https://pubmed.ncbi.nlm.nih.gov/42772085/</w:t>
       </w:r>
     </w:p>
     <w:p>
@@ -368,7 +368,7 @@
         <w:pStyle w:val="Heading2"/>
       </w:pPr>
       <w:r>
-        <w:t>Duftstoffe in Raumsprays: Konzentrationen, Mischungsmuster und Inhalationsrisiken</w:t>
+        <w:t>Ältere Erwachsene und Verantwortung für Klimaschutz im Alter</w:t>
       </w:r>
     </w:p>
     <w:p>
@@ -378,12 +378,12 @@
           <w:color w:val="666666"/>
           <w:sz w:val="18"/>
         </w:rPr>
-        <w:t>Lee HS et al.  ·  Environ Int  ·  22.08.2026  ·  PMID 42641348</w:t>
+        <w:t>Grand J  ·  J Aging Stud  ·  29.06.2026  ·  PMID 42705825</w:t>
       </w:r>
     </w:p>
     <w:p>
       <w:r>
-        <w:t>Vergleichende Analyse von 58 Duftstoffen in 50 südkoreanischen und 41 europäischen Raumsprays mittels Gaschromatographie-Massenspektrometrie und Risikobewertung.</w:t>
+        <w:t>Qualitative Studie mit halbstrukturierten Interviews und Fokusgruppen bei 65–83-Jährigen in der Schweiz (französischsprachig) zur Wahrnehmung und Gestaltung von Klimaverantwortung im höheren Alter.</w:t>
       </w:r>
     </w:p>
     <w:p>
@@ -394,7 +394,7 @@
         <w:t xml:space="preserve">Ergebnis: </w:t>
       </w:r>
       <w:r>
-        <w:t>Linalool dominant (32 % Südkorea, 27 % Europa). Vier Stoffe (Campher, Linalylacetat, α-Hexylcinnamaldehyd, Lilial) überschritten Sicherheitsschwelle in Tier-1-Assessment (HQ &gt; 1), aber nicht in realistischen Tier-2-Szenarien (HQ &lt; 1). Regionale Unterschiede in Duftkombinationen (r Häufigkeiten = 0,87; Konzentrationen r = 0,59).</w:t>
+        <w:t>Kernerkenntnisse: Klimaverantwortung wird durch Möglichkeiten und Grenzen des Alters geprägt; direkte Pflichten (Emissionsreduktion) und indirekte Pflichten (institutioneller Wandel) werden im Kontext körperlicher und sozialer Limitationen ausgehandelt. Älterwerden reframt Klimaverpflichtungen kontextabhängig.</w:t>
       </w:r>
     </w:p>
     <w:p>
@@ -409,7 +409,7 @@
         <w:rPr>
           <w:sz w:val="19"/>
         </w:rPr>
-        <w:t>Deutschland, Niederlande: europäische Formulierungen direkt übertragbar; Inhalationsexposition vergleichbar.</w:t>
+        <w:t>Deutsprachige Schweiz, Mitteleuropa, Planetary-Health-Perspektive auf Altern</w:t>
       </w:r>
     </w:p>
     <w:p>
@@ -418,7 +418,7 @@
           <w:color w:val="5A7D3A"/>
           <w:sz w:val="18"/>
         </w:rPr>
-        <w:t>https://pubmed.ncbi.nlm.nih.gov/42641348/</w:t>
+        <w:t>https://pubmed.ncbi.nlm.nih.gov/42705825/</w:t>
       </w:r>
     </w:p>
     <w:sectPr>

--- a/download/studien-aktuell.docx
+++ b/download/studien-aktuell.docx
@@ -62,7 +62,7 @@
           <w:color w:val="666666"/>
           <w:sz w:val="18"/>
         </w:rPr>
-        <w:t>Stand: 06.10.2026  |  6 Studien  |  klima.m-vf.de</w:t>
+        <w:t>Stand: 07.10.2026  |  6 Studien  |  klima.m-vf.de</w:t>
       </w:r>
     </w:p>
     <w:p>
@@ -70,7 +70,7 @@
         <w:pStyle w:val="Heading1"/>
       </w:pPr>
       <w:r>
-        <w:t>Aufgenommen am 06.10.2026</w:t>
+        <w:t>Aufgenommen am 07.10.2026</w:t>
       </w:r>
     </w:p>
     <w:p>
@@ -78,7 +78,7 @@
         <w:pStyle w:val="Heading2"/>
       </w:pPr>
       <w:r>
-        <w:t>Luftverschmutzung, genetisches Risiko und chronische Krankheiten</w:t>
+        <w:t>West-Nil-Virus-Risiko: Landnutzung, Klimawandel und soziale Vulnerabilität in den USA</w:t>
       </w:r>
     </w:p>
     <w:p>
@@ -88,12 +88,12 @@
           <w:color w:val="666666"/>
           <w:sz w:val="18"/>
         </w:rPr>
-        <w:t>Tian J et al.  ·  Hum Genet  ·  05.10.2026  ·  PMID 42831997</w:t>
+        <w:t>Sambado SB et al.  ·  Biol Lett  ·  07.10.2026  ·  PMID 42838544</w:t>
       </w:r>
     </w:p>
     <w:p>
       <w:r>
-        <w:t>Studie mit 313.534 Teilnehmern der UK Biobank untersuchte, wie Exposition gegenüber PM2.5, PM10, NO2 und NOx mit chronischen Erkrankungen assoziiert ist und wie genetische Anfälligkeit diese Beziehung beeinflusst.</w:t>
+        <w:t>Nationale Studie zur räumlichen Charakterisierung von West-Nil-Virus-Risiken unter Berücksichtigung von Klimavariabilität, Landnutzungswandel und sozialer Vulnerabilität.</w:t>
       </w:r>
     </w:p>
     <w:p>
@@ -104,7 +104,7 @@
         <w:t xml:space="preserve">Ergebnis: </w:t>
       </w:r>
       <w:r>
-        <w:t>PM2.5-Exposition zeigte stärkste Assoziation mit chronischen Erkrankungen (Hazard Ratio 1,22 pro 5 µg/m³, 95%-KI 1,19–1,26). Signifikante additive Interaktionen zwischen hohem genetischem Risiko und hoher PM2.5-Exposition für neurodegenerative Erkrankungen (RERI 0,14) und Diabetes (RERI 0,21).</w:t>
+        <w:t>Landnut­zungs­gradienten, temperaturabhängige Transmission und berufliche sowie wohngebiet­liche Exposition korrelieren mit WNV-Inzidenz, besonders in gemischten urban-agrarischen Landschaften. Künftige Szenarien zeigen räumlich variable Verschiebungen des Vektorrisikos durch divergente physiologische Reaktionen der Culex-Arten.</w:t>
       </w:r>
     </w:p>
     <w:p>
@@ -119,7 +119,7 @@
         <w:rPr>
           <w:sz w:val="19"/>
         </w:rPr>
-        <w:t>UK Biobank, gemäßigte Klimazone, vergleichbar mit Mitteleuropa</w:t>
+        <w:t>USA – Methodik der Multi-Faktor-Risikoanalyse übertragbar; absolute Temperaturschwellen und Vektorbiologie klimazonenabhängig.</w:t>
       </w:r>
     </w:p>
     <w:p>
@@ -128,7 +128,7 @@
           <w:color w:val="5A7D3A"/>
           <w:sz w:val="18"/>
         </w:rPr>
-        <w:t>https://pubmed.ncbi.nlm.nih.gov/42831997/</w:t>
+        <w:t>https://pubmed.ncbi.nlm.nih.gov/42838544/</w:t>
       </w:r>
     </w:p>
     <w:p>
@@ -136,7 +136,7 @@
         <w:pStyle w:val="Heading2"/>
       </w:pPr>
       <w:r>
-        <w:t>KI-Modelle für Dengue-Prognose in Ho-Chi-Minh-Stadt unter Klimawandel</w:t>
+        <w:t>Atlante Aria e Salute: Gesundheitsbelastung durch Luftverschmutzung in Italien</w:t>
       </w:r>
     </w:p>
     <w:p>
@@ -146,12 +146,12 @@
           <w:color w:val="666666"/>
           <w:sz w:val="18"/>
         </w:rPr>
-        <w:t>Trang LT et al.  ·  Int J Biometeorol  ·  05.10.2026  ·  PMID 42831950</w:t>
+        <w:t>Ranzi A et al.  ·  Epidemiol Prev  ·  Juli 2026  ·  PMID 42836291</w:t>
       </w:r>
     </w:p>
     <w:p>
       <w:r>
-        <w:t>Studie verglich Machine-Learning- und Deep-Learning-Modelle zur Vorhersage wöchentlicher Dengue-Fälle auf Distriktebene (24 Distrikte, 2015–2022) mit meteorologischen Daten unter Berücksichtigung von Klimavariabilität.</w:t>
+        <w:t>Methodische Studie zur Schätzung der Krankheitslast durch PM2,5 und NO2 in Italien mittels Machine Learning und Expositionsmodellierung auf kommunaler Ebene.</w:t>
       </w:r>
     </w:p>
     <w:p>
@@ -162,7 +162,7 @@
         <w:t xml:space="preserve">Ergebnis: </w:t>
       </w:r>
       <w:r>
-        <w:t>LSTM-Modell zeigte beste Vorhersagegenauigkeit. Lag-Effekte: Niederschlag (8 Wochen), maximale Luftfeuchte (8 Wochen), Mindesttemperatur (17 Wochen) mit Korrelationen |r| 0,18–0,37. Meteorologische Features verbesserten Modellgenauigkeit deutlich.</w:t>
+        <w:t>Bei PM2,5 betrug die nationale bevölkerungsgewichtete Exposition 16,0 μg/m³ und die zurechenbare Fraktion 9,9%, bei NO2 21,0 μg/m³ und 5,2%. Die Po-Ebene im Norden war am stärksten belastet. Die Plattform erlaubt Szenarien-Analysen für Politikbewertung.</w:t>
       </w:r>
     </w:p>
     <w:p>
@@ -177,7 +177,7 @@
         <w:rPr>
           <w:sz w:val="19"/>
         </w:rPr>
-        <w:t>Tropische Region – Methodik der Früherkennung übertragbar, nicht absolute Temperaturschwellen</w:t>
+        <w:t>Italien – vergleichbare Industrieregionen, aber südeuropäische Ausgangswerte höher als in Deutschland.</w:t>
       </w:r>
     </w:p>
     <w:p>
@@ -186,7 +186,7 @@
           <w:color w:val="5A7D3A"/>
           <w:sz w:val="18"/>
         </w:rPr>
-        <w:t>https://pubmed.ncbi.nlm.nih.gov/42831950/</w:t>
+        <w:t>https://pubmed.ncbi.nlm.nih.gov/42836291/</w:t>
       </w:r>
     </w:p>
     <w:p>
@@ -194,7 +194,7 @@
         <w:pStyle w:val="Heading2"/>
       </w:pPr>
       <w:r>
-        <w:t>Flüssigkeitsbilanz bei heißer und feuchter Wärmebeanspruchung unter Arbeitsempfehlungen</w:t>
+        <w:t>Co-Kreation des Atlante Aria e Salute: Kommunikation für Entscheidungsträger</w:t>
       </w:r>
     </w:p>
     <w:p>
@@ -204,12 +204,12 @@
           <w:color w:val="666666"/>
           <w:sz w:val="18"/>
         </w:rPr>
-        <w:t>Zhao X et al.  ·  Ann Work Expo Health  ·  05.10.2026  ·  PMID 42831410</w:t>
+        <w:t>Davoli E et al.  ·  Epidemiol Prev  ·  Juli 2026  ·  PMID 42836290</w:t>
       </w:r>
     </w:p>
     <w:p>
       <w:r>
-        <w:t>20 Erwachsene absolvierten Belastungstests unter heißtrockenem (40,6 °C, 20% rel. Feuchte) und warmfeuchtem (30 °C, 80% rel. Feuchte) Klima bei Einhaltung der NIOSH-Hydrationsstrategie (237 mL Wasser alle 20 Min).</w:t>
+        <w:t>Qualitative Studie mit Fokusgruppen und Interviews zur Erhebung von Informationsbedürfnissen und Kommunikationsstrategien für ein luftqualitäts- und gesundheitspolitisches Tool.</w:t>
       </w:r>
     </w:p>
     <w:p>
@@ -220,7 +220,7 @@
         <w:t xml:space="preserve">Ergebnis: </w:t>
       </w:r>
       <w:r>
-        <w:t>Ganzkörper-Schweißrate höher bei heißtrockenem Klima (0,53 ± 0,13 vs. 0,35 ± 0,10 L/h, p &lt; 0,001). Keiner überschritt 2% Körpermasseverlust. Bei feuchtem Klima Überhydratation mit Körpermassezunahme (1,1 ± 0,5%), bei trockenem Klima optimal (0,6 ± 0,4%).</w:t>
+        <w:t>Identifiziert wurden vier Themenfelder: Bewusstsein, Verhalten, Informationsverbreitung, geografischer Maßstab. Experten fordern verständliche Sprache, interpretierbare Karten und Transparenz über vermeidbare Todesfälle unter verschiedenen Szenarien. Die Vermeidung alarmistischer Framing und Hervorhebung von Co-Benefits wurde betont.</w:t>
       </w:r>
     </w:p>
     <w:p>
@@ -235,7 +235,7 @@
         <w:rPr>
           <w:sz w:val="19"/>
         </w:rPr>
-        <w:t>Arbeitsmedizin, gemäßigte und heiße Klimazonen, Hitzeakklimatisierungsstrategien</w:t>
+        <w:t>Italien – methodisch für Deutschland übertragbar; zeigt, wie Experten und Stakeholder Public-Health-Tools gestalten sollten.</w:t>
       </w:r>
     </w:p>
     <w:p>
@@ -244,7 +244,7 @@
           <w:color w:val="5A7D3A"/>
           <w:sz w:val="18"/>
         </w:rPr>
-        <w:t>https://pubmed.ncbi.nlm.nih.gov/42831410/</w:t>
+        <w:t>https://pubmed.ncbi.nlm.nih.gov/42836290/</w:t>
       </w:r>
     </w:p>
     <w:p>
@@ -252,7 +252,7 @@
         <w:pStyle w:val="Heading2"/>
       </w:pPr>
       <w:r>
-        <w:t>Kohlenmonoxid-Exposition und klinische Schwangerschaftsergebnisse nach IUI</w:t>
+        <w:t>Rauchen und idiopathische Lungenfibrose: Sterblichkeitsrisiken in Großbritannien</w:t>
       </w:r>
     </w:p>
     <w:p>
@@ -262,12 +262,12 @@
           <w:color w:val="666666"/>
           <w:sz w:val="18"/>
         </w:rPr>
-        <w:t>Guan Y et al.  ·  Front Public Health  ·  18.09.2026  ·  PMID 42827497</w:t>
+        <w:t>Tu Q et al.  ·  Front Public Health  ·  16.09.2026  ·  PMID 42819413</w:t>
       </w:r>
     </w:p>
     <w:p>
       <w:r>
-        <w:t>Retrospektive Analyse von 2.328 IUI-Zyklen (2014–2025) mit Luftverschmutzungsdaten; Machine-Learning-Analyse der Assoziation zwischen Schadstoffexposition und Schwangerschaftserfolg.</w:t>
+        <w:t>Prospektive Kohortenstudie (UK Biobank) zu Assoziation aktiven und passiven Rauchens mit all-cause und atemwegs-spezifischer Mortalität bei IPF.</w:t>
       </w:r>
     </w:p>
     <w:p>
@@ -278,7 +278,7 @@
         <w:t xml:space="preserve">Ergebnis: </w:t>
       </w:r>
       <w:r>
-        <w:t>Kohlenmonoxid (CO)-Exposition während Follikeltransition signifikant und invers mit klinischer Schwangerschaft assoziiert. Schwangerschaftsrate sank von 16,09% auf 8,50% bei steigenden CO-Konzentrationen. CO war einer der zwei wichtigsten Prädiktoren der Schwangerschaft im Random-Forest-Modell.</w:t>
+        <w:t>IPF-Vorgeschichte: HR 4,26 (95% CI 3,94–4,60). Positive additive Interaktion zwischen mütterlichem Rauchen in der Kindheit und respiratorischer Mortalität (RERI 16,97; AP 0,25). Dosisresponse nicht linear ohne IPF, linear mit IPF.</w:t>
       </w:r>
     </w:p>
     <w:p>
@@ -293,7 +293,7 @@
         <w:rPr>
           <w:sz w:val="19"/>
         </w:rPr>
-        <w:t>China, tropisch – CO-Effekt auf Reproduktion methodisch relevant, Temperaturgrenzen nicht übertragbar</w:t>
+        <w:t>Großbritannien – gemäßigte Klimazone, strukturell übertragbar; zeigt Rauchen als Klimavulnerabilität in Vulnerable-Population-Kontext.</w:t>
       </w:r>
     </w:p>
     <w:p>
@@ -302,7 +302,7 @@
           <w:color w:val="5A7D3A"/>
           <w:sz w:val="18"/>
         </w:rPr>
-        <w:t>https://pubmed.ncbi.nlm.nih.gov/42827497/</w:t>
+        <w:t>https://pubmed.ncbi.nlm.nih.gov/42819413/</w:t>
       </w:r>
     </w:p>
     <w:p>
@@ -310,7 +310,7 @@
         <w:pStyle w:val="Heading2"/>
       </w:pPr>
       <w:r>
-        <w:t>Kohlenstoff-Fußabdruck von Hebammen-Gruppenpraxen vs. Standardgeburtshilfe</w:t>
+        <w:t>Novaple​x Tropical Fever Assay: Multiplex-RT-PCR für Arbovirosen</w:t>
       </w:r>
     </w:p>
     <w:p>
@@ -320,12 +320,12 @@
           <w:color w:val="666666"/>
           <w:sz w:val="18"/>
         </w:rPr>
-        <w:t>Prussing E et al.  ·  Women Birth  ·  22.09.2026  ·  PMID 42772085</w:t>
+        <w:t>Sberna G et al.  ·  Int J Mol Sci  ·  21.09.2026  ·  PMID 42794825</w:t>
       </w:r>
     </w:p>
     <w:p>
       <w:r>
-        <w:t>Retrospektive Analyse (2024–2025) von 210 Fällen Midwifery Group Practice (MGP) vs. 129 Standard-Geburtshilfe in australischer Regionaleinrichtung mit Berechnung der CO₂e-Emissionen pro Versorgungsepisode.</w:t>
+        <w:t>Validierungsstudie eines Multiplex-RT-PCR-Assays (Dengue, Zika, Chikungunya, West-Nil-Virus) für Labordiagnostik bei klimawandelbedingter Vektor-Expansion.</w:t>
       </w:r>
     </w:p>
     <w:p>
@@ -336,7 +336,7 @@
         <w:t xml:space="preserve">Ergebnis: </w:t>
       </w:r>
       <w:r>
-        <w:t>MGP-Kohorten zeigten durchschnittlich niedrigere Emissionen (52,87 kgCO₂e vs. 99,51 kgCO₂e), etwa die Hälfte des Kohlenstoff-Fußabdrucks der Standard-Geburtshilfe. Effekt konsistent über alle klinischen Parameter (Geburtsmode, Analgesie, Nahtmaterial, Verweildauer).</w:t>
+        <w:t>Nachweisgrenze (LOD) für WNV2 4,41 Log Kopien/mL, DENV2 3,67, ZIKV 2,57, CHIKV 3,43. Keine Kreuzreaktivität mit Usutu-Virus. Retrospektiver Vergleich mit Einzelassays zeigte höchste Übereinstimmung bei WNV, substanziell bei CHIKV, begrenzt bei DENV.</w:t>
       </w:r>
     </w:p>
     <w:p>
@@ -351,7 +351,7 @@
         <w:rPr>
           <w:sz w:val="19"/>
         </w:rPr>
-        <w:t>Australien regional – Prinzip der Gesundheitssystemnachwirkung auf Klima übertragbar auf Deutschland</w:t>
+        <w:t>Diagnostisches Verfahren – klimafolgen-relevant, aber nur bedingt für Deutschland; eher Relevanz für Surveillance bei Vektorverschiebung.</w:t>
       </w:r>
     </w:p>
     <w:p>
@@ -360,7 +360,7 @@
           <w:color w:val="5A7D3A"/>
           <w:sz w:val="18"/>
         </w:rPr>
-        <w:t>https://pubmed.ncbi.nlm.nih.gov/42772085/</w:t>
+        <w:t>https://pubmed.ncbi.nlm.nih.gov/42794825/</w:t>
       </w:r>
     </w:p>
     <w:p>
@@ -368,7 +368,7 @@
         <w:pStyle w:val="Heading2"/>
       </w:pPr>
       <w:r>
-        <w:t>Ältere Erwachsene und Verantwortung für Klimaschutz im Alter</w:t>
+        <w:t>Verhaltensänderungen zur Bewältigung von Klimafolgen und SDG 13</w:t>
       </w:r>
     </w:p>
     <w:p>
@@ -378,12 +378,12 @@
           <w:color w:val="666666"/>
           <w:sz w:val="18"/>
         </w:rPr>
-        <w:t>Grand J  ·  J Aging Stud  ·  29.06.2026  ·  PMID 42705825</w:t>
+        <w:t>Filho WL et al.  ·  Appl Psychol Health Well Being  ·  Okt. 2026  ·  PMID 42742570</w:t>
       </w:r>
     </w:p>
     <w:p>
       <w:r>
-        <w:t>Qualitative Studie mit halbstrukturierten Interviews und Fokusgruppen bei 65–83-Jährigen in der Schweiz (französischsprachig) zur Wahrnehmung und Gestaltung von Klimaverantwortung im höheren Alter.</w:t>
+        <w:t>Narrative Übersichtsarbeit zu Verbindungen zwischen Klimawandel, Gesundheit und Verhaltensänderung sowie deren Beitrag zu nachhaltiger Entwicklung.</w:t>
       </w:r>
     </w:p>
     <w:p>
@@ -394,7 +394,7 @@
         <w:t xml:space="preserve">Ergebnis: </w:t>
       </w:r>
       <w:r>
-        <w:t>Kernerkenntnisse: Klimaverantwortung wird durch Möglichkeiten und Grenzen des Alters geprägt; direkte Pflichten (Emissionsreduktion) und indirekte Pflichten (institutioneller Wandel) werden im Kontext körperlicher und sozialer Limitationen ausgehandelt. Älterwerden reframt Klimaverpflichtungen kontextabhängig.</w:t>
+        <w:t>Der Kernbefund ist konzeptuell: Interventionen, die nachhaltige Verhaltensweisen fördern und adaptive Kapazitäten stärken, sind notwendig. Ein multisektoraler Ansatz, der individuelle und kollektive Verhaltensänderungen adressiert und Stakeholder auf allen Ebenen einbezieht, wird als erforderlich identifiziert.</w:t>
       </w:r>
     </w:p>
     <w:p>
@@ -409,7 +409,7 @@
         <w:rPr>
           <w:sz w:val="19"/>
         </w:rPr>
-        <w:t>Deutsprachige Schweiz, Mitteleuropa, Planetary-Health-Perspektive auf Altern</w:t>
+        <w:t>Konzeptuelle Arbeit – prinzipiell global übertragbar; Fokus auf Co-Benefits (Luftqualität, körperliche Aktivität, Ernährung) für Gesundheitskommunikation relevant.</w:t>
       </w:r>
     </w:p>
     <w:p>
@@ -418,7 +418,7 @@
           <w:color w:val="5A7D3A"/>
           <w:sz w:val="18"/>
         </w:rPr>
-        <w:t>https://pubmed.ncbi.nlm.nih.gov/42705825/</w:t>
+        <w:t>https://pubmed.ncbi.nlm.nih.gov/42742570/</w:t>
       </w:r>
     </w:p>
     <w:sectPr>

--- a/download/studien-aktuell.docx
+++ b/download/studien-aktuell.docx
@@ -62,7 +62,7 @@
           <w:color w:val="666666"/>
           <w:sz w:val="18"/>
         </w:rPr>
-        <w:t>Stand: 07.10.2026  |  6 Studien  |  klima.m-vf.de</w:t>
+        <w:t>Stand: 08.10.2026  |  7 Studien  |  klima.m-vf.de</w:t>
       </w:r>
     </w:p>
     <w:p>
@@ -70,7 +70,7 @@
         <w:pStyle w:val="Heading1"/>
       </w:pPr>
       <w:r>
-        <w:t>Aufgenommen am 07.10.2026</w:t>
+        <w:t>Aufgenommen am 08.10.2026</w:t>
       </w:r>
     </w:p>
     <w:p>
@@ -78,7 +78,7 @@
         <w:pStyle w:val="Heading2"/>
       </w:pPr>
       <w:r>
-        <w:t>West-Nil-Virus-Risiko: Landnutzung, Klimawandel und soziale Vulnerabilität in den USA</w:t>
+        <w:t>Gesundheitswesen als Klimaverschärfer: Emissionen und Maßnahmen zur Reduktion</w:t>
       </w:r>
     </w:p>
     <w:p>
@@ -88,12 +88,12 @@
           <w:color w:val="666666"/>
           <w:sz w:val="18"/>
         </w:rPr>
-        <w:t>Sambado SB et al.  ·  Biol Lett  ·  07.10.2026  ·  PMID 42838544</w:t>
+        <w:t>Pacheco SE et al.  ·  J Allergy Clin Immunol Pract  ·  Okt. 2026  ·  PMID 42843930</w:t>
       </w:r>
     </w:p>
     <w:p>
       <w:r>
-        <w:t>Nationale Studie zur räumlichen Charakterisierung von West-Nil-Virus-Risiken unter Berücksichtigung von Klimavariabilität, Landnutzungswandel und sozialer Vulnerabilität.</w:t>
+        <w:t>Übersichtsarbeit zur Analyse, wie der Gesundheitssektor durch fossile Brennstoffe, Energieverbrauch, Lieferketten und Müllproduktion zum Klimawandel beiträgt und umgekehrt von seinen Folgen betroffen ist.</w:t>
       </w:r>
     </w:p>
     <w:p>
@@ -104,7 +104,7 @@
         <w:t xml:space="preserve">Ergebnis: </w:t>
       </w:r>
       <w:r>
-        <w:t>Landnut­zungs­gradienten, temperaturabhängige Transmission und berufliche sowie wohngebiet­liche Exposition korrelieren mit WNV-Inzidenz, besonders in gemischten urban-agrarischen Landschaften. Künftige Szenarien zeigen räumlich variable Verschiebungen des Vektorrisikos durch divergente physiologische Reaktionen der Culex-Arten.</w:t>
+        <w:t>Der Gesundheitssektor verursacht ca. 4,6 % globaler Nettoemissionen und trägt damit zu Hitzewellen, Luftverschmutzung, Trockenheit, Extremwetterereignissen und verstärkten Infektionskrankheiten bei – genau den Erkrankungen, die er behandeln soll. Vulnerable Gruppen (Kinder, ältere Menschen, chronisch Kranke, ethnische Minderheiten, sozioökonomisch marginalisierte Gemeinschaften) tragen eine disproportional hohe Last dieser klimainduzierten Gesundheitsfolgen. Der Artikel skizziert Emissionsquellen im Sektor und konkrete Beschaffungsmaßnahmen zur Reduktion des CO₂-Fußabdrucks.</w:t>
       </w:r>
     </w:p>
     <w:p>
@@ -119,7 +119,7 @@
         <w:rPr>
           <w:sz w:val="19"/>
         </w:rPr>
-        <w:t>USA – Methodik der Multi-Faktor-Risikoanalyse übertragbar; absolute Temperaturschwellen und Vektorbiologie klimazonenabhängig.</w:t>
+        <w:t>USA-basiert, aber Systemkritik für alle Länder relevant; deutsche Kliniken mit gleichen Strukturproblemen</w:t>
       </w:r>
     </w:p>
     <w:p>
@@ -128,7 +128,7 @@
           <w:color w:val="5A7D3A"/>
           <w:sz w:val="18"/>
         </w:rPr>
-        <w:t>https://pubmed.ncbi.nlm.nih.gov/42838544/</w:t>
+        <w:t>https://pubmed.ncbi.nlm.nih.gov/42843930/</w:t>
       </w:r>
     </w:p>
     <w:p>
@@ -136,7 +136,7 @@
         <w:pStyle w:val="Heading2"/>
       </w:pPr>
       <w:r>
-        <w:t>Atlante Aria e Salute: Gesundheitsbelastung durch Luftverschmutzung in Italien</w:t>
+        <w:t>Hitzewellen und Resilienz geriatrischer Versorgungspfade in französischen Krankenhäusern</w:t>
       </w:r>
     </w:p>
     <w:p>
@@ -146,12 +146,12 @@
           <w:color w:val="666666"/>
           <w:sz w:val="18"/>
         </w:rPr>
-        <w:t>Ranzi A et al.  ·  Epidemiol Prev  ·  Juli 2026  ·  PMID 42836291</w:t>
+        <w:t>Annweiler C et al.  ·  Geriatr Psychol Neuropsychiatr Vieil  ·  01.09.2026  ·  PMID 42842818</w:t>
       </w:r>
     </w:p>
     <w:p>
       <w:r>
-        <w:t>Methodische Studie zur Schätzung der Krankheitslast durch PM2,5 und NO2 in Italien mittels Machine Learning und Expositionsmodellierung auf kommunaler Ebene.</w:t>
+        <w:t>Nationale Umfrage in französischen Akutkliniken während und eine Woche nach einer Hitzewelle 2026 zur Erfassung von Belastung, Betriebsbelastung und Anpassungen in der geriatrischen Versorgung.</w:t>
       </w:r>
     </w:p>
     <w:p>
@@ -162,7 +162,7 @@
         <w:t xml:space="preserve">Ergebnis: </w:t>
       </w:r>
       <w:r>
-        <w:t>Bei PM2,5 betrug die nationale bevölkerungsgewichtete Exposition 16,0 μg/m³ und die zurechenbare Fraktion 9,9%, bei NO2 21,0 μg/m³ und 5,2%. Die Po-Ebene im Norden war am stärksten belastet. Die Plattform erlaubt Szenarien-Analysen für Politikbewertung.</w:t>
+        <w:t>In Phase 1 (während Hitzewelle): 45,5 % der Stationen berichteten von unerträglichen Patientenzimmertemperaturen, 71,4 % von betrieblichen Schwierigkeiten, 88,4 % von Mitarbeitermüdigkeit, 64,3 % von Kapazitätsengpässen. Eine Woche später verbesserten sich die Werte deutlich: Tolerierbare Temperaturen stiegen von 53,6 % auf 100 % (p &lt; 0,001), Notaufnahmebelastung sank von 91,1 % auf 63,3 % (p &lt; 0,001), Mitarbeitermüdigkeit von 88,4 % auf 50,0 % (p &lt; 0,001). In Rehabilitationseinrichtungen berichteten 65,4 % von intoleranten Temperaturen, 73,1 % verweigerten Aufnahmen. Einheiten mit Klimaanlage zeigten weniger hitzebezogene Komplikationen.</w:t>
       </w:r>
     </w:p>
     <w:p>
@@ -177,7 +177,7 @@
         <w:rPr>
           <w:sz w:val="19"/>
         </w:rPr>
-        <w:t>Italien – vergleichbare Industrieregionen, aber südeuropäische Ausgangswerte höher als in Deutschland.</w:t>
+        <w:t>Frankreich, gemäßigte Klimazone, direkt übertragbar auf deutsches Gesundheitssystem</w:t>
       </w:r>
     </w:p>
     <w:p>
@@ -186,7 +186,7 @@
           <w:color w:val="5A7D3A"/>
           <w:sz w:val="18"/>
         </w:rPr>
-        <w:t>https://pubmed.ncbi.nlm.nih.gov/42836291/</w:t>
+        <w:t>https://pubmed.ncbi.nlm.nih.gov/42842818/</w:t>
       </w:r>
     </w:p>
     <w:p>
@@ -194,7 +194,7 @@
         <w:pStyle w:val="Heading2"/>
       </w:pPr>
       <w:r>
-        <w:t>Co-Kreation des Atlante Aria e Salute: Kommunikation für Entscheidungsträger</w:t>
+        <w:t>Luftverschmutzung, genetisches Schizophrenie-Risiko und Hirnentwicklung bei Adoleszenten</w:t>
       </w:r>
     </w:p>
     <w:p>
@@ -204,12 +204,12 @@
           <w:color w:val="666666"/>
           <w:sz w:val="18"/>
         </w:rPr>
-        <w:t>Davoli E et al.  ·  Epidemiol Prev  ·  Juli 2026  ·  PMID 42836290</w:t>
+        <w:t>Cattarinussi G et al.  ·  Schizophr Bull  ·  20.08.2026  ·  PMID 42842776</w:t>
       </w:r>
     </w:p>
     <w:p>
       <w:r>
-        <w:t>Qualitative Studie mit Fokusgruppen und Interviews zur Erhebung von Informationsbedürfnissen und Kommunikationsstrategien für ein luftqualitäts- und gesundheitspolitisches Tool.</w:t>
+        <w:t>Querschnittsstudie mit 1.580 US-amerikanischen Adoleszenten (ABCD-Studie) zur Untersuchung, wie Feinstoffbelastung (PM₂.₅, NO₂, O₃) im Alter von 9–10 Jahren die Gehirnstruktur und -funktion im Alter von 13–14 Jahren verändert und ob genetisches Schizophrenie-Risiko diese Effekte verstärkt.</w:t>
       </w:r>
     </w:p>
     <w:p>
@@ -220,7 +220,7 @@
         <w:t xml:space="preserve">Ergebnis: </w:t>
       </w:r>
       <w:r>
-        <w:t>Identifiziert wurden vier Themenfelder: Bewusstsein, Verhalten, Informationsverbreitung, geografischer Maßstab. Experten fordern verständliche Sprache, interpretierbare Karten und Transparenz über vermeidbare Todesfälle unter verschiedenen Szenarien. Die Vermeidung alarmistischer Framing und Hervorhebung von Co-Benefits wurde betont.</w:t>
+        <w:t>Höheres PM₂.₅ war assoziiert mit kleinerer rechter Stirnpolerfläche (p-FDR = 0,039). Bei Personen mit niedrigem genetischem Schizophrenie-Risiko korrelierte mittleres PM₂.₅ mit kleineren linken Caudatvolumina (p-FDR = 0,019). Höheres NO₂ korrelierte mit schwächerer negativer funktionaler Konnektivität zwischen Default Mode und dorsaler Aufmerksamkeitsnetzwerke (p-FDR = 0,034) und schwächerer positiver Konnektivität zwischen dorsal-Attention und frontoparietal-Netzwerken (p-FDR = 0,034). Ergebnisse unterstreichen die Bedeutung von Luftqualität während kritischer neuronaler Entwicklungsphasen.</w:t>
       </w:r>
     </w:p>
     <w:p>
@@ -235,7 +235,7 @@
         <w:rPr>
           <w:sz w:val="19"/>
         </w:rPr>
-        <w:t>Italien – methodisch für Deutschland übertragbar; zeigt, wie Experten und Stakeholder Public-Health-Tools gestalten sollten.</w:t>
+        <w:t>USA, gemäßigte Klimazone, vergleichbare Luftqualitätsprobleme, Methodik übertragbar</w:t>
       </w:r>
     </w:p>
     <w:p>
@@ -244,7 +244,7 @@
           <w:color w:val="5A7D3A"/>
           <w:sz w:val="18"/>
         </w:rPr>
-        <w:t>https://pubmed.ncbi.nlm.nih.gov/42836290/</w:t>
+        <w:t>https://pubmed.ncbi.nlm.nih.gov/42842776/</w:t>
       </w:r>
     </w:p>
     <w:p>
@@ -252,7 +252,7 @@
         <w:pStyle w:val="Heading2"/>
       </w:pPr>
       <w:r>
-        <w:t>Rauchen und idiopathische Lungenfibrose: Sterblichkeitsrisiken in Großbritannien</w:t>
+        <w:t>Occupational Justice und Klimakatastrophen: Lernziele aus Bushfire-Recovery in Australien</w:t>
       </w:r>
     </w:p>
     <w:p>
@@ -262,12 +262,12 @@
           <w:color w:val="666666"/>
           <w:sz w:val="18"/>
         </w:rPr>
-        <w:t>Tu Q et al.  ·  Front Public Health  ·  16.09.2026  ·  PMID 42819413</w:t>
+        <w:t>Huppatz E et al.  ·  Aust Occup Ther J  ·  Okt. 2026  ·  PMID 42841710</w:t>
       </w:r>
     </w:p>
     <w:p>
       <w:r>
-        <w:t>Prospektive Kohortenstudie (UK Biobank) zu Assoziation aktiven und passiven Rauchens mit all-cause und atemwegs-spezifischer Mortalität bei IPF.</w:t>
+        <w:t>Qualitative phänomenologische-hermeneutische Studie mit Gemeindenarrativen aus dem Conjola-Bushfire 2019 in Australien zur Analyse von Occupational, Epistemic und Hermeneutic Justice im Katastrophenkontext.</w:t>
       </w:r>
     </w:p>
     <w:p>
@@ -278,7 +278,7 @@
         <w:t xml:space="preserve">Ergebnis: </w:t>
       </w:r>
       <w:r>
-        <w:t>IPF-Vorgeschichte: HR 4,26 (95% CI 3,94–4,60). Positive additive Interaktion zwischen mütterlichem Rauchen in der Kindheit und respiratorischer Mortalität (RERI 16,97; AP 0,25). Dosisresponse nicht linear ohne IPF, linear mit IPF.</w:t>
+        <w:t>Die Gemeindeerzählungen zeigten miteinander verflochtene Ungerechtigkeit: Occupational Justice entstand durch eingeschränkten Ressourcenzugang während Response und Recovery, wobei gemeindegetriebene Initiativen kritisch für Wiederherstellung waren. Epistemic Justice war durch Regierungsmissachtung der Klimawissenschaft und indigener Wissenssysteme kompromittiert; die Gemeinde schuf Gegennarrative durch Filme. Hermeneutic Justice fehlte, als Identitätsaspekte ausgelöscht wurden; künstlerischer Ausdruck half der Gemeinde, die Kontrolle zurückzuerobern und systembezogene Ausfälle zu kommunizieren. Das Occupational Justice PLUS-Modell erwies sich als anwendbar für Katastrophenkontexte.</w:t>
       </w:r>
     </w:p>
     <w:p>
@@ -293,7 +293,7 @@
         <w:rPr>
           <w:sz w:val="19"/>
         </w:rPr>
-        <w:t>Großbritannien – gemäßigte Klimazone, strukturell übertragbar; zeigt Rauchen als Klimavulnerabilität in Vulnerable-Population-Kontext.</w:t>
+        <w:t>Australien (subtropisch), Methodik und Gerechtigkeitsprinzipien übertragbar; Hitzeextreme dort extremer als Deutschland</w:t>
       </w:r>
     </w:p>
     <w:p>
@@ -302,7 +302,7 @@
           <w:color w:val="5A7D3A"/>
           <w:sz w:val="18"/>
         </w:rPr>
-        <w:t>https://pubmed.ncbi.nlm.nih.gov/42819413/</w:t>
+        <w:t>https://pubmed.ncbi.nlm.nih.gov/42841710/</w:t>
       </w:r>
     </w:p>
     <w:p>
@@ -310,7 +310,7 @@
         <w:pStyle w:val="Heading2"/>
       </w:pPr>
       <w:r>
-        <w:t>Novaple​x Tropical Fever Assay: Multiplex-RT-PCR für Arbovirosen</w:t>
+        <w:t>Luftqualität und Gesundheit: Konzeptioneller Rahmen für italienische Fallstudien</w:t>
       </w:r>
     </w:p>
     <w:p>
@@ -320,12 +320,12 @@
           <w:color w:val="666666"/>
           <w:sz w:val="18"/>
         </w:rPr>
-        <w:t>Sberna G et al.  ·  Int J Mol Sci  ·  21.09.2026  ·  PMID 42794825</w:t>
+        <w:t>Bisceglia L et al.  ·  Epidemiol Prev  ·  Juli 2026  ·  PMID 42836292</w:t>
       </w:r>
     </w:p>
     <w:p>
       <w:r>
-        <w:t>Validierungsstudie eines Multiplex-RT-PCR-Assays (Dengue, Zika, Chikungunya, West-Nil-Virus) für Labordiagnostik bei klimawandelbedingter Vektor-Expansion.</w:t>
+        <w:t>Methodische Studie zur Anwendung des DPSEEA-Modells (Driving forces-Pressures-State-Exposure-Effects-Actions) auf neun Fallstudien aus sechs italienischen Regionen zur Validierung eines Atlanten für Luft und Gesundheit.</w:t>
       </w:r>
     </w:p>
     <w:p>
@@ -336,7 +336,7 @@
         <w:t xml:space="preserve">Ergebnis: </w:t>
       </w:r>
       <w:r>
-        <w:t>Nachweisgrenze (LOD) für WNV2 4,41 Log Kopien/mL, DENV2 3,67, ZIKV 2,57, CHIKV 3,43. Keine Kreuzreaktivität mit Usutu-Virus. Retrospektiver Vergleich mit Einzelassays zeigte höchste Übereinstimmung bei WNV, substanziell bei CHIKV, begrenzt bei DENV.</w:t>
+        <w:t>Das DPSEEA-Modell wurde erfolgreich auf alle neun Fallstudien angewendet und ermöglichte eine konsistente Strukturierung von Informationen entlang der Umwelt-Gesundheits-Kausalitätskette. Der Rahmen unterstützte die Identifikation von Indikatoren, die Vergleichbarkeit zwischen Kontexten, die Definition von Interventionsszenarien und die Bewertung neuer feinteilig aufgelöster Expositionsmetriken und Gesundheitsergebnisse. Die Anwendung erwies sich als machbar und nützlich für die Unterstützung von Entscheidungsprozessen.</w:t>
       </w:r>
     </w:p>
     <w:p>
@@ -351,7 +351,7 @@
         <w:rPr>
           <w:sz w:val="19"/>
         </w:rPr>
-        <w:t>Diagnostisches Verfahren – klimafolgen-relevant, aber nur bedingt für Deutschland; eher Relevanz für Surveillance bei Vektorverschiebung.</w:t>
+        <w:t>Italien, Mitteleuropa, vergleichbare Versorgungsstruktur zu Deutschland</w:t>
       </w:r>
     </w:p>
     <w:p>
@@ -360,7 +360,7 @@
           <w:color w:val="5A7D3A"/>
           <w:sz w:val="18"/>
         </w:rPr>
-        <w:t>https://pubmed.ncbi.nlm.nih.gov/42794825/</w:t>
+        <w:t>https://pubmed.ncbi.nlm.nih.gov/42836292/</w:t>
       </w:r>
     </w:p>
     <w:p>
@@ -368,7 +368,7 @@
         <w:pStyle w:val="Heading2"/>
       </w:pPr>
       <w:r>
-        <w:t>Verhaltensänderungen zur Bewältigung von Klimafolgen und SDG 13</w:t>
+        <w:t>Hitze-induzierte trainierte Immunität verbessert Tumorbekämpfung bei behandlungsresistenten Patienten</w:t>
       </w:r>
     </w:p>
     <w:p>
@@ -378,12 +378,12 @@
           <w:color w:val="666666"/>
           <w:sz w:val="18"/>
         </w:rPr>
-        <w:t>Filho WL et al.  ·  Appl Psychol Health Well Being  ·  Okt. 2026  ·  PMID 42742570</w:t>
+        <w:t>Bıçakcıoğlu G et al.  ·  Front Immunol  ·  11.09.2026  ·  PMID 42798601</w:t>
       </w:r>
     </w:p>
     <w:p>
       <w:r>
-        <w:t>Narrative Übersichtsarbeit zu Verbindungen zwischen Klimawandel, Gesundheit und Verhaltensänderung sowie deren Beitrag zu nachhaltiger Entwicklung.</w:t>
+        <w:t>Laborexperimentelle Studie zur Untersuchung, ob hitzegetötete Mykobakterien die Antitumorimmunität in Blutproben von Kolonkrebspatienten verstärken können, die auf Anti-PD-1-Blockade nicht ansprechen.</w:t>
       </w:r>
     </w:p>
     <w:p>
@@ -394,7 +394,7 @@
         <w:t xml:space="preserve">Ergebnis: </w:t>
       </w:r>
       <w:r>
-        <w:t>Der Kernbefund ist konzeptuell: Interventionen, die nachhaltige Verhaltensweisen fördern und adaptive Kapazitäten stärken, sind notwendig. Ein multisektoraler Ansatz, der individuelle und kollektive Verhaltensänderungen adressiert und Stakeholder auf allen Ebenen einbezieht, wird als erforderlich identifiziert.</w:t>
+        <w:t>Hitzegetötete Mykobakterien induzierten in Blutproben von Kolonkrebspatienten trainierte Immunität mit erhöhten TNF- und IFN-γ-Spiegeln und geringeren IL-10-Spiegeln (vergleichbar mit gesunden Kontrollen). Die Training verstärkte die Tumorbekämpfungskapazität der Blutzellen erheblich. Während Anti-PD-1 allein bei Patienten keine signifikante Antitumor-Reaktion auslöste, überwand die induzierte Immunität diese Resistenz mit erhöhtem IL-12p70 und IP-10-Profil – ein prinzipieller Nachweis für ein neues immunmodulatorisches Konzept.</w:t>
       </w:r>
     </w:p>
     <w:p>
@@ -409,7 +409,7 @@
         <w:rPr>
           <w:sz w:val="19"/>
         </w:rPr>
-        <w:t>Konzeptuelle Arbeit – prinzipiell global übertragbar; Fokus auf Co-Benefits (Luftqualität, körperliche Aktivität, Ernährung) für Gesundheitskommunikation relevant.</w:t>
+        <w:t>Grundlagenforschung mit humanem In-vitro-Material; Mechanismus-Hypothese, nicht Patientenversorgung relevant</w:t>
       </w:r>
     </w:p>
     <w:p>
@@ -418,7 +418,65 @@
           <w:color w:val="5A7D3A"/>
           <w:sz w:val="18"/>
         </w:rPr>
-        <w:t>https://pubmed.ncbi.nlm.nih.gov/42742570/</w:t>
+        <w:t>https://pubmed.ncbi.nlm.nih.gov/42798601/</w:t>
+      </w:r>
+    </w:p>
+    <w:p>
+      <w:pPr>
+        <w:pStyle w:val="Heading2"/>
+      </w:pPr>
+      <w:r>
+        <w:t>Luftqualität in ungeschützten Krankenhausbereichen als Determinante nosokomialer Infektionen</w:t>
+      </w:r>
+    </w:p>
+    <w:p>
+      <w:r>
+        <w:rPr>
+          <w:i/>
+          <w:color w:val="666666"/>
+          <w:sz w:val="18"/>
+        </w:rPr>
+        <w:t>D'Elia D et al.  ·  J Hosp Infect  ·  23.07.2026  ·  PMID 42492844</w:t>
+      </w:r>
+    </w:p>
+    <w:p>
+      <w:r>
+        <w:t>Narrative Übersichtsarbeit zur Bewertung von Raumluftqualität in ungeschützten Krankenhausbereichen und Empfehlungen zur Reduktion luftgestützter Infektionen, insbesondere bei immunsupprimierten Patienten.</w:t>
+      </w:r>
+    </w:p>
+    <w:p>
+      <w:r>
+        <w:rPr>
+          <w:b/>
+        </w:rPr>
+        <w:t xml:space="preserve">Ergebnis: </w:t>
+      </w:r>
+      <w:r>
+        <w:t>Die vorhandenen Evidenzen zeigen eine erhebliche Lücke bei der Luftqualität in ungeschützten Krankenhausbereichen – Empfehlungen existieren nur für geschützte Zonen. Luftgestützte nosokominale Infektionen stellen besonders für immunsupprimierte Patienten ein hohes Risiko dar. Die Autoren schlagen vor, dass die Europäische Gesellschaft für Klinische Mikrobiologie eine Pilot-Multizenterstudie koordiniert, um Richtlinien zu entwickeln. Umsetzung könnte Inzidenz luftgestützter Infektionen reduzieren und die Pandemieberechtschaft stärken.</w:t>
+      </w:r>
+    </w:p>
+    <w:p>
+      <w:r>
+        <w:rPr>
+          <w:b/>
+          <w:sz w:val="19"/>
+        </w:rPr>
+        <w:t xml:space="preserve">Übertragbarkeit: </w:t>
+      </w:r>
+      <w:r>
+        <w:rPr>
+          <w:sz w:val="19"/>
+        </w:rPr>
+        <w:t>Europäische Expertenmeinung, Deutschland direkt betroffen, Gesundheitssystem-Resilienz</w:t>
+      </w:r>
+    </w:p>
+    <w:p>
+      <w:r>
+        <w:rPr>
+          <w:color w:val="5A7D3A"/>
+          <w:sz w:val="18"/>
+        </w:rPr>
+        <w:t>https://pubmed.ncbi.nlm.nih.gov/42492844/</w:t>
       </w:r>
     </w:p>
     <w:sectPr>

--- a/download/studien-aktuell.docx
+++ b/download/studien-aktuell.docx
@@ -62,7 +62,7 @@
           <w:color w:val="666666"/>
           <w:sz w:val="18"/>
         </w:rPr>
-        <w:t>Stand: 08.10.2026  |  7 Studien  |  klima.m-vf.de</w:t>
+        <w:t>Stand: 09.10.2026  |  5 Studien  |  klima.m-vf.de</w:t>
       </w:r>
     </w:p>
     <w:p>
@@ -70,7 +70,7 @@
         <w:pStyle w:val="Heading1"/>
       </w:pPr>
       <w:r>
-        <w:t>Aufgenommen am 08.10.2026</w:t>
+        <w:t>Aufgenommen am 09.10.2026</w:t>
       </w:r>
     </w:p>
     <w:p>
@@ -78,7 +78,7 @@
         <w:pStyle w:val="Heading2"/>
       </w:pPr>
       <w:r>
-        <w:t>Gesundheitswesen als Klimaverschärfer: Emissionen und Maßnahmen zur Reduktion</w:t>
+        <w:t>Gesundheitsframing bei Klimakommunikation: systematische Übersicht von 54 Studien</w:t>
       </w:r>
     </w:p>
     <w:p>
@@ -88,12 +88,12 @@
           <w:color w:val="666666"/>
           <w:sz w:val="18"/>
         </w:rPr>
-        <w:t>Pacheco SE et al.  ·  J Allergy Clin Immunol Pract  ·  Okt. 2026  ·  PMID 42843930</w:t>
+        <w:t>Chan FHF et al.  ·  Ann Behav Med  ·  07.01.2026  ·  PMID 42847353</w:t>
       </w:r>
     </w:p>
     <w:p>
       <w:r>
-        <w:t>Übersichtsarbeit zur Analyse, wie der Gesundheitssektor durch fossile Brennstoffe, Energieverbrauch, Lieferketten und Müllproduktion zum Klimawandel beiträgt und umgekehrt von seinen Folgen betroffen ist.</w:t>
+        <w:t>Systematische Übersicht mit qualitativer Synthese von 46 Studien (54 Studiendesigns) zu Wirksamkeit von gesundheitsgerahmten Umweltbotschaften auf Wahrnehmung und Verhalten.</w:t>
       </w:r>
     </w:p>
     <w:p>
@@ -104,7 +104,7 @@
         <w:t xml:space="preserve">Ergebnis: </w:t>
       </w:r>
       <w:r>
-        <w:t>Der Gesundheitssektor verursacht ca. 4,6 % globaler Nettoemissionen und trägt damit zu Hitzewellen, Luftverschmutzung, Trockenheit, Extremwetterereignissen und verstärkten Infektionskrankheiten bei – genau den Erkrankungen, die er behandeln soll. Vulnerable Gruppen (Kinder, ältere Menschen, chronisch Kranke, ethnische Minderheiten, sozioökonomisch marginalisierte Gemeinschaften) tragen eine disproportional hohe Last dieser klimainduzierten Gesundheitsfolgen. Der Artikel skizziert Emissionsquellen im Sektor und konkrete Beschaffungsmaßnahmen zur Reduktion des CO₂-Fußabdrucks.</w:t>
+        <w:t>Gesundheitsgerahmte Botschaften (Gewinnframing, Mitigation-Nutzen) wurden als klar und hilfreich wahrgenommen, erhöhten Bedrohungswahrnehmung, Politikunterstützung und schützende Absichten. Effekte auf nachhaltige Lebensstiländerungen und Advocacy-Verhalten waren weniger konsistent. Über 180.000 Teilnehmer: Botschaften steigerten Sorge und Politikunterstützung, führten aber selten zu konkreten Verhaltensänderungen.</w:t>
       </w:r>
     </w:p>
     <w:p>
@@ -119,7 +119,7 @@
         <w:rPr>
           <w:sz w:val="19"/>
         </w:rPr>
-        <w:t>USA-basiert, aber Systemkritik für alle Länder relevant; deutsche Kliniken mit gleichen Strukturproblemen</w:t>
+        <w:t>Überwiegend englischsprachige Hocheinkommensländer, Methodik zur Risikokommunikation in Deutschland relevant</w:t>
       </w:r>
     </w:p>
     <w:p>
@@ -128,7 +128,7 @@
           <w:color w:val="5A7D3A"/>
           <w:sz w:val="18"/>
         </w:rPr>
-        <w:t>https://pubmed.ncbi.nlm.nih.gov/42843930/</w:t>
+        <w:t>https://pubmed.ncbi.nlm.nih.gov/42847353/</w:t>
       </w:r>
     </w:p>
     <w:p>
@@ -136,7 +136,7 @@
         <w:pStyle w:val="Heading2"/>
       </w:pPr>
       <w:r>
-        <w:t>Hitzewellen und Resilienz geriatrischer Versorgungspfade in französischen Krankenhäusern</w:t>
+        <w:t>Von El-Niño-Vorhersagen zu Gesundheitsmaßnahmen: ein Forecast-to-Action-Rahmen</w:t>
       </w:r>
     </w:p>
     <w:p>
@@ -146,12 +146,12 @@
           <w:color w:val="666666"/>
           <w:sz w:val="18"/>
         </w:rPr>
-        <w:t>Annweiler C et al.  ·  Geriatr Psychol Neuropsychiatr Vieil  ·  01.09.2026  ·  PMID 42842818</w:t>
+        <w:t>Bajrai LH et al.  ·  Front Public Health  ·  23.09.2026  ·  PMID 42845914</w:t>
       </w:r>
     </w:p>
     <w:p>
       <w:r>
-        <w:t>Nationale Umfrage in französischen Akutkliniken während und eine Woche nach einer Hitzewelle 2026 zur Erfassung von Belastung, Betriebsbelastung und Anpassungen in der geriatrischen Versorgung.</w:t>
+        <w:t>Perspektive-Artikel schlägt ein adaptives Rahmenwerk vor, das ENSO-Vorhersagen (El Niño) mit regionalen Klimaprognosen und lokalem Gesundheitsrisikomanagement verknüpft.</w:t>
       </w:r>
     </w:p>
     <w:p>
@@ -162,7 +162,7 @@
         <w:t xml:space="preserve">Ergebnis: </w:t>
       </w:r>
       <w:r>
-        <w:t>In Phase 1 (während Hitzewelle): 45,5 % der Stationen berichteten von unerträglichen Patientenzimmertemperaturen, 71,4 % von betrieblichen Schwierigkeiten, 88,4 % von Mitarbeitermüdigkeit, 64,3 % von Kapazitätsengpässen. Eine Woche später verbesserten sich die Werte deutlich: Tolerierbare Temperaturen stiegen von 53,6 % auf 100 % (p &lt; 0,001), Notaufnahmebelastung sank von 91,1 % auf 63,3 % (p &lt; 0,001), Mitarbeitermüdigkeit von 88,4 % auf 50,0 % (p &lt; 0,001). In Rehabilitationseinrichtungen berichteten 65,4 % von intoleranten Temperaturen, 73,1 % verweigerten Aufnahmen. Einheiten mit Klimaanlage zeigten weniger hitzebezogene Komplikationen.</w:t>
+        <w:t>Drei-Ebenen-Modell: ENSO-Vorhersage, regionale Klimaprognose, Gesundheitsrisikoprognose. Zentrale Empfehlung: El-Niño-Vorhersage sollte strukturierte Risikobewertung einleiten, nicht automatisch Interventionen triggern. Entscheidungen sollten Vorhersagewahrscheinlichkeit, regionale Epidemiologie, Verwundbarkeit und Interventionswirksamkeit integrieren.</w:t>
       </w:r>
     </w:p>
     <w:p>
@@ -177,7 +177,7 @@
         <w:rPr>
           <w:sz w:val="19"/>
         </w:rPr>
-        <w:t>Frankreich, gemäßigte Klimazone, direkt übertragbar auf deutsches Gesundheitssystem</w:t>
+        <w:t>Prinzipien für Klimafrühwarnsysteme und Adaptation prinzipiell übertragbar, aber auf tropische/subtropische Systeme fokussiert</w:t>
       </w:r>
     </w:p>
     <w:p>
@@ -186,7 +186,7 @@
           <w:color w:val="5A7D3A"/>
           <w:sz w:val="18"/>
         </w:rPr>
-        <w:t>https://pubmed.ncbi.nlm.nih.gov/42842818/</w:t>
+        <w:t>https://pubmed.ncbi.nlm.nih.gov/42845914/</w:t>
       </w:r>
     </w:p>
     <w:p>
@@ -194,7 +194,7 @@
         <w:pStyle w:val="Heading2"/>
       </w:pPr>
       <w:r>
-        <w:t>Luftverschmutzung, genetisches Schizophrenie-Risiko und Hirnentwicklung bei Adoleszenten</w:t>
+        <w:t>Innenraum-PM2.5 und Sterblichkeit bei älteren Erwachsenen in China: Kohortenstudie mit Komponentenanalyse</w:t>
       </w:r>
     </w:p>
     <w:p>
@@ -204,12 +204,12 @@
           <w:color w:val="666666"/>
           <w:sz w:val="18"/>
         </w:rPr>
-        <w:t>Cattarinussi G et al.  ·  Schizophr Bull  ·  20.08.2026  ·  PMID 42842776</w:t>
+        <w:t>Wen Y et al.  ·  BMC Public Health  ·  07.09.2026  ·  PMID 42844605</w:t>
       </w:r>
     </w:p>
     <w:p>
       <w:r>
-        <w:t>Querschnittsstudie mit 1.580 US-amerikanischen Adoleszenten (ABCD-Studie) zur Untersuchung, wie Feinstoffbelastung (PM₂.₅, NO₂, O₃) im Alter von 9–10 Jahren die Gehirnstruktur und -funktion im Alter von 13–14 Jahren verändert und ob genetisches Schizophrenie-Risiko diese Effekte verstärkt.</w:t>
+        <w:t>Prospektive Kohortenstudie mit 12.607 älteren Teilnehmern (Alter ≥75 Jahre) zur Assoziation zwischen Innenraum-PM2.5, seinen Bestandteilen und Gesamt-Mortalität über medianen 4,14-Jahre Follow-up.</w:t>
       </w:r>
     </w:p>
     <w:p>
@@ -220,7 +220,7 @@
         <w:t xml:space="preserve">Ergebnis: </w:t>
       </w:r>
       <w:r>
-        <w:t>Höheres PM₂.₅ war assoziiert mit kleinerer rechter Stirnpolerfläche (p-FDR = 0,039). Bei Personen mit niedrigem genetischem Schizophrenie-Risiko korrelierte mittleres PM₂.₅ mit kleineren linken Caudatvolumina (p-FDR = 0,019). Höheres NO₂ korrelierte mit schwächerer negativer funktionaler Konnektivität zwischen Default Mode und dorsaler Aufmerksamkeitsnetzwerke (p-FDR = 0,034) und schwächerer positiver Konnektivität zwischen dorsal-Attention und frontoparietal-Netzwerken (p-FDR = 0,034). Ergebnisse unterstreichen die Bedeutung von Luftqualität während kritischer neuronaler Entwicklungsphasen.</w:t>
+        <w:t>8.643 Todesfälle dokumentiert. PM2.5 um 1 µg/m³ erhöht Mortalitätsrisiko um 0,3% (HR = 1,003; 95%-KI: 1,001–1,005). Schwarzkohlenstoff (BC) zeigte stärksten Effekt: +7,2% pro 1 µg/m³ (HR = 1,072; 95%-KI: 1,035–1,111). Organische Stoffe und Sulfate ebenfalls signifikant. Nichtlineares Konzentrations-Risiko-Verhältnis.</w:t>
       </w:r>
     </w:p>
     <w:p>
@@ -235,7 +235,7 @@
         <w:rPr>
           <w:sz w:val="19"/>
         </w:rPr>
-        <w:t>USA, gemäßigte Klimazone, vergleichbare Luftqualitätsprobleme, Methodik übertragbar</w:t>
+        <w:t>China, andere Klimazone; aber Indoor-Exposition und Alter relevant für Deutschland, Methodik (nicht Schwellenwerte) übertragbar</w:t>
       </w:r>
     </w:p>
     <w:p>
@@ -244,7 +244,7 @@
           <w:color w:val="5A7D3A"/>
           <w:sz w:val="18"/>
         </w:rPr>
-        <w:t>https://pubmed.ncbi.nlm.nih.gov/42842776/</w:t>
+        <w:t>https://pubmed.ncbi.nlm.nih.gov/42844605/</w:t>
       </w:r>
     </w:p>
     <w:p>
@@ -252,7 +252,7 @@
         <w:pStyle w:val="Heading2"/>
       </w:pPr>
       <w:r>
-        <w:t>Occupational Justice und Klimakatastrophen: Lernziele aus Bushfire-Recovery in Australien</w:t>
+        <w:t>Kokreation zur Entwicklung des Italienischen Atlante Aria und Salute</w:t>
       </w:r>
     </w:p>
     <w:p>
@@ -262,12 +262,12 @@
           <w:color w:val="666666"/>
           <w:sz w:val="18"/>
         </w:rPr>
-        <w:t>Huppatz E et al.  ·  Aust Occup Ther J  ·  Okt. 2026  ·  PMID 42841710</w:t>
+        <w:t>Davoli E et al.  ·  Epidemiol Prev  ·  Juli 2026  ·  PMID 42836289</w:t>
       </w:r>
     </w:p>
     <w:p>
       <w:r>
-        <w:t>Qualitative phänomenologische-hermeneutische Studie mit Gemeindenarrativen aus dem Conjola-Bushfire 2019 in Australien zur Analyse von Occupational, Epistemic und Hermeneutic Justice im Katastrophenkontext.</w:t>
+        <w:t>Qualitative Studie: Delphi-Prozess mit Experten zur Festlegung von Inhalten eines nationalen Atlases für Luftverschmutzungs- und Gesundheitseffekte in Italien.</w:t>
       </w:r>
     </w:p>
     <w:p>
@@ -278,7 +278,7 @@
         <w:t xml:space="preserve">Ergebnis: </w:t>
       </w:r>
       <w:r>
-        <w:t>Die Gemeindeerzählungen zeigten miteinander verflochtene Ungerechtigkeit: Occupational Justice entstand durch eingeschränkten Ressourcenzugang während Response und Recovery, wobei gemeindegetriebene Initiativen kritisch für Wiederherstellung waren. Epistemic Justice war durch Regierungsmissachtung der Klimawissenschaft und indigener Wissenssysteme kompromittiert; die Gemeinde schuf Gegennarrative durch Filme. Hermeneutic Justice fehlte, als Identitätsaspekte ausgelöscht wurden; künstlerischer Ausdruck half der Gemeinde, die Kontrolle zurückzuerobern und systembezogene Ausfälle zu kommunizieren. Das Occupational Justice PLUS-Modell erwies sich als anwendbar für Katastrophenkontexte.</w:t>
+        <w:t>16–22 Experten über zwei Delphi-Runden. Konsens auf: PM2.5 und NO2 als Exposures, kommunale Auflösung, Mortalität und Krankenhausaufnahmen (natürlich, kardiovaskulär, zerebrovaskular, respiratorisch, Lungenkrebs) als Outcomes. Attributable Fraktionen gegen WHO-Guideline-Werte (5 µg/m³ PM2.5, 10 µg/m³ NO2) berechnet. Kokreativer Prozess sicherte breite Beteiligung bei wissenschaftlicher Evidenzkonsistenz.</w:t>
       </w:r>
     </w:p>
     <w:p>
@@ -293,7 +293,7 @@
         <w:rPr>
           <w:sz w:val="19"/>
         </w:rPr>
-        <w:t>Australien (subtropisch), Methodik und Gerechtigkeitsprinzipien übertragbar; Hitzeextreme dort extremer als Deutschland</w:t>
+        <w:t>Italien, Mitteleuropa, sehr hohes Übertragungspotential für deutsche Atlas-Entwicklung und Gesundheitsfolgenabschätzung</w:t>
       </w:r>
     </w:p>
     <w:p>
@@ -302,7 +302,7 @@
           <w:color w:val="5A7D3A"/>
           <w:sz w:val="18"/>
         </w:rPr>
-        <w:t>https://pubmed.ncbi.nlm.nih.gov/42841710/</w:t>
+        <w:t>https://pubmed.ncbi.nlm.nih.gov/42836289/</w:t>
       </w:r>
     </w:p>
     <w:p>
@@ -310,7 +310,7 @@
         <w:pStyle w:val="Heading2"/>
       </w:pPr>
       <w:r>
-        <w:t>Luftqualität und Gesundheit: Konzeptioneller Rahmen für italienische Fallstudien</w:t>
+        <w:t>Leishmaniasis in Südeuropa: Sozioökonomie und Immunstatus als Haupttreiber</w:t>
       </w:r>
     </w:p>
     <w:p>
@@ -320,12 +320,12 @@
           <w:color w:val="666666"/>
           <w:sz w:val="18"/>
         </w:rPr>
-        <w:t>Bisceglia L et al.  ·  Epidemiol Prev  ·  Juli 2026  ·  PMID 42836292</w:t>
+        <w:t>Wang D et al.  ·  PLoS Negl Trop Dis  ·  05.10.2026  ·  PMID 42832561</w:t>
       </w:r>
     </w:p>
     <w:p>
       <w:r>
-        <w:t>Methodische Studie zur Anwendung des DPSEEA-Modells (Driving forces-Pressures-State-Exposure-Effects-Actions) auf neun Fallstudien aus sechs italienischen Regionen zur Validierung eines Atlanten für Luft und Gesundheit.</w:t>
+        <w:t>Studie untersuchte Risikofaktoren für humane Leishmaniasis in fünf südeuropäischen Ländern mittels multivariater Analyse von Sozioökonomie, Immunstatus, Klima, Landnutzung und Ökologie.</w:t>
       </w:r>
     </w:p>
     <w:p>
@@ -336,7 +336,7 @@
         <w:t xml:space="preserve">Ergebnis: </w:t>
       </w:r>
       <w:r>
-        <w:t>Das DPSEEA-Modell wurde erfolgreich auf alle neun Fallstudien angewendet und ermöglichte eine konsistente Strukturierung von Informationen entlang der Umwelt-Gesundheits-Kausalitätskette. Der Rahmen unterstützte die Identifikation von Indikatoren, die Vergleichbarkeit zwischen Kontexten, die Definition von Interventionsszenarien und die Bewertung neuer feinteilig aufgelöster Expositionsmetriken und Gesundheitsergebnisse. Die Anwendung erwies sich als machbar und nützlich für die Unterstützung von Entscheidungsprozessen.</w:t>
+        <w:t>Sozioökonomische Faktoren (Demografie, Beruf, Wohnbedingungen) waren stark mit Leishmaniasis-Inzidenz assoziiert, humane Immunsuppression hochkorreliert mit Risiko in Spanien und Italien. Klima grenzte leishmaniosefreie von endemischen Regionen ab. Klimawandel allein könnte die Ausbreitung in diesem Jahrhundert nicht vorantreiben.</w:t>
       </w:r>
     </w:p>
     <w:p>
@@ -351,7 +351,7 @@
         <w:rPr>
           <w:sz w:val="19"/>
         </w:rPr>
-        <w:t>Italien, Mitteleuropa, vergleichbare Versorgungsstruktur zu Deutschland</w:t>
+        <w:t>Südeuropa, vergleichbare Klimazone, strukturell ähnlich; Methodologie zu Risikogruppen übertragbar</w:t>
       </w:r>
     </w:p>
     <w:p>
@@ -360,123 +360,7 @@
           <w:color w:val="5A7D3A"/>
           <w:sz w:val="18"/>
         </w:rPr>
-        <w:t>https://pubmed.ncbi.nlm.nih.gov/42836292/</w:t>
-      </w:r>
-    </w:p>
-    <w:p>
-      <w:pPr>
-        <w:pStyle w:val="Heading2"/>
-      </w:pPr>
-      <w:r>
-        <w:t>Hitze-induzierte trainierte Immunität verbessert Tumorbekämpfung bei behandlungsresistenten Patienten</w:t>
-      </w:r>
-    </w:p>
-    <w:p>
-      <w:r>
-        <w:rPr>
-          <w:i/>
-          <w:color w:val="666666"/>
-          <w:sz w:val="18"/>
-        </w:rPr>
-        <w:t>Bıçakcıoğlu G et al.  ·  Front Immunol  ·  11.09.2026  ·  PMID 42798601</w:t>
-      </w:r>
-    </w:p>
-    <w:p>
-      <w:r>
-        <w:t>Laborexperimentelle Studie zur Untersuchung, ob hitzegetötete Mykobakterien die Antitumorimmunität in Blutproben von Kolonkrebspatienten verstärken können, die auf Anti-PD-1-Blockade nicht ansprechen.</w:t>
-      </w:r>
-    </w:p>
-    <w:p>
-      <w:r>
-        <w:rPr>
-          <w:b/>
-        </w:rPr>
-        <w:t xml:space="preserve">Ergebnis: </w:t>
-      </w:r>
-      <w:r>
-        <w:t>Hitzegetötete Mykobakterien induzierten in Blutproben von Kolonkrebspatienten trainierte Immunität mit erhöhten TNF- und IFN-γ-Spiegeln und geringeren IL-10-Spiegeln (vergleichbar mit gesunden Kontrollen). Die Training verstärkte die Tumorbekämpfungskapazität der Blutzellen erheblich. Während Anti-PD-1 allein bei Patienten keine signifikante Antitumor-Reaktion auslöste, überwand die induzierte Immunität diese Resistenz mit erhöhtem IL-12p70 und IP-10-Profil – ein prinzipieller Nachweis für ein neues immunmodulatorisches Konzept.</w:t>
-      </w:r>
-    </w:p>
-    <w:p>
-      <w:r>
-        <w:rPr>
-          <w:b/>
-          <w:sz w:val="19"/>
-        </w:rPr>
-        <w:t xml:space="preserve">Übertragbarkeit: </w:t>
-      </w:r>
-      <w:r>
-        <w:rPr>
-          <w:sz w:val="19"/>
-        </w:rPr>
-        <w:t>Grundlagenforschung mit humanem In-vitro-Material; Mechanismus-Hypothese, nicht Patientenversorgung relevant</w:t>
-      </w:r>
-    </w:p>
-    <w:p>
-      <w:r>
-        <w:rPr>
-          <w:color w:val="5A7D3A"/>
-          <w:sz w:val="18"/>
-        </w:rPr>
-        <w:t>https://pubmed.ncbi.nlm.nih.gov/42798601/</w:t>
-      </w:r>
-    </w:p>
-    <w:p>
-      <w:pPr>
-        <w:pStyle w:val="Heading2"/>
-      </w:pPr>
-      <w:r>
-        <w:t>Luftqualität in ungeschützten Krankenhausbereichen als Determinante nosokomialer Infektionen</w:t>
-      </w:r>
-    </w:p>
-    <w:p>
-      <w:r>
-        <w:rPr>
-          <w:i/>
-          <w:color w:val="666666"/>
-          <w:sz w:val="18"/>
-        </w:rPr>
-        <w:t>D'Elia D et al.  ·  J Hosp Infect  ·  23.07.2026  ·  PMID 42492844</w:t>
-      </w:r>
-    </w:p>
-    <w:p>
-      <w:r>
-        <w:t>Narrative Übersichtsarbeit zur Bewertung von Raumluftqualität in ungeschützten Krankenhausbereichen und Empfehlungen zur Reduktion luftgestützter Infektionen, insbesondere bei immunsupprimierten Patienten.</w:t>
-      </w:r>
-    </w:p>
-    <w:p>
-      <w:r>
-        <w:rPr>
-          <w:b/>
-        </w:rPr>
-        <w:t xml:space="preserve">Ergebnis: </w:t>
-      </w:r>
-      <w:r>
-        <w:t>Die vorhandenen Evidenzen zeigen eine erhebliche Lücke bei der Luftqualität in ungeschützten Krankenhausbereichen – Empfehlungen existieren nur für geschützte Zonen. Luftgestützte nosokominale Infektionen stellen besonders für immunsupprimierte Patienten ein hohes Risiko dar. Die Autoren schlagen vor, dass die Europäische Gesellschaft für Klinische Mikrobiologie eine Pilot-Multizenterstudie koordiniert, um Richtlinien zu entwickeln. Umsetzung könnte Inzidenz luftgestützter Infektionen reduzieren und die Pandemieberechtschaft stärken.</w:t>
-      </w:r>
-    </w:p>
-    <w:p>
-      <w:r>
-        <w:rPr>
-          <w:b/>
-          <w:sz w:val="19"/>
-        </w:rPr>
-        <w:t xml:space="preserve">Übertragbarkeit: </w:t>
-      </w:r>
-      <w:r>
-        <w:rPr>
-          <w:sz w:val="19"/>
-        </w:rPr>
-        <w:t>Europäische Expertenmeinung, Deutschland direkt betroffen, Gesundheitssystem-Resilienz</w:t>
-      </w:r>
-    </w:p>
-    <w:p>
-      <w:r>
-        <w:rPr>
-          <w:color w:val="5A7D3A"/>
-          <w:sz w:val="18"/>
-        </w:rPr>
-        <w:t>https://pubmed.ncbi.nlm.nih.gov/42492844/</w:t>
+        <w:t>https://pubmed.ncbi.nlm.nih.gov/42832561/</w:t>
       </w:r>
     </w:p>
     <w:sectPr>

--- a/download/studien-aktuell.docx
+++ b/download/studien-aktuell.docx
@@ -62,7 +62,7 @@
           <w:color w:val="666666"/>
           <w:sz w:val="18"/>
         </w:rPr>
-        <w:t>Stand: 09.10.2026  |  5 Studien  |  klima.m-vf.de</w:t>
+        <w:t>Stand: 10.10.2026  |  6 Studien  |  klima.m-vf.de</w:t>
       </w:r>
     </w:p>
     <w:p>
@@ -70,7 +70,7 @@
         <w:pStyle w:val="Heading1"/>
       </w:pPr>
       <w:r>
-        <w:t>Aufgenommen am 09.10.2026</w:t>
+        <w:t>Aufgenommen am 10.10.2026</w:t>
       </w:r>
     </w:p>
     <w:p>
@@ -78,7 +78,7 @@
         <w:pStyle w:val="Heading2"/>
       </w:pPr>
       <w:r>
-        <w:t>Gesundheitsframing bei Klimakommunikation: systematische Übersicht von 54 Studien</w:t>
+        <w:t>Temperaturvariabilität und Frühgeburtsrisiko in Teheran</w:t>
       </w:r>
     </w:p>
     <w:p>
@@ -88,12 +88,12 @@
           <w:color w:val="666666"/>
           <w:sz w:val="18"/>
         </w:rPr>
-        <w:t>Chan FHF et al.  ·  Ann Behav Med  ·  07.01.2026  ·  PMID 42847353</w:t>
+        <w:t>Yavar ME et al.  ·  Int J Biometeorol  ·  09.10.2026  ·  PMID 42853465</w:t>
       </w:r>
     </w:p>
     <w:p>
       <w:r>
-        <w:t>Systematische Übersicht mit qualitativer Synthese von 46 Studien (54 Studiendesigns) zu Wirksamkeit von gesundheitsgerahmten Umweltbotschaften auf Wahrnehmung und Verhalten.</w:t>
+        <w:t>Ökologische Zeitreihenstudie zur Auswirkung des Physiological Equivalent Temperature (PET)-Index auf das Frühgeburtsrisiko in Teheran (2018–2024) mit Daten von täglichen Frühgeburten und meteorologischen Parametern.</w:t>
       </w:r>
     </w:p>
     <w:p>
@@ -104,7 +104,7 @@
         <w:t xml:space="preserve">Ergebnis: </w:t>
       </w:r>
       <w:r>
-        <w:t>Gesundheitsgerahmte Botschaften (Gewinnframing, Mitigation-Nutzen) wurden als klar und hilfreich wahrgenommen, erhöhten Bedrohungswahrnehmung, Politikunterstützung und schützende Absichten. Effekte auf nachhaltige Lebensstiländerungen und Advocacy-Verhalten waren weniger konsistent. Über 180.000 Teilnehmer: Botschaften steigerten Sorge und Politikunterstützung, führten aber selten zu konkreten Verhaltensänderungen.</w:t>
+        <w:t>Extreme Kälte (1. Perzentil PET = -1,7 °C) über 0–30 Tage Lag erhöhte das kumulative relative Risiko für Frühgeburten signifikant (RR = 1,25; 95%-KI: 1,02–1,52), mit Effekt hauptsächlich bei 20–30 Tagen Verzögerung. Extreme Hitze (99. Perzentil = 39,1 °C) zeigte keinen signifikanten Effekt (RR = 0,94; 95%-KI: 0,81–1,10).</w:t>
       </w:r>
     </w:p>
     <w:p>
@@ -119,7 +119,7 @@
         <w:rPr>
           <w:sz w:val="19"/>
         </w:rPr>
-        <w:t>Überwiegend englischsprachige Hocheinkommensländer, Methodik zur Risikokommunikation in Deutschland relevant</w:t>
+        <w:t>Tropen/Subtropen – Methodik (Lag-Modellierung) übertragbar; Temperaturschwellen nicht direkt für Deutschland relevant.</w:t>
       </w:r>
     </w:p>
     <w:p>
@@ -128,7 +128,7 @@
           <w:color w:val="5A7D3A"/>
           <w:sz w:val="18"/>
         </w:rPr>
-        <w:t>https://pubmed.ncbi.nlm.nih.gov/42847353/</w:t>
+        <w:t>https://pubmed.ncbi.nlm.nih.gov/42853465/</w:t>
       </w:r>
     </w:p>
     <w:p>
@@ -136,7 +136,7 @@
         <w:pStyle w:val="Heading2"/>
       </w:pPr>
       <w:r>
-        <w:t>Von El-Niño-Vorhersagen zu Gesundheitsmaßnahmen: ein Forecast-to-Action-Rahmen</w:t>
+        <w:t>Grünflächen und Luftverschmutzung schützen vor biologischer Alterung</w:t>
       </w:r>
     </w:p>
     <w:p>
@@ -146,12 +146,12 @@
           <w:color w:val="666666"/>
           <w:sz w:val="18"/>
         </w:rPr>
-        <w:t>Bajrai LH et al.  ·  Front Public Health  ·  23.09.2026  ·  PMID 42845914</w:t>
+        <w:t>Ma G et al.  ·  Environ Health Perspect  ·  06.10.2026  ·  PMID 42852352</w:t>
       </w:r>
     </w:p>
     <w:p>
       <w:r>
-        <w:t>Perspektive-Artikel schlägt ein adaptives Rahmenwerk vor, das ENSO-Vorhersagen (El Niño) mit regionalen Klimaprognosen und lokalem Gesundheitsrisikomanagement verknüpft.</w:t>
+        <w:t>Beschleunigte Längsschnittstudie mit 11.760 Erwachsenen (20–65 Jahre) in einer hochbelasteten chinesischen Stadt zum Effekt von Grünflächen und Luftschadstoff-Mischung auf biologische Alter-Beschleunigung (BAA).</w:t>
       </w:r>
     </w:p>
     <w:p>
@@ -162,7 +162,7 @@
         <w:t xml:space="preserve">Ergebnis: </w:t>
       </w:r>
       <w:r>
-        <w:t>Drei-Ebenen-Modell: ENSO-Vorhersage, regionale Klimaprognose, Gesundheitsrisikoprognose. Zentrale Empfehlung: El-Niño-Vorhersage sollte strukturierte Risikobewertung einleiten, nicht automatisch Interventionen triggern. Entscheidungen sollten Vorhersagewahrscheinlichkeit, regionale Epidemiologie, Verwundbarkeit und Interventionswirksamkeit integrieren.</w:t>
+        <w:t>Höhere Grünflächen (500 m NDVI) assoziiert mit niedrigerem Risiko für beschleunigtes Altern (OR: 0,84; 95%-KI: 0,75–0,95). Luftschadstoff-Mischung zeigte positive Assoziation mit beschleunigtem Altern (OR: 1,16; 95%-KI: 1,08–1,24), getrieben durch O3 und PM10. 25,0% des protektiven Effekts von Grünflächen war durch Pollutant-Reduktion mediiert.</w:t>
       </w:r>
     </w:p>
     <w:p>
@@ -177,7 +177,7 @@
         <w:rPr>
           <w:sz w:val="19"/>
         </w:rPr>
-        <w:t>Prinzipien für Klimafrühwarnsysteme und Adaptation prinzipiell übertragbar, aber auf tropische/subtropische Systeme fokussiert</w:t>
+        <w:t>China, hochverschmutzt – nur Prinzip übertragbar; biologische Alterungsmarker und Schwellwerte klimazonenabhängig.</w:t>
       </w:r>
     </w:p>
     <w:p>
@@ -186,7 +186,7 @@
           <w:color w:val="5A7D3A"/>
           <w:sz w:val="18"/>
         </w:rPr>
-        <w:t>https://pubmed.ncbi.nlm.nih.gov/42845914/</w:t>
+        <w:t>https://pubmed.ncbi.nlm.nih.gov/42852352/</w:t>
       </w:r>
     </w:p>
     <w:p>
@@ -194,7 +194,7 @@
         <w:pStyle w:val="Heading2"/>
       </w:pPr>
       <w:r>
-        <w:t>Innenraum-PM2.5 und Sterblichkeit bei älteren Erwachsenen in China: Kohortenstudie mit Komponentenanalyse</w:t>
+        <w:t>Temperaturvariabilität und Schlaganfallrisiko unter Klimawandel</w:t>
       </w:r>
     </w:p>
     <w:p>
@@ -204,12 +204,12 @@
           <w:color w:val="666666"/>
           <w:sz w:val="18"/>
         </w:rPr>
-        <w:t>Wen Y et al.  ·  BMC Public Health  ·  07.09.2026  ·  PMID 42844605</w:t>
+        <w:t>Pan Z et al.  ·  Environ Health Perspect  ·  06.10.2026  ·  PMID 42852343</w:t>
       </w:r>
     </w:p>
     <w:p>
       <w:r>
-        <w:t>Prospektive Kohortenstudie mit 12.607 älteren Teilnehmern (Alter ≥75 Jahre) zur Assoziation zwischen Innenraum-PM2.5, seinen Bestandteilen und Gesamt-Mortalität über medianen 4,14-Jahre Follow-up.</w:t>
+        <w:t>Case-Crossover-Studie mit 1,6 Mio. individuellen Schlaganfall-Fallereignissen (2015–2022) zur Assoziation zwischen kurzfristiger Temperaturvariabilität (TV) und ischämischem Schlaganfall unter Berücksichtigung Langzeit-TV-Adaptation.</w:t>
       </w:r>
     </w:p>
     <w:p>
@@ -220,7 +220,7 @@
         <w:t xml:space="preserve">Ergebnis: </w:t>
       </w:r>
       <w:r>
-        <w:t>8.643 Todesfälle dokumentiert. PM2.5 um 1 µg/m³ erhöht Mortalitätsrisiko um 0,3% (HR = 1,003; 95%-KI: 1,001–1,005). Schwarzkohlenstoff (BC) zeigte stärksten Effekt: +7,2% pro 1 µg/m³ (HR = 1,072; 95%-KI: 1,035–1,111). Organische Stoffe und Sulfate ebenfalls signifikant. Nichtlineares Konzentrations-Risiko-Verhältnis.</w:t>
+        <w:t>Kurzfristige TV-Exposition signifikant positiv assoziiert mit Schlaganfallrisiko; Langzeit-TV modifizierte Effekt – Populationen in persistently-high-TV-Regionen vulnerabler. Schlaganfälle zurechenbar zu TV verdoppelten sich 2000–2020. Unter Emissions-Szenario SSP5-8.5 prognostiziert: Attributable Fraktion des ischämischen Schlaganfalls +19–58 % bis Jahrhundertende, besonders SW- und Südchina.</w:t>
       </w:r>
     </w:p>
     <w:p>
@@ -235,7 +235,7 @@
         <w:rPr>
           <w:sz w:val="19"/>
         </w:rPr>
-        <w:t>China, andere Klimazone; aber Indoor-Exposition und Alter relevant für Deutschland, Methodik (nicht Schwellenwerte) übertragbar</w:t>
+        <w:t>China – Temperaturvariabilität und Adaptationsniveaus nicht direkt übertragbar; Methodik und Konzept (Klimawandel-Impact auf CVD) relevant für Deutschland.</w:t>
       </w:r>
     </w:p>
     <w:p>
@@ -244,7 +244,7 @@
           <w:color w:val="5A7D3A"/>
           <w:sz w:val="18"/>
         </w:rPr>
-        <w:t>https://pubmed.ncbi.nlm.nih.gov/42844605/</w:t>
+        <w:t>https://pubmed.ncbi.nlm.nih.gov/42852343/</w:t>
       </w:r>
     </w:p>
     <w:p>
@@ -252,7 +252,7 @@
         <w:pStyle w:val="Heading2"/>
       </w:pPr>
       <w:r>
-        <w:t>Kokreation zur Entwicklung des Italienischen Atlante Aria und Salute</w:t>
+        <w:t>Klimabewusstsein und Öko-Angst von Gesundheitsprofessionals</w:t>
       </w:r>
     </w:p>
     <w:p>
@@ -262,12 +262,12 @@
           <w:color w:val="666666"/>
           <w:sz w:val="18"/>
         </w:rPr>
-        <w:t>Davoli E et al.  ·  Epidemiol Prev  ·  Juli 2026  ·  PMID 42836289</w:t>
+        <w:t>Özdemir T et al.  ·  BMC Health Serv Res  ·  01.10.2026  ·  PMID 42850626</w:t>
       </w:r>
     </w:p>
     <w:p>
       <w:r>
-        <w:t>Qualitative Studie: Delphi-Prozess mit Experten zur Festlegung von Inhalten eines nationalen Atlases für Luftverschmutzungs- und Gesundheitseffekte in Italien.</w:t>
+        <w:t>Querschnittsstudie mit 460 Gesundheitsfachleuten in klinischen Einrichtungen zur Beziehung zwischen Klimawandel-Bewusstsein, Öko-Angst-Niveau und Umweltsensibilität.</w:t>
       </w:r>
     </w:p>
     <w:p>
@@ -278,7 +278,7 @@
         <w:t xml:space="preserve">Ergebnis: </w:t>
       </w:r>
       <w:r>
-        <w:t>16–22 Experten über zwei Delphi-Runden. Konsens auf: PM2.5 und NO2 als Exposures, kommunale Auflösung, Mortalität und Krankenhausaufnahmen (natürlich, kardiovaskulär, zerebrovaskular, respiratorisch, Lungenkrebs) als Outcomes. Attributable Fraktionen gegen WHO-Guideline-Werte (5 µg/m³ PM2.5, 10 µg/m³ NO2) berechnet. Kokreativer Prozess sicherte breite Beteiligung bei wissenschaftlicher Evidenzkonsistenz.</w:t>
+        <w:t>Gesundheitsfachleute zeigten moderate Niveaus von Klimabewusstsein und Umweltsensibilität sowie moderate Öko-Angst. Regression ergab signifikante Prädiktoren für Umweltsensibilität: Klimabewusstsein, Krankenpflege-Beruf, Alter ≥45 Jahre und Umweltorganisationsmitgliedschaft. Rumination-Subdimension der Öko-Angst marginal, nicht signifikant (p = 0,064).</w:t>
       </w:r>
     </w:p>
     <w:p>
@@ -293,7 +293,7 @@
         <w:rPr>
           <w:sz w:val="19"/>
         </w:rPr>
-        <w:t>Italien, Mitteleuropa, sehr hohes Übertragungspotential für deutsche Atlas-Entwicklung und Gesundheitsfolgenabschätzung</w:t>
+        <w:t>Türkei, vergleichbarer Versorgungskontext – Personalressourcen und Professionalisierung ähnlich; Befunde zur Capacity-Bildung relevant für Deutschland.</w:t>
       </w:r>
     </w:p>
     <w:p>
@@ -302,7 +302,7 @@
           <w:color w:val="5A7D3A"/>
           <w:sz w:val="18"/>
         </w:rPr>
-        <w:t>https://pubmed.ncbi.nlm.nih.gov/42836289/</w:t>
+        <w:t>https://pubmed.ncbi.nlm.nih.gov/42850626/</w:t>
       </w:r>
     </w:p>
     <w:p>
@@ -310,7 +310,7 @@
         <w:pStyle w:val="Heading2"/>
       </w:pPr>
       <w:r>
-        <w:t>Leishmaniasis in Südeuropa: Sozioökonomie und Immunstatus als Haupttreiber</w:t>
+        <w:t>Luftverschmutzung und angeborene Herzfehler via Blutproteine</w:t>
       </w:r>
     </w:p>
     <w:p>
@@ -320,12 +320,12 @@
           <w:color w:val="666666"/>
           <w:sz w:val="18"/>
         </w:rPr>
-        <w:t>Wang D et al.  ·  PLoS Negl Trop Dis  ·  05.10.2026  ·  PMID 42832561</w:t>
+        <w:t>Liang C et al.  ·  Nat Commun  ·  09.09.2026  ·  PMID 42850264</w:t>
       </w:r>
     </w:p>
     <w:p>
       <w:r>
-        <w:t>Studie untersuchte Risikofaktoren für humane Leishmaniasis in fünf südeuropäischen Ländern mittels multivariater Analyse von Sozioökonomie, Immunstatus, Klima, Landnutzung und Ökologie.</w:t>
+        <w:t>Verschachtelte Fall-Kontroll-Studie zum Zusammenhang zwischen pränataler PM2,5-/PM10-/NO2-Exposition und angeborenen Herzfehlern (CHD) über Protein-Signaturen in Mutter- und Nabelschnurserum.</w:t>
       </w:r>
     </w:p>
     <w:p>
@@ -336,7 +336,7 @@
         <w:t xml:space="preserve">Ergebnis: </w:t>
       </w:r>
       <w:r>
-        <w:t>Sozioökonomische Faktoren (Demografie, Beruf, Wohnbedingungen) waren stark mit Leishmaniasis-Inzidenz assoziiert, humane Immunsuppression hochkorreliert mit Risiko in Spanien und Italien. Klima grenzte leishmaniosefreie von endemischen Regionen ab. Klimawandel allein könnte die Ausbreitung in diesem Jahrhundert nicht vorantreiben.</w:t>
+        <w:t>Mütterliche Exposition gegenüber PM2,5, PM10 und NO2 signifikant assoziiert mit erhöhtem CHD-Risiko in der Perikonzeptionsphase; NO2 zeigte stärksten Effekt. Spezifische Proteine (FGF-4, VEGF-D, MSP, Angiogenin) identifiziert als möglicherweise in Luftverschmutzungs-assoziierten Herzmalformationen beteiligt.</w:t>
       </w:r>
     </w:p>
     <w:p>
@@ -351,7 +351,7 @@
         <w:rPr>
           <w:sz w:val="19"/>
         </w:rPr>
-        <w:t>Südeuropa, vergleichbare Klimazone, strukturell ähnlich; Methodologie zu Risikogruppen übertragbar</w:t>
+        <w:t>China, großstädtischer Kontext – Schadstoff-Mix und Pollutant-Niveaus unterscheiden sich von Deutschland deutlich.</w:t>
       </w:r>
     </w:p>
     <w:p>
@@ -360,7 +360,65 @@
           <w:color w:val="5A7D3A"/>
           <w:sz w:val="18"/>
         </w:rPr>
-        <w:t>https://pubmed.ncbi.nlm.nih.gov/42832561/</w:t>
+        <w:t>https://pubmed.ncbi.nlm.nih.gov/42850264/</w:t>
+      </w:r>
+    </w:p>
+    <w:p>
+      <w:pPr>
+        <w:pStyle w:val="Heading2"/>
+      </w:pPr>
+      <w:r>
+        <w:t>Luftschadstoffe und Konjunktivitis-Ambulanzbesuche in Hefei, China</w:t>
+      </w:r>
+    </w:p>
+    <w:p>
+      <w:r>
+        <w:rPr>
+          <w:i/>
+          <w:color w:val="666666"/>
+          <w:sz w:val="18"/>
+        </w:rPr>
+        <w:t>Zhang X et al.  ·  Front Public Health  ·  23.09.2026  ·  PMID 42845995</w:t>
+      </w:r>
+    </w:p>
+    <w:p>
+      <w:r>
+        <w:t>Zeitreihenstudie mit 73.043 Konjunktivitis-Ambulanzbesuchen (2014–2023) zur Assoziation zwischen fünf Luftschadstoffen (PM2,5, PM10, O3, NO2, SO2) und Erkrankungsrisiko.</w:t>
+      </w:r>
+    </w:p>
+    <w:p>
+      <w:r>
+        <w:rPr>
+          <w:b/>
+        </w:rPr>
+        <w:t xml:space="preserve">Ergebnis: </w:t>
+      </w:r>
+      <w:r>
+        <w:t>Alle fünf Luftschadstoffe zeigten positive Assoziationen mit erhöhtem Konjunktivitis-Risiko; SO2 zeigte den stärksten Same-Day-Effekt (Lag 0), gefolgt von NO2. Effektgröße variierte zwischen Schadstoffen; Subgruppeneffekte nach Geschlecht, Alter und Jahreszeit beobachtet.</w:t>
+      </w:r>
+    </w:p>
+    <w:p>
+      <w:r>
+        <w:rPr>
+          <w:b/>
+          <w:sz w:val="19"/>
+        </w:rPr>
+        <w:t xml:space="preserve">Übertragbarkeit: </w:t>
+      </w:r>
+      <w:r>
+        <w:rPr>
+          <w:sz w:val="19"/>
+        </w:rPr>
+        <w:t>China – gemäßigte bis subtropische Klimazone; Methodik übertragbar, aber Pollutant-Mix unterscheidet sich regional von Deutschland.</w:t>
+      </w:r>
+    </w:p>
+    <w:p>
+      <w:r>
+        <w:rPr>
+          <w:color w:val="5A7D3A"/>
+          <w:sz w:val="18"/>
+        </w:rPr>
+        <w:t>https://pubmed.ncbi.nlm.nih.gov/42845995/</w:t>
       </w:r>
     </w:p>
     <w:sectPr>

--- a/download/studien-aktuell.docx
+++ b/download/studien-aktuell.docx
@@ -62,7 +62,7 @@
           <w:color w:val="666666"/>
           <w:sz w:val="18"/>
         </w:rPr>
-        <w:t>Stand: 10.10.2026  |  6 Studien  |  klima.m-vf.de</w:t>
+        <w:t>Stand: 11.10.2026  |  6 Studien  |  klima.m-vf.de</w:t>
       </w:r>
     </w:p>
     <w:p>
@@ -70,7 +70,7 @@
         <w:pStyle w:val="Heading1"/>
       </w:pPr>
       <w:r>
-        <w:t>Aufgenommen am 10.10.2026</w:t>
+        <w:t>Aufgenommen am 11.10.2026</w:t>
       </w:r>
     </w:p>
     <w:p>
@@ -78,7 +78,7 @@
         <w:pStyle w:val="Heading2"/>
       </w:pPr>
       <w:r>
-        <w:t>Temperaturvariabilität und Frühgeburtsrisiko in Teheran</w:t>
+        <w:t>Flaschenfütterung und Schnuller erhöhen Atemwegsinfekt-Risiko bei Säuglingen</w:t>
       </w:r>
     </w:p>
     <w:p>
@@ -88,12 +88,12 @@
           <w:color w:val="666666"/>
           <w:sz w:val="18"/>
         </w:rPr>
-        <w:t>Yavar ME et al.  ·  Int J Biometeorol  ·  09.10.2026  ·  PMID 42853465</w:t>
+        <w:t>Veerajitt P et al.  ·  J Trop Pediatr  ·  09.10.2026  ·  PMID 42854097</w:t>
       </w:r>
     </w:p>
     <w:p>
       <w:r>
-        <w:t>Ökologische Zeitreihenstudie zur Auswirkung des Physiological Equivalent Temperature (PET)-Index auf das Frühgeburtsrisiko in Teheran (2018–2024) mit Daten von täglichen Frühgeburten und meteorologischen Parametern.</w:t>
+        <w:t>Prospektive Kohortenstudie in Südthailand zu modifizierbaren Verhaltensfaktoren für akute Atemwegsinfekte bei Säuglingen in den ersten 12 Lebensmonaten.</w:t>
       </w:r>
     </w:p>
     <w:p>
@@ -104,7 +104,7 @@
         <w:t xml:space="preserve">Ergebnis: </w:t>
       </w:r>
       <w:r>
-        <w:t>Extreme Kälte (1. Perzentil PET = -1,7 °C) über 0–30 Tage Lag erhöhte das kumulative relative Risiko für Frühgeburten signifikant (RR = 1,25; 95%-KI: 1,02–1,52), mit Effekt hauptsächlich bei 20–30 Tagen Verzögerung. Extreme Hitze (99. Perzentil = 39,1 °C) zeigte keinen signifikanten Effekt (RR = 0,94; 95%-KI: 0,81–1,10).</w:t>
+        <w:t>Von 671 Säuglingen erlebten 40,3% (271) mindestens einen Atemwegsinfekt zwischen 6–12 Monaten, 69,7% nur einen. Flaschenfütterung in den ersten 6 Monaten assoziiert mit erhöhtem Risiko (IRR = 1,37; 95%-KI: 1,05–1,82; p = 0,025); Risiko stieg mit Dauer der Flaschenfütterung. Ähnlicher Trend mit Schnullergebrauch (IRR = 1,33; 95%-KI: 1,02–1,71; p = 0,031) – 37% bzw. 33% Risikoerhöhung. Stillen und Passivrauchexposition zeigten keine signifikanten Assoziationen.</w:t>
       </w:r>
     </w:p>
     <w:p>
@@ -119,7 +119,7 @@
         <w:rPr>
           <w:sz w:val="19"/>
         </w:rPr>
-        <w:t>Tropen/Subtropen – Methodik (Lag-Modellierung) übertragbar; Temperaturschwellen nicht direkt für Deutschland relevant.</w:t>
+        <w:t>Tropisches Klima; Prävention modifizierbarer Verhaltensfaktoren nicht klimazonen-abhängig.</w:t>
       </w:r>
     </w:p>
     <w:p>
@@ -128,7 +128,7 @@
           <w:color w:val="5A7D3A"/>
           <w:sz w:val="18"/>
         </w:rPr>
-        <w:t>https://pubmed.ncbi.nlm.nih.gov/42853465/</w:t>
+        <w:t>https://pubmed.ncbi.nlm.nih.gov/42854097/</w:t>
       </w:r>
     </w:p>
     <w:p>
@@ -136,7 +136,7 @@
         <w:pStyle w:val="Heading2"/>
       </w:pPr>
       <w:r>
-        <w:t>Grünflächen und Luftverschmutzung schützen vor biologischer Alterung</w:t>
+        <w:t>Aedes albopictus: Klimawandel erhöht Ausbruchsrisiko in gemäßigten Zonen</w:t>
       </w:r>
     </w:p>
     <w:p>
@@ -146,12 +146,12 @@
           <w:color w:val="666666"/>
           <w:sz w:val="18"/>
         </w:rPr>
-        <w:t>Ma G et al.  ·  Environ Health Perspect  ·  06.10.2026  ·  PMID 42852352</w:t>
+        <w:t>Kumar S et al.  ·  Indian J Med Res  ·  Aug. 2026  ·  PMID 42851228</w:t>
       </w:r>
     </w:p>
     <w:p>
       <w:r>
-        <w:t>Beschleunigte Längsschnittstudie mit 11.760 Erwachsenen (20–65 Jahre) in einer hochbelasteten chinesischen Stadt zum Effekt von Grünflächen und Luftschadstoff-Mischung auf biologische Alter-Beschleunigung (BAA).</w:t>
+        <w:t>Systematische Übersichtsarbeit zu Invasionsbiologie, Vektorkompetenz und Ausbreitungsdynamik der Asiatischen Tigermücke und ihrer Rolle bei Arbovirus-Übertragung unter Klimawandel.</w:t>
       </w:r>
     </w:p>
     <w:p>
@@ -162,7 +162,7 @@
         <w:t xml:space="preserve">Ergebnis: </w:t>
       </w:r>
       <w:r>
-        <w:t>Höhere Grünflächen (500 m NDVI) assoziiert mit niedrigerem Risiko für beschleunigtes Altern (OR: 0,84; 95%-KI: 0,75–0,95). Luftschadstoff-Mischung zeigte positive Assoziation mit beschleunigtem Altern (OR: 1,16; 95%-KI: 1,08–1,24), getrieben durch O3 und PM10. 25,0% des protektiven Effekts von Grünflächen war durch Pollutant-Reduktion mediiert.</w:t>
+        <w:t>Aedes albopictus ist weniger kompetent als Ae. aegypti für Arbovirus-Transmission; Temperatur bestimmt maßgeblich Larvenentwicklung, Überlebensfähigkeit, Stechfrequenz und externe Inkubationszeit. Klimawandel wird geografische Reichweite in gemäßigte Regionen ausweiten und Transmissionspotenzial verstärken – nicht nur geografische Ausbreitung. Vertikaltransmission erhält Persistenz zwischen Epidemien.</w:t>
       </w:r>
     </w:p>
     <w:p>
@@ -177,7 +177,7 @@
         <w:rPr>
           <w:sz w:val="19"/>
         </w:rPr>
-        <w:t>China, hochverschmutzt – nur Prinzip übertragbar; biologische Alterungsmarker und Schwellwerte klimazonenabhängig.</w:t>
+        <w:t>Gemäßigte Breiten (Deutschland): Klimawandel wird Mückenareal ausdehnen.</w:t>
       </w:r>
     </w:p>
     <w:p>
@@ -186,7 +186,7 @@
           <w:color w:val="5A7D3A"/>
           <w:sz w:val="18"/>
         </w:rPr>
-        <w:t>https://pubmed.ncbi.nlm.nih.gov/42852352/</w:t>
+        <w:t>https://pubmed.ncbi.nlm.nih.gov/42851228/</w:t>
       </w:r>
     </w:p>
     <w:p>
@@ -194,7 +194,7 @@
         <w:pStyle w:val="Heading2"/>
       </w:pPr>
       <w:r>
-        <w:t>Temperaturvariabilität und Schlaganfallrisiko unter Klimawandel</w:t>
+        <w:t>Ruß-Sterblichkeit in China: Unterschätzung um das Doppelte</w:t>
       </w:r>
     </w:p>
     <w:p>
@@ -204,12 +204,12 @@
           <w:color w:val="666666"/>
           <w:sz w:val="18"/>
         </w:rPr>
-        <w:t>Pan Z et al.  ·  Environ Health Perspect  ·  06.10.2026  ·  PMID 42852343</w:t>
+        <w:t>Xu H et al.  ·  Nat Commun  ·  07.09.2026  ·  PMID 42844301</w:t>
       </w:r>
     </w:p>
     <w:p>
       <w:r>
-        <w:t>Case-Crossover-Studie mit 1,6 Mio. individuellen Schlaganfall-Fallereignissen (2015–2022) zur Assoziation zwischen kurzfristiger Temperaturvariabilität (TV) und ischämischem Schlaganfall unter Berücksichtigung Langzeit-TV-Adaptation.</w:t>
+        <w:t>Studie zur Hitzesterblichkeit durch Black Carbon (Rußpartikel) unter Chinas Dekarbonisierungsstrategie mit Neubewertung der Gesundheitsauswirkungen.</w:t>
       </w:r>
     </w:p>
     <w:p>
@@ -220,7 +220,7 @@
         <w:t xml:space="preserve">Ergebnis: </w:t>
       </w:r>
       <w:r>
-        <w:t>Kurzfristige TV-Exposition signifikant positiv assoziiert mit Schlaganfallrisiko; Langzeit-TV modifizierte Effekt – Populationen in persistently-high-TV-Regionen vulnerabler. Schlaganfälle zurechenbar zu TV verdoppelten sich 2000–2020. Unter Emissions-Szenario SSP5-8.5 prognostiziert: Attributable Fraktion des ischämischen Schlaganfalls +19–58 % bis Jahrhundertende, besonders SW- und Südchina.</w:t>
+        <w:t>In China wurden 2015 über 540.000 vorzeitige Todesfälle durch Black-Carbon-Exposition zugeordnet – mehr als doppelt so hoch wie bisherige Angaben. Die CMIP6-Inventare unterschätzen die Gesundheitslast systematisch, während sie das Klimamilderungspotenzial um 45% überschätzen. Demografische Alterung könnte künftig Gesundheitsgewinne durch Emissionsreduktionen ausgleichen.</w:t>
       </w:r>
     </w:p>
     <w:p>
@@ -235,7 +235,7 @@
         <w:rPr>
           <w:sz w:val="19"/>
         </w:rPr>
-        <w:t>China – Temperaturvariabilität und Adaptationsniveaus nicht direkt übertragbar; Methodik und Konzept (Klimawandel-Impact auf CVD) relevant für Deutschland.</w:t>
+        <w:t>Tropen, andere Luftqualitätsbedingungen; nur Methodik der Neubewertung relevant.</w:t>
       </w:r>
     </w:p>
     <w:p>
@@ -244,7 +244,7 @@
           <w:color w:val="5A7D3A"/>
           <w:sz w:val="18"/>
         </w:rPr>
-        <w:t>https://pubmed.ncbi.nlm.nih.gov/42852343/</w:t>
+        <w:t>https://pubmed.ncbi.nlm.nih.gov/42844301/</w:t>
       </w:r>
     </w:p>
     <w:p>
@@ -252,7 +252,7 @@
         <w:pStyle w:val="Heading2"/>
       </w:pPr>
       <w:r>
-        <w:t>Klimabewusstsein und Öko-Angst von Gesundheitsprofessionals</w:t>
+        <w:t>Luftverschmutzungs-Atlanten: Vergleich verfügbarer Online-Plattformen</w:t>
       </w:r>
     </w:p>
     <w:p>
@@ -262,12 +262,12 @@
           <w:color w:val="666666"/>
           <w:sz w:val="18"/>
         </w:rPr>
-        <w:t>Özdemir T et al.  ·  BMC Health Serv Res  ·  01.10.2026  ·  PMID 42850626</w:t>
+        <w:t>Davoli E et al.  ·  Epidemiol Prev  ·  Juli 2026  ·  PMID 42836288</w:t>
       </w:r>
     </w:p>
     <w:p>
       <w:r>
-        <w:t>Querschnittsstudie mit 460 Gesundheitsfachleuten in klinischen Einrichtungen zur Beziehung zwischen Klimawandel-Bewusstsein, Öko-Angst-Niveau und Umweltsensibilität.</w:t>
+        <w:t>Explorative Web-Review zur Identifikation und Bewertung öffentlich verfügbarer Online-Atlanten und interaktiver Karten zu Luftverschmutzung und Gesundheitsfolgen in Europa.</w:t>
       </w:r>
     </w:p>
     <w:p>
@@ -278,7 +278,7 @@
         <w:t xml:space="preserve">Ergebnis: </w:t>
       </w:r>
       <w:r>
-        <w:t>Gesundheitsfachleute zeigten moderate Niveaus von Klimabewusstsein und Umweltsensibilität sowie moderate Öko-Angst. Regression ergab signifikante Prädiktoren für Umweltsensibilität: Klimabewusstsein, Krankenpflege-Beruf, Alter ≥45 Jahre und Umweltorganisationsmitgliedschaft. Rumination-Subdimension der Öko-Angst marginal, nicht signifikant (p = 0,064).</w:t>
+        <w:t>Von 1.000 gescreenten Websites erfüllten 8 die Einschlusskriterien; alle zeigten Feinstaubbelastung (PM2.5/PM10), Stickstoffdioxid und Ozon waren seltener verfügbar. Sechs Websites enthielten Dosis-Wirkungs-Schätzungen für Outcomes (meist Allsterblichkeit); nur zwei berichteten spezifische Mortalität (respiratorisch, kardiovaskulär, Krebs), keine zeigten Hospitalisierungen. Große Variabilität in Interaktivität, Lesbarkeit und Transparenz. Schlussfolgerung: Bestehende Plattformen zeigen Heterogenität – klare, transparente visuelle Kommunikation könnte Nutzbarkeit für Entscheidungsträger und Fachleute erhöhen.</w:t>
       </w:r>
     </w:p>
     <w:p>
@@ -293,7 +293,7 @@
         <w:rPr>
           <w:sz w:val="19"/>
         </w:rPr>
-        <w:t>Türkei, vergleichbarer Versorgungskontext – Personalressourcen und Professionalisierung ähnlich; Befunde zur Capacity-Bildung relevant für Deutschland.</w:t>
+        <w:t>Italien, Europa; deutsche Atlanten-Standards anwendbar.</w:t>
       </w:r>
     </w:p>
     <w:p>
@@ -302,7 +302,7 @@
           <w:color w:val="5A7D3A"/>
           <w:sz w:val="18"/>
         </w:rPr>
-        <w:t>https://pubmed.ncbi.nlm.nih.gov/42850626/</w:t>
+        <w:t>https://pubmed.ncbi.nlm.nih.gov/42836288/</w:t>
       </w:r>
     </w:p>
     <w:p>
@@ -310,7 +310,7 @@
         <w:pStyle w:val="Heading2"/>
       </w:pPr>
       <w:r>
-        <w:t>Luftverschmutzung und angeborene Herzfehler via Blutproteine</w:t>
+        <w:t>Dengue-Früwarnsysteme: Barrieren für proaktive Bekämpfung in Vietnam</w:t>
       </w:r>
     </w:p>
     <w:p>
@@ -320,12 +320,12 @@
           <w:color w:val="666666"/>
           <w:sz w:val="18"/>
         </w:rPr>
-        <w:t>Liang C et al.  ·  Nat Commun  ·  09.09.2026  ·  PMID 42850264</w:t>
+        <w:t>Do KQ et al.  ·  PLoS Negl Trop Dis  ·  25.09.2026  ·  PMID 42789674</w:t>
       </w:r>
     </w:p>
     <w:p>
       <w:r>
-        <w:t>Verschachtelte Fall-Kontroll-Studie zum Zusammenhang zwischen pränataler PM2,5-/PM10-/NO2-Exposition und angeborenen Herzfehlern (CHD) über Protein-Signaturen in Mutter- und Nabelschnurserum.</w:t>
+        <w:t>Qualitative Studie mit Interviews zu Umsetzungshindernissen von Früwarnsystemen für die vektorgesteuerte Dengue-Prävention aus Sicht lokaler Akteure in Vietnam.</w:t>
       </w:r>
     </w:p>
     <w:p>
@@ -336,7 +336,7 @@
         <w:t xml:space="preserve">Ergebnis: </w:t>
       </w:r>
       <w:r>
-        <w:t>Mütterliche Exposition gegenüber PM2,5, PM10 und NO2 signifikant assoziiert mit erhöhtem CHD-Risiko in der Perikonzeptionsphase; NO2 zeigte stärksten Effekt. Spezifische Proteine (FGF-4, VEGF-D, MSP, Angiogenin) identifiziert als möglicherweise in Luftverschmutzungs-assoziierten Herzmalformationen beteiligt.</w:t>
+        <w:t>Hauptbarrieren: fehlende unterstützende Richtlinien, begrenzte Stakeholder-Beteiligung durch niedriges Verständnis von Früwarnsystemkonzepten, operative Herausforderungen, Wahrnehmung dass Dengue-Risiken nur während der Regenzeit existieren, sozioökonomische Engpässe und extreme Wetterereignisse. Die Erkenntnisse zeigen, dass Früwarnmeldungen allein nicht ausreichen, um proaktive Vektorkontrolle zu bewirken.</w:t>
       </w:r>
     </w:p>
     <w:p>
@@ -351,7 +351,7 @@
         <w:rPr>
           <w:sz w:val="19"/>
         </w:rPr>
-        <w:t>China, großstädtischer Kontext – Schadstoff-Mix und Pollutant-Niveaus unterscheiden sich von Deutschland deutlich.</w:t>
+        <w:t>Klimawandel verschärft Dengue in Tropen; Methodik der Implementierungsforschung auf Deutschland übertragbar.</w:t>
       </w:r>
     </w:p>
     <w:p>
@@ -360,7 +360,7 @@
           <w:color w:val="5A7D3A"/>
           <w:sz w:val="18"/>
         </w:rPr>
-        <w:t>https://pubmed.ncbi.nlm.nih.gov/42850264/</w:t>
+        <w:t>https://pubmed.ncbi.nlm.nih.gov/42789674/</w:t>
       </w:r>
     </w:p>
     <w:p>
@@ -368,7 +368,7 @@
         <w:pStyle w:val="Heading2"/>
       </w:pPr>
       <w:r>
-        <w:t>Luftschadstoffe und Konjunktivitis-Ambulanzbesuche in Hefei, China</w:t>
+        <w:t>Klimaresiliente Krankenhäuser im Libanon: nationale Standards entwickelt</w:t>
       </w:r>
     </w:p>
     <w:p>
@@ -378,12 +378,12 @@
           <w:color w:val="666666"/>
           <w:sz w:val="18"/>
         </w:rPr>
-        <w:t>Zhang X et al.  ·  Front Public Health  ·  23.09.2026  ·  PMID 42845995</w:t>
+        <w:t>Matta E et al.  ·  Int J Qual Health Care  ·  05.10.2026  ·  PMID 42788343</w:t>
       </w:r>
     </w:p>
     <w:p>
       <w:r>
-        <w:t>Zeitreihenstudie mit 73.043 Konjunktivitis-Ambulanzbesuchen (2014–2023) zur Assoziation zwischen fünf Luftschadstoffen (PM2,5, PM10, O3, NO2, SO2) und Erkrankungsrisiko.</w:t>
+        <w:t>Multiphase-Studie zur Entwicklung national angepasster Standards für klimaresiliente Krankenhäuser im Libanon durch Stakeholder-Konsultationen und Abgleich mit internationaler Guidance.</w:t>
       </w:r>
     </w:p>
     <w:p>
@@ -394,7 +394,7 @@
         <w:t xml:space="preserve">Ergebnis: </w:t>
       </w:r>
       <w:r>
-        <w:t>Alle fünf Luftschadstoffe zeigten positive Assoziationen mit erhöhtem Konjunktivitis-Risiko; SO2 zeigte den stärksten Same-Day-Effekt (Lag 0), gefolgt von NO2. Effektgröße variierte zwischen Schadstoffen; Subgruppeneffekte nach Geschlecht, Alter und Jahreszeit beobachtet.</w:t>
+        <w:t>Es wurden 10 thematische Bereiche mit Standards definiert: Governance, Umweltmanagement, Notfallvorbereitung, Community Engagement, nachhaltige Beschaffung, Monitoring. Rechtliche Überprüfung ermöglichte Phaseneinteilung in Compliance-erforderliche Sofortmaßnahmen versus längerfristige strategische Verbesserungen. Implementierungsbewertung zeigte, dass Standards Lücken-Analyse, Kostenabschätzung und Priorisierung von Klimaresilience-Investitionen auf Einrichtungsebene ermöglichen.</w:t>
       </w:r>
     </w:p>
     <w:p>
@@ -409,7 +409,7 @@
         <w:rPr>
           <w:sz w:val="19"/>
         </w:rPr>
-        <w:t>China – gemäßigte bis subtropische Klimazone; Methodik übertragbar, aber Pollutant-Mix unterscheidet sich regional von Deutschland.</w:t>
+        <w:t>Mittlerer Osten; Methodik für Gesundheitssystem-Anpassung relevant, nicht absolute Maßstäbe.</w:t>
       </w:r>
     </w:p>
     <w:p>
@@ -418,7 +418,7 @@
           <w:color w:val="5A7D3A"/>
           <w:sz w:val="18"/>
         </w:rPr>
-        <w:t>https://pubmed.ncbi.nlm.nih.gov/42845995/</w:t>
+        <w:t>https://pubmed.ncbi.nlm.nih.gov/42788343/</w:t>
       </w:r>
     </w:p>
     <w:sectPr>

--- a/download/studien-aktuell.docx
+++ b/download/studien-aktuell.docx
@@ -62,7 +62,7 @@
           <w:color w:val="666666"/>
           <w:sz w:val="18"/>
         </w:rPr>
-        <w:t>Stand: 11.10.2026  |  6 Studien  |  klima.m-vf.de</w:t>
+        <w:t>Stand: 12.10.2026  |  6 Studien  |  klima.m-vf.de</w:t>
       </w:r>
     </w:p>
     <w:p>
@@ -70,7 +70,7 @@
         <w:pStyle w:val="Heading1"/>
       </w:pPr>
       <w:r>
-        <w:t>Aufgenommen am 11.10.2026</w:t>
+        <w:t>Aufgenommen am 12.10.2026</w:t>
       </w:r>
     </w:p>
     <w:p>
@@ -78,7 +78,7 @@
         <w:pStyle w:val="Heading2"/>
       </w:pPr>
       <w:r>
-        <w:t>Flaschenfütterung und Schnuller erhöhen Atemwegsinfekt-Risiko bei Säuglingen</w:t>
+        <w:t>Stickoxide und Naturzeit: Effekte auf Entzündungsmarker bei Übergewicht</w:t>
       </w:r>
     </w:p>
     <w:p>
@@ -88,12 +88,12 @@
           <w:color w:val="666666"/>
           <w:sz w:val="18"/>
         </w:rPr>
-        <w:t>Veerajitt P et al.  ·  J Trop Pediatr  ·  09.10.2026  ·  PMID 42854097</w:t>
+        <w:t>Dzhambov AM et al.  ·  Arh Hig Rada Toksikol  ·  01.09.2026  ·  PMID 42859413</w:t>
       </w:r>
     </w:p>
     <w:p>
       <w:r>
-        <w:t>Prospektive Kohortenstudie in Südthailand zu modifizierbaren Verhaltensfaktoren für akute Atemwegsinfekte bei Säuglingen in den ersten 12 Lebensmonaten.</w:t>
+        <w:t>Eine Querschnittsstudie (2023-2024) in Bulgarien untersuchte bei 90 übergewichtigen Erwachsenen mit metabolischem Syndrom Assoziationen zwischen Wohnumgebungs-Expositionen (Luftverschmutzung, Lärm, Grünflächen) und proinflammatorischen Markern sowie adipositäsbezogenen Parametern.</w:t>
       </w:r>
     </w:p>
     <w:p>
@@ -104,7 +104,7 @@
         <w:t xml:space="preserve">Ergebnis: </w:t>
       </w:r>
       <w:r>
-        <w:t>Von 671 Säuglingen erlebten 40,3% (271) mindestens einen Atemwegsinfekt zwischen 6–12 Monaten, 69,7% nur einen. Flaschenfütterung in den ersten 6 Monaten assoziiert mit erhöhtem Risiko (IRR = 1,37; 95%-KI: 1,05–1,82; p = 0,025); Risiko stieg mit Dauer der Flaschenfütterung. Ähnlicher Trend mit Schnullergebrauch (IRR = 1,33; 95%-KI: 1,02–1,71; p = 0,031) – 37% bzw. 33% Risikoerhöhung. Stillen und Passivrauchexposition zeigten keine signifikanten Assoziationen.</w:t>
+        <w:t>Jede 10 μg/m³ Zunahme von NO₂ war assoziiert mit höherer TNF-α-Konzentration (+36,27 %; 95 % KI: −5,66 %, 96,83 %), IL-6 (+41,63 %; 95 % KI: 8,16 %, 85,46 %), CRP (+37,80 %; 95 % KI: 5,89 %, 79,32 %) und Leptin (+25,61 %; 95 % KI: −8,73 %, 72,88 %). Pro 2 Stunden pro Woche Zeit in der Natur sank TNF-α (−20,49 %; 95 % KI: −37,56 %, 1,23 %) und Adiponectin stieg (+10,30 %; 95 % KI: 1,36 %, 20,03 %).</w:t>
       </w:r>
     </w:p>
     <w:p>
@@ -119,7 +119,7 @@
         <w:rPr>
           <w:sz w:val="19"/>
         </w:rPr>
-        <w:t>Tropisches Klima; Prävention modifizierbarer Verhaltensfaktoren nicht klimazonen-abhängig.</w:t>
+        <w:t>Südeuropa mit vergleichbarer Infrastruktur; Assoziationen und Prinzipien auf mitteleuropäische Bevölkerung übertragbar.</w:t>
       </w:r>
     </w:p>
     <w:p>
@@ -128,7 +128,7 @@
           <w:color w:val="5A7D3A"/>
           <w:sz w:val="18"/>
         </w:rPr>
-        <w:t>https://pubmed.ncbi.nlm.nih.gov/42854097/</w:t>
+        <w:t>https://pubmed.ncbi.nlm.nih.gov/42859413/</w:t>
       </w:r>
     </w:p>
     <w:p>
@@ -136,7 +136,7 @@
         <w:pStyle w:val="Heading2"/>
       </w:pPr>
       <w:r>
-        <w:t>Aedes albopictus: Klimawandel erhöht Ausbruchsrisiko in gemäßigten Zonen</w:t>
+        <w:t>Berufliche Hitzeexposition und DNA-Schäden bei Aluminiumhütten-Arbeitern</w:t>
       </w:r>
     </w:p>
     <w:p>
@@ -146,12 +146,12 @@
           <w:color w:val="666666"/>
           <w:sz w:val="18"/>
         </w:rPr>
-        <w:t>Kumar S et al.  ·  Indian J Med Res  ·  Aug. 2026  ·  PMID 42851228</w:t>
+        <w:t>Khalifa EM et al.  ·  Int Arch Occup Environ Health  ·  10.10.2026  ·  PMID 42859242</w:t>
       </w:r>
     </w:p>
     <w:p>
       <w:r>
-        <w:t>Systematische Übersichtsarbeit zu Invasionsbiologie, Vektorkompetenz und Ausbreitungsdynamik der Asiatischen Tigermücke und ihrer Rolle bei Arbovirus-Übertragung unter Klimawandel.</w:t>
+        <w:t>Eine Querschnittsstudie untersuchte bei 93 Arbeitern (47 hitzeexponiert, 46 Kontrolle) in einer ägyptischen Aluminiumproduktionfabrik die Zusammenhänge zwischen Hitzeexposition und oxidativen Stress-Biomarkern sowie DNA-Reparaturgenen.</w:t>
       </w:r>
     </w:p>
     <w:p>
@@ -162,7 +162,7 @@
         <w:t xml:space="preserve">Ergebnis: </w:t>
       </w:r>
       <w:r>
-        <w:t>Aedes albopictus ist weniger kompetent als Ae. aegypti für Arbovirus-Transmission; Temperatur bestimmt maßgeblich Larvenentwicklung, Überlebensfähigkeit, Stechfrequenz und externe Inkubationszeit. Klimawandel wird geografische Reichweite in gemäßigte Regionen ausweiten und Transmissionspotenzial verstärken – nicht nur geografische Ausbreitung. Vertikaltransmission erhält Persistenz zwischen Epidemien.</w:t>
+        <w:t>Hitzeexponierte Arbeiter zeigten signifikant erhöhte Konzentrationen von Malondialdehyd und 8-OHdG (beide p &lt; 0,001), während Superoxiddismutase, Glutathionperoxidase und Gesamtantioxidantienkapazität sanken (p &lt; 0,001). Die Hitzeexposition war mit erhöhtem oxidativem Stress, DNA-Schäden und verminderter Expression von DNA-Reparatur- und Redox-Regulationsgenen verbunden, was auf compromittierte zelluläre Abwehrmechanismen hindeutet.</w:t>
       </w:r>
     </w:p>
     <w:p>
@@ -177,7 +177,7 @@
         <w:rPr>
           <w:sz w:val="19"/>
         </w:rPr>
-        <w:t>Gemäßigte Breiten (Deutschland): Klimawandel wird Mückenareal ausdehnen.</w:t>
+        <w:t>Mechanismus ist klimazonenunabhängig; Feldmonitoring mit WBGT übertragbar auch für deutsche Arbeitsplätze.</w:t>
       </w:r>
     </w:p>
     <w:p>
@@ -186,7 +186,7 @@
           <w:color w:val="5A7D3A"/>
           <w:sz w:val="18"/>
         </w:rPr>
-        <w:t>https://pubmed.ncbi.nlm.nih.gov/42851228/</w:t>
+        <w:t>https://pubmed.ncbi.nlm.nih.gov/42859242/</w:t>
       </w:r>
     </w:p>
     <w:p>
@@ -194,7 +194,7 @@
         <w:pStyle w:val="Heading2"/>
       </w:pPr>
       <w:r>
-        <w:t>Ruß-Sterblichkeit in China: Unterschätzung um das Doppelte</w:t>
+        <w:t>Radon in Krankenhäusern: Monitoring und Risiko-Stratifizierung</w:t>
       </w:r>
     </w:p>
     <w:p>
@@ -204,12 +204,12 @@
           <w:color w:val="666666"/>
           <w:sz w:val="18"/>
         </w:rPr>
-        <w:t>Xu H et al.  ·  Nat Commun  ·  07.09.2026  ·  PMID 42844301</w:t>
+        <w:t>Ţenter A et al.  ·  Front Public Health  ·  25.09.2026  ·  PMID 42856963</w:t>
       </w:r>
     </w:p>
     <w:p>
       <w:r>
-        <w:t>Studie zur Hitzesterblichkeit durch Black Carbon (Rußpartikel) unter Chinas Dekarbonisierungsstrategie mit Neubewertung der Gesundheitsauswirkungen.</w:t>
+        <w:t>Eine Großstudie installierte 1700 CR-39-Detektoren in 115 medizinischen Einrichtungen in 40 rumänischen Lokalitäten für dreimonatige Messungen; ausgewertet wurden 1651 valide Messungen zur Schätzung der jährlichen Radon-Aktivitätskonzentration.</w:t>
       </w:r>
     </w:p>
     <w:p>
@@ -220,7 +220,7 @@
         <w:t xml:space="preserve">Ergebnis: </w:t>
       </w:r>
       <w:r>
-        <w:t>In China wurden 2015 über 540.000 vorzeitige Todesfälle durch Black-Carbon-Exposition zugeordnet – mehr als doppelt so hoch wie bisherige Angaben. Die CMIP6-Inventare unterschätzen die Gesundheitslast systematisch, während sie das Klimamilderungspotenzial um 45% überschätzen. Demografische Alterung könnte künftig Gesundheitsgewinne durch Emissionsreduktionen ausgleichen.</w:t>
+        <w:t>Mittlere Radon-Jahreskonzentration 61 Bq/m³ (Median 40 Bq/m³, geometrisches Mittel 41 Bq/m³). Nur 26 von 1651 Messungen (1,6 %) überschritten den Referenzwert von 300 Bq/m³, alle konzentriert in unteren Stockwerken (25 in Kellern/Erdgeschoss). Höhere Konzentrationen in Radiologie und Zahnkliniken, niedrigere in Krankenhäusern. Gebäude-spezifische Charakteristiken und Stockwerk zeigten signifikante Effekte im Mixed-Effects-Modell.</w:t>
       </w:r>
     </w:p>
     <w:p>
@@ -235,7 +235,7 @@
         <w:rPr>
           <w:sz w:val="19"/>
         </w:rPr>
-        <w:t>Tropen, andere Luftqualitätsbedingungen; nur Methodik der Neubewertung relevant.</w:t>
+        <w:t>Rumänien, Europa; Monitoring-Strategie für Kliniken übertragbar auf deutschsprachige Sanitätseinrichtungen.</w:t>
       </w:r>
     </w:p>
     <w:p>
@@ -244,7 +244,7 @@
           <w:color w:val="5A7D3A"/>
           <w:sz w:val="18"/>
         </w:rPr>
-        <w:t>https://pubmed.ncbi.nlm.nih.gov/42844301/</w:t>
+        <w:t>https://pubmed.ncbi.nlm.nih.gov/42856963/</w:t>
       </w:r>
     </w:p>
     <w:p>
@@ -252,7 +252,7 @@
         <w:pStyle w:val="Heading2"/>
       </w:pPr>
       <w:r>
-        <w:t>Luftverschmutzungs-Atlanten: Vergleich verfügbarer Online-Plattformen</w:t>
+        <w:t>Klimawandel und Gesundheit in Ländern mit niedrigem Versorgungsniveau</w:t>
       </w:r>
     </w:p>
     <w:p>
@@ -262,12 +262,12 @@
           <w:color w:val="666666"/>
           <w:sz w:val="18"/>
         </w:rPr>
-        <w:t>Davoli E et al.  ·  Epidemiol Prev  ·  Juli 2026  ·  PMID 42836288</w:t>
+        <w:t>Barcellos C et al.  ·  Cien Saude Colet  ·  05.10.2026  ·  PMID 42848628</w:t>
       </w:r>
     </w:p>
     <w:p>
       <w:r>
-        <w:t>Explorative Web-Review zur Identifikation und Bewertung öffentlich verfügbarer Online-Atlanten und interaktiver Karten zu Luftverschmutzung und Gesundheitsfolgen in Europa.</w:t>
+        <w:t>Ein Expertenpapier analysiert die klimabedingte Belastung für Gesundheitssysteme in peripheren Ländern und vulnerablen Bevölkerungen, besonders im Kontext von Hitzeströmen, Umweltdegradation und mangelhaften Gesundheitsdiensten.</w:t>
       </w:r>
     </w:p>
     <w:p>
@@ -278,7 +278,7 @@
         <w:t xml:space="preserve">Ergebnis: </w:t>
       </w:r>
       <w:r>
-        <w:t>Von 1.000 gescreenten Websites erfüllten 8 die Einschlusskriterien; alle zeigten Feinstaubbelastung (PM2.5/PM10), Stickstoffdioxid und Ozon waren seltener verfügbar. Sechs Websites enthielten Dosis-Wirkungs-Schätzungen für Outcomes (meist Allsterblichkeit); nur zwei berichteten spezifische Mortalität (respiratorisch, kardiovaskulär, Krebs), keine zeigten Hospitalisierungen. Große Variabilität in Interaktivität, Lesbarkeit und Transparenz. Schlussfolgerung: Bestehende Plattformen zeigen Heterogenität – klare, transparente visuelle Kommunikation könnte Nutzbarkeit für Entscheidungsträger und Fachleute erhöhen.</w:t>
+        <w:t>Zentrale Kernaussage: Klimawandel verursacht geographisch unterschiedliche Gesundheitsfolgen. Periphere Länder und vulnerable Territorien in ihnen erleben Bedingungen aggravierende niedrige Versorgungsqualität und -dichte; dies verstärkt Krankheitsübertragung und nicht-übertragbare Erkrankungen, führt zu Klimaungerechtigkeit. Public Health in peripheren Ländern muss an sozialen und umweltbezogenen Determinanten ansetzen, mit kritischer Haltung zu Adaptationsvorschlägen, die Ungleichheiten reduzieren müssen.</w:t>
       </w:r>
     </w:p>
     <w:p>
@@ -293,7 +293,7 @@
         <w:rPr>
           <w:sz w:val="19"/>
         </w:rPr>
-        <w:t>Italien, Europa; deutsche Atlanten-Standards anwendbar.</w:t>
+        <w:t>Lateinamerika, begrenzte Ressourcen; Prinzipien von Klima-Gerechtigkeit und Prioritätenreihung auch für Übergangsphasen in Deutschland relevant.</w:t>
       </w:r>
     </w:p>
     <w:p>
@@ -302,7 +302,7 @@
           <w:color w:val="5A7D3A"/>
           <w:sz w:val="18"/>
         </w:rPr>
-        <w:t>https://pubmed.ncbi.nlm.nih.gov/42836288/</w:t>
+        <w:t>https://pubmed.ncbi.nlm.nih.gov/42848628/</w:t>
       </w:r>
     </w:p>
     <w:p>
@@ -310,7 +310,7 @@
         <w:pStyle w:val="Heading2"/>
       </w:pPr>
       <w:r>
-        <w:t>Dengue-Früwarnsysteme: Barrieren für proaktive Bekämpfung in Vietnam</w:t>
+        <w:t>Klassenzimmer-Luftqualität und Atemwegserkrankungen bei Schülern in Nigeria</w:t>
       </w:r>
     </w:p>
     <w:p>
@@ -320,12 +320,12 @@
           <w:color w:val="666666"/>
           <w:sz w:val="18"/>
         </w:rPr>
-        <w:t>Do KQ et al.  ·  PLoS Negl Trop Dis  ·  25.09.2026  ·  PMID 42789674</w:t>
+        <w:t>Eghomwanre AF et al.  ·  Environ Sci Pollut Res Int  ·  28.09.2026  ·  PMID 42804077</w:t>
       </w:r>
     </w:p>
     <w:p>
       <w:r>
-        <w:t>Qualitative Studie mit Interviews zu Umsetzungshindernissen von Früwarnsystemen für die vektorgesteuerte Dengue-Prävention aus Sicht lokaler Akteure in Vietnam.</w:t>
+        <w:t>Eine Querschnittsstudie in sechs Schulen Nigerias (10 Wochen) maß Luftqualitätsparameter (PM₂,₅, PM₁₀, CO, CO₂) und thermische Behaglichkeit und erfasste respiratorische Symptome mittels Fragebogen und multivariate Regressionsanalyse.</w:t>
       </w:r>
     </w:p>
     <w:p>
@@ -336,7 +336,7 @@
         <w:t xml:space="preserve">Ergebnis: </w:t>
       </w:r>
       <w:r>
-        <w:t>Hauptbarrieren: fehlende unterstützende Richtlinien, begrenzte Stakeholder-Beteiligung durch niedriges Verständnis von Früwarnsystemkonzepten, operative Herausforderungen, Wahrnehmung dass Dengue-Risiken nur während der Regenzeit existieren, sozioökonomische Engpässe und extreme Wetterereignisse. Die Erkenntnisse zeigen, dass Früwarnmeldungen allein nicht ausreichen, um proaktive Vektorkontrolle zu bewirken.</w:t>
+        <w:t>PM₂,₅ schwankte von 11,2–81,4 μg/m³, PM₁₀ von 20,1–138,6 μg/m³. Alle Hazard-Quotient-Werte (HQ) für PM₂,₅ und PM₁₀ lagen unter 1, deuteten also auf kein chronisches Risiko hin. Jedoch zeigte sich hohe Prävalenz akuter Symptome: Husten (58,2 %), Auswurf (32,5 %), Brustschmerz (26,7 %). Erhöhte PM-Exposition war stark mit Husten assoziiert (p &lt; 0,001) und erhöhte die Chancen für Brustschmerz (bereinigtes OR = 2,74; 95 % KI: 1,35–22,80; p = 0,018).</w:t>
       </w:r>
     </w:p>
     <w:p>
@@ -351,7 +351,7 @@
         <w:rPr>
           <w:sz w:val="19"/>
         </w:rPr>
-        <w:t>Klimawandel verschärft Dengue in Tropen; Methodik der Implementierungsforschung auf Deutschland übertragbar.</w:t>
+        <w:t>Tropische Zone mit anderen Anpassungsniveaus; Methodik und Symptom-Mechanismus prinzipiell übertragbar.</w:t>
       </w:r>
     </w:p>
     <w:p>
@@ -360,7 +360,7 @@
           <w:color w:val="5A7D3A"/>
           <w:sz w:val="18"/>
         </w:rPr>
-        <w:t>https://pubmed.ncbi.nlm.nih.gov/42789674/</w:t>
+        <w:t>https://pubmed.ncbi.nlm.nih.gov/42804077/</w:t>
       </w:r>
     </w:p>
     <w:p>
@@ -368,7 +368,7 @@
         <w:pStyle w:val="Heading2"/>
       </w:pPr>
       <w:r>
-        <w:t>Klimaresiliente Krankenhäuser im Libanon: nationale Standards entwickelt</w:t>
+        <w:t>PAH-Belastung in Schulen und Wohnungen europäischer Großstädte</w:t>
       </w:r>
     </w:p>
     <w:p>
@@ -378,12 +378,12 @@
           <w:color w:val="666666"/>
           <w:sz w:val="18"/>
         </w:rPr>
-        <w:t>Matta E et al.  ·  Int J Qual Health Care  ·  05.10.2026  ·  PMID 42788343</w:t>
+        <w:t>Aretaki MA et al.  ·  Environ Res  ·  01.11.2026  ·  PMID 42705444</w:t>
       </w:r>
     </w:p>
     <w:p>
       <w:r>
-        <w:t>Multiphase-Studie zur Entwicklung national angepasster Standards für klimaresiliente Krankenhäuser im Libanon durch Stakeholder-Konsultationen und Abgleich mit internationaler Guidance.</w:t>
+        <w:t>Eine europäische Multizenterstudie bestimmte PAH-Konzentrationen in der Innenraumluft von Schulen, Wohnungen und Sporthallen in sechs Städten (Athen, Barcelona, Colchester, Kopenhagen, Helsinki, Lissabon) und schätzte das Krebsrisiko für Kinder.</w:t>
       </w:r>
     </w:p>
     <w:p>
@@ -394,7 +394,7 @@
         <w:t xml:space="preserve">Ergebnis: </w:t>
       </w:r>
       <w:r>
-        <w:t>Es wurden 10 thematische Bereiche mit Standards definiert: Governance, Umweltmanagement, Notfallvorbereitung, Community Engagement, nachhaltige Beschaffung, Monitoring. Rechtliche Überprüfung ermöglichte Phaseneinteilung in Compliance-erforderliche Sofortmaßnahmen versus längerfristige strategische Verbesserungen. Implementierungsbewertung zeigte, dass Standards Lücken-Analyse, Kostenabschätzung und Priorisierung von Klimaresilience-Investitionen auf Einrichtungsebene ermöglichen.</w:t>
+        <w:t>Höchste Median-PAH-Konzentrationen (&gt;50.000 pg/m³) in Schulen und Wohnungen waren mit intensiver lokaler Holzverbrennung verknüpft. Das geschätzte Überschusskrebs-Risiko für eine fünfjährige Primärschul-Expositionsperiode (ECR5) lag über alle Standorte zwischen 10⁻⁸ und 10⁻⁵ und blieb unter dem Schwellwert von 10⁻⁴. Hochmolekulare PAHs waren in Schulen höher als in Wohnungen, niedermolekulare dagegen in Wohnungen dominanter.</w:t>
       </w:r>
     </w:p>
     <w:p>
@@ -409,7 +409,7 @@
         <w:rPr>
           <w:sz w:val="19"/>
         </w:rPr>
-        <w:t>Mittlerer Osten; Methodik für Gesundheitssystem-Anpassung relevant, nicht absolute Maßstäbe.</w:t>
+        <w:t>Europäische Daten, gemäßigte Klimazone, mehrere Länder mit unterschiedlicher Heizpraxis.</w:t>
       </w:r>
     </w:p>
     <w:p>
@@ -418,7 +418,7 @@
           <w:color w:val="5A7D3A"/>
           <w:sz w:val="18"/>
         </w:rPr>
-        <w:t>https://pubmed.ncbi.nlm.nih.gov/42788343/</w:t>
+        <w:t>https://pubmed.ncbi.nlm.nih.gov/42705444/</w:t>
       </w:r>
     </w:p>
     <w:sectPr>

--- a/download/studien-aktuell.docx
+++ b/download/studien-aktuell.docx
@@ -62,7 +62,7 @@
           <w:color w:val="666666"/>
           <w:sz w:val="18"/>
         </w:rPr>
-        <w:t>Stand: 12.10.2026  |  6 Studien  |  klima.m-vf.de</w:t>
+        <w:t>Stand: 13.10.2026  |  6 Studien  |  klima.m-vf.de</w:t>
       </w:r>
     </w:p>
     <w:p>
@@ -70,7 +70,7 @@
         <w:pStyle w:val="Heading1"/>
       </w:pPr>
       <w:r>
-        <w:t>Aufgenommen am 12.10.2026</w:t>
+        <w:t>Aufgenommen am 13.10.2026</w:t>
       </w:r>
     </w:p>
     <w:p>
@@ -78,7 +78,7 @@
         <w:pStyle w:val="Heading2"/>
       </w:pPr>
       <w:r>
-        <w:t>Stickoxide und Naturzeit: Effekte auf Entzündungsmarker bei Übergewicht</w:t>
+        <w:t>Fleischalternativen: Verbraucher akzeptieren Fleisch-Nomenklatur, aber wünschen transparentere Kennzeichnung</w:t>
       </w:r>
     </w:p>
     <w:p>
@@ -88,12 +88,12 @@
           <w:color w:val="666666"/>
           <w:sz w:val="18"/>
         </w:rPr>
-        <w:t>Dzhambov AM et al.  ·  Arh Hig Rada Toksikol  ·  01.09.2026  ·  PMID 42859413</w:t>
+        <w:t>Ketelings L et al.  ·  Front Public Health  ·  22.09.2026  ·  PMID 42840042</w:t>
       </w:r>
     </w:p>
     <w:p>
       <w:r>
-        <w:t>Eine Querschnittsstudie (2023-2024) in Bulgarien untersuchte bei 90 übergewichtigen Erwachsenen mit metabolischem Syndrom Assoziationen zwischen Wohnumgebungs-Expositionen (Luftverschmutzung, Lärm, Grünflächen) und proinflammatorischen Markern sowie adipositäsbezogenen Parametern.</w:t>
+        <w:t>Fokusgruppenstudie mit niederländischen Verbrauchern unterschiedlicher Fleischkonsumgewohnheiten zu Wahrnehmung und Erwartungen bei Kennzeichnung von Fleischalternativen im Kontext Nachhaltigkeit und Klimaschutz.</w:t>
       </w:r>
     </w:p>
     <w:p>
@@ -104,7 +104,7 @@
         <w:t xml:space="preserve">Ergebnis: </w:t>
       </w:r>
       <w:r>
-        <w:t>Jede 10 μg/m³ Zunahme von NO₂ war assoziiert mit höherer TNF-α-Konzentration (+36,27 %; 95 % KI: −5,66 %, 96,83 %), IL-6 (+41,63 %; 95 % KI: 8,16 %, 85,46 %), CRP (+37,80 %; 95 % KI: 5,89 %, 79,32 %) und Leptin (+25,61 %; 95 % KI: −8,73 %, 72,88 %). Pro 2 Stunden pro Woche Zeit in der Natur sank TNF-α (−20,49 %; 95 % KI: −37,56 %, 1,23 %) und Adiponectin stieg (+10,30 %; 95 % KI: 1,36 %, 20,03 %).</w:t>
+        <w:t>Kernfunde: Produktbezeichnung, Positionierung und Glaubwürdigkeitsattribute prägen Kundenerwartungen. Verbraucher berichten keine unbeabsichtigten Käufe, äußern aber Bedenken vor Irreführung; fleischähnliche Nomenklatur hilft bei Vertrautheit und Produktverständnis. Forderung nach standardisierten, transparenten Kennzeichnungspraktiken zur Verbraucherschutz und Unterstützung nachhaltiger Adoption.</w:t>
       </w:r>
     </w:p>
     <w:p>
@@ -119,7 +119,7 @@
         <w:rPr>
           <w:sz w:val="19"/>
         </w:rPr>
-        <w:t>Südeuropa mit vergleichbarer Infrastruktur; Assoziationen und Prinzipien auf mitteleuropäische Bevölkerung übertragbar.</w:t>
+        <w:t>Niederlande; direkt auf deutschsprachigen Raum übertragbar, vergleichbare Verbrauchererwartungen</w:t>
       </w:r>
     </w:p>
     <w:p>
@@ -128,7 +128,7 @@
           <w:color w:val="5A7D3A"/>
           <w:sz w:val="18"/>
         </w:rPr>
-        <w:t>https://pubmed.ncbi.nlm.nih.gov/42859413/</w:t>
+        <w:t>https://pubmed.ncbi.nlm.nih.gov/42840042/</w:t>
       </w:r>
     </w:p>
     <w:p>
@@ -136,7 +136,7 @@
         <w:pStyle w:val="Heading2"/>
       </w:pPr>
       <w:r>
-        <w:t>Berufliche Hitzeexposition und DNA-Schäden bei Aluminiumhütten-Arbeitern</w:t>
+        <w:t>Klimawandel und Fasciola-Übertragung: Risiken in Nordeuropa steigen, in Westafrika sinken</w:t>
       </w:r>
     </w:p>
     <w:p>
@@ -146,12 +146,12 @@
           <w:color w:val="666666"/>
           <w:sz w:val="18"/>
         </w:rPr>
-        <w:t>Khalifa EM et al.  ·  Int Arch Occup Environ Health  ·  10.10.2026  ·  PMID 42859242</w:t>
+        <w:t>van der Deure T et al.  ·  PLoS Negl Trop Dis  ·  05.10.2026  ·  PMID 42832590</w:t>
       </w:r>
     </w:p>
     <w:p>
       <w:r>
-        <w:t>Eine Querschnittsstudie untersuchte bei 93 Arbeitern (47 hitzeexponiert, 46 Kontrolle) in einer ägyptischen Aluminiumproduktionfabrik die Zusammenhänge zwischen Hitzeexposition und oxidativen Stress-Biomarkern sowie DNA-Reparaturgenen.</w:t>
+        <w:t>Entwicklung eines Risikoindex zur Prognose von Leberegelinfektionen (F. hepatica und F. gigantica) unter Klimawandel in Afrika und Europa basierend auf Temperaturabhängigkeit der Parasitenentwicklung, Schneckenverbreitung und Gewässerverfügbarkeit.</w:t>
       </w:r>
     </w:p>
     <w:p>
@@ -162,7 +162,7 @@
         <w:t xml:space="preserve">Ergebnis: </w:t>
       </w:r>
       <w:r>
-        <w:t>Hitzeexponierte Arbeiter zeigten signifikant erhöhte Konzentrationen von Malondialdehyd und 8-OHdG (beide p &lt; 0,001), während Superoxiddismutase, Glutathionperoxidase und Gesamtantioxidantienkapazität sanken (p &lt; 0,001). Die Hitzeexposition war mit erhöhtem oxidativem Stress, DNA-Schäden und verminderter Expression von DNA-Reparatur- und Redox-Regulationsgenen verbunden, was auf compromittierte zelluläre Abwehrmechanismen hindeutet.</w:t>
+        <w:t>F. gigantica-Risiko sinkt in Sahel und Westafrika; F. hepatica-Risiko nimmt in Nordeuropa, Skandinavien und Island zu, wo Viehdichten hoch sind. Hybridisierungsrisiko beider Arten geht zurück aufgrund reduzierter geografischer Überlappung.</w:t>
       </w:r>
     </w:p>
     <w:p>
@@ -177,7 +177,7 @@
         <w:rPr>
           <w:sz w:val="19"/>
         </w:rPr>
-        <w:t>Mechanismus ist klimazonenunabhängig; Feldmonitoring mit WBGT übertragbar auch für deutsche Arbeitsplätze.</w:t>
+        <w:t>Nordeuropa betroffen; Methodik und Risikoabschätzung übertragbar auf gemäßigte Zonen</w:t>
       </w:r>
     </w:p>
     <w:p>
@@ -186,7 +186,7 @@
           <w:color w:val="5A7D3A"/>
           <w:sz w:val="18"/>
         </w:rPr>
-        <w:t>https://pubmed.ncbi.nlm.nih.gov/42859242/</w:t>
+        <w:t>https://pubmed.ncbi.nlm.nih.gov/42832590/</w:t>
       </w:r>
     </w:p>
     <w:p>
@@ -194,7 +194,7 @@
         <w:pStyle w:val="Heading2"/>
       </w:pPr>
       <w:r>
-        <w:t>Radon in Krankenhäusern: Monitoring und Risiko-Stratifizierung</w:t>
+        <w:t>Klimawandel verschärft Flugverkehr-Vereisungsrisiken: Eismeldungen in China um 500 m/Jahr angestiegen</w:t>
       </w:r>
     </w:p>
     <w:p>
@@ -204,12 +204,12 @@
           <w:color w:val="666666"/>
           <w:sz w:val="18"/>
         </w:rPr>
-        <w:t>Ţenter A et al.  ·  Front Public Health  ·  25.09.2026  ·  PMID 42856963</w:t>
+        <w:t>Zhang W et al.  ·  J Environ Sci (China)  ·  01.02.2026  ·  PMID 42822913</w:t>
       </w:r>
     </w:p>
     <w:p>
       <w:r>
-        <w:t>Eine Großstudie installierte 1700 CR-39-Detektoren in 115 medizinischen Einrichtungen in 40 rumänischen Lokalitäten für dreimonatige Messungen; ausgewertet wurden 1651 valide Messungen zur Schätzung der jährlichen Radon-Aktivitätskonzentration.</w:t>
+        <w:t>Analyse von 13 Jahren (2011–2023) Piloten-Vereisungsmeldungen (PIREPs) in China zur Erfassung von Häufigkeit, räumlichen Mustern, Vertikalverteilung und zeitlichen Trends sowie deren Zusammenhang mit Klimawandel, Topografie, Wirtschaftsaktivität und Aerosol-Emissionen.</w:t>
       </w:r>
     </w:p>
     <w:p>
@@ -220,7 +220,7 @@
         <w:t xml:space="preserve">Ergebnis: </w:t>
       </w:r>
       <w:r>
-        <w:t>Mittlere Radon-Jahreskonzentration 61 Bq/m³ (Median 40 Bq/m³, geometrisches Mittel 41 Bq/m³). Nur 26 von 1651 Messungen (1,6 %) überschritten den Referenzwert von 300 Bq/m³, alle konzentriert in unteren Stockwerken (25 in Kellern/Erdgeschoss). Höhere Konzentrationen in Radiologie und Zahnkliniken, niedrigere in Krankenhäusern. Gebäude-spezifische Charakteristiken und Stockwerk zeigten signifikante Effekte im Mixed-Effects-Modell.</w:t>
+        <w:t>Deutlicher räumlicher Gradient (Südwesten höchste Häufigkeit); Vertikalstratifikation mit Spitzenwert 2–8 km Höhe; winterliche Dominanz (7,3-fach höher als Sommer); auffällige Aufwärtsverschiebung der primären Vereisungsschicht um ~500 m/Jahr ab 2018, korrelierend mit steigenden Gefriergrenzenhöhen unter globaler Erwärmung.</w:t>
       </w:r>
     </w:p>
     <w:p>
@@ -235,7 +235,7 @@
         <w:rPr>
           <w:sz w:val="19"/>
         </w:rPr>
-        <w:t>Rumänien, Europa; Monitoring-Strategie für Kliniken übertragbar auf deutschsprachige Sanitätseinrichtungen.</w:t>
+        <w:t>China; Methodik auf gemäßigte Zonen übertragbar, regionale Temperaturtrends sind klimaabhängig</w:t>
       </w:r>
     </w:p>
     <w:p>
@@ -244,7 +244,7 @@
           <w:color w:val="5A7D3A"/>
           <w:sz w:val="18"/>
         </w:rPr>
-        <w:t>https://pubmed.ncbi.nlm.nih.gov/42856963/</w:t>
+        <w:t>https://pubmed.ncbi.nlm.nih.gov/42822913/</w:t>
       </w:r>
     </w:p>
     <w:p>
@@ -252,7 +252,7 @@
         <w:pStyle w:val="Heading2"/>
       </w:pPr>
       <w:r>
-        <w:t>Klimawandel und Gesundheit in Ländern mit niedrigem Versorgungsniveau</w:t>
+        <w:t>Umweltbelastung und Gehirn: Tägliche Schwankungen in Luftqualität und Lärm beeinflussen Hirnstruktur</w:t>
       </w:r>
     </w:p>
     <w:p>
@@ -262,12 +262,12 @@
           <w:color w:val="666666"/>
           <w:sz w:val="18"/>
         </w:rPr>
-        <w:t>Barcellos C et al.  ·  Cien Saude Colet  ·  05.10.2026  ·  PMID 42848628</w:t>
+        <w:t>Falkenstein K et al.  ·  BMC Neurosci  ·  23.09.2026  ·  PMID 42778897</w:t>
       </w:r>
     </w:p>
     <w:p>
       <w:r>
-        <w:t>Ein Expertenpapier analysiert die klimabedingte Belastung für Gesundheitssysteme in peripheren Ländern und vulnerablen Bevölkerungen, besonders im Kontext von Hitzeströmen, Umweltdegradation und mangelhaften Gesundheitsdiensten.</w:t>
+        <w:t>Studienprotokoll für Langzeitstudie mit 30 Teilnehmern über 25 Messsitzungen zur Erfassung tagesdurchschnittlicher Umweltvariationen (Luftqualität, Lärm, Lichteexposition, physische Aktivität) und deren Auswirkungen auf Hirnstruktur, -funktion und Wohlbefinden mittels Neuroimaging und tragbarer Sensoren.</w:t>
       </w:r>
     </w:p>
     <w:p>
@@ -278,7 +278,7 @@
         <w:t xml:space="preserve">Ergebnis: </w:t>
       </w:r>
       <w:r>
-        <w:t>Zentrale Kernaussage: Klimawandel verursacht geographisch unterschiedliche Gesundheitsfolgen. Periphere Länder und vulnerable Territorien in ihnen erleben Bedingungen aggravierende niedrige Versorgungsqualität und -dichte; dies verstärkt Krankheitsübertragung und nicht-übertragbare Erkrankungen, führt zu Klimaungerechtigkeit. Public Health in peripheren Ländern muss an sozialen und umweltbezogenen Determinanten ansetzen, mit kritischer Haltung zu Adaptationsvorschlägen, die Ungleichheiten reduzieren müssen.</w:t>
+        <w:t>Studiendesign zur Erfassung von Zusammenhängen zwischen alltäglicher Umweltexposition und kurzfristiger Neuroplastizität etabliert; Dataset umfasst multimodale Neuroimaging-Messungen (T1/T2*-gewichtet, Diffusions-Tensor-Imaging) sowie kontinuierliche Umwelt- und physiologische Tracking-Daten.</w:t>
       </w:r>
     </w:p>
     <w:p>
@@ -293,7 +293,7 @@
         <w:rPr>
           <w:sz w:val="19"/>
         </w:rPr>
-        <w:t>Lateinamerika, begrenzte Ressourcen; Prinzipien von Klima-Gerechtigkeit und Prioritätenreihung auch für Übergangsphasen in Deutschland relevant.</w:t>
+        <w:t>Deutschland (Berlin/Hamburg); direkt übertragbar auf gemäßigte Klimazone und urbane Gesundheitsfragen</w:t>
       </w:r>
     </w:p>
     <w:p>
@@ -302,7 +302,7 @@
           <w:color w:val="5A7D3A"/>
           <w:sz w:val="18"/>
         </w:rPr>
-        <w:t>https://pubmed.ncbi.nlm.nih.gov/42848628/</w:t>
+        <w:t>https://pubmed.ncbi.nlm.nih.gov/42778897/</w:t>
       </w:r>
     </w:p>
     <w:p>
@@ -310,7 +310,7 @@
         <w:pStyle w:val="Heading2"/>
       </w:pPr>
       <w:r>
-        <w:t>Klassenzimmer-Luftqualität und Atemwegserkrankungen bei Schülern in Nigeria</w:t>
+        <w:t>KI-Modelle und Klimawandel-Debatten: Systematische Verzerrungen in LLM-Meinungsdynamiken messbar</w:t>
       </w:r>
     </w:p>
     <w:p>
@@ -320,12 +320,12 @@
           <w:color w:val="666666"/>
           <w:sz w:val="18"/>
         </w:rPr>
-        <w:t>Eghomwanre AF et al.  ·  Environ Sci Pollut Res Int  ·  28.09.2026  ·  PMID 42804077</w:t>
+        <w:t>Brockers VC et al.  ·  Nat Commun  ·  22.09.2026  ·  PMID 42773123</w:t>
       </w:r>
     </w:p>
     <w:p>
       <w:r>
-        <w:t>Eine Querschnittsstudie in sechs Schulen Nigerias (10 Wochen) maß Luftqualitätsparameter (PM₂,₅, PM₁₀, CO, CO₂) und thermische Behaglichkeit und erfasste respiratorische Symptome mittels Fragebogen und multivariate Regressionsanalyse.</w:t>
+        <w:t>Entwicklung eines Bayes-Frameworks zur Messung von Verzerrungen in Meinungsdynamiken von Large Language Models (LLMs) in Multi-Schritt-Dialogen zu 12 Fragen, darunter Klimawandel, mit Quantifizierung von Topic-Bias, Agreement-Bias und Anchoring-Bias.</w:t>
       </w:r>
     </w:p>
     <w:p>
@@ -336,7 +336,7 @@
         <w:t xml:space="preserve">Ergebnis: </w:t>
       </w:r>
       <w:r>
-        <w:t>PM₂,₅ schwankte von 11,2–81,4 μg/m³, PM₁₀ von 20,1–138,6 μg/m³. Alle Hazard-Quotient-Werte (HQ) für PM₂,₅ und PM₁₀ lagen unter 1, deuteten also auf kein chronisches Risiko hin. Jedoch zeigte sich hohe Prävalenz akuter Symptome: Husten (58,2 %), Auswurf (32,5 %), Brustschmerz (26,7 %). Erhöhte PM-Exposition war stark mit Husten assoziiert (p &lt; 0,001) und erhöhte die Chancen für Brustschmerz (bereinigtes OR = 2,74; 95 % KI: 1,35–22,80; p = 0,018).</w:t>
+        <w:t>Meinungstrajektorien konvergieren schnell zu gemeinsamen Attraktoren; Einfluss von Interaktion und Verzerrungen nimmt zeitlich ab; Verzerrungseffekte unterscheiden sich zwischen LLM-Typen. Fine-Tuning auf stark opinionierte Statements verschiebt Meinungs-Attraktoren entsprechend. Framework offenbart erhebliche Unterschiede zwischen LLMs und quantifiziert Beitrag von Verzerrungen vs. echter Interaktion.</w:t>
       </w:r>
     </w:p>
     <w:p>
@@ -351,7 +351,7 @@
         <w:rPr>
           <w:sz w:val="19"/>
         </w:rPr>
-        <w:t>Tropische Zone mit anderen Anpassungsniveaus; Methodik und Symptom-Mechanismus prinzipiell übertragbar.</w:t>
+        <w:t>Deutschland; Methodik zur Messung ideologischer Verzerrungen in KI-generierten Klimadebatten anwendbar</w:t>
       </w:r>
     </w:p>
     <w:p>
@@ -360,7 +360,7 @@
           <w:color w:val="5A7D3A"/>
           <w:sz w:val="18"/>
         </w:rPr>
-        <w:t>https://pubmed.ncbi.nlm.nih.gov/42804077/</w:t>
+        <w:t>https://pubmed.ncbi.nlm.nih.gov/42773123/</w:t>
       </w:r>
     </w:p>
     <w:p>
@@ -368,7 +368,7 @@
         <w:pStyle w:val="Heading2"/>
       </w:pPr>
       <w:r>
-        <w:t>PAH-Belastung in Schulen und Wohnungen europäischer Großstädte</w:t>
+        <w:t>Feinstaubbelastung und Toxizität in Grillrestaurants: Innenraum-PM₁₀ doppelt so hoch wie außen</w:t>
       </w:r>
     </w:p>
     <w:p>
@@ -378,12 +378,12 @@
           <w:color w:val="666666"/>
           <w:sz w:val="18"/>
         </w:rPr>
-        <w:t>Aretaki MA et al.  ·  Environ Res  ·  01.11.2026  ·  PMID 42705444</w:t>
+        <w:t>Figueiredo D et al.  ·  Environ Toxicol Pharmacol  ·  22.09.2026  ·  PMID 42772535</w:t>
       </w:r>
     </w:p>
     <w:p>
       <w:r>
-        <w:t>Eine europäische Multizenterstudie bestimmte PAH-Konzentrationen in der Innenraumluft von Schulen, Wohnungen und Sporthallen in sechs Städten (Athen, Barcelona, Colchester, Kopenhagen, Helsinki, Lissabon) und schätzte das Krebsrisiko für Kinder.</w:t>
+        <w:t>Untersuchung der chemischen Zusammensetzung und Toxizität von PM₁₀ in einem portugiesischen Grillrestaurant mit Messungen innen und außen sowie Zellviabilitätstests an Lungenzellen.</w:t>
       </w:r>
     </w:p>
     <w:p>
@@ -394,7 +394,7 @@
         <w:t xml:space="preserve">Ergebnis: </w:t>
       </w:r>
       <w:r>
-        <w:t>Höchste Median-PAH-Konzentrationen (&gt;50.000 pg/m³) in Schulen und Wohnungen waren mit intensiver lokaler Holzverbrennung verknüpft. Das geschätzte Überschusskrebs-Risiko für eine fünfjährige Primärschul-Expositionsperiode (ECR5) lag über alle Standorte zwischen 10⁻⁸ und 10⁻⁵ und blieb unter dem Schwellwert von 10⁻⁴. Hochmolekulare PAHs waren in Schulen höher als in Wohnungen, niedermolekulare dagegen in Wohnungen dominanter.</w:t>
+        <w:t>Indoor-PM₁₀-Konzentrationen deutlich höher als outdoor; Kohlehydrate machten bis zu 50% der PM₁₀-Masse aus. Indoorproben zeigten höhere oxidative Spannung (OPDTT), reduzierte Zellviabilität und erhöhte intrazelluläre ROS im Vergleich zu Outdoor-Proben.</w:t>
       </w:r>
     </w:p>
     <w:p>
@@ -409,7 +409,7 @@
         <w:rPr>
           <w:sz w:val="19"/>
         </w:rPr>
-        <w:t>Europäische Daten, gemäßigte Klimazone, mehrere Länder mit unterschiedlicher Heizpraxis.</w:t>
+        <w:t>Portugal; Innenraumexposition in mitteleuropäischen Arbeitsumgebungen vergleichbar</w:t>
       </w:r>
     </w:p>
     <w:p>
@@ -418,7 +418,7 @@
           <w:color w:val="5A7D3A"/>
           <w:sz w:val="18"/>
         </w:rPr>
-        <w:t>https://pubmed.ncbi.nlm.nih.gov/42705444/</w:t>
+        <w:t>https://pubmed.ncbi.nlm.nih.gov/42772535/</w:t>
       </w:r>
     </w:p>
     <w:sectPr>

--- a/download/studien-aktuell.docx
+++ b/download/studien-aktuell.docx
@@ -62,7 +62,7 @@
           <w:color w:val="666666"/>
           <w:sz w:val="18"/>
         </w:rPr>
-        <w:t>Stand: 13.10.2026  |  6 Studien  |  klima.m-vf.de</w:t>
+        <w:t>Stand: 14.10.2026  |  6 Studien  |  klima.m-vf.de</w:t>
       </w:r>
     </w:p>
     <w:p>
@@ -70,7 +70,7 @@
         <w:pStyle w:val="Heading1"/>
       </w:pPr>
       <w:r>
-        <w:t>Aufgenommen am 13.10.2026</w:t>
+        <w:t>Aufgenommen am 14.10.2026</w:t>
       </w:r>
     </w:p>
     <w:p>
@@ -78,7 +78,7 @@
         <w:pStyle w:val="Heading2"/>
       </w:pPr>
       <w:r>
-        <w:t>Fleischalternativen: Verbraucher akzeptieren Fleisch-Nomenklatur, aber wünschen transparentere Kennzeichnung</w:t>
+        <w:t>Temperaturextreme und Autoimmunerkrankungen</w:t>
       </w:r>
     </w:p>
     <w:p>
@@ -88,12 +88,12 @@
           <w:color w:val="666666"/>
           <w:sz w:val="18"/>
         </w:rPr>
-        <w:t>Ketelings L et al.  ·  Front Public Health  ·  22.09.2026  ·  PMID 42840042</w:t>
+        <w:t>Robichon K et al.  ·  Semin Immunopathol  ·  13.10.2026  ·  PMID 42867511</w:t>
       </w:r>
     </w:p>
     <w:p>
       <w:r>
-        <w:t>Fokusgruppenstudie mit niederländischen Verbrauchern unterschiedlicher Fleischkonsumgewohnheiten zu Wahrnehmung und Erwartungen bei Kennzeichnung von Fleischalternativen im Kontext Nachhaltigkeit und Klimaschutz.</w:t>
+        <w:t>Narrative Übersichtsarbeit über die biologischen Mechanismen, durch die Hitze und Kälte die Entwicklung und den Krankheitsverlauf von Autoimmunerkrankungen beeinflussen.</w:t>
       </w:r>
     </w:p>
     <w:p>
@@ -104,7 +104,7 @@
         <w:t xml:space="preserve">Ergebnis: </w:t>
       </w:r>
       <w:r>
-        <w:t>Kernfunde: Produktbezeichnung, Positionierung und Glaubwürdigkeitsattribute prägen Kundenerwartungen. Verbraucher berichten keine unbeabsichtigten Käufe, äußern aber Bedenken vor Irreführung; fleischähnliche Nomenklatur hilft bei Vertrautheit und Produktverständnis. Forderung nach standardisierten, transparenten Kennzeichnungspraktiken zur Verbraucherschutz und Unterstützung nachhaltiger Adoption.</w:t>
+        <w:t>Hitze und Kälte verändern Immunzellfunktion durch Effekte auf Zellsignalisierung, Zytokinproduktion und Barrierenintegrität. Evidenz zeigt saisonale/regionale Temperaturmuster mit Raten von Autoimmunerkrankungen assoziiert; Hitzewellen verschärfen Fatigue und neurologische Symptome bei Multipler Sklerose, Kältephasen triggern Gefäßverengung und Gewebenekrose bei systemischer Sklerose.</w:t>
       </w:r>
     </w:p>
     <w:p>
@@ -119,7 +119,7 @@
         <w:rPr>
           <w:sz w:val="19"/>
         </w:rPr>
-        <w:t>Niederlande; direkt auf deutschsprachigen Raum übertragbar, vergleichbare Verbrauchererwartungen</w:t>
+        <w:t>Mitteleuropäische Klimazone, mechanismusbasierte Prinzipien unabhängig von Temperaturschwellen</w:t>
       </w:r>
     </w:p>
     <w:p>
@@ -128,7 +128,7 @@
           <w:color w:val="5A7D3A"/>
           <w:sz w:val="18"/>
         </w:rPr>
-        <w:t>https://pubmed.ncbi.nlm.nih.gov/42840042/</w:t>
+        <w:t>https://pubmed.ncbi.nlm.nih.gov/42867511/</w:t>
       </w:r>
     </w:p>
     <w:p>
@@ -136,7 +136,7 @@
         <w:pStyle w:val="Heading2"/>
       </w:pPr>
       <w:r>
-        <w:t>Klimawandel und Fasciola-Übertragung: Risiken in Nordeuropa steigen, in Westafrika sinken</w:t>
+        <w:t>Kyasanur-Waldkrankheit: Klimawandel und Zoonose-Risiko in Europa</w:t>
       </w:r>
     </w:p>
     <w:p>
@@ -146,12 +146,12 @@
           <w:color w:val="666666"/>
           <w:sz w:val="18"/>
         </w:rPr>
-        <w:t>van der Deure T et al.  ·  PLoS Negl Trop Dis  ·  05.10.2026  ·  PMID 42832590</w:t>
+        <w:t>Špačková M et al.  ·  Epidemiol Mikrobiol Imunol  ·  2026  ·  PMID 42859865</w:t>
       </w:r>
     </w:p>
     <w:p>
       <w:r>
-        <w:t>Entwicklung eines Risikoindex zur Prognose von Leberegelinfektionen (F. hepatica und F. gigantica) unter Klimawandel in Afrika und Europa basierend auf Temperaturabhängigkeit der Parasitenentwicklung, Schneckenverbreitung und Gewässerverfügbarkeit.</w:t>
+        <w:t>Narrative Übersichtsarbeit zur Kyasanur-Waldkrankheit, einer durch Klimawandel, Entwaldung und erhöhten Menschenkontakt mit Wäldern expandierenden Zoonose in Indien, mit Bewertung des Risikos für die Tschechische Republik.</w:t>
       </w:r>
     </w:p>
     <w:p>
@@ -162,7 +162,7 @@
         <w:t xml:space="preserve">Ergebnis: </w:t>
       </w:r>
       <w:r>
-        <w:t>F. gigantica-Risiko sinkt in Sahel und Westafrika; F. hepatica-Risiko nimmt in Nordeuropa, Skandinavien und Island zu, wo Viehdichten hoch sind. Hybridisierungsrisiko beider Arten geht zurück aufgrund reduzierter geografischer Überlappung.</w:t>
+        <w:t>Kyasanur-Waldkrankheit ist eine Zecken-übertragene hämorrhagische Erkrankung mit Fallsterblichkeit 3–10%; Fälle in Indien nehmen zu, Verbreitungsgebiet expandiert. Ausbreitungsgebiete an Klimawandel, Entwaldung und menschliche Waldkontakte gebunden. In der Tschechischen Republik bislang nicht gemeldet, aber importierte Fälle nach Reisen möglich. One-Health-Ansatz und verstärkte Surveillance arboviraler Erreger in Mitteleuropa erforderlich.</w:t>
       </w:r>
     </w:p>
     <w:p>
@@ -177,7 +177,7 @@
         <w:rPr>
           <w:sz w:val="19"/>
         </w:rPr>
-        <w:t>Nordeuropa betroffen; Methodik und Risikoabschätzung übertragbar auf gemäßigte Zonen</w:t>
+        <w:t>Mitteleuropa, klimazonale Anpassung aktuell nicht betroffen; Surveillance-Struktur und One-Health-Prinzipien relevant</w:t>
       </w:r>
     </w:p>
     <w:p>
@@ -186,7 +186,7 @@
           <w:color w:val="5A7D3A"/>
           <w:sz w:val="18"/>
         </w:rPr>
-        <w:t>https://pubmed.ncbi.nlm.nih.gov/42832590/</w:t>
+        <w:t>https://pubmed.ncbi.nlm.nih.gov/42859865/</w:t>
       </w:r>
     </w:p>
     <w:p>
@@ -194,7 +194,7 @@
         <w:pStyle w:val="Heading2"/>
       </w:pPr>
       <w:r>
-        <w:t>Klimawandel verschärft Flugverkehr-Vereisungsrisiken: Eismeldungen in China um 500 m/Jahr angestiegen</w:t>
+        <w:t>Luftverschmutzung und Frühauftreten von Lungenkrebs</w:t>
       </w:r>
     </w:p>
     <w:p>
@@ -204,12 +204,12 @@
           <w:color w:val="666666"/>
           <w:sz w:val="18"/>
         </w:rPr>
-        <w:t>Zhang W et al.  ·  J Environ Sci (China)  ·  01.02.2026  ·  PMID 42822913</w:t>
+        <w:t>Gao YY et al.  ·  Carcinogenesis  ·  07.07.2026  ·  PMID 42830393</w:t>
       </w:r>
     </w:p>
     <w:p>
       <w:r>
-        <w:t>Analyse von 13 Jahren (2011–2023) Piloten-Vereisungsmeldungen (PIREPs) in China zur Erfassung von Häufigkeit, räumlichen Mustern, Vertikalverteilung und zeitlichen Trends sowie deren Zusammenhang mit Klimawandel, Topografie, Wirtschaftsaktivität und Aerosol-Emissionen.</w:t>
+        <w:t>Narrative Übersichtsarbeit zu Mechanismen, durch die Luft- und Haushaltsverschmutzung frühe Lungenkarzinogenese antreiben, und zu frühen Biomarkern und Chemoprävention.</w:t>
       </w:r>
     </w:p>
     <w:p>
@@ -220,7 +220,7 @@
         <w:t xml:space="preserve">Ergebnis: </w:t>
       </w:r>
       <w:r>
-        <w:t>Deutlicher räumlicher Gradient (Südwesten höchste Häufigkeit); Vertikalstratifikation mit Spitzenwert 2–8 km Höhe; winterliche Dominanz (7,3-fach höher als Sommer); auffällige Aufwärtsverschiebung der primären Vereisungsschicht um ~500 m/Jahr ab 2018, korrelierend mit steigenden Gefriergrenzenhöhen unter globaler Erwärmung.</w:t>
+        <w:t>Luftverschmutzung (PM2,5, PM10) ist für &gt;14% der globalen Lungenkrebstodesfälle verantwortlich. 99% der Weltbevölkerung atmet Luft über WHO-Richtliniengrenzen (5 μg/m³ PM2,5, 15 μg/m³ PM10). Mechanismen: DNA-Schaden, Telomerverkürzung, mitochondriale Beeinträchtigung, chronische Inflammation (CXCL13, IL-1β), Immunevasion (PD-L1, CD47-SIRPα), Dysbiose. Validierte Frühbiomarker vorhanden; Multimarker-Kombinationen zeigen verbesserte Effizienz.</w:t>
       </w:r>
     </w:p>
     <w:p>
@@ -235,7 +235,7 @@
         <w:rPr>
           <w:sz w:val="19"/>
         </w:rPr>
-        <w:t>China; Methodik auf gemäßigte Zonen übertragbar, regionale Temperaturtrends sind klimaabhängig</w:t>
+        <w:t>Global relevant, absolute Schwellwerte für Deutschland übertragbar</w:t>
       </w:r>
     </w:p>
     <w:p>
@@ -244,7 +244,7 @@
           <w:color w:val="5A7D3A"/>
           <w:sz w:val="18"/>
         </w:rPr>
-        <w:t>https://pubmed.ncbi.nlm.nih.gov/42822913/</w:t>
+        <w:t>https://pubmed.ncbi.nlm.nih.gov/42830393/</w:t>
       </w:r>
     </w:p>
     <w:p>
@@ -252,7 +252,7 @@
         <w:pStyle w:val="Heading2"/>
       </w:pPr>
       <w:r>
-        <w:t>Umweltbelastung und Gehirn: Tägliche Schwankungen in Luftqualität und Lärm beeinflussen Hirnstruktur</w:t>
+        <w:t>Luftschadstoffexposition in der Frühschwangerschaft und angeborene Herzfehler</w:t>
       </w:r>
     </w:p>
     <w:p>
@@ -262,12 +262,12 @@
           <w:color w:val="666666"/>
           <w:sz w:val="18"/>
         </w:rPr>
-        <w:t>Falkenstein K et al.  ·  BMC Neurosci  ·  23.09.2026  ·  PMID 42778897</w:t>
+        <w:t>Kukshal P et al.  ·  Indian J Pediatr  ·  02.10.2026  ·  PMID 42825890</w:t>
       </w:r>
     </w:p>
     <w:p>
       <w:r>
-        <w:t>Studienprotokoll für Langzeitstudie mit 30 Teilnehmern über 25 Messsitzungen zur Erfassung tagesdurchschnittlicher Umweltvariationen (Luftqualität, Lärm, Lichteexposition, physische Aktivität) und deren Auswirkungen auf Hirnstruktur, -funktion und Wohlbefinden mittels Neuroimaging und tragbarer Sensoren.</w:t>
+        <w:t>Fall-Kontroll-Studie mit 1.556 Teilnehmern (1.115 Fälle, 441 Kontrollen) zur Assoziation perikonzeptioneller Luftschadstoffexposition (PM2,5, PM10, NO2, AQI) mit angeborenen Herzfehlern in Delhi-NCR.</w:t>
       </w:r>
     </w:p>
     <w:p>
@@ -278,7 +278,7 @@
         <w:t xml:space="preserve">Ergebnis: </w:t>
       </w:r>
       <w:r>
-        <w:t>Studiendesign zur Erfassung von Zusammenhängen zwischen alltäglicher Umweltexposition und kurzfristiger Neuroplastizität etabliert; Dataset umfasst multimodale Neuroimaging-Messungen (T1/T2*-gewichtet, Diffusions-Tensor-Imaging) sowie kontinuierliche Umwelt- und physiologische Tracking-Daten.</w:t>
+        <w:t>Perikonzeptionelle Exposition gegenüber schlechtem AQI und PM10 signifikant assoziiert mit erhöhtem Risiko angeborener Herzfehler. Post-Konzeptionsperiode zeigte stärkste Assoziationen: schlechter AQI für alle Herzfehler (AOR=2,74, 95%-KI: 1,78–4,22), PM10 für alle Herzfehler (AOR=3,36, 95%-KI: 2,05–5,52); Ventrikelseptumdefekt konsistent mit PM10 assoziiert (prä-konzeptionell AOR=3,13, post-konzeptionell AOR=4,35).</w:t>
       </w:r>
     </w:p>
     <w:p>
@@ -293,7 +293,7 @@
         <w:rPr>
           <w:sz w:val="19"/>
         </w:rPr>
-        <w:t>Deutschland (Berlin/Hamburg); direkt übertragbar auf gemäßigte Klimazone und urbane Gesundheitsfragen</w:t>
+        <w:t>Südasien, Temperaturschwellen nicht übertragbar; Expositionsfenster-Methodik und Präventionsprinzipien anwendbar</w:t>
       </w:r>
     </w:p>
     <w:p>
@@ -302,7 +302,7 @@
           <w:color w:val="5A7D3A"/>
           <w:sz w:val="18"/>
         </w:rPr>
-        <w:t>https://pubmed.ncbi.nlm.nih.gov/42778897/</w:t>
+        <w:t>https://pubmed.ncbi.nlm.nih.gov/42825890/</w:t>
       </w:r>
     </w:p>
     <w:p>
@@ -310,7 +310,7 @@
         <w:pStyle w:val="Heading2"/>
       </w:pPr>
       <w:r>
-        <w:t>KI-Modelle und Klimawandel-Debatten: Systematische Verzerrungen in LLM-Meinungsdynamiken messbar</w:t>
+        <w:t>Todesfälle durch Hitze und Hitzschlag bei Kindern und Erwachsenen</w:t>
       </w:r>
     </w:p>
     <w:p>
@@ -320,12 +320,12 @@
           <w:color w:val="666666"/>
           <w:sz w:val="18"/>
         </w:rPr>
-        <w:t>Brockers VC et al.  ·  Nat Commun  ·  22.09.2026  ·  PMID 42773123</w:t>
+        <w:t>Can A et al.  ·  Leg Med (Tokyo)  ·  29.09.2026  ·  PMID 42815323</w:t>
       </w:r>
     </w:p>
     <w:p>
       <w:r>
-        <w:t>Entwicklung eines Bayes-Frameworks zur Messung von Verzerrungen in Meinungsdynamiken von Large Language Models (LLMs) in Multi-Schritt-Dialogen zu 12 Fragen, darunter Klimawandel, mit Quantifizierung von Topic-Bias, Agreement-Bias und Anchoring-Bias.</w:t>
+        <w:t>Retrospektive Obduktionsanalyse von 22 Hitzschlag-Todesfällen (2015–2024) in der Türkei zur Charakterisierung demografischer, umgebungsbezogener und pathologischer Muster bei Kindern und Erwachsenen.</w:t>
       </w:r>
     </w:p>
     <w:p>
@@ -336,7 +336,7 @@
         <w:t xml:space="preserve">Ergebnis: </w:t>
       </w:r>
       <w:r>
-        <w:t>Meinungstrajektorien konvergieren schnell zu gemeinsamen Attraktoren; Einfluss von Interaktion und Verzerrungen nimmt zeitlich ab; Verzerrungseffekte unterscheiden sich zwischen LLM-Typen. Fine-Tuning auf stark opinionierte Statements verschiebt Meinungs-Attraktoren entsprechend. Framework offenbart erhebliche Unterschiede zwischen LLMs und quantifiziert Beitrag von Verzerrungen vs. echter Interaktion.</w:t>
+        <w:t>12 Kinder, 10 Erwachsene; 68,2% männlich. 91,7% der Kindertodesfälle in geparkten Fahrzeugen; Erwachsenentodesfälle überwiegend im Freien und berufliche Exposition. Maximale Umgebungstemperatur ≥35 °C an 72,7% der Tage (Median 37,0 °C). 86,4% ohne vorherigen Arztkontakt. Keine spezifische Obduktionsfindung; Diagnose beruhte auf Szene-/Meteorologiedaten plus Ausschlussdiagnose.</w:t>
       </w:r>
     </w:p>
     <w:p>
@@ -351,7 +351,7 @@
         <w:rPr>
           <w:sz w:val="19"/>
         </w:rPr>
-        <w:t>Deutschland; Methodik zur Messung ideologischer Verzerrungen in KI-generierten Klimadebatten anwendbar</w:t>
+        <w:t>Südtürkei, klimawärmer als Deutschland; Präventionsansätze nach Alter/Expositionskontext übertragbar</w:t>
       </w:r>
     </w:p>
     <w:p>
@@ -360,7 +360,7 @@
           <w:color w:val="5A7D3A"/>
           <w:sz w:val="18"/>
         </w:rPr>
-        <w:t>https://pubmed.ncbi.nlm.nih.gov/42773123/</w:t>
+        <w:t>https://pubmed.ncbi.nlm.nih.gov/42815323/</w:t>
       </w:r>
     </w:p>
     <w:p>
@@ -368,7 +368,7 @@
         <w:pStyle w:val="Heading2"/>
       </w:pPr>
       <w:r>
-        <w:t>Feinstaubbelastung und Toxizität in Grillrestaurants: Innenraum-PM₁₀ doppelt so hoch wie außen</w:t>
+        <w:t>Grünflächenausstattung und mentale Gesundheit in französischer Stadt</w:t>
       </w:r>
     </w:p>
     <w:p>
@@ -378,12 +378,12 @@
           <w:color w:val="666666"/>
           <w:sz w:val="18"/>
         </w:rPr>
-        <w:t>Figueiredo D et al.  ·  Environ Toxicol Pharmacol  ·  22.09.2026  ·  PMID 42772535</w:t>
+        <w:t>Sicard P et al.  ·  J Environ Manage  ·  01.10.2026  ·  PMID 42784923</w:t>
       </w:r>
     </w:p>
     <w:p>
       <w:r>
-        <w:t>Untersuchung der chemischen Zusammensetzung und Toxizität von PM₁₀ in einem portugiesischen Grillrestaurant mit Messungen innen und außen sowie Zellviabilitätstests an Lungenzellen.</w:t>
+        <w:t>Querschnittsstudie mit 1.195 Erwachsenen in Aix-en-Provence zur Assoziation von Grünflächenverfügbarkeit (3-30-300 Regel) mit selbstberichteter psychischer Gesundheit und Verhaltensoutcomes.</w:t>
       </w:r>
     </w:p>
     <w:p>
@@ -394,7 +394,7 @@
         <w:t xml:space="preserve">Ergebnis: </w:t>
       </w:r>
       <w:r>
-        <w:t>Indoor-PM₁₀-Konzentrationen deutlich höher als outdoor; Kohlehydrate machten bis zu 50% der PM₁₀-Masse aus. Indoorproben zeigten höhere oxidative Spannung (OPDTT), reduzierte Zellviabilität und erhöhte intrazelluläre ROS im Vergleich zu Outdoor-Proben.</w:t>
+        <w:t>Höhere Baumbestände im Distrikt assoziiert mit besserer Schlafqualität (β=0,0059, 95%-KI: 0,0017–0,0101), weniger Traurheit (β=−0,0066, 95%-KI: −0,0125–−0,0006) und Angstsymptomen (β=−0,0073, 95%-KI: −0,0159–0,0014); Gebäude mit mindestens zwei Komponenten der 3-30-300 Regel assoziiert mit besserer mentaler Gesundheit (β=0,0054) und niedrigerem Stress (β=−0,0081, p&lt;0,05).</w:t>
       </w:r>
     </w:p>
     <w:p>
@@ -409,7 +409,7 @@
         <w:rPr>
           <w:sz w:val="19"/>
         </w:rPr>
-        <w:t>Portugal; Innenraumexposition in mitteleuropäischen Arbeitsumgebungen vergleichbar</w:t>
+        <w:t>Südeuropa, urbane Planungsprinzipien auf mediterrane Mittelstadt übertragbar</w:t>
       </w:r>
     </w:p>
     <w:p>
@@ -418,7 +418,7 @@
           <w:color w:val="5A7D3A"/>
           <w:sz w:val="18"/>
         </w:rPr>
-        <w:t>https://pubmed.ncbi.nlm.nih.gov/42772535/</w:t>
+        <w:t>https://pubmed.ncbi.nlm.nih.gov/42784923/</w:t>
       </w:r>
     </w:p>
     <w:sectPr>

--- a/download/studien-aktuell.docx
+++ b/download/studien-aktuell.docx
@@ -62,7 +62,7 @@
           <w:color w:val="666666"/>
           <w:sz w:val="18"/>
         </w:rPr>
-        <w:t>Stand: 14.10.2026  |  6 Studien  |  klima.m-vf.de</w:t>
+        <w:t>Stand: 15.10.2026  |  6 Studien  |  klima.m-vf.de</w:t>
       </w:r>
     </w:p>
     <w:p>
@@ -70,7 +70,7 @@
         <w:pStyle w:val="Heading1"/>
       </w:pPr>
       <w:r>
-        <w:t>Aufgenommen am 14.10.2026</w:t>
+        <w:t>Aufgenommen am 15.10.2026</w:t>
       </w:r>
     </w:p>
     <w:p>
@@ -78,7 +78,7 @@
         <w:pStyle w:val="Heading2"/>
       </w:pPr>
       <w:r>
-        <w:t>Temperaturextreme und Autoimmunerkrankungen</w:t>
+        <w:t>Laktat als Marker für Gerinnungskomplikationen bei Hitzschlag</w:t>
       </w:r>
     </w:p>
     <w:p>
@@ -88,12 +88,12 @@
           <w:color w:val="666666"/>
           <w:sz w:val="18"/>
         </w:rPr>
-        <w:t>Robichon K et al.  ·  Semin Immunopathol  ·  13.10.2026  ·  PMID 42867511</w:t>
+        <w:t>Liu F et al.  ·  Zhonghua Wei Zhong Bing Ji Jiu Yi Xue  ·  Sept. 2026  ·  PMID 42875244</w:t>
       </w:r>
     </w:p>
     <w:p>
       <w:r>
-        <w:t>Narrative Übersichtsarbeit über die biologischen Mechanismen, durch die Hitze und Kälte die Entwicklung und den Krankheitsverlauf von Autoimmunerkrankungen beeinflussen.</w:t>
+        <w:t>Multicenter-Kohortenstudie mit 305 Hitzschlag-Patienten untersuchte die Beziehung zwischen Serumlaktat und disseminierter intravaskulärer Gerinnung (DIC).</w:t>
       </w:r>
     </w:p>
     <w:p>
@@ -104,7 +104,7 @@
         <w:t xml:space="preserve">Ergebnis: </w:t>
       </w:r>
       <w:r>
-        <w:t>Hitze und Kälte verändern Immunzellfunktion durch Effekte auf Zellsignalisierung, Zytokinproduktion und Barrierenintegrität. Evidenz zeigt saisonale/regionale Temperaturmuster mit Raten von Autoimmunerkrankungen assoziiert; Hitzewellen verschärfen Fatigue und neurologische Symptome bei Multipler Sklerose, Kältephasen triggern Gefäßverengung und Gewebenekrose bei systemischer Sklerose.</w:t>
+        <w:t>Erhöhte Laktatspiegel waren unabhängig mit erhöhtem DIC-Risiko assoziiert (OR 1,815; 95%-KI 1,494–2,203; p &lt; 0,001). Das Laktat-basierte Vorhersagemodell zeigte exzellente Diskriminationsfähigkeit (AUC 0,901; 95%-KI 0,860–0,941) mit Sensitivität 85,6 % und Spezifität 81,6 %. Laktat vermittelte 16,29 % der Beziehung zwischen Körpertemperatur und DIC.</w:t>
       </w:r>
     </w:p>
     <w:p>
@@ -119,7 +119,7 @@
         <w:rPr>
           <w:sz w:val="19"/>
         </w:rPr>
-        <w:t>Mitteleuropäische Klimazone, mechanismusbasierte Prinzipien unabhängig von Temperaturschwellen</w:t>
+        <w:t>China; klinisch-intensivmedizinische Perspektive auf Hitzeschlag-Pathophysiologie übertragbar</w:t>
       </w:r>
     </w:p>
     <w:p>
@@ -128,7 +128,7 @@
           <w:color w:val="5A7D3A"/>
           <w:sz w:val="18"/>
         </w:rPr>
-        <w:t>https://pubmed.ncbi.nlm.nih.gov/42867511/</w:t>
+        <w:t>https://pubmed.ncbi.nlm.nih.gov/42875244/</w:t>
       </w:r>
     </w:p>
     <w:p>
@@ -136,7 +136,7 @@
         <w:pStyle w:val="Heading2"/>
       </w:pPr>
       <w:r>
-        <w:t>Kyasanur-Waldkrankheit: Klimawandel und Zoonose-Risiko in Europa</w:t>
+        <w:t>Von Fledermäusen übertragene Zoonosen: Klimawandel und Spillover-Risiken</w:t>
       </w:r>
     </w:p>
     <w:p>
@@ -146,12 +146,12 @@
           <w:color w:val="666666"/>
           <w:sz w:val="18"/>
         </w:rPr>
-        <w:t>Špačková M et al.  ·  Epidemiol Mikrobiol Imunol  ·  2026  ·  PMID 42859865</w:t>
+        <w:t>Stanhope J et al.  ·  BMJ  ·  14.10.2026  ·  PMID 42875048</w:t>
       </w:r>
     </w:p>
     <w:p>
       <w:r>
-        <w:t>Narrative Übersichtsarbeit zur Kyasanur-Waldkrankheit, einer durch Klimawandel, Entwaldung und erhöhten Menschenkontakt mit Wäldern expandierenden Zoonose in Indien, mit Bewertung des Risikos für die Tschechische Republik.</w:t>
+        <w:t>Narrative Review der evidenzgestützten Übertragungswege, klinischen Auswirkungen und Präventionsstrategien für Fledermaus-assoziierte Pathogene (Ebola, Marburg, Nipah, Hendra, Tollwut, australisches Lyssavirus, Histoplasma).</w:t>
       </w:r>
     </w:p>
     <w:p>
@@ -162,7 +162,7 @@
         <w:t xml:space="preserve">Ergebnis: </w:t>
       </w:r>
       <w:r>
-        <w:t>Kyasanur-Waldkrankheit ist eine Zecken-übertragene hämorrhagische Erkrankung mit Fallsterblichkeit 3–10%; Fälle in Indien nehmen zu, Verbreitungsgebiet expandiert. Ausbreitungsgebiete an Klimawandel, Entwaldung und menschliche Waldkontakte gebunden. In der Tschechischen Republik bislang nicht gemeldet, aber importierte Fälle nach Reisen möglich. One-Health-Ansatz und verstärkte Surveillance arboviraler Erreger in Mitteleuropa erforderlich.</w:t>
+        <w:t>Klimawandel und Biodiversitätsverlust treiben das Spillover-Risiko von sieben bedeutenden human-pathogenen Erregern. Überlebende berichten anhaltende neurologische und neuropsychiatrische Langzeitfolgen. Präventionsstrategien umfassen ökologische Stewardship, Reduktion der Exposition von Mensch und Haustieren, Isolation Infizierter und Vakzination; für Histoplasma und Ebolavirus sind nun spezifische Therapeutika verfügbar.</w:t>
       </w:r>
     </w:p>
     <w:p>
@@ -177,7 +177,7 @@
         <w:rPr>
           <w:sz w:val="19"/>
         </w:rPr>
-        <w:t>Mitteleuropa, klimazonale Anpassung aktuell nicht betroffen; Surveillance-Struktur und One-Health-Prinzipien relevant</w:t>
+        <w:t>Review; Prinzipien der Zoonose-Prävention und Klimaadaptation klimazonenübergreifend relevant</w:t>
       </w:r>
     </w:p>
     <w:p>
@@ -186,7 +186,7 @@
           <w:color w:val="5A7D3A"/>
           <w:sz w:val="18"/>
         </w:rPr>
-        <w:t>https://pubmed.ncbi.nlm.nih.gov/42859865/</w:t>
+        <w:t>https://pubmed.ncbi.nlm.nih.gov/42875048/</w:t>
       </w:r>
     </w:p>
     <w:p>
@@ -194,7 +194,7 @@
         <w:pStyle w:val="Heading2"/>
       </w:pPr>
       <w:r>
-        <w:t>Luftverschmutzung und Frühauftreten von Lungenkrebs</w:t>
+        <w:t>Globale Coexposition gegenüber Hitzewellen und Waldbrandrauch nimmt zu</w:t>
       </w:r>
     </w:p>
     <w:p>
@@ -204,12 +204,12 @@
           <w:color w:val="666666"/>
           <w:sz w:val="18"/>
         </w:rPr>
-        <w:t>Gao YY et al.  ·  Carcinogenesis  ·  07.07.2026  ·  PMID 42830393</w:t>
+        <w:t>Wu Y et al.  ·  Sci Adv  ·  16.10.2026  ·  PMID 42873846</w:t>
       </w:r>
     </w:p>
     <w:p>
       <w:r>
-        <w:t>Narrative Übersichtsarbeit zu Mechanismen, durch die Luft- und Haushaltsverschmutzung frühe Lungenkarzinogenese antreiben, und zu frühen Biomarkern und Chemoprävention.</w:t>
+        <w:t>Die Studie quantifiziert die weltweite Bevölkerung, die gleichzeitig Hitzewellen und Luftverschmutzung aus Waldbränden ausgesetzt ist, über den Zeitraum 2000–2019.</w:t>
       </w:r>
     </w:p>
     <w:p>
@@ -220,7 +220,7 @@
         <w:t xml:space="preserve">Ergebnis: </w:t>
       </w:r>
       <w:r>
-        <w:t>Luftverschmutzung (PM2,5, PM10) ist für &gt;14% der globalen Lungenkrebstodesfälle verantwortlich. 99% der Weltbevölkerung atmet Luft über WHO-Richtliniengrenzen (5 μg/m³ PM2,5, 15 μg/m³ PM10). Mechanismen: DNA-Schaden, Telomerverkürzung, mitochondriale Beeinträchtigung, chronische Inflammation (CXCL13, IL-1β), Immunevasion (PD-L1, CD47-SIRPα), Dysbiose. Validierte Frühbiomarker vorhanden; Multimarker-Kombinationen zeigen verbesserte Effizienz.</w:t>
+        <w:t>52,4 % der bevölkerten Gebiete und 55,9 % der Weltbevölkerung erlebten steigende Coexposition. Im Durchschnitt waren 916 Millionen Menschen pro Jahr mindestens einen Tag betroffen, mit Anstieg um 287 Millionen pro Jahrzehnt. Die durchschnittliche Expositionsdauer pro Person stieg von 1,0 Tagen (2000–2009) auf 1,7 Tage (2010–2019). Länder mit niedrigem Entwicklungsindex waren am stärksten betroffen.</w:t>
       </w:r>
     </w:p>
     <w:p>
@@ -235,7 +235,7 @@
         <w:rPr>
           <w:sz w:val="19"/>
         </w:rPr>
-        <w:t>Global relevant, absolute Schwellwerte für Deutschland übertragbar</w:t>
+        <w:t>Methodik zur Quantifizierung kombinierter Extremwetter-Expositionen; globale Trends übertragbar auf Risikomodellierung</w:t>
       </w:r>
     </w:p>
     <w:p>
@@ -244,7 +244,7 @@
           <w:color w:val="5A7D3A"/>
           <w:sz w:val="18"/>
         </w:rPr>
-        <w:t>https://pubmed.ncbi.nlm.nih.gov/42830393/</w:t>
+        <w:t>https://pubmed.ncbi.nlm.nih.gov/42873846/</w:t>
       </w:r>
     </w:p>
     <w:p>
@@ -252,7 +252,7 @@
         <w:pStyle w:val="Heading2"/>
       </w:pPr>
       <w:r>
-        <w:t>Luftschadstoffexposition in der Frühschwangerschaft und angeborene Herzfehler</w:t>
+        <w:t>Klimakrise und psychische Gesundheit: Unsicherheit als Treiber von Angststörungen</w:t>
       </w:r>
     </w:p>
     <w:p>
@@ -262,12 +262,12 @@
           <w:color w:val="666666"/>
           <w:sz w:val="18"/>
         </w:rPr>
-        <w:t>Kukshal P et al.  ·  Indian J Pediatr  ·  02.10.2026  ·  PMID 42825890</w:t>
+        <w:t>Zysset A et al.  ·  Front Public Health  ·  29.09.2026  ·  PMID 42871219</w:t>
       </w:r>
     </w:p>
     <w:p>
       <w:r>
-        <w:t>Fall-Kontroll-Studie mit 1.556 Teilnehmern (1.115 Fälle, 441 Kontrollen) zur Assoziation perikonzeptioneller Luftschadstoffexposition (PM2,5, PM10, NO2, AQI) mit angeborenen Herzfehlern in Delhi-NCR.</w:t>
+        <w:t>Längsschnitt-Studie an Schweizer Studierenden (N = 1.001) untersuchte die Assoziation zwischen Unsicherheit (persönlich und klimabezogen) und Angstsymptomen post-COVID.</w:t>
       </w:r>
     </w:p>
     <w:p>
@@ -278,7 +278,7 @@
         <w:t xml:space="preserve">Ergebnis: </w:t>
       </w:r>
       <w:r>
-        <w:t>Perikonzeptionelle Exposition gegenüber schlechtem AQI und PM10 signifikant assoziiert mit erhöhtem Risiko angeborener Herzfehler. Post-Konzeptionsperiode zeigte stärkste Assoziationen: schlechter AQI für alle Herzfehler (AOR=2,74, 95%-KI: 1,78–4,22), PM10 für alle Herzfehler (AOR=3,36, 95%-KI: 2,05–5,52); Ventrikelseptumdefekt konsistent mit PM10 assoziiert (prä-konzeptionell AOR=3,13, post-konzeptionell AOR=4,35).</w:t>
+        <w:t>Unsicherheit war positiv mit Angstsymptomen assoziiert (β = 0,50; 95%-KI 0,44–0,56). Selbstwirksamkeit (β = −0,22; 95%-KI −0,29, −0,15) und Resilienz (β = −0,08; 95%-KI −0,29, −0,03) waren negativ assoziiert. Das Modell erklärte 39 % der Angstsymptome. Angstniveaus zeigten post-COVID Plateau, nicht Rückgang.</w:t>
       </w:r>
     </w:p>
     <w:p>
@@ -293,7 +293,7 @@
         <w:rPr>
           <w:sz w:val="19"/>
         </w:rPr>
-        <w:t>Südasien, Temperaturschwellen nicht übertragbar; Expositionsfenster-Methodik und Präventionsprinzipien anwendbar</w:t>
+        <w:t>Schweiz; gemäßigte Klimazone; Unsicherheit als psychischer Klima-Krankheitsmechanismus</w:t>
       </w:r>
     </w:p>
     <w:p>
@@ -302,7 +302,7 @@
           <w:color w:val="5A7D3A"/>
           <w:sz w:val="18"/>
         </w:rPr>
-        <w:t>https://pubmed.ncbi.nlm.nih.gov/42825890/</w:t>
+        <w:t>https://pubmed.ncbi.nlm.nih.gov/42871219/</w:t>
       </w:r>
     </w:p>
     <w:p>
@@ -310,7 +310,7 @@
         <w:pStyle w:val="Heading2"/>
       </w:pPr>
       <w:r>
-        <w:t>Todesfälle durch Hitze und Hitzschlag bei Kindern und Erwachsenen</w:t>
+        <w:t>Automatisierte Pollenüberwachung für Asthma-Vorhersage</w:t>
       </w:r>
     </w:p>
     <w:p>
@@ -320,12 +320,12 @@
           <w:color w:val="666666"/>
           <w:sz w:val="18"/>
         </w:rPr>
-        <w:t>Can A et al.  ·  Leg Med (Tokyo)  ·  29.09.2026  ·  PMID 42815323</w:t>
+        <w:t>Lampugnani ER et al.  ·  Environ Monit Assess  ·  13.10.2026  ·  PMID 42870105</w:t>
       </w:r>
     </w:p>
     <w:p>
       <w:r>
-        <w:t>Retrospektive Obduktionsanalyse von 22 Hitzschlag-Todesfällen (2015–2024) in der Türkei zur Charakterisierung demografischer, umgebungsbezogener und pathologischer Muster bei Kindern und Erwachsenen.</w:t>
+        <w:t>Validierungsstudie der automatisierten Pollenmesskammer SwisensPoleno Mars gegen manuelle Burkard-Methode in Melbourne zur Vorhersage von Gewitter-assoziiertem Asthma.</w:t>
       </w:r>
     </w:p>
     <w:p>
@@ -336,7 +336,7 @@
         <w:t xml:space="preserve">Ergebnis: </w:t>
       </w:r>
       <w:r>
-        <w:t>12 Kinder, 10 Erwachsene; 68,2% männlich. 91,7% der Kindertodesfälle in geparkten Fahrzeugen; Erwachsenentodesfälle überwiegend im Freien und berufliche Exposition. Maximale Umgebungstemperatur ≥35 °C an 72,7% der Tage (Median 37,0 °C). 86,4% ohne vorherigen Arztkontakt. Keine spezifische Obduktionsfindung; Diagnose beruhte auf Szene-/Meteorologiedaten plus Ausschlussdiagnose.</w:t>
+        <w:t>Starke Korrelation für Gesamtpollen (R² = 0,92), Gräser (R² = 0,92) und Zypresse (R² = 0,86). Gräserpollen, zentral für Gewitter-Asthma-Prognosen, zeigten besonders hohe Übereinstimmung und konsistente Klassifizierung in operative Risikoschwellen. Das automatisierte System reproduzierte erwartete Tagesrhythmen.</w:t>
       </w:r>
     </w:p>
     <w:p>
@@ -351,7 +351,7 @@
         <w:rPr>
           <w:sz w:val="19"/>
         </w:rPr>
-        <w:t>Südtürkei, klimawärmer als Deutschland; Präventionsansätze nach Alter/Expositionskontext übertragbar</w:t>
+        <w:t>Australien; Methodik und Schwellwerte nicht auf gemäßigte Zone übertragbar, aber Technik relevant</w:t>
       </w:r>
     </w:p>
     <w:p>
@@ -360,7 +360,7 @@
           <w:color w:val="5A7D3A"/>
           <w:sz w:val="18"/>
         </w:rPr>
-        <w:t>https://pubmed.ncbi.nlm.nih.gov/42815323/</w:t>
+        <w:t>https://pubmed.ncbi.nlm.nih.gov/42870105/</w:t>
       </w:r>
     </w:p>
     <w:p>
@@ -368,7 +368,7 @@
         <w:pStyle w:val="Heading2"/>
       </w:pPr>
       <w:r>
-        <w:t>Grünflächenausstattung und mentale Gesundheit in französischer Stadt</w:t>
+        <w:t>Luftgestützte Mikroplastik: Exposition, Quellen und Gesundheitsrisiken</w:t>
       </w:r>
     </w:p>
     <w:p>
@@ -378,12 +378,12 @@
           <w:color w:val="666666"/>
           <w:sz w:val="18"/>
         </w:rPr>
-        <w:t>Sicard P et al.  ·  J Environ Manage  ·  01.10.2026  ·  PMID 42784923</w:t>
+        <w:t>Cao L et al.  ·  Environ Monit Assess  ·  07.10.2026  ·  PMID 42844460</w:t>
       </w:r>
     </w:p>
     <w:p>
       <w:r>
-        <w:t>Querschnittsstudie mit 1.195 Erwachsenen in Aix-en-Provence zur Assoziation von Grünflächenverfügbarkeit (3-30-300 Regel) mit selbstberichteter psychischer Gesundheit und Verhaltensoutcomes.</w:t>
+        <w:t>Systematische Review von 161 Publikationen (2021–2025) zur physikalischen Charakterisierung, Verteilung, menschlichen Exposition und Toxikologie von atmosphärischen Mikroplastiken.</w:t>
       </w:r>
     </w:p>
     <w:p>
@@ -394,7 +394,7 @@
         <w:t xml:space="preserve">Ergebnis: </w:t>
       </w:r>
       <w:r>
-        <w:t>Höhere Baumbestände im Distrikt assoziiert mit besserer Schlafqualität (β=0,0059, 95%-KI: 0,0017–0,0101), weniger Traurheit (β=−0,0066, 95%-KI: −0,0125–−0,0006) und Angstsymptomen (β=−0,0073, 95%-KI: −0,0159–0,0014); Gebäude mit mindestens zwei Komponenten der 3-30-300 Regel assoziiert mit besserer mentaler Gesundheit (β=0,0054) und niedrigerem Stress (β=−0,0081, p&lt;0,05).</w:t>
+        <w:t>Inhalation und dermale Exposition als Hauptaufnahmepfade; Partikel &lt; 10 μm penetrieren Atemwegsbarrieren. Systematische Diskrepanz von Faktor 10–100 zwischen aktiver und passiver Probenahme. Indoorkonzentrationen stark abhängig von Lüftung und lokalisierten Punktquellen. Molekulare Wirkmechanismen: oxidativer Stress und Entzündungsantwort; Langzeitvergiftungsmechanismen noch unklar.</w:t>
       </w:r>
     </w:p>
     <w:p>
@@ -409,7 +409,7 @@
         <w:rPr>
           <w:sz w:val="19"/>
         </w:rPr>
-        <w:t>Südeuropa, urbane Planungsprinzipien auf mediterrane Mittelstadt übertragbar</w:t>
+        <w:t>Klimaunabhängige Umweltexposition; Methodik-Standardisierung global relevant</w:t>
       </w:r>
     </w:p>
     <w:p>
@@ -418,7 +418,7 @@
           <w:color w:val="5A7D3A"/>
           <w:sz w:val="18"/>
         </w:rPr>
-        <w:t>https://pubmed.ncbi.nlm.nih.gov/42784923/</w:t>
+        <w:t>https://pubmed.ncbi.nlm.nih.gov/42844460/</w:t>
       </w:r>
     </w:p>
     <w:sectPr>

--- a/download/studien-aktuell.docx
+++ b/download/studien-aktuell.docx
@@ -62,7 +62,7 @@
           <w:color w:val="666666"/>
           <w:sz w:val="18"/>
         </w:rPr>
-        <w:t>Stand: 15.10.2026  |  6 Studien  |  klima.m-vf.de</w:t>
+        <w:t>Stand: 16.10.2026  |  6 Studien  |  klima.m-vf.de</w:t>
       </w:r>
     </w:p>
     <w:p>
@@ -70,7 +70,7 @@
         <w:pStyle w:val="Heading1"/>
       </w:pPr>
       <w:r>
-        <w:t>Aufgenommen am 15.10.2026</w:t>
+        <w:t>Aufgenommen am 16.10.2026</w:t>
       </w:r>
     </w:p>
     <w:p>
@@ -78,7 +78,7 @@
         <w:pStyle w:val="Heading2"/>
       </w:pPr>
       <w:r>
-        <w:t>Laktat als Marker für Gerinnungskomplikationen bei Hitzschlag</w:t>
+        <w:t>Validierung von Luftqualitäts-Frühwarnsystemen in Südostasien</w:t>
       </w:r>
     </w:p>
     <w:p>
@@ -88,12 +88,12 @@
           <w:color w:val="666666"/>
           <w:sz w:val="18"/>
         </w:rPr>
-        <w:t>Liu F et al.  ·  Zhonghua Wei Zhong Bing Ji Jiu Yi Xue  ·  Sept. 2026  ·  PMID 42875244</w:t>
+        <w:t>Mahawar C et al.  ·  Front Public Health  ·  30.09.2026  ·  PMID 42877354</w:t>
       </w:r>
     </w:p>
     <w:p>
       <w:r>
-        <w:t>Multicenter-Kohortenstudie mit 305 Hitzschlag-Patienten untersuchte die Beziehung zwischen Serumlaktat und disseminierter intravaskulärer Gerinnung (DIC).</w:t>
+        <w:t>Systematischer Review evaluierte die Vorhersagegenauigkeit verfügbarer Luftqualitäts-Frühwarnsysteme in 14 Studien aus Indien, Bangladesch und Thailand.</w:t>
       </w:r>
     </w:p>
     <w:p>
@@ -104,7 +104,7 @@
         <w:t xml:space="preserve">Ergebnis: </w:t>
       </w:r>
       <w:r>
-        <w:t>Erhöhte Laktatspiegel waren unabhängig mit erhöhtem DIC-Risiko assoziiert (OR 1,815; 95%-KI 1,494–2,203; p &lt; 0,001). Das Laktat-basierte Vorhersagemodell zeigte exzellente Diskriminationsfähigkeit (AUC 0,901; 95%-KI 0,860–0,941) mit Sensitivität 85,6 % und Spezifität 81,6 %. Laktat vermittelte 16,29 % der Beziehung zwischen Körpertemperatur und DIC.</w:t>
+        <w:t>Hybrid-Deep-Learning-Modelle zeigten niedrigste RMSE (0,84–4,61 μg/m³) und höchste erklärte Varianz (R² bis 0,998). Machine-Learning erreichte bis 98,34% kategoriale Genauigkeit. Allerdings: hohes Bias-Risiko durch unzureichende externe Validierung und Overfitting in den meisten Studien.</w:t>
       </w:r>
     </w:p>
     <w:p>
@@ -119,7 +119,7 @@
         <w:rPr>
           <w:sz w:val="19"/>
         </w:rPr>
-        <w:t>China; klinisch-intensivmedizinische Perspektive auf Hitzeschlag-Pathophysiologie übertragbar</w:t>
+        <w:t>Nur Methodik übertragbar: Südasien hat andere Anpassungskapazität und Temperaturschwellen; externe Validierung essentiell für Systemzuverlässigkeit.</w:t>
       </w:r>
     </w:p>
     <w:p>
@@ -128,7 +128,7 @@
           <w:color w:val="5A7D3A"/>
           <w:sz w:val="18"/>
         </w:rPr>
-        <w:t>https://pubmed.ncbi.nlm.nih.gov/42875244/</w:t>
+        <w:t>https://pubmed.ncbi.nlm.nih.gov/42877354/</w:t>
       </w:r>
     </w:p>
     <w:p>
@@ -136,7 +136,7 @@
         <w:pStyle w:val="Heading2"/>
       </w:pPr>
       <w:r>
-        <w:t>Von Fledermäusen übertragene Zoonosen: Klimawandel und Spillover-Risiken</w:t>
+        <w:t>Hitzeadaptation bei Großsportevents: Koordination und Frühwarnsysteme</w:t>
       </w:r>
     </w:p>
     <w:p>
@@ -146,12 +146,12 @@
           <w:color w:val="666666"/>
           <w:sz w:val="18"/>
         </w:rPr>
-        <w:t>Stanhope J et al.  ·  BMJ  ·  14.10.2026  ·  PMID 42875048</w:t>
+        <w:t>Zhang J et al.  ·  Front Public Health  ·  30.09.2026  ·  PMID 42877216</w:t>
       </w:r>
     </w:p>
     <w:p>
       <w:r>
-        <w:t>Narrative Review der evidenzgestützten Übertragungswege, klinischen Auswirkungen und Präventionsstrategien für Fledermaus-assoziierte Pathogene (Ebola, Marburg, Nipah, Hendra, Tollwut, australisches Lyssavirus, Histoplasma).</w:t>
+        <w:t>Mathematisches Spieltheorie-Modell untersuchte optimale Koordination und Finanzierung von Hitzerisiko-Minderungsmaßnahmen zwischen Behörden, Veranstaltern und Teams.</w:t>
       </w:r>
     </w:p>
     <w:p>
@@ -162,7 +162,7 @@
         <w:t xml:space="preserve">Ergebnis: </w:t>
       </w:r>
       <w:r>
-        <w:t>Klimawandel und Biodiversitätsverlust treiben das Spillover-Risiko von sieben bedeutenden human-pathogenen Erregern. Überlebende berichten anhaltende neurologische und neuropsychiatrische Langzeitfolgen. Präventionsstrategien umfassen ökologische Stewardship, Reduktion der Exposition von Mensch und Haustieren, Isolation Infizierter und Vakzination; für Histoplasma und Ebolavirus sind nun spezifische Therapeutika verfügbar.</w:t>
+        <w:t>Kooperation senkte modellierte Soziallast um 21,9% gegenüber Nash-Gleichgewicht und um 23,1% gegenüber Hierarchie-Lösung. Spitzenwert des residualen Hitzerisikos fiel um 28,0–28,7%. Effektives Vorwarnfenster lag bei 2,2–2,6 Zeiteinheiten.</w:t>
       </w:r>
     </w:p>
     <w:p>
@@ -177,7 +177,7 @@
         <w:rPr>
           <w:sz w:val="19"/>
         </w:rPr>
-        <w:t>Review; Prinzipien der Zoonose-Prävention und Klimaadaptation klimazonenübergreifend relevant</w:t>
+        <w:t>Modellstudie China: Methodik auf Großveranstaltungen weltweit anwendbar, Koordinationsprinzipien klimazonenunabhängig.</w:t>
       </w:r>
     </w:p>
     <w:p>
@@ -186,7 +186,7 @@
           <w:color w:val="5A7D3A"/>
           <w:sz w:val="18"/>
         </w:rPr>
-        <w:t>https://pubmed.ncbi.nlm.nih.gov/42875048/</w:t>
+        <w:t>https://pubmed.ncbi.nlm.nih.gov/42877216/</w:t>
       </w:r>
     </w:p>
     <w:p>
@@ -194,7 +194,7 @@
         <w:pStyle w:val="Heading2"/>
       </w:pPr>
       <w:r>
-        <w:t>Globale Coexposition gegenüber Hitzewellen und Waldbrandrauch nimmt zu</w:t>
+        <w:t>Schulungsbedarf für Planetary Health in Italien</w:t>
       </w:r>
     </w:p>
     <w:p>
@@ -204,12 +204,12 @@
           <w:color w:val="666666"/>
           <w:sz w:val="18"/>
         </w:rPr>
-        <w:t>Wu Y et al.  ·  Sci Adv  ·  16.10.2026  ·  PMID 42873846</w:t>
+        <w:t>Panariello F et al.  ·  Front Public Health  ·  30.09.2026  ·  PMID 42876801</w:t>
       </w:r>
     </w:p>
     <w:p>
       <w:r>
-        <w:t>Die Studie quantifiziert die weltweite Bevölkerung, die gleichzeitig Hitzewellen und Luftverschmutzung aus Waldbränden ausgesetzt ist, über den Zeitraum 2000–2019.</w:t>
+        <w:t>Explorative Befragung von 14 italienischen Institutionen (66,7% Antwortquote) zu Fortbildungsbedarfen im Bereich Umwelt- und Gesundheit.</w:t>
       </w:r>
     </w:p>
     <w:p>
@@ -220,7 +220,7 @@
         <w:t xml:space="preserve">Ergebnis: </w:t>
       </w:r>
       <w:r>
-        <w:t>52,4 % der bevölkerten Gebiete und 55,9 % der Weltbevölkerung erlebten steigende Coexposition. Im Durchschnitt waren 916 Millionen Menschen pro Jahr mindestens einen Tag betroffen, mit Anstieg um 287 Millionen pro Jahrzehnt. Die durchschnittliche Expositionsdauer pro Person stieg von 1,0 Tagen (2000–2009) auf 1,7 Tage (2010–2019). Länder mit niedrigem Entwicklungsindex waren am stärksten betroffen.</w:t>
+        <w:t>Hauptbedarfe waren: Verständnis für Pollutionseffekte auf Gesundheit (78,6%), Stakeholder-Engagement (64,3%), fortgeschrittene Umweltepidemiologie (57,1%). Bevorzugte Formate: Seminare (78,6%), spezialisierte Kurzkurse (71,4%), Online-Lernen (50%).</w:t>
       </w:r>
     </w:p>
     <w:p>
@@ -235,7 +235,7 @@
         <w:rPr>
           <w:sz w:val="19"/>
         </w:rPr>
-        <w:t>Methodik zur Quantifizierung kombinierter Extremwetter-Expositionen; globale Trends übertragbar auf Risikomodellierung</w:t>
+        <w:t>Italien: Direkter Bezug zu deutschsprachigen Institutionen, EU-Kontext, Prioritäten für Ausbildungsstrukturen übertragbar.</w:t>
       </w:r>
     </w:p>
     <w:p>
@@ -244,7 +244,7 @@
           <w:color w:val="5A7D3A"/>
           <w:sz w:val="18"/>
         </w:rPr>
-        <w:t>https://pubmed.ncbi.nlm.nih.gov/42873846/</w:t>
+        <w:t>https://pubmed.ncbi.nlm.nih.gov/42876801/</w:t>
       </w:r>
     </w:p>
     <w:p>
@@ -252,7 +252,7 @@
         <w:pStyle w:val="Heading2"/>
       </w:pPr>
       <w:r>
-        <w:t>Klimakrise und psychische Gesundheit: Unsicherheit als Treiber von Angststörungen</w:t>
+        <w:t>Temperaturvariabilität und Zahngesundheit in der EU</w:t>
       </w:r>
     </w:p>
     <w:p>
@@ -262,12 +262,12 @@
           <w:color w:val="666666"/>
           <w:sz w:val="18"/>
         </w:rPr>
-        <w:t>Zysset A et al.  ·  Front Public Health  ·  29.09.2026  ·  PMID 42871219</w:t>
+        <w:t>Lupita C et al.  ·  Front Public Health  ·  30.09.2026  ·  PMID 42876755</w:t>
       </w:r>
     </w:p>
     <w:p>
       <w:r>
-        <w:t>Längsschnitt-Studie an Schweizer Studierenden (N = 1.001) untersuchte die Assoziation zwischen Unsicherheit (persönlich und klimabezogen) und Angstsymptomen post-COVID.</w:t>
+        <w:t>Ökologische Panel-Analyse in 27 EU-Ländern 2016–2023 untersuchte Assoziationen zwischen Jahrestemperatur, Hitzetagen und Karies-, Parodontal- und Zahnversorgungsergebnissen.</w:t>
       </w:r>
     </w:p>
     <w:p>
@@ -278,7 +278,7 @@
         <w:t xml:space="preserve">Ergebnis: </w:t>
       </w:r>
       <w:r>
-        <w:t>Unsicherheit war positiv mit Angstsymptomen assoziiert (β = 0,50; 95%-KI 0,44–0,56). Selbstwirksamkeit (β = −0,22; 95%-KI −0,29, −0,15) und Resilienz (β = −0,08; 95%-KI −0,29, −0,03) waren negativ assoziiert. Das Modell erklärte 39 % der Angstsymptome. Angstniveaus zeigten post-COVID Plateau, nicht Rückgang.</w:t>
+        <w:t>Weder mittlere Jahrestemperatur noch Extremhitzeereignisse waren signifikant mit den Outcome-Variablen assoziiert (R² 0,032–0,056). Wild-Cluster-Bootstrap-Tests bestätigten Nullassoziationen auf 5%-Niveau. Nicht-lineare und Interaktionsterme waren ebenfalls nicht signifikant.</w:t>
       </w:r>
     </w:p>
     <w:p>
@@ -293,7 +293,7 @@
         <w:rPr>
           <w:sz w:val="19"/>
         </w:rPr>
-        <w:t>Schweiz; gemäßigte Klimazone; Unsicherheit als psychischer Klima-Krankheitsmechanismus</w:t>
+        <w:t>27 EU-Länder inklusive Deutschland: Zeigt Grenzen kurzfristiger Klimavariabilität für Zahngesundheit auf; längere Paneldaten und räumlich aufgelöste Exposuremaße nötig.</w:t>
       </w:r>
     </w:p>
     <w:p>
@@ -302,7 +302,7 @@
           <w:color w:val="5A7D3A"/>
           <w:sz w:val="18"/>
         </w:rPr>
-        <w:t>https://pubmed.ncbi.nlm.nih.gov/42871219/</w:t>
+        <w:t>https://pubmed.ncbi.nlm.nih.gov/42876755/</w:t>
       </w:r>
     </w:p>
     <w:p>
@@ -310,7 +310,7 @@
         <w:pStyle w:val="Heading2"/>
       </w:pPr>
       <w:r>
-        <w:t>Automatisierte Pollenüberwachung für Asthma-Vorhersage</w:t>
+        <w:t>Verkehrsemissionen und Neuroinflammation im Vordemenzstadium</w:t>
       </w:r>
     </w:p>
     <w:p>
@@ -320,12 +320,12 @@
           <w:color w:val="666666"/>
           <w:sz w:val="18"/>
         </w:rPr>
-        <w:t>Lampugnani ER et al.  ·  Environ Monit Assess  ·  13.10.2026  ·  PMID 42870105</w:t>
+        <w:t>Vilor-Tejedor N et al.  ·  Alzheimers Dement  ·  Okt. 2026  ·  PMID 42872554</w:t>
       </w:r>
     </w:p>
     <w:p>
       <w:r>
-        <w:t>Validierungsstudie der automatisierten Pollenmesskammer SwisensPoleno Mars gegen manuelle Burkard-Methode in Melbourne zur Vorhersage von Gewitter-assoziiertem Asthma.</w:t>
+        <w:t>Longitudinale Kohorte mit 226 kognitiv Unauffälligen untersuchte über 3 Jahre die Assoziationen zwischen NO2-, PM10- und PM2.5-Exposition und zerebrospinalen Biomarkern.</w:t>
       </w:r>
     </w:p>
     <w:p>
@@ -336,7 +336,7 @@
         <w:t xml:space="preserve">Ergebnis: </w:t>
       </w:r>
       <w:r>
-        <w:t>Starke Korrelation für Gesamtpollen (R² = 0,92), Gräser (R² = 0,92) und Zypresse (R² = 0,86). Gräserpollen, zentral für Gewitter-Asthma-Prognosen, zeigten besonders hohe Übereinstimmung und konsistente Klassifizierung in operative Risikoschwellen. Das automatisierte System reproduzierte erwartete Tagesrhythmen.</w:t>
+        <w:t>Höhere Luftverschmutzung war mit longitudinalen Anstiegen von Glial Fibrillary Acidic Protein (GFAP) und IL-6 assoziiert, primär bei Frauen. GFAP vermittelte teilweise die Assoziation zwischen Schadstoffexposition und Verschlechterung der exekutiven Funktion.</w:t>
       </w:r>
     </w:p>
     <w:p>
@@ -351,7 +351,7 @@
         <w:rPr>
           <w:sz w:val="19"/>
         </w:rPr>
-        <w:t>Australien; Methodik und Schwellwerte nicht auf gemäßigte Zone übertragbar, aber Technik relevant</w:t>
+        <w:t>Spanien/Niederlande: Barcelona-Kohorte, europäische Methodik und Klimazone, technisch hochwertig.</w:t>
       </w:r>
     </w:p>
     <w:p>
@@ -360,7 +360,7 @@
           <w:color w:val="5A7D3A"/>
           <w:sz w:val="18"/>
         </w:rPr>
-        <w:t>https://pubmed.ncbi.nlm.nih.gov/42870105/</w:t>
+        <w:t>https://pubmed.ncbi.nlm.nih.gov/42872554/</w:t>
       </w:r>
     </w:p>
     <w:p>
@@ -368,7 +368,7 @@
         <w:pStyle w:val="Heading2"/>
       </w:pPr>
       <w:r>
-        <w:t>Luftgestützte Mikroplastik: Exposition, Quellen und Gesundheitsrisiken</w:t>
+        <w:t>Luftverschmutzung und Atemwegserkrankungen im Säuglingsalter</w:t>
       </w:r>
     </w:p>
     <w:p>
@@ -378,12 +378,12 @@
           <w:color w:val="666666"/>
           <w:sz w:val="18"/>
         </w:rPr>
-        <w:t>Cao L et al.  ·  Environ Monit Assess  ·  07.10.2026  ·  PMID 42844460</w:t>
+        <w:t>Gómez-Olarte S et al.  ·  Environ Pollut  ·  15.11.2026  ·  PMID 42680050</w:t>
       </w:r>
     </w:p>
     <w:p>
       <w:r>
-        <w:t>Systematische Review von 161 Publikationen (2021–2025) zur physikalischen Charakterisierung, Verteilung, menschlichen Exposition und Toxikologie von atmosphärischen Mikroplastiken.</w:t>
+        <w:t>Studie untersuchte in 606 Einjährigen die Assoziation zwischen PM2.5-, PM10- und NO2-Exposition und Bronchitis sowie Entzündungsmarker.</w:t>
       </w:r>
     </w:p>
     <w:p>
@@ -394,7 +394,7 @@
         <w:t xml:space="preserve">Ergebnis: </w:t>
       </w:r>
       <w:r>
-        <w:t>Inhalation und dermale Exposition als Hauptaufnahmepfade; Partikel &lt; 10 μm penetrieren Atemwegsbarrieren. Systematische Diskrepanz von Faktor 10–100 zwischen aktiver und passiver Probenahme. Indoorkonzentrationen stark abhängig von Lüftung und lokalisierten Punktquellen. Molekulare Wirkmechanismen: oxidativer Stress und Entzündungsantwort; Langzeitvergiftungsmechanismen noch unklar.</w:t>
+        <w:t>PM2.5-Exposition war bei Jungen mit erhöhter Bronchitis-Odds assoziiert (aOR 1,50, 95%-KI 1,02–2,23) und bei beiden Geschlechtern mit erhöhten IL-8-Konzentrationen verbunden (Jungen +23,8%, Mädchen +31,9%). Bei hohen Schadstoffkonzentrationen (≥60. Perzentil) zeigten sich positive Assoziationen mit IL-8 und TNF-α.</w:t>
       </w:r>
     </w:p>
     <w:p>
@@ -409,7 +409,7 @@
         <w:rPr>
           <w:sz w:val="19"/>
         </w:rPr>
-        <w:t>Klimaunabhängige Umweltexposition; Methodik-Standardisierung global relevant</w:t>
+        <w:t>Deutschland: Studie aus Leipzig, vergleichbare gemäßigte Klimazone und Versorgungsstruktur.</w:t>
       </w:r>
     </w:p>
     <w:p>
@@ -418,7 +418,7 @@
           <w:color w:val="5A7D3A"/>
           <w:sz w:val="18"/>
         </w:rPr>
-        <w:t>https://pubmed.ncbi.nlm.nih.gov/42844460/</w:t>
+        <w:t>https://pubmed.ncbi.nlm.nih.gov/42680050/</w:t>
       </w:r>
     </w:p>
     <w:sectPr>

--- a/download/studien-aktuell.docx
+++ b/download/studien-aktuell.docx
@@ -62,7 +62,7 @@
           <w:color w:val="666666"/>
           <w:sz w:val="18"/>
         </w:rPr>
-        <w:t>Stand: 16.10.2026  |  6 Studien  |  klima.m-vf.de</w:t>
+        <w:t>Stand: 17.10.2026  |  6 Studien  |  klima.m-vf.de</w:t>
       </w:r>
     </w:p>
     <w:p>
@@ -70,7 +70,7 @@
         <w:pStyle w:val="Heading1"/>
       </w:pPr>
       <w:r>
-        <w:t>Aufgenommen am 16.10.2026</w:t>
+        <w:t>Aufgenommen am 17.10.2026</w:t>
       </w:r>
     </w:p>
     <w:p>
@@ -78,7 +78,7 @@
         <w:pStyle w:val="Heading2"/>
       </w:pPr>
       <w:r>
-        <w:t>Validierung von Luftqualitäts-Frühwarnsystemen in Südostasien</w:t>
+        <w:t>Klimawandel und Gesundheit indigener Kinder – systematische Übersicht</w:t>
       </w:r>
     </w:p>
     <w:p>
@@ -88,12 +88,12 @@
           <w:color w:val="666666"/>
           <w:sz w:val="18"/>
         </w:rPr>
-        <w:t>Mahawar C et al.  ·  Front Public Health  ·  30.09.2026  ·  PMID 42877354</w:t>
+        <w:t>Turnbull JJ et al.  ·  Global Health  ·  30.09.2026  ·  PMID 42881393</w:t>
       </w:r>
     </w:p>
     <w:p>
       <w:r>
-        <w:t>Systematischer Review evaluierte die Vorhersagegenauigkeit verfügbarer Luftqualitäts-Frühwarnsysteme in 14 Studien aus Indien, Bangladesch und Thailand.</w:t>
+        <w:t>Systematische Übersicht (53 Studien) der globalen Evidenz zu klimabezogenen Gesundheitsfolgen bei indigenen Kindern und Schwangeren, mit Analyse von Expositions-Ergebnis-Mustern.</w:t>
       </w:r>
     </w:p>
     <w:p>
@@ -104,7 +104,7 @@
         <w:t xml:space="preserve">Ergebnis: </w:t>
       </w:r>
       <w:r>
-        <w:t>Hybrid-Deep-Learning-Modelle zeigten niedrigste RMSE (0,84–4,61 μg/m³) und höchste erklärte Varianz (R² bis 0,998). Machine-Learning erreichte bis 98,34% kategoriale Genauigkeit. Allerdings: hohes Bias-Risiko durch unzureichende externe Validierung und Overfitting in den meisten Studien.</w:t>
+        <w:t>Fünf Hauptgesundheitsfolgen identifiziert: (1) psychosoziales und kulturelles Wohlbefinden, (2) Unterernährung, (3) Infektionskrankheiten, (4) perinatale Gesundheit, (5) Morbidität und Mortalität. Hitzeexposition und hydroklimatische Variabilität waren die häufigsten Klimafaktoren. Psychosoziales Wohlbefinden war das querschnittlichste Thema, verbunden mit allen anderen Gesundheitsbereichen.</w:t>
       </w:r>
     </w:p>
     <w:p>
@@ -119,7 +119,7 @@
         <w:rPr>
           <w:sz w:val="19"/>
         </w:rPr>
-        <w:t>Nur Methodik übertragbar: Südasien hat andere Anpassungskapazität und Temperaturschwellen; externe Validierung essentiell für Systemzuverlässigkeit.</w:t>
+        <w:t>Globale, diverse Populationen; Methodische und konzeptuelle Übertragbarkeit für vulnerable Gruppen in Deutschland begrenzt.</w:t>
       </w:r>
     </w:p>
     <w:p>
@@ -128,7 +128,7 @@
           <w:color w:val="5A7D3A"/>
           <w:sz w:val="18"/>
         </w:rPr>
-        <w:t>https://pubmed.ncbi.nlm.nih.gov/42877354/</w:t>
+        <w:t>https://pubmed.ncbi.nlm.nih.gov/42881393/</w:t>
       </w:r>
     </w:p>
     <w:p>
@@ -136,7 +136,7 @@
         <w:pStyle w:val="Heading2"/>
       </w:pPr>
       <w:r>
-        <w:t>Hitzeadaptation bei Großsportevents: Koordination und Frühwarnsysteme</w:t>
+        <w:t>Hitzeschlag: Pathogenese und kritische Versorgung</w:t>
       </w:r>
     </w:p>
     <w:p>
@@ -146,12 +146,12 @@
           <w:color w:val="666666"/>
           <w:sz w:val="18"/>
         </w:rPr>
-        <w:t>Zhang J et al.  ·  Front Public Health  ·  30.09.2026  ·  PMID 42877216</w:t>
+        <w:t>Huang Y et al.  ·  Zhonghua Wei Zhong Bing Ji Jiu Yi Xue  ·  Sept. 2026  ·  PMID 42875250</w:t>
       </w:r>
     </w:p>
     <w:p>
       <w:r>
-        <w:t>Mathematisches Spieltheorie-Modell untersuchte optimale Koordination und Finanzierung von Hitzerisiko-Minderungsmaßnahmen zwischen Behörden, Veranstaltern und Teams.</w:t>
+        <w:t>Analyse der Pathophysiologie des Hitzeschlags als lebensbedrohliches Syndrom mit Körperkerntemperatur &gt;40°C und Multiorganversagen vor dem Hintergrund zunehmender Hitzeextremeereignisse.</w:t>
       </w:r>
     </w:p>
     <w:p>
@@ -162,7 +162,7 @@
         <w:t xml:space="preserve">Ergebnis: </w:t>
       </w:r>
       <w:r>
-        <w:t>Kooperation senkte modellierte Soziallast um 21,9% gegenüber Nash-Gleichgewicht und um 23,1% gegenüber Hierarchie-Lösung. Spitzenwert des residualen Hitzerisikos fiel um 28,0–28,7%. Effektives Vorwarnfenster lag bei 2,2–2,6 Zeiteinheiten.</w:t>
+        <w:t>Der Hitzeschlag wird als schwerste Form hitzebezogener Erkrankungen charakterisiert, mit hohen Raten schwerer Erkrankung und Mortalität. Die Studie beschreibt den Kontinuum-Charakter der Progression von milder Hitzeerkrankung zum kritischen Hitzeschlag mit Zentralnervensystem-Störungen (veränderte mentale Zustände, Anfälle, Koma) und Multiorganschäden.</w:t>
       </w:r>
     </w:p>
     <w:p>
@@ -177,7 +177,7 @@
         <w:rPr>
           <w:sz w:val="19"/>
         </w:rPr>
-        <w:t>Modellstudie China: Methodik auf Großveranstaltungen weltweit anwendbar, Koordinationsprinzipien klimazonenunabhängig.</w:t>
+        <w:t>Pathophysiologische Konzepte gelten in gemäßigten Klimazonen; China, Grundlagen für klinische Entscheidungsfindung.</w:t>
       </w:r>
     </w:p>
     <w:p>
@@ -186,7 +186,7 @@
           <w:color w:val="5A7D3A"/>
           <w:sz w:val="18"/>
         </w:rPr>
-        <w:t>https://pubmed.ncbi.nlm.nih.gov/42877216/</w:t>
+        <w:t>https://pubmed.ncbi.nlm.nih.gov/42875250/</w:t>
       </w:r>
     </w:p>
     <w:p>
@@ -194,7 +194,7 @@
         <w:pStyle w:val="Heading2"/>
       </w:pPr>
       <w:r>
-        <w:t>Schulungsbedarf für Planetary Health in Italien</w:t>
+        <w:t>Luftreinigung und Antibiotika-Resistenz in Innenräumen</w:t>
       </w:r>
     </w:p>
     <w:p>
@@ -204,12 +204,12 @@
           <w:color w:val="666666"/>
           <w:sz w:val="18"/>
         </w:rPr>
-        <w:t>Panariello F et al.  ·  Front Public Health  ·  30.09.2026  ·  PMID 42876801</w:t>
+        <w:t>Mondéjar L et al.  ·  Front Public Health  ·  28.09.2026  ·  PMID 42865742</w:t>
       </w:r>
     </w:p>
     <w:p>
       <w:r>
-        <w:t>Explorative Befragung von 14 italienischen Institutionen (66,7% Antwortquote) zu Fortbildungsbedarfen im Bereich Umwelt- und Gesundheit.</w:t>
+        <w:t>Bewertung der Wirksamkeit portabler Luftreinigungssysteme auf kultivierbare Bakterien und Antibiotikaresistenzprofile in Büros (Valencia) und Schulklassen (Dublin) vor und nach Intervention.</w:t>
       </w:r>
     </w:p>
     <w:p>
@@ -220,7 +220,7 @@
         <w:t xml:space="preserve">Ergebnis: </w:t>
       </w:r>
       <w:r>
-        <w:t>Hauptbedarfe waren: Verständnis für Pollutionseffekte auf Gesundheit (78,6%), Stakeholder-Engagement (64,3%), fortgeschrittene Umweltepidemiologie (57,1%). Bevorzugte Formate: Seminare (78,6%), spezialisierte Kurzkurse (71,4%), Online-Lernen (50%).</w:t>
+        <w:t>In Büroräumen reduzierte sich die Anzahl airborne Isolate von 41 auf 5 nach Luftreinigung. Resistenzgene waren danach nicht nachweisbar. In Schulräumen sank die Zahl airborne Isolate von 102 auf 47 und die Resistenzprävalenz von 43 % auf 21 %. Oberflächenassoziierte Mikrobiota blieb stabiler. Die Luftreinigung reduzierte signifikant airborne bakterielle Besiedlung und Antibiotikaresistenzlast.</w:t>
       </w:r>
     </w:p>
     <w:p>
@@ -235,7 +235,7 @@
         <w:rPr>
           <w:sz w:val="19"/>
         </w:rPr>
-        <w:t>Italien: Direkter Bezug zu deutschsprachigen Institutionen, EU-Kontext, Prioritäten für Ausbildungsstrukturen übertragbar.</w:t>
+        <w:t>Spanien und Irland, europäische Klimazonen; direkt anwendbar für deutsche Schulen und Büroräume.</w:t>
       </w:r>
     </w:p>
     <w:p>
@@ -244,7 +244,7 @@
           <w:color w:val="5A7D3A"/>
           <w:sz w:val="18"/>
         </w:rPr>
-        <w:t>https://pubmed.ncbi.nlm.nih.gov/42876801/</w:t>
+        <w:t>https://pubmed.ncbi.nlm.nih.gov/42865742/</w:t>
       </w:r>
     </w:p>
     <w:p>
@@ -252,7 +252,7 @@
         <w:pStyle w:val="Heading2"/>
       </w:pPr>
       <w:r>
-        <w:t>Temperaturvariabilität und Zahngesundheit in der EU</w:t>
+        <w:t>Stickstoffoxide und COVID-19-Fälle in Oklahoma</w:t>
       </w:r>
     </w:p>
     <w:p>
@@ -262,12 +262,12 @@
           <w:color w:val="666666"/>
           <w:sz w:val="18"/>
         </w:rPr>
-        <w:t>Lupita C et al.  ·  Front Public Health  ·  30.09.2026  ·  PMID 42876755</w:t>
+        <w:t>Nair RR et al.  ·  J Infect Public Health  ·  09.10.2026  ·  PMID 42863447</w:t>
       </w:r>
     </w:p>
     <w:p>
       <w:r>
-        <w:t>Ökologische Panel-Analyse in 27 EU-Ländern 2016–2023 untersuchte Assoziationen zwischen Jahrestemperatur, Hitzetagen und Karies-, Parodontal- und Zahnversorgungsergebnissen.</w:t>
+        <w:t>Analyse von Stickstoffdioxid (NO₂)-Konzentrationen und COVID-19-Fallzahlen auf County-Ebene in Oklahoma (2020–2022) mittels statistischer Regressionsmodelle zur Erfassung nichtlinearer Assoziationen.</w:t>
       </w:r>
     </w:p>
     <w:p>
@@ -278,7 +278,7 @@
         <w:t xml:space="preserve">Ergebnis: </w:t>
       </w:r>
       <w:r>
-        <w:t>Weder mittlere Jahrestemperatur noch Extremhitzeereignisse waren signifikant mit den Outcome-Variablen assoziiert (R² 0,032–0,056). Wild-Cluster-Bootstrap-Tests bestätigten Nullassoziationen auf 5%-Niveau. Nicht-lineare und Interaktionsterme waren ebenfalls nicht signifikant.</w:t>
+        <w:t>Unter kontrollierten Modellen (Bevölkerungsdichte, County-Fläche, Anteil älterer Menschen) zeigte NO₂ die stärkste Korrelation mit COVID-19-Fallzahlen. NO₂ hatte die ausgeprägteste Assoziation bei Bevölkerungsdichte-Werten zwischen 48–75. Kohlenmonoxid zeigte signifikante negative lineare Assoziation. Population Density war der stärkste Confounder insgesamt.</w:t>
       </w:r>
     </w:p>
     <w:p>
@@ -293,7 +293,7 @@
         <w:rPr>
           <w:sz w:val="19"/>
         </w:rPr>
-        <w:t>27 EU-Länder inklusive Deutschland: Zeigt Grenzen kurzfristiger Klimavariabilität für Zahngesundheit auf; längere Paneldaten und räumlich aufgelöste Exposuremaße nötig.</w:t>
+        <w:t>USA, Midwest; begrenzt auf regionale Luftqualität und Methodik, Bevölkerungsstruktur unterscheidet sich von Deutschland.</w:t>
       </w:r>
     </w:p>
     <w:p>
@@ -302,7 +302,7 @@
           <w:color w:val="5A7D3A"/>
           <w:sz w:val="18"/>
         </w:rPr>
-        <w:t>https://pubmed.ncbi.nlm.nih.gov/42876755/</w:t>
+        <w:t>https://pubmed.ncbi.nlm.nih.gov/42863447/</w:t>
       </w:r>
     </w:p>
     <w:p>
@@ -310,7 +310,7 @@
         <w:pStyle w:val="Heading2"/>
       </w:pPr>
       <w:r>
-        <w:t>Verkehrsemissionen und Neuroinflammation im Vordemenzstadium</w:t>
+        <w:t>Wasserqualität während COVID-19-Lockdown: Anthropopause-Effekte in Griechenland</w:t>
       </w:r>
     </w:p>
     <w:p>
@@ -320,12 +320,12 @@
           <w:color w:val="666666"/>
           <w:sz w:val="18"/>
         </w:rPr>
-        <w:t>Vilor-Tejedor N et al.  ·  Alzheimers Dement  ·  Okt. 2026  ·  PMID 42872554</w:t>
+        <w:t>Theodoropoulou M et al.  ·  Environ Monit Assess  ·  06.10.2026  ·  PMID 42837016</w:t>
       </w:r>
     </w:p>
     <w:p>
       <w:r>
-        <w:t>Longitudinale Kohorte mit 226 kognitiv Unauffälligen untersuchte über 3 Jahre die Assoziationen zwischen NO2-, PM10- und PM2.5-Exposition und zerebrospinalen Biomarkern.</w:t>
+        <w:t>Analyse von Grundwasserqualität in einem Agrargebiet während COVID-19-Lockdown (2018–2022) mit Vergleich der Wasserbeschaffenheit vor, während und nach der Anthropopause.</w:t>
       </w:r>
     </w:p>
     <w:p>
@@ -336,7 +336,7 @@
         <w:t xml:space="preserve">Ergebnis: </w:t>
       </w:r>
       <w:r>
-        <w:t>Höhere Luftverschmutzung war mit longitudinalen Anstiegen von Glial Fibrillary Acidic Protein (GFAP) und IL-6 assoziiert, primär bei Frauen. GFAP vermittelte teilweise die Assoziation zwischen Schadstoffexposition und Verschlechterung der exekutiven Funktion.</w:t>
+        <w:t>Während der Anthropopause (Lockdown) zeigten sich signifikante Reduktionen von NO₃⁻, Cl⁻ und elektrischer Leitfähigkeit (EC), was auf verbesserte Grundwasserqualität hinweist. Nach Anstieg des Tourismus verschlechterte sich die Wasserqualität wieder. Die Ergebnisse zeigen, dass Reduktion menschlicher Aktivitäten positive Effekte auf natürliche Prozesse hat und unterstreichen die Notwendigkeit systematischer räumlich-zeitlicher Überwachung.</w:t>
       </w:r>
     </w:p>
     <w:p>
@@ -351,7 +351,7 @@
         <w:rPr>
           <w:sz w:val="19"/>
         </w:rPr>
-        <w:t>Spanien/Niederlande: Barcelona-Kohorte, europäische Methodik und Klimazone, technisch hochwertig.</w:t>
+        <w:t>Südeuropa, Mittelmeerregion; Konzepte für Umweltüberwachung und Wassergüte-Management übertragbar.</w:t>
       </w:r>
     </w:p>
     <w:p>
@@ -360,7 +360,7 @@
           <w:color w:val="5A7D3A"/>
           <w:sz w:val="18"/>
         </w:rPr>
-        <w:t>https://pubmed.ncbi.nlm.nih.gov/42872554/</w:t>
+        <w:t>https://pubmed.ncbi.nlm.nih.gov/42837016/</w:t>
       </w:r>
     </w:p>
     <w:p>
@@ -368,7 +368,7 @@
         <w:pStyle w:val="Heading2"/>
       </w:pPr>
       <w:r>
-        <w:t>Luftverschmutzung und Atemwegserkrankungen im Säuglingsalter</w:t>
+        <w:t>Schulische Gesundheitsschutzstrategien bei Hitze- und Waldbrandextremen</w:t>
       </w:r>
     </w:p>
     <w:p>
@@ -378,12 +378,12 @@
           <w:color w:val="666666"/>
           <w:sz w:val="18"/>
         </w:rPr>
-        <w:t>Gómez-Olarte S et al.  ·  Environ Pollut  ·  15.11.2026  ·  PMID 42680050</w:t>
+        <w:t>Sager T  ·  NASN Sch Nurse  ·  29.09.2026  ·  PMID 42808579</w:t>
       </w:r>
     </w:p>
     <w:p>
       <w:r>
-        <w:t>Studie untersuchte in 606 Einjährigen die Assoziation zwischen PM2.5-, PM10- und NO2-Exposition und Bronchitis sowie Entzündungsmarker.</w:t>
+        <w:t>Qualitative Analyse der Rolle von Schulkrankenpflegefachpersonen in der Anpassung von Schulen an zunehmende Hitze- und Waldbrandereignisse durch Notfallplanung, Risikokoordinierung und Schutzmaßnahmen.</w:t>
       </w:r>
     </w:p>
     <w:p>
@@ -394,7 +394,7 @@
         <w:t xml:space="preserve">Ergebnis: </w:t>
       </w:r>
       <w:r>
-        <w:t>PM2.5-Exposition war bei Jungen mit erhöhter Bronchitis-Odds assoziiert (aOR 1,50, 95%-KI 1,02–2,23) und bei beiden Geschlechtern mit erhöhten IL-8-Konzentrationen verbunden (Jungen +23,8%, Mädchen +31,9%). Bei hohen Schadstoffkonzentrationen (≥60. Perzentil) zeigten sich positive Assoziationen mit IL-8 und TNF-α.</w:t>
+        <w:t>Schulkrankenpflegefachpersonen sind als Schnittstelle zwischen Gesundheitswesen und Bildung positioniert, um Schulen bei der Bewältigung von Hitze- und Wildfeuer-Expositionen zu unterstützen. Besonders gefährdet sind Schüler mit Asthma oder chronischen Erkrankungen sowie Personal mit bestehenden Gesundheitsproblemen. Ein Preparedness-Response-Recovery-Rahmen wird empfohlen.</w:t>
       </w:r>
     </w:p>
     <w:p>
@@ -409,7 +409,7 @@
         <w:rPr>
           <w:sz w:val="19"/>
         </w:rPr>
-        <w:t>Deutschland: Studie aus Leipzig, vergleichbare gemäßigte Klimazone und Versorgungsstruktur.</w:t>
+        <w:t>USA, Klimazone und Schulstruktur teilweise übertragbar; Konzepte für deutsche Schulen adaptierbar.</w:t>
       </w:r>
     </w:p>
     <w:p>
@@ -418,7 +418,7 @@
           <w:color w:val="5A7D3A"/>
           <w:sz w:val="18"/>
         </w:rPr>
-        <w:t>https://pubmed.ncbi.nlm.nih.gov/42680050/</w:t>
+        <w:t>https://pubmed.ncbi.nlm.nih.gov/42808579/</w:t>
       </w:r>
     </w:p>
     <w:sectPr>

--- a/download/studien-aktuell.docx
+++ b/download/studien-aktuell.docx
@@ -62,7 +62,7 @@
           <w:color w:val="666666"/>
           <w:sz w:val="18"/>
         </w:rPr>
-        <w:t>Stand: 17.10.2026  |  6 Studien  |  klima.m-vf.de</w:t>
+        <w:t>Stand: 18.10.2026  |  6 Studien  |  klima.m-vf.de</w:t>
       </w:r>
     </w:p>
     <w:p>
@@ -70,7 +70,7 @@
         <w:pStyle w:val="Heading1"/>
       </w:pPr>
       <w:r>
-        <w:t>Aufgenommen am 17.10.2026</w:t>
+        <w:t>Aufgenommen am 18.10.2026</w:t>
       </w:r>
     </w:p>
     <w:p>
@@ -78,7 +78,7 @@
         <w:pStyle w:val="Heading2"/>
       </w:pPr>
       <w:r>
-        <w:t>Klimawandel und Gesundheit indigener Kinder – systematische Übersicht</w:t>
+        <w:t>Soziale Ungleichheiten in Feinstaubexposition während Smog-Saison</w:t>
       </w:r>
     </w:p>
     <w:p>
@@ -88,12 +88,12 @@
           <w:color w:val="666666"/>
           <w:sz w:val="18"/>
         </w:rPr>
-        <w:t>Turnbull JJ et al.  ·  Global Health  ·  30.09.2026  ·  PMID 42881393</w:t>
+        <w:t>Sittitoon N et al.  ·  Front Public Health  ·  01.10.2026  ·  PMID 42889179</w:t>
       </w:r>
     </w:p>
     <w:p>
       <w:r>
-        <w:t>Systematische Übersicht (53 Studien) der globalen Evidenz zu klimabezogenen Gesundheitsfolgen bei indigenen Kindern und Schwangeren, mit Analyse von Expositions-Ergebnis-Mustern.</w:t>
+        <w:t>Querschnittsstudie in Thailand (n=3916) untersuchte, wie Bildung, soziodemografische Faktoren, Schutzverhalten und Umweltfaktoren die PM2,5-bedingten Symptome während der Haze-Saison beeinflussen.</w:t>
       </w:r>
     </w:p>
     <w:p>
@@ -104,7 +104,7 @@
         <w:t xml:space="preserve">Ergebnis: </w:t>
       </w:r>
       <w:r>
-        <w:t>Fünf Hauptgesundheitsfolgen identifiziert: (1) psychosoziales und kulturelles Wohlbefinden, (2) Unterernährung, (3) Infektionskrankheiten, (4) perinatale Gesundheit, (5) Morbidität und Mortalität. Hitzeexposition und hydroklimatische Variabilität waren die häufigsten Klimafaktoren. Psychosoziales Wohlbefinden war das querschnittlichste Thema, verbunden mit allen anderen Gesundheitsbereichen.</w:t>
+        <w:t>Respiratorische Symptome waren am häufigsten (80,7%), gefolgt von Augen- (52,8%), Haut- (48,7%) und neurologischen Symptomen (33,1%). Nicht-kompliante Schutzverhalten waren mit erhöhten Chancen für respiratorische und neurologische Symptome verbunden (vs. kompliante Gruppe); höhere PM2,5-Exposition war unabhängig mit erhöhtem Risiko assoziiert.</w:t>
       </w:r>
     </w:p>
     <w:p>
@@ -119,7 +119,7 @@
         <w:rPr>
           <w:sz w:val="19"/>
         </w:rPr>
-        <w:t>Globale, diverse Populationen; Methodische und konzeptuelle Übertragbarkeit für vulnerable Gruppen in Deutschland begrenzt.</w:t>
+        <w:t>Südostasien mit höheren Temperaturschwellen; Methodik und Ungleichheitsperspektive aber prinzipiell relevant</w:t>
       </w:r>
     </w:p>
     <w:p>
@@ -128,7 +128,7 @@
           <w:color w:val="5A7D3A"/>
           <w:sz w:val="18"/>
         </w:rPr>
-        <w:t>https://pubmed.ncbi.nlm.nih.gov/42881393/</w:t>
+        <w:t>https://pubmed.ncbi.nlm.nih.gov/42889179/</w:t>
       </w:r>
     </w:p>
     <w:p>
@@ -136,7 +136,7 @@
         <w:pStyle w:val="Heading2"/>
       </w:pPr>
       <w:r>
-        <w:t>Hitzeschlag: Pathogenese und kritische Versorgung</w:t>
+        <w:t>Dengue-Virus-Infektion: Klimawandel und geografische Ausbreitung</w:t>
       </w:r>
     </w:p>
     <w:p>
@@ -146,12 +146,12 @@
           <w:color w:val="666666"/>
           <w:sz w:val="18"/>
         </w:rPr>
-        <w:t>Huang Y et al.  ·  Zhonghua Wei Zhong Bing Ji Jiu Yi Xue  ·  Sept. 2026  ·  PMID 42875250</w:t>
+        <w:t>Ooi YS et al.  ·  Nat Rev Dis Primers  ·  15.10.2026  ·  PMID 42881211</w:t>
       </w:r>
     </w:p>
     <w:p>
       <w:r>
-        <w:t>Analyse der Pathophysiologie des Hitzeschlags als lebensbedrohliches Syndrom mit Körperkerntemperatur &gt;40°C und Multiorganversagen vor dem Hintergrund zunehmender Hitzeextremeereignisse.</w:t>
+        <w:t>Übersichtsarbeit zur Dengue-Epidemiologie, Klinik und Management beschreibt den sich durch Klimawandel und erhöhte Mobilität ausbreitenden geografischen Kreis der Erkrankung von urbanen in ländliche und periurbane Gebiete.</w:t>
       </w:r>
     </w:p>
     <w:p>
@@ -162,7 +162,7 @@
         <w:t xml:space="preserve">Ergebnis: </w:t>
       </w:r>
       <w:r>
-        <w:t>Der Hitzeschlag wird als schwerste Form hitzebezogener Erkrankungen charakterisiert, mit hohen Raten schwerer Erkrankung und Mortalität. Die Studie beschreibt den Kontinuum-Charakter der Progression von milder Hitzeerkrankung zum kritischen Hitzeschlag mit Zentralnervensystem-Störungen (veränderte mentale Zustände, Anfälle, Koma) und Multiorganschäden.</w:t>
+        <w:t>Jährlich erkranken ca. 100 Millionen Menschen an Dengue. Die geografische Verbreitung erweitert sich durch erhöhtes Reiseaufkommen und Klimawandel; Faktor für die Krankheitslast ist der Shift von urbanen Zentren in ländliche Bereiche, was zukünftige klinische Präsenz und Versorgungsbedarf für Deutschland absehbar macht.</w:t>
       </w:r>
     </w:p>
     <w:p>
@@ -177,7 +177,7 @@
         <w:rPr>
           <w:sz w:val="19"/>
         </w:rPr>
-        <w:t>Pathophysiologische Konzepte gelten in gemäßigten Klimazonen; China, Grundlagen für klinische Entscheidungsfindung.</w:t>
+        <w:t>Epidemiologie und Dynamik klimasensitiver Vektorkrankheiten; Management-Prinzipien und Erkennung post-akuter Sequelae relevant</w:t>
       </w:r>
     </w:p>
     <w:p>
@@ -186,7 +186,7 @@
           <w:color w:val="5A7D3A"/>
           <w:sz w:val="18"/>
         </w:rPr>
-        <w:t>https://pubmed.ncbi.nlm.nih.gov/42875250/</w:t>
+        <w:t>https://pubmed.ncbi.nlm.nih.gov/42881211/</w:t>
       </w:r>
     </w:p>
     <w:p>
@@ -194,7 +194,7 @@
         <w:pStyle w:val="Heading2"/>
       </w:pPr>
       <w:r>
-        <w:t>Luftreinigung und Antibiotika-Resistenz in Innenräumen</w:t>
+        <w:t>Luftqualitätsveränderungen während COVID-19-Lockdowns in Delhi-Metropolregion</w:t>
       </w:r>
     </w:p>
     <w:p>
@@ -204,12 +204,12 @@
           <w:color w:val="666666"/>
           <w:sz w:val="18"/>
         </w:rPr>
-        <w:t>Mondéjar L et al.  ·  Front Public Health  ·  28.09.2026  ·  PMID 42865742</w:t>
+        <w:t>Biswas S et al.  ·  Sci Prog  ·  14.10.2026  ·  PMID 42874085</w:t>
       </w:r>
     </w:p>
     <w:p>
       <w:r>
-        <w:t>Bewertung der Wirksamkeit portabler Luftreinigungssysteme auf kultivierbare Bakterien und Antibiotikaresistenzprofile in Büros (Valencia) und Schulklassen (Dublin) vor und nach Intervention.</w:t>
+        <w:t>Longitudinale Analyse der Luftqualität (PM2,5, PM10, NOx, SO2, CO, O3) in Delhi-NCR während COVID-19-Lockdown, Wiederöffnung und prä-pandemischer Baseline, mit Fokus auf nichtlineare Dynamiken und Persistenzeffekte.</w:t>
       </w:r>
     </w:p>
     <w:p>
@@ -220,7 +220,7 @@
         <w:t xml:space="preserve">Ergebnis: </w:t>
       </w:r>
       <w:r>
-        <w:t>In Büroräumen reduzierte sich die Anzahl airborne Isolate von 41 auf 5 nach Luftreinigung. Resistenzgene waren danach nicht nachweisbar. In Schulräumen sank die Zahl airborne Isolate von 102 auf 47 und die Resistenzprävalenz von 43 % auf 21 %. Oberflächenassoziierte Mikrobiota blieb stabiler. Die Luftreinigung reduzierte signifikant airborne bakterielle Besiedlung und Antibiotikaresistenzlast.</w:t>
+        <w:t>Während des Lockdowns stiegen Schadstoffkonzentrationen initial (z. B. PM2,5-Reduktion, dann Rebound), mit mehreren Übergangspunkten. Post-COVID-Luftqualitätsdynamiken blieben stärker mit Lockdown-Bedingungen synchronisiert als mit prä-COVID-Periode, was partielle Persistenz von Verbesserungen anzeigt. Nichtlineare Analyse zeigte veränderte Rekurrenzstrukturen.</w:t>
       </w:r>
     </w:p>
     <w:p>
@@ -235,7 +235,7 @@
         <w:rPr>
           <w:sz w:val="19"/>
         </w:rPr>
-        <w:t>Spanien und Irland, europäische Klimazonen; direkt anwendbar für deutsche Schulen und Büroräume.</w:t>
+        <w:t>Delhi-Metropolregion (Tropen); Methodologie nichtlinearer dynamischer Systeme und Transitions-Analyse übertragbar</w:t>
       </w:r>
     </w:p>
     <w:p>
@@ -244,7 +244,7 @@
           <w:color w:val="5A7D3A"/>
           <w:sz w:val="18"/>
         </w:rPr>
-        <w:t>https://pubmed.ncbi.nlm.nih.gov/42865742/</w:t>
+        <w:t>https://pubmed.ncbi.nlm.nih.gov/42874085/</w:t>
       </w:r>
     </w:p>
     <w:p>
@@ -252,7 +252,7 @@
         <w:pStyle w:val="Heading2"/>
       </w:pPr>
       <w:r>
-        <w:t>Stickstoffoxide und COVID-19-Fälle in Oklahoma</w:t>
+        <w:t>Biomasse-Verbrennung und Feinstaub-Gesundheitsrisiken in Indien</w:t>
       </w:r>
     </w:p>
     <w:p>
@@ -262,12 +262,12 @@
           <w:color w:val="666666"/>
           <w:sz w:val="18"/>
         </w:rPr>
-        <w:t>Nair RR et al.  ·  J Infect Public Health  ·  09.10.2026  ·  PMID 42863447</w:t>
+        <w:t>Bojjagani S et al.  ·  Environ Monit Assess  ·  14.10.2026  ·  PMID 42873321</w:t>
       </w:r>
     </w:p>
     <w:p>
       <w:r>
-        <w:t>Analyse von Stickstoffdioxid (NO₂)-Konzentrationen und COVID-19-Fallzahlen auf County-Ebene in Oklahoma (2020–2022) mittels statistischer Regressionsmodelle zur Erfassung nichtlinearer Assoziationen.</w:t>
+        <w:t>Feldstudie in Lucknow (Indien) während des Holika-Dahan-Festivals evaluierte PM2,5-Charakteristika, Quellbeiträge und zurechenbare Gesundheitsrisiken bei residentialen und kommerziellen Standorten in drei Phasen.</w:t>
       </w:r>
     </w:p>
     <w:p>
@@ -278,7 +278,7 @@
         <w:t xml:space="preserve">Ergebnis: </w:t>
       </w:r>
       <w:r>
-        <w:t>Unter kontrollierten Modellen (Bevölkerungsdichte, County-Fläche, Anteil älterer Menschen) zeigte NO₂ die stärkste Korrelation mit COVID-19-Fallzahlen. NO₂ hatte die ausgeprägteste Assoziation bei Bevölkerungsdichte-Werten zwischen 48–75. Kohlenmonoxid zeigte signifikante negative lineare Assoziation. Population Density war der stärkste Confounder insgesamt.</w:t>
+        <w:t>PM2,5-Konzentrationen während Holika Dahan stiegen um Faktor 2,0 (residentiell) bzw. 1,4 (kommerziell) vs. prä-Holika-Baseline. Kanzerogenes Risiko (CR) überschritt EPA-Grenzwerte an beiden Standorten; Peak während Holika-Nacht. Nicht-kanzerogener Hazard Index (HI) blieb unter EPA-Grenzen, aber mit beobachteten Spitzenwerten während des Events.</w:t>
       </w:r>
     </w:p>
     <w:p>
@@ -293,7 +293,7 @@
         <w:rPr>
           <w:sz w:val="19"/>
         </w:rPr>
-        <w:t>USA, Midwest; begrenzt auf regionale Luftqualität und Methodik, Bevölkerungsstruktur unterscheidet sich von Deutschland.</w:t>
+        <w:t>Indien – nur die Expositions- und Risikobewertungsmethodik ist übertragbar; absolute Schwellen nicht</w:t>
       </w:r>
     </w:p>
     <w:p>
@@ -302,7 +302,7 @@
           <w:color w:val="5A7D3A"/>
           <w:sz w:val="18"/>
         </w:rPr>
-        <w:t>https://pubmed.ncbi.nlm.nih.gov/42863447/</w:t>
+        <w:t>https://pubmed.ncbi.nlm.nih.gov/42873321/</w:t>
       </w:r>
     </w:p>
     <w:p>
@@ -310,7 +310,7 @@
         <w:pStyle w:val="Heading2"/>
       </w:pPr>
       <w:r>
-        <w:t>Wasserqualität während COVID-19-Lockdown: Anthropopause-Effekte in Griechenland</w:t>
+        <w:t>Tabakbedingte Sterblichkeit und Krankheitslast in Indien 1990–2023</w:t>
       </w:r>
     </w:p>
     <w:p>
@@ -320,12 +320,12 @@
           <w:color w:val="666666"/>
           <w:sz w:val="18"/>
         </w:rPr>
-        <w:t>Theodoropoulou M et al.  ·  Environ Monit Assess  ·  06.10.2026  ·  PMID 42837016</w:t>
+        <w:t>Mandal C et al.  ·  BMJ Open  ·  30.09.2026  ·  PMID 42816088</w:t>
       </w:r>
     </w:p>
     <w:p>
       <w:r>
-        <w:t>Analyse von Grundwasserqualität in einem Agrargebiet während COVID-19-Lockdown (2018–2022) mit Vergleich der Wasserbeschaffenheit vor, während und nach der Anthropopause.</w:t>
+        <w:t>Deskriptive Analyse der Global Burden of Disease 2023 quantifizierte tabakattribuierbare Todesfälle und Behinderungen-bereinigte Lebensjahre (DALYs) in Indien für 1990 und 2023 nach Geschlecht, Alter und Expositionstyp.</w:t>
       </w:r>
     </w:p>
     <w:p>
@@ -336,7 +336,7 @@
         <w:t xml:space="preserve">Ergebnis: </w:t>
       </w:r>
       <w:r>
-        <w:t>Während der Anthropopause (Lockdown) zeigten sich signifikante Reduktionen von NO₃⁻, Cl⁻ und elektrischer Leitfähigkeit (EC), was auf verbesserte Grundwasserqualität hinweist. Nach Anstieg des Tourismus verschlechterte sich die Wasserqualität wieder. Die Ergebnisse zeigen, dass Reduktion menschlicher Aktivitäten positive Effekte auf natürliche Prozesse hat und unterstreichen die Notwendigkeit systematischer räumlich-zeitlicher Überwachung.</w:t>
+        <w:t>Tabakattribuierbare Todesfälle stiegen um 54,7 % (von 745,74 tausend 1990 auf 1.153,98 tausend 2023), DALYs um 15,1 % (27,3 auf 31,4 Mio.). Age-standardisierte Raten sanken aber um 39,8 % (Todesfälle) und 47,8 % (DALYs). Rauchen führte 738,8 tausend Todesfälle 2023 an; Kautabak stieg um 153,7 %, Passivrauchen betraf 325,63 tausend Frauen.</w:t>
       </w:r>
     </w:p>
     <w:p>
@@ -351,7 +351,7 @@
         <w:rPr>
           <w:sz w:val="19"/>
         </w:rPr>
-        <w:t>Südeuropa, Mittelmeerregion; Konzepte für Umweltüberwachung und Wassergüte-Management übertragbar.</w:t>
+        <w:t>SüdAsien mit anderer Bevölkerungsstruktur; Analysemethodik und Prinzip der Multimorbidität relevant</w:t>
       </w:r>
     </w:p>
     <w:p>
@@ -360,7 +360,7 @@
           <w:color w:val="5A7D3A"/>
           <w:sz w:val="18"/>
         </w:rPr>
-        <w:t>https://pubmed.ncbi.nlm.nih.gov/42837016/</w:t>
+        <w:t>https://pubmed.ncbi.nlm.nih.gov/42816088/</w:t>
       </w:r>
     </w:p>
     <w:p>
@@ -368,7 +368,7 @@
         <w:pStyle w:val="Heading2"/>
       </w:pPr>
       <w:r>
-        <w:t>Schulische Gesundheitsschutzstrategien bei Hitze- und Waldbrandextremen</w:t>
+        <w:t>Luftverschmutzung und Asthmaentwicklung bei Kindern: Endotoxine als Modifikator</w:t>
       </w:r>
     </w:p>
     <w:p>
@@ -378,12 +378,12 @@
           <w:color w:val="666666"/>
           <w:sz w:val="18"/>
         </w:rPr>
-        <w:t>Sager T  ·  NASN Sch Nurse  ·  29.09.2026  ·  PMID 42808579</w:t>
+        <w:t>Zhang L et al.  ·  Environ Res  ·  15.11.2026  ·  PMID 42805479</w:t>
       </w:r>
     </w:p>
     <w:p>
       <w:r>
-        <w:t>Qualitative Analyse der Rolle von Schulkrankenpflegefachpersonen in der Anpassung von Schulen an zunehmende Hitze- und Waldbrandereignisse durch Notfallplanung, Risikokoordinierung und Schutzmaßnahmen.</w:t>
+        <w:t>Kanadas CHILD-Studie untersuchte, ob frühe Exposition gegenüber verkehrsbedingter Luftverschmutzung (NO2) die Asthmaentwicklung und rezidivierendes Keuchen im Kindesalter beeinflusst und wie Innenraum-Endotoxine diese Assoziation verändern.</w:t>
       </w:r>
     </w:p>
     <w:p>
@@ -394,7 +394,7 @@
         <w:t xml:space="preserve">Ergebnis: </w:t>
       </w:r>
       <w:r>
-        <w:t>Schulkrankenpflegefachpersonen sind als Schnittstelle zwischen Gesundheitswesen und Bildung positioniert, um Schulen bei der Bewältigung von Hitze- und Wildfeuer-Expositionen zu unterstützen. Besonders gefährdet sind Schüler mit Asthma oder chronischen Erkrankungen sowie Personal mit bestehenden Gesundheitsproblemen. Ein Preparedness-Response-Recovery-Rahmen wird empfohlen.</w:t>
+        <w:t>NO2-Exposition war mit erhöhtem Asthmarisiko assoziiert (OR 1,36; 95%-KI 1,00–1,84) und rezidivierendem Keuchen (OR 1,34; 95%-KI 1,10–1,64) pro 10 ppb Anstieg. Die Assoziation war signifikant stärker bei hoher Endotoxin-Exposition (OR 3,25; 95%-KI 1,29–8,15), was auf eine Interaktion hindeutet.</w:t>
       </w:r>
     </w:p>
     <w:p>
@@ -409,7 +409,7 @@
         <w:rPr>
           <w:sz w:val="19"/>
         </w:rPr>
-        <w:t>USA, Klimazone und Schulstruktur teilweise übertragbar; Konzepte für deutsche Schulen adaptierbar.</w:t>
+        <w:t>Kanada, gemäßigte Klimazone, vergleichbares Versorgungssystem; Methodik und Interaktionsprinzip relevant für Deutschland</w:t>
       </w:r>
     </w:p>
     <w:p>
@@ -418,7 +418,7 @@
           <w:color w:val="5A7D3A"/>
           <w:sz w:val="18"/>
         </w:rPr>
-        <w:t>https://pubmed.ncbi.nlm.nih.gov/42808579/</w:t>
+        <w:t>https://pubmed.ncbi.nlm.nih.gov/42805479/</w:t>
       </w:r>
     </w:p>
     <w:sectPr>

--- a/download/studien-aktuell.docx
+++ b/download/studien-aktuell.docx
@@ -62,7 +62,7 @@
           <w:color w:val="666666"/>
           <w:sz w:val="18"/>
         </w:rPr>
-        <w:t>Stand: 18.10.2026  |  6 Studien  |  klima.m-vf.de</w:t>
+        <w:t>Stand: 19.10.2026  |  5 Studien  |  klima.m-vf.de</w:t>
       </w:r>
     </w:p>
     <w:p>
@@ -70,7 +70,7 @@
         <w:pStyle w:val="Heading1"/>
       </w:pPr>
       <w:r>
-        <w:t>Aufgenommen am 18.10.2026</w:t>
+        <w:t>Aufgenommen am 19.10.2026</w:t>
       </w:r>
     </w:p>
     <w:p>
@@ -78,7 +78,7 @@
         <w:pStyle w:val="Heading2"/>
       </w:pPr>
       <w:r>
-        <w:t>Soziale Ungleichheiten in Feinstaubexposition während Smog-Saison</w:t>
+        <w:t>Urbane Wärmeinsel und Grünflächenmangel: Satellitenmessung in chinesischen Städten</w:t>
       </w:r>
     </w:p>
     <w:p>
@@ -88,12 +88,12 @@
           <w:color w:val="666666"/>
           <w:sz w:val="18"/>
         </w:rPr>
-        <w:t>Sittitoon N et al.  ·  Front Public Health  ·  01.10.2026  ·  PMID 42889179</w:t>
+        <w:t>Pu W et al.  ·  Environ Monit Assess  ·  17.10.2026  ·  PMID 42891866</w:t>
       </w:r>
     </w:p>
     <w:p>
       <w:r>
-        <w:t>Querschnittsstudie in Thailand (n=3916) untersuchte, wie Bildung, soziodemografische Faktoren, Schutzverhalten und Umweltfaktoren die PM2,5-bedingten Symptome während der Haze-Saison beeinflussen.</w:t>
+        <w:t>Harmonisierte Landsat-Oberflächentemperatur, Landbedeckung und Bevölkerungsdaten in vier chinesischen Großstädten (2020–2024) zur Kartierung von Wärmestress und Blaugrün-Defiziten.</w:t>
       </w:r>
     </w:p>
     <w:p>
@@ -104,7 +104,7 @@
         <w:t xml:space="preserve">Ergebnis: </w:t>
       </w:r>
       <w:r>
-        <w:t>Respiratorische Symptome waren am häufigsten (80,7%), gefolgt von Augen- (52,8%), Haut- (48,7%) und neurologischen Symptomen (33,1%). Nicht-kompliante Schutzverhalten waren mit erhöhten Chancen für respiratorische und neurologische Symptome verbunden (vs. kompliante Gruppe); höhere PM2,5-Exposition war unabhängig mit erhöhtem Risiko assoziiert.</w:t>
+        <w:t>8,8 bis 14,1 % der innerstädtischen Grid-Zellen zeigten hohe Wärmestrahlung bei geringem Blaugrün-Angebot (1,52- bis 1,63-fach über Nullerwartung); höchstes Bevölkerungsdezil war 4,19 bis 5,23 °C wärmer als niedrigstes; Modellgüte (R² 0,632–0,896 in städtischen Modellen).</w:t>
       </w:r>
     </w:p>
     <w:p>
@@ -119,7 +119,7 @@
         <w:rPr>
           <w:sz w:val="19"/>
         </w:rPr>
-        <w:t>Südostasien mit höheren Temperaturschwellen; Methodik und Ungleichheitsperspektive aber prinzipiell relevant</w:t>
+        <w:t>Chinesische Ballungsräume; Methodik übertragbar – deutsche Städte sollten ähnliche Risikomapping durchführen</w:t>
       </w:r>
     </w:p>
     <w:p>
@@ -128,7 +128,7 @@
           <w:color w:val="5A7D3A"/>
           <w:sz w:val="18"/>
         </w:rPr>
-        <w:t>https://pubmed.ncbi.nlm.nih.gov/42889179/</w:t>
+        <w:t>https://pubmed.ncbi.nlm.nih.gov/42891866/</w:t>
       </w:r>
     </w:p>
     <w:p>
@@ -136,7 +136,7 @@
         <w:pStyle w:val="Heading2"/>
       </w:pPr>
       <w:r>
-        <w:t>Dengue-Virus-Infektion: Klimawandel und geografische Ausbreitung</w:t>
+        <w:t>Ozonbelastung und Atemwegsgesundheit in den USA: Systematische Übersicht</w:t>
       </w:r>
     </w:p>
     <w:p>
@@ -146,12 +146,12 @@
           <w:color w:val="666666"/>
           <w:sz w:val="18"/>
         </w:rPr>
-        <w:t>Ooi YS et al.  ·  Nat Rev Dis Primers  ·  15.10.2026  ·  PMID 42881211</w:t>
+        <w:t>Cho Y et al.  ·  Curr Environ Health Rep  ·  17.10.2026  ·  PMID 42891783</w:t>
       </w:r>
     </w:p>
     <w:p>
       <w:r>
-        <w:t>Übersichtsarbeit zur Dengue-Epidemiologie, Klinik und Management beschreibt den sich durch Klimawandel und erhöhte Mobilität ausbreitenden geografischen Kreis der Erkrankung von urbanen in ländliche und periurbane Gebiete.</w:t>
+        <w:t>Systematische Übersicht von 1980 bis 2026 über Effekte von Ozonschwankungen auf Lungenfunktion, Asthmasymptome und Atemwegsmorbidität in den USA.</w:t>
       </w:r>
     </w:p>
     <w:p>
@@ -162,7 +162,7 @@
         <w:t xml:space="preserve">Ergebnis: </w:t>
       </w:r>
       <w:r>
-        <w:t>Jährlich erkranken ca. 100 Millionen Menschen an Dengue. Die geografische Verbreitung erweitert sich durch erhöhtes Reiseaufkommen und Klimawandel; Faktor für die Krankheitslast ist der Shift von urbanen Zentren in ländliche Bereiche, was zukünftige klinische Präsenz und Versorgungsbedarf für Deutschland absehbar macht.</w:t>
+        <w:t>Konsistente adverse respiratorische Effekte nachgewiesen: Lungenfunktionsdefizite auch unterhalb aktueller Grenzwerte, erhöhte Notaufnahmebesuche und Hospitalisierungen bei Kindern, älteren Erwachsenen und Patienten mit Vorerkrankungen; Schulfehlzeiten als sensitive Outcome-Indikatoren für pädiatrische Respirationsgesundheit identifiziert.</w:t>
       </w:r>
     </w:p>
     <w:p>
@@ -177,7 +177,7 @@
         <w:rPr>
           <w:sz w:val="19"/>
         </w:rPr>
-        <w:t>Epidemiologie und Dynamik klimasensitiver Vektorkrankheiten; Management-Prinzipien und Erkennung post-akuter Sequelae relevant</w:t>
+        <w:t>USA-Daten; Klimawandel verstärkt Ozonbildung – Relevanz für deutsche Ballungsräume</w:t>
       </w:r>
     </w:p>
     <w:p>
@@ -186,7 +186,7 @@
           <w:color w:val="5A7D3A"/>
           <w:sz w:val="18"/>
         </w:rPr>
-        <w:t>https://pubmed.ncbi.nlm.nih.gov/42881211/</w:t>
+        <w:t>https://pubmed.ncbi.nlm.nih.gov/42891783/</w:t>
       </w:r>
     </w:p>
     <w:p>
@@ -194,7 +194,7 @@
         <w:pStyle w:val="Heading2"/>
       </w:pPr>
       <w:r>
-        <w:t>Luftqualitätsveränderungen während COVID-19-Lockdowns in Delhi-Metropolregion</w:t>
+        <w:t>PM2,5 und Lebenserwartung: Methodische Fallstricke in globalen Paneldaten</w:t>
       </w:r>
     </w:p>
     <w:p>
@@ -204,12 +204,12 @@
           <w:color w:val="666666"/>
           <w:sz w:val="18"/>
         </w:rPr>
-        <w:t>Biswas S et al.  ·  Sci Prog  ·  14.10.2026  ·  PMID 42874085</w:t>
+        <w:t>Lu H et al.  ·  Front Public Health  ·  01.10.2026  ·  PMID 42889153</w:t>
       </w:r>
     </w:p>
     <w:p>
       <w:r>
-        <w:t>Longitudinale Analyse der Luftqualität (PM2,5, PM10, NOx, SO2, CO, O3) in Delhi-NCR während COVID-19-Lockdown, Wiederöffnung und prä-pandemischer Baseline, mit Fokus auf nichtlineare Dynamiken und Persistenzeffekte.</w:t>
+        <w:t>Spezifikationsstudie zu PM2,5-Effekten auf nationale Lebenserwartung (186 Länder, 2000-2023) mit Test auf Robustheit gegenüber Trendkontrolle.</w:t>
       </w:r>
     </w:p>
     <w:p>
@@ -220,7 +220,7 @@
         <w:t xml:space="preserve">Ergebnis: </w:t>
       </w:r>
       <w:r>
-        <w:t>Während des Lockdowns stiegen Schadstoffkonzentrationen initial (z. B. PM2,5-Reduktion, dann Rebound), mit mehreren Übergangspunkten. Post-COVID-Luftqualitätsdynamiken blieben stärker mit Lockdown-Bedingungen synchronisiert als mit prä-COVID-Periode, was partielle Persistenz von Verbesserungen anzeigt. Nichtlineare Analyse zeigte veränderte Rekurrenzstrukturen.</w:t>
+        <w:t>Konventionelle Modelle zeigten paradox positive PM2,5-Assoziation (+0,406 Jahre pro 10 µg/m³). Nach Hinzunahme von länderspezifischen linearen Trends: -0,023 Jahre (95%-KI -0,175 bis 0,129); in First-Differences-Modellen: -0,006 Jahre (95%-KI -0,085 bis 0,073). Zukünftige PM2,5 zeigte positive Cross-sectional-Assoziation, die nach Anpassung an aktuelle Werte attenuiert wurde.</w:t>
       </w:r>
     </w:p>
     <w:p>
@@ -235,7 +235,7 @@
         <w:rPr>
           <w:sz w:val="19"/>
         </w:rPr>
-        <w:t>Delhi-Metropolregion (Tropen); Methodologie nichtlinearer dynamischer Systeme und Transitions-Analyse übertragbar</w:t>
+        <w:t>Methodische Warnung für Luftqualitätsstudien; Deutschland sollte Trend-Diagnostik verstärken</w:t>
       </w:r>
     </w:p>
     <w:p>
@@ -244,7 +244,7 @@
           <w:color w:val="5A7D3A"/>
           <w:sz w:val="18"/>
         </w:rPr>
-        <w:t>https://pubmed.ncbi.nlm.nih.gov/42874085/</w:t>
+        <w:t>https://pubmed.ncbi.nlm.nih.gov/42889153/</w:t>
       </w:r>
     </w:p>
     <w:p>
@@ -252,7 +252,7 @@
         <w:pStyle w:val="Heading2"/>
       </w:pPr>
       <w:r>
-        <w:t>Biomasse-Verbrennung und Feinstaub-Gesundheitsrisiken in Indien</w:t>
+        <w:t>Trinkwassersalinität und Hitzestress in Kenia: Protokoll zur Nierenfunktion</w:t>
       </w:r>
     </w:p>
     <w:p>
@@ -262,12 +262,12 @@
           <w:color w:val="666666"/>
           <w:sz w:val="18"/>
         </w:rPr>
-        <w:t>Bojjagani S et al.  ·  Environ Monit Assess  ·  14.10.2026  ·  PMID 42873321</w:t>
+        <w:t>Rojas AJ Jr et al.  ·  Am J Hum Biol  ·  Okt. 2026  ·  PMID 42865079</w:t>
       </w:r>
     </w:p>
     <w:p>
       <w:r>
-        <w:t>Feldstudie in Lucknow (Indien) während des Holika-Dahan-Festivals evaluierte PM2,5-Charakteristika, Quellbeiträge und zurechenbare Gesundheitsrisiken bei residentialen und kommerziellen Standorten in drei Phasen.</w:t>
+        <w:t>Studienprotokoll einer Längsschnittstudie mit 600 Erwachsenen in Kenia zur Untersuchung von Wassersalinität und Hitzestress auf Hydration, Nierenfunktion und kardiovaskuläre Effekte.</w:t>
       </w:r>
     </w:p>
     <w:p>
@@ -278,7 +278,7 @@
         <w:t xml:space="preserve">Ergebnis: </w:t>
       </w:r>
       <w:r>
-        <w:t>PM2,5-Konzentrationen während Holika Dahan stiegen um Faktor 2,0 (residentiell) bzw. 1,4 (kommerziell) vs. prä-Holika-Baseline. Kanzerogenes Risiko (CR) überschritt EPA-Grenzwerte an beiden Standorten; Peak während Holika-Nacht. Nicht-kanzerogener Hazard Index (HI) blieb unter EPA-Grenzen, aber mit beobachteten Spitzenwerten während des Events.</w:t>
+        <w:t>Protokoll für saisonale Datenerfassung (Trockenzeit Juni–Juli, Regenzeit März–April) über sechs Wellen; Messung von Salzgehalt, Doppelt-markiertem Wasser, Point-of-Care und laborgestützten Biomarkern; multilevel-Regression zur Quantifizierung von Salz- und Hitzeffekten auf Hypertonie und chronische Nierenkrankheit geplant.</w:t>
       </w:r>
     </w:p>
     <w:p>
@@ -293,7 +293,7 @@
         <w:rPr>
           <w:sz w:val="19"/>
         </w:rPr>
-        <w:t>Indien – nur die Expositions- und Risikobewertungsmethodik ist übertragbar; absolute Schwellen nicht</w:t>
+        <w:t>Kenia, aride Klimazone; Mechanismen generalisierbar – Deutschland sollte Wassersicherheit überwachen</w:t>
       </w:r>
     </w:p>
     <w:p>
@@ -302,7 +302,7 @@
           <w:color w:val="5A7D3A"/>
           <w:sz w:val="18"/>
         </w:rPr>
-        <w:t>https://pubmed.ncbi.nlm.nih.gov/42873321/</w:t>
+        <w:t>https://pubmed.ncbi.nlm.nih.gov/42865079/</w:t>
       </w:r>
     </w:p>
     <w:p>
@@ -310,7 +310,7 @@
         <w:pStyle w:val="Heading2"/>
       </w:pPr>
       <w:r>
-        <w:t>Tabakbedingte Sterblichkeit und Krankheitslast in Indien 1990–2023</w:t>
+        <w:t>Hitzeinduzierte Schmerzverarbeitung bei autistischen Personen: Geschlechtsdifferenzen</w:t>
       </w:r>
     </w:p>
     <w:p>
@@ -320,12 +320,12 @@
           <w:color w:val="666666"/>
           <w:sz w:val="18"/>
         </w:rPr>
-        <w:t>Mandal C et al.  ·  BMJ Open  ·  30.09.2026  ·  PMID 42816088</w:t>
+        <w:t>Granovsky Y et al.  ·  Eur J Pain  ·  Okt. 2026  ·  PMID 42860550</w:t>
       </w:r>
     </w:p>
     <w:p>
       <w:r>
-        <w:t>Deskriptive Analyse der Global Burden of Disease 2023 quantifizierte tabakattribuierbare Todesfälle und Behinderungen-bereinigte Lebensjahre (DALYs) in Indien für 1990 und 2023 nach Geschlecht, Alter und Expositionstyp.</w:t>
+        <w:t>Querschnittstudie mit 50 autistischen und 52 typisch entwickelten Erwachsenen zu Schmerzratings und kortikalen Reaktionen (N2-Amplituden) auf kalibrierte Hitzestimuli (52°C).</w:t>
       </w:r>
     </w:p>
     <w:p>
@@ -336,7 +336,7 @@
         <w:t xml:space="preserve">Ergebnis: </w:t>
       </w:r>
       <w:r>
-        <w:t>Tabakattribuierbare Todesfälle stiegen um 54,7 % (von 745,74 tausend 1990 auf 1.153,98 tausend 2023), DALYs um 15,1 % (27,3 auf 31,4 Mio.). Age-standardisierte Raten sanken aber um 39,8 % (Todesfälle) und 47,8 % (DALYs). Rauchen führte 738,8 tausend Todesfälle 2023 an; Kautabak stieg um 153,7 %, Passivrauchen betraf 325,63 tausend Frauen.</w:t>
+        <w:t>Autistische Teilnehmer berichteten höhere Schmerzwerte (p = 0,004) und zeigten niedrigere N2-Amplituden (p = 0,02); signifikante Gruppe×Geschlecht-Wechselwirkung (p &lt; 0,001) mit niedrigsten N2-Amplituden bei autistischen Frauen (p &lt; 0,05); nur bei Frauen: positive Assoziation N2-Amplitude–Schmerzbewertung in Kontrollen (r = 0,734; p = 0,004), nicht in autistischen (r = 0,371; p = 0,192).</w:t>
       </w:r>
     </w:p>
     <w:p>
@@ -351,7 +351,7 @@
         <w:rPr>
           <w:sz w:val="19"/>
         </w:rPr>
-        <w:t>SüdAsien mit anderer Bevölkerungsstruktur; Analysemethodik und Prinzip der Multimorbidität relevant</w:t>
+        <w:t>Deutschland, Israel; Hitzeverträglichkeit und vulnerable Subgruppen relevant für Hitzeaktionspläne</w:t>
       </w:r>
     </w:p>
     <w:p>
@@ -360,65 +360,7 @@
           <w:color w:val="5A7D3A"/>
           <w:sz w:val="18"/>
         </w:rPr>
-        <w:t>https://pubmed.ncbi.nlm.nih.gov/42816088/</w:t>
-      </w:r>
-    </w:p>
-    <w:p>
-      <w:pPr>
-        <w:pStyle w:val="Heading2"/>
-      </w:pPr>
-      <w:r>
-        <w:t>Luftverschmutzung und Asthmaentwicklung bei Kindern: Endotoxine als Modifikator</w:t>
-      </w:r>
-    </w:p>
-    <w:p>
-      <w:r>
-        <w:rPr>
-          <w:i/>
-          <w:color w:val="666666"/>
-          <w:sz w:val="18"/>
-        </w:rPr>
-        <w:t>Zhang L et al.  ·  Environ Res  ·  15.11.2026  ·  PMID 42805479</w:t>
-      </w:r>
-    </w:p>
-    <w:p>
-      <w:r>
-        <w:t>Kanadas CHILD-Studie untersuchte, ob frühe Exposition gegenüber verkehrsbedingter Luftverschmutzung (NO2) die Asthmaentwicklung und rezidivierendes Keuchen im Kindesalter beeinflusst und wie Innenraum-Endotoxine diese Assoziation verändern.</w:t>
-      </w:r>
-    </w:p>
-    <w:p>
-      <w:r>
-        <w:rPr>
-          <w:b/>
-        </w:rPr>
-        <w:t xml:space="preserve">Ergebnis: </w:t>
-      </w:r>
-      <w:r>
-        <w:t>NO2-Exposition war mit erhöhtem Asthmarisiko assoziiert (OR 1,36; 95%-KI 1,00–1,84) und rezidivierendem Keuchen (OR 1,34; 95%-KI 1,10–1,64) pro 10 ppb Anstieg. Die Assoziation war signifikant stärker bei hoher Endotoxin-Exposition (OR 3,25; 95%-KI 1,29–8,15), was auf eine Interaktion hindeutet.</w:t>
-      </w:r>
-    </w:p>
-    <w:p>
-      <w:r>
-        <w:rPr>
-          <w:b/>
-          <w:sz w:val="19"/>
-        </w:rPr>
-        <w:t xml:space="preserve">Übertragbarkeit: </w:t>
-      </w:r>
-      <w:r>
-        <w:rPr>
-          <w:sz w:val="19"/>
-        </w:rPr>
-        <w:t>Kanada, gemäßigte Klimazone, vergleichbares Versorgungssystem; Methodik und Interaktionsprinzip relevant für Deutschland</w:t>
-      </w:r>
-    </w:p>
-    <w:p>
-      <w:r>
-        <w:rPr>
-          <w:color w:val="5A7D3A"/>
-          <w:sz w:val="18"/>
-        </w:rPr>
-        <w:t>https://pubmed.ncbi.nlm.nih.gov/42805479/</w:t>
+        <w:t>https://pubmed.ncbi.nlm.nih.gov/42860550/</w:t>
       </w:r>
     </w:p>
     <w:sectPr>

--- a/download/studien-aktuell.docx
+++ b/download/studien-aktuell.docx
@@ -62,7 +62,7 @@
           <w:color w:val="666666"/>
           <w:sz w:val="18"/>
         </w:rPr>
-        <w:t>Stand: 19.10.2026  |  5 Studien  |  klima.m-vf.de</w:t>
+        <w:t>Stand: 20.10.2026  |  6 Studien  |  klima.m-vf.de</w:t>
       </w:r>
     </w:p>
     <w:p>
@@ -70,7 +70,7 @@
         <w:pStyle w:val="Heading1"/>
       </w:pPr>
       <w:r>
-        <w:t>Aufgenommen am 19.10.2026</w:t>
+        <w:t>Aufgenommen am 20.10.2026</w:t>
       </w:r>
     </w:p>
     <w:p>
@@ -78,7 +78,7 @@
         <w:pStyle w:val="Heading2"/>
       </w:pPr>
       <w:r>
-        <w:t>Urbane Wärmeinsel und Grünflächenmangel: Satellitenmessung in chinesischen Städten</w:t>
+        <w:t>Schwermetallbelastung Schwangerer: Urin, Hausstaub und Luftqualität</w:t>
       </w:r>
     </w:p>
     <w:p>
@@ -88,12 +88,12 @@
           <w:color w:val="666666"/>
           <w:sz w:val="18"/>
         </w:rPr>
-        <w:t>Pu W et al.  ·  Environ Monit Assess  ·  17.10.2026  ·  PMID 42891866</w:t>
+        <w:t>Moradnia M et al.  ·  Environ Geochem Health  ·  19.10.2026  ·  PMID 42895578</w:t>
       </w:r>
     </w:p>
     <w:p>
       <w:r>
-        <w:t>Harmonisierte Landsat-Oberflächentemperatur, Landbedeckung und Bevölkerungsdaten in vier chinesischen Großstädten (2020–2024) zur Kartierung von Wärmestress und Blaugrün-Defiziten.</w:t>
+        <w:t>Studie untersuchte die räumliche Variabilität von Blei, Chrom, Kadmium und Nickel in Urin und Hausstaub bei 80 schwangeren Frauen im Kontext der Luftqualität.</w:t>
       </w:r>
     </w:p>
     <w:p>
@@ -104,7 +104,7 @@
         <w:t xml:space="preserve">Ergebnis: </w:t>
       </w:r>
       <w:r>
-        <w:t>8,8 bis 14,1 % der innerstädtischen Grid-Zellen zeigten hohe Wärmestrahlung bei geringem Blaugrün-Angebot (1,52- bis 1,63-fach über Nullerwartung); höchstes Bevölkerungsdezil war 4,19 bis 5,23 °C wärmer als niedrigstes; Modellgüte (R² 0,632–0,896 in städtischen Modellen).</w:t>
+        <w:t>Bedeutsame räumliche Unterschiede für Urin-Metallkonzentrationen und Air-Quality-Index (p&lt;0,001), nicht aber für Hausstaub-Metallkonzentrationen. Blei im Hausstaub Mittelwert 111,10 μg/g. Gebäudealter korrelierte stark mit Blei im Staub (ρ=0,788, p&lt;0,001). Urin- und Staubprofile nicht signifikant korreliert.</w:t>
       </w:r>
     </w:p>
     <w:p>
@@ -119,7 +119,7 @@
         <w:rPr>
           <w:sz w:val="19"/>
         </w:rPr>
-        <w:t>Chinesische Ballungsräume; Methodik übertragbar – deutsche Städte sollten ähnliche Risikomapping durchführen</w:t>
+        <w:t>Iran; zeigt prinzipielle Komplexität pränataler Exposition – in Deutschland relevant für vulnerable Populationen und Screening-Strategien.</w:t>
       </w:r>
     </w:p>
     <w:p>
@@ -128,7 +128,7 @@
           <w:color w:val="5A7D3A"/>
           <w:sz w:val="18"/>
         </w:rPr>
-        <w:t>https://pubmed.ncbi.nlm.nih.gov/42891866/</w:t>
+        <w:t>https://pubmed.ncbi.nlm.nih.gov/42895578/</w:t>
       </w:r>
     </w:p>
     <w:p>
@@ -136,7 +136,7 @@
         <w:pStyle w:val="Heading2"/>
       </w:pPr>
       <w:r>
-        <w:t>Ozonbelastung und Atemwegsgesundheit in den USA: Systematische Übersicht</w:t>
+        <w:t>Luftverschmutzung und Hirnleistung: Schutzeffekt gesunder Lebensweise</w:t>
       </w:r>
     </w:p>
     <w:p>
@@ -146,12 +146,12 @@
           <w:color w:val="666666"/>
           <w:sz w:val="18"/>
         </w:rPr>
-        <w:t>Cho Y et al.  ·  Curr Environ Health Rep  ·  17.10.2026  ·  PMID 42891783</w:t>
+        <w:t>Zhang Y et al.  ·  J Glob Health  ·  19.10.2026  ·  PMID 42895283</w:t>
       </w:r>
     </w:p>
     <w:p>
       <w:r>
-        <w:t>Systematische Übersicht von 1980 bis 2026 über Effekte von Ozonschwankungen auf Lungenfunktion, Asthmasymptome und Atemwegsmorbidität in den USA.</w:t>
+        <w:t>Studie untersuchte die Assoziation zwischen Langzeit-Luftverschmutzung und kognitiven Störungen bei älteren Erwachsenen in China sowie die schützende Rolle von Lebensstiländerungen.</w:t>
       </w:r>
     </w:p>
     <w:p>
@@ -162,7 +162,7 @@
         <w:t xml:space="preserve">Ergebnis: </w:t>
       </w:r>
       <w:r>
-        <w:t>Konsistente adverse respiratorische Effekte nachgewiesen: Lungenfunktionsdefizite auch unterhalb aktueller Grenzwerte, erhöhte Notaufnahmebesuche und Hospitalisierungen bei Kindern, älteren Erwachsenen und Patienten mit Vorerkrankungen; Schulfehlzeiten als sensitive Outcome-Indikatoren für pädiatrische Respirationsgesundheit identifiziert.</w:t>
+        <w:t>Pro 10 μg/m³ Feinstaub (PM2.5) erhöhtes Kognitiv-Störungs-Risiko (HR 1,005; 95%-KI 1,001–1,009). Günstige Lebensweise reduzierte Risiko um etwa 52% bei hoher Exposition; Lifestyle mediierte 8,4–9,4% der Assoziation. Mischexposition mehrerer Schadstoffe zeigte signifikanten positiven Effekt auf Kognitiv-Störungs-Risiko (OR 1,028; 95%-KI 1,006–1,040).</w:t>
       </w:r>
     </w:p>
     <w:p>
@@ -177,7 +177,7 @@
         <w:rPr>
           <w:sz w:val="19"/>
         </w:rPr>
-        <w:t>USA-Daten; Klimawandel verstärkt Ozonbildung – Relevanz für deutsche Ballungsräume</w:t>
+        <w:t>China mit vergleichbarem Alter und Exposition; Lebensstil-Intervention prinzipiell auch in Deutschland anwendbar.</w:t>
       </w:r>
     </w:p>
     <w:p>
@@ -186,7 +186,7 @@
           <w:color w:val="5A7D3A"/>
           <w:sz w:val="18"/>
         </w:rPr>
-        <w:t>https://pubmed.ncbi.nlm.nih.gov/42891783/</w:t>
+        <w:t>https://pubmed.ncbi.nlm.nih.gov/42895283/</w:t>
       </w:r>
     </w:p>
     <w:p>
@@ -194,7 +194,7 @@
         <w:pStyle w:val="Heading2"/>
       </w:pPr>
       <w:r>
-        <w:t>PM2,5 und Lebenserwartung: Methodische Fallstricke in globalen Paneldaten</w:t>
+        <w:t>Planetary-Health-Literacy: Messinstrumente auf dem Prüfstand</w:t>
       </w:r>
     </w:p>
     <w:p>
@@ -204,12 +204,12 @@
           <w:color w:val="666666"/>
           <w:sz w:val="18"/>
         </w:rPr>
-        <w:t>Lu H et al.  ·  Front Public Health  ·  01.10.2026  ·  PMID 42889153</w:t>
+        <w:t>Reismann L et al.  ·  Health Qual Life Outcomes  ·  16.10.2026  ·  PMID 42888415</w:t>
       </w:r>
     </w:p>
     <w:p>
       <w:r>
-        <w:t>Spezifikationsstudie zu PM2,5-Effekten auf nationale Lebenserwartung (186 Länder, 2000-2023) mit Test auf Robustheit gegenüber Trendkontrolle.</w:t>
+        <w:t>Systematische Übersicht zur Güte von Messinstrumenten für Planetary and One Health Literacy nach COSMIN-Kriterien.</w:t>
       </w:r>
     </w:p>
     <w:p>
@@ -220,7 +220,7 @@
         <w:t xml:space="preserve">Ergebnis: </w:t>
       </w:r>
       <w:r>
-        <w:t>Konventionelle Modelle zeigten paradox positive PM2,5-Assoziation (+0,406 Jahre pro 10 µg/m³). Nach Hinzunahme von länderspezifischen linearen Trends: -0,023 Jahre (95%-KI -0,175 bis 0,129); in First-Differences-Modellen: -0,006 Jahre (95%-KI -0,085 bis 0,073). Zukünftige PM2,5 zeigte positive Cross-sectional-Assoziation, die nach Anpassung an aktuelle Werte attenuiert wurde.</w:t>
+        <w:t>Von 192 gescreenten Datensätzen 4 Studien identifiziert mit 3 Instrumenten (CCHLS, Climate Change and Infectious Disease Literacy Scale, SFLS). Sustainable Food Literacy Scale (SFLS) zeigte beste Messeigenschaften mit sehr guter Evidenzqualität; türkische Adaptation hatte niedrige methodische Qualität. Alle Instrumente: niedrige bis sehr niedrige Evidenzqualität für Entwicklung und Inhaltsvalidität.</w:t>
       </w:r>
     </w:p>
     <w:p>
@@ -235,7 +235,7 @@
         <w:rPr>
           <w:sz w:val="19"/>
         </w:rPr>
-        <w:t>Methodische Warnung für Luftqualitätsstudien; Deutschland sollte Trend-Diagnostik verstärken</w:t>
+        <w:t>Deutsche Studien unter Autoren; zeigt Messbarkeits-Lücke bei Klimabewusstsein für deutsches Gesundheitswesen.</w:t>
       </w:r>
     </w:p>
     <w:p>
@@ -244,7 +244,7 @@
           <w:color w:val="5A7D3A"/>
           <w:sz w:val="18"/>
         </w:rPr>
-        <w:t>https://pubmed.ncbi.nlm.nih.gov/42889153/</w:t>
+        <w:t>https://pubmed.ncbi.nlm.nih.gov/42888415/</w:t>
       </w:r>
     </w:p>
     <w:p>
@@ -252,7 +252,7 @@
         <w:pStyle w:val="Heading2"/>
       </w:pPr>
       <w:r>
-        <w:t>Trinkwassersalinität und Hitzestress in Kenia: Protokoll zur Nierenfunktion</w:t>
+        <w:t>Passivrauchen in der Schwangerschaft: Selbstwirksamkeit und objektive Biomarker</w:t>
       </w:r>
     </w:p>
     <w:p>
@@ -262,12 +262,12 @@
           <w:color w:val="666666"/>
           <w:sz w:val="18"/>
         </w:rPr>
-        <w:t>Rojas AJ Jr et al.  ·  Am J Hum Biol  ·  Okt. 2026  ·  PMID 42865079</w:t>
+        <w:t>Karimiankakolaki Z et al.  ·  BMC Res Notes  ·  05.10.2026  ·  PMID 42881409</w:t>
       </w:r>
     </w:p>
     <w:p>
       <w:r>
-        <w:t>Studienprotokoll einer Längsschnittstudie mit 600 Erwachsenen in Kenia zur Untersuchung von Wassersalinität und Hitzestress auf Hydration, Nierenfunktion und kardiovaskuläre Effekte.</w:t>
+        <w:t>Querschnittsstudie untersuchte Zusammenhänge zwischen Selbstwirksamkeit rauchender Männer, ihrer Zigarettenkonsumption, Angaben schwangerer Partnerinnen und Speichel-Cotinin-Spiegeln.</w:t>
       </w:r>
     </w:p>
     <w:p>
@@ -278,7 +278,7 @@
         <w:t xml:space="preserve">Ergebnis: </w:t>
       </w:r>
       <w:r>
-        <w:t>Protokoll für saisonale Datenerfassung (Trockenzeit Juni–Juli, Regenzeit März–April) über sechs Wellen; Messung von Salzgehalt, Doppelt-markiertem Wasser, Point-of-Care und laborgestützten Biomarkern; multilevel-Regression zur Quantifizierung von Salz- und Hitzeffekten auf Hypertonie und chronische Nierenkrankheit geplant.</w:t>
+        <w:t>140 rauchende Männer und schwangere Frauen: mittlere Männer-Selbstwirksamkeit 37,86 (SD 4,27), Zigarettenkonsum 6,46 (SD 4,50) pro Tag, Cotinin-Spiegel 52,90 (SD 33,39) pg/ml. Signifikante Korrelationen zwischen Selbstwirksamkeit und Konsum (r=−0,31), Selbstwirksamkeit und berichteter Exposition (r=−0,41), berichteter Exposition und Cotinin (r=0,72). Im Regressionsmodell: berichtete Exposition (β=0,63, p&lt;0,001) und Selbstwirksamkeit (β=−0,14, p=0,022) erklärten 56% der Varianz in Cotinin.</w:t>
       </w:r>
     </w:p>
     <w:p>
@@ -293,7 +293,7 @@
         <w:rPr>
           <w:sz w:val="19"/>
         </w:rPr>
-        <w:t>Kenia, aride Klimazone; Mechanismen generalisierbar – Deutschland sollte Wassersicherheit überwachen</w:t>
+        <w:t>Iran; Mechanismus (Verhaltensfaktoren und objektive Biomarker) auf Deutschland übertragbar; Screening von Schwangerschaftsexposition.</w:t>
       </w:r>
     </w:p>
     <w:p>
@@ -302,7 +302,7 @@
           <w:color w:val="5A7D3A"/>
           <w:sz w:val="18"/>
         </w:rPr>
-        <w:t>https://pubmed.ncbi.nlm.nih.gov/42865079/</w:t>
+        <w:t>https://pubmed.ncbi.nlm.nih.gov/42881409/</w:t>
       </w:r>
     </w:p>
     <w:p>
@@ -310,7 +310,7 @@
         <w:pStyle w:val="Heading2"/>
       </w:pPr>
       <w:r>
-        <w:t>Hitzeinduzierte Schmerzverarbeitung bei autistischen Personen: Geschlechtsdifferenzen</w:t>
+        <w:t>Luftverschmutzung und Sterblichkeit in reichem Land: Abu Dhabi</w:t>
       </w:r>
     </w:p>
     <w:p>
@@ -320,12 +320,12 @@
           <w:color w:val="666666"/>
           <w:sz w:val="18"/>
         </w:rPr>
-        <w:t>Granovsky Y et al.  ·  Eur J Pain  ·  Okt. 2026  ·  PMID 42860550</w:t>
+        <w:t>Wei T et al.  ·  Risk Anal  ·  Nov. 2026  ·  PMID 42872515</w:t>
       </w:r>
     </w:p>
     <w:p>
       <w:r>
-        <w:t>Querschnittstudie mit 50 autistischen und 52 typisch entwickelten Erwachsenen zu Schmerzratings und kortikalen Reaktionen (N2-Amplituden) auf kalibrierte Hitzestimuli (52°C).</w:t>
+        <w:t>Studie schätzte die Krankheitslast durch Feinstaub und Ozon in Abu Dhabi 2019–2022 und verglich sie mit Daten von 2008.</w:t>
       </w:r>
     </w:p>
     <w:p>
@@ -336,7 +336,7 @@
         <w:t xml:space="preserve">Ergebnis: </w:t>
       </w:r>
       <w:r>
-        <w:t>Autistische Teilnehmer berichteten höhere Schmerzwerte (p = 0,004) und zeigten niedrigere N2-Amplituden (p = 0,02); signifikante Gruppe×Geschlecht-Wechselwirkung (p &lt; 0,001) mit niedrigsten N2-Amplituden bei autistischen Frauen (p &lt; 0,05); nur bei Frauen: positive Assoziation N2-Amplitude–Schmerzbewertung in Kontrollen (r = 0,734; p = 0,004), nicht in autistischen (r = 0,371; p = 0,192).</w:t>
+        <w:t>Zurechenbare Todesfälle stiegen von 231 (90%-UI 59–427) im Jahr 2008 auf 1.249 (90%-UI 507–2.169) im Mittel 2019–2022, trotz Investitionen in Luftqualitätsmanagemnet. Stadtgebiete mit höherer Schadstoffkonzentration zeigen höchste Risiken.</w:t>
       </w:r>
     </w:p>
     <w:p>
@@ -351,7 +351,7 @@
         <w:rPr>
           <w:sz w:val="19"/>
         </w:rPr>
-        <w:t>Deutschland, Israel; Hitzeverträglichkeit und vulnerable Subgruppen relevant für Hitzeaktionspläne</w:t>
+        <w:t>Wohlhabendes Land, andere Klimazone; Methodik und Monitoring-Ansatz übertragbar, nicht Schwellwerte.</w:t>
       </w:r>
     </w:p>
     <w:p>
@@ -360,7 +360,65 @@
           <w:color w:val="5A7D3A"/>
           <w:sz w:val="18"/>
         </w:rPr>
-        <w:t>https://pubmed.ncbi.nlm.nih.gov/42860550/</w:t>
+        <w:t>https://pubmed.ncbi.nlm.nih.gov/42872515/</w:t>
+      </w:r>
+    </w:p>
+    <w:p>
+      <w:pPr>
+        <w:pStyle w:val="Heading2"/>
+      </w:pPr>
+      <w:r>
+        <w:t>Evaluationszeiträume bei Tabak-Kontrollrichtlinien in Nordamerika und Commonwealth</w:t>
+      </w:r>
+    </w:p>
+    <w:p>
+      <w:r>
+        <w:rPr>
+          <w:i/>
+          <w:color w:val="666666"/>
+          <w:sz w:val="18"/>
+        </w:rPr>
+        <w:t>Aziz H et al.  ·  Front Public Health  ·  29.09.2026  ·  PMID 42871433</w:t>
+      </w:r>
+    </w:p>
+    <w:p>
+      <w:r>
+        <w:t>Systematische Übersicht der Evaluationsverzögerung zwischen Politikimplementierung und Messung von Verhaltenseffekten in Tabakkontrollstudien.</w:t>
+      </w:r>
+    </w:p>
+    <w:p>
+      <w:r>
+        <w:rPr>
+          <w:b/>
+        </w:rPr>
+        <w:t xml:space="preserve">Ergebnis: </w:t>
+      </w:r>
+      <w:r>
+        <w:t>21 Studien analysiert: Rauchfrei-Richtlinien wurden früher evaluiert (6 Monate bis 1 Jahr), Einzelhandels- und Nikotin-Richtlinien später (≥1 Jahr). 90,5% der Studien zeigten niedriges Verzerrungsrisiko. Die meisten Studien berichteten positive Effekte nach Implementierung.</w:t>
+      </w:r>
+    </w:p>
+    <w:p>
+      <w:r>
+        <w:rPr>
+          <w:b/>
+          <w:sz w:val="19"/>
+        </w:rPr>
+        <w:t xml:space="preserve">Übertragbarkeit: </w:t>
+      </w:r>
+      <w:r>
+        <w:rPr>
+          <w:sz w:val="19"/>
+        </w:rPr>
+        <w:t>Kanada mit ähnlichem Gesundheitssystem; Evidenzlage für optimale Evaluationszeiträume nach Politiktyp relevant für deutsches Tabakkontroll-Monitoring.</w:t>
+      </w:r>
+    </w:p>
+    <w:p>
+      <w:r>
+        <w:rPr>
+          <w:color w:val="5A7D3A"/>
+          <w:sz w:val="18"/>
+        </w:rPr>
+        <w:t>https://pubmed.ncbi.nlm.nih.gov/42871433/</w:t>
       </w:r>
     </w:p>
     <w:sectPr>

--- a/download/studien-aktuell.docx
+++ b/download/studien-aktuell.docx
@@ -62,7 +62,7 @@
           <w:color w:val="666666"/>
           <w:sz w:val="18"/>
         </w:rPr>
-        <w:t>Stand: 20.10.2026  |  6 Studien  |  klima.m-vf.de</w:t>
+        <w:t>Stand: 21.10.2026  |  6 Studien  |  klima.m-vf.de</w:t>
       </w:r>
     </w:p>
     <w:p>
@@ -70,7 +70,7 @@
         <w:pStyle w:val="Heading1"/>
       </w:pPr>
       <w:r>
-        <w:t>Aufgenommen am 20.10.2026</w:t>
+        <w:t>Aufgenommen am 21.10.2026</w:t>
       </w:r>
     </w:p>
     <w:p>
@@ -78,7 +78,7 @@
         <w:pStyle w:val="Heading2"/>
       </w:pPr>
       <w:r>
-        <w:t>Schwermetallbelastung Schwangerer: Urin, Hausstaub und Luftqualität</w:t>
+        <w:t>Hitzebedingte Erkrankungen bei älteren Menschen und Notfallmedizin</w:t>
       </w:r>
     </w:p>
     <w:p>
@@ -88,12 +88,12 @@
           <w:color w:val="666666"/>
           <w:sz w:val="18"/>
         </w:rPr>
-        <w:t>Moradnia M et al.  ·  Environ Geochem Health  ·  19.10.2026  ·  PMID 42895578</w:t>
+        <w:t>Simon EL et al.  ·  West J Emerg Med  ·  17.08.2026  ·  PMID 42900944</w:t>
       </w:r>
     </w:p>
     <w:p>
       <w:r>
-        <w:t>Studie untersuchte die räumliche Variabilität von Blei, Chrom, Kadmium und Nickel in Urin und Hausstaub bei 80 schwangeren Frauen im Kontext der Luftqualität.</w:t>
+        <w:t>Narrative Review zu Vulnerabilität älterer Erwachsener gegenüber extremer Hitze und deren Folgen für Notaufnahmen sowie klinische und Public-Health-Strategien.</w:t>
       </w:r>
     </w:p>
     <w:p>
@@ -104,7 +104,7 @@
         <w:t xml:space="preserve">Ergebnis: </w:t>
       </w:r>
       <w:r>
-        <w:t>Bedeutsame räumliche Unterschiede für Urin-Metallkonzentrationen und Air-Quality-Index (p&lt;0,001), nicht aber für Hausstaub-Metallkonzentrationen. Blei im Hausstaub Mittelwert 111,10 μg/g. Gebäudealter korrelierte stark mit Blei im Staub (ρ=0,788, p&lt;0,001). Urin- und Staubprofile nicht signifikant korreliert.</w:t>
+        <w:t>Älter Menschen zeigen erhöhte Hitzesterblichkeit und -morbidität durch physiologische Alterungsprozesse, Komorbiditäten und Polypharmaka. Empfohlen werden proaktive Prävention, frühe Erkennung und koordinierte Gemeinschaftsinterventionen als essentiell.</w:t>
       </w:r>
     </w:p>
     <w:p>
@@ -119,7 +119,7 @@
         <w:rPr>
           <w:sz w:val="19"/>
         </w:rPr>
-        <w:t>Iran; zeigt prinzipielle Komplexität pränataler Exposition – in Deutschland relevant für vulnerable Populationen und Screening-Strategien.</w:t>
+        <w:t>USA, gemäßigte Klimazone, Methodik und Risikogruppen-Prinzipien übertragbar</w:t>
       </w:r>
     </w:p>
     <w:p>
@@ -128,7 +128,7 @@
           <w:color w:val="5A7D3A"/>
           <w:sz w:val="18"/>
         </w:rPr>
-        <w:t>https://pubmed.ncbi.nlm.nih.gov/42895578/</w:t>
+        <w:t>https://pubmed.ncbi.nlm.nih.gov/42900944/</w:t>
       </w:r>
     </w:p>
     <w:p>
@@ -136,7 +136,7 @@
         <w:pStyle w:val="Heading2"/>
       </w:pPr>
       <w:r>
-        <w:t>Luftverschmutzung und Hirnleistung: Schutzeffekt gesunder Lebensweise</w:t>
+        <w:t>Steigende Temperaturen und Traumapräsentationen in der Notaufnahme</w:t>
       </w:r>
     </w:p>
     <w:p>
@@ -146,12 +146,12 @@
           <w:color w:val="666666"/>
           <w:sz w:val="18"/>
         </w:rPr>
-        <w:t>Zhang Y et al.  ·  J Glob Health  ·  19.10.2026  ·  PMID 42895283</w:t>
+        <w:t>Mosley GE et al.  ·  West J Emerg Med  ·  24.09.2026  ·  PMID 42900920</w:t>
       </w:r>
     </w:p>
     <w:p>
       <w:r>
-        <w:t>Studie untersuchte die Assoziation zwischen Langzeit-Luftverschmutzung und kognitiven Störungen bei älteren Erwachsenen in China sowie die schützende Rolle von Lebensstiländerungen.</w:t>
+        <w:t>Retrospektive Kohortenstudie zur Assoziation zwischen Tagestemperatur und Traumafallaufkommen, stratifiziert nach Verletzungsmechanismus.</w:t>
       </w:r>
     </w:p>
     <w:p>
@@ -162,7 +162,7 @@
         <w:t xml:space="preserve">Ergebnis: </w:t>
       </w:r>
       <w:r>
-        <w:t>Pro 10 μg/m³ Feinstaub (PM2.5) erhöhtes Kognitiv-Störungs-Risiko (HR 1,005; 95%-KI 1,001–1,009). Günstige Lebensweise reduzierte Risiko um etwa 52% bei hoher Exposition; Lifestyle mediierte 8,4–9,4% der Assoziation. Mischexposition mehrerer Schadstoffe zeigte signifikanten positiven Effekt auf Kognitiv-Störungs-Risiko (OR 1,028; 95%-KI 1,006–1,040).</w:t>
+        <w:t>Beide maximale und minimale Tagestemperaturen korrelierten positiv mit Traumaaktivierungen. Gewalttaten zeigten stärkste Assoziation: Im höchsten Temperaturquintil (&gt;83 °F) 83 % höhere Gewalttaumata (IRR 1,83; 95%-KI 1,46–2,29) vs. niedrigstem Quintil.</w:t>
       </w:r>
     </w:p>
     <w:p>
@@ -177,7 +177,7 @@
         <w:rPr>
           <w:sz w:val="19"/>
         </w:rPr>
-        <w:t>China mit vergleichbarem Alter und Exposition; Lebensstil-Intervention prinzipiell auch in Deutschland anwendbar.</w:t>
+        <w:t>USA-Daten, gemäßigte Klimazone; epidemiologische Methodik auf Deutschland übertragbar</w:t>
       </w:r>
     </w:p>
     <w:p>
@@ -186,7 +186,7 @@
           <w:color w:val="5A7D3A"/>
           <w:sz w:val="18"/>
         </w:rPr>
-        <w:t>https://pubmed.ncbi.nlm.nih.gov/42895283/</w:t>
+        <w:t>https://pubmed.ncbi.nlm.nih.gov/42900920/</w:t>
       </w:r>
     </w:p>
     <w:p>
@@ -194,7 +194,7 @@
         <w:pStyle w:val="Heading2"/>
       </w:pPr>
       <w:r>
-        <w:t>Planetary-Health-Literacy: Messinstrumente auf dem Prüfstand</w:t>
+        <w:t>Kühlung mit Eiswasserbeuteln bei Hitzschlag im Notfalleinsatz</w:t>
       </w:r>
     </w:p>
     <w:p>
@@ -204,12 +204,12 @@
           <w:color w:val="666666"/>
           <w:sz w:val="18"/>
         </w:rPr>
-        <w:t>Reismann L et al.  ·  Health Qual Life Outcomes  ·  16.10.2026  ·  PMID 42888415</w:t>
+        <w:t>Zashin D et al.  ·  West J Emerg Med  ·  05.09.2026  ·  PMID 42900913</w:t>
       </w:r>
     </w:p>
     <w:p>
       <w:r>
-        <w:t>Systematische Übersicht zur Güte von Messinstrumenten für Planetary and One Health Literacy nach COSMIN-Kriterien.</w:t>
+        <w:t>Randomisierte Crossover-Studie zur Abkühlungsrate bei Patienten mit belastungsbedingter Hyperthermie mittels Eiswasserbeutel gegenüber Kontrollbedingung.</w:t>
       </w:r>
     </w:p>
     <w:p>
@@ -220,7 +220,7 @@
         <w:t xml:space="preserve">Ergebnis: </w:t>
       </w:r>
       <w:r>
-        <w:t>Von 192 gescreenten Datensätzen 4 Studien identifiziert mit 3 Instrumenten (CCHLS, Climate Change and Infectious Disease Literacy Scale, SFLS). Sustainable Food Literacy Scale (SFLS) zeigte beste Messeigenschaften mit sehr guter Evidenzqualität; türkische Adaptation hatte niedrige methodische Qualität. Alle Instrumente: niedrige bis sehr niedrige Evidenzqualität für Entwicklung und Inhaltsvalidität.</w:t>
+        <w:t>Eiswasserbeutel (partielle Immersion) erreichten Abkühlungsrate von 0,102 °C/min vs. 0,040 °C/min in Kontrolle (95%-KI 0,030–0,095; p=0,002). Kühlzeit 13,2 min vs. 27,6 min (p=0,002).</w:t>
       </w:r>
     </w:p>
     <w:p>
@@ -235,7 +235,7 @@
         <w:rPr>
           <w:sz w:val="19"/>
         </w:rPr>
-        <w:t>Deutsche Studien unter Autoren; zeigt Messbarkeits-Lücke bei Klimabewusstsein für deutsches Gesundheitswesen.</w:t>
+        <w:t>USA, praktische Notfall-Intervention; Methode für Hitzschlag-Protokolle relevant</w:t>
       </w:r>
     </w:p>
     <w:p>
@@ -244,7 +244,7 @@
           <w:color w:val="5A7D3A"/>
           <w:sz w:val="18"/>
         </w:rPr>
-        <w:t>https://pubmed.ncbi.nlm.nih.gov/42888415/</w:t>
+        <w:t>https://pubmed.ncbi.nlm.nih.gov/42900913/</w:t>
       </w:r>
     </w:p>
     <w:p>
@@ -252,7 +252,7 @@
         <w:pStyle w:val="Heading2"/>
       </w:pPr>
       <w:r>
-        <w:t>Passivrauchen in der Schwangerschaft: Selbstwirksamkeit und objektive Biomarker</w:t>
+        <w:t>Gerechtigkeit und Chancengleichheit in klimabedingten Katastrophen</w:t>
       </w:r>
     </w:p>
     <w:p>
@@ -262,12 +262,12 @@
           <w:color w:val="666666"/>
           <w:sz w:val="18"/>
         </w:rPr>
-        <w:t>Karimiankakolaki Z et al.  ·  BMC Res Notes  ·  05.10.2026  ·  PMID 42881409</w:t>
+        <w:t>Mundo W et al.  ·  West J Emerg Med  ·  10.08.2026  ·  PMID 42900907</w:t>
       </w:r>
     </w:p>
     <w:p>
       <w:r>
-        <w:t>Querschnittsstudie untersuchte Zusammenhänge zwischen Selbstwirksamkeit rauchender Männer, ihrer Zigarettenkonsumption, Angaben schwangerer Partnerinnen und Speichel-Cotinin-Spiegeln.</w:t>
+        <w:t>Narrative Review zu Verdrängung und Vulnerabilität durch klimabedingte Katastrophen mit fokus auf Implementationswissenschaft und Equity in Notfall- und Recovery-Prozessen.</w:t>
       </w:r>
     </w:p>
     <w:p>
@@ -278,7 +278,7 @@
         <w:t xml:space="preserve">Ergebnis: </w:t>
       </w:r>
       <w:r>
-        <w:t>140 rauchende Männer und schwangere Frauen: mittlere Männer-Selbstwirksamkeit 37,86 (SD 4,27), Zigarettenkonsum 6,46 (SD 4,50) pro Tag, Cotinin-Spiegel 52,90 (SD 33,39) pg/ml. Signifikante Korrelationen zwischen Selbstwirksamkeit und Konsum (r=−0,31), Selbstwirksamkeit und berichteter Exposition (r=−0,41), berichteter Exposition und Cotinin (r=0,72). Im Regressionsmodell: berichtete Exposition (β=0,63, p&lt;0,001) und Selbstwirksamkeit (β=−0,14, p=0,022) erklärten 56% der Varianz in Cotinin.</w:t>
+        <w:t>Studie identifiziert Sprachenbarrieren, Fragmentierung von Recovery-Maßnahmen und unzureichende Dokumentation als zentrale operative Hürden. Empfohlen: mehrsprachige Warnsysteme, Dolmetscher-bereite Triage, mobile Kliniken und Policy-Änderungen für vulnerable Gruppen.</w:t>
       </w:r>
     </w:p>
     <w:p>
@@ -293,7 +293,7 @@
         <w:rPr>
           <w:sz w:val="19"/>
         </w:rPr>
-        <w:t>Iran; Mechanismus (Verhaltensfaktoren und objektive Biomarker) auf Deutschland übertragbar; Screening von Schwangerschaftsexposition.</w:t>
+        <w:t>USA/Kanada, Implementationsmethoden und Equity-Rahmenbau klimagerecht</w:t>
       </w:r>
     </w:p>
     <w:p>
@@ -302,7 +302,7 @@
           <w:color w:val="5A7D3A"/>
           <w:sz w:val="18"/>
         </w:rPr>
-        <w:t>https://pubmed.ncbi.nlm.nih.gov/42881409/</w:t>
+        <w:t>https://pubmed.ncbi.nlm.nih.gov/42900907/</w:t>
       </w:r>
     </w:p>
     <w:p>
@@ -310,7 +310,7 @@
         <w:pStyle w:val="Heading2"/>
       </w:pPr>
       <w:r>
-        <w:t>Luftverschmutzung und Sterblichkeit in reichem Land: Abu Dhabi</w:t>
+        <w:t>Soziale Benachteiligung, Luftverschmutzung und metabolische Gesundheit</w:t>
       </w:r>
     </w:p>
     <w:p>
@@ -320,12 +320,12 @@
           <w:color w:val="666666"/>
           <w:sz w:val="18"/>
         </w:rPr>
-        <w:t>Wei T et al.  ·  Risk Anal  ·  Nov. 2026  ·  PMID 42872515</w:t>
+        <w:t>Ma Y et al.  ·  Front Endocrinol (Lausanne)  ·  30.09.2026  ·  PMID 42876562</w:t>
       </w:r>
     </w:p>
     <w:p>
       <w:r>
-        <w:t>Studie schätzte die Krankheitslast durch Feinstaub und Ozon in Abu Dhabi 2019–2022 und verglich sie mit Daten von 2008.</w:t>
+        <w:t>Multi-Datenbank-Observationsstudie zu gemeinsamen Assoziationen von Deprivation und Luftverschmutzung mit Leberfett und Adipositas bei Frauen mittleren und höheren Alters.</w:t>
       </w:r>
     </w:p>
     <w:p>
@@ -336,7 +336,7 @@
         <w:t xml:space="preserve">Ergebnis: </w:t>
       </w:r>
       <w:r>
-        <w:t>Zurechenbare Todesfälle stiegen von 231 (90%-UI 59–427) im Jahr 2008 auf 1.249 (90%-UI 507–2.169) im Mittel 2019–2022, trotz Investitionen in Luftqualitätsmanagemnet. Stadtgebiete mit höherer Schadstoffkonzentration zeigen höchste Risiken.</w:t>
+        <w:t>Bei 231.525 UK-Frauen: Jede Einheit höherer Deprivation assoziiert mit höherem Fatty Liver Index (β=1,114; 95%-KI 1,069–1,159) und höherer Odds für FLI≥60 (OR 1,080; 95%-KI 1,076–1,084). Luftverschmutzungseffekt auf FLI-Assoziation wurde nach Deprivationsadjustment attenuiert.</w:t>
       </w:r>
     </w:p>
     <w:p>
@@ -351,7 +351,7 @@
         <w:rPr>
           <w:sz w:val="19"/>
         </w:rPr>
-        <w:t>Wohlhabendes Land, andere Klimazone; Methodik und Monitoring-Ansatz übertragbar, nicht Schwellwerte.</w:t>
+        <w:t>UK Biobank, vergleichbares Klima und Versorgungssystem wie Deutschland</w:t>
       </w:r>
     </w:p>
     <w:p>
@@ -360,7 +360,7 @@
           <w:color w:val="5A7D3A"/>
           <w:sz w:val="18"/>
         </w:rPr>
-        <w:t>https://pubmed.ncbi.nlm.nih.gov/42872515/</w:t>
+        <w:t>https://pubmed.ncbi.nlm.nih.gov/42876562/</w:t>
       </w:r>
     </w:p>
     <w:p>
@@ -368,7 +368,7 @@
         <w:pStyle w:val="Heading2"/>
       </w:pPr>
       <w:r>
-        <w:t>Evaluationszeiträume bei Tabak-Kontrollrichtlinien in Nordamerika und Commonwealth</w:t>
+        <w:t>Rückgang häufiger Arten gefährdet Ökosysteme weltweit</w:t>
       </w:r>
     </w:p>
     <w:p>
@@ -378,12 +378,12 @@
           <w:color w:val="666666"/>
           <w:sz w:val="18"/>
         </w:rPr>
-        <w:t>Aziz H et al.  ·  Front Public Health  ·  29.09.2026  ·  PMID 42871433</w:t>
+        <w:t>Xu W et al.  ·  Nat Commun  ·  12.09.2026  ·  PMID 42869934</w:t>
       </w:r>
     </w:p>
     <w:p>
       <w:r>
-        <w:t>Systematische Übersicht der Evaluationsverzögerung zwischen Politikimplementierung und Messung von Verhaltenseffekten in Tabakkontrollstudien.</w:t>
+        <w:t>Hierarchische Bayesian-Synthese von Populationstrends aus 4.748 Standorten über 129 Studien zu Häufigkeitsveränderungen von Arten in Reaktion auf Klimawandel und anthropogene Treiber.</w:t>
       </w:r>
     </w:p>
     <w:p>
@@ -394,7 +394,7 @@
         <w:t xml:space="preserve">Ergebnis: </w:t>
       </w:r>
       <w:r>
-        <w:t>21 Studien analysiert: Rauchfrei-Richtlinien wurden früher evaluiert (6 Monate bis 1 Jahr), Einzelhandels- und Nikotin-Richtlinien später (≥1 Jahr). 90,5% der Studien zeigten niedriges Verzerrungsrisiko. Die meisten Studien berichteten positive Effekte nach Implementierung.</w:t>
+        <w:t>Konsistent stärkerer Rückgang anfangs häufiger Arten in Marine- und Terrestrisch-Ökosystemen; Süßwasser zeigt kein klares Muster. Klimaerwärmung und nicht-klimatische Menschendruck modulierten Trends, mit teilweise attenuierendem Effekt auf Verluste häufiger Arten (marine Systeme).</w:t>
       </w:r>
     </w:p>
     <w:p>
@@ -409,7 +409,7 @@
         <w:rPr>
           <w:sz w:val="19"/>
         </w:rPr>
-        <w:t>Kanada mit ähnlichem Gesundheitssystem; Evidenzlage für optimale Evaluationszeiträume nach Politiktyp relevant für deutsches Tabakkontroll-Monitoring.</w:t>
+        <w:t>Globale Daten mit Klimawandelbezug; funktionale Konsequenzen für Planetary Health relevant</w:t>
       </w:r>
     </w:p>
     <w:p>
@@ -418,7 +418,7 @@
           <w:color w:val="5A7D3A"/>
           <w:sz w:val="18"/>
         </w:rPr>
-        <w:t>https://pubmed.ncbi.nlm.nih.gov/42871433/</w:t>
+        <w:t>https://pubmed.ncbi.nlm.nih.gov/42869934/</w:t>
       </w:r>
     </w:p>
     <w:sectPr>

--- a/download/studien-aktuell.docx
+++ b/download/studien-aktuell.docx
@@ -62,7 +62,7 @@
           <w:color w:val="666666"/>
           <w:sz w:val="18"/>
         </w:rPr>
-        <w:t>Stand: 21.10.2026  |  6 Studien  |  klima.m-vf.de</w:t>
+        <w:t>Stand: 22.10.2026  |  6 Studien  |  klima.m-vf.de</w:t>
       </w:r>
     </w:p>
     <w:p>
@@ -70,7 +70,7 @@
         <w:pStyle w:val="Heading1"/>
       </w:pPr>
       <w:r>
-        <w:t>Aufgenommen am 21.10.2026</w:t>
+        <w:t>Aufgenommen am 22.10.2026</w:t>
       </w:r>
     </w:p>
     <w:p>
@@ -78,7 +78,7 @@
         <w:pStyle w:val="Heading2"/>
       </w:pPr>
       <w:r>
-        <w:t>Hitzebedingte Erkrankungen bei älteren Menschen und Notfallmedizin</w:t>
+        <w:t>Extremtemperaturen und Barrierefunktion: Mechanismen der Krankheitsentstehung</w:t>
       </w:r>
     </w:p>
     <w:p>
@@ -88,12 +88,12 @@
           <w:color w:val="666666"/>
           <w:sz w:val="18"/>
         </w:rPr>
-        <w:t>Simon EL et al.  ·  West J Emerg Med  ·  17.08.2026  ·  PMID 42900944</w:t>
+        <w:t>Ogulur I et al.  ·  Semin Immunopathol  ·  20.10.2026  ·  PMID 42902042</w:t>
       </w:r>
     </w:p>
     <w:p>
       <w:r>
-        <w:t>Narrative Review zu Vulnerabilität älterer Erwachsener gegenüber extremer Hitze und deren Folgen für Notaufnahmen sowie klinische und Public-Health-Strategien.</w:t>
+        <w:t>Narrative Übersichtsarbeit über die Mechanismen, durch die Hitze und Kälte die Epithelbarriere schädigen und über veränderte Barrierefunktion zu nichtübertragbaren Erkrankungen führen.</w:t>
       </w:r>
     </w:p>
     <w:p>
@@ -104,7 +104,7 @@
         <w:t xml:space="preserve">Ergebnis: </w:t>
       </w:r>
       <w:r>
-        <w:t>Älter Menschen zeigen erhöhte Hitzesterblichkeit und -morbidität durch physiologische Alterungsprozesse, Komorbiditäten und Polypharmaka. Empfohlen werden proaktive Prävention, frühe Erkennung und koordinierte Gemeinschaftsinterventionen als essentiell.</w:t>
+        <w:t>Extreme Temperaturen beeinträchtigen die Tight-Junction-Regulation, verursachen oxidativen Stress, Apoptose und Entzündung sowie Mikrobiom-Dysbiose – Effekte, die durch Luftverschmutzung, UV-Strahlung und Waldbrände verstärkt werden. Epidemiologische Evidenz zeigt Assoziationen zwischen Hitzewellen und Krankheitsexazerbationen sowie zwischen Kälteexposition und Infektions- oder Allergiereaktionen.</w:t>
       </w:r>
     </w:p>
     <w:p>
@@ -119,7 +119,7 @@
         <w:rPr>
           <w:sz w:val="19"/>
         </w:rPr>
-        <w:t>USA, gemäßigte Klimazone, Methodik und Risikogruppen-Prinzipien übertragbar</w:t>
+        <w:t>Systematische Pathophysiologie, Klimazone-unabhängig; Grundlage für Verständnis europäischer Hitzefolgen</w:t>
       </w:r>
     </w:p>
     <w:p>
@@ -128,7 +128,7 @@
           <w:color w:val="5A7D3A"/>
           <w:sz w:val="18"/>
         </w:rPr>
-        <w:t>https://pubmed.ncbi.nlm.nih.gov/42900944/</w:t>
+        <w:t>https://pubmed.ncbi.nlm.nih.gov/42902042/</w:t>
       </w:r>
     </w:p>
     <w:p>
@@ -136,7 +136,7 @@
         <w:pStyle w:val="Heading2"/>
       </w:pPr>
       <w:r>
-        <w:t>Steigende Temperaturen und Traumapräsentationen in der Notaufnahme</w:t>
+        <w:t>Neuausrichtung der Public Health angesichts von Klimawandel und Urbanisierung</w:t>
       </w:r>
     </w:p>
     <w:p>
@@ -146,12 +146,12 @@
           <w:color w:val="666666"/>
           <w:sz w:val="18"/>
         </w:rPr>
-        <w:t>Mosley GE et al.  ·  West J Emerg Med  ·  24.09.2026  ·  PMID 42900920</w:t>
+        <w:t>Galea S  ·  Lancet Public Health  ·  Nov. 2026  ·  PMID 42901192</w:t>
       </w:r>
     </w:p>
     <w:p>
       <w:r>
-        <w:t>Retrospektive Kohortenstudie zur Assoziation zwischen Tagestemperatur und Traumafallaufkommen, stratifiziert nach Verletzungsmechanismus.</w:t>
+        <w:t>Essay des renommierten Public-Health-Experten über fünf Megatrends – Bevölkerungsalterung, Urbanisierung, Klimawandel, verändernde Institutionenvertrauen, transformative Technologien – und fünf daraus folgende strategische Aspirationen für die Gesundheitspolitik.</w:t>
       </w:r>
     </w:p>
     <w:p>
@@ -162,7 +162,7 @@
         <w:t xml:space="preserve">Ergebnis: </w:t>
       </w:r>
       <w:r>
-        <w:t>Beide maximale und minimale Tagestemperaturen korrelierten positiv mit Traumaaktivierungen. Gewalttaten zeigten stärkste Assoziation: Im höchsten Temperaturquintil (&gt;83 °F) 83 % höhere Gewalttaumata (IRR 1,83; 95%-KI 1,46–2,29) vs. niedrigstem Quintil.</w:t>
+        <w:t>Zentrale Befunde: Klimawandel ist neben Bevölkerungsalterung und Urbanisierung einer der drei Haupttreiber für den Wandel der Krankheitslast (Zunahme nichtübertragbarer Erkrankungen, neurologische Erkrankungen, instabilere Infektionskrankheiten). Public Health muss sich auf Prävention nichtübertragbarer Krankheiten, Gesundheitsgerechtigkeit und Krisenresilienz konzentrieren.</w:t>
       </w:r>
     </w:p>
     <w:p>
@@ -177,7 +177,7 @@
         <w:rPr>
           <w:sz w:val="19"/>
         </w:rPr>
-        <w:t>USA-Daten, gemäßigte Klimazone; epidemiologische Methodik auf Deutschland übertragbar</w:t>
+        <w:t>Globale Public-Health-Strategie; Rahmensetzung für deutsche Gesundheitspolitik</w:t>
       </w:r>
     </w:p>
     <w:p>
@@ -186,7 +186,7 @@
           <w:color w:val="5A7D3A"/>
           <w:sz w:val="18"/>
         </w:rPr>
-        <w:t>https://pubmed.ncbi.nlm.nih.gov/42900920/</w:t>
+        <w:t>https://pubmed.ncbi.nlm.nih.gov/42901192/</w:t>
       </w:r>
     </w:p>
     <w:p>
@@ -194,7 +194,7 @@
         <w:pStyle w:val="Heading2"/>
       </w:pPr>
       <w:r>
-        <w:t>Kühlung mit Eiswasserbeuteln bei Hitzschlag im Notfalleinsatz</w:t>
+        <w:t>Nachhaltigkeitsschulung in der Notfallmedizin: Effekte auf Wissen und Verhalten</w:t>
       </w:r>
     </w:p>
     <w:p>
@@ -204,12 +204,12 @@
           <w:color w:val="666666"/>
           <w:sz w:val="18"/>
         </w:rPr>
-        <w:t>Zashin D et al.  ·  West J Emerg Med  ·  05.09.2026  ·  PMID 42900913</w:t>
+        <w:t>Ashkezari AD et al.  ·  West J Emerg Med  ·  10.08.2026  ·  PMID 42900914</w:t>
       </w:r>
     </w:p>
     <w:p>
       <w:r>
-        <w:t>Randomisierte Crossover-Studie zur Abkühlungsrate bei Patienten mit belastungsbedingter Hyperthermie mittels Eiswasserbeutel gegenüber Kontrollbedingung.</w:t>
+        <w:t>Prospektive Vor-Nachher-Studie zur Wirksamkeit eines Kurzvideos über nachhaltige Klinikpraxis bei US-amerikanischen Notfallmedizinern (N=34).</w:t>
       </w:r>
     </w:p>
     <w:p>
@@ -220,7 +220,7 @@
         <w:t xml:space="preserve">Ergebnis: </w:t>
       </w:r>
       <w:r>
-        <w:t>Eiswasserbeutel (partielle Immersion) erreichten Abkühlungsrate von 0,102 °C/min vs. 0,040 °C/min in Kontrolle (95%-KI 0,030–0,095; p=0,002). Kühlzeit 13,2 min vs. 27,6 min (p=0,002).</w:t>
+        <w:t>Wissenswerte stiegen von 55,0% auf 68,0% unmittelbar nach der Intervention (p&lt;0,001) und blieben bei 65,0% nach einem Monat erhöht (p=0,003). Einstellungen verbesserten sich signifikant (p=0,001). Bei Verhaltensänderungen zeigten sich Verbesserungen: bevorzugte Verordnung von Pulverinhalatoren stieg von 12,0% auf 37,0% (p&lt;0,050), Müllvermeidungsbestrebungen von 56,0% auf 87,0% (p&lt;0,050).</w:t>
       </w:r>
     </w:p>
     <w:p>
@@ -235,7 +235,7 @@
         <w:rPr>
           <w:sz w:val="19"/>
         </w:rPr>
-        <w:t>USA, praktische Notfall-Intervention; Methode für Hitzschlag-Protokolle relevant</w:t>
+        <w:t>USA-Gesundheitswesen, aber Transfer-Methodik auf deutsches Klinikmanagement anwendbar</w:t>
       </w:r>
     </w:p>
     <w:p>
@@ -244,7 +244,7 @@
           <w:color w:val="5A7D3A"/>
           <w:sz w:val="18"/>
         </w:rPr>
-        <w:t>https://pubmed.ncbi.nlm.nih.gov/42900913/</w:t>
+        <w:t>https://pubmed.ncbi.nlm.nih.gov/42900914/</w:t>
       </w:r>
     </w:p>
     <w:p>
@@ -252,7 +252,7 @@
         <w:pStyle w:val="Heading2"/>
       </w:pPr>
       <w:r>
-        <w:t>Gerechtigkeit und Chancengleichheit in klimabedingten Katastrophen</w:t>
+        <w:t>Erhitzte Tabakprodukte: Reduktion von Emissionen ohne bewiesene klinische Vorteile</w:t>
       </w:r>
     </w:p>
     <w:p>
@@ -262,12 +262,12 @@
           <w:color w:val="666666"/>
           <w:sz w:val="18"/>
         </w:rPr>
-        <w:t>Mundo W et al.  ·  West J Emerg Med  ·  10.08.2026  ·  PMID 42900907</w:t>
+        <w:t>Bisht A et al.  ·  Front Public Health  ·  21.09.2026  ·  PMID 42835745</w:t>
       </w:r>
     </w:p>
     <w:p>
       <w:r>
-        <w:t>Narrative Review zu Verdrängung und Vulnerabilität durch klimabedingte Katastrophen mit fokus auf Implementationswissenschaft und Equity in Notfall- und Recovery-Prozessen.</w:t>
+        <w:t>Narrative Übersichtsarbeit zu Zusammensetzung, Exposition und Gesundheitsfolgen erhitzter Tabakprodukte (HTPs) im Vergleich zu Zigaretten auf vier Ebenen: Produktemissionen, Biomarker der Humanexposition, individuelle Krankheitsrisiken und Bevölkerungsgesundheitsfolgen.</w:t>
       </w:r>
     </w:p>
     <w:p>
@@ -278,7 +278,7 @@
         <w:t xml:space="preserve">Ergebnis: </w:t>
       </w:r>
       <w:r>
-        <w:t>Studie identifiziert Sprachenbarrieren, Fragmentierung von Recovery-Maßnahmen und unzureichende Dokumentation als zentrale operative Hürden. Empfohlen: mehrsprachige Warnsysteme, Dolmetscher-bereite Triage, mobile Kliniken und Policy-Änderungen für vulnerable Gruppen.</w:t>
+        <w:t>HTPs reduzieren zwar einige Verbrennungstoxine im Vergleich zu Zigaretten, sind aber nicht risikofrei. Reduzierte Emissionen und Biomarker belegen nicht automatisch reduzierte klinische Erkrankungen oder Mortalität. Die Bevölkerungsgesundheitsfolgen hängen ab von: Aufnahmemuster, sozialen Kontexten, Nutzungsfrequenz, exklusiv vs. Dual-Konsum, Vorerkrankungen, regulatorischer Umgebung. Bisher keine ausreichende Langzeitepidemiologie.</w:t>
       </w:r>
     </w:p>
     <w:p>
@@ -293,7 +293,7 @@
         <w:rPr>
           <w:sz w:val="19"/>
         </w:rPr>
-        <w:t>USA/Kanada, Implementationsmethoden und Equity-Rahmenbau klimagerecht</w:t>
+        <w:t>Globale Evidenz, Methodik auf deutsches Tabakkontroll-Setting übertragbar</w:t>
       </w:r>
     </w:p>
     <w:p>
@@ -302,7 +302,7 @@
           <w:color w:val="5A7D3A"/>
           <w:sz w:val="18"/>
         </w:rPr>
-        <w:t>https://pubmed.ncbi.nlm.nih.gov/42900907/</w:t>
+        <w:t>https://pubmed.ncbi.nlm.nih.gov/42835745/</w:t>
       </w:r>
     </w:p>
     <w:p>
@@ -310,7 +310,7 @@
         <w:pStyle w:val="Heading2"/>
       </w:pPr>
       <w:r>
-        <w:t>Soziale Benachteiligung, Luftverschmutzung und metabolische Gesundheit</w:t>
+        <w:t>Social Prescribing: Gemeinderessourcen als Antwort auf Systemlastgrenzen</w:t>
       </w:r>
     </w:p>
     <w:p>
@@ -320,12 +320,12 @@
           <w:color w:val="666666"/>
           <w:sz w:val="18"/>
         </w:rPr>
-        <w:t>Ma Y et al.  ·  Front Endocrinol (Lausanne)  ·  30.09.2026  ·  PMID 42876562</w:t>
+        <w:t>Mulligan K  ·  Healthc Pap  ·  Juni 2026  ·  PMID 42834014</w:t>
       </w:r>
     </w:p>
     <w:p>
       <w:r>
-        <w:t>Multi-Datenbank-Observationsstudie zu gemeinsamen Assoziationen von Deprivation und Luftverschmutzung mit Leberfett und Adipositas bei Frauen mittleren und höheren Alters.</w:t>
+        <w:t>Strategiepapier über Social Prescribing als strukturierte Verbindung von Patient:innen mit Gemeinderessourcen durch Linkworker; Analyse für kanadisches Gesundheitssystem unter Berücksichtigung von Klimawandel-Resilienz und Health Equity.</w:t>
       </w:r>
     </w:p>
     <w:p>
@@ -336,7 +336,7 @@
         <w:t xml:space="preserve">Ergebnis: </w:t>
       </w:r>
       <w:r>
-        <w:t>Bei 231.525 UK-Frauen: Jede Einheit höherer Deprivation assoziiert mit höherem Fatty Liver Index (β=1,114; 95%-KI 1,069–1,159) und höherer Odds für FLI≥60 (OR 1,080; 95%-KI 1,076–1,084). Luftverschmutzungseffekt auf FLI-Assoziation wurde nach Deprivationsadjustment attenuiert.</w:t>
+        <w:t>Modellierung zeigt potenziellen ROI von 4,43 Dollar pro investiertem Dollar. Kanadas System ist an Grenzen angekommen (400 Mrd. CA$/Jahr, 20% ohne Hausarzt, Notfalloverlauf, persistente Health Inequities). Social Prescribing adressiert Systemlastgrenzen durch Umleitung öffentlicher Investitionen in Gemeindeinfrastruktur und bietet Resilienz gegen Klimawandel, Handelsinstabilität und geopolitische Unsicherheit.</w:t>
       </w:r>
     </w:p>
     <w:p>
@@ -351,7 +351,7 @@
         <w:rPr>
           <w:sz w:val="19"/>
         </w:rPr>
-        <w:t>UK Biobank, vergleichbares Klima und Versorgungssystem wie Deutschland</w:t>
+        <w:t>Kanada (gemäßigte Klimazone, hohe Systemvergleichbarkeit mit Deutschland)</w:t>
       </w:r>
     </w:p>
     <w:p>
@@ -360,7 +360,7 @@
           <w:color w:val="5A7D3A"/>
           <w:sz w:val="18"/>
         </w:rPr>
-        <w:t>https://pubmed.ncbi.nlm.nih.gov/42876562/</w:t>
+        <w:t>https://pubmed.ncbi.nlm.nih.gov/42834014/</w:t>
       </w:r>
     </w:p>
     <w:p>
@@ -368,7 +368,7 @@
         <w:pStyle w:val="Heading2"/>
       </w:pPr>
       <w:r>
-        <w:t>Rückgang häufiger Arten gefährdet Ökosysteme weltweit</w:t>
+        <w:t>Expertenkonsens für vergleichbare Messung von Passivrauchexposition</w:t>
       </w:r>
     </w:p>
     <w:p>
@@ -378,12 +378,12 @@
           <w:color w:val="666666"/>
           <w:sz w:val="18"/>
         </w:rPr>
-        <w:t>Xu W et al.  ·  Nat Commun  ·  12.09.2026  ·  PMID 42869934</w:t>
+        <w:t>Teijeiro A et al.  ·  Pulmonology  ·  21.08.2026  ·  PMID 42625490</w:t>
       </w:r>
     </w:p>
     <w:p>
       <w:r>
-        <w:t>Hierarchische Bayesian-Synthese von Populationstrends aus 4.748 Standorten über 129 Studien zu Häufigkeitsveränderungen von Arten in Reaktion auf Klimawandel und anthropogene Treiber.</w:t>
+        <w:t>Zwei-Runden-Delphi-Studie mit Expert:innen aus Portugal und Brasilien zur Standardisierung von Fragebogenkonzepten für Passivrauch-Exposition in epidemiologischen Erhebungen.</w:t>
       </w:r>
     </w:p>
     <w:p>
@@ -394,7 +394,7 @@
         <w:t xml:space="preserve">Ergebnis: </w:t>
       </w:r>
       <w:r>
-        <w:t>Konsistent stärkerer Rückgang anfangs häufiger Arten in Marine- und Terrestrisch-Ökosystemen; Süßwasser zeigt kein klares Muster. Klimaerwärmung und nicht-klimatische Menschendruck modulierten Trends, mit teilweise attenuierendem Effekt auf Verluste häufiger Arten (marine Systeme).</w:t>
+        <w:t>Expert:innen einigten sich auf zentrale Messkonzepte: Exposition sollte in spezifischen Settings erfasst werden (Zuhause, Arbeitsplatz, öffentliche/private Verkehrsmittel, Freizeit); Recall-Fragen sollten Stunden indoors/outdoors an Arbeits- und Nicht-Arbeitstagen im letzten Monat abfragen; Expositionsintensität durch Raucheranteil oder wahrgenommene Rauchbelastung beurteilt werden. Länderunterschiede waren minimal. Standardisierte Fragebogen ermöglichen vergleichbare Datenerhebung für evidenzbasierte Tabakpolitik.</w:t>
       </w:r>
     </w:p>
     <w:p>
@@ -409,7 +409,7 @@
         <w:rPr>
           <w:sz w:val="19"/>
         </w:rPr>
-        <w:t>Globale Daten mit Klimawandelbezug; funktionale Konsequenzen für Planetary Health relevant</w:t>
+        <w:t>Portugal (EU-Mitgliedstaat), vergleichbares Gesundheitswesen und Klimazone</w:t>
       </w:r>
     </w:p>
     <w:p>
@@ -418,7 +418,7 @@
           <w:color w:val="5A7D3A"/>
           <w:sz w:val="18"/>
         </w:rPr>
-        <w:t>https://pubmed.ncbi.nlm.nih.gov/42869934/</w:t>
+        <w:t>https://pubmed.ncbi.nlm.nih.gov/42625490/</w:t>
       </w:r>
     </w:p>
     <w:sectPr>

--- a/download/studien-aktuell.docx
+++ b/download/studien-aktuell.docx
@@ -62,7 +62,7 @@
           <w:color w:val="666666"/>
           <w:sz w:val="18"/>
         </w:rPr>
-        <w:t>Stand: 22.10.2026  |  6 Studien  |  klima.m-vf.de</w:t>
+        <w:t>Stand: 23.10.2026  |  5 Studien  |  klima.m-vf.de</w:t>
       </w:r>
     </w:p>
     <w:p>
@@ -70,7 +70,7 @@
         <w:pStyle w:val="Heading1"/>
       </w:pPr>
       <w:r>
-        <w:t>Aufgenommen am 22.10.2026</w:t>
+        <w:t>Aufgenommen am 23.10.2026</w:t>
       </w:r>
     </w:p>
     <w:p>
@@ -78,7 +78,7 @@
         <w:pStyle w:val="Heading2"/>
       </w:pPr>
       <w:r>
-        <w:t>Extremtemperaturen und Barrierefunktion: Mechanismen der Krankheitsentstehung</w:t>
+        <w:t>PM₂,₅-Exposition erhöht Sterblichkeit bei älteren Menschen in Beijing</w:t>
       </w:r>
     </w:p>
     <w:p>
@@ -88,12 +88,12 @@
           <w:color w:val="666666"/>
           <w:sz w:val="18"/>
         </w:rPr>
-        <w:t>Ogulur I et al.  ·  Semin Immunopathol  ·  20.10.2026  ·  PMID 42902042</w:t>
+        <w:t>Wan YH et al.  ·  Zhonghua Liu Xing Bing Xue Za Zhi  ·  10.10.2026  ·  PMID 42907183</w:t>
       </w:r>
     </w:p>
     <w:p>
       <w:r>
-        <w:t>Narrative Übersichtsarbeit über die Mechanismen, durch die Hitze und Kälte die Epithelbarriere schädigen und über veränderte Barrierefunktion zu nichtübertragbaren Erkrankungen führen.</w:t>
+        <w:t>Kohortenstudie mit 3.472 älteren Stadtbewohnern in Beijing analysierte Assoziationen zwischen Feinstaubexposition (2010–2014) und all-cause sowie kardiovaskulärer Mortalität mit Analyse von Interaktionen mit körperlicher Aktivität.</w:t>
       </w:r>
     </w:p>
     <w:p>
@@ -104,7 +104,7 @@
         <w:t xml:space="preserve">Ergebnis: </w:t>
       </w:r>
       <w:r>
-        <w:t>Extreme Temperaturen beeinträchtigen die Tight-Junction-Regulation, verursachen oxidativen Stress, Apoptose und Entzündung sowie Mikrobiom-Dysbiose – Effekte, die durch Luftverschmutzung, UV-Strahlung und Waldbrände verstärkt werden. Epidemiologische Evidenz zeigt Assoziationen zwischen Hitzewellen und Krankheitsexazerbationen sowie zwischen Kälteexposition und Infektions- oder Allergiereaktionen.</w:t>
+        <w:t>Jede 1 μg/m³ PM₂,₅-Steigerung erhöhte All-cause-Mortalitätsrisiko um 5,3 % (HR=1,053; 95%-KI: 1,026–1,080) und kardiovaskuläres Risiko um 4,6 % (HR=1,046; 95%-KI: 1,001–1,100). Ohne Außenaktivität: 8,7 % Risikoerhöhung; mit regelmäßiger Aktivität: nur 2,6 % Erhöhung. Mittlere PM₂,₅-Konzentration war 79,80 μg/m³ (WHO-Grenzwert: 35 μg/m³).</w:t>
       </w:r>
     </w:p>
     <w:p>
@@ -119,7 +119,7 @@
         <w:rPr>
           <w:sz w:val="19"/>
         </w:rPr>
-        <w:t>Systematische Pathophysiologie, Klimazone-unabhängig; Grundlage für Verständnis europäischer Hitzefolgen</w:t>
+        <w:t>China, gemäßigte Zone; Dosis-Wirkungs-Beziehung erkennbar, absolute Schwellenwerte nicht auf Deutschland übertragbar</w:t>
       </w:r>
     </w:p>
     <w:p>
@@ -128,7 +128,7 @@
           <w:color w:val="5A7D3A"/>
           <w:sz w:val="18"/>
         </w:rPr>
-        <w:t>https://pubmed.ncbi.nlm.nih.gov/42902042/</w:t>
+        <w:t>https://pubmed.ncbi.nlm.nih.gov/42907183/</w:t>
       </w:r>
     </w:p>
     <w:p>
@@ -136,7 +136,7 @@
         <w:pStyle w:val="Heading2"/>
       </w:pPr>
       <w:r>
-        <w:t>Neuausrichtung der Public Health angesichts von Klimawandel und Urbanisierung</w:t>
+        <w:t>Klimastress und Infektionen gefährden Arbeiter in Niedriglohnländern</w:t>
       </w:r>
     </w:p>
     <w:p>
@@ -146,12 +146,12 @@
           <w:color w:val="666666"/>
           <w:sz w:val="18"/>
         </w:rPr>
-        <w:t>Galea S  ·  Lancet Public Health  ·  Nov. 2026  ·  PMID 42901192</w:t>
+        <w:t>Odud MA et al.  ·  PLoS One  ·  21.10.2026  ·  PMID 42905761</w:t>
       </w:r>
     </w:p>
     <w:p>
       <w:r>
-        <w:t>Essay des renommierten Public-Health-Experten über fünf Megatrends – Bevölkerungsalterung, Urbanisierung, Klimawandel, verändernde Institutionenvertrauen, transformative Technologien – und fünf daraus folgende strategische Aspirationen für die Gesundheitspolitik.</w:t>
+        <w:t>Scoping Review (PRISMA-ScR; 10 von 612 geprüften Quellen) untersuchte Konvergenz von klimabezogenen und infektionsbezogenen Stressoren und deren Auswirkungen auf Arbeiter in Hochrisikoberufen (2020–2025).</w:t>
       </w:r>
     </w:p>
     <w:p>
@@ -162,7 +162,7 @@
         <w:t xml:space="preserve">Ergebnis: </w:t>
       </w:r>
       <w:r>
-        <w:t>Zentrale Befunde: Klimawandel ist neben Bevölkerungsalterung und Urbanisierung einer der drei Haupttreiber für den Wandel der Krankheitslast (Zunahme nichtübertragbarer Erkrankungen, neurologische Erkrankungen, instabilere Infektionskrankheiten). Public Health muss sich auf Prävention nichtübertragbarer Krankheiten, Gesundheitsgerechtigkeit und Krisenresilienz konzentrieren.</w:t>
+        <w:t>Klima- und Infektionsstressoren verstärken sich gegenseitig und erhöhen physische, umweltbezogene und psychosoziale Belastungen. Besonders gefährdet: Migrantenarbeiter, informal Beschäftigte, Niedrigeinkommensgruppen, Ältere, Frauen und Saisonarbeiter. Nur 9 % der Studien beinhalteten Schutzmaßnahmen; fragmentierte Politikansätze.</w:t>
       </w:r>
     </w:p>
     <w:p>
@@ -177,7 +177,7 @@
         <w:rPr>
           <w:sz w:val="19"/>
         </w:rPr>
-        <w:t>Globale Public-Health-Strategie; Rahmensetzung für deutsche Gesundheitspolitik</w:t>
+        <w:t>Globale Perspektive; Vulnerabilitätsmuster und integrierte Ansätze methodisch übertragbar auf Deutschland</w:t>
       </w:r>
     </w:p>
     <w:p>
@@ -186,7 +186,7 @@
           <w:color w:val="5A7D3A"/>
           <w:sz w:val="18"/>
         </w:rPr>
-        <w:t>https://pubmed.ncbi.nlm.nih.gov/42901192/</w:t>
+        <w:t>https://pubmed.ncbi.nlm.nih.gov/42905761/</w:t>
       </w:r>
     </w:p>
     <w:p>
@@ -194,7 +194,7 @@
         <w:pStyle w:val="Heading2"/>
       </w:pPr>
       <w:r>
-        <w:t>Nachhaltigkeitsschulung in der Notfallmedizin: Effekte auf Wissen und Verhalten</w:t>
+        <w:t>Innenraumhitze erhöht Mortalitätsrisiko stärker als Außentemperatur</w:t>
       </w:r>
     </w:p>
     <w:p>
@@ -204,12 +204,12 @@
           <w:color w:val="666666"/>
           <w:sz w:val="18"/>
         </w:rPr>
-        <w:t>Ashkezari AD et al.  ·  West J Emerg Med  ·  10.08.2026  ·  PMID 42900914</w:t>
+        <w:t>Ibbetson A et al.  ·  Risk Anal  ·  Nov. 2026  ·  PMID 42904486</w:t>
       </w:r>
     </w:p>
     <w:p>
       <w:r>
-        <w:t>Prospektive Vor-Nachher-Studie zur Wirksamkeit eines Kurzvideos über nachhaltige Klinikpraxis bei US-amerikanischen Notfallmedizinern (N=34).</w:t>
+        <w:t>Mathematische Modellierungsstudie entwickelt neuartigen Ansatz zur Abbildung von Innenraumhitze-Mortalitäts-Beziehungen auf Basis epidemiologischer Außentemperatur-Daten unter Berücksichtigung der Gebäudedämmung.</w:t>
       </w:r>
     </w:p>
     <w:p>
@@ -220,7 +220,7 @@
         <w:t xml:space="preserve">Ergebnis: </w:t>
       </w:r>
       <w:r>
-        <w:t>Wissenswerte stiegen von 55,0% auf 68,0% unmittelbar nach der Intervention (p&lt;0,001) und blieben bei 65,0% nach einem Monat erhöht (p=0,003). Einstellungen verbesserten sich signifikant (p=0,001). Bei Verhaltensänderungen zeigten sich Verbesserungen: bevorzugte Verordnung von Pulverinhalatoren stieg von 12,0% auf 37,0% (p&lt;0,050), Müllvermeidungsbestrebungen von 56,0% auf 87,0% (p&lt;0,050).</w:t>
+        <w:t>Modell zeigt, dass Änderungen der Innenraumtemperatur stärkere Mortalitätsveränderungen bewirken als gleiche Außentemperaturänderungen. Dies liegt an der modifizierenden Wirkung von Gebäuden auf die Temperaturexposition und hat Implikationen für die Bewertung von Gesundheitseffekten bei Innenraum-Hitzeexposition.</w:t>
       </w:r>
     </w:p>
     <w:p>
@@ -235,7 +235,7 @@
         <w:rPr>
           <w:sz w:val="19"/>
         </w:rPr>
-        <w:t>USA-Gesundheitswesen, aber Transfer-Methodik auf deutsches Klinikmanagement anwendbar</w:t>
+        <w:t>Großbritannien; theoretischer Rahmen universal, gebäudespezifische Parameter müssen für Deutschland angepasst werden</w:t>
       </w:r>
     </w:p>
     <w:p>
@@ -244,7 +244,7 @@
           <w:color w:val="5A7D3A"/>
           <w:sz w:val="18"/>
         </w:rPr>
-        <w:t>https://pubmed.ncbi.nlm.nih.gov/42900914/</w:t>
+        <w:t>https://pubmed.ncbi.nlm.nih.gov/42904486/</w:t>
       </w:r>
     </w:p>
     <w:p>
@@ -252,7 +252,7 @@
         <w:pStyle w:val="Heading2"/>
       </w:pPr>
       <w:r>
-        <w:t>Erhitzte Tabakprodukte: Reduktion von Emissionen ohne bewiesene klinische Vorteile</w:t>
+        <w:t>Extremtemperaturen erhöhen Arbeitsunfälle in lateinamerikanischer Metropole</w:t>
       </w:r>
     </w:p>
     <w:p>
@@ -262,12 +262,12 @@
           <w:color w:val="666666"/>
           <w:sz w:val="18"/>
         </w:rPr>
-        <w:t>Bisht A et al.  ·  Front Public Health  ·  21.09.2026  ·  PMID 42835745</w:t>
+        <w:t>Vilasau R et al.  ·  Environ Res  ·  15.11.2026  ·  PMID 42838200</w:t>
       </w:r>
     </w:p>
     <w:p>
       <w:r>
-        <w:t>Narrative Übersichtsarbeit zu Zusammensetzung, Exposition und Gesundheitsfolgen erhitzter Tabakprodukte (HTPs) im Vergleich zu Zigaretten auf vier Ebenen: Produktemissionen, Biomarker der Humanexposition, individuelle Krankheitsrisiken und Bevölkerungsgesundheitsfolgen.</w:t>
+        <w:t>Fallüberkreuzungs-Studie mit 603.676 Arbeitsunfällen in Santiago untersuchte Hitzewellen- und Kälteeffekte auf Verletzungsrisiken in verschiedenen Wirtschaftssektoren (2012–2019).</w:t>
       </w:r>
     </w:p>
     <w:p>
@@ -278,7 +278,7 @@
         <w:t xml:space="preserve">Ergebnis: </w:t>
       </w:r>
       <w:r>
-        <w:t>HTPs reduzieren zwar einige Verbrennungstoxine im Vergleich zu Zigaretten, sind aber nicht risikofrei. Reduzierte Emissionen und Biomarker belegen nicht automatisch reduzierte klinische Erkrankungen oder Mortalität. Die Bevölkerungsgesundheitsfolgen hängen ab von: Aufnahmemuster, sozialen Kontexten, Nutzungsfrequenz, exklusiv vs. Dual-Konsum, Vorerkrankungen, regulatorischer Umgebung. Bisher keine ausreichende Langzeitepidemiologie.</w:t>
+        <w:t>Extreme Hitze erhöhte das Verletzungsrisiko im Hotel-Sektor (RR=1,36; 95%-KI: 1,09–1,70) und Verkehr (RR=1,25; 95%-KI: 1,02–1,53). Extreme Kälte erhöhte Risiko in Industrie (RR=1,18; 95%-KI: 1,06–1,32) und Bau (RR=1,12; 95%-KI: 1,02–1,24). Insgesamt 5.542 Verletzungen waren auf nicht-optimale Temperaturen zurückzuführen.</w:t>
       </w:r>
     </w:p>
     <w:p>
@@ -293,7 +293,7 @@
         <w:rPr>
           <w:sz w:val="19"/>
         </w:rPr>
-        <w:t>Globale Evidenz, Methodik auf deutsches Tabakkontroll-Setting übertragbar</w:t>
+        <w:t>Südamerika, temperate Zone; Methodik und Sektor-Differenzierung übertragbar, absolute Schwellenwerte nicht</w:t>
       </w:r>
     </w:p>
     <w:p>
@@ -302,7 +302,7 @@
           <w:color w:val="5A7D3A"/>
           <w:sz w:val="18"/>
         </w:rPr>
-        <w:t>https://pubmed.ncbi.nlm.nih.gov/42835745/</w:t>
+        <w:t>https://pubmed.ncbi.nlm.nih.gov/42838200/</w:t>
       </w:r>
     </w:p>
     <w:p>
@@ -310,7 +310,7 @@
         <w:pStyle w:val="Heading2"/>
       </w:pPr>
       <w:r>
-        <w:t>Social Prescribing: Gemeinderessourcen als Antwort auf Systemlastgrenzen</w:t>
+        <w:t>Wüstenstaub und Hitze verschlechtern Lungenfunktion bei Kindern mit Asthma</w:t>
       </w:r>
     </w:p>
     <w:p>
@@ -320,12 +320,12 @@
           <w:color w:val="666666"/>
           <w:sz w:val="18"/>
         </w:rPr>
-        <w:t>Mulligan K  ·  Healthc Pap  ·  Juni 2026  ·  PMID 42834014</w:t>
+        <w:t>Qian Y et al.  ·  Environ Res  ·  15.11.2026  ·  PMID 42838195</w:t>
       </w:r>
     </w:p>
     <w:p>
       <w:r>
-        <w:t>Strategiepapier über Social Prescribing als strukturierte Verbindung von Patient:innen mit Gemeinderessourcen durch Linkworker; Analyse für kanadisches Gesundheitssystem unter Berücksichtigung von Klimawandel-Resilienz und Health Equity.</w:t>
+        <w:t>Sekundäranalyse untersuchte Assoziationen zwischen Wüstenstaubexposition, Temperatur und Lungenfunktion bei 135 asthmatischen Kindern in Zypern und Kreta während der Staubsaison 2019 und 2021.</w:t>
       </w:r>
     </w:p>
     <w:p>
@@ -336,7 +336,7 @@
         <w:t xml:space="preserve">Ergebnis: </w:t>
       </w:r>
       <w:r>
-        <w:t>Modellierung zeigt potenziellen ROI von 4,43 Dollar pro investiertem Dollar. Kanadas System ist an Grenzen angekommen (400 Mrd. CA$/Jahr, 20% ohne Hausarzt, Notfalloverlauf, persistente Health Inequities). Social Prescribing adressiert Systemlastgrenzen durch Umleitung öffentlicher Investitionen in Gemeindeinfrastruktur und bietet Resilienz gegen Klimawandel, Handelsinstabilität und geopolitische Unsicherheit.</w:t>
+        <w:t>Kumulativer Wüstenstaub war mit -3,52 mL (95%-KI: -5,90, -1,14) FEV₁-Abnahme pro Staubtag verbunden. Temperaturanstieg um 5 °C war mit -19,77 mL FEV₁-Abnahme (95%-KI: -37,91, -1,63) und -0,81 % FEV₁/FVC-Reduktion (95%-KI: -1,36, -0,25) assoziiert. Sowohl Staubexposition als auch Hitze zeigten inverse Assoziationen mit Lungenfunktionsparametern.</w:t>
       </w:r>
     </w:p>
     <w:p>
@@ -351,7 +351,7 @@
         <w:rPr>
           <w:sz w:val="19"/>
         </w:rPr>
-        <w:t>Kanada (gemäßigte Klimazone, hohe Systemvergleichbarkeit mit Deutschland)</w:t>
+        <w:t>Südeuropa; Klimazone und Expositionspathways relevant für Mittelmeerregion, Übertragung auf Deutschland begrenzt</w:t>
       </w:r>
     </w:p>
     <w:p>
@@ -360,65 +360,7 @@
           <w:color w:val="5A7D3A"/>
           <w:sz w:val="18"/>
         </w:rPr>
-        <w:t>https://pubmed.ncbi.nlm.nih.gov/42834014/</w:t>
-      </w:r>
-    </w:p>
-    <w:p>
-      <w:pPr>
-        <w:pStyle w:val="Heading2"/>
-      </w:pPr>
-      <w:r>
-        <w:t>Expertenkonsens für vergleichbare Messung von Passivrauchexposition</w:t>
-      </w:r>
-    </w:p>
-    <w:p>
-      <w:r>
-        <w:rPr>
-          <w:i/>
-          <w:color w:val="666666"/>
-          <w:sz w:val="18"/>
-        </w:rPr>
-        <w:t>Teijeiro A et al.  ·  Pulmonology  ·  21.08.2026  ·  PMID 42625490</w:t>
-      </w:r>
-    </w:p>
-    <w:p>
-      <w:r>
-        <w:t>Zwei-Runden-Delphi-Studie mit Expert:innen aus Portugal und Brasilien zur Standardisierung von Fragebogenkonzepten für Passivrauch-Exposition in epidemiologischen Erhebungen.</w:t>
-      </w:r>
-    </w:p>
-    <w:p>
-      <w:r>
-        <w:rPr>
-          <w:b/>
-        </w:rPr>
-        <w:t xml:space="preserve">Ergebnis: </w:t>
-      </w:r>
-      <w:r>
-        <w:t>Expert:innen einigten sich auf zentrale Messkonzepte: Exposition sollte in spezifischen Settings erfasst werden (Zuhause, Arbeitsplatz, öffentliche/private Verkehrsmittel, Freizeit); Recall-Fragen sollten Stunden indoors/outdoors an Arbeits- und Nicht-Arbeitstagen im letzten Monat abfragen; Expositionsintensität durch Raucheranteil oder wahrgenommene Rauchbelastung beurteilt werden. Länderunterschiede waren minimal. Standardisierte Fragebogen ermöglichen vergleichbare Datenerhebung für evidenzbasierte Tabakpolitik.</w:t>
-      </w:r>
-    </w:p>
-    <w:p>
-      <w:r>
-        <w:rPr>
-          <w:b/>
-          <w:sz w:val="19"/>
-        </w:rPr>
-        <w:t xml:space="preserve">Übertragbarkeit: </w:t>
-      </w:r>
-      <w:r>
-        <w:rPr>
-          <w:sz w:val="19"/>
-        </w:rPr>
-        <w:t>Portugal (EU-Mitgliedstaat), vergleichbares Gesundheitswesen und Klimazone</w:t>
-      </w:r>
-    </w:p>
-    <w:p>
-      <w:r>
-        <w:rPr>
-          <w:color w:val="5A7D3A"/>
-          <w:sz w:val="18"/>
-        </w:rPr>
-        <w:t>https://pubmed.ncbi.nlm.nih.gov/42625490/</w:t>
+        <w:t>https://pubmed.ncbi.nlm.nih.gov/42838195/</w:t>
       </w:r>
     </w:p>
     <w:sectPr>

--- a/download/studien-aktuell.docx
+++ b/download/studien-aktuell.docx
@@ -62,7 +62,7 @@
           <w:color w:val="666666"/>
           <w:sz w:val="18"/>
         </w:rPr>
-        <w:t>Stand: 23.10.2026  |  5 Studien  |  klima.m-vf.de</w:t>
+        <w:t>Stand: 24.10.2026  |  5 Studien  |  klima.m-vf.de</w:t>
       </w:r>
     </w:p>
     <w:p>
@@ -70,7 +70,7 @@
         <w:pStyle w:val="Heading1"/>
       </w:pPr>
       <w:r>
-        <w:t>Aufgenommen am 23.10.2026</w:t>
+        <w:t>Aufgenommen am 24.10.2026</w:t>
       </w:r>
     </w:p>
     <w:p>
@@ -78,7 +78,7 @@
         <w:pStyle w:val="Heading2"/>
       </w:pPr>
       <w:r>
-        <w:t>PM₂,₅-Exposition erhöht Sterblichkeit bei älteren Menschen in Beijing</w:t>
+        <w:t>Waldbrände, Nahrungsunsicherheit und sexuelle Gesundheit von Jugendlichen in der kanadischen Arktis</w:t>
       </w:r>
     </w:p>
     <w:p>
@@ -88,12 +88,12 @@
           <w:color w:val="666666"/>
           <w:sz w:val="18"/>
         </w:rPr>
-        <w:t>Wan YH et al.  ·  Zhonghua Liu Xing Bing Xue Za Zhi  ·  10.10.2026  ·  PMID 42907183</w:t>
+        <w:t>Logie CH et al.  ·  J Int Assoc Provid AIDS Care  ·  22.10.2026  ·  PMID 42912890</w:t>
       </w:r>
     </w:p>
     <w:p>
       <w:r>
-        <w:t>Kohortenstudie mit 3.472 älteren Stadtbewohnern in Beijing analysierte Assoziationen zwischen Feinstaubexposition (2010–2014) und all-cause sowie kardiovaskulärer Mortalität mit Analyse von Interaktionen mit körperlicher Aktivität.</w:t>
+        <w:t>Strukturgleichungsmodell-Analyse bei 290 Jugendlichen (13–18 Jahre) in 12 Gemeinden der Nordwest-Territorien zur indirekten Assoziation zwischen Waldbrand-Traumaexposition, Nahrungsunsicherheit, Selbstwertgefühl und Kondomgebrauchssicherheit.</w:t>
       </w:r>
     </w:p>
     <w:p>
@@ -104,7 +104,7 @@
         <w:t xml:space="preserve">Ergebnis: </w:t>
       </w:r>
       <w:r>
-        <w:t>Jede 1 μg/m³ PM₂,₅-Steigerung erhöhte All-cause-Mortalitätsrisiko um 5,3 % (HR=1,053; 95%-KI: 1,026–1,080) und kardiovaskuläres Risiko um 4,6 % (HR=1,046; 95%-KI: 1,001–1,100). Ohne Außenaktivität: 8,7 % Risikoerhöhung; mit regelmäßiger Aktivität: nur 2,6 % Erhöhung. Mittlere PM₂,₅-Konzentration war 79,80 μg/m³ (WHO-Grenzwert: 35 μg/m³).</w:t>
+        <w:t>Höhere Waldbrand-Traumaexposition war mit erhöhter Nahrungsunsicherheit und niedrigerem Selbstwertgefühl assoziiert. Waldbrand-Exposition und Nahrungsunsicherheit waren indirekt (über Selbstwertgefühl) mit niedrigerer Kondomgebrauchssicherheit assoziiert. Direkter Effekt nicht signifikant.</w:t>
       </w:r>
     </w:p>
     <w:p>
@@ -119,7 +119,7 @@
         <w:rPr>
           <w:sz w:val="19"/>
         </w:rPr>
-        <w:t>China, gemäßigte Zone; Dosis-Wirkungs-Beziehung erkennbar, absolute Schwellenwerte nicht auf Deutschland übertragbar</w:t>
+        <w:t>Kanada, gemäßigte/arktische Klimazone; Methode der Intersektionalität und sozialen Determinanten übertragbar</w:t>
       </w:r>
     </w:p>
     <w:p>
@@ -128,7 +128,7 @@
           <w:color w:val="5A7D3A"/>
           <w:sz w:val="18"/>
         </w:rPr>
-        <w:t>https://pubmed.ncbi.nlm.nih.gov/42907183/</w:t>
+        <w:t>https://pubmed.ncbi.nlm.nih.gov/42912890/</w:t>
       </w:r>
     </w:p>
     <w:p>
@@ -136,7 +136,7 @@
         <w:pStyle w:val="Heading2"/>
       </w:pPr>
       <w:r>
-        <w:t>Klimastress und Infektionen gefährden Arbeiter in Niedriglohnländern</w:t>
+        <w:t>Wissenslücken zu Hitzeerkrankungen bei Schülern trotz hoher Awareness</w:t>
       </w:r>
     </w:p>
     <w:p>
@@ -146,12 +146,12 @@
           <w:color w:val="666666"/>
           <w:sz w:val="18"/>
         </w:rPr>
-        <w:t>Odud MA et al.  ·  PLoS One  ·  21.10.2026  ·  PMID 42905761</w:t>
+        <w:t>Matsuo H et al.  ·  Int J Biometeorol  ·  22.10.2026  ·  PMID 42911282</w:t>
       </w:r>
     </w:p>
     <w:p>
       <w:r>
-        <w:t>Scoping Review (PRISMA-ScR; 10 von 612 geprüften Quellen) untersuchte Konvergenz von klimabezogenen und infektionsbezogenen Stressoren und deren Auswirkungen auf Arbeiter in Hochrisikoberufen (2020–2025).</w:t>
+        <w:t>Querschnittbefragung von 1.179 japanischen Schülern (7.–10. Klasse) zur Erkennung von Hitzekrankheitstypen und Symptomen trotz bekannten Terminus.</w:t>
       </w:r>
     </w:p>
     <w:p>
@@ -162,7 +162,7 @@
         <w:t xml:space="preserve">Ergebnis: </w:t>
       </w:r>
       <w:r>
-        <w:t>Klima- und Infektionsstressoren verstärken sich gegenseitig und erhöhen physische, umweltbezogene und psychosoziale Belastungen. Besonders gefährdet: Migrantenarbeiter, informal Beschäftigte, Niedrigeinkommensgruppen, Ältere, Frauen und Saisonarbeiter. Nur 9 % der Studien beinhalteten Schutzmaßnahmen; fragmentierte Politikansätze.</w:t>
+        <w:t>Nahezu alle Schüler kannten den Begriff „exertional heat illness</w:t>
       </w:r>
     </w:p>
     <w:p>
@@ -177,7 +177,7 @@
         <w:rPr>
           <w:sz w:val="19"/>
         </w:rPr>
-        <w:t>Globale Perspektive; Vulnerabilitätsmuster und integrierte Ansätze methodisch übertragbar auf Deutschland</w:t>
+        <w:t>Ergebnis besagt aber dass nur 1,9% der Mittelschüler (3,1% Gymnasiasten) Hitzesynkope korrekt den Symptomen zuordneten; bei Hitzeerschöpfung 4,1% (7,9%); bei Hitzschlag 0,4% (0,5%). Klare Diskrepanz zwischen wahrgenommenem und tatsächlichem Wissen.Vulnerabilitätsgruppen und Prävention, schulische Gesundheitskommunikation relevant für Deutschland</w:t>
       </w:r>
     </w:p>
     <w:p>
@@ -186,7 +186,7 @@
           <w:color w:val="5A7D3A"/>
           <w:sz w:val="18"/>
         </w:rPr>
-        <w:t>https://pubmed.ncbi.nlm.nih.gov/42905761/</w:t>
+        <w:t>https://pubmed.ncbi.nlm.nih.gov/42911282/</w:t>
       </w:r>
     </w:p>
     <w:p>
@@ -194,7 +194,7 @@
         <w:pStyle w:val="Heading2"/>
       </w:pPr>
       <w:r>
-        <w:t>Innenraumhitze erhöht Mortalitätsrisiko stärker als Außentemperatur</w:t>
+        <w:t>Extreme Hitze und Demenzrisiko: Soziale Ungleichheit verstärkt Effekt</w:t>
       </w:r>
     </w:p>
     <w:p>
@@ -204,12 +204,12 @@
           <w:color w:val="666666"/>
           <w:sz w:val="18"/>
         </w:rPr>
-        <w:t>Ibbetson A et al.  ·  Risk Anal  ·  Nov. 2026  ·  PMID 42904486</w:t>
+        <w:t>Choi EY et al.  ·  Alzheimers Dement  ·  Okt. 2026  ·  PMID 42910638</w:t>
       </w:r>
     </w:p>
     <w:p>
       <w:r>
-        <w:t>Mathematische Modellierungsstudie entwickelt neuartigen Ansatz zur Abbildung von Innenraumhitze-Mortalitäts-Beziehungen auf Basis epidemiologischer Außentemperatur-Daten unter Berücksichtigung der Gebäudedämmung.</w:t>
+        <w:t>20-jähriges Kohorten-Follow-up mit 28.512 älteren US-Amerikanern zur Assoziation zwischen Außentemperatur und Demenzinzidenz, stratifiziert nach sozioökonomischem Status.</w:t>
       </w:r>
     </w:p>
     <w:p>
@@ -220,7 +220,7 @@
         <w:t xml:space="preserve">Ergebnis: </w:t>
       </w:r>
       <w:r>
-        <w:t>Modell zeigt, dass Änderungen der Innenraumtemperatur stärkere Mortalitätsveränderungen bewirken als gleiche Außentemperaturänderungen. Dies liegt an der modifizierenden Wirkung von Gebäuden auf die Temperaturexposition und hat Implikationen für die Bewertung von Gesundheitseffekten bei Innenraum-Hitzeexposition.</w:t>
+        <w:t>Personen mit hoher Belastung durch Extremhitze (≥7,2 Tage/Jahr ≥39,4°C) hatten 23% erhöhtes Demenzrisiko (95% KI: 1,08–1,40) versus niedriger Belastung. In sozioökonomisch benachteiligten Gegenden und Gebieten mit niedriger Klimaanlageausstattung waren Assoziationen deutlich stärker.</w:t>
       </w:r>
     </w:p>
     <w:p>
@@ -235,7 +235,7 @@
         <w:rPr>
           <w:sz w:val="19"/>
         </w:rPr>
-        <w:t>Großbritannien; theoretischer Rahmen universal, gebäudespezifische Parameter müssen für Deutschland angepasst werden</w:t>
+        <w:t>Methodisch übertragbar; Schwellwerte für US-Südwest-Klima nicht direkt, aber Prinzip der Vulnerabilität relevant</w:t>
       </w:r>
     </w:p>
     <w:p>
@@ -244,7 +244,7 @@
           <w:color w:val="5A7D3A"/>
           <w:sz w:val="18"/>
         </w:rPr>
-        <w:t>https://pubmed.ncbi.nlm.nih.gov/42904486/</w:t>
+        <w:t>https://pubmed.ncbi.nlm.nih.gov/42910638/</w:t>
       </w:r>
     </w:p>
     <w:p>
@@ -252,7 +252,7 @@
         <w:pStyle w:val="Heading2"/>
       </w:pPr>
       <w:r>
-        <w:t>Extremtemperaturen erhöhen Arbeitsunfälle in lateinamerikanischer Metropole</w:t>
+        <w:t>Nächtliche Hitze erhöht Notfallhospitalisierungen bei Herzstillstand</w:t>
       </w:r>
     </w:p>
     <w:p>
@@ -262,12 +262,12 @@
           <w:color w:val="666666"/>
           <w:sz w:val="18"/>
         </w:rPr>
-        <w:t>Vilasau R et al.  ·  Environ Res  ·  15.11.2026  ·  PMID 42838200</w:t>
+        <w:t>Nishimura H et al.  ·  Int J Biometeorol  ·  23.10.2026  ·  PMID 42909662</w:t>
       </w:r>
     </w:p>
     <w:p>
       <w:r>
-        <w:t>Fallüberkreuzungs-Studie mit 603.676 Arbeitsunfällen in Santiago untersuchte Hitzewellen- und Kälteeffekte auf Verletzungsrisiken in verschiedenen Wirtschaftssektoren (2012–2019).</w:t>
+        <w:t>Japanische Fall-Kontroll-Studie mit 135.898 Hospitalisierungen für außerklinischen Herzstillstand (2011–2021) zur Assoziation mit nächtlicher Hitzeexposition (&gt;92,5. Perzentil der Mindesttemperatur).</w:t>
       </w:r>
     </w:p>
     <w:p>
@@ -278,7 +278,7 @@
         <w:t xml:space="preserve">Ergebnis: </w:t>
       </w:r>
       <w:r>
-        <w:t>Extreme Hitze erhöhte das Verletzungsrisiko im Hotel-Sektor (RR=1,36; 95%-KI: 1,09–1,70) und Verkehr (RR=1,25; 95%-KI: 1,02–1,53). Extreme Kälte erhöhte Risiko in Industrie (RR=1,18; 95%-KI: 1,06–1,32) und Bau (RR=1,12; 95%-KI: 1,02–1,24). Insgesamt 5.542 Verletzungen waren auf nicht-optimale Temperaturen zurückzuführen.</w:t>
+        <w:t>Nächtliche Hitzeexposition war mit erhöhten Notfallhospitalisierungen assoziiert (RR: 1,090, 95% KI: 1,047–1,135). Höhere Risiken bei Personen ≥75 Jahren und Frauen in nördlichen Regionen (RR: 1,295 und 1,352). Niedrigere Klimaanlageausstattung verstärkte das Risiko bei Frauen und älteren Personen.</w:t>
       </w:r>
     </w:p>
     <w:p>
@@ -293,7 +293,7 @@
         <w:rPr>
           <w:sz w:val="19"/>
         </w:rPr>
-        <w:t>Südamerika, temperate Zone; Methodik und Sektor-Differenzierung übertragbar, absolute Schwellenwerte nicht</w:t>
+        <w:t>Gemäßigte Klimazone, relevante Risikogruppen; nächtliche Hitze zunehmend auch in Mitteleuropa</w:t>
       </w:r>
     </w:p>
     <w:p>
@@ -302,7 +302,7 @@
           <w:color w:val="5A7D3A"/>
           <w:sz w:val="18"/>
         </w:rPr>
-        <w:t>https://pubmed.ncbi.nlm.nih.gov/42838200/</w:t>
+        <w:t>https://pubmed.ncbi.nlm.nih.gov/42909662/</w:t>
       </w:r>
     </w:p>
     <w:p>
@@ -310,7 +310,7 @@
         <w:pStyle w:val="Heading2"/>
       </w:pPr>
       <w:r>
-        <w:t>Wüstenstaub und Hitze verschlechtern Lungenfunktion bei Kindern mit Asthma</w:t>
+        <w:t>Umweltfaktoren und psychische Gesundheit in Deutschland</w:t>
       </w:r>
     </w:p>
     <w:p>
@@ -320,12 +320,12 @@
           <w:color w:val="666666"/>
           <w:sz w:val="18"/>
         </w:rPr>
-        <w:t>Qian Y et al.  ·  Environ Res  ·  15.11.2026  ·  PMID 42838195</w:t>
+        <w:t>Wang Y et al.  ·  Environ Int  ·  27.09.2026  ·  PMID 42810139</w:t>
       </w:r>
     </w:p>
     <w:p>
       <w:r>
-        <w:t>Sekundäranalyse untersuchte Assoziationen zwischen Wüstenstaubexposition, Temperatur und Lungenfunktion bei 135 asthmatischen Kindern in Zypern und Kreta während der Staubsaison 2019 und 2021.</w:t>
+        <w:t>Langzeitstudie an über 70.000 deutschen Erwachsenen, die Zusammenhänge zwischen Luftverschmutzung, Temperatur, Grünflächen und depressiven sowie Angststörungen untersuchte.</w:t>
       </w:r>
     </w:p>
     <w:p>
@@ -336,7 +336,7 @@
         <w:t xml:space="preserve">Ergebnis: </w:t>
       </w:r>
       <w:r>
-        <w:t>Kumulativer Wüstenstaub war mit -3,52 mL (95%-KI: -5,90, -1,14) FEV₁-Abnahme pro Staubtag verbunden. Temperaturanstieg um 5 °C war mit -19,77 mL FEV₁-Abnahme (95%-KI: -37,91, -1,63) und -0,81 % FEV₁/FVC-Reduktion (95%-KI: -1,36, -0,25) assoziiert. Sowohl Staubexposition als auch Hitze zeigten inverse Assoziationen mit Lungenfunktionsparametern.</w:t>
+        <w:t>Höhere Lufttemperatur pro Interquartilsabstand war mit erhöhten depressiven Symptomscores assoziiert (β = 0,07, 95% KI: 0,03–0,12), ebenso NO₂-Exposition (β = 0,08, 95% KI: 0,03–0,14). Höhere Grünflächenanteil und Niederschlag waren mit niedrigeren depressiven Symptomen assoziiert. Stärkere Assoziationen bei Frauen, jüngeren Erwachsenen, Menschen mit Adipositas und in urbanen Gebieten.</w:t>
       </w:r>
     </w:p>
     <w:p>
@@ -351,7 +351,7 @@
         <w:rPr>
           <w:sz w:val="19"/>
         </w:rPr>
-        <w:t>Südeuropa; Klimazone und Expositionspathways relevant für Mittelmeerregion, Übertragung auf Deutschland begrenzt</w:t>
+        <w:t>Deutsche Sterbedaten und Versorgungsstruktur, gemäßigte Klimazone, großer Stichprobenumfang</w:t>
       </w:r>
     </w:p>
     <w:p>
@@ -360,7 +360,7 @@
           <w:color w:val="5A7D3A"/>
           <w:sz w:val="18"/>
         </w:rPr>
-        <w:t>https://pubmed.ncbi.nlm.nih.gov/42838195/</w:t>
+        <w:t>https://pubmed.ncbi.nlm.nih.gov/42810139/</w:t>
       </w:r>
     </w:p>
     <w:sectPr>

--- a/download/studien-aktuell.docx
+++ b/download/studien-aktuell.docx
@@ -62,7 +62,7 @@
           <w:color w:val="666666"/>
           <w:sz w:val="18"/>
         </w:rPr>
-        <w:t>Stand: 24.10.2026  |  5 Studien  |  klima.m-vf.de</w:t>
+        <w:t>Stand: 25.10.2026  |  6 Studien  |  klima.m-vf.de</w:t>
       </w:r>
     </w:p>
     <w:p>
@@ -70,7 +70,7 @@
         <w:pStyle w:val="Heading1"/>
       </w:pPr>
       <w:r>
-        <w:t>Aufgenommen am 24.10.2026</w:t>
+        <w:t>Aufgenommen am 25.10.2026</w:t>
       </w:r>
     </w:p>
     <w:p>
@@ -78,7 +78,7 @@
         <w:pStyle w:val="Heading2"/>
       </w:pPr>
       <w:r>
-        <w:t>Waldbrände, Nahrungsunsicherheit und sexuelle Gesundheit von Jugendlichen in der kanadischen Arktis</w:t>
+        <w:t>Hitze und Luftverschmutzung in Frühen 1000 Tagen: Assoziationen mit Autismus-Screening in Kleinkindern</w:t>
       </w:r>
     </w:p>
     <w:p>
@@ -88,12 +88,12 @@
           <w:color w:val="666666"/>
           <w:sz w:val="18"/>
         </w:rPr>
-        <w:t>Logie CH et al.  ·  J Int Assoc Provid AIDS Care  ·  22.10.2026  ·  PMID 42912890</w:t>
+        <w:t>Barbalat G et al.  ·  Environ Sci Technol  ·  15.09.2026  ·  PMID 42915390</w:t>
       </w:r>
     </w:p>
     <w:p>
       <w:r>
-        <w:t>Strukturgleichungsmodell-Analyse bei 290 Jugendlichen (13–18 Jahre) in 12 Gemeinden der Nordwest-Territorien zur indirekten Assoziation zwischen Waldbrand-Traumaexposition, Nahrungsunsicherheit, Selbstwertgefühl und Kondomgebrauchssicherheit.</w:t>
+        <w:t>Untersuchung der Assoziation zwischen pränataler und postnataler Exposition gegenüber Temperatur und Luftschadstoffen (PM2,5, PM10, NO2) mit Autismus-Screening-Scores in 12.139 französischen Zweijährigen aus der ELFE-Kohorte.</w:t>
       </w:r>
     </w:p>
     <w:p>
@@ -104,7 +104,7 @@
         <w:t xml:space="preserve">Ergebnis: </w:t>
       </w:r>
       <w:r>
-        <w:t>Höhere Waldbrand-Traumaexposition war mit erhöhter Nahrungsunsicherheit und niedrigerem Selbstwertgefühl assoziiert. Waldbrand-Exposition und Nahrungsunsicherheit waren indirekt (über Selbstwertgefühl) mit niedrigerer Kondomgebrauchssicherheit assoziiert. Direkter Effekt nicht signifikant.</w:t>
+        <w:t>Nächtliche Hitzeexposition im dritten Trimenon war mit erhöhten Autism-Scores assoziiert, auch nach Adjustierung für Feinstaub. Postnatale Effekte waren geschlechtsspezifisch: Nächtliche Hitze und erhöhte PM2,5/PM10-Exposition (Monate 2–11,5) führten zu höheren Scores bei Jungen, aber nicht Mädchen. Hitze zeigte stärkere Assoziationen als Luftverschmutzung.</w:t>
       </w:r>
     </w:p>
     <w:p>
@@ -119,7 +119,7 @@
         <w:rPr>
           <w:sz w:val="19"/>
         </w:rPr>
-        <w:t>Kanada, gemäßigte/arktische Klimazone; Methode der Intersektionalität und sozialen Determinanten übertragbar</w:t>
+        <w:t>Frankreich, mitteleuropäisches Klima und Versorgungssystem, direkt übertragbar</w:t>
       </w:r>
     </w:p>
     <w:p>
@@ -128,7 +128,7 @@
           <w:color w:val="5A7D3A"/>
           <w:sz w:val="18"/>
         </w:rPr>
-        <w:t>https://pubmed.ncbi.nlm.nih.gov/42912890/</w:t>
+        <w:t>https://pubmed.ncbi.nlm.nih.gov/42915390/</w:t>
       </w:r>
     </w:p>
     <w:p>
@@ -136,7 +136,7 @@
         <w:pStyle w:val="Heading2"/>
       </w:pPr>
       <w:r>
-        <w:t>Wissenslücken zu Hitzeerkrankungen bei Schülern trotz hoher Awareness</w:t>
+        <w:t>Hitzedefinitionen in Temperatur-Mortalitäts-Studien: Harmonisierungsrahmen</w:t>
       </w:r>
     </w:p>
     <w:p>
@@ -146,12 +146,12 @@
           <w:color w:val="666666"/>
           <w:sz w:val="18"/>
         </w:rPr>
-        <w:t>Matsuo H et al.  ·  Int J Biometeorol  ·  22.10.2026  ·  PMID 42911282</w:t>
+        <w:t>Tobías A et al.  ·  Curr Environ Health Rep  ·  23.10.2026  ·  PMID 42909738</w:t>
       </w:r>
     </w:p>
     <w:p>
       <w:r>
-        <w:t>Querschnittbefragung von 1.179 japanischen Schülern (7.–10. Klasse) zur Erkennung von Hitzekrankheitstypen und Symptomen trotz bekannten Terminus.</w:t>
+        <w:t>Systematische Übersichtsarbeit zu Definitionen von Hitzeexposition (Schwellwerte und Referenztemperaturen) in Zeit-Reihen- und Fall-Crossover-Studien zur Hitzesterblichkeit.</w:t>
       </w:r>
     </w:p>
     <w:p>
@@ -162,7 +162,7 @@
         <w:t xml:space="preserve">Ergebnis: </w:t>
       </w:r>
       <w:r>
-        <w:t>Nahezu alle Schüler kannten den Begriff „exertional heat illness</w:t>
+        <w:t>Große Variation in Hitzeschwellwerten und Referenztemperaturen zwischen Studien, was Vergleichbarkeit erschwert. Fallstudie Spanien: Minimum-Mortality-Temperaturen-Ansatz (MMT) erfasst Gesamthitzesterblichkeit und moderate/extreme Hitze; Perzentil-basierte Ansätze erfassen vermeidbare übermäßige Hitzesterblichkeit. Explizite Berichterstattung dieser Komponenten verbessert Interpretation für Public-Health-Maßnahmen.</w:t>
       </w:r>
     </w:p>
     <w:p>
@@ -177,7 +177,7 @@
         <w:rPr>
           <w:sz w:val="19"/>
         </w:rPr>
-        <w:t>Ergebnis besagt aber dass nur 1,9% der Mittelschüler (3,1% Gymnasiasten) Hitzesynkope korrekt den Symptomen zuordneten; bei Hitzeerschöpfung 4,1% (7,9%); bei Hitzschlag 0,4% (0,5%). Klare Diskrepanz zwischen wahrgenommenem und tatsächlichem Wissen.Vulnerabilitätsgruppen und Prävention, schulische Gesundheitskommunikation relevant für Deutschland</w:t>
+        <w:t>Südeuropa mit anwendbaren Methoden; Harmonisierung relevant für Deutschland</w:t>
       </w:r>
     </w:p>
     <w:p>
@@ -186,7 +186,7 @@
           <w:color w:val="5A7D3A"/>
           <w:sz w:val="18"/>
         </w:rPr>
-        <w:t>https://pubmed.ncbi.nlm.nih.gov/42911282/</w:t>
+        <w:t>https://pubmed.ncbi.nlm.nih.gov/42909738/</w:t>
       </w:r>
     </w:p>
     <w:p>
@@ -194,7 +194,7 @@
         <w:pStyle w:val="Heading2"/>
       </w:pPr>
       <w:r>
-        <w:t>Extreme Hitze und Demenzrisiko: Soziale Ungleichheit verstärkt Effekt</w:t>
+        <w:t>Berufliche Hitzeexposition in Ländern mit niedrigem/mittlerem Einkommen: Forschungstrends</w:t>
       </w:r>
     </w:p>
     <w:p>
@@ -204,12 +204,12 @@
           <w:color w:val="666666"/>
           <w:sz w:val="18"/>
         </w:rPr>
-        <w:t>Choi EY et al.  ·  Alzheimers Dement  ·  Okt. 2026  ·  PMID 42910638</w:t>
+        <w:t>Wiskel T et al.  ·  Curr Environ Health Rep  ·  21.10.2026  ·  PMID 42905195</w:t>
       </w:r>
     </w:p>
     <w:p>
       <w:r>
-        <w:t>20-jähriges Kohorten-Follow-up mit 28.512 älteren US-Amerikanern zur Assoziation zwischen Außentemperatur und Demenzinzidenz, stratifiziert nach sozioökonomischem Status.</w:t>
+        <w:t>Systematisches Mapping-Review von 210 Publikationen zu Hitzeauswirkungen auf Beschäftigte in Ländern mit niedrigem und mittlerem Einkommen (LMIC), hauptsächlich Südasien, mit Identifikation von Forschungslücken und fehlenden Interventionen.</w:t>
       </w:r>
     </w:p>
     <w:p>
@@ -220,7 +220,7 @@
         <w:t xml:space="preserve">Ergebnis: </w:t>
       </w:r>
       <w:r>
-        <w:t>Personen mit hoher Belastung durch Extremhitze (≥7,2 Tage/Jahr ≥39,4°C) hatten 23% erhöhtes Demenzrisiko (95% KI: 1,08–1,40) versus niedriger Belastung. In sozioökonomisch benachteiligten Gegenden und Gebieten mit niedriger Klimaanlageausstattung waren Assoziationen deutlich stärker.</w:t>
+        <w:t>65% der Studien aus Länder mit niedrigem-mittlerem Einkommen, 40% aus Südasien, 30% aus Indien, 16% Iran, 9% China. 36% Manufacturing, 33% Landwirtschaft. WBGT-Werte durchschnittlich 17,1–38,5°C (Maximum 54,4°C). Hauptoutcomes: kardiovaskuläre Reaktionen (50%), Körpertemperatur (43%), Hitzeerscheinungen (35%). Nur 9% aller Berichte mit Interventionen zur Arbeiterschutz. Methodische Lücken: 39% ohne Frauen, nur 10% mit Migrantenstatus.</w:t>
       </w:r>
     </w:p>
     <w:p>
@@ -235,7 +235,7 @@
         <w:rPr>
           <w:sz w:val="19"/>
         </w:rPr>
-        <w:t>Methodisch übertragbar; Schwellwerte für US-Südwest-Klima nicht direkt, aber Prinzip der Vulnerabilität relevant</w:t>
+        <w:t>Tropen/Subtropen - methodisch übertragbar; Temperaturanpassung nicht direkt auf Deutschland</w:t>
       </w:r>
     </w:p>
     <w:p>
@@ -244,7 +244,7 @@
           <w:color w:val="5A7D3A"/>
           <w:sz w:val="18"/>
         </w:rPr>
-        <w:t>https://pubmed.ncbi.nlm.nih.gov/42910638/</w:t>
+        <w:t>https://pubmed.ncbi.nlm.nih.gov/42905195/</w:t>
       </w:r>
     </w:p>
     <w:p>
@@ -252,7 +252,7 @@
         <w:pStyle w:val="Heading2"/>
       </w:pPr>
       <w:r>
-        <w:t>Nächtliche Hitze erhöht Notfallhospitalisierungen bei Herzstillstand</w:t>
+        <w:t>Arboviren in Europa: Klimawandel ermöglicht Mückenvektoren in gemäßigten Zonen</w:t>
       </w:r>
     </w:p>
     <w:p>
@@ -262,12 +262,12 @@
           <w:color w:val="666666"/>
           <w:sz w:val="18"/>
         </w:rPr>
-        <w:t>Nishimura H et al.  ·  Int J Biometeorol  ·  23.10.2026  ·  PMID 42909662</w:t>
+        <w:t>Cancela Costa A et al.  ·  Rev Med Suisse  ·  07.10.2026  ·  PMID 42902967</w:t>
       </w:r>
     </w:p>
     <w:p>
       <w:r>
-        <w:t>Japanische Fall-Kontroll-Studie mit 135.898 Hospitalisierungen für außerklinischen Herzstillstand (2011–2021) zur Assoziation mit nächtlicher Hitzeexposition (&gt;92,5. Perzentil der Mindesttemperatur).</w:t>
+        <w:t>Klinisches Review zum Auftreten von Dengue, Chikungunya und West-Nil-Virus in Europa durch klimabedingte Etablierung von Aedes- und Culex-Mücken als Vektoren.</w:t>
       </w:r>
     </w:p>
     <w:p>
@@ -278,7 +278,7 @@
         <w:t xml:space="preserve">Ergebnis: </w:t>
       </w:r>
       <w:r>
-        <w:t>Nächtliche Hitzeexposition war mit erhöhten Notfallhospitalisierungen assoziiert (RR: 1,090, 95% KI: 1,047–1,135). Höhere Risiken bei Personen ≥75 Jahren und Frauen in nördlichen Regionen (RR: 1,295 und 1,352). Niedrigere Klimaanlageausstattung verstärkte das Risiko bei Frauen und älteren Personen.</w:t>
+        <w:t>Erstmals lokale Transmission von Dengue, Chikungunya und West-Nil-Virus in Europa dokumentiert. Kliniker sollten diese Infektionen in der Differenzialdiagnose fieberhafter Erkrankungen berücksichtigen, auch ohne Reiseanamnese. Klimawandel, Bevölkerungsbewegungen und internationaler Handel fördern die Ausbreitung tropischer Arboviren in gemäßigte Regionen.</w:t>
       </w:r>
     </w:p>
     <w:p>
@@ -293,7 +293,7 @@
         <w:rPr>
           <w:sz w:val="19"/>
         </w:rPr>
-        <w:t>Gemäßigte Klimazone, relevante Risikogruppen; nächtliche Hitze zunehmend auch in Mitteleuropa</w:t>
+        <w:t>Europa direkt betroffen, klimabedingte Vektorexpansion, hochrelevant für Deutschland</w:t>
       </w:r>
     </w:p>
     <w:p>
@@ -302,7 +302,7 @@
           <w:color w:val="5A7D3A"/>
           <w:sz w:val="18"/>
         </w:rPr>
-        <w:t>https://pubmed.ncbi.nlm.nih.gov/42909662/</w:t>
+        <w:t>https://pubmed.ncbi.nlm.nih.gov/42902967/</w:t>
       </w:r>
     </w:p>
     <w:p>
@@ -310,7 +310,7 @@
         <w:pStyle w:val="Heading2"/>
       </w:pPr>
       <w:r>
-        <w:t>Umweltfaktoren und psychische Gesundheit in Deutschland</w:t>
+        <w:t>Luftverschmutzung und Temperatur: Gemeinsame Effekte auf Blutzucker in europäischen Kohorten</w:t>
       </w:r>
     </w:p>
     <w:p>
@@ -320,12 +320,12 @@
           <w:color w:val="666666"/>
           <w:sz w:val="18"/>
         </w:rPr>
-        <w:t>Wang Y et al.  ·  Environ Int  ·  27.09.2026  ·  PMID 42810139</w:t>
+        <w:t>Jeong A et al.  ·  Environ Int  ·  23.09.2026  ·  PMID 42784881</w:t>
       </w:r>
     </w:p>
     <w:p>
       <w:r>
-        <w:t>Langzeitstudie an über 70.000 deutschen Erwachsenen, die Zusammenhänge zwischen Luftverschmutzung, Temperatur, Grünflächen und depressiven sowie Angststörungen untersuchte.</w:t>
+        <w:t>Analyse der gemeinsamen Effekte von Luftverschmutzung (PM10) und Temperatur auf Nüchternblutzucker (HbA1c) in 33.989 Messungen von 21.259 Teilnehmern aus neun europäischen Kohorten.</w:t>
       </w:r>
     </w:p>
     <w:p>
@@ -336,7 +336,7 @@
         <w:t xml:space="preserve">Ergebnis: </w:t>
       </w:r>
       <w:r>
-        <w:t>Höhere Lufttemperatur pro Interquartilsabstand war mit erhöhten depressiven Symptomscores assoziiert (β = 0,07, 95% KI: 0,03–0,12), ebenso NO₂-Exposition (β = 0,08, 95% KI: 0,03–0,14). Höhere Grünflächenanteil und Niederschlag waren mit niedrigeren depressiven Symptomen assoziiert. Stärkere Assoziationen bei Frauen, jüngeren Erwachsenen, Menschen mit Adipositas und in urbanen Gebieten.</w:t>
+        <w:t>Elastic-Net-Regression identifizierte PM10 und Temperaturvariabilität als stabile Prädiktoren für erhöhte HbA1c. Ein Szenario mit verbesserter Luftqualität führte zu gesunkenen HbA1c-Werten; klimabedingte Temperaturerhöhung führte zu erhöhten HbA1c-Werten. Die positiven Effekte von Luftqualitätsverbesserungen gewinnen unter Klimawandelbedingungen an Bedeutung, besonders bei Nichtrauchern.</w:t>
       </w:r>
     </w:p>
     <w:p>
@@ -351,7 +351,7 @@
         <w:rPr>
           <w:sz w:val="19"/>
         </w:rPr>
-        <w:t>Deutsche Sterbedaten und Versorgungsstruktur, gemäßigte Klimazone, großer Stichprobenumfang</w:t>
+        <w:t>Europäische Kohorten mit Luftdaten, gemäßigte Klimazonen, direkt übertragbar</w:t>
       </w:r>
     </w:p>
     <w:p>
@@ -360,7 +360,65 @@
           <w:color w:val="5A7D3A"/>
           <w:sz w:val="18"/>
         </w:rPr>
-        <w:t>https://pubmed.ncbi.nlm.nih.gov/42810139/</w:t>
+        <w:t>https://pubmed.ncbi.nlm.nih.gov/42784881/</w:t>
+      </w:r>
+    </w:p>
+    <w:p>
+      <w:pPr>
+        <w:pStyle w:val="Heading2"/>
+      </w:pPr>
+      <w:r>
+        <w:t>Heiße Getränke und Speiseröhrenkrebs: Prospektive Studie in UK-Erwachsenen</w:t>
+      </w:r>
+    </w:p>
+    <w:p>
+      <w:r>
+        <w:rPr>
+          <w:i/>
+          <w:color w:val="666666"/>
+          <w:sz w:val="18"/>
+        </w:rPr>
+        <w:t>Papier K et al.  ·  Int J Cancer  ·  15.12.2026  ·  PMID 42710538</w:t>
+      </w:r>
+    </w:p>
+    <w:p>
+      <w:r>
+        <w:t>Prospektive Analyse von 977.282 UK-Teilnehmern zur Assoziation zwischen Trinktemperatur und Häufigkeit heißer Getränke mit Speiseröhrenkrebsrisiko über durchschnittlich 11–14 Jahre Follow-up.</w:t>
+      </w:r>
+    </w:p>
+    <w:p>
+      <w:r>
+        <w:rPr>
+          <w:b/>
+        </w:rPr>
+        <w:t xml:space="preserve">Ergebnis: </w:t>
+      </w:r>
+      <w:r>
+        <w:t>2.348 Speiseröhrenkrebsfälle (1.045 Plattenepithel-Ca., 1.303 Adenokarzinom). "Sehr heiße" vs. "warme" Getränke: 3-fach erhöhtes Plattenepithel-Ca.-Risiko (RR=3,17; 95%-KI: 2,49–4,03), kein Effekt auf Adenokarzinom. Täglich ≥6 vs. &lt;6 heiße Getränke: 71% erhöhtes Plattenepithel-Ca.-Risiko (RR=1,71; 1,51–1,94). Geschätzt 14% der Plattenepithel-Karzinome wären vermeidbar durch Temperaturreduktion.</w:t>
+      </w:r>
+    </w:p>
+    <w:p>
+      <w:r>
+        <w:rPr>
+          <w:b/>
+          <w:sz w:val="19"/>
+        </w:rPr>
+        <w:t xml:space="preserve">Übertragbarkeit: </w:t>
+      </w:r>
+      <w:r>
+        <w:rPr>
+          <w:sz w:val="19"/>
+        </w:rPr>
+        <w:t>Großbritannien, Bevölkerung vergleichbar, gemäßigte Klimazone</w:t>
+      </w:r>
+    </w:p>
+    <w:p>
+      <w:r>
+        <w:rPr>
+          <w:color w:val="5A7D3A"/>
+          <w:sz w:val="18"/>
+        </w:rPr>
+        <w:t>https://pubmed.ncbi.nlm.nih.gov/42710538/</w:t>
       </w:r>
     </w:p>
     <w:sectPr>

--- a/download/studien-aktuell.docx
+++ b/download/studien-aktuell.docx
@@ -62,7 +62,7 @@
           <w:color w:val="666666"/>
           <w:sz w:val="18"/>
         </w:rPr>
-        <w:t>Stand: 25.10.2026  |  6 Studien  |  klima.m-vf.de</w:t>
+        <w:t>Stand: 26.10.2026  |  6 Studien  |  klima.m-vf.de</w:t>
       </w:r>
     </w:p>
     <w:p>
@@ -70,7 +70,7 @@
         <w:pStyle w:val="Heading1"/>
       </w:pPr>
       <w:r>
-        <w:t>Aufgenommen am 25.10.2026</w:t>
+        <w:t>Aufgenommen am 26.10.2026</w:t>
       </w:r>
     </w:p>
     <w:p>
@@ -78,7 +78,7 @@
         <w:pStyle w:val="Heading2"/>
       </w:pPr>
       <w:r>
-        <w:t>Hitze und Luftverschmutzung in Frühen 1000 Tagen: Assoziationen mit Autismus-Screening in Kleinkindern</w:t>
+        <w:t>Leptospirose in der Landwirtschaft: Klimawandel und Wasserkontamination als Risikofaktoren</w:t>
       </w:r>
     </w:p>
     <w:p>
@@ -88,12 +88,12 @@
           <w:color w:val="666666"/>
           <w:sz w:val="18"/>
         </w:rPr>
-        <w:t>Barbalat G et al.  ·  Environ Sci Technol  ·  15.09.2026  ·  PMID 42915390</w:t>
+        <w:t>Tiraboschi MM et al.  ·  Med Lav  ·  23.10.2026  ·  PMID 42925048</w:t>
       </w:r>
     </w:p>
     <w:p>
       <w:r>
-        <w:t>Untersuchung der Assoziation zwischen pränataler und postnataler Exposition gegenüber Temperatur und Luftschadstoffen (PM2,5, PM10, NO2) mit Autismus-Screening-Scores in 12.139 französischen Zweijährigen aus der ELFE-Kohorte.</w:t>
+        <w:t>Fallbericht und Surveillance einer tödlichen beruflichen Leptospirose in Oberitalien mit Analyse von Klimawandel-Expositionen: Bei 16 bestätigten Fällen über 22 Monate traten 3 Todesfälle (18,8%) und 1 Behinderungsfall (6,3%) auf, 75% hatten agrarnumweltliche Expositionen.</w:t>
       </w:r>
     </w:p>
     <w:p>
@@ -104,7 +104,7 @@
         <w:t xml:space="preserve">Ergebnis: </w:t>
       </w:r>
       <w:r>
-        <w:t>Nächtliche Hitzeexposition im dritten Trimenon war mit erhöhten Autism-Scores assoziiert, auch nach Adjustierung für Feinstaub. Postnatale Effekte waren geschlechtsspezifisch: Nächtliche Hitze und erhöhte PM2,5/PM10-Exposition (Monate 2–11,5) führten zu höheren Scores bei Jungen, aber nicht Mädchen. Hitze zeigte stärkere Assoziationen als Luftverschmutzung.</w:t>
+        <w:t>Unter 16 Leptospirose-Fällen in der Lombardei betrug die Überlebensrate ohne Langzeitkomplikationen 75% (12 Fälle mit agrar-umweltlichem Bezug); Schwere-Komplikationsrate 25,0% (3 Todesfälle + 1 Invalidität). Der Klimawandel wird die europäische Ausbreitungszone und Transmissionssaison erweitern.</w:t>
       </w:r>
     </w:p>
     <w:p>
@@ -119,7 +119,7 @@
         <w:rPr>
           <w:sz w:val="19"/>
         </w:rPr>
-        <w:t>Frankreich, mitteleuropäisches Klima und Versorgungssystem, direkt übertragbar</w:t>
+        <w:t>Oberitalien, gemäßigte Klimazone, One-Health-Ansatz auf Deutschland übertragbar</w:t>
       </w:r>
     </w:p>
     <w:p>
@@ -128,7 +128,7 @@
           <w:color w:val="5A7D3A"/>
           <w:sz w:val="18"/>
         </w:rPr>
-        <w:t>https://pubmed.ncbi.nlm.nih.gov/42915390/</w:t>
+        <w:t>https://pubmed.ncbi.nlm.nih.gov/42925048/</w:t>
       </w:r>
     </w:p>
     <w:p>
@@ -136,7 +136,7 @@
         <w:pStyle w:val="Heading2"/>
       </w:pPr>
       <w:r>
-        <w:t>Hitzedefinitionen in Temperatur-Mortalitäts-Studien: Harmonisierungsrahmen</w:t>
+        <w:t>Luftverschmutzung beeinträchtigt Herzfrequenzvariabilität und Lungenfunktion bei Schulkindern</w:t>
       </w:r>
     </w:p>
     <w:p>
@@ -146,12 +146,12 @@
           <w:color w:val="666666"/>
           <w:sz w:val="18"/>
         </w:rPr>
-        <w:t>Tobías A et al.  ·  Curr Environ Health Rep  ·  23.10.2026  ·  PMID 42909738</w:t>
+        <w:t>Oliveira FR et al.  ·  Epidemiol Serv Saude  ·  17.06.2026  ·  PMID 42922790</w:t>
       </w:r>
     </w:p>
     <w:p>
       <w:r>
-        <w:t>Systematische Übersichtsarbeit zu Definitionen von Hitzeexposition (Schwellwerte und Referenztemperaturen) in Zeit-Reihen- und Fall-Crossover-Studien zur Hitzesterblichkeit.</w:t>
+        <w:t>Querschnittsuntersuchung an 77 Schulkindern in der hochbelasteten Stadt Cubatão (Brasilien) zu Auswirkungen von Luftverschmutzung auf Herzfrequenzvariabilität (HFnu) und Lungenfunktion (FEV1, FEF25-75%).</w:t>
       </w:r>
     </w:p>
     <w:p>
@@ -162,7 +162,7 @@
         <w:t xml:space="preserve">Ergebnis: </w:t>
       </w:r>
       <w:r>
-        <w:t>Große Variation in Hitzeschwellwerten und Referenztemperaturen zwischen Studien, was Vergleichbarkeit erschwert. Fallstudie Spanien: Minimum-Mortality-Temperaturen-Ansatz (MMT) erfasst Gesamthitzesterblichkeit und moderate/extreme Hitze; Perzentil-basierte Ansätze erfassen vermeidbare übermäßige Hitzesterblichkeit. Explizite Berichterstattung dieser Komponenten verbessert Interpretation für Public-Health-Maßnahmen.</w:t>
+        <w:t>Erhöhtes Schwefeldioxid assoziiert mit HFnu-Reduktion: -0,68 (95%-KI -1,27; -0,11) täglich, -0,67 über 2 Tage, -1,29 über 3 Tage (p&lt;0,001). Ozon: HFnu-Reduktion -0,32 (95%-KI -0,62; -0,02). Stickstoffdioxid: FEV1-Reduktion 0,23%, FEF25-75%-Reduktion 0,30%. Luftverschmutzung reduzierte messbar Herzfrequenzvariabilität und Lungenfunktion.</w:t>
       </w:r>
     </w:p>
     <w:p>
@@ -177,7 +177,7 @@
         <w:rPr>
           <w:sz w:val="19"/>
         </w:rPr>
-        <w:t>Südeuropa mit anwendbaren Methoden; Harmonisierung relevant für Deutschland</w:t>
+        <w:t>Tropen (Brasilien) – nur Methodik übertragbar, nicht Schwellenwerte oder Anpassungsniveaus</w:t>
       </w:r>
     </w:p>
     <w:p>
@@ -186,7 +186,7 @@
           <w:color w:val="5A7D3A"/>
           <w:sz w:val="18"/>
         </w:rPr>
-        <w:t>https://pubmed.ncbi.nlm.nih.gov/42909738/</w:t>
+        <w:t>https://pubmed.ncbi.nlm.nih.gov/42922790/</w:t>
       </w:r>
     </w:p>
     <w:p>
@@ -194,7 +194,7 @@
         <w:pStyle w:val="Heading2"/>
       </w:pPr>
       <w:r>
-        <w:t>Berufliche Hitzeexposition in Ländern mit niedrigem/mittlerem Einkommen: Forschungstrends</w:t>
+        <w:t>Klima, Luftverschmutzung und Extremereignisse bestimmen Influenza-Risiko</w:t>
       </w:r>
     </w:p>
     <w:p>
@@ -204,12 +204,12 @@
           <w:color w:val="666666"/>
           <w:sz w:val="18"/>
         </w:rPr>
-        <w:t>Wiskel T et al.  ·  Curr Environ Health Rep  ·  21.10.2026  ·  PMID 42905195</w:t>
+        <w:t>Ding E et al.  ·  Environ Sci Technol  ·  22.09.2026  ·  PMID 42916219</w:t>
       </w:r>
     </w:p>
     <w:p>
       <w:r>
-        <w:t>Systematisches Mapping-Review von 210 Publikationen zu Hitzeauswirkungen auf Beschäftigte in Ländern mit niedrigem und mittlerem Einkommen (LMIC), hauptsächlich Südasien, mit Identifikation von Forschungslücken und fehlenden Interventionen.</w:t>
+        <w:t>Fall-Crossover-Studie mit 630.120 Influenza-positiven Fällen aus 335 chinesischen Städten (2005–2019): Verteilte Lag-Nichtlinear-Modelle quantifizierten Exposition-Lag-Response-Beziehungen; Machine-Learning und LSTM-Modelle integrierten Extremereignisse in Prognosen.</w:t>
       </w:r>
     </w:p>
     <w:p>
@@ -220,7 +220,7 @@
         <w:t xml:space="preserve">Ergebnis: </w:t>
       </w:r>
       <w:r>
-        <w:t>65% der Studien aus Länder mit niedrigem-mittlerem Einkommen, 40% aus Südasien, 30% aus Indien, 16% Iran, 9% China. 36% Manufacturing, 33% Landwirtschaft. WBGT-Werte durchschnittlich 17,1–38,5°C (Maximum 54,4°C). Hauptoutcomes: kardiovaskuläre Reaktionen (50%), Körpertemperatur (43%), Hitzeerscheinungen (35%). Nur 9% aller Berichte mit Interventionen zur Arbeiterschutz. Methodische Lücken: 39% ohne Frauen, nur 10% mit Migrantenstatus.</w:t>
+        <w:t>Meteorologische Variablen, Luftverschmutzung und Extremereignisse signifikant assoziiert mit Influenza-Risiko. Machine-Learning identifizierte atmosphärische Temperatur, Luftfeuchte und Feinstoffpartikel als Hauptfaktoren. Co-Exposition gegenüber Extremereignissen zeigte höheres gemeinsames Risiko als Einzelexposition (submultiplikative Interaktion, keine additive). LSTM-Modell mit Extremereignissen verbesserte Influenza-Prognosegenauigkeit signifikant. Heterogene geografische Effekte und Subtyp-Variationen beobachtet.</w:t>
       </w:r>
     </w:p>
     <w:p>
@@ -235,7 +235,7 @@
         <w:rPr>
           <w:sz w:val="19"/>
         </w:rPr>
-        <w:t>Tropen/Subtropen - methodisch übertragbar; Temperaturanpassung nicht direkt auf Deutschland</w:t>
+        <w:t>China (Subtropen/gemäßigt) – Methodologie und Extreme-Event-Integration übertragbar, nicht absolute Schwellenwerte</w:t>
       </w:r>
     </w:p>
     <w:p>
@@ -244,7 +244,7 @@
           <w:color w:val="5A7D3A"/>
           <w:sz w:val="18"/>
         </w:rPr>
-        <w:t>https://pubmed.ncbi.nlm.nih.gov/42905195/</w:t>
+        <w:t>https://pubmed.ncbi.nlm.nih.gov/42916219/</w:t>
       </w:r>
     </w:p>
     <w:p>
@@ -252,7 +252,7 @@
         <w:pStyle w:val="Heading2"/>
       </w:pPr>
       <w:r>
-        <w:t>Arboviren in Europa: Klimawandel ermöglicht Mückenvektoren in gemäßigten Zonen</w:t>
+        <w:t>Waldbrandrauch und Sterblichkeit: Kohlenstoffkomponenten erhöhen Risiko pro Masseeinheit</w:t>
       </w:r>
     </w:p>
     <w:p>
@@ -262,12 +262,12 @@
           <w:color w:val="666666"/>
           <w:sz w:val="18"/>
         </w:rPr>
-        <w:t>Cancela Costa A et al.  ·  Rev Med Suisse  ·  07.10.2026  ·  PMID 42902967</w:t>
+        <w:t>Jin Z et al.  ·  Environ Sci Technol  ·  13.10.2026  ·  PMID 42915998</w:t>
       </w:r>
     </w:p>
     <w:p>
       <w:r>
-        <w:t>Klinisches Review zum Auftreten von Dengue, Chikungunya und West-Nil-Virus in Europa durch klimabedingte Etablierung von Aedes- und Culex-Mücken als Vektoren.</w:t>
+        <w:t>Kohortenstudie mit 77,47 Mio. Medicare-Versicherten (2002–2019): Langzeitexposition gegenüber Rauch-PM2.5 und dessen Kohlenstoffanteil wurde mit Gesamtsterblichkeit verknüpft mittels stratifizierter Cox-Modelle.</w:t>
       </w:r>
     </w:p>
     <w:p>
@@ -278,7 +278,7 @@
         <w:t xml:space="preserve">Ergebnis: </w:t>
       </w:r>
       <w:r>
-        <w:t>Erstmals lokale Transmission von Dengue, Chikungunya und West-Nil-Virus in Europa dokumentiert. Kliniker sollten diese Infektionen in der Differenzialdiagnose fieberhafter Erkrankungen berücksichtigen, auch ohne Reiseanamnese. Klimawandel, Bevölkerungsbewegungen und internationaler Handel fördern die Ausbreitung tropischer Arboviren in gemäßigte Regionen.</w:t>
+        <w:t>Pro 1 μg/m³ Rauch-PM2.5 Hazard Ratio 1,032 (95%-KI 1,027–1,037); für Rauch-Kohlenstoffkomponenten 1,087 (1,076–1,098). Zurechenbare jährliche Todesfälle 22.420, Kohlenstoffanteil trägt Mehrheit der Last. Stärkere Assoziationen bei Schwarzen und anderen Minderheiten sowie Medicaid-Versicherten. Rauch-PM2.5 zeigt pro Masseeinheit höhere Toxizität als Nicht-Rauch-PM2.5.</w:t>
       </w:r>
     </w:p>
     <w:p>
@@ -293,7 +293,7 @@
         <w:rPr>
           <w:sz w:val="19"/>
         </w:rPr>
-        <w:t>Europa direkt betroffen, klimabedingte Vektorexpansion, hochrelevant für Deutschland</w:t>
+        <w:t>USA, andere gemäßigte Breitengrade; Rauchbelastung in Deutschland bisher gering, aber Waldbrände häufiger</w:t>
       </w:r>
     </w:p>
     <w:p>
@@ -302,7 +302,7 @@
           <w:color w:val="5A7D3A"/>
           <w:sz w:val="18"/>
         </w:rPr>
-        <w:t>https://pubmed.ncbi.nlm.nih.gov/42902967/</w:t>
+        <w:t>https://pubmed.ncbi.nlm.nih.gov/42915998/</w:t>
       </w:r>
     </w:p>
     <w:p>
@@ -310,7 +310,7 @@
         <w:pStyle w:val="Heading2"/>
       </w:pPr>
       <w:r>
-        <w:t>Luftverschmutzung und Temperatur: Gemeinsame Effekte auf Blutzucker in europäischen Kohorten</w:t>
+        <w:t>Schulbelüftung nach COVID-19: Hürden und mangelnde Ausstattung in Südspanien</w:t>
       </w:r>
     </w:p>
     <w:p>
@@ -320,12 +320,12 @@
           <w:color w:val="666666"/>
           <w:sz w:val="18"/>
         </w:rPr>
-        <w:t>Jeong A et al.  ·  Environ Int  ·  23.09.2026  ·  PMID 42784881</w:t>
+        <w:t>Martínez JA et al.  ·  Rev Esp Salud Publica  ·  20.10.2026  ·  PMID 42904444</w:t>
       </w:r>
     </w:p>
     <w:p>
       <w:r>
-        <w:t>Analyse der gemeinsamen Effekte von Luftverschmutzung (PM10) und Temperatur auf Nüchternblutzucker (HbA1c) in 33.989 Messungen von 21.259 Teilnehmern aus neun europäischen Kohorten.</w:t>
+        <w:t>Querschnittsstudie unter 91 Schulleitern in Murcia zur Compliance mit Lüftungsmaßnahmen: 77% der Schulen fehlten HVAC-Systeme oder CO₂-Sensoren; durchschnittliche Compliance-Werte 0,71 (2023/24) und 0,76 (2024/25).</w:t>
       </w:r>
     </w:p>
     <w:p>
@@ -336,7 +336,7 @@
         <w:t xml:space="preserve">Ergebnis: </w:t>
       </w:r>
       <w:r>
-        <w:t>Elastic-Net-Regression identifizierte PM10 und Temperaturvariabilität als stabile Prädiktoren für erhöhte HbA1c. Ein Szenario mit verbesserter Luftqualität führte zu gesunkenen HbA1c-Werten; klimabedingte Temperaturerhöhung führte zu erhöhten HbA1c-Werten. Die positiven Effekte von Luftqualitätsverbesserungen gewinnen unter Klimawandelbedingungen an Bedeutung, besonders bei Nichtrauchern.</w:t>
+        <w:t>77% der Schulen ohne technische Lüftungsausstattung; Compliance-Scores auf Skala [0,1]: durchschnittlich 0,71 im Schuljahr 2023/24 und 0,76 für 2024/25. Haupthürden: Wärmekomfort, Außenlärm, Lehrerkooperation; Bedarf für öffentliche Investitionen in Infrastruktur.</w:t>
       </w:r>
     </w:p>
     <w:p>
@@ -351,7 +351,7 @@
         <w:rPr>
           <w:sz w:val="19"/>
         </w:rPr>
-        <w:t>Europäische Kohorten mit Luftdaten, gemäßigte Klimazonen, direkt übertragbar</w:t>
+        <w:t>Südeuropa, vergleichbares Schulsystem, Lüftungsinfrastruktur-Mangel ähnlich Deutschland</w:t>
       </w:r>
     </w:p>
     <w:p>
@@ -360,7 +360,7 @@
           <w:color w:val="5A7D3A"/>
           <w:sz w:val="18"/>
         </w:rPr>
-        <w:t>https://pubmed.ncbi.nlm.nih.gov/42784881/</w:t>
+        <w:t>https://pubmed.ncbi.nlm.nih.gov/42904444/</w:t>
       </w:r>
     </w:p>
     <w:p>
@@ -368,7 +368,7 @@
         <w:pStyle w:val="Heading2"/>
       </w:pPr>
       <w:r>
-        <w:t>Heiße Getränke und Speiseröhrenkrebs: Prospektive Studie in UK-Erwachsenen</w:t>
+        <w:t>Pneumokokken-Surveillance durch Innenraumluftkontrolle</w:t>
       </w:r>
     </w:p>
     <w:p>
@@ -378,12 +378,12 @@
           <w:color w:val="666666"/>
           <w:sz w:val="18"/>
         </w:rPr>
-        <w:t>Papier K et al.  ·  Int J Cancer  ·  15.12.2026  ·  PMID 42710538</w:t>
+        <w:t>Tack B et al.  ·  Int J Infect Dis  ·  02.09.2026  ·  PMID 42685969</w:t>
       </w:r>
     </w:p>
     <w:p>
       <w:r>
-        <w:t>Prospektive Analyse von 977.282 UK-Teilnehmern zur Assoziation zwischen Trinktemperatur und Häufigkeit heißer Getränke mit Speiseröhrenkrebsrisiko über durchschnittlich 11–14 Jahre Follow-up.</w:t>
+        <w:t>Monatliche Luftproben aus einem belgischen Kinderbetreuungszentrum über 20 Monate (Januar 2022–September 2023) wurden auf Pneumokokken und Serotypen mittels qPCR analysiert.</w:t>
       </w:r>
     </w:p>
     <w:p>
@@ -394,7 +394,7 @@
         <w:t xml:space="preserve">Ergebnis: </w:t>
       </w:r>
       <w:r>
-        <w:t>2.348 Speiseröhrenkrebsfälle (1.045 Plattenepithel-Ca., 1.303 Adenokarzinom). "Sehr heiße" vs. "warme" Getränke: 3-fach erhöhtes Plattenepithel-Ca.-Risiko (RR=3,17; 95%-KI: 2,49–4,03), kein Effekt auf Adenokarzinom. Täglich ≥6 vs. &lt;6 heiße Getränke: 71% erhöhtes Plattenepithel-Ca.-Risiko (RR=1,71; 1,51–1,94). Geschätzt 14% der Plattenepithel-Karzinome wären vermeidbar durch Temperaturreduktion.</w:t>
+        <w:t>Pneumokokken wurden in 100% der Luftproben nachgewiesen; durchschnittlich 7 Serotypen pro Probe identifiziert; 15 Serotypen insgesamt erfasst. Die erfassten Serotypen stimmten weitgehend mit belgischen Carrierstudien und invasiver Krankheitssurveillance überein. Luftproben-Surveillance könnte ein skalierbares, kostengünstiges Werkzeug für Vakzinationsüberwachung werden.</w:t>
       </w:r>
     </w:p>
     <w:p>
@@ -409,7 +409,7 @@
         <w:rPr>
           <w:sz w:val="19"/>
         </w:rPr>
-        <w:t>Großbritannien, Bevölkerung vergleichbar, gemäßigte Klimazone</w:t>
+        <w:t>Belgien, Mitteleuropa, vergleichbares Versorgungssystem und Klima</w:t>
       </w:r>
     </w:p>
     <w:p>
@@ -418,7 +418,7 @@
           <w:color w:val="5A7D3A"/>
           <w:sz w:val="18"/>
         </w:rPr>
-        <w:t>https://pubmed.ncbi.nlm.nih.gov/42710538/</w:t>
+        <w:t>https://pubmed.ncbi.nlm.nih.gov/42685969/</w:t>
       </w:r>
     </w:p>
     <w:sectPr>

--- a/download/studien-aktuell.docx
+++ b/download/studien-aktuell.docx
@@ -62,7 +62,7 @@
           <w:color w:val="666666"/>
           <w:sz w:val="18"/>
         </w:rPr>
-        <w:t>Stand: 26.10.2026  |  6 Studien  |  klima.m-vf.de</w:t>
+        <w:t>Stand: 27.10.2026  |  6 Studien  |  klima.m-vf.de</w:t>
       </w:r>
     </w:p>
     <w:p>
@@ -70,7 +70,7 @@
         <w:pStyle w:val="Heading1"/>
       </w:pPr>
       <w:r>
-        <w:t>Aufgenommen am 26.10.2026</w:t>
+        <w:t>Aufgenommen am 27.10.2026</w:t>
       </w:r>
     </w:p>
     <w:p>
@@ -78,7 +78,7 @@
         <w:pStyle w:val="Heading2"/>
       </w:pPr>
       <w:r>
-        <w:t>Leptospirose in der Landwirtschaft: Klimawandel und Wasserkontamination als Risikofaktoren</w:t>
+        <w:t>Geburtsgewicht und Klimafaktoren: Frühwarnsystem in Westafrika</w:t>
       </w:r>
     </w:p>
     <w:p>
@@ -88,12 +88,12 @@
           <w:color w:val="666666"/>
           <w:sz w:val="18"/>
         </w:rPr>
-        <w:t>Tiraboschi MM et al.  ·  Med Lav  ·  23.10.2026  ·  PMID 42925048</w:t>
+        <w:t>Shukla S et al.  ·  Proc Natl Acad Sci U S A  ·  03.11.2026  ·  PMID 42932648</w:t>
       </w:r>
     </w:p>
     <w:p>
       <w:r>
-        <w:t>Fallbericht und Surveillance einer tödlichen beruflichen Leptospirose in Oberitalien mit Analyse von Klimawandel-Expositionen: Bei 16 bestätigten Fällen über 22 Monate traten 3 Todesfälle (18,8%) und 1 Behinderungsfall (6,3%) auf, 75% hatten agrarnumweltliche Expositionen.</w:t>
+        <w:t>Testung von Prognosemodellen für niedriges Geburtsgewicht unter Nutzung subsaisonaler bis saisonaler Klimavariablen und sozioökonomischer Indikatoren in Burkina Faso, Mali und Senegal.</w:t>
       </w:r>
     </w:p>
     <w:p>
@@ -104,7 +104,7 @@
         <w:t xml:space="preserve">Ergebnis: </w:t>
       </w:r>
       <w:r>
-        <w:t>Unter 16 Leptospirose-Fällen in der Lombardei betrug die Überlebensrate ohne Langzeitkomplikationen 75% (12 Fälle mit agrar-umweltlichem Bezug); Schwere-Komplikationsrate 25,0% (3 Todesfälle + 1 Invalidität). Der Klimawandel wird die europäische Ausbreitungszone und Transmissionssaison erweitern.</w:t>
+        <w:t>Modelle mit vollständigen DHS-Variablen zeigten Vorhersagefehler von 13,5–25 %. Reine Klimamodelle erreichten vergleichbare Genauigkeit (1–5 % Abweichung). Höchste Vorhersagekraft für Kinder mit maximaler pränataler Exposition in der Trockenzeit (Aussaat-Ernteperiode).</w:t>
       </w:r>
     </w:p>
     <w:p>
@@ -119,7 +119,7 @@
         <w:rPr>
           <w:sz w:val="19"/>
         </w:rPr>
-        <w:t>Oberitalien, gemäßigte Klimazone, One-Health-Ansatz auf Deutschland übertragbar</w:t>
+        <w:t>Subsahara-Afrika, Tropen – nur Modellierungsmethodik übertragbar, nicht die Schwellenwerte.</w:t>
       </w:r>
     </w:p>
     <w:p>
@@ -128,7 +128,7 @@
           <w:color w:val="5A7D3A"/>
           <w:sz w:val="18"/>
         </w:rPr>
-        <w:t>https://pubmed.ncbi.nlm.nih.gov/42925048/</w:t>
+        <w:t>https://pubmed.ncbi.nlm.nih.gov/42932648/</w:t>
       </w:r>
     </w:p>
     <w:p>
@@ -136,7 +136,7 @@
         <w:pStyle w:val="Heading2"/>
       </w:pPr>
       <w:r>
-        <w:t>Luftverschmutzung beeinträchtigt Herzfrequenzvariabilität und Lungenfunktion bei Schulkindern</w:t>
+        <w:t>Thermischer Komfort auf Schulhöfen: Strategien gegen Hitzebelastung</w:t>
       </w:r>
     </w:p>
     <w:p>
@@ -146,12 +146,12 @@
           <w:color w:val="666666"/>
           <w:sz w:val="18"/>
         </w:rPr>
-        <w:t>Oliveira FR et al.  ·  Epidemiol Serv Saude  ·  17.06.2026  ·  PMID 42922790</w:t>
+        <w:t>Sadeghian G et al.  ·  Int J Biometeorol  ·  26.10.2026  ·  PMID 42931950</w:t>
       </w:r>
     </w:p>
     <w:p>
       <w:r>
-        <w:t>Querschnittsuntersuchung an 77 Schulkindern in der hochbelasteten Stadt Cubatão (Brasilien) zu Auswirkungen von Luftverschmutzung auf Herzfrequenzvariabilität (HFnu) und Lungenfunktion (FEV1, FEF25-75%).</w:t>
+        <w:t>Systematische Übersicht von 35 Studien (2015–2025) über thermischen Komfort im Freien an Schulen unter Bedingungen von Hitzeextremen und Klimawandel.</w:t>
       </w:r>
     </w:p>
     <w:p>
@@ -162,7 +162,7 @@
         <w:t xml:space="preserve">Ergebnis: </w:t>
       </w:r>
       <w:r>
-        <w:t>Erhöhtes Schwefeldioxid assoziiert mit HFnu-Reduktion: -0,68 (95%-KI -1,27; -0,11) täglich, -0,67 über 2 Tage, -1,29 über 3 Tage (p&lt;0,001). Ozon: HFnu-Reduktion -0,32 (95%-KI -0,62; -0,02). Stickstoffdioxid: FEV1-Reduktion 0,23%, FEF25-75%-Reduktion 0,30%. Luftverschmutzung reduzierte messbar Herzfrequenzvariabilität und Lungenfunktion.</w:t>
+        <w:t>Vegetation und Beschattung sind die wirksamsten Minderungsmaßnahmen gegen Sommerhitze auf Schulhöfen. Der Fokus liegt auf Mittelmeerraum und feuchten Subtropen; Studien kombinieren Feldmessungen mit numerischen Simulationen und zunehmend subjektive Verhaltensmaße.</w:t>
       </w:r>
     </w:p>
     <w:p>
@@ -177,7 +177,7 @@
         <w:rPr>
           <w:sz w:val="19"/>
         </w:rPr>
-        <w:t>Tropen (Brasilien) – nur Methodik übertragbar, nicht Schwellenwerte oder Anpassungsniveaus</w:t>
+        <w:t>Mittelmeerländer und subtropische Zonen – Temperaturschwellen nicht auf Deutschland übertragbar; Methodik der Intervention relevant.</w:t>
       </w:r>
     </w:p>
     <w:p>
@@ -186,7 +186,7 @@
           <w:color w:val="5A7D3A"/>
           <w:sz w:val="18"/>
         </w:rPr>
-        <w:t>https://pubmed.ncbi.nlm.nih.gov/42922790/</w:t>
+        <w:t>https://pubmed.ncbi.nlm.nih.gov/42931950/</w:t>
       </w:r>
     </w:p>
     <w:p>
@@ -194,7 +194,7 @@
         <w:pStyle w:val="Heading2"/>
       </w:pPr>
       <w:r>
-        <w:t>Klima, Luftverschmutzung und Extremereignisse bestimmen Influenza-Risiko</w:t>
+        <w:t>Globale Ozonbelastung: 500.000 zusätzliche COPD-Todesfälle bis 2020</w:t>
       </w:r>
     </w:p>
     <w:p>
@@ -204,12 +204,12 @@
           <w:color w:val="666666"/>
           <w:sz w:val="18"/>
         </w:rPr>
-        <w:t>Ding E et al.  ·  Environ Sci Technol  ·  22.09.2026  ·  PMID 42916219</w:t>
+        <w:t>Kerr GH et al.  ·  Philos Trans A Math Phys Eng Sci  ·  26.10.2026  ·  PMID 42929037</w:t>
       </w:r>
     </w:p>
     <w:p>
       <w:r>
-        <w:t>Fall-Crossover-Studie mit 630.120 Influenza-positiven Fällen aus 335 chinesischen Städten (2005–2019): Verteilte Lag-Nichtlinear-Modelle quantifizierten Exposition-Lag-Response-Beziehungen; Machine-Learning und LSTM-Modelle integrierten Extremereignisse in Prognosen.</w:t>
+        <w:t>Metaanalyse der weltweiten Ozonkonzentrationen und ihrer Auswirkungen auf chronische Atemwegserkrankungen von 2000 bis 2020.</w:t>
       </w:r>
     </w:p>
     <w:p>
@@ -220,7 +220,7 @@
         <w:t xml:space="preserve">Ergebnis: </w:t>
       </w:r>
       <w:r>
-        <w:t>Meteorologische Variablen, Luftverschmutzung und Extremereignisse signifikant assoziiert mit Influenza-Risiko. Machine-Learning identifizierte atmosphärische Temperatur, Luftfeuchte und Feinstoffpartikel als Hauptfaktoren. Co-Exposition gegenüber Extremereignissen zeigte höheres gemeinsames Risiko als Einzelexposition (submultiplikative Interaktion, keine additive). LSTM-Modell mit Extremereignissen verbesserte Influenza-Prognosegenauigkeit signifikant. Heterogene geografische Effekte und Subtyp-Variationen beobachtet.</w:t>
+        <w:t>Die attributablen Todesfälle durch chronische Ozonexposition verdoppelten sich von 2000 bis 2020 auf etwa 500.000 Todesfälle pro Jahr global. Während Nordamerika und Europa sinkende Mortalität zeigten, stiegen die Todesfälle im Globalen Süden deutlich an.</w:t>
       </w:r>
     </w:p>
     <w:p>
@@ -235,7 +235,7 @@
         <w:rPr>
           <w:sz w:val="19"/>
         </w:rPr>
-        <w:t>China (Subtropen/gemäßigt) – Methodologie und Extreme-Event-Integration übertragbar, nicht absolute Schwellenwerte</w:t>
+        <w:t>Globale Trends; Europa mit Verbesserungen – nur die Methodik zur Quantifizierung von Umweltlasten übertragbar.</w:t>
       </w:r>
     </w:p>
     <w:p>
@@ -244,7 +244,7 @@
           <w:color w:val="5A7D3A"/>
           <w:sz w:val="18"/>
         </w:rPr>
-        <w:t>https://pubmed.ncbi.nlm.nih.gov/42916219/</w:t>
+        <w:t>https://pubmed.ncbi.nlm.nih.gov/42929037/</w:t>
       </w:r>
     </w:p>
     <w:p>
@@ -252,7 +252,7 @@
         <w:pStyle w:val="Heading2"/>
       </w:pPr>
       <w:r>
-        <w:t>Waldbrandrauch und Sterblichkeit: Kohlenstoffkomponenten erhöhen Risiko pro Masseeinheit</w:t>
+        <w:t>Soziale Schutzprogramme und Klimaresilienz informeller Arbeiter in Pakistan</w:t>
       </w:r>
     </w:p>
     <w:p>
@@ -262,12 +262,12 @@
           <w:color w:val="666666"/>
           <w:sz w:val="18"/>
         </w:rPr>
-        <w:t>Jin Z et al.  ·  Environ Sci Technol  ·  13.10.2026  ·  PMID 42915998</w:t>
+        <w:t>Khattak MI et al.  ·  BMC Public Health  ·  29.07.2026  ·  PMID 42928157</w:t>
       </w:r>
     </w:p>
     <w:p>
       <w:r>
-        <w:t>Kohortenstudie mit 77,47 Mio. Medicare-Versicherten (2002–2019): Langzeitexposition gegenüber Rauch-PM2.5 und dessen Kohlenstoffanteil wurde mit Gesamtsterblichkeit verknüpft mittels stratifizierter Cox-Modelle.</w:t>
+        <w:t>Qualitative phänomenologische Studie mit 30 Interviews und 6 Fokusgruppen zur Rolle von Sozialschutzprogrammen für Klimaresilienz informeller Arbeiter in drei Klimazonen Khyber Pakhtunkwas.</w:t>
       </w:r>
     </w:p>
     <w:p>
@@ -278,7 +278,7 @@
         <w:t xml:space="preserve">Ergebnis: </w:t>
       </w:r>
       <w:r>
-        <w:t>Pro 1 μg/m³ Rauch-PM2.5 Hazard Ratio 1,032 (95%-KI 1,027–1,037); für Rauch-Kohlenstoffkomponenten 1,087 (1,076–1,098). Zurechenbare jährliche Todesfälle 22.420, Kohlenstoffanteil trägt Mehrheit der Last. Stärkere Assoziationen bei Schwarzen und anderen Minderheiten sowie Medicaid-Versicherten. Rauch-PM2.5 zeigt pro Masseeinheit höhere Toxizität als Nicht-Rauch-PM2.5.</w:t>
+        <w:t>Fünf Themenkomplexe identifiziert: unzureichende flexible Finanzhilfen, Zugangsbarrieren zu Sozialhilfe, geschlechtsspezifische Hemmnisse, informelle Anpassungsstrategien (soziale Netzwerke, gegenseitige Hilfe) und Bedarf für klimasensitive Programme. Bestehende Systeme bieten kritische, aber begrenzte Hilfe.</w:t>
       </w:r>
     </w:p>
     <w:p>
@@ -293,7 +293,7 @@
         <w:rPr>
           <w:sz w:val="19"/>
         </w:rPr>
-        <w:t>USA, andere gemäßigte Breitengrade; Rauchbelastung in Deutschland bisher gering, aber Waldbrände häufiger</w:t>
+        <w:t>Pakistan, Südasien – Struktur und Gendered-Aspekte informeller Resilienz relevant, nicht absolute Ressourcenniveaus.</w:t>
       </w:r>
     </w:p>
     <w:p>
@@ -302,7 +302,7 @@
           <w:color w:val="5A7D3A"/>
           <w:sz w:val="18"/>
         </w:rPr>
-        <w:t>https://pubmed.ncbi.nlm.nih.gov/42915998/</w:t>
+        <w:t>https://pubmed.ncbi.nlm.nih.gov/42928157/</w:t>
       </w:r>
     </w:p>
     <w:p>
@@ -310,7 +310,7 @@
         <w:pStyle w:val="Heading2"/>
       </w:pPr>
       <w:r>
-        <w:t>Schulbelüftung nach COVID-19: Hürden und mangelnde Ausstattung in Südspanien</w:t>
+        <w:t>Extremhitze bei Erwachsenen: Pflegeverantwortung und Gesundheitsrisiken</w:t>
       </w:r>
     </w:p>
     <w:p>
@@ -320,12 +320,12 @@
           <w:color w:val="666666"/>
           <w:sz w:val="18"/>
         </w:rPr>
-        <w:t>Martínez JA et al.  ·  Rev Esp Salud Publica  ·  20.10.2026  ·  PMID 42904444</w:t>
+        <w:t>Bernhardt JM  ·  Nurs Clin North Am  ·  09.07.2026  ·  PMID 42919507</w:t>
       </w:r>
     </w:p>
     <w:p>
       <w:r>
-        <w:t>Querschnittsstudie unter 91 Schulleitern in Murcia zur Compliance mit Lüftungsmaßnahmen: 77% der Schulen fehlten HVAC-Systeme oder CO₂-Sensoren; durchschnittliche Compliance-Werte 0,71 (2023/24) und 0,76 (2024/25).</w:t>
+        <w:t>Narrative Übersichtsarbeit zur Pathophysiologie von Hitze, Gesundheitsfolgen, Vulnerabilität und Implikationen für Pflegefachpersonen.</w:t>
       </w:r>
     </w:p>
     <w:p>
@@ -336,7 +336,7 @@
         <w:t xml:space="preserve">Ergebnis: </w:t>
       </w:r>
       <w:r>
-        <w:t>77% der Schulen ohne technische Lüftungsausstattung; Compliance-Scores auf Skala [0,1]: durchschnittlich 0,71 im Schuljahr 2023/24 und 0,76 für 2024/25. Haupthürden: Wärmekomfort, Außenlärm, Lehrerkooperation; Bedarf für öffentliche Investitionen in Infrastruktur.</w:t>
+        <w:t>Extremhitze ist eine der unmittelbarsten und tödlichsten Gesundheitsbedrohungen des Klimawandels. Besonders gefährdet sind Erwachsene mit chronischen Erkrankungen, beruflicher Hitzeexposition, niedriger Sozioökonomie oder eingeschränktem Kühlungszugang. Hitzewellen werden häufiger, intensiver und länger.</w:t>
       </w:r>
     </w:p>
     <w:p>
@@ -351,7 +351,7 @@
         <w:rPr>
           <w:sz w:val="19"/>
         </w:rPr>
-        <w:t>Südeuropa, vergleichbares Schulsystem, Lüftungsinfrastruktur-Mangel ähnlich Deutschland</w:t>
+        <w:t>Konzeptionelle Arbeit zu Hitze-Pathophysiologie; gemäßigte Klimazonen und Deutschland relevant für Risikogruppen-Definition.</w:t>
       </w:r>
     </w:p>
     <w:p>
@@ -360,7 +360,7 @@
           <w:color w:val="5A7D3A"/>
           <w:sz w:val="18"/>
         </w:rPr>
-        <w:t>https://pubmed.ncbi.nlm.nih.gov/42904444/</w:t>
+        <w:t>https://pubmed.ncbi.nlm.nih.gov/42919507/</w:t>
       </w:r>
     </w:p>
     <w:p>
@@ -368,7 +368,7 @@
         <w:pStyle w:val="Heading2"/>
       </w:pPr>
       <w:r>
-        <w:t>Pneumokokken-Surveillance durch Innenraumluftkontrolle</w:t>
+        <w:t>Chagas-Vektor breitet sich in Mexiko aus: Klimawandel treibt Arealausweitung</w:t>
       </w:r>
     </w:p>
     <w:p>
@@ -378,12 +378,12 @@
           <w:color w:val="666666"/>
           <w:sz w:val="18"/>
         </w:rPr>
-        <w:t>Tack B et al.  ·  Int J Infect Dis  ·  02.09.2026  ·  PMID 42685969</w:t>
+        <w:t>Carbajal-Olivier BI et al.  ·  Mem Inst Oswaldo Cruz  ·  16.10.2026  ·  PMID 42912046</w:t>
       </w:r>
     </w:p>
     <w:p>
       <w:r>
-        <w:t>Monatliche Luftproben aus einem belgischen Kinderbetreuungszentrum über 20 Monate (Januar 2022–September 2023) wurden auf Pneumokokken und Serotypen mittels qPCR analysiert.</w:t>
+        <w:t>Molekulare und epidemiologische Identifikation von Triatoma-Arten in neuen Regionen Oaxacas und Dokumentation der geografischen Ausbreitung in Zusammenhang mit Klimawandel, Urbanisierung und Migration.</w:t>
       </w:r>
     </w:p>
     <w:p>
@@ -394,7 +394,7 @@
         <w:t xml:space="preserve">Ergebnis: </w:t>
       </w:r>
       <w:r>
-        <w:t>Pneumokokken wurden in 100% der Luftproben nachgewiesen; durchschnittlich 7 Serotypen pro Probe identifiziert; 15 Serotypen insgesamt erfasst. Die erfassten Serotypen stimmten weitgehend mit belgischen Carrierstudien und invasiver Krankheitssurveillance überein. Luftproben-Surveillance könnte ein skalierbares, kostengünstiges Werkzeug für Vakzinationsüberwachung werden.</w:t>
+        <w:t>Zwei Triatominae-Spezies wurden erstmals in La-Cañada-Region gemeldet. Die Arealausweitung erhöht das Infektionsrisiko in bisher nicht endemischen Gebieten, insbesondere angesichts der höheren CD-Prävalenz in Oaxaca.</w:t>
       </w:r>
     </w:p>
     <w:p>
@@ -409,7 +409,7 @@
         <w:rPr>
           <w:sz w:val="19"/>
         </w:rPr>
-        <w:t>Belgien, Mitteleuropa, vergleichbares Versorgungssystem und Klima</w:t>
+        <w:t>Lateinamerika, Mexiko – zeigt prinzipielle Vektor-Ausbreitung durch Klimawandel, Übertragbarkeit auf globale Südregionen.</w:t>
       </w:r>
     </w:p>
     <w:p>
@@ -418,7 +418,7 @@
           <w:color w:val="5A7D3A"/>
           <w:sz w:val="18"/>
         </w:rPr>
-        <w:t>https://pubmed.ncbi.nlm.nih.gov/42685969/</w:t>
+        <w:t>https://pubmed.ncbi.nlm.nih.gov/42912046/</w:t>
       </w:r>
     </w:p>
     <w:sectPr>

--- a/download/studien-aktuell.docx
+++ b/download/studien-aktuell.docx
@@ -62,7 +62,7 @@
           <w:color w:val="666666"/>
           <w:sz w:val="18"/>
         </w:rPr>
-        <w:t>Stand: 27.10.2026  |  6 Studien  |  klima.m-vf.de</w:t>
+        <w:t>Stand: 28.10.2026  |  6 Studien  |  klima.m-vf.de</w:t>
       </w:r>
     </w:p>
     <w:p>
@@ -70,7 +70,7 @@
         <w:pStyle w:val="Heading1"/>
       </w:pPr>
       <w:r>
-        <w:t>Aufgenommen am 27.10.2026</w:t>
+        <w:t>Aufgenommen am 28.10.2026</w:t>
       </w:r>
     </w:p>
     <w:p>
@@ -78,7 +78,7 @@
         <w:pStyle w:val="Heading2"/>
       </w:pPr>
       <w:r>
-        <w:t>Geburtsgewicht und Klimafaktoren: Frühwarnsystem in Westafrika</w:t>
+        <w:t>Luftverschmutzung und Lebensjahrverlust durch Krebs in Shanghai</w:t>
       </w:r>
     </w:p>
     <w:p>
@@ -88,12 +88,12 @@
           <w:color w:val="666666"/>
           <w:sz w:val="18"/>
         </w:rPr>
-        <w:t>Shukla S et al.  ·  Proc Natl Acad Sci U S A  ·  03.11.2026  ·  PMID 42932648</w:t>
+        <w:t>Zhong X et al.  ·  PLoS One  ·  27.10.2026  ·  PMID 42945340</w:t>
       </w:r>
     </w:p>
     <w:p>
       <w:r>
-        <w:t>Testung von Prognosemodellen für niedriges Geburtsgewicht unter Nutzung subsaisonaler bis saisonaler Klimavariablen und sozioökonomischer Indikatoren in Burkina Faso, Mali und Senegal.</w:t>
+        <w:t>Zeitreihenanalyse (2013–2021) der Kurzzeit-Effekte von Feinstaub, Schwefeldioxid, Stickstoffdioxid und Ozon auf krebsbedingte Lebensjahrverluste (YLL) in Shanghai (n=Todesdaten von 2013–2021).</w:t>
       </w:r>
     </w:p>
     <w:p>
@@ -104,7 +104,7 @@
         <w:t xml:space="preserve">Ergebnis: </w:t>
       </w:r>
       <w:r>
-        <w:t>Modelle mit vollständigen DHS-Variablen zeigten Vorhersagefehler von 13,5–25 %. Reine Klimamodelle erreichten vergleichbare Genauigkeit (1–5 % Abweichung). Höchste Vorhersagekraft für Kinder mit maximaler pränataler Exposition in der Trockenzeit (Aussaat-Ernteperiode).</w:t>
+        <w:t>Pro 10 μg/m³ Anstieg waren signifikant assoziiert: PM₂,₅ +2,22 YLL (95%-KI: 0,71–3,74); PM₁₀ +1,04 YLL (95%-KI: 0,17–1,91); SO₂ +5,05 YLL (95%-KI: 0,74–9,36); NO₂ +1,88 YLL (95%-KI: 0,09–3,66); O₃ +0,96 YLL (95%-KI: 0,14–1,78) auf lag0–1. Marginal höhere Effekte bei Männern, jüngeren Altersgruppen und höherer Bildung.</w:t>
       </w:r>
     </w:p>
     <w:p>
@@ -119,7 +119,7 @@
         <w:rPr>
           <w:sz w:val="19"/>
         </w:rPr>
-        <w:t>Subsahara-Afrika, Tropen – nur Modellierungsmethodik übertragbar, nicht die Schwellenwerte.</w:t>
+        <w:t>China, Subtropen – Methodik (DLNM) übertragbar, Absolutwerte und Bevölkerungsrisiko nicht</w:t>
       </w:r>
     </w:p>
     <w:p>
@@ -128,7 +128,7 @@
           <w:color w:val="5A7D3A"/>
           <w:sz w:val="18"/>
         </w:rPr>
-        <w:t>https://pubmed.ncbi.nlm.nih.gov/42932648/</w:t>
+        <w:t>https://pubmed.ncbi.nlm.nih.gov/42945340/</w:t>
       </w:r>
     </w:p>
     <w:p>
@@ -136,7 +136,7 @@
         <w:pStyle w:val="Heading2"/>
       </w:pPr>
       <w:r>
-        <w:t>Thermischer Komfort auf Schulhöfen: Strategien gegen Hitzebelastung</w:t>
+        <w:t>Hitzebelastung schwächt autonome Reaktionen bei Typ-2-Diabetes und Hypertonie</w:t>
       </w:r>
     </w:p>
     <w:p>
@@ -146,12 +146,12 @@
           <w:color w:val="666666"/>
           <w:sz w:val="18"/>
         </w:rPr>
-        <w:t>Sadeghian G et al.  ·  Int J Biometeorol  ·  26.10.2026  ·  PMID 42931950</w:t>
+        <w:t>Rafieian M et al.  ·  PLoS One  ·  27.10.2026  ·  PMID 42945274</w:t>
       </w:r>
     </w:p>
     <w:p>
       <w:r>
-        <w:t>Systematische Übersicht von 35 Studien (2015–2025) über thermischen Komfort im Freien an Schulen unter Bedingungen von Hitzeextremen und Klimawandel.</w:t>
+        <w:t>Vergleichende Studie autonomer kardiovaskulärer Reaktionen unter 90 Minuten Hitzeexposition (40 °C, 50 % rel. Feuchte) bei 10 Patienten mit Typ-2-Diabetes + Hypertonie vs. 10 gesunden Kontrollen (Norwegen/Finnland).</w:t>
       </w:r>
     </w:p>
     <w:p>
@@ -162,7 +162,7 @@
         <w:t xml:space="preserve">Ergebnis: </w:t>
       </w:r>
       <w:r>
-        <w:t>Vegetation und Beschattung sind die wirksamsten Minderungsmaßnahmen gegen Sommerhitze auf Schulhöfen. Der Fokus liegt auf Mittelmeerraum und feuchten Subtropen; Studien kombinieren Feldmessungen mit numerischen Simulationen und zunehmend subjektive Verhaltensmaße.</w:t>
+        <w:t>Bei Hitzeexposition zeigte die Diabetes-Hypertonie-Gruppe bluntierte autonome Reaktionen: Herzfrequenzanstieg nur 5,43 bpm (~7 %) vs. 13,96 bpm (~22 %) in Kontrollen (p=0,014). HF-Power-Abfall 54,5 % vs. 74 % (p=0,038). Baroreflex-Sensitivität-Reduktion 25–35 % vs. 51–62 % (p≤0,034). Diese Patienten haben erhöhte Vulnerabilität für Temperaturextreme.</w:t>
       </w:r>
     </w:p>
     <w:p>
@@ -177,7 +177,7 @@
         <w:rPr>
           <w:sz w:val="19"/>
         </w:rPr>
-        <w:t>Mittelmeerländer und subtropische Zonen – Temperaturschwellen nicht auf Deutschland übertragbar; Methodik der Intervention relevant.</w:t>
+        <w:t>Nordeuropa, gemäßigte Zone, direkt übertragbar auf deutsche Risikogruppen</w:t>
       </w:r>
     </w:p>
     <w:p>
@@ -186,7 +186,7 @@
           <w:color w:val="5A7D3A"/>
           <w:sz w:val="18"/>
         </w:rPr>
-        <w:t>https://pubmed.ncbi.nlm.nih.gov/42931950/</w:t>
+        <w:t>https://pubmed.ncbi.nlm.nih.gov/42945274/</w:t>
       </w:r>
     </w:p>
     <w:p>
@@ -194,7 +194,7 @@
         <w:pStyle w:val="Heading2"/>
       </w:pPr>
       <w:r>
-        <w:t>Globale Ozonbelastung: 500.000 zusätzliche COPD-Todesfälle bis 2020</w:t>
+        <w:t>Hitzewarnungen erhöhen ED-Besuche bei älteren und weiblichen Patienten</w:t>
       </w:r>
     </w:p>
     <w:p>
@@ -204,12 +204,12 @@
           <w:color w:val="666666"/>
           <w:sz w:val="18"/>
         </w:rPr>
-        <w:t>Kerr GH et al.  ·  Philos Trans A Math Phys Eng Sci  ·  26.10.2026  ·  PMID 42929037</w:t>
+        <w:t>Luque-García L et al.  ·  Environ Health  ·  28.07.2026  ·  PMID 42934648</w:t>
       </w:r>
     </w:p>
     <w:p>
       <w:r>
-        <w:t>Metaanalyse der weltweiten Ozonkonzentrationen und ihrer Auswirkungen auf chronische Atemwegserkrankungen von 2000 bis 2020.</w:t>
+        <w:t>Analyse der Assoziationen zwischen Hitzewarnsystem und Notaufnahmebesuchen in Kalifornien (2012–2023): Hitzewarnungen zeigten Effekte auf Heat-related visits und vulnerable Gruppen.</w:t>
       </w:r>
     </w:p>
     <w:p>
@@ -220,7 +220,7 @@
         <w:t xml:space="preserve">Ergebnis: </w:t>
       </w:r>
       <w:r>
-        <w:t>Die attributablen Todesfälle durch chronische Ozonexposition verdoppelten sich von 2000 bis 2020 auf etwa 500.000 Todesfälle pro Jahr global. Während Nordamerika und Europa sinkende Mortalität zeigten, stiegen die Todesfälle im Globalen Süden deutlich an.</w:t>
+        <w:t>Hitzewarnungen waren assoziiert mit 35,8 % erhöhten hitzebezogenen ED-Besuchen (95%-KI: 3,5–78,3) und 12,7 % Anstieg bei ≥65-Jährigen (95%-KI: 6,8–18,8). Warnungen zeigten hohe Spezifität, aber begrenzte Sensitivität. Heat-Advisories führten zu 2,1 % Anstieg aller ED-Besuche (95%-KI: 0,4–3,9).</w:t>
       </w:r>
     </w:p>
     <w:p>
@@ -235,7 +235,7 @@
         <w:rPr>
           <w:sz w:val="19"/>
         </w:rPr>
-        <w:t>Globale Trends; Europa mit Verbesserungen – nur die Methodik zur Quantifizierung von Umweltlasten übertragbar.</w:t>
+        <w:t>USA, gemäßigte bis subtropische Zone – Warnsystem-Wirksamkeit übertragbar auf Prinzipien, nicht auf Temperaturschwellen</w:t>
       </w:r>
     </w:p>
     <w:p>
@@ -244,7 +244,7 @@
           <w:color w:val="5A7D3A"/>
           <w:sz w:val="18"/>
         </w:rPr>
-        <w:t>https://pubmed.ncbi.nlm.nih.gov/42929037/</w:t>
+        <w:t>https://pubmed.ncbi.nlm.nih.gov/42934648/</w:t>
       </w:r>
     </w:p>
     <w:p>
@@ -252,7 +252,7 @@
         <w:pStyle w:val="Heading2"/>
       </w:pPr>
       <w:r>
-        <w:t>Soziale Schutzprogramme und Klimaresilienz informeller Arbeiter in Pakistan</w:t>
+        <w:t>Lokale Behörden integrieren Klimaschutz-Gesundheit unzureichend in Policies</w:t>
       </w:r>
     </w:p>
     <w:p>
@@ -262,12 +262,12 @@
           <w:color w:val="666666"/>
           <w:sz w:val="18"/>
         </w:rPr>
-        <w:t>Khattak MI et al.  ·  BMC Public Health  ·  29.07.2026  ·  PMID 42928157</w:t>
+        <w:t>Ga T et al.  ·  BMC Public Health  ·  31.07.2026  ·  PMID 42934642</w:t>
       </w:r>
     </w:p>
     <w:p>
       <w:r>
-        <w:t>Qualitative phänomenologische Studie mit 30 Interviews und 6 Fokusgruppen zur Rolle von Sozialschutzprogrammen für Klimaresilienz informeller Arbeiter in drei Klimazonen Khyber Pakhtunkwas.</w:t>
+        <w:t>Qualitative Inhaltsanalyse von 129 Politikdokumenten aus 12 englischen Kommunalverwaltungen (4 Regionen) zur Frage, wie Klimamitigation und Gesundheitsziele in lokale Politikfelder (Wohnen, Verkehr, Grünraum, Hochwasserschutz) integriert sind.</w:t>
       </w:r>
     </w:p>
     <w:p>
@@ -278,7 +278,7 @@
         <w:t xml:space="preserve">Ergebnis: </w:t>
       </w:r>
       <w:r>
-        <w:t>Fünf Themenkomplexe identifiziert: unzureichende flexible Finanzhilfen, Zugangsbarrieren zu Sozialhilfe, geschlechtsspezifische Hemmnisse, informelle Anpassungsstrategien (soziale Netzwerke, gegenseitige Hilfe) und Bedarf für klimasensitive Programme. Bestehende Systeme bieten kritische, aber begrenzte Hilfe.</w:t>
+        <w:t>Viele Interventionen mit Gesundheitspotential identifiziert (Verkehr, Wärmesanierung, Grünraum). Gesundheit wird aber selten als primäres Ziel formuliert, sondern meist als Co-Benefit erwähnt. Cross-sektorale Koordination variiert: stärker bei aktiver Mobilität, Wohnungsanpassung, Hochwasserresilienz; schwächer bei Luft und Ernährung. Keine Kommune hat eigenständigen Hitzeaktionsplan; Hitzemaßnahmen zerstreut über mehrere Dokumente. Schlussfolgerung: Stärkere Public-Health-Rahmung und Monitoring erforderlich.</w:t>
       </w:r>
     </w:p>
     <w:p>
@@ -293,7 +293,7 @@
         <w:rPr>
           <w:sz w:val="19"/>
         </w:rPr>
-        <w:t>Pakistan, Südasien – Struktur und Gendered-Aspekte informeller Resilienz relevant, nicht absolute Ressourcenniveaus.</w:t>
+        <w:t>England, gemäßigte Klimazone, vergleichbare Governance – Koordinationsdefizite auf Deutschland übertragbar</w:t>
       </w:r>
     </w:p>
     <w:p>
@@ -302,7 +302,7 @@
           <w:color w:val="5A7D3A"/>
           <w:sz w:val="18"/>
         </w:rPr>
-        <w:t>https://pubmed.ncbi.nlm.nih.gov/42928157/</w:t>
+        <w:t>https://pubmed.ncbi.nlm.nih.gov/42934642/</w:t>
       </w:r>
     </w:p>
     <w:p>
@@ -310,7 +310,7 @@
         <w:pStyle w:val="Heading2"/>
       </w:pPr>
       <w:r>
-        <w:t>Extremhitze bei Erwachsenen: Pflegeverantwortung und Gesundheitsrisiken</w:t>
+        <w:t>Schulstaub zeigt Zytotoxizität und Pilzresistenzen – Kinderumweltgesundheit</w:t>
       </w:r>
     </w:p>
     <w:p>
@@ -320,12 +320,12 @@
           <w:color w:val="666666"/>
           <w:sz w:val="18"/>
         </w:rPr>
-        <w:t>Bernhardt JM  ·  Nurs Clin North Am  ·  09.07.2026  ·  PMID 42919507</w:t>
+        <w:t>Cervantes R et al.  ·  Front Public Health  ·  07.10.2026  ·  PMID 42909002</w:t>
       </w:r>
     </w:p>
     <w:p>
       <w:r>
-        <w:t>Narrative Übersichtsarbeit zur Pathophysiologie von Hitze, Gesundheitsfolgen, Vulnerabilität und Implikationen für Pflegefachpersonen.</w:t>
+        <w:t>Multi-Matrix-Screening von Schulstaub in 11 portugiesischen Grundschulen (Lissabon-Metropolitan-Area; 207 passive Proben, 6 Orte, 2 Jahreszeiten) auf zytotoxische Aktivität und Pilzbelastung mittels MTT-Assay und Pilzkulturen.</w:t>
       </w:r>
     </w:p>
     <w:p>
@@ -336,7 +336,7 @@
         <w:t xml:space="preserve">Ergebnis: </w:t>
       </w:r>
       <w:r>
-        <w:t>Extremhitze ist eine der unmittelbarsten und tödlichsten Gesundheitsbedrohungen des Klimawandels. Besonders gefährdet sind Erwachsene mit chronischen Erkrankungen, beruflicher Hitzeexposition, niedriger Sozioökonomie oder eingeschränktem Kühlungszugang. Hitzewellen werden häufiger, intensiver und länger.</w:t>
+        <w:t>Zytotoxische Aktivität in 64,7 % (A549-Zellen) und 24,6 % (SK-Zellen) der Proben nachgewiesen. Bodenproben zeigten höchste Raten (A549: 94,4 %; SK: 83,3 %). Kälteperiode höher (A549: 82,8 % vs. 50,0 %; p&lt;0,001). Antifungal-Resistenzen (Itraconazol, Voriconazol, Posaconazol) in Schulstaub-Isolaten detektiert. Sampling-Matrix war stärkster Prädiktor der Variabilität (p&lt;0,001).</w:t>
       </w:r>
     </w:p>
     <w:p>
@@ -351,7 +351,7 @@
         <w:rPr>
           <w:sz w:val="19"/>
         </w:rPr>
-        <w:t>Konzeptionelle Arbeit zu Hitze-Pathophysiologie; gemäßigte Klimazonen und Deutschland relevant für Risikogruppen-Definition.</w:t>
+        <w:t>Portugal, Europa, vergleichbares Klima und Schulumfeld – übertragbar auf deutsche Schulen</w:t>
       </w:r>
     </w:p>
     <w:p>
@@ -360,7 +360,7 @@
           <w:color w:val="5A7D3A"/>
           <w:sz w:val="18"/>
         </w:rPr>
-        <w:t>https://pubmed.ncbi.nlm.nih.gov/42919507/</w:t>
+        <w:t>https://pubmed.ncbi.nlm.nih.gov/42909002/</w:t>
       </w:r>
     </w:p>
     <w:p>
@@ -368,7 +368,7 @@
         <w:pStyle w:val="Heading2"/>
       </w:pPr>
       <w:r>
-        <w:t>Chagas-Vektor breitet sich in Mexiko aus: Klimawandel treibt Arealausweitung</w:t>
+        <w:t>Klimawandel und Temperatur beeinflussen körperliche Aktivität</w:t>
       </w:r>
     </w:p>
     <w:p>
@@ -378,12 +378,12 @@
           <w:color w:val="666666"/>
           <w:sz w:val="18"/>
         </w:rPr>
-        <w:t>Carbajal-Olivier BI et al.  ·  Mem Inst Oswaldo Cruz  ·  16.10.2026  ·  PMID 42912046</w:t>
+        <w:t>Schneider S et al.  ·  Bundesgesundheitsblatt Gesundheitsforschung Gesundheitsschutz  ·  15.10.2026  ·  PMID 42878852</w:t>
       </w:r>
     </w:p>
     <w:p>
       <w:r>
-        <w:t>Molekulare und epidemiologische Identifikation von Triatoma-Arten in neuen Regionen Oaxacas und Dokumentation der geografischen Ausbreitung in Zusammenhang mit Klimawandel, Urbanisierung und Migration.</w:t>
+        <w:t>Narrative Übersicht der Auswirkungen von Temperatur und Klimawandel auf das Bewegungsverhalten: Die körperliche Aktivität folgt einer invertierten U-Kurve mit Optimum bei 26–29 °C und sinkt bei hohen Temperaturen und Hitzewellen deutlich ab.</w:t>
       </w:r>
     </w:p>
     <w:p>
@@ -394,7 +394,7 @@
         <w:t xml:space="preserve">Ergebnis: </w:t>
       </w:r>
       <w:r>
-        <w:t>Zwei Triatominae-Spezies wurden erstmals in La-Cañada-Region gemeldet. Die Arealausweitung erhöht das Infektionsrisiko in bisher nicht endemischen Gebieten, insbesondere angesichts der höheren CD-Prävalenz in Oaxaca.</w:t>
+        <w:t>Der typische Zusammenhang zwischen Lufttemperatur und körperlicher Aktivität zeigt einen Scheitelpunkt bei etwa 26–29 °C. Bei Hitzewellen wird körperliche Aktivität deutlich eingeschränkt. Retrospektive Modellierungen sind zuverlässig, prospektive Projektionen für Deutschland zeigen jedoch widersprüchliche Ergebnisse zur Gesamttendenz.</w:t>
       </w:r>
     </w:p>
     <w:p>
@@ -409,7 +409,7 @@
         <w:rPr>
           <w:sz w:val="19"/>
         </w:rPr>
-        <w:t>Lateinamerika, Mexiko – zeigt prinzipielle Vektor-Ausbreitung durch Klimawandel, Übertragbarkeit auf globale Südregionen.</w:t>
+        <w:t>Deutschland, gemäßigte Klimazone, direkter Bezug zu Hitzeaktionsplänen und Prävention</w:t>
       </w:r>
     </w:p>
     <w:p>
@@ -418,7 +418,7 @@
           <w:color w:val="5A7D3A"/>
           <w:sz w:val="18"/>
         </w:rPr>
-        <w:t>https://pubmed.ncbi.nlm.nih.gov/42912046/</w:t>
+        <w:t>https://pubmed.ncbi.nlm.nih.gov/42878852/</w:t>
       </w:r>
     </w:p>
     <w:sectPr>

--- a/download/studien-aktuell.docx
+++ b/download/studien-aktuell.docx
@@ -62,7 +62,7 @@
           <w:color w:val="666666"/>
           <w:sz w:val="18"/>
         </w:rPr>
-        <w:t>Stand: 28.10.2026  |  6 Studien  |  klima.m-vf.de</w:t>
+        <w:t>Stand: 29.10.2026  |  6 Studien  |  klima.m-vf.de</w:t>
       </w:r>
     </w:p>
     <w:p>
@@ -70,7 +70,7 @@
         <w:pStyle w:val="Heading1"/>
       </w:pPr>
       <w:r>
-        <w:t>Aufgenommen am 28.10.2026</w:t>
+        <w:t>Aufgenommen am 29.10.2026</w:t>
       </w:r>
     </w:p>
     <w:p>
@@ -78,7 +78,7 @@
         <w:pStyle w:val="Heading2"/>
       </w:pPr>
       <w:r>
-        <w:t>Luftverschmutzung und Lebensjahrverlust durch Krebs in Shanghai</w:t>
+        <w:t>Hitze und Lebensmittelinfektionen: Vorhersagefenster für E.-coli-Ausbrüche</w:t>
       </w:r>
     </w:p>
     <w:p>
@@ -88,12 +88,12 @@
           <w:color w:val="666666"/>
           <w:sz w:val="18"/>
         </w:rPr>
-        <w:t>Zhong X et al.  ·  PLoS One  ·  27.10.2026  ·  PMID 42945340</w:t>
+        <w:t>Kim S et al.  ·  Environ Health Prev Med  ·  2026  ·  PMID 42951577</w:t>
       </w:r>
     </w:p>
     <w:p>
       <w:r>
-        <w:t>Zeitreihenanalyse (2013–2021) der Kurzzeit-Effekte von Feinstaub, Schwefeldioxid, Stickstoffdioxid und Ozon auf krebsbedingte Lebensjahrverluste (YLL) in Shanghai (n=Todesdaten von 2013–2021).</w:t>
+        <w:t>Die Studie untersuchte die zeitliche Verzögerung zwischen Wärmeepisoden und Meldungen von enterohaemorrhagischen E.-coli-Infektionen in Korea über 20 Jahre mittels verteilter Lag-Modelle.</w:t>
       </w:r>
     </w:p>
     <w:p>
@@ -104,7 +104,7 @@
         <w:t xml:space="preserve">Ergebnis: </w:t>
       </w:r>
       <w:r>
-        <w:t>Pro 10 μg/m³ Anstieg waren signifikant assoziiert: PM₂,₅ +2,22 YLL (95%-KI: 0,71–3,74); PM₁₀ +1,04 YLL (95%-KI: 0,17–1,91); SO₂ +5,05 YLL (95%-KI: 0,74–9,36); NO₂ +1,88 YLL (95%-KI: 0,09–3,66); O₃ +0,96 YLL (95%-KI: 0,14–1,78) auf lag0–1. Marginal höhere Effekte bei Männern, jüngeren Altersgruppen und höherer Bildung.</w:t>
+        <w:t>Die kumulative Hitzeassoziationen erreichten ein signifikantes Maximum über einen 5-6-Wochen-Fenster mit +9,24 % Fällen pro 1 °C Temperaturanstieg (95%-KI: +0,92 bis +18,25; p=0,029). Dies bietet operativ nutzbares Vorlaufzeit für Lebensmittelsicherheitsbehörden.</w:t>
       </w:r>
     </w:p>
     <w:p>
@@ -119,7 +119,7 @@
         <w:rPr>
           <w:sz w:val="19"/>
         </w:rPr>
-        <w:t>China, Subtropen – Methodik (DLNM) übertragbar, Absolutwerte und Bevölkerungsrisiko nicht</w:t>
+        <w:t>Korea (gemäßigte Klimazone, gut vergleichbar); Methodik und Vorhersagefenster sind auf Deutschland übertragbar</w:t>
       </w:r>
     </w:p>
     <w:p>
@@ -128,7 +128,7 @@
           <w:color w:val="5A7D3A"/>
           <w:sz w:val="18"/>
         </w:rPr>
-        <w:t>https://pubmed.ncbi.nlm.nih.gov/42945340/</w:t>
+        <w:t>https://pubmed.ncbi.nlm.nih.gov/42951577/</w:t>
       </w:r>
     </w:p>
     <w:p>
@@ -136,7 +136,7 @@
         <w:pStyle w:val="Heading2"/>
       </w:pPr>
       <w:r>
-        <w:t>Hitzebelastung schwächt autonome Reaktionen bei Typ-2-Diabetes und Hypertonie</w:t>
+        <w:t>Hitze und Kinder in Ozeanien: Sterblichkeitskosten verdoppelt sich</w:t>
       </w:r>
     </w:p>
     <w:p>
@@ -146,12 +146,12 @@
           <w:color w:val="666666"/>
           <w:sz w:val="18"/>
         </w:rPr>
-        <w:t>Rafieian M et al.  ·  PLoS One  ·  27.10.2026  ·  PMID 42945274</w:t>
+        <w:t>Beggs PJ et al.  ·  Med J Aust  ·  Nov. 2026  ·  PMID 42949401</w:t>
       </w:r>
     </w:p>
     <w:p>
       <w:r>
-        <w:t>Vergleichende Studie autonomer kardiovaskulärer Reaktionen unter 90 Minuten Hitzeexposition (40 °C, 50 % rel. Feuchte) bei 10 Patienten mit Typ-2-Diabetes + Hypertonie vs. 10 gesunden Kontrollen (Norwegen/Finnland).</w:t>
+        <w:t>Der MJA-Lancet-Countdown analysierte über mehrere Indikatoren hinweg die Expositionseffekte des Klimawandels auf die physische und psychische Gesundheit von Kindern und Erwachsenen in Australien und Neuseeland.</w:t>
       </w:r>
     </w:p>
     <w:p>
@@ -162,7 +162,7 @@
         <w:t xml:space="preserve">Ergebnis: </w:t>
       </w:r>
       <w:r>
-        <w:t>Bei Hitzeexposition zeigte die Diabetes-Hypertonie-Gruppe bluntierte autonome Reaktionen: Herzfrequenzanstieg nur 5,43 bpm (~7 %) vs. 13,96 bpm (~22 %) in Kontrollen (p=0,014). HF-Power-Abfall 54,5 % vs. 74 % (p=0,038). Baroreflex-Sensitivität-Reduktion 25–35 % vs. 51–62 % (p≤0,034). Diese Patienten haben erhöhte Vulnerabilität für Temperaturextreme.</w:t>
+        <w:t>Hitzebedingte Mortalität allein verursachte 2021-2025 geschätzte US$1,49 Mrd./Jahr (Gesamtkosten &gt;doppelt gegenüber Anfang 2000er). 50 % der 14-19-jährigen Australier berichten Besorgnis um Klimawirkungen; ca. 1:7 geben an, dies beeinträchtigt täglich ihr Leben.</w:t>
       </w:r>
     </w:p>
     <w:p>
@@ -177,7 +177,7 @@
         <w:rPr>
           <w:sz w:val="19"/>
         </w:rPr>
-        <w:t>Nordeuropa, gemäßigte Zone, direkt übertragbar auf deutsche Risikogruppen</w:t>
+        <w:t>Ozeanien (höhere Temperaturen als Mitteleuropa); Ansätze zur Erfassung psychischer Gesundheitsfolgen übertragbar</w:t>
       </w:r>
     </w:p>
     <w:p>
@@ -186,7 +186,7 @@
           <w:color w:val="5A7D3A"/>
           <w:sz w:val="18"/>
         </w:rPr>
-        <w:t>https://pubmed.ncbi.nlm.nih.gov/42945274/</w:t>
+        <w:t>https://pubmed.ncbi.nlm.nih.gov/42949401/</w:t>
       </w:r>
     </w:p>
     <w:p>
@@ -194,7 +194,7 @@
         <w:pStyle w:val="Heading2"/>
       </w:pPr>
       <w:r>
-        <w:t>Hitzewarnungen erhöhen ED-Besuche bei älteren und weiblichen Patienten</w:t>
+        <w:t>Hitze, Kälte und Blutdruck: Klinisches Übersichtswerk</w:t>
       </w:r>
     </w:p>
     <w:p>
@@ -204,12 +204,12 @@
           <w:color w:val="666666"/>
           <w:sz w:val="18"/>
         </w:rPr>
-        <w:t>Luque-García L et al.  ·  Environ Health  ·  28.07.2026  ·  PMID 42934648</w:t>
+        <w:t>Denolle T et al.  ·  Blood Press  ·  28.10.2026  ·  PMID 42948965</w:t>
       </w:r>
     </w:p>
     <w:p>
       <w:r>
-        <w:t>Analyse der Assoziationen zwischen Hitzewarnsystem und Notaufnahmebesuchen in Kalifornien (2012–2023): Hitzewarnungen zeigten Effekte auf Heat-related visits und vulnerable Gruppen.</w:t>
+        <w:t>Ein europäisches Expertenpapier analysierte die Rolle von Temperaturextremen, Lärmexposition, Lichtverschmutzung und psychosozialen Faktoren als Treiber von Hypertonie und Herz-Kreislauf-Erkrankungen.</w:t>
       </w:r>
     </w:p>
     <w:p>
@@ -220,7 +220,7 @@
         <w:t xml:space="preserve">Ergebnis: </w:t>
       </w:r>
       <w:r>
-        <w:t>Hitzewarnungen waren assoziiert mit 35,8 % erhöhten hitzebezogenen ED-Besuchen (95%-KI: 3,5–78,3) und 12,7 % Anstieg bei ≥65-Jährigen (95%-KI: 6,8–18,8). Warnungen zeigten hohe Spezifität, aber begrenzte Sensitivität. Heat-Advisories führten zu 2,1 % Anstieg aller ED-Besuche (95%-KI: 0,4–3,9).</w:t>
+        <w:t>Sowohl Hitze als auch Kälte sind mit erhöhter kardiovaskulärer Morbidität und Mortalität assoziiert, Kälte wirkt jedoch stärker. PM2.5-Erhöhung um 10 µg/m³ ist mit 4 % Zunahme der Hypertonieprävalenz verbunden; Verkehrslärm erhöht das Hypertonierisiko durch neurohormonale und oxidative Pathomechanismen.</w:t>
       </w:r>
     </w:p>
     <w:p>
@@ -235,7 +235,7 @@
         <w:rPr>
           <w:sz w:val="19"/>
         </w:rPr>
-        <w:t>USA, gemäßigte bis subtropische Zone – Warnsystem-Wirksamkeit übertragbar auf Prinzipien, nicht auf Temperaturschwellen</w:t>
+        <w:t>Europa (französisch-belgische Gruppe); direkt übertragbar auf deutsches Versorgungssystem</w:t>
       </w:r>
     </w:p>
     <w:p>
@@ -244,7 +244,7 @@
           <w:color w:val="5A7D3A"/>
           <w:sz w:val="18"/>
         </w:rPr>
-        <w:t>https://pubmed.ncbi.nlm.nih.gov/42934648/</w:t>
+        <w:t>https://pubmed.ncbi.nlm.nih.gov/42948965/</w:t>
       </w:r>
     </w:p>
     <w:p>
@@ -252,7 +252,7 @@
         <w:pStyle w:val="Heading2"/>
       </w:pPr>
       <w:r>
-        <w:t>Lokale Behörden integrieren Klimaschutz-Gesundheit unzureichend in Policies</w:t>
+        <w:t>Überlappende Krisen und Jugendliche: Psychische Belastung in Brasilien</w:t>
       </w:r>
     </w:p>
     <w:p>
@@ -262,12 +262,12 @@
           <w:color w:val="666666"/>
           <w:sz w:val="18"/>
         </w:rPr>
-        <w:t>Ga T et al.  ·  BMC Public Health  ·  31.07.2026  ·  PMID 42934642</w:t>
+        <w:t>Procópio JA et al.  ·  BMC Public Health  ·  31.07.2026  ·  PMID 42947106</w:t>
       </w:r>
     </w:p>
     <w:p>
       <w:r>
-        <w:t>Qualitative Inhaltsanalyse von 129 Politikdokumenten aus 12 englischen Kommunalverwaltungen (4 Regionen) zur Frage, wie Klimamitigation und Gesundheitsziele in lokale Politikfelder (Wohnen, Verkehr, Grünraum, Hochwasserschutz) integriert sind.</w:t>
+        <w:t>Studie analysierte die Auswirkungen der zeitlichen Überlappung einer Regenkatastrophe mit der COVID-19-Pandemie auf die psychische Gesundheit von Jugendlichen mittels Vergleich der Primärversorgungsnachfrage.</w:t>
       </w:r>
     </w:p>
     <w:p>
@@ -278,7 +278,7 @@
         <w:t xml:space="preserve">Ergebnis: </w:t>
       </w:r>
       <w:r>
-        <w:t>Viele Interventionen mit Gesundheitspotential identifiziert (Verkehr, Wärmesanierung, Grünraum). Gesundheit wird aber selten als primäres Ziel formuliert, sondern meist als Co-Benefit erwähnt. Cross-sektorale Koordination variiert: stärker bei aktiver Mobilität, Wohnungsanpassung, Hochwasserresilienz; schwächer bei Luft und Ernährung. Keine Kommune hat eigenständigen Hitzeaktionsplan; Hitzemaßnahmen zerstreut über mehrere Dokumente. Schlussfolgerung: Stärkere Public-Health-Rahmung und Monitoring erforderlich.</w:t>
+        <w:t>Nach Katastrophenüberlappung (Feb. 2022) war die mentale-Gesundheits-Konsultationsrate 166,2 % höher als vor der Pandemie und 318,4 % höher als in den ersten 6 Monaten der Pandemie, insbesondere bei 14-17-jährigen Jungen (p&lt;0,05).</w:t>
       </w:r>
     </w:p>
     <w:p>
@@ -293,7 +293,7 @@
         <w:rPr>
           <w:sz w:val="19"/>
         </w:rPr>
-        <w:t>England, gemäßigte Klimazone, vergleichbare Governance – Koordinationsdefizite auf Deutschland übertragbar</w:t>
+        <w:t>Brasilien – methodisch relevant, aber Bevölkerungskontext und Klimazone unterscheiden sich; Prinzipien zur Erfassung psychischer Notlagen bei Compound Disasters gelten</w:t>
       </w:r>
     </w:p>
     <w:p>
@@ -302,7 +302,7 @@
           <w:color w:val="5A7D3A"/>
           <w:sz w:val="18"/>
         </w:rPr>
-        <w:t>https://pubmed.ncbi.nlm.nih.gov/42934642/</w:t>
+        <w:t>https://pubmed.ncbi.nlm.nih.gov/42947106/</w:t>
       </w:r>
     </w:p>
     <w:p>
@@ -310,7 +310,7 @@
         <w:pStyle w:val="Heading2"/>
       </w:pPr>
       <w:r>
-        <w:t>Schulstaub zeigt Zytotoxizität und Pilzresistenzen – Kinderumweltgesundheit</w:t>
+        <w:t>Klimakompetenz von Gesundheitsberufen: Schulungserfolg in Europa</w:t>
       </w:r>
     </w:p>
     <w:p>
@@ -320,12 +320,12 @@
           <w:color w:val="666666"/>
           <w:sz w:val="18"/>
         </w:rPr>
-        <w:t>Cervantes R et al.  ·  Front Public Health  ·  07.10.2026  ·  PMID 42909002</w:t>
+        <w:t>Twomey EP et al.  ·  Eur J Public Health  ·  09.10.2026  ·  PMID 42946661</w:t>
       </w:r>
     </w:p>
     <w:p>
       <w:r>
-        <w:t>Multi-Matrix-Screening von Schulstaub in 11 portugiesischen Grundschulen (Lissabon-Metropolitan-Area; 207 passive Proben, 6 Orte, 2 Jahreszeiten) auf zytotoxische Aktivität und Pilzbelastung mittels MTT-Assay und Pilzkulturen.</w:t>
+        <w:t>Die Studie evaluierte einen 10-wöchigen Online-Kurs zur Stärkung von Klimakompetenz bei 446 europäischen Gesundheitsfachpersonen mittels Pre-Post-Fragebogen zu sechs Kompetenzbereichen.</w:t>
       </w:r>
     </w:p>
     <w:p>
@@ -336,7 +336,7 @@
         <w:t xml:space="preserve">Ergebnis: </w:t>
       </w:r>
       <w:r>
-        <w:t>Zytotoxische Aktivität in 64,7 % (A549-Zellen) und 24,6 % (SK-Zellen) der Proben nachgewiesen. Bodenproben zeigten höchste Raten (A549: 94,4 %; SK: 83,3 %). Kälteperiode höher (A549: 82,8 % vs. 50,0 %; p&lt;0,001). Antifungal-Resistenzen (Itraconazol, Voriconazol, Posaconazol) in Schulstaub-Isolaten detektiert. Sampling-Matrix war stärkster Prädiktor der Variabilität (p&lt;0,001).</w:t>
+        <w:t>Statistisch signifikante Verbesserungen across alle sechs Kompetenzbereiche (p&lt;0,001); Konfidenzsteigerung im Mittel um 45-59 %, konsistent über europäische Subregionen, trotz unterschiedlicher Policy- und Institutionskontexte.</w:t>
       </w:r>
     </w:p>
     <w:p>
@@ -351,7 +351,7 @@
         <w:rPr>
           <w:sz w:val="19"/>
         </w:rPr>
-        <w:t>Portugal, Europa, vergleichbares Klima und Schulumfeld – übertragbar auf deutsche Schulen</w:t>
+        <w:t>Europaweites Sample aus 119 Ländern, 446 aus WHO-Europaregion; Curriculummodell direkt auf deutsche Aus- und Weiterbildung anwendbar</w:t>
       </w:r>
     </w:p>
     <w:p>
@@ -360,7 +360,7 @@
           <w:color w:val="5A7D3A"/>
           <w:sz w:val="18"/>
         </w:rPr>
-        <w:t>https://pubmed.ncbi.nlm.nih.gov/42909002/</w:t>
+        <w:t>https://pubmed.ncbi.nlm.nih.gov/42946661/</w:t>
       </w:r>
     </w:p>
     <w:p>
@@ -368,7 +368,7 @@
         <w:pStyle w:val="Heading2"/>
       </w:pPr>
       <w:r>
-        <w:t>Klimawandel und Temperatur beeinflussen körperliche Aktivität</w:t>
+        <w:t>Candida auris: Pilzpathogen und Klimawandel-Signal</w:t>
       </w:r>
     </w:p>
     <w:p>
@@ -378,12 +378,12 @@
           <w:color w:val="666666"/>
           <w:sz w:val="18"/>
         </w:rPr>
-        <w:t>Schneider S et al.  ·  Bundesgesundheitsblatt Gesundheitsforschung Gesundheitsschutz  ·  15.10.2026  ·  PMID 42878852</w:t>
+        <w:t>Schuh CE et al.  ·  mSphere  ·  27.10.2026  ·  PMID 42825548</w:t>
       </w:r>
     </w:p>
     <w:p>
       <w:r>
-        <w:t>Narrative Übersicht der Auswirkungen von Temperatur und Klimawandel auf das Bewegungsverhalten: Die körperliche Aktivität folgt einer invertierten U-Kurve mit Optimum bei 26–29 °C und sinkt bei hohen Temperaturen und Hitzewellen deutlich ab.</w:t>
+        <w:t>Das Übersichtspapier analysiert die evolutionsbiologischen und ökologischen Mechanismen, durch die Candidaauris als thermotoleranter multiresistenter Erreger die thermale Schutzbarriere der Mammalia durchbricht – ein Warnsignal für weitere Pilzemergenzen.</w:t>
       </w:r>
     </w:p>
     <w:p>
@@ -394,7 +394,7 @@
         <w:t xml:space="preserve">Ergebnis: </w:t>
       </w:r>
       <w:r>
-        <w:t>Der typische Zusammenhang zwischen Lufttemperatur und körperlicher Aktivität zeigt einen Scheitelpunkt bei etwa 26–29 °C. Bei Hitzewellen wird körperliche Aktivität deutlich eingeschränkt. Retrospektive Modellierungen sind zuverlässig, prospektive Projektionen für Deutschland zeigen jedoch widersprüchliche Ergebnisse zur Gesamttendenz.</w:t>
+        <w:t>C. auris gedeiht bei 37 °C (normale Körpertemperatur), toleriert bis 47 °C, ist resistent gegen alle drei Antifungal-Klassen und verursacht invasive Infektionen mit 30-60 % Mortalität; die unabhängige Entstehung genetisch distinkter Klone auf mehreren Kontinenten deutet auf gemeinsame Selektionsdrücke hin.</w:t>
       </w:r>
     </w:p>
     <w:p>
@@ -409,7 +409,7 @@
         <w:rPr>
           <w:sz w:val="19"/>
         </w:rPr>
-        <w:t>Deutschland, gemäßigte Klimazone, direkter Bezug zu Hitzeaktionsplänen und Prävention</w:t>
+        <w:t>Globales Phänomen; Mechanismusverständnis ist zonenunabhängig; klinische Relevanz für deutsche Kliniken bereits gegeben</w:t>
       </w:r>
     </w:p>
     <w:p>
@@ -418,7 +418,7 @@
           <w:color w:val="5A7D3A"/>
           <w:sz w:val="18"/>
         </w:rPr>
-        <w:t>https://pubmed.ncbi.nlm.nih.gov/42878852/</w:t>
+        <w:t>https://pubmed.ncbi.nlm.nih.gov/42825548/</w:t>
       </w:r>
     </w:p>
     <w:sectPr>

--- a/download/studien-aktuell.docx
+++ b/download/studien-aktuell.docx
@@ -62,7 +62,7 @@
           <w:color w:val="666666"/>
           <w:sz w:val="18"/>
         </w:rPr>
-        <w:t>Stand: 29.10.2026  |  6 Studien  |  klima.m-vf.de</w:t>
+        <w:t>Stand: 30.10.2026  |  6 Studien  |  klima.m-vf.de</w:t>
       </w:r>
     </w:p>
     <w:p>
@@ -70,7 +70,7 @@
         <w:pStyle w:val="Heading1"/>
       </w:pPr>
       <w:r>
-        <w:t>Aufgenommen am 29.10.2026</w:t>
+        <w:t>Aufgenommen am 30.10.2026</w:t>
       </w:r>
     </w:p>
     <w:p>
@@ -78,7 +78,7 @@
         <w:pStyle w:val="Heading2"/>
       </w:pPr>
       <w:r>
-        <w:t>Hitze und Lebensmittelinfektionen: Vorhersagefenster für E.-coli-Ausbrüche</w:t>
+        <w:t>Thermische Stressbelastung in Indien: räumlich-zeitliche Trends 1975–2024</w:t>
       </w:r>
     </w:p>
     <w:p>
@@ -88,12 +88,12 @@
           <w:color w:val="666666"/>
           <w:sz w:val="18"/>
         </w:rPr>
-        <w:t>Kim S et al.  ·  Environ Health Prev Med  ·  2026  ·  PMID 42951577</w:t>
+        <w:t>Rana MJ et al.  ·  Int J Biometeorol  ·  28.10.2026  ·  PMID 42955412</w:t>
       </w:r>
     </w:p>
     <w:p>
       <w:r>
-        <w:t>Die Studie untersuchte die zeitliche Verzögerung zwischen Wärmeepisoden und Meldungen von enterohaemorrhagischen E.-coli-Infektionen in Korea über 20 Jahre mittels verteilter Lag-Modelle.</w:t>
+        <w:t>50-jährige Analyse thermischer Belastung (WBGT, UTCI) in Distrikten von Uttar Pradesh mit Fokus auf Trends, räumliche Heterogenität und Verschiebung in Stressintensität.</w:t>
       </w:r>
     </w:p>
     <w:p>
@@ -104,7 +104,7 @@
         <w:t xml:space="preserve">Ergebnis: </w:t>
       </w:r>
       <w:r>
-        <w:t>Die kumulative Hitzeassoziationen erreichten ein signifikantes Maximum über einen 5-6-Wochen-Fenster mit +9,24 % Fällen pro 1 °C Temperaturanstieg (95%-KI: +0,92 bis +18,25; p=0,029). Dies bietet operativ nutzbares Vorlaufzeit für Lebensmittelsicherheitsbehörden.</w:t>
+        <w:t>Östliche Distrikte zeigten konsistent höhere thermische Belastung. Mehrere Distrikte mit Anstieg &gt;0,5 °C in WBGT/UTCI 2000–2024. Markante Verschiebung von niedriger/moderater zu starker/sehr starker Belastung; statistisch signifikante Trends in den meisten Distrikten.</w:t>
       </w:r>
     </w:p>
     <w:p>
@@ -119,7 +119,7 @@
         <w:rPr>
           <w:sz w:val="19"/>
         </w:rPr>
-        <w:t>Korea (gemäßigte Klimazone, gut vergleichbar); Methodik und Vorhersagefenster sind auf Deutschland übertragbar</w:t>
+        <w:t>Indien, tropisch; nur Methodik (biometereorologische Indizes) übertragbar, nicht Schwellenwerte</w:t>
       </w:r>
     </w:p>
     <w:p>
@@ -128,7 +128,7 @@
           <w:color w:val="5A7D3A"/>
           <w:sz w:val="18"/>
         </w:rPr>
-        <w:t>https://pubmed.ncbi.nlm.nih.gov/42951577/</w:t>
+        <w:t>https://pubmed.ncbi.nlm.nih.gov/42955412/</w:t>
       </w:r>
     </w:p>
     <w:p>
@@ -136,7 +136,7 @@
         <w:pStyle w:val="Heading2"/>
       </w:pPr>
       <w:r>
-        <w:t>Hitze und Kinder in Ozeanien: Sterblichkeitskosten verdoppelt sich</w:t>
+        <w:t>Luftverschmutzung und psychische Gesundheit von Jugendlichen</w:t>
       </w:r>
     </w:p>
     <w:p>
@@ -146,12 +146,12 @@
           <w:color w:val="666666"/>
           <w:sz w:val="18"/>
         </w:rPr>
-        <w:t>Beggs PJ et al.  ·  Med J Aust  ·  Nov. 2026  ·  PMID 42949401</w:t>
+        <w:t>Wang C et al.  ·  BMC Public Health  ·  31.07.2026  ·  PMID 42947087</w:t>
       </w:r>
     </w:p>
     <w:p>
       <w:r>
-        <w:t>Der MJA-Lancet-Countdown analysierte über mehrere Indikatoren hinweg die Expositionseffekte des Klimawandels auf die physische und psychische Gesundheit von Kindern und Erwachsenen in Australien und Neuseeland.</w:t>
+        <w:t>Querschnittstudie an 71.364 Schulkindern (10–19 Jahre) in Sichuan, China zur Assoziation von Luftschadstoff-Exposition (PM₁₀, PM₂,₅, O₃, CO, SO₂, NO₂) mit Angst- und Depressionssymptomen.</w:t>
       </w:r>
     </w:p>
     <w:p>
@@ -162,7 +162,7 @@
         <w:t xml:space="preserve">Ergebnis: </w:t>
       </w:r>
       <w:r>
-        <w:t>Hitzebedingte Mortalität allein verursachte 2021-2025 geschätzte US$1,49 Mrd./Jahr (Gesamtkosten &gt;doppelt gegenüber Anfang 2000er). 50 % der 14-19-jährigen Australier berichten Besorgnis um Klimawirkungen; ca. 1:7 geben an, dies beeinträchtigt täglich ihr Leben.</w:t>
+        <w:t>Jeder IQR-Anstieg PM₁₀ und O₃ assoziiert mit erhöhtem Angstrisiko (OR 1,29 [95% CI 1,22–1,36] für PM₁₀; OR 1,24 [1,19–1,29] für O₃) und Depression. O₃ erhöhte auch Symptomskalen signifikant; hohe Belastung zeigte dosisabhängige Risikoerhöhung.</w:t>
       </w:r>
     </w:p>
     <w:p>
@@ -177,7 +177,7 @@
         <w:rPr>
           <w:sz w:val="19"/>
         </w:rPr>
-        <w:t>Ozeanien (höhere Temperaturen als Mitteleuropa); Ansätze zur Erfassung psychischer Gesundheitsfolgen übertragbar</w:t>
+        <w:t>China, subtropisch; Fragestellung klimazonenunabhängig, aber Schwellenwerte nicht auf Mitteleuropa übertragbar</w:t>
       </w:r>
     </w:p>
     <w:p>
@@ -186,7 +186,7 @@
           <w:color w:val="5A7D3A"/>
           <w:sz w:val="18"/>
         </w:rPr>
-        <w:t>https://pubmed.ncbi.nlm.nih.gov/42949401/</w:t>
+        <w:t>https://pubmed.ncbi.nlm.nih.gov/42947087/</w:t>
       </w:r>
     </w:p>
     <w:p>
@@ -194,7 +194,7 @@
         <w:pStyle w:val="Heading2"/>
       </w:pPr>
       <w:r>
-        <w:t>Hitze, Kälte und Blutdruck: Klinisches Übersichtswerk</w:t>
+        <w:t>Kunst als Hebel für Klimakommunikation, Anpassung und Emissionsreduktion</w:t>
       </w:r>
     </w:p>
     <w:p>
@@ -204,12 +204,12 @@
           <w:color w:val="666666"/>
           <w:sz w:val="18"/>
         </w:rPr>
-        <w:t>Denolle T et al.  ·  Blood Press  ·  28.10.2026  ·  PMID 42948965</w:t>
+        <w:t>Moula Z et al.  ·  Front Public Health  ·  07.10.2026  ·  PMID 42909252</w:t>
       </w:r>
     </w:p>
     <w:p>
       <w:r>
-        <w:t>Ein europäisches Expertenpapier analysierte die Rolle von Temperaturextremen, Lärmexposition, Lichtverschmutzung und psychosozialen Faktoren als Treiber von Hypertonie und Herz-Kreislauf-Erkrankungen.</w:t>
+        <w:t>Rapid Scoping Review über 16 Studien zu kunstgestützten Interventionen für Klimakommunikation, Anpassung und Mitigation mit Fokus auf emotionale und kognitive Aktivierung.</w:t>
       </w:r>
     </w:p>
     <w:p>
@@ -220,7 +220,7 @@
         <w:t xml:space="preserve">Ergebnis: </w:t>
       </w:r>
       <w:r>
-        <w:t>Sowohl Hitze als auch Kälte sind mit erhöhter kardiovaskulärer Morbidität und Mortalität assoziiert, Kälte wirkt jedoch stärker. PM2.5-Erhöhung um 10 µg/m³ ist mit 4 % Zunahme der Hypertonieprävalenz verbunden; Verkehrslärm erhöht das Hypertonierisiko durch neurohormonale und oxidative Pathomechanismen.</w:t>
+        <w:t>Kunstbasierte Programme erreichten auch klimaunintersierte Zuschauer; nur 4 von 16 Studien adressierten Anpassung/Mitigation (vs. 12 zur Kommunikation). Kombinierte emotionale und kognitive Aktivierung war am wirksamsten für kollektives Umwelthandeln.</w:t>
       </w:r>
     </w:p>
     <w:p>
@@ -235,7 +235,7 @@
         <w:rPr>
           <w:sz w:val="19"/>
         </w:rPr>
-        <w:t>Europa (französisch-belgische Gruppe); direkt übertragbar auf deutsches Versorgungssystem</w:t>
+        <w:t>Großbritannien, internationale Studien; Methodische Relevanz für Gesundheitskommunikation</w:t>
       </w:r>
     </w:p>
     <w:p>
@@ -244,7 +244,7 @@
           <w:color w:val="5A7D3A"/>
           <w:sz w:val="18"/>
         </w:rPr>
-        <w:t>https://pubmed.ncbi.nlm.nih.gov/42948965/</w:t>
+        <w:t>https://pubmed.ncbi.nlm.nih.gov/42909252/</w:t>
       </w:r>
     </w:p>
     <w:p>
@@ -252,7 +252,7 @@
         <w:pStyle w:val="Heading2"/>
       </w:pPr>
       <w:r>
-        <w:t>Überlappende Krisen und Jugendliche: Psychische Belastung in Brasilien</w:t>
+        <w:t>Luftverschmutzung in der Schwangerschaft und Plazentenfunktion</w:t>
       </w:r>
     </w:p>
     <w:p>
@@ -262,12 +262,12 @@
           <w:color w:val="666666"/>
           <w:sz w:val="18"/>
         </w:rPr>
-        <w:t>Procópio JA et al.  ·  BMC Public Health  ·  31.07.2026  ·  PMID 42947106</w:t>
+        <w:t>Zanini MJ et al.  ·  Environ Pollut  ·  01.12.2026  ·  PMID 42686006</w:t>
       </w:r>
     </w:p>
     <w:p>
       <w:r>
-        <w:t>Studie analysierte die Auswirkungen der zeitlichen Überlappung einer Regenkatastrophe mit der COVID-19-Pandemie auf die psychische Gesundheit von Jugendlichen mittels Vergleich der Primärversorgungsnachfrage.</w:t>
+        <w:t>Kohortenstudie in Barcelona (2018–2021) zur Assoziation mütterlicher Luftschadstoff-Exposition (NO₂, Rußpartikel, PM₂,₅) mit Doppler-Markern der Plazentenfunktion über alle Trimester.</w:t>
       </w:r>
     </w:p>
     <w:p>
@@ -278,7 +278,7 @@
         <w:t xml:space="preserve">Ergebnis: </w:t>
       </w:r>
       <w:r>
-        <w:t>Nach Katastrophenüberlappung (Feb. 2022) war die mentale-Gesundheits-Konsultationsrate 166,2 % höher als vor der Pandemie und 318,4 % höher als in den ersten 6 Monaten der Pandemie, insbesondere bei 14-17-jährigen Jungen (p&lt;0,05).</w:t>
+        <w:t>Höhere NO₂- und Rußpartikel-Exposition assoziiert mit erhöhtem Uterusarterien-Pulsatilitätsindex, besonders für Homeexposition; NO₂ auch mit erniedrigtem zerebroplazentalem Verhältnis. Hinweis auf beeinträchtigte Plazentendurchblutung.</w:t>
       </w:r>
     </w:p>
     <w:p>
@@ -293,7 +293,7 @@
         <w:rPr>
           <w:sz w:val="19"/>
         </w:rPr>
-        <w:t>Brasilien – methodisch relevant, aber Bevölkerungskontext und Klimazone unterscheiden sich; Prinzipien zur Erfassung psychischer Notlagen bei Compound Disasters gelten</w:t>
+        <w:t>Südeuropa (Barcelona); Klimazone und Versorgungsstruktur teils übertragbar</w:t>
       </w:r>
     </w:p>
     <w:p>
@@ -302,7 +302,7 @@
           <w:color w:val="5A7D3A"/>
           <w:sz w:val="18"/>
         </w:rPr>
-        <w:t>https://pubmed.ncbi.nlm.nih.gov/42947106/</w:t>
+        <w:t>https://pubmed.ncbi.nlm.nih.gov/42686006/</w:t>
       </w:r>
     </w:p>
     <w:p>
@@ -310,7 +310,7 @@
         <w:pStyle w:val="Heading2"/>
       </w:pPr>
       <w:r>
-        <w:t>Klimakompetenz von Gesundheitsberufen: Schulungserfolg in Europa</w:t>
+        <w:t>Kohlenstoff-Emissionen der Anästhesie bei Kaiserschnitt</w:t>
       </w:r>
     </w:p>
     <w:p>
@@ -320,12 +320,12 @@
           <w:color w:val="666666"/>
           <w:sz w:val="18"/>
         </w:rPr>
-        <w:t>Twomey EP et al.  ·  Eur J Public Health  ·  09.10.2026  ·  PMID 42946661</w:t>
+        <w:t>Kouwenberg LHJA et al.  ·  Br J Anaesth  ·  29.08.2026  ·  PMID 42665486</w:t>
       </w:r>
     </w:p>
     <w:p>
       <w:r>
-        <w:t>Die Studie evaluierte einen 10-wöchigen Online-Kurs zur Stärkung von Klimakompetenz bei 446 europäischen Gesundheitsfachpersonen mittels Pre-Post-Fragebogen zu sechs Kompetenzbereichen.</w:t>
+        <w:t>Prospektive Beobachtungsstudie an 50 Kaiserschnitten in niederländischem Universitätsklinikum zur Quantifizierung des Kohlenstoff-Fußabdrucks von Anästhesie-Pharmaka und Einmalartikeln.</w:t>
       </w:r>
     </w:p>
     <w:p>
@@ -336,7 +336,7 @@
         <w:t xml:space="preserve">Ergebnis: </w:t>
       </w:r>
       <w:r>
-        <w:t>Statistisch signifikante Verbesserungen across alle sechs Kompetenzbereiche (p&lt;0,001); Konfidenzsteigerung im Mittel um 45-59 %, konsistent über europäische Subregionen, trotz unterschiedlicher Policy- und Institutionskontexte.</w:t>
+        <w:t>Mittlerer CO₂-Fußabdruck 5,6 kg CO₂-Äq pro Eingriff: Einmalartikel 80 % (4,5 kg), davon Neuralkanaltablett, Spritzen, Wärmeblanket die größten Treiber; ~4 % durch ungenutzte Materialien; Pharmaka 1,1 kg CO₂-Äq.</w:t>
       </w:r>
     </w:p>
     <w:p>
@@ -351,7 +351,7 @@
         <w:rPr>
           <w:sz w:val="19"/>
         </w:rPr>
-        <w:t>Europaweites Sample aus 119 Ländern, 446 aus WHO-Europaregion; Curriculummodell direkt auf deutsche Aus- und Weiterbildung anwendbar</w:t>
+        <w:t>Niederlande, vergleichbare Klinikstruktur; direkt auf deutsche Operationssäle übertragbar</w:t>
       </w:r>
     </w:p>
     <w:p>
@@ -360,7 +360,7 @@
           <w:color w:val="5A7D3A"/>
           <w:sz w:val="18"/>
         </w:rPr>
-        <w:t>https://pubmed.ncbi.nlm.nih.gov/42946661/</w:t>
+        <w:t>https://pubmed.ncbi.nlm.nih.gov/42665486/</w:t>
       </w:r>
     </w:p>
     <w:p>
@@ -368,7 +368,7 @@
         <w:pStyle w:val="Heading2"/>
       </w:pPr>
       <w:r>
-        <w:t>Candida auris: Pilzpathogen und Klimawandel-Signal</w:t>
+        <w:t>Kohlenstoff-Fußabdruck der Hämodialyse: europäische Lebenszyklusanalyse</w:t>
       </w:r>
     </w:p>
     <w:p>
@@ -378,12 +378,12 @@
           <w:color w:val="666666"/>
           <w:sz w:val="18"/>
         </w:rPr>
-        <w:t>Schuh CE et al.  ·  mSphere  ·  27.10.2026  ·  PMID 42825548</w:t>
+        <w:t>Fehintola A et al.  ·  J Nephrol  ·  30.10.2026  ·  PMID 42610222</w:t>
       </w:r>
     </w:p>
     <w:p>
       <w:r>
-        <w:t>Das Übersichtspapier analysiert die evolutionsbiologischen und ökologischen Mechanismen, durch die Candidaauris als thermotoleranter multiresistenter Erreger die thermale Schutzbarriere der Mammalia durchbricht – ein Warnsignal für weitere Pilzemergenzen.</w:t>
+        <w:t>Multizentrische Lebenszyklusanalyse des Kohlenstoff-Fußabdrucks ambulanter Hämodialyse an vier europäischen Zentren (Spanien, Niederlande, Italien, Polen).</w:t>
       </w:r>
     </w:p>
     <w:p>
@@ -394,7 +394,7 @@
         <w:t xml:space="preserve">Ergebnis: </w:t>
       </w:r>
       <w:r>
-        <w:t>C. auris gedeiht bei 37 °C (normale Körpertemperatur), toleriert bis 47 °C, ist resistent gegen alle drei Antifungal-Klassen und verursacht invasive Infektionen mit 30-60 % Mortalität; die unabhängige Entstehung genetisch distinkter Klone auf mehreren Kontinenten deutet auf gemeinsame Selektionsdrücke hin.</w:t>
+        <w:t>Jährliche Emissionen variierten 2,7-fach: 1829–4894 kg CO₂-Äq pro Patient/Jahr. Verbrauchsmaterialien 953–1975 kg, Strom 149–659 kg, Patientenmobilität 265–2548 kg CO₂-Äq. Öffentliche Verkehrsmittel reduzierten Fahrtemissionen um 57,9–64,7%; Elektrifizierung nur 3,9–30,6%.</w:t>
       </w:r>
     </w:p>
     <w:p>
@@ -409,7 +409,7 @@
         <w:rPr>
           <w:sz w:val="19"/>
         </w:rPr>
-        <w:t>Globales Phänomen; Mechanismusverständnis ist zonenunabhängig; klinische Relevanz für deutsche Kliniken bereits gegeben</w:t>
+        <w:t>Niederlande, Mitteleuropa; direkt übertragbar auf deutsche Dialysezentren</w:t>
       </w:r>
     </w:p>
     <w:p>
@@ -418,7 +418,7 @@
           <w:color w:val="5A7D3A"/>
           <w:sz w:val="18"/>
         </w:rPr>
-        <w:t>https://pubmed.ncbi.nlm.nih.gov/42825548/</w:t>
+        <w:t>https://pubmed.ncbi.nlm.nih.gov/42610222/</w:t>
       </w:r>
     </w:p>
     <w:sectPr>

--- a/download/studien-aktuell.docx
+++ b/download/studien-aktuell.docx
@@ -62,7 +62,7 @@
           <w:color w:val="666666"/>
           <w:sz w:val="18"/>
         </w:rPr>
-        <w:t>Stand: 30.10.2026  |  6 Studien  |  klima.m-vf.de</w:t>
+        <w:t>Stand: 31.10.2026  |  6 Studien  |  klima.m-vf.de</w:t>
       </w:r>
     </w:p>
     <w:p>
@@ -70,7 +70,7 @@
         <w:pStyle w:val="Heading1"/>
       </w:pPr>
       <w:r>
-        <w:t>Aufgenommen am 30.10.2026</w:t>
+        <w:t>Aufgenommen am 31.10.2026</w:t>
       </w:r>
     </w:p>
     <w:p>
@@ -78,7 +78,7 @@
         <w:pStyle w:val="Heading2"/>
       </w:pPr>
       <w:r>
-        <w:t>Thermische Stressbelastung in Indien: räumlich-zeitliche Trends 1975–2024</w:t>
+        <w:t>Gesundheitseffekte von Klimaanpassungsmaßnahmen in chinesischen Pilot-Städten</w:t>
       </w:r>
     </w:p>
     <w:p>
@@ -88,12 +88,12 @@
           <w:color w:val="666666"/>
           <w:sz w:val="18"/>
         </w:rPr>
-        <w:t>Rana MJ et al.  ·  Int J Biometeorol  ·  28.10.2026  ·  PMID 42955412</w:t>
+        <w:t>Wang C et al.  ·  Front Public Health  ·  14.10.2026  ·  PMID 42959475</w:t>
       </w:r>
     </w:p>
     <w:p>
       <w:r>
-        <w:t>50-jährige Analyse thermischer Belastung (WBGT, UTCI) in Distrikten von Uttar Pradesh mit Fokus auf Trends, räumliche Heterogenität und Verschiebung in Stressintensität.</w:t>
+        <w:t>Differenz-in-Differenzen-Analyse zu PM₂,₅-Reduktion und modellierter Gesundheitslast in 21 chinesischen Klimaanpassungsstädten (2017–2022) im Vergleich zu 243 Kontrollstädten.</w:t>
       </w:r>
     </w:p>
     <w:p>
@@ -104,7 +104,7 @@
         <w:t xml:space="preserve">Ergebnis: </w:t>
       </w:r>
       <w:r>
-        <w:t>Östliche Distrikte zeigten konsistent höhere thermische Belastung. Mehrere Distrikte mit Anstieg &gt;0,5 °C in WBGT/UTCI 2000–2024. Markante Verschiebung von niedriger/moderater zu starker/sehr starker Belastung; statistisch signifikante Trends in den meisten Distrikten.</w:t>
+        <w:t>Die Intervention war mit 3,87 μg/m³ niedrigerem PM₂,₅ assoziiert (95% KI: -6,49 bis -1,25; p=0,0067). Das Modell deutet auf ca. 8,1% niedrigere Luftverschmutzungslast hin (95% KI: -11,32% bis -4,76%), aber keine beobachtete Mortalitätsreduktion. Defensive Kapazitätsanpassungen waren ungleichmäßig und unsicher.</w:t>
       </w:r>
     </w:p>
     <w:p>
@@ -119,7 +119,7 @@
         <w:rPr>
           <w:sz w:val="19"/>
         </w:rPr>
-        <w:t>Indien, tropisch; nur Methodik (biometereorologische Indizes) übertragbar, nicht Schwellenwerte</w:t>
+        <w:t>China – Studienmethodik zur Evaluierung von Co-Benefits übertragbar, Temperaturschwellen und Anpassungsniveaus nicht.</w:t>
       </w:r>
     </w:p>
     <w:p>
@@ -128,7 +128,7 @@
           <w:color w:val="5A7D3A"/>
           <w:sz w:val="18"/>
         </w:rPr>
-        <w:t>https://pubmed.ncbi.nlm.nih.gov/42955412/</w:t>
+        <w:t>https://pubmed.ncbi.nlm.nih.gov/42959475/</w:t>
       </w:r>
     </w:p>
     <w:p>
@@ -136,7 +136,7 @@
         <w:pStyle w:val="Heading2"/>
       </w:pPr>
       <w:r>
-        <w:t>Luftverschmutzung und psychische Gesundheit von Jugendlichen</w:t>
+        <w:t>Kühlgeräte gegen Hitzschlag im präklinischen Setting</w:t>
       </w:r>
     </w:p>
     <w:p>
@@ -146,12 +146,12 @@
           <w:color w:val="666666"/>
           <w:sz w:val="18"/>
         </w:rPr>
-        <w:t>Wang C et al.  ·  BMC Public Health  ·  31.07.2026  ·  PMID 42947087</w:t>
+        <w:t>Londono MJ et al.  ·  Prehosp Disaster Med  ·  30.10.2026  ·  PMID 42958936</w:t>
       </w:r>
     </w:p>
     <w:p>
       <w:r>
-        <w:t>Querschnittstudie an 71.364 Schulkindern (10–19 Jahre) in Sichuan, China zur Assoziation von Luftschadstoff-Exposition (PM₁₀, PM₂,₅, O₃, CO, SO₂, NO₂) mit Angst- und Depressionssymptomen.</w:t>
+        <w:t>Systematische Bewertung kommerziell verfügbarer Kühlgeräte zur Behandlung von Hitzschlag im Notfall- und Rettungsdiensteinsatz hinsichtlich Effektivität, Gewicht und Feldtauglichkeit.</w:t>
       </w:r>
     </w:p>
     <w:p>
@@ -162,7 +162,7 @@
         <w:t xml:space="preserve">Ergebnis: </w:t>
       </w:r>
       <w:r>
-        <w:t>Jeder IQR-Anstieg PM₁₀ und O₃ assoziiert mit erhöhtem Angstrisiko (OR 1,29 [95% CI 1,22–1,36] für PM₁₀; OR 1,24 [1,19–1,29] für O₃) und Depression. O₃ erhöhte auch Symptomskalen signifikant; hohe Belastung zeigte dosisabhängige Risikoerhöhung.</w:t>
+        <w:t>Von 18 bewerteten Geräten erfüllten nur 3 die ideale Kühlrate (≥0,155°C/Minute), 2 weitere erreichten akzeptable Leistung (0,078–0,154°C/Minute). Etwa 61% der Geräte berichteten keine Kühlrate. Nur 5 Geräte erfüllten Portabilitätskriterien (≤16 kg), keines kombinierte Effektivität, Portabilität, Feldtauglichkeit und Wiederverwendbarkeit. Ein erhebliches regulatorisches Defizit bei der Erfassung von Leistungsmetriken wurde identifiziert.</w:t>
       </w:r>
     </w:p>
     <w:p>
@@ -177,7 +177,7 @@
         <w:rPr>
           <w:sz w:val="19"/>
         </w:rPr>
-        <w:t>China, subtropisch; Fragestellung klimazonenunabhängig, aber Schwellenwerte nicht auf Mitteleuropa übertragbar</w:t>
+        <w:t>USA-Studie; Methodologie zur Bewertung von Hitzenotfallausrüstung übertragbar auf deutsche Notfallmedizin.</w:t>
       </w:r>
     </w:p>
     <w:p>
@@ -186,7 +186,7 @@
           <w:color w:val="5A7D3A"/>
           <w:sz w:val="18"/>
         </w:rPr>
-        <w:t>https://pubmed.ncbi.nlm.nih.gov/42947087/</w:t>
+        <w:t>https://pubmed.ncbi.nlm.nih.gov/42958936/</w:t>
       </w:r>
     </w:p>
     <w:p>
@@ -194,7 +194,7 @@
         <w:pStyle w:val="Heading2"/>
       </w:pPr>
       <w:r>
-        <w:t>Kunst als Hebel für Klimakommunikation, Anpassung und Emissionsreduktion</w:t>
+        <w:t>Auswirkungen steigender Temperaturen auf neurologische Erkrankungen</w:t>
       </w:r>
     </w:p>
     <w:p>
@@ -204,12 +204,12 @@
           <w:color w:val="666666"/>
           <w:sz w:val="18"/>
         </w:rPr>
-        <w:t>Moula Z et al.  ·  Front Public Health  ·  07.10.2026  ·  PMID 42909252</w:t>
+        <w:t>Pereira GM et al.  ·  Arq Neuropsiquiatr  ·  27.10.2026  ·  PMID 42946002</w:t>
       </w:r>
     </w:p>
     <w:p>
       <w:r>
-        <w:t>Rapid Scoping Review über 16 Studien zu kunstgestützten Interventionen für Klimakommunikation, Anpassung und Mitigation mit Fokus auf emotionale und kognitive Aktivierung.</w:t>
+        <w:t>Systematische Übersicht (2011–2026) zur Assoziation zwischen Temperaturanstieg und Verschlimmerung neurologischer Erkrankungen wie Epilepsie, Schlaganfall, Multiple Sklerose und neurodegenerative Erkrankungen.</w:t>
       </w:r>
     </w:p>
     <w:p>
@@ -220,7 +220,7 @@
         <w:t xml:space="preserve">Ergebnis: </w:t>
       </w:r>
       <w:r>
-        <w:t>Kunstbasierte Programme erreichten auch klimaunintersierte Zuschauer; nur 4 von 16 Studien adressierten Anpassung/Mitigation (vs. 12 zur Kommunikation). Kombinierte emotionale und kognitive Aktivierung war am wirksamsten für kollektives Umwelthandeln.</w:t>
+        <w:t>Wärmexposition ist mit höheren Hospitalisierungsraten und akuter Symptomverschlimmerung verbunden, insbesondere Uhthoff-Phänomen bei MS und autonomer Thermoregulationsstörung bei Parkinson. Trotz geografischer und methodischer Unterschiede zeigt sich ein konsistenter Trend erhöhter neurologischer Vulnerabilität gegenüber thermischem Stress.</w:t>
       </w:r>
     </w:p>
     <w:p>
@@ -235,7 +235,7 @@
         <w:rPr>
           <w:sz w:val="19"/>
         </w:rPr>
-        <w:t>Großbritannien, internationale Studien; Methodische Relevanz für Gesundheitskommunikation</w:t>
+        <w:t>Übersichtsstudie globaler Literatur; Fensterprinzipien und Risikogruppen auf Deutschland übertragbar.</w:t>
       </w:r>
     </w:p>
     <w:p>
@@ -244,7 +244,7 @@
           <w:color w:val="5A7D3A"/>
           <w:sz w:val="18"/>
         </w:rPr>
-        <w:t>https://pubmed.ncbi.nlm.nih.gov/42909252/</w:t>
+        <w:t>https://pubmed.ncbi.nlm.nih.gov/42946002/</w:t>
       </w:r>
     </w:p>
     <w:p>
@@ -252,7 +252,7 @@
         <w:pStyle w:val="Heading2"/>
       </w:pPr>
       <w:r>
-        <w:t>Luftverschmutzung in der Schwangerschaft und Plazentenfunktion</w:t>
+        <w:t>Luftverschmutzung und genetische Faktoren in der Autismus-Spektrum-Störung</w:t>
       </w:r>
     </w:p>
     <w:p>
@@ -262,12 +262,12 @@
           <w:color w:val="666666"/>
           <w:sz w:val="18"/>
         </w:rPr>
-        <w:t>Zanini MJ et al.  ·  Environ Pollut  ·  01.12.2026  ·  PMID 42686006</w:t>
+        <w:t>Ayyan M et al.  ·  Environ Health  ·  31.07.2026  ·  PMID 42934643</w:t>
       </w:r>
     </w:p>
     <w:p>
       <w:r>
-        <w:t>Kohortenstudie in Barcelona (2018–2021) zur Assoziation mütterlicher Luftschadstoff-Exposition (NO₂, Rußpartikel, PM₂,₅) mit Doppler-Markern der Plazentenfunktion über alle Trimester.</w:t>
+        <w:t>Literaturübersicht zu Umweltfaktoren und genetischen Varianten bei Autismus mit Fokus auf Luftverschmutzung und ihre Mechanismen der Neurotoxizität.</w:t>
       </w:r>
     </w:p>
     <w:p>
@@ -278,7 +278,7 @@
         <w:t xml:space="preserve">Ergebnis: </w:t>
       </w:r>
       <w:r>
-        <w:t>Höhere NO₂- und Rußpartikel-Exposition assoziiert mit erhöhtem Uterusarterien-Pulsatilitätsindex, besonders für Homeexposition; NO₂ auch mit erniedrigtem zerebroplazentalem Verhältnis. Hinweis auf beeinträchtigte Plazentendurchblutung.</w:t>
+        <w:t>Feinstaub (PM₂,₅, PM₁₀), Stickoxide, Ozon und Dioxine erhöhen oxidativen Stress und Neuroinflammation und verändern DNA-Methylierungsmuster. Pränatale und frühe postnatale Expositionen sind kritische Fenster für Beeinträchtigung der Synaptogenese und Neurotransmitterbalance. Männer zeigen erhöhte Vulnerabilität aufgrund hormoneller und immunologischer Interaktionen.</w:t>
       </w:r>
     </w:p>
     <w:p>
@@ -293,7 +293,7 @@
         <w:rPr>
           <w:sz w:val="19"/>
         </w:rPr>
-        <w:t>Südeuropa (Barcelona); Klimazone und Versorgungsstruktur teils übertragbar</w:t>
+        <w:t>Mittlerer Osten und Nordafrika; Mechanismenstudium zur Fensterperspektive übertragbar, absolute Schwellwerte nicht.</w:t>
       </w:r>
     </w:p>
     <w:p>
@@ -302,7 +302,7 @@
           <w:color w:val="5A7D3A"/>
           <w:sz w:val="18"/>
         </w:rPr>
-        <w:t>https://pubmed.ncbi.nlm.nih.gov/42686006/</w:t>
+        <w:t>https://pubmed.ncbi.nlm.nih.gov/42934643/</w:t>
       </w:r>
     </w:p>
     <w:p>
@@ -310,7 +310,7 @@
         <w:pStyle w:val="Heading2"/>
       </w:pPr>
       <w:r>
-        <w:t>Kohlenstoff-Emissionen der Anästhesie bei Kaiserschnitt</w:t>
+        <w:t>Stadtgestaltung, Luftverschmutzung und Schlafqualität</w:t>
       </w:r>
     </w:p>
     <w:p>
@@ -320,12 +320,12 @@
           <w:color w:val="666666"/>
           <w:sz w:val="18"/>
         </w:rPr>
-        <w:t>Kouwenberg LHJA et al.  ·  Br J Anaesth  ·  29.08.2026  ·  PMID 42665486</w:t>
+        <w:t>Li J et al.  ·  BMC Public Health  ·  30.07.2026  ·  PMID 42934598</w:t>
       </w:r>
     </w:p>
     <w:p>
       <w:r>
-        <w:t>Prospektive Beobachtungsstudie an 50 Kaiserschnitten in niederländischem Universitätsklinikum zur Quantifizierung des Kohlenstoff-Fußabdrucks von Anästhesie-Pharmaka und Einmalartikeln.</w:t>
+        <w:t>Längsschnittstudie an 18.891 Erwachsenen in China (2015–2023) zur Assoziation zwischen Merkmalen der bebauten Umwelt (Grünflächen, Lichtverschmutzung, Verkehrsnähe) und Schlafveränderungen, mediiert durch Luftverschmutzung.</w:t>
       </w:r>
     </w:p>
     <w:p>
@@ -336,7 +336,7 @@
         <w:t xml:space="preserve">Ergebnis: </w:t>
       </w:r>
       <w:r>
-        <w:t>Mittlerer CO₂-Fußabdruck 5,6 kg CO₂-Äq pro Eingriff: Einmalartikel 80 % (4,5 kg), davon Neuralkanaltablett, Spritzen, Wärmeblanket die größten Treiber; ~4 % durch ungenutzte Materialien; Pharmaka 1,1 kg CO₂-Äq.</w:t>
+        <w:t>Jede Quartilsteigerung des Umweltmischungsindex war mit +0,057 h/Jahr längererem Schlaf assoziiert. Begehbarkeit (37,4%), Grünflächen (28,4%) und Wasserflächen (26,5%) wirkten protektiv; Bevölkerungsdichte (63,3%) und Lichtverschmutzung (36,7%) negativ. NO₂ und PM₂,₅ erklärten bis zu 45,3% bzw. 21,5% der protektiven Effekte.</w:t>
       </w:r>
     </w:p>
     <w:p>
@@ -351,7 +351,7 @@
         <w:rPr>
           <w:sz w:val="19"/>
         </w:rPr>
-        <w:t>Niederlande, vergleichbare Klinikstruktur; direkt auf deutsche Operationssäle übertragbar</w:t>
+        <w:t>China; Studienansatz zur urbanen Exposition-Response übertragbar, Absolutwerte lokationsspezifisch.</w:t>
       </w:r>
     </w:p>
     <w:p>
@@ -360,7 +360,7 @@
           <w:color w:val="5A7D3A"/>
           <w:sz w:val="18"/>
         </w:rPr>
-        <w:t>https://pubmed.ncbi.nlm.nih.gov/42665486/</w:t>
+        <w:t>https://pubmed.ncbi.nlm.nih.gov/42934598/</w:t>
       </w:r>
     </w:p>
     <w:p>
@@ -368,7 +368,7 @@
         <w:pStyle w:val="Heading2"/>
       </w:pPr>
       <w:r>
-        <w:t>Kohlenstoff-Fußabdruck der Hämodialyse: europäische Lebenszyklusanalyse</w:t>
+        <w:t>Vibrio parahaemolyticus: Meereserwärmung und lebensmittelassoziierte Infektionsrisiken</w:t>
       </w:r>
     </w:p>
     <w:p>
@@ -378,12 +378,12 @@
           <w:color w:val="666666"/>
           <w:sz w:val="18"/>
         </w:rPr>
-        <w:t>Fehintola A et al.  ·  J Nephrol  ·  30.10.2026  ·  PMID 42610222</w:t>
+        <w:t>Sanchez-Rojas IC et al.  ·  Pathogens  ·  24.09.2026  ·  PMID 42931162</w:t>
       </w:r>
     </w:p>
     <w:p>
       <w:r>
-        <w:t>Multizentrische Lebenszyklusanalyse des Kohlenstoff-Fußabdrucks ambulanter Hämodialyse an vier europäischen Zentren (Spanien, Niederlande, Italien, Polen).</w:t>
+        <w:t>Narrative Übersicht zu Epidemiologie, Virulenzfaktoren, Antibiotikaresistenzen und klimagetriebenen Risiken von V. parahaemolyticus als Erreger lebensmittelassozierter Gastroenteritis und Aquakulturerkrankungen.</w:t>
       </w:r>
     </w:p>
     <w:p>
@@ -394,7 +394,7 @@
         <w:t xml:space="preserve">Ergebnis: </w:t>
       </w:r>
       <w:r>
-        <w:t>Jährliche Emissionen variierten 2,7-fach: 1829–4894 kg CO₂-Äq pro Patient/Jahr. Verbrauchsmaterialien 953–1975 kg, Strom 149–659 kg, Patientenmobilität 265–2548 kg CO₂-Äq. Öffentliche Verkehrsmittel reduzierten Fahrtemissionen um 57,9–64,7%; Elektrifizierung nur 3,9–30,6%.</w:t>
+        <w:t>V. parahaemolyticus wurde in 3,11% von 79.075 Diarrhö-Proben in 11 chinesischen Provinzen und 8,1% von 6.951 Proben in Ostchina nachgewiesen. Zhejiang dokumentierte 383 Ausbrüche mit 4.382 Fällen (2010–2022). Meereserwärmung, Versalzung und veränderte marine Ökosysteme erweitern geografische Verbreitung und saisonale Dynamik.</w:t>
       </w:r>
     </w:p>
     <w:p>
@@ -409,7 +409,7 @@
         <w:rPr>
           <w:sz w:val="19"/>
         </w:rPr>
-        <w:t>Niederlande, Mitteleuropa; direkt übertragbar auf deutsche Dialysezentren</w:t>
+        <w:t>Mehrländer-Übersicht; One-Health-Konzepte und Klimaschnittstellen auf maritime Regionen Europas übertragbar.</w:t>
       </w:r>
     </w:p>
     <w:p>
@@ -418,7 +418,7 @@
           <w:color w:val="5A7D3A"/>
           <w:sz w:val="18"/>
         </w:rPr>
-        <w:t>https://pubmed.ncbi.nlm.nih.gov/42610222/</w:t>
+        <w:t>https://pubmed.ncbi.nlm.nih.gov/42931162/</w:t>
       </w:r>
     </w:p>
     <w:sectPr>
